--- a/02. NET/01. SOAP .NET/01. UML/02. ECUD/ECUD_CONVERSION_MONSTER_G07.docx
+++ b/02. NET/01. SOAP .NET/01. UML/02. ECUD/ECUD_CONVERSION_MONSTER_G07.docx
@@ -1,6 +1,6 @@
 
 <file path=word/document.xml><?xml version="1.0" encoding="utf-8"?>
-<w:document xmlns:wpc="http://schemas.microsoft.com/office/word/2010/wordprocessingCanvas" xmlns:mc="http://schemas.openxmlformats.org/markup-compatibility/2006" xmlns:o="urn:schemas-microsoft-com:office:office" xmlns:r="http://schemas.openxmlformats.org/officeDocument/2006/relationships" xmlns:m="http://schemas.openxmlformats.org/officeDocument/2006/math" xmlns:v="urn:schemas-microsoft-com:vml" xmlns:wp14="http://schemas.microsoft.com/office/word/2010/wordprocessingDrawing" xmlns:wp="http://schemas.openxmlformats.org/drawingml/2006/wordprocessingDrawing" xmlns:w10="urn:schemas-microsoft-com:office:word" xmlns:w="http://schemas.openxmlformats.org/wordprocessingml/2006/main" xmlns:w14="http://schemas.microsoft.com/office/word/2010/wordml" xmlns:w15="http://schemas.microsoft.com/office/word/2012/wordml" xmlns:wpg="http://schemas.microsoft.com/office/word/2010/wordprocessingGroup" xmlns:wpi="http://schemas.microsoft.com/office/word/2010/wordprocessingInk" xmlns:wne="http://schemas.microsoft.com/office/word/2006/wordml" xmlns:wps="http://schemas.microsoft.com/office/word/2010/wordprocessingShape" mc:Ignorable="w14 w15 wp14">
+<w:document xmlns:wpc="http://schemas.microsoft.com/office/word/2010/wordprocessingCanvas" xmlns:cx="http://schemas.microsoft.com/office/drawing/2014/chartex" xmlns:cx1="http://schemas.microsoft.com/office/drawing/2015/9/8/chartex" xmlns:cx2="http://schemas.microsoft.com/office/drawing/2015/10/21/chartex" xmlns:cx3="http://schemas.microsoft.com/office/drawing/2016/5/9/chartex" xmlns:cx4="http://schemas.microsoft.com/office/drawing/2016/5/10/chartex" xmlns:cx5="http://schemas.microsoft.com/office/drawing/2016/5/11/chartex" xmlns:cx6="http://schemas.microsoft.com/office/drawing/2016/5/12/chartex" xmlns:cx7="http://schemas.microsoft.com/office/drawing/2016/5/13/chartex" xmlns:cx8="http://schemas.microsoft.com/office/drawing/2016/5/14/chartex" xmlns:mc="http://schemas.openxmlformats.org/markup-compatibility/2006" xmlns:aink="http://schemas.microsoft.com/office/drawing/2016/ink" xmlns:am3d="http://schemas.microsoft.com/office/drawing/2017/model3d" xmlns:o="urn:schemas-microsoft-com:office:office" xmlns:r="http://schemas.openxmlformats.org/officeDocument/2006/relationships" xmlns:m="http://schemas.openxmlformats.org/officeDocument/2006/math" xmlns:v="urn:schemas-microsoft-com:vml" xmlns:wp14="http://schemas.microsoft.com/office/word/2010/wordprocessingDrawing" xmlns:wp="http://schemas.openxmlformats.org/drawingml/2006/wordprocessingDrawing" xmlns:w10="urn:schemas-microsoft-com:office:word" xmlns:w="http://schemas.openxmlformats.org/wordprocessingml/2006/main" xmlns:w14="http://schemas.microsoft.com/office/word/2010/wordml" xmlns:w15="http://schemas.microsoft.com/office/word/2012/wordml" xmlns:w16cex="http://schemas.microsoft.com/office/word/2018/wordml/cex" xmlns:w16cid="http://schemas.microsoft.com/office/word/2016/wordml/cid" xmlns:w16="http://schemas.microsoft.com/office/word/2018/wordml" xmlns:w16sdtdh="http://schemas.microsoft.com/office/word/2020/wordml/sdtdatahash" xmlns:w16se="http://schemas.microsoft.com/office/word/2015/wordml/symex" xmlns:wpg="http://schemas.microsoft.com/office/word/2010/wordprocessingGroup" xmlns:wpi="http://schemas.microsoft.com/office/word/2010/wordprocessingInk" xmlns:wne="http://schemas.microsoft.com/office/word/2006/wordml" xmlns:wps="http://schemas.microsoft.com/office/word/2010/wordprocessingShape" mc:Ignorable="w14 w15 w16se w16cid w16 w16cex w16sdtdh wp14">
   <w:body>
     <w:p>
       <w:pPr>
@@ -491,8 +491,7 @@
               </mc:Choice>
               <mc:Fallback>
                 <w:pict>
-                  <v:rect w14:anchorId="62ACB4DA" id="Rectángulo 54" o:spid="_x0000_s1026" style="position:absolute;left:0;text-align:left;margin-left:13.2pt;margin-top:175.1pt;width:416.25pt;height:510.05pt;z-index:251658242;visibility:visible;mso-wrap-style:square;mso-width-percent:0;mso-height-percent:0;mso-wrap-distance-left:9pt;mso-wrap-distance-top:0;mso-wrap-distance-right:9pt;mso-wrap-distance-bottom:0;mso-position-horizontal:absolute;mso-position-horizontal-relative:margin;mso-position-vertical:absolute;mso-position-vertical-relative:text;mso-width-percent:0;mso-height-percent:0;mso-width-relative:page;mso-height-relative:margin;v-text-anchor:middle" o:gfxdata="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" filled="f" stroked="f" strokeweight="2pt">
-                    <v:path arrowok="t"/>
+                  <v:rect w14:anchorId="62ACB4DA" id="Rectángulo 54" o:spid="_x0000_s1026" style="position:absolute;left:0;text-align:left;margin-left:13.2pt;margin-top:175.1pt;width:416.25pt;height:510.05pt;z-index:251658242;visibility:visible;mso-wrap-style:square;mso-width-percent:0;mso-height-percent:0;mso-wrap-distance-left:9pt;mso-wrap-distance-top:0;mso-wrap-distance-right:9pt;mso-wrap-distance-bottom:0;mso-position-horizontal:absolute;mso-position-horizontal-relative:margin;mso-position-vertical:absolute;mso-position-vertical-relative:text;mso-width-percent:0;mso-height-percent:0;mso-width-relative:page;mso-height-relative:margin;v-text-anchor:middle" o:gfxdata="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" filled="f" stroked="f" strokeweight="2pt">
                     <v:textbox>
                       <w:txbxContent>
                         <w:p>
@@ -4327,8 +4326,8 @@
               </mc:Choice>
               <mc:Fallback>
                 <w:pict>
-                  <v:group w14:anchorId="2E8661DE" id="Grupo 7" o:spid="_x0000_s1027" style="position:absolute;left:0;text-align:left;margin-left:78.6pt;margin-top:71.4pt;width:167.95pt;height:698.4pt;z-index:-251658239;mso-position-horizontal-relative:page;mso-position-vertical-relative:page" coordsize="21336,91257" o:gfxdata="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">
-                    <v:rect id="Rectángulo 16" o:spid="_x0000_s1028" style="position:absolute;width:1945;height:91257;visibility:visible;mso-wrap-style:square;v-text-anchor:middle" o:gfxdata="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" fillcolor="#44546a [3215]" stroked="f" strokeweight="1pt"/>
+                  <v:group w14:anchorId="2E8661DE" id="Grupo 7" o:spid="_x0000_s1027" style="position:absolute;left:0;text-align:left;margin-left:78.6pt;margin-top:71.4pt;width:167.95pt;height:698.4pt;z-index:-251658239;mso-position-horizontal-relative:page;mso-position-vertical-relative:page" coordsize="21336,91257" o:gfxdata="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">
+                    <v:rect id="Rectángulo 16" o:spid="_x0000_s1028" style="position:absolute;width:1945;height:91257;visibility:visible;mso-wrap-style:square;v-text-anchor:middle" o:gfxdata="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" fillcolor="#44546a [3215]" stroked="f" strokeweight="1pt"/>
                     <v:shapetype id="_x0000_t15" coordsize="21600,21600" o:spt="15" adj="16200" path="m@0,l,,,21600@0,21600,21600,10800xe">
                       <v:stroke joinstyle="miter"/>
                       <v:formulas>
@@ -4340,7 +4339,7 @@
                         <v:h position="#0,topLeft" xrange="0,21600"/>
                       </v:handles>
                     </v:shapetype>
-                    <v:shape id="Pentágono 13" o:spid="_x0000_s1029" type="#_x0000_t15" style="position:absolute;left:2463;top:12069;width:14837;height:5520;visibility:visible;mso-wrap-style:square;v-text-anchor:middle" o:gfxdata="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" adj="17582" fillcolor="#4472c4 [3204]" stroked="f" strokeweight="1pt">
+                    <v:shape id="Pentágono 13" o:spid="_x0000_s1029" type="#_x0000_t15" style="position:absolute;left:2463;top:12069;width:14837;height:5520;visibility:visible;mso-wrap-style:square;v-text-anchor:middle" o:gfxdata="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" adj="17582" fillcolor="#4472c4 [3204]" stroked="f" strokeweight="1pt">
                       <v:textbox inset=",0,14.4pt,0">
                         <w:txbxContent>
                           <w:sdt>
@@ -4388,99 +4387,99 @@
                         </w:txbxContent>
                       </v:textbox>
                     </v:shape>
-                    <v:group id="Grupo 25" o:spid="_x0000_s1030" style="position:absolute;left:762;top:42100;width:20574;height:49103" coordorigin="806,42118" coordsize="13062,31210" o:gfxdata="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">
-                      <v:group id="Grupo 26" o:spid="_x0000_s1031" style="position:absolute;left:1410;top:42118;width:10478;height:31210" coordorigin="1410,42118" coordsize="10477,31210" o:gfxdata="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">
+                    <v:group id="Grupo 25" o:spid="_x0000_s1030" style="position:absolute;left:762;top:42100;width:20574;height:49103" coordorigin="806,42118" coordsize="13062,31210" o:gfxdata="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">
+                      <v:group id="Grupo 26" o:spid="_x0000_s1031" style="position:absolute;left:1410;top:42118;width:10478;height:31210" coordorigin="1410,42118" coordsize="10477,31210" o:gfxdata="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">
                         <o:lock v:ext="edit" aspectratio="t"/>
-                        <v:shape id="Forma libre 16" o:spid="_x0000_s1032" style="position:absolute;left:3696;top:62168;width:1937;height:6985;visibility:visible;mso-wrap-style:square;v-text-anchor:top" coordsize="122,440" o:gfxdata="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" path="m,l39,152,84,304r38,113l122,440,76,306,39,180,6,53,,xe" fillcolor="#44546a [3215]" strokecolor="#44546a [3215]" strokeweight="0">
+                        <v:shape id="Forma libre 16" o:spid="_x0000_s1032" style="position:absolute;left:3696;top:62168;width:1937;height:6985;visibility:visible;mso-wrap-style:square;v-text-anchor:top" coordsize="122,440" o:gfxdata="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" path="m,l39,152,84,304r38,113l122,440,76,306,39,180,6,53,,xe" fillcolor="#44546a [3215]" strokecolor="#44546a [3215]" strokeweight="0">
                           <v:path arrowok="t" o:connecttype="custom" o:connectlocs="0,0;61913,241300;133350,482600;193675,661988;193675,698500;120650,485775;61913,285750;9525,84138;0,0" o:connectangles="0,0,0,0,0,0,0,0,0"/>
                         </v:shape>
-                        <v:shape id="Forma libre 17" o:spid="_x0000_s1033" style="position:absolute;left:5728;top:69058;width:1842;height:4270;visibility:visible;mso-wrap-style:square;v-text-anchor:top" coordsize="116,269" o:gfxdata="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" path="m,l8,19,37,93r30,74l116,269r-8,l60,169,30,98,1,25,,xe" fillcolor="#44546a [3215]" strokecolor="#44546a [3215]" strokeweight="0">
+                        <v:shape id="Forma libre 17" o:spid="_x0000_s1033" style="position:absolute;left:5728;top:69058;width:1842;height:4270;visibility:visible;mso-wrap-style:square;v-text-anchor:top" coordsize="116,269" o:gfxdata="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" path="m,l8,19,37,93r30,74l116,269r-8,l60,169,30,98,1,25,,xe" fillcolor="#44546a [3215]" strokecolor="#44546a [3215]" strokeweight="0">
                           <v:path arrowok="t" o:connecttype="custom" o:connectlocs="0,0;12700,30163;58738,147638;106363,265113;184150,427038;171450,427038;95250,268288;47625,155575;1588,39688;0,0" o:connectangles="0,0,0,0,0,0,0,0,0,0"/>
                         </v:shape>
-                        <v:shape id="Forma libre 18" o:spid="_x0000_s1034" style="position:absolute;left:1410;top:42118;width:2223;height:20193;visibility:visible;mso-wrap-style:square;v-text-anchor:top" coordsize="140,1272" o:gfxdata="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" path="m,l,,1,79r2,80l12,317,23,476,39,634,58,792,83,948r24,138l135,1223r5,49l138,1262,105,1106,77,949,53,792,35,634,20,476,9,317,2,159,,79,,xe" fillcolor="#44546a [3215]" strokecolor="#44546a [3215]" strokeweight="0">
+                        <v:shape id="Forma libre 18" o:spid="_x0000_s1034" style="position:absolute;left:1410;top:42118;width:2223;height:20193;visibility:visible;mso-wrap-style:square;v-text-anchor:top" coordsize="140,1272" o:gfxdata="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" path="m,l,,1,79r2,80l12,317,23,476,39,634,58,792,83,948r24,138l135,1223r5,49l138,1262,105,1106,77,949,53,792,35,634,20,476,9,317,2,159,,79,,xe" fillcolor="#44546a [3215]" strokecolor="#44546a [3215]" strokeweight="0">
                           <v:path arrowok="t" o:connecttype="custom" o:connectlocs="0,0;0,0;1588,125413;4763,252413;19050,503238;36513,755650;61913,1006475;92075,1257300;131763,1504950;169863,1724025;214313,1941513;222250,2019300;219075,2003425;166688,1755775;122238,1506538;84138,1257300;55563,1006475;31750,755650;14288,503238;3175,252413;0,125413;0,0" o:connectangles="0,0,0,0,0,0,0,0,0,0,0,0,0,0,0,0,0,0,0,0,0,0"/>
                         </v:shape>
-                        <v:shape id="Forma libre 19" o:spid="_x0000_s1035" style="position:absolute;left:3410;top:48611;width:715;height:13557;visibility:visible;mso-wrap-style:square;v-text-anchor:top" coordsize="45,854" o:gfxdata="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" path="m45,r,l35,66r-9,67l14,267,6,401,3,534,6,669r8,134l18,854r,-3l9,814,8,803,1,669,,534,3,401,12,267,25,132,34,66,45,xe" fillcolor="#44546a [3215]" strokecolor="#44546a [3215]" strokeweight="0">
+                        <v:shape id="Forma libre 19" o:spid="_x0000_s1035" style="position:absolute;left:3410;top:48611;width:715;height:13557;visibility:visible;mso-wrap-style:square;v-text-anchor:top" coordsize="45,854" o:gfxdata="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" path="m45,r,l35,66r-9,67l14,267,6,401,3,534,6,669r8,134l18,854r,-3l9,814,8,803,1,669,,534,3,401,12,267,25,132,34,66,45,xe" fillcolor="#44546a [3215]" strokecolor="#44546a [3215]" strokeweight="0">
                           <v:path arrowok="t" o:connecttype="custom" o:connectlocs="71438,0;71438,0;55563,104775;41275,211138;22225,423863;9525,636588;4763,847725;9525,1062038;22225,1274763;28575,1355725;28575,1350963;14288,1292225;12700,1274763;1588,1062038;0,847725;4763,636588;19050,423863;39688,209550;53975,104775;71438,0" o:connectangles="0,0,0,0,0,0,0,0,0,0,0,0,0,0,0,0,0,0,0,0"/>
                         </v:shape>
-                        <v:shape id="Forma libre 26" o:spid="_x0000_s1036" style="position:absolute;left:3633;top:62311;width:2444;height:9985;visibility:visible;mso-wrap-style:square;v-text-anchor:top" coordsize="154,629" o:gfxdata="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" path="m,l10,44r11,82l34,207r19,86l75,380r25,86l120,521r21,55l152,618r2,11l140,595,115,532,93,468,67,383,47,295,28,207,12,104,,xe" fillcolor="#44546a [3215]" strokecolor="#44546a [3215]" strokeweight="0">
+                        <v:shape id="Forma libre 26" o:spid="_x0000_s1036" style="position:absolute;left:3633;top:62311;width:2444;height:9985;visibility:visible;mso-wrap-style:square;v-text-anchor:top" coordsize="154,629" o:gfxdata="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" path="m,l10,44r11,82l34,207r19,86l75,380r25,86l120,521r21,55l152,618r2,11l140,595,115,532,93,468,67,383,47,295,28,207,12,104,,xe" fillcolor="#44546a [3215]" strokecolor="#44546a [3215]" strokeweight="0">
                           <v:path arrowok="t" o:connecttype="custom" o:connectlocs="0,0;15875,69850;33338,200025;53975,328613;84138,465138;119063,603250;158750,739775;190500,827088;223838,914400;241300,981075;244475,998538;222250,944563;182563,844550;147638,742950;106363,608013;74613,468313;44450,328613;19050,165100;0,0" o:connectangles="0,0,0,0,0,0,0,0,0,0,0,0,0,0,0,0,0,0,0"/>
                         </v:shape>
-                        <v:shape id="Forma libre 27" o:spid="_x0000_s1037" style="position:absolute;left:6204;top:72233;width:524;height:1095;visibility:visible;mso-wrap-style:square;v-text-anchor:top" coordsize="33,69" o:gfxdata="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" path="m,l33,69r-9,l12,35,,xe" fillcolor="#44546a [3215]" strokecolor="#44546a [3215]" strokeweight="0">
+                        <v:shape id="Forma libre 27" o:spid="_x0000_s1037" style="position:absolute;left:6204;top:72233;width:524;height:1095;visibility:visible;mso-wrap-style:square;v-text-anchor:top" coordsize="33,69" o:gfxdata="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" path="m,l33,69r-9,l12,35,,xe" fillcolor="#44546a [3215]" strokecolor="#44546a [3215]" strokeweight="0">
                           <v:path arrowok="t" o:connecttype="custom" o:connectlocs="0,0;52388,109538;38100,109538;19050,55563;0,0" o:connectangles="0,0,0,0,0"/>
                         </v:shape>
-                        <v:shape id="Forma libre 28" o:spid="_x0000_s1038" style="position:absolute;left:3553;top:61533;width:238;height:1476;visibility:visible;mso-wrap-style:square;v-text-anchor:top" coordsize="15,93" o:gfxdata="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" path="m,l9,37r,3l15,93,5,49,,xe" fillcolor="#44546a [3215]" strokecolor="#44546a [3215]" strokeweight="0">
+                        <v:shape id="Forma libre 28" o:spid="_x0000_s1038" style="position:absolute;left:3553;top:61533;width:238;height:1476;visibility:visible;mso-wrap-style:square;v-text-anchor:top" coordsize="15,93" o:gfxdata="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" path="m,l9,37r,3l15,93,5,49,,xe" fillcolor="#44546a [3215]" strokecolor="#44546a [3215]" strokeweight="0">
                           <v:path arrowok="t" o:connecttype="custom" o:connectlocs="0,0;14288,58738;14288,63500;23813,147638;7938,77788;0,0" o:connectangles="0,0,0,0,0,0"/>
                         </v:shape>
-                        <v:shape id="Forma libre 29" o:spid="_x0000_s1039" style="position:absolute;left:5633;top:56897;width:6255;height:12161;visibility:visible;mso-wrap-style:square;v-text-anchor:top" coordsize="394,766" o:gfxdata="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" path="m394,r,l356,38,319,77r-35,40l249,160r-42,58l168,276r-37,63l98,402,69,467,45,535,26,604,14,673,7,746,6,766,,749r1,-5l7,673,21,603,40,533,65,466,94,400r33,-64l164,275r40,-60l248,158r34,-42l318,76,354,37,394,xe" fillcolor="#44546a [3215]" strokecolor="#44546a [3215]" strokeweight="0">
+                        <v:shape id="Forma libre 29" o:spid="_x0000_s1039" style="position:absolute;left:5633;top:56897;width:6255;height:12161;visibility:visible;mso-wrap-style:square;v-text-anchor:top" coordsize="394,766" o:gfxdata="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" path="m394,r,l356,38,319,77r-35,40l249,160r-42,58l168,276r-37,63l98,402,69,467,45,535,26,604,14,673,7,746,6,766,,749r1,-5l7,673,21,603,40,533,65,466,94,400r33,-64l164,275r40,-60l248,158r34,-42l318,76,354,37,394,xe" fillcolor="#44546a [3215]" strokecolor="#44546a [3215]" strokeweight="0">
                           <v:path arrowok="t" o:connecttype="custom" o:connectlocs="625475,0;625475,0;565150,60325;506413,122238;450850,185738;395288,254000;328613,346075;266700,438150;207963,538163;155575,638175;109538,741363;71438,849313;41275,958850;22225,1068388;11113,1184275;9525,1216025;0,1189038;1588,1181100;11113,1068388;33338,957263;63500,846138;103188,739775;149225,635000;201613,533400;260350,436563;323850,341313;393700,250825;447675,184150;504825,120650;561975,58738;625475,0" o:connectangles="0,0,0,0,0,0,0,0,0,0,0,0,0,0,0,0,0,0,0,0,0,0,0,0,0,0,0,0,0,0,0"/>
                         </v:shape>
-                        <v:shape id="Forma libre 30" o:spid="_x0000_s1040" style="position:absolute;left:5633;top:69153;width:571;height:3080;visibility:visible;mso-wrap-style:square;v-text-anchor:top" coordsize="36,194" o:gfxdata="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" path="m,l6,16r1,3l11,80r9,52l33,185r3,9l21,161,15,145,5,81,1,41,,xe" fillcolor="#44546a [3215]" strokecolor="#44546a [3215]" strokeweight="0">
+                        <v:shape id="Forma libre 30" o:spid="_x0000_s1040" style="position:absolute;left:5633;top:69153;width:571;height:3080;visibility:visible;mso-wrap-style:square;v-text-anchor:top" coordsize="36,194" o:gfxdata="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" path="m,l6,16r1,3l11,80r9,52l33,185r3,9l21,161,15,145,5,81,1,41,,xe" fillcolor="#44546a [3215]" strokecolor="#44546a [3215]" strokeweight="0">
                           <v:path arrowok="t" o:connecttype="custom" o:connectlocs="0,0;9525,25400;11113,30163;17463,127000;31750,209550;52388,293688;57150,307975;33338,255588;23813,230188;7938,128588;1588,65088;0,0" o:connectangles="0,0,0,0,0,0,0,0,0,0,0,0"/>
                         </v:shape>
-                        <v:shape id="Forma libre 31" o:spid="_x0000_s1041" style="position:absolute;left:6077;top:72296;width:493;height:1032;visibility:visible;mso-wrap-style:square;v-text-anchor:top" coordsize="31,65" o:gfxdata="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" path="m,l31,65r-8,l,xe" fillcolor="#44546a [3215]" strokecolor="#44546a [3215]" strokeweight="0">
+                        <v:shape id="Forma libre 31" o:spid="_x0000_s1041" style="position:absolute;left:6077;top:72296;width:493;height:1032;visibility:visible;mso-wrap-style:square;v-text-anchor:top" coordsize="31,65" o:gfxdata="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" path="m,l31,65r-8,l,xe" fillcolor="#44546a [3215]" strokecolor="#44546a [3215]" strokeweight="0">
                           <v:path arrowok="t" o:connecttype="custom" o:connectlocs="0,0;49213,103188;36513,103188;0,0" o:connectangles="0,0,0,0"/>
                         </v:shape>
-                        <v:shape id="Forma libre 32" o:spid="_x0000_s1042" style="position:absolute;left:5633;top:68788;width:111;height:666;visibility:visible;mso-wrap-style:square;v-text-anchor:top" coordsize="7,42" o:gfxdata="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" path="m,l6,17,7,42,6,39,,23,,xe" fillcolor="#44546a [3215]" strokecolor="#44546a [3215]" strokeweight="0">
+                        <v:shape id="Forma libre 32" o:spid="_x0000_s1042" style="position:absolute;left:5633;top:68788;width:111;height:666;visibility:visible;mso-wrap-style:square;v-text-anchor:top" coordsize="7,42" o:gfxdata="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" path="m,l6,17,7,42,6,39,,23,,xe" fillcolor="#44546a [3215]" strokecolor="#44546a [3215]" strokeweight="0">
                           <v:path arrowok="t" o:connecttype="custom" o:connectlocs="0,0;9525,26988;11113,66675;9525,61913;0,36513;0,0" o:connectangles="0,0,0,0,0,0"/>
                         </v:shape>
-                        <v:shape id="Forma libre 33" o:spid="_x0000_s1043" style="position:absolute;left:5871;top:71455;width:714;height:1873;visibility:visible;mso-wrap-style:square;v-text-anchor:top" coordsize="45,118" o:gfxdata="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" path="m,l6,16,21,49,33,84r12,34l44,118,13,53,11,42,,xe" fillcolor="#44546a [3215]" strokecolor="#44546a [3215]" strokeweight="0">
+                        <v:shape id="Forma libre 33" o:spid="_x0000_s1043" style="position:absolute;left:5871;top:71455;width:714;height:1873;visibility:visible;mso-wrap-style:square;v-text-anchor:top" coordsize="45,118" o:gfxdata="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" path="m,l6,16,21,49,33,84r12,34l44,118,13,53,11,42,,xe" fillcolor="#44546a [3215]" strokecolor="#44546a [3215]" strokeweight="0">
                           <v:path arrowok="t" o:connecttype="custom" o:connectlocs="0,0;9525,25400;33338,77788;52388,133350;71438,187325;69850,187325;20638,84138;17463,66675;0,0" o:connectangles="0,0,0,0,0,0,0,0,0"/>
                         </v:shape>
                       </v:group>
-                      <v:group id="Grupo 42" o:spid="_x0000_s1044" style="position:absolute;left:806;top:48269;width:13063;height:25059" coordorigin="806,46499" coordsize="8747,16779" o:gfxdata="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">
+                      <v:group id="Grupo 42" o:spid="_x0000_s1044" style="position:absolute;left:806;top:48269;width:13063;height:25059" coordorigin="806,46499" coordsize="8747,16779" o:gfxdata="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">
                         <o:lock v:ext="edit" aspectratio="t"/>
-                        <v:shape id="Forma libre 35" o:spid="_x0000_s1045" style="position:absolute;left:1187;top:51897;width:1984;height:7143;visibility:visible;mso-wrap-style:square;v-text-anchor:top" coordsize="125,450" o:gfxdata="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" path="m,l41,155,86,309r39,116l125,450,79,311,41,183,7,54,,xe" fillcolor="#44546a [3215]" strokecolor="#44546a [3215]" strokeweight="0">
+                        <v:shape id="Forma libre 35" o:spid="_x0000_s1045" style="position:absolute;left:1187;top:51897;width:1984;height:7143;visibility:visible;mso-wrap-style:square;v-text-anchor:top" coordsize="125,450" o:gfxdata="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" path="m,l41,155,86,309r39,116l125,450,79,311,41,183,7,54,,xe" fillcolor="#44546a [3215]" strokecolor="#44546a [3215]" strokeweight="0">
                           <v:fill opacity="13107f"/>
                           <v:stroke opacity="13107f"/>
                           <v:path arrowok="t" o:connecttype="custom" o:connectlocs="0,0;65088,246063;136525,490538;198438,674688;198438,714375;125413,493713;65088,290513;11113,85725;0,0" o:connectangles="0,0,0,0,0,0,0,0,0"/>
                         </v:shape>
-                        <v:shape id="Forma libre 36" o:spid="_x0000_s1046" style="position:absolute;left:3282;top:58913;width:1874;height:4366;visibility:visible;mso-wrap-style:square;v-text-anchor:top" coordsize="118,275" o:gfxdata="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" path="m,l8,20,37,96r32,74l118,275r-9,l61,174,30,100,,26,,xe" fillcolor="#44546a [3215]" strokecolor="#44546a [3215]" strokeweight="0">
+                        <v:shape id="Forma libre 36" o:spid="_x0000_s1046" style="position:absolute;left:3282;top:58913;width:1874;height:4366;visibility:visible;mso-wrap-style:square;v-text-anchor:top" coordsize="118,275" o:gfxdata="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" path="m,l8,20,37,96r32,74l118,275r-9,l61,174,30,100,,26,,xe" fillcolor="#44546a [3215]" strokecolor="#44546a [3215]" strokeweight="0">
                           <v:fill opacity="13107f"/>
                           <v:stroke opacity="13107f"/>
                           <v:path arrowok="t" o:connecttype="custom" o:connectlocs="0,0;12700,31750;58738,152400;109538,269875;187325,436563;173038,436563;96838,276225;47625,158750;0,41275;0,0" o:connectangles="0,0,0,0,0,0,0,0,0,0"/>
                         </v:shape>
-                        <v:shape id="Forma libre 37" o:spid="_x0000_s1047" style="position:absolute;left:806;top:50103;width:317;height:1921;visibility:visible;mso-wrap-style:square;v-text-anchor:top" coordsize="20,121" o:gfxdata="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" path="m,l16,72r4,49l18,112,,31,,xe" fillcolor="#44546a [3215]" strokecolor="#44546a [3215]" strokeweight="0">
+                        <v:shape id="Forma libre 37" o:spid="_x0000_s1047" style="position:absolute;left:806;top:50103;width:317;height:1921;visibility:visible;mso-wrap-style:square;v-text-anchor:top" coordsize="20,121" o:gfxdata="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" path="m,l16,72r4,49l18,112,,31,,xe" fillcolor="#44546a [3215]" strokecolor="#44546a [3215]" strokeweight="0">
                           <v:fill opacity="13107f"/>
                           <v:stroke opacity="13107f"/>
                           <v:path arrowok="t" o:connecttype="custom" o:connectlocs="0,0;25400,114300;31750,192088;28575,177800;0,49213;0,0" o:connectangles="0,0,0,0,0,0"/>
                         </v:shape>
-                        <v:shape id="Forma libre 38" o:spid="_x0000_s1048" style="position:absolute;left:1123;top:52024;width:2509;height:10207;visibility:visible;mso-wrap-style:square;v-text-anchor:top" coordsize="158,643" o:gfxdata="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" path="m,l11,46r11,83l36,211r19,90l76,389r27,87l123,533r21,55l155,632r3,11l142,608,118,544,95,478,69,391,47,302,29,212,13,107,,xe" fillcolor="#44546a [3215]" strokecolor="#44546a [3215]" strokeweight="0">
+                        <v:shape id="Forma libre 38" o:spid="_x0000_s1048" style="position:absolute;left:1123;top:52024;width:2509;height:10207;visibility:visible;mso-wrap-style:square;v-text-anchor:top" coordsize="158,643" o:gfxdata="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" path="m,l11,46r11,83l36,211r19,90l76,389r27,87l123,533r21,55l155,632r3,11l142,608,118,544,95,478,69,391,47,302,29,212,13,107,,xe" fillcolor="#44546a [3215]" strokecolor="#44546a [3215]" strokeweight="0">
                           <v:fill opacity="13107f"/>
                           <v:stroke opacity="13107f"/>
                           <v:path arrowok="t" o:connecttype="custom" o:connectlocs="0,0;17463,73025;34925,204788;57150,334963;87313,477838;120650,617538;163513,755650;195263,846138;228600,933450;246063,1003300;250825,1020763;225425,965200;187325,863600;150813,758825;109538,620713;74613,479425;46038,336550;20638,169863;0,0" o:connectangles="0,0,0,0,0,0,0,0,0,0,0,0,0,0,0,0,0,0,0"/>
                         </v:shape>
-                        <v:shape id="Forma libre 39" o:spid="_x0000_s1049" style="position:absolute;left:3759;top:62152;width:524;height:1127;visibility:visible;mso-wrap-style:square;v-text-anchor:top" coordsize="33,71" o:gfxdata="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" path="m,l33,71r-9,l11,36,,xe" fillcolor="#44546a [3215]" strokecolor="#44546a [3215]" strokeweight="0">
+                        <v:shape id="Forma libre 39" o:spid="_x0000_s1049" style="position:absolute;left:3759;top:62152;width:524;height:1127;visibility:visible;mso-wrap-style:square;v-text-anchor:top" coordsize="33,71" o:gfxdata="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" path="m,l33,71r-9,l11,36,,xe" fillcolor="#44546a [3215]" strokecolor="#44546a [3215]" strokeweight="0">
                           <v:fill opacity="13107f"/>
                           <v:stroke opacity="13107f"/>
                           <v:path arrowok="t" o:connecttype="custom" o:connectlocs="0,0;52388,112713;38100,112713;17463,57150;0,0" o:connectangles="0,0,0,0,0"/>
                         </v:shape>
-                        <v:shape id="Forma libre 40" o:spid="_x0000_s1050" style="position:absolute;left:1060;top:51246;width:238;height:1508;visibility:visible;mso-wrap-style:square;v-text-anchor:top" coordsize="15,95" o:gfxdata="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" path="m,l8,37r,4l15,95,4,49,,xe" fillcolor="#44546a [3215]" strokecolor="#44546a [3215]" strokeweight="0">
+                        <v:shape id="Forma libre 40" o:spid="_x0000_s1050" style="position:absolute;left:1060;top:51246;width:238;height:1508;visibility:visible;mso-wrap-style:square;v-text-anchor:top" coordsize="15,95" o:gfxdata="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" path="m,l8,37r,4l15,95,4,49,,xe" fillcolor="#44546a [3215]" strokecolor="#44546a [3215]" strokeweight="0">
                           <v:fill opacity="13107f"/>
                           <v:stroke opacity="13107f"/>
                           <v:path arrowok="t" o:connecttype="custom" o:connectlocs="0,0;12700,58738;12700,65088;23813,150813;6350,77788;0,0" o:connectangles="0,0,0,0,0,0"/>
                         </v:shape>
-                        <v:shape id="Forma libre 41" o:spid="_x0000_s1051" style="position:absolute;left:3171;top:46499;width:6382;height:12414;visibility:visible;mso-wrap-style:square;v-text-anchor:top" coordsize="402,782" o:gfxdata="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" path="m402,r,1l363,39,325,79r-35,42l255,164r-44,58l171,284r-38,62l100,411,71,478,45,546,27,617,13,689,7,761r,21l,765r1,-4l7,688,21,616,40,545,66,475,95,409r35,-66l167,281r42,-61l253,163r34,-43l324,78,362,38,402,xe" fillcolor="#44546a [3215]" strokecolor="#44546a [3215]" strokeweight="0">
+                        <v:shape id="Forma libre 41" o:spid="_x0000_s1051" style="position:absolute;left:3171;top:46499;width:6382;height:12414;visibility:visible;mso-wrap-style:square;v-text-anchor:top" coordsize="402,782" o:gfxdata="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" path="m402,r,1l363,39,325,79r-35,42l255,164r-44,58l171,284r-38,62l100,411,71,478,45,546,27,617,13,689,7,761r,21l,765r1,-4l7,688,21,616,40,545,66,475,95,409r35,-66l167,281r42,-61l253,163r34,-43l324,78,362,38,402,xe" fillcolor="#44546a [3215]" strokecolor="#44546a [3215]" strokeweight="0">
                           <v:fill opacity="13107f"/>
                           <v:stroke opacity="13107f"/>
                           <v:path arrowok="t" o:connecttype="custom" o:connectlocs="638175,0;638175,1588;576263,61913;515938,125413;460375,192088;404813,260350;334963,352425;271463,450850;211138,549275;158750,652463;112713,758825;71438,866775;42863,979488;20638,1093788;11113,1208088;11113,1241425;0,1214438;1588,1208088;11113,1092200;33338,977900;63500,865188;104775,754063;150813,649288;206375,544513;265113,446088;331788,349250;401638,258763;455613,190500;514350,123825;574675,60325;638175,0" o:connectangles="0,0,0,0,0,0,0,0,0,0,0,0,0,0,0,0,0,0,0,0,0,0,0,0,0,0,0,0,0,0,0"/>
                         </v:shape>
-                        <v:shape id="Forma libre 42" o:spid="_x0000_s1052" style="position:absolute;left:3171;top:59040;width:588;height:3112;visibility:visible;mso-wrap-style:square;v-text-anchor:top" coordsize="37,196" o:gfxdata="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" path="m,l6,15r1,3l12,80r9,54l33,188r4,8l22,162,15,146,5,81,1,40,,xe" fillcolor="#44546a [3215]" strokecolor="#44546a [3215]" strokeweight="0">
+                        <v:shape id="Forma libre 42" o:spid="_x0000_s1052" style="position:absolute;left:3171;top:59040;width:588;height:3112;visibility:visible;mso-wrap-style:square;v-text-anchor:top" coordsize="37,196" o:gfxdata="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" path="m,l6,15r1,3l12,80r9,54l33,188r4,8l22,162,15,146,5,81,1,40,,xe" fillcolor="#44546a [3215]" strokecolor="#44546a [3215]" strokeweight="0">
                           <v:fill opacity="13107f"/>
                           <v:stroke opacity="13107f"/>
                           <v:path arrowok="t" o:connecttype="custom" o:connectlocs="0,0;9525,23813;11113,28575;19050,127000;33338,212725;52388,298450;58738,311150;34925,257175;23813,231775;7938,128588;1588,63500;0,0" o:connectangles="0,0,0,0,0,0,0,0,0,0,0,0"/>
                         </v:shape>
-                        <v:shape id="Forma libre 43" o:spid="_x0000_s1053" style="position:absolute;left:3632;top:62231;width:492;height:1048;visibility:visible;mso-wrap-style:square;v-text-anchor:top" coordsize="31,66" o:gfxdata="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" path="m,l31,66r-7,l,xe" fillcolor="#44546a [3215]" strokecolor="#44546a [3215]" strokeweight="0">
+                        <v:shape id="Forma libre 43" o:spid="_x0000_s1053" style="position:absolute;left:3632;top:62231;width:492;height:1048;visibility:visible;mso-wrap-style:square;v-text-anchor:top" coordsize="31,66" o:gfxdata="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" path="m,l31,66r-7,l,xe" fillcolor="#44546a [3215]" strokecolor="#44546a [3215]" strokeweight="0">
                           <v:fill opacity="13107f"/>
                           <v:stroke opacity="13107f"/>
                           <v:path arrowok="t" o:connecttype="custom" o:connectlocs="0,0;49213,104775;38100,104775;0,0" o:connectangles="0,0,0,0"/>
                         </v:shape>
-                        <v:shape id="Forma libre 44" o:spid="_x0000_s1054" style="position:absolute;left:3171;top:58644;width:111;height:682;visibility:visible;mso-wrap-style:square;v-text-anchor:top" coordsize="7,43" o:gfxdata="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" path="m,l7,17r,26l6,40,,25,,xe" fillcolor="#44546a [3215]" strokecolor="#44546a [3215]" strokeweight="0">
+                        <v:shape id="Forma libre 44" o:spid="_x0000_s1054" style="position:absolute;left:3171;top:58644;width:111;height:682;visibility:visible;mso-wrap-style:square;v-text-anchor:top" coordsize="7,43" o:gfxdata="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" path="m,l7,17r,26l6,40,,25,,xe" fillcolor="#44546a [3215]" strokecolor="#44546a [3215]" strokeweight="0">
                           <v:fill opacity="13107f"/>
                           <v:stroke opacity="13107f"/>
                           <v:path arrowok="t" o:connecttype="custom" o:connectlocs="0,0;11113,26988;11113,68263;9525,63500;0,39688;0,0" o:connectangles="0,0,0,0,0,0"/>
                         </v:shape>
-                        <v:shape id="Forma libre 45" o:spid="_x0000_s1055" style="position:absolute;left:3409;top:61358;width:731;height:1921;visibility:visible;mso-wrap-style:square;v-text-anchor:top" coordsize="46,121" o:gfxdata="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" path="m,l7,16,22,50,33,86r13,35l45,121,14,55,11,44,,xe" fillcolor="#44546a [3215]" strokecolor="#44546a [3215]" strokeweight="0">
+                        <v:shape id="Forma libre 45" o:spid="_x0000_s1055" style="position:absolute;left:3409;top:61358;width:731;height:1921;visibility:visible;mso-wrap-style:square;v-text-anchor:top" coordsize="46,121" o:gfxdata="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" path="m,l7,16,22,50,33,86r13,35l45,121,14,55,11,44,,xe" fillcolor="#44546a [3215]" strokecolor="#44546a [3215]" strokeweight="0">
                           <v:fill opacity="13107f"/>
                           <v:stroke opacity="13107f"/>
                           <v:path arrowok="t" o:connecttype="custom" o:connectlocs="0,0;11113,25400;34925,79375;52388,136525;73025,192088;71438,192088;22225,87313;17463,69850;0,0" o:connectangles="0,0,0,0,0,0,0,0,0"/>
@@ -4496,7 +4495,7 @@
         </w:p>
         <w:p>
           <w:pPr>
-            <w:pStyle w:val="Puesto"/>
+            <w:pStyle w:val="Ttulo"/>
           </w:pPr>
           <w:r>
             <w:lastRenderedPageBreak/>
@@ -5113,7 +5112,7 @@
     <w:p/>
     <w:p>
       <w:pPr>
-        <w:pStyle w:val="Puesto"/>
+        <w:pStyle w:val="Ttulo"/>
       </w:pPr>
       <w:r>
         <w:lastRenderedPageBreak/>
@@ -6109,12 +6108,40 @@
       <w:bookmarkEnd w:id="7"/>
       <w:r>
         <w:br/>
-        <w:t>A continuación, se muestra ECUD_INGRESAR_</w:t>
       </w:r>
       <w:r>
+        <w:rPr>
+          <w:b w:val="0"/>
+          <w:bCs w:val="0"/>
+        </w:rPr>
+        <w:t>A continuación, se muestra ECUD_</w:t>
+      </w:r>
+      <w:r>
+        <w:rPr>
+          <w:b w:val="0"/>
+          <w:bCs w:val="0"/>
+        </w:rPr>
+        <w:t>ACCEDER</w:t>
+      </w:r>
+      <w:r>
+        <w:rPr>
+          <w:b w:val="0"/>
+          <w:bCs w:val="0"/>
+        </w:rPr>
+        <w:t>_</w:t>
+      </w:r>
+      <w:r>
+        <w:rPr>
+          <w:b w:val="0"/>
+          <w:bCs w:val="0"/>
+        </w:rPr>
         <w:t>AL_</w:t>
       </w:r>
       <w:r>
+        <w:rPr>
+          <w:b w:val="0"/>
+          <w:bCs w:val="0"/>
+        </w:rPr>
         <w:t>SISTEMA</w:t>
       </w:r>
       <w:bookmarkEnd w:id="8"/>
@@ -6130,40 +6157,30 @@
       <w:r>
         <w:t xml:space="preserve">Tabla </w:t>
       </w:r>
-      <w:r>
-        <w:fldChar w:fldCharType="begin"/>
-      </w:r>
-      <w:r>
-        <w:instrText xml:space="preserve"> SEQ Tabla \* ARABIC </w:instrText>
-      </w:r>
-      <w:r>
-        <w:fldChar w:fldCharType="separate"/>
-      </w:r>
-      <w:r>
-        <w:rPr>
-          <w:noProof/>
-        </w:rPr>
-        <w:t>1</w:t>
-      </w:r>
-      <w:r>
-        <w:rPr>
-          <w:noProof/>
-        </w:rPr>
-        <w:fldChar w:fldCharType="end"/>
-      </w:r>
+      <w:fldSimple w:instr=" SEQ Tabla \* ARABIC ">
+        <w:r>
+          <w:rPr>
+            <w:noProof/>
+          </w:rPr>
+          <w:t>1</w:t>
+        </w:r>
+      </w:fldSimple>
       <w:r>
         <w:t xml:space="preserve">. ECUD </w:t>
       </w:r>
       <w:bookmarkEnd w:id="9"/>
       <w:r>
-        <w:t>Ingresar Sistema</w:t>
+        <w:t>Acceder</w:t>
+      </w:r>
+      <w:r>
+        <w:t xml:space="preserve"> Sistema</w:t>
       </w:r>
       <w:bookmarkEnd w:id="10"/>
       <w:bookmarkEnd w:id="11"/>
     </w:p>
     <w:tbl>
       <w:tblPr>
-        <w:tblStyle w:val="Tabladecuadrcula5oscura-nfasis3"/>
+        <w:tblStyle w:val="Tablaconcuadrcula5oscura-nfasis3"/>
         <w:tblW w:w="5000" w:type="pct"/>
         <w:tblBorders>
           <w:top w:val="single" w:sz="4" w:space="0" w:color="auto"/>
@@ -6229,7 +6246,7 @@
                 <w:b/>
                 <w:bCs/>
               </w:rPr>
-              <w:t>Ingresar Sistema</w:t>
+              <w:t>Acceder al Sistema</w:t>
             </w:r>
           </w:p>
         </w:tc>
@@ -6812,8 +6829,6 @@
               </w:rPr>
             </w:pPr>
             <w:bookmarkStart w:id="12" w:name="_Toc82708267"/>
-            <w:bookmarkStart w:id="13" w:name="_GoBack"/>
-            <w:bookmarkEnd w:id="13"/>
           </w:p>
           <w:p>
             <w:pPr>
@@ -6928,31 +6943,18 @@
               <w:pStyle w:val="Descripcin"/>
               <w:cnfStyle w:val="000000000000" w:firstRow="0" w:lastRow="0" w:firstColumn="0" w:lastColumn="0" w:oddVBand="0" w:evenVBand="0" w:oddHBand="0" w:evenHBand="0" w:firstRowFirstColumn="0" w:firstRowLastColumn="0" w:lastRowFirstColumn="0" w:lastRowLastColumn="0"/>
             </w:pPr>
-            <w:bookmarkStart w:id="14" w:name="_Toc214408083"/>
+            <w:bookmarkStart w:id="13" w:name="_Toc214408083"/>
             <w:r>
               <w:t xml:space="preserve">Ilustración </w:t>
             </w:r>
-            <w:r>
-              <w:fldChar w:fldCharType="begin"/>
-            </w:r>
-            <w:r>
-              <w:instrText xml:space="preserve"> SEQ Ilustración \* ARABIC </w:instrText>
-            </w:r>
-            <w:r>
-              <w:fldChar w:fldCharType="separate"/>
-            </w:r>
-            <w:r>
-              <w:rPr>
-                <w:noProof/>
-              </w:rPr>
-              <w:t>1</w:t>
-            </w:r>
-            <w:r>
-              <w:rPr>
-                <w:noProof/>
-              </w:rPr>
-              <w:fldChar w:fldCharType="end"/>
-            </w:r>
+            <w:fldSimple w:instr=" SEQ Ilustración \* ARABIC ">
+              <w:r>
+                <w:rPr>
+                  <w:noProof/>
+                </w:rPr>
+                <w:t>1</w:t>
+              </w:r>
+            </w:fldSimple>
             <w:r>
               <w:rPr>
                 <w:rFonts w:eastAsia="Carlito" w:cstheme="minorHAnsi"/>
@@ -6967,7 +6969,7 @@
               <w:t>Caso de Uso del ingreso al sistema</w:t>
             </w:r>
             <w:bookmarkEnd w:id="12"/>
-            <w:bookmarkEnd w:id="14"/>
+            <w:bookmarkEnd w:id="13"/>
           </w:p>
         </w:tc>
       </w:tr>
@@ -7320,24 +7322,20 @@
           <w:lang w:eastAsia="en-US"/>
         </w:rPr>
       </w:pPr>
-      <w:bookmarkStart w:id="15" w:name="_Toc74581877"/>
-      <w:bookmarkStart w:id="16" w:name="_Toc214408330"/>
       <w:r>
         <w:rPr>
           <w:rFonts w:eastAsia="Carlito"/>
           <w:lang w:eastAsia="en-US"/>
         </w:rPr>
-        <w:t>ECUD_</w:t>
+        <w:t>ECUD</w:t>
       </w:r>
-      <w:bookmarkEnd w:id="15"/>
       <w:r>
         <w:rPr>
           <w:rFonts w:eastAsia="Carlito"/>
           <w:lang w:eastAsia="en-US"/>
         </w:rPr>
-        <w:t>ASIGNATURAS_Y_GRUPOS</w:t>
+        <w:t>_CONVERTIR_UNIDADES</w:t>
       </w:r>
-      <w:bookmarkEnd w:id="16"/>
     </w:p>
     <w:p>
       <w:pPr>
@@ -7348,21 +7346,13 @@
         </w:rPr>
       </w:pPr>
       <w:r>
-        <w:t xml:space="preserve">A continuación, se muestra </w:t>
+        <w:t>A continuación, se muestra</w:t>
       </w:r>
       <w:r>
-        <w:rPr>
-          <w:b/>
-          <w:bCs/>
-        </w:rPr>
-        <w:t>ECUD_</w:t>
+        <w:t xml:space="preserve"> </w:t>
       </w:r>
       <w:r>
-        <w:rPr>
-          <w:b/>
-          <w:bCs/>
-        </w:rPr>
-        <w:t>ASIGNATURAS_Y_GRUPOS</w:t>
+        <w:t>ECUD_CONVERTIR_UNIDADES</w:t>
       </w:r>
     </w:p>
     <w:p>
@@ -7372,27 +7362,14 @@
       <w:r>
         <w:t xml:space="preserve">Tabla </w:t>
       </w:r>
-      <w:r>
-        <w:fldChar w:fldCharType="begin"/>
-      </w:r>
-      <w:r>
-        <w:instrText xml:space="preserve"> SEQ Tabla \* ARABIC </w:instrText>
-      </w:r>
-      <w:r>
-        <w:fldChar w:fldCharType="separate"/>
-      </w:r>
-      <w:r>
-        <w:rPr>
-          <w:noProof/>
-        </w:rPr>
-        <w:t>2</w:t>
-      </w:r>
-      <w:r>
-        <w:rPr>
-          <w:noProof/>
-        </w:rPr>
-        <w:fldChar w:fldCharType="end"/>
-      </w:r>
+      <w:fldSimple w:instr=" SEQ Tabla \* ARABIC ">
+        <w:r>
+          <w:rPr>
+            <w:noProof/>
+          </w:rPr>
+          <w:t>2</w:t>
+        </w:r>
+      </w:fldSimple>
       <w:r>
         <w:t xml:space="preserve">. </w:t>
       </w:r>
@@ -7400,15 +7377,12 @@
         <w:t xml:space="preserve">ECUD </w:t>
       </w:r>
       <w:r>
-        <w:t xml:space="preserve">Gestionar </w:t>
-      </w:r>
-      <w:r>
-        <w:t>Asignaturas y Grupos</w:t>
+        <w:t>Convertir Unidades</w:t>
       </w:r>
     </w:p>
     <w:tbl>
       <w:tblPr>
-        <w:tblStyle w:val="Tabladecuadrcula5oscura-nfasis3"/>
+        <w:tblStyle w:val="Tablaconcuadrcula5oscura-nfasis3"/>
         <w:tblW w:w="5000" w:type="pct"/>
         <w:tblBorders>
           <w:top w:val="single" w:sz="4" w:space="0" w:color="auto"/>
@@ -7464,10 +7438,7 @@
               <w:cnfStyle w:val="000000100000" w:firstRow="0" w:lastRow="0" w:firstColumn="0" w:lastColumn="0" w:oddVBand="0" w:evenVBand="0" w:oddHBand="1" w:evenHBand="0" w:firstRowFirstColumn="0" w:firstRowLastColumn="0" w:lastRowFirstColumn="0" w:lastRowLastColumn="0"/>
             </w:pPr>
             <w:r>
-              <w:t xml:space="preserve">Gestionar </w:t>
-            </w:r>
-            <w:r>
-              <w:t>Asignaturas y Grupos</w:t>
+              <w:t>Convertir Unidades</w:t>
             </w:r>
           </w:p>
         </w:tc>
@@ -7566,13 +7537,7 @@
               <w:cnfStyle w:val="000000100000" w:firstRow="0" w:lastRow="0" w:firstColumn="0" w:lastColumn="0" w:oddVBand="0" w:evenVBand="0" w:oddHBand="1" w:evenHBand="0" w:firstRowFirstColumn="0" w:firstRowLastColumn="0" w:lastRowFirstColumn="0" w:lastRowLastColumn="0"/>
             </w:pPr>
             <w:r>
-              <w:t>Permite al Administrador realizar el CRUD (Crear, Leer, Actualizar, Eliminar) de</w:t>
-            </w:r>
-            <w:r>
-              <w:t xml:space="preserve"> una asignatura</w:t>
-            </w:r>
-            <w:r>
-              <w:t>.</w:t>
+              <w:t>Permite al usuario realizar conversiones de unidades de longitud, masa y temperatura mediante el consumo de servicios SOAP centralizados.</w:t>
             </w:r>
           </w:p>
         </w:tc>
@@ -7618,19 +7583,7 @@
               <w:cnfStyle w:val="000000000000" w:firstRow="0" w:lastRow="0" w:firstColumn="0" w:lastColumn="0" w:oddVBand="0" w:evenVBand="0" w:oddHBand="0" w:evenHBand="0" w:firstRowFirstColumn="0" w:firstRowLastColumn="0" w:lastRowFirstColumn="0" w:lastRowLastColumn="0"/>
             </w:pPr>
             <w:r>
-              <w:t xml:space="preserve">Permite al usuario administrar el CRUD de </w:t>
-            </w:r>
-            <w:r>
-              <w:t xml:space="preserve">matrículas </w:t>
-            </w:r>
-            <w:r>
-              <w:t xml:space="preserve">de la </w:t>
-            </w:r>
-            <w:r>
-              <w:t>universidad</w:t>
-            </w:r>
-            <w:r>
-              <w:t>.</w:t>
+              <w:t>Permitir al usuario obtener resultados precisos y rápidos de conversiones utilizando los diferentes clientes del sistema.</w:t>
             </w:r>
           </w:p>
         </w:tc>
@@ -7749,8 +7702,16 @@
               <w:rPr>
                 <w:lang w:val="es-MX"/>
               </w:rPr>
-              <w:t>Montufar Alejandro, Tipan Leonel, Valencia Yuliana</w:t>
-            </w:r>
+              <w:t xml:space="preserve">Ibarra Ronny, Rivera Carlos, Sánchez </w:t>
+            </w:r>
+            <w:proofErr w:type="spellStart"/>
+            <w:r>
+              <w:rPr>
+                <w:lang w:val="es-MX"/>
+              </w:rPr>
+              <w:t>Angelo</w:t>
+            </w:r>
+            <w:proofErr w:type="spellEnd"/>
           </w:p>
         </w:tc>
       </w:tr>
@@ -7792,19 +7753,22 @@
               <w:cnfStyle w:val="000000100000" w:firstRow="0" w:lastRow="0" w:firstColumn="0" w:lastColumn="0" w:oddVBand="0" w:evenVBand="0" w:oddHBand="1" w:evenHBand="0" w:firstRowFirstColumn="0" w:firstRowLastColumn="0" w:lastRowFirstColumn="0" w:lastRowLastColumn="0"/>
             </w:pPr>
             <w:r>
-              <w:t>19</w:t>
+              <w:t>1</w:t>
+            </w:r>
+            <w:r>
+              <w:t>2</w:t>
             </w:r>
             <w:r>
               <w:t>/</w:t>
             </w:r>
             <w:r>
-              <w:t>11</w:t>
+              <w:t>05</w:t>
             </w:r>
             <w:r>
               <w:t>/202</w:t>
             </w:r>
             <w:r>
-              <w:t>5</w:t>
+              <w:t>6</w:t>
             </w:r>
           </w:p>
         </w:tc>
@@ -7836,19 +7800,19 @@
               <w:cnfStyle w:val="000000100000" w:firstRow="0" w:lastRow="0" w:firstColumn="0" w:lastColumn="0" w:oddVBand="0" w:evenVBand="0" w:oddHBand="1" w:evenHBand="0" w:firstRowFirstColumn="0" w:firstRowLastColumn="0" w:lastRowFirstColumn="0" w:lastRowLastColumn="0"/>
             </w:pPr>
             <w:r>
-              <w:t>19</w:t>
+              <w:t>12</w:t>
             </w:r>
             <w:r>
               <w:t>/</w:t>
             </w:r>
             <w:r>
-              <w:t>11</w:t>
+              <w:t>05</w:t>
             </w:r>
             <w:r>
               <w:t>/202</w:t>
             </w:r>
             <w:r>
-              <w:t>5</w:t>
+              <w:t>6</w:t>
             </w:r>
           </w:p>
         </w:tc>
@@ -7885,11 +7849,6 @@
           </w:tcPr>
           <w:p>
             <w:pPr>
-              <w:pStyle w:val="Prrafodelista"/>
-              <w:numPr>
-                <w:ilvl w:val="6"/>
-                <w:numId w:val="1"/>
-              </w:numPr>
               <w:pBdr>
                 <w:top w:val="nil"/>
                 <w:left w:val="nil"/>
@@ -7900,19 +7859,11 @@
               <w:cnfStyle w:val="000000000000" w:firstRow="0" w:lastRow="0" w:firstColumn="0" w:lastColumn="0" w:oddVBand="0" w:evenVBand="0" w:oddHBand="0" w:evenHBand="0" w:firstRowFirstColumn="0" w:firstRowLastColumn="0" w:lastRowFirstColumn="0" w:lastRowLastColumn="0"/>
             </w:pPr>
             <w:r>
-              <w:t>El usuario debe autenticarse en el sistema con el rol de administrador</w:t>
-            </w:r>
-            <w:r>
-              <w:t>.</w:t>
+              <w:t>1. El servidor SOAP WCF debe estar en ejecución.</w:t>
             </w:r>
           </w:p>
           <w:p>
             <w:pPr>
-              <w:pStyle w:val="Prrafodelista"/>
-              <w:numPr>
-                <w:ilvl w:val="6"/>
-                <w:numId w:val="1"/>
-              </w:numPr>
               <w:pBdr>
                 <w:top w:val="nil"/>
                 <w:left w:val="nil"/>
@@ -7923,7 +7874,22 @@
               <w:cnfStyle w:val="000000000000" w:firstRow="0" w:lastRow="0" w:firstColumn="0" w:lastColumn="0" w:oddVBand="0" w:evenVBand="0" w:oddHBand="0" w:evenHBand="0" w:firstRowFirstColumn="0" w:firstRowLastColumn="0" w:lastRowFirstColumn="0" w:lastRowLastColumn="0"/>
             </w:pPr>
             <w:r>
-              <w:t>El usuario con rol de cliente debe estar registrado.</w:t>
+              <w:t>2. El usuario debe acceder desde alguno de los clientes del sistema.</w:t>
+            </w:r>
+          </w:p>
+          <w:p>
+            <w:pPr>
+              <w:pBdr>
+                <w:top w:val="nil"/>
+                <w:left w:val="nil"/>
+                <w:bottom w:val="nil"/>
+                <w:right w:val="nil"/>
+                <w:between w:val="nil"/>
+              </w:pBdr>
+              <w:cnfStyle w:val="000000000000" w:firstRow="0" w:lastRow="0" w:firstColumn="0" w:lastColumn="0" w:oddVBand="0" w:evenVBand="0" w:oddHBand="0" w:evenHBand="0" w:firstRowFirstColumn="0" w:firstRowLastColumn="0" w:lastRowFirstColumn="0" w:lastRowLastColumn="0"/>
+            </w:pPr>
+            <w:r>
+              <w:t>3. Debe existir conexión entre cliente y servidor SOAP.</w:t>
             </w:r>
           </w:p>
         </w:tc>
@@ -7961,11 +7927,6 @@
           </w:tcPr>
           <w:p>
             <w:pPr>
-              <w:pStyle w:val="Prrafodelista"/>
-              <w:numPr>
-                <w:ilvl w:val="6"/>
-                <w:numId w:val="9"/>
-              </w:numPr>
               <w:pBdr>
                 <w:top w:val="nil"/>
                 <w:left w:val="nil"/>
@@ -7976,7 +7937,11 @@
               <w:cnfStyle w:val="000000100000" w:firstRow="0" w:lastRow="0" w:firstColumn="0" w:lastColumn="0" w:oddVBand="0" w:evenVBand="0" w:oddHBand="1" w:evenHBand="0" w:firstRowFirstColumn="0" w:firstRowLastColumn="0" w:lastRowFirstColumn="0" w:lastRowLastColumn="0"/>
             </w:pPr>
             <w:r>
-              <w:t>La asignatura o grupo queda disponible para el proceso de matrícula.</w:t>
+              <w:t>1. El sistema muestra el resultado de la conversión realizada.</w:t>
+            </w:r>
+            <w:r>
+              <w:br/>
+              <w:t>2. La operación queda procesada correctamente por el servidor SOAP.</w:t>
             </w:r>
           </w:p>
         </w:tc>
@@ -8018,67 +7983,6 @@
               <w:keepNext/>
               <w:cnfStyle w:val="000000000000" w:firstRow="0" w:lastRow="0" w:firstColumn="0" w:lastColumn="0" w:oddVBand="0" w:evenVBand="0" w:oddHBand="0" w:evenHBand="0" w:firstRowFirstColumn="0" w:firstRowLastColumn="0" w:lastRowFirstColumn="0" w:lastRowLastColumn="0"/>
             </w:pPr>
-            <w:r>
-              <w:rPr>
-                <w:noProof/>
-                <w:lang w:val="es-EC" w:eastAsia="es-EC"/>
-              </w:rPr>
-              <w:drawing>
-                <wp:anchor distT="0" distB="0" distL="114300" distR="114300" simplePos="0" relativeHeight="251663363" behindDoc="0" locked="0" layoutInCell="1" allowOverlap="1" wp14:anchorId="00FFC30B" wp14:editId="3EBD98A5">
-                  <wp:simplePos x="0" y="0"/>
-                  <wp:positionH relativeFrom="column">
-                    <wp:posOffset>288290</wp:posOffset>
-                  </wp:positionH>
-                  <wp:positionV relativeFrom="paragraph">
-                    <wp:posOffset>77470</wp:posOffset>
-                  </wp:positionV>
-                  <wp:extent cx="3006090" cy="2732405"/>
-                  <wp:effectExtent l="0" t="0" r="3810" b="0"/>
-                  <wp:wrapSquare wrapText="bothSides"/>
-                  <wp:docPr id="1315972438" name="Imagen 1"/>
-                  <wp:cNvGraphicFramePr>
-                    <a:graphicFrameLocks xmlns:a="http://schemas.openxmlformats.org/drawingml/2006/main" noChangeAspect="1"/>
-                  </wp:cNvGraphicFramePr>
-                  <a:graphic xmlns:a="http://schemas.openxmlformats.org/drawingml/2006/main">
-                    <a:graphicData uri="http://schemas.openxmlformats.org/drawingml/2006/picture">
-                      <pic:pic xmlns:pic="http://schemas.openxmlformats.org/drawingml/2006/picture">
-                        <pic:nvPicPr>
-                          <pic:cNvPr id="1315972438" name=""/>
-                          <pic:cNvPicPr/>
-                        </pic:nvPicPr>
-                        <pic:blipFill>
-                          <a:blip r:embed="rId10">
-                            <a:extLst>
-                              <a:ext uri="{28A0092B-C50C-407E-A947-70E740481C1C}">
-                                <a14:useLocalDpi xmlns:a14="http://schemas.microsoft.com/office/drawing/2010/main" val="0"/>
-                              </a:ext>
-                            </a:extLst>
-                          </a:blip>
-                          <a:stretch>
-                            <a:fillRect/>
-                          </a:stretch>
-                        </pic:blipFill>
-                        <pic:spPr>
-                          <a:xfrm>
-                            <a:off x="0" y="0"/>
-                            <a:ext cx="3006090" cy="2732405"/>
-                          </a:xfrm>
-                          <a:prstGeom prst="rect">
-                            <a:avLst/>
-                          </a:prstGeom>
-                        </pic:spPr>
-                      </pic:pic>
-                    </a:graphicData>
-                  </a:graphic>
-                  <wp14:sizeRelH relativeFrom="margin">
-                    <wp14:pctWidth>0</wp14:pctWidth>
-                  </wp14:sizeRelH>
-                  <wp14:sizeRelV relativeFrom="margin">
-                    <wp14:pctHeight>0</wp14:pctHeight>
-                  </wp14:sizeRelV>
-                </wp:anchor>
-              </w:drawing>
-            </w:r>
           </w:p>
           <w:p>
             <w:pPr>
@@ -8100,9 +8004,9 @@
                 <w:lang w:eastAsia="en-US"/>
               </w:rPr>
             </w:pPr>
-            <w:bookmarkStart w:id="17" w:name="_Toc74775660"/>
-            <w:bookmarkStart w:id="18" w:name="_Toc82708268"/>
-            <w:bookmarkStart w:id="19" w:name="_Toc214408084"/>
+            <w:bookmarkStart w:id="14" w:name="_Toc74775660"/>
+            <w:bookmarkStart w:id="15" w:name="_Toc82708268"/>
+            <w:bookmarkStart w:id="16" w:name="_Toc214408084"/>
             <w:r>
               <w:rPr>
                 <w:rFonts w:asciiTheme="minorHAnsi" w:eastAsia="Carlito" w:hAnsiTheme="minorHAnsi" w:cstheme="minorHAnsi"/>
@@ -8200,10 +8104,11 @@
                 <w:szCs w:val="20"/>
                 <w:lang w:val="es-ES" w:eastAsia="en-US"/>
               </w:rPr>
-              <w:t xml:space="preserve">. Caso de Uso de Gestionar </w:t>
-            </w:r>
-            <w:bookmarkEnd w:id="17"/>
-            <w:bookmarkEnd w:id="18"/>
+              <w:t xml:space="preserve">. </w:t>
+            </w:r>
+            <w:bookmarkEnd w:id="14"/>
+            <w:bookmarkEnd w:id="15"/>
+            <w:bookmarkEnd w:id="16"/>
             <w:r>
               <w:rPr>
                 <w:rFonts w:asciiTheme="minorHAnsi" w:eastAsia="Carlito" w:hAnsiTheme="minorHAnsi" w:cstheme="minorHAnsi"/>
@@ -8216,7 +8121,7 @@
                 <w:szCs w:val="20"/>
                 <w:lang w:val="es-ES" w:eastAsia="en-US"/>
               </w:rPr>
-              <w:t>Asigna</w:t>
+              <w:t>Caso de Uso Convertir Unidade</w:t>
             </w:r>
             <w:r>
               <w:rPr>
@@ -8230,9 +8135,8 @@
                 <w:szCs w:val="20"/>
                 <w:lang w:val="es-ES" w:eastAsia="en-US"/>
               </w:rPr>
-              <w:t>turas</w:t>
-            </w:r>
-            <w:bookmarkEnd w:id="19"/>
+              <w:t>s</w:t>
+            </w:r>
           </w:p>
           <w:p>
             <w:pPr>
@@ -8366,18 +8270,8 @@
             <w:gridSpan w:val="2"/>
           </w:tcPr>
           <w:p>
-            <w:pPr>
-              <w:pStyle w:val="Prrafodelista"/>
-              <w:numPr>
-                <w:ilvl w:val="0"/>
-                <w:numId w:val="8"/>
-              </w:numPr>
-            </w:pPr>
-            <w:r>
-              <w:t>El usuario administrador selecciona la opción Ingresar Asignatura</w:t>
-            </w:r>
-            <w:r>
-              <w:t>.</w:t>
+            <w:r>
+              <w:t>1. El usuario selecciona la opción Conversión de Longitud.</w:t>
             </w:r>
           </w:p>
         </w:tc>
@@ -8388,15 +8282,10 @@
           </w:tcPr>
           <w:p>
             <w:pPr>
-              <w:pStyle w:val="Prrafodelista"/>
-              <w:numPr>
-                <w:ilvl w:val="0"/>
-                <w:numId w:val="8"/>
-              </w:numPr>
               <w:cnfStyle w:val="000000000000" w:firstRow="0" w:lastRow="0" w:firstColumn="0" w:lastColumn="0" w:oddVBand="0" w:evenVBand="0" w:oddHBand="0" w:evenHBand="0" w:firstRowFirstColumn="0" w:firstRowLastColumn="0" w:lastRowFirstColumn="0" w:lastRowLastColumn="0"/>
             </w:pPr>
             <w:r>
-              <w:t>El sistema presenta un formulario con los datos requeridos para el ingreso de la asignatura (Código, Nombre, Créditos, Prerrequisitos).</w:t>
+              <w:t>2. El sistema muestra las unidades de longitud disponibles</w:t>
             </w:r>
           </w:p>
         </w:tc>
@@ -8415,15 +8304,8 @@
             <w:gridSpan w:val="2"/>
           </w:tcPr>
           <w:p>
-            <w:pPr>
-              <w:pStyle w:val="Prrafodelista"/>
-              <w:numPr>
-                <w:ilvl w:val="0"/>
-                <w:numId w:val="8"/>
-              </w:numPr>
-            </w:pPr>
-            <w:r>
-              <w:t>El usuario ingresa los datos de la asignatura.</w:t>
+            <w:r>
+              <w:t>3. El usuario ingresa el valor numérico y selecciona unidades de origen y destino.</w:t>
             </w:r>
           </w:p>
         </w:tc>
@@ -8434,21 +8316,50 @@
           </w:tcPr>
           <w:p>
             <w:pPr>
-              <w:pStyle w:val="Prrafodelista"/>
-              <w:numPr>
-                <w:ilvl w:val="0"/>
-                <w:numId w:val="8"/>
-              </w:numPr>
               <w:cnfStyle w:val="000000100000" w:firstRow="0" w:lastRow="0" w:firstColumn="0" w:lastColumn="0" w:oddVBand="0" w:evenVBand="0" w:oddHBand="1" w:evenHBand="0" w:firstRowFirstColumn="0" w:firstRowLastColumn="0" w:lastRowFirstColumn="0" w:lastRowLastColumn="0"/>
             </w:pPr>
             <w:r>
-              <w:t>El sistema valida la información y guarda en la base de datos.</w:t>
+              <w:t>4. El sistema envía la solicitud SOAP al servidor WCF.</w:t>
             </w:r>
           </w:p>
         </w:tc>
       </w:tr>
       <w:tr>
         <w:trPr>
+          <w:gridAfter w:val="1"/>
+          <w:wAfter w:w="7" w:type="pct"/>
+          <w:trHeight w:val="541"/>
+        </w:trPr>
+        <w:tc>
+          <w:tcPr>
+            <w:cnfStyle w:val="000010000000" w:firstRow="0" w:lastRow="0" w:firstColumn="0" w:lastColumn="0" w:oddVBand="1" w:evenVBand="0" w:oddHBand="0" w:evenHBand="0" w:firstRowFirstColumn="0" w:firstRowLastColumn="0" w:lastRowFirstColumn="0" w:lastRowLastColumn="0"/>
+            <w:tcW w:w="2608" w:type="pct"/>
+            <w:gridSpan w:val="2"/>
+          </w:tcPr>
+          <w:p>
+            <w:r>
+              <w:t>5. El usuario presiona el botón “Convertir”.</w:t>
+            </w:r>
+          </w:p>
+        </w:tc>
+        <w:tc>
+          <w:tcPr>
+            <w:tcW w:w="2385" w:type="pct"/>
+            <w:gridSpan w:val="3"/>
+          </w:tcPr>
+          <w:p>
+            <w:pPr>
+              <w:cnfStyle w:val="000000000000" w:firstRow="0" w:lastRow="0" w:firstColumn="0" w:lastColumn="0" w:oddVBand="0" w:evenVBand="0" w:oddHBand="0" w:evenHBand="0" w:firstRowFirstColumn="0" w:firstRowLastColumn="0" w:lastRowFirstColumn="0" w:lastRowLastColumn="0"/>
+            </w:pPr>
+            <w:r>
+              <w:t>6. El sistema procesa la conversión y muestra el resultado obtenido.</w:t>
+            </w:r>
+          </w:p>
+        </w:tc>
+      </w:tr>
+      <w:tr>
+        <w:trPr>
+          <w:cnfStyle w:val="000000100000" w:firstRow="0" w:lastRow="0" w:firstColumn="0" w:lastColumn="0" w:oddVBand="0" w:evenVBand="0" w:oddHBand="1" w:evenHBand="0" w:firstRowFirstColumn="0" w:firstRowLastColumn="0" w:lastRowFirstColumn="0" w:lastRowLastColumn="0"/>
           <w:trHeight w:val="97"/>
         </w:trPr>
         <w:tc>
@@ -8465,14 +8376,13 @@
               <w:rPr>
                 <w:b/>
               </w:rPr>
-              <w:t>BUSCAR ASIGNATURA</w:t>
+              <w:t>CONVERTIR LONGITUD</w:t>
             </w:r>
           </w:p>
         </w:tc>
       </w:tr>
       <w:tr>
         <w:trPr>
-          <w:cnfStyle w:val="000000100000" w:firstRow="0" w:lastRow="0" w:firstColumn="0" w:lastColumn="0" w:oddVBand="0" w:evenVBand="0" w:oddHBand="1" w:evenHBand="0" w:firstRowFirstColumn="0" w:firstRowLastColumn="0" w:lastRowFirstColumn="0" w:lastRowLastColumn="0"/>
           <w:trHeight w:val="97"/>
         </w:trPr>
         <w:tc>
@@ -8503,58 +8413,13 @@
               <w:pStyle w:val="Prrafodelista"/>
               <w:ind w:left="283"/>
               <w:jc w:val="center"/>
-              <w:cnfStyle w:val="000000100000" w:firstRow="0" w:lastRow="0" w:firstColumn="0" w:lastColumn="0" w:oddVBand="0" w:evenVBand="0" w:oddHBand="1" w:evenHBand="0" w:firstRowFirstColumn="0" w:firstRowLastColumn="0" w:lastRowFirstColumn="0" w:lastRowLastColumn="0"/>
+              <w:cnfStyle w:val="000000000000" w:firstRow="0" w:lastRow="0" w:firstColumn="0" w:lastColumn="0" w:oddVBand="0" w:evenVBand="0" w:oddHBand="0" w:evenHBand="0" w:firstRowFirstColumn="0" w:firstRowLastColumn="0" w:lastRowFirstColumn="0" w:lastRowLastColumn="0"/>
             </w:pPr>
             <w:r>
               <w:rPr>
                 <w:b/>
               </w:rPr>
               <w:t>Sistema</w:t>
-            </w:r>
-          </w:p>
-        </w:tc>
-      </w:tr>
-      <w:tr>
-        <w:trPr>
-          <w:gridAfter w:val="1"/>
-          <w:wAfter w:w="7" w:type="pct"/>
-          <w:trHeight w:val="439"/>
-        </w:trPr>
-        <w:tc>
-          <w:tcPr>
-            <w:cnfStyle w:val="000010000000" w:firstRow="0" w:lastRow="0" w:firstColumn="0" w:lastColumn="0" w:oddVBand="1" w:evenVBand="0" w:oddHBand="0" w:evenHBand="0" w:firstRowFirstColumn="0" w:firstRowLastColumn="0" w:lastRowFirstColumn="0" w:lastRowLastColumn="0"/>
-            <w:tcW w:w="2608" w:type="pct"/>
-            <w:gridSpan w:val="2"/>
-          </w:tcPr>
-          <w:p>
-            <w:pPr>
-              <w:pStyle w:val="Prrafodelista"/>
-              <w:numPr>
-                <w:ilvl w:val="0"/>
-                <w:numId w:val="10"/>
-              </w:numPr>
-            </w:pPr>
-            <w:r>
-              <w:t>El usuario administrador selecciona la opción buscar asignaturas.</w:t>
-            </w:r>
-          </w:p>
-        </w:tc>
-        <w:tc>
-          <w:tcPr>
-            <w:tcW w:w="2385" w:type="pct"/>
-            <w:gridSpan w:val="3"/>
-          </w:tcPr>
-          <w:p>
-            <w:pPr>
-              <w:pStyle w:val="Prrafodelista"/>
-              <w:numPr>
-                <w:ilvl w:val="0"/>
-                <w:numId w:val="10"/>
-              </w:numPr>
-              <w:cnfStyle w:val="000000000000" w:firstRow="0" w:lastRow="0" w:firstColumn="0" w:lastColumn="0" w:oddVBand="0" w:evenVBand="0" w:oddHBand="0" w:evenHBand="0" w:firstRowFirstColumn="0" w:firstRowLastColumn="0" w:lastRowFirstColumn="0" w:lastRowLastColumn="0"/>
-            </w:pPr>
-            <w:r>
-              <w:t>El sistema solicita el código de la asignatura o el nombre de la materia que se desea buscar.</w:t>
             </w:r>
           </w:p>
         </w:tc>
@@ -8581,7 +8446,7 @@
               </w:numPr>
             </w:pPr>
             <w:r>
-              <w:t>El usuario ingresa la información requerida de la asignatura que desea verificar.</w:t>
+              <w:t>El usuario administrador selecciona la opción buscar asignaturas.</w:t>
             </w:r>
           </w:p>
         </w:tc>
@@ -8600,7 +8465,222 @@
               <w:cnfStyle w:val="000000100000" w:firstRow="0" w:lastRow="0" w:firstColumn="0" w:lastColumn="0" w:oddVBand="0" w:evenVBand="0" w:oddHBand="1" w:evenHBand="0" w:firstRowFirstColumn="0" w:firstRowLastColumn="0" w:lastRowFirstColumn="0" w:lastRowLastColumn="0"/>
             </w:pPr>
             <w:r>
+              <w:t>El sistema solicita el código de la asignatura o el nombre de la materia que se desea buscar.</w:t>
+            </w:r>
+          </w:p>
+        </w:tc>
+      </w:tr>
+      <w:tr>
+        <w:trPr>
+          <w:gridAfter w:val="1"/>
+          <w:wAfter w:w="7" w:type="pct"/>
+          <w:trHeight w:val="439"/>
+        </w:trPr>
+        <w:tc>
+          <w:tcPr>
+            <w:cnfStyle w:val="000010000000" w:firstRow="0" w:lastRow="0" w:firstColumn="0" w:lastColumn="0" w:oddVBand="1" w:evenVBand="0" w:oddHBand="0" w:evenHBand="0" w:firstRowFirstColumn="0" w:firstRowLastColumn="0" w:lastRowFirstColumn="0" w:lastRowLastColumn="0"/>
+            <w:tcW w:w="2608" w:type="pct"/>
+            <w:gridSpan w:val="2"/>
+          </w:tcPr>
+          <w:p>
+            <w:pPr>
+              <w:pStyle w:val="Prrafodelista"/>
+              <w:numPr>
+                <w:ilvl w:val="0"/>
+                <w:numId w:val="10"/>
+              </w:numPr>
+            </w:pPr>
+            <w:r>
+              <w:t>El usuario ingresa la información requerida de la asignatura que desea verificar.</w:t>
+            </w:r>
+          </w:p>
+        </w:tc>
+        <w:tc>
+          <w:tcPr>
+            <w:tcW w:w="2385" w:type="pct"/>
+            <w:gridSpan w:val="3"/>
+          </w:tcPr>
+          <w:p>
+            <w:pPr>
+              <w:pStyle w:val="Prrafodelista"/>
+              <w:numPr>
+                <w:ilvl w:val="0"/>
+                <w:numId w:val="10"/>
+              </w:numPr>
+              <w:cnfStyle w:val="000000000000" w:firstRow="0" w:lastRow="0" w:firstColumn="0" w:lastColumn="0" w:oddVBand="0" w:evenVBand="0" w:oddHBand="0" w:evenHBand="0" w:firstRowFirstColumn="0" w:firstRowLastColumn="0" w:lastRowFirstColumn="0" w:lastRowLastColumn="0"/>
+            </w:pPr>
+            <w:r>
               <w:t>El sistema muestra las asignaturas según los parámetros de búsqueda aplicados.</w:t>
+            </w:r>
+          </w:p>
+        </w:tc>
+      </w:tr>
+      <w:tr>
+        <w:trPr>
+          <w:cnfStyle w:val="000000100000" w:firstRow="0" w:lastRow="0" w:firstColumn="0" w:lastColumn="0" w:oddVBand="0" w:evenVBand="0" w:oddHBand="1" w:evenHBand="0" w:firstRowFirstColumn="0" w:firstRowLastColumn="0" w:lastRowFirstColumn="0" w:lastRowLastColumn="0"/>
+          <w:trHeight w:val="97"/>
+        </w:trPr>
+        <w:tc>
+          <w:tcPr>
+            <w:cnfStyle w:val="000010000000" w:firstRow="0" w:lastRow="0" w:firstColumn="0" w:lastColumn="0" w:oddVBand="1" w:evenVBand="0" w:oddHBand="0" w:evenHBand="0" w:firstRowFirstColumn="0" w:firstRowLastColumn="0" w:lastRowFirstColumn="0" w:lastRowLastColumn="0"/>
+            <w:tcW w:w="5000" w:type="pct"/>
+            <w:gridSpan w:val="6"/>
+          </w:tcPr>
+          <w:p>
+            <w:pPr>
+              <w:jc w:val="center"/>
+              <w:rPr>
+                <w:b/>
+              </w:rPr>
+            </w:pPr>
+            <w:r>
+              <w:rPr>
+                <w:b/>
+                <w:bCs/>
+              </w:rPr>
+              <w:t>CONVERTIR MASA</w:t>
+            </w:r>
+          </w:p>
+        </w:tc>
+      </w:tr>
+      <w:tr>
+        <w:trPr>
+          <w:trHeight w:val="97"/>
+        </w:trPr>
+        <w:tc>
+          <w:tcPr>
+            <w:cnfStyle w:val="000010000000" w:firstRow="0" w:lastRow="0" w:firstColumn="0" w:lastColumn="0" w:oddVBand="1" w:evenVBand="0" w:oddHBand="0" w:evenHBand="0" w:firstRowFirstColumn="0" w:firstRowLastColumn="0" w:lastRowFirstColumn="0" w:lastRowLastColumn="0"/>
+            <w:tcW w:w="2608" w:type="pct"/>
+            <w:gridSpan w:val="2"/>
+          </w:tcPr>
+          <w:p>
+            <w:pPr>
+              <w:jc w:val="center"/>
+            </w:pPr>
+            <w:r>
+              <w:rPr>
+                <w:b/>
+              </w:rPr>
+              <w:t>Actor</w:t>
+            </w:r>
+          </w:p>
+        </w:tc>
+        <w:tc>
+          <w:tcPr>
+            <w:tcW w:w="2392" w:type="pct"/>
+            <w:gridSpan w:val="4"/>
+          </w:tcPr>
+          <w:p>
+            <w:pPr>
+              <w:jc w:val="center"/>
+              <w:cnfStyle w:val="000000000000" w:firstRow="0" w:lastRow="0" w:firstColumn="0" w:lastColumn="0" w:oddVBand="0" w:evenVBand="0" w:oddHBand="0" w:evenHBand="0" w:firstRowFirstColumn="0" w:firstRowLastColumn="0" w:lastRowFirstColumn="0" w:lastRowLastColumn="0"/>
+            </w:pPr>
+            <w:r>
+              <w:rPr>
+                <w:b/>
+              </w:rPr>
+              <w:t>Sistema</w:t>
+            </w:r>
+          </w:p>
+        </w:tc>
+      </w:tr>
+      <w:tr>
+        <w:trPr>
+          <w:gridAfter w:val="1"/>
+          <w:cnfStyle w:val="000000100000" w:firstRow="0" w:lastRow="0" w:firstColumn="0" w:lastColumn="0" w:oddVBand="0" w:evenVBand="0" w:oddHBand="1" w:evenHBand="0" w:firstRowFirstColumn="0" w:firstRowLastColumn="0" w:lastRowFirstColumn="0" w:lastRowLastColumn="0"/>
+          <w:wAfter w:w="7" w:type="pct"/>
+          <w:trHeight w:val="735"/>
+        </w:trPr>
+        <w:tc>
+          <w:tcPr>
+            <w:cnfStyle w:val="000010000000" w:firstRow="0" w:lastRow="0" w:firstColumn="0" w:lastColumn="0" w:oddVBand="1" w:evenVBand="0" w:oddHBand="0" w:evenHBand="0" w:firstRowFirstColumn="0" w:firstRowLastColumn="0" w:lastRowFirstColumn="0" w:lastRowLastColumn="0"/>
+            <w:tcW w:w="2608" w:type="pct"/>
+            <w:gridSpan w:val="2"/>
+          </w:tcPr>
+          <w:p>
+            <w:r>
+              <w:t>1. El usuario selecciona la opción Conversión de Masa.</w:t>
+            </w:r>
+          </w:p>
+        </w:tc>
+        <w:tc>
+          <w:tcPr>
+            <w:tcW w:w="2385" w:type="pct"/>
+            <w:gridSpan w:val="3"/>
+          </w:tcPr>
+          <w:p>
+            <w:pPr>
+              <w:cnfStyle w:val="000000100000" w:firstRow="0" w:lastRow="0" w:firstColumn="0" w:lastColumn="0" w:oddVBand="0" w:evenVBand="0" w:oddHBand="1" w:evenHBand="0" w:firstRowFirstColumn="0" w:firstRowLastColumn="0" w:lastRowFirstColumn="0" w:lastRowLastColumn="0"/>
+            </w:pPr>
+            <w:r>
+              <w:t>2. El sistema muestra las unidades de masa disponibles.</w:t>
+            </w:r>
+          </w:p>
+        </w:tc>
+      </w:tr>
+      <w:tr>
+        <w:trPr>
+          <w:gridAfter w:val="1"/>
+          <w:wAfter w:w="7" w:type="pct"/>
+          <w:trHeight w:val="735"/>
+        </w:trPr>
+        <w:tc>
+          <w:tcPr>
+            <w:cnfStyle w:val="000010000000" w:firstRow="0" w:lastRow="0" w:firstColumn="0" w:lastColumn="0" w:oddVBand="1" w:evenVBand="0" w:oddHBand="0" w:evenHBand="0" w:firstRowFirstColumn="0" w:firstRowLastColumn="0" w:lastRowFirstColumn="0" w:lastRowLastColumn="0"/>
+            <w:tcW w:w="2608" w:type="pct"/>
+            <w:gridSpan w:val="2"/>
+          </w:tcPr>
+          <w:p>
+            <w:r>
+              <w:t>3. El usuario ingresa el valor numérico y selecciona unidades.</w:t>
+            </w:r>
+          </w:p>
+        </w:tc>
+        <w:tc>
+          <w:tcPr>
+            <w:tcW w:w="2385" w:type="pct"/>
+            <w:gridSpan w:val="3"/>
+          </w:tcPr>
+          <w:p>
+            <w:pPr>
+              <w:cnfStyle w:val="000000000000" w:firstRow="0" w:lastRow="0" w:firstColumn="0" w:lastColumn="0" w:oddVBand="0" w:evenVBand="0" w:oddHBand="0" w:evenHBand="0" w:firstRowFirstColumn="0" w:firstRowLastColumn="0" w:lastRowFirstColumn="0" w:lastRowLastColumn="0"/>
+            </w:pPr>
+            <w:r>
+              <w:t>4. El sistema consume el servicio SOAP correspondiente.</w:t>
+            </w:r>
+          </w:p>
+        </w:tc>
+      </w:tr>
+      <w:tr>
+        <w:trPr>
+          <w:gridAfter w:val="1"/>
+          <w:cnfStyle w:val="000000100000" w:firstRow="0" w:lastRow="0" w:firstColumn="0" w:lastColumn="0" w:oddVBand="0" w:evenVBand="0" w:oddHBand="1" w:evenHBand="0" w:firstRowFirstColumn="0" w:firstRowLastColumn="0" w:lastRowFirstColumn="0" w:lastRowLastColumn="0"/>
+          <w:wAfter w:w="7" w:type="pct"/>
+          <w:trHeight w:val="449"/>
+        </w:trPr>
+        <w:tc>
+          <w:tcPr>
+            <w:cnfStyle w:val="000010000000" w:firstRow="0" w:lastRow="0" w:firstColumn="0" w:lastColumn="0" w:oddVBand="1" w:evenVBand="0" w:oddHBand="0" w:evenHBand="0" w:firstRowFirstColumn="0" w:firstRowLastColumn="0" w:lastRowFirstColumn="0" w:lastRowLastColumn="0"/>
+            <w:tcW w:w="2608" w:type="pct"/>
+            <w:gridSpan w:val="2"/>
+          </w:tcPr>
+          <w:p>
+            <w:r>
+              <w:t>5. El usuario presiona “Convertir”.</w:t>
+            </w:r>
+          </w:p>
+        </w:tc>
+        <w:tc>
+          <w:tcPr>
+            <w:tcW w:w="2385" w:type="pct"/>
+            <w:gridSpan w:val="3"/>
+          </w:tcPr>
+          <w:p>
+            <w:pPr>
+              <w:cnfStyle w:val="000000100000" w:firstRow="0" w:lastRow="0" w:firstColumn="0" w:lastColumn="0" w:oddVBand="0" w:evenVBand="0" w:oddHBand="1" w:evenHBand="0" w:firstRowFirstColumn="0" w:firstRowLastColumn="0" w:lastRowFirstColumn="0" w:lastRowLastColumn="0"/>
+            </w:pPr>
+            <w:r>
+              <w:t>6. El sistema calcula y presenta el resultado de la conversión.</w:t>
             </w:r>
           </w:p>
         </w:tc>
@@ -8618,16 +8698,13 @@
           <w:p>
             <w:pPr>
               <w:jc w:val="center"/>
-              <w:rPr>
-                <w:b/>
-              </w:rPr>
             </w:pPr>
             <w:r>
               <w:rPr>
                 <w:b/>
                 <w:bCs/>
               </w:rPr>
-              <w:t>ACTUALIZAR ASIGNATURA</w:t>
+              <w:t>CONVERTIR TEMPERATURA</w:t>
             </w:r>
           </w:p>
         </w:tc>
@@ -8678,7 +8755,7 @@
         <w:trPr>
           <w:gridAfter w:val="1"/>
           <w:wAfter w:w="7" w:type="pct"/>
-          <w:trHeight w:val="735"/>
+          <w:trHeight w:val="610"/>
         </w:trPr>
         <w:tc>
           <w:tcPr>
@@ -8687,15 +8764,8 @@
             <w:gridSpan w:val="2"/>
           </w:tcPr>
           <w:p>
-            <w:pPr>
-              <w:pStyle w:val="Prrafodelista"/>
-              <w:numPr>
-                <w:ilvl w:val="0"/>
-                <w:numId w:val="11"/>
-              </w:numPr>
-            </w:pPr>
-            <w:r>
-              <w:t>El usuario administrador selecciona la opción listar asignaturas.</w:t>
+            <w:r>
+              <w:t>1. El usuario selecciona la opción Conversión de Temperatura.</w:t>
             </w:r>
           </w:p>
         </w:tc>
@@ -8706,273 +8776,10 @@
           </w:tcPr>
           <w:p>
             <w:pPr>
-              <w:pStyle w:val="Prrafodelista"/>
-              <w:numPr>
-                <w:ilvl w:val="0"/>
-                <w:numId w:val="11"/>
-              </w:numPr>
               <w:cnfStyle w:val="000000000000" w:firstRow="0" w:lastRow="0" w:firstColumn="0" w:lastColumn="0" w:oddVBand="0" w:evenVBand="0" w:oddHBand="0" w:evenHBand="0" w:firstRowFirstColumn="0" w:firstRowLastColumn="0" w:lastRowFirstColumn="0" w:lastRowLastColumn="0"/>
             </w:pPr>
             <w:r>
-              <w:t>El sistema solicita el código de la asignatura o el nombre para filtrar.</w:t>
-            </w:r>
-          </w:p>
-        </w:tc>
-      </w:tr>
-      <w:tr>
-        <w:trPr>
-          <w:gridAfter w:val="1"/>
-          <w:cnfStyle w:val="000000100000" w:firstRow="0" w:lastRow="0" w:firstColumn="0" w:lastColumn="0" w:oddVBand="0" w:evenVBand="0" w:oddHBand="1" w:evenHBand="0" w:firstRowFirstColumn="0" w:firstRowLastColumn="0" w:lastRowFirstColumn="0" w:lastRowLastColumn="0"/>
-          <w:wAfter w:w="7" w:type="pct"/>
-          <w:trHeight w:val="735"/>
-        </w:trPr>
-        <w:tc>
-          <w:tcPr>
-            <w:cnfStyle w:val="000010000000" w:firstRow="0" w:lastRow="0" w:firstColumn="0" w:lastColumn="0" w:oddVBand="1" w:evenVBand="0" w:oddHBand="0" w:evenHBand="0" w:firstRowFirstColumn="0" w:firstRowLastColumn="0" w:lastRowFirstColumn="0" w:lastRowLastColumn="0"/>
-            <w:tcW w:w="2608" w:type="pct"/>
-            <w:gridSpan w:val="2"/>
-          </w:tcPr>
-          <w:p>
-            <w:pPr>
-              <w:pStyle w:val="Prrafodelista"/>
-              <w:numPr>
-                <w:ilvl w:val="0"/>
-                <w:numId w:val="11"/>
-              </w:numPr>
-            </w:pPr>
-            <w:r>
-              <w:t>El usuario ingresa el código o nombre de la asignatura que desea actualizar o a su vez busca la asignatura en la tabla ya sea para realizar cambios de créditos, nombre o prerrequisitos</w:t>
-            </w:r>
-            <w:r>
-              <w:t>.</w:t>
-            </w:r>
-          </w:p>
-        </w:tc>
-        <w:tc>
-          <w:tcPr>
-            <w:tcW w:w="2385" w:type="pct"/>
-            <w:gridSpan w:val="3"/>
-          </w:tcPr>
-          <w:p>
-            <w:pPr>
-              <w:pStyle w:val="Prrafodelista"/>
-              <w:numPr>
-                <w:ilvl w:val="0"/>
-                <w:numId w:val="11"/>
-              </w:numPr>
-              <w:cnfStyle w:val="000000100000" w:firstRow="0" w:lastRow="0" w:firstColumn="0" w:lastColumn="0" w:oddVBand="0" w:evenVBand="0" w:oddHBand="1" w:evenHBand="0" w:firstRowFirstColumn="0" w:firstRowLastColumn="0" w:lastRowFirstColumn="0" w:lastRowLastColumn="0"/>
-            </w:pPr>
-            <w:r>
-              <w:t>El sistema muestra la información de la asignatura en la tabla.</w:t>
-            </w:r>
-          </w:p>
-        </w:tc>
-      </w:tr>
-      <w:tr>
-        <w:trPr>
-          <w:gridAfter w:val="1"/>
-          <w:wAfter w:w="7" w:type="pct"/>
-          <w:trHeight w:val="449"/>
-        </w:trPr>
-        <w:tc>
-          <w:tcPr>
-            <w:cnfStyle w:val="000010000000" w:firstRow="0" w:lastRow="0" w:firstColumn="0" w:lastColumn="0" w:oddVBand="1" w:evenVBand="0" w:oddHBand="0" w:evenHBand="0" w:firstRowFirstColumn="0" w:firstRowLastColumn="0" w:lastRowFirstColumn="0" w:lastRowLastColumn="0"/>
-            <w:tcW w:w="2608" w:type="pct"/>
-            <w:gridSpan w:val="2"/>
-          </w:tcPr>
-          <w:p>
-            <w:pPr>
-              <w:pStyle w:val="Prrafodelista"/>
-              <w:numPr>
-                <w:ilvl w:val="0"/>
-                <w:numId w:val="11"/>
-              </w:numPr>
-            </w:pPr>
-            <w:r>
-              <w:lastRenderedPageBreak/>
-              <w:t>El usuario administrador hace clic en el ícono de modificar de la parte derecha de la tabla.</w:t>
-            </w:r>
-          </w:p>
-        </w:tc>
-        <w:tc>
-          <w:tcPr>
-            <w:tcW w:w="2385" w:type="pct"/>
-            <w:gridSpan w:val="3"/>
-          </w:tcPr>
-          <w:p>
-            <w:pPr>
-              <w:pStyle w:val="Prrafodelista"/>
-              <w:numPr>
-                <w:ilvl w:val="0"/>
-                <w:numId w:val="11"/>
-              </w:numPr>
-              <w:cnfStyle w:val="000000000000" w:firstRow="0" w:lastRow="0" w:firstColumn="0" w:lastColumn="0" w:oddVBand="0" w:evenVBand="0" w:oddHBand="0" w:evenHBand="0" w:firstRowFirstColumn="0" w:firstRowLastColumn="0" w:lastRowFirstColumn="0" w:lastRowLastColumn="0"/>
-            </w:pPr>
-            <w:r>
-              <w:t>El sistema muestra un formulario con los datos de la asignatura cargados.</w:t>
-            </w:r>
-          </w:p>
-        </w:tc>
-      </w:tr>
-      <w:tr>
-        <w:trPr>
-          <w:gridAfter w:val="1"/>
-          <w:cnfStyle w:val="000000100000" w:firstRow="0" w:lastRow="0" w:firstColumn="0" w:lastColumn="0" w:oddVBand="0" w:evenVBand="0" w:oddHBand="1" w:evenHBand="0" w:firstRowFirstColumn="0" w:firstRowLastColumn="0" w:lastRowFirstColumn="0" w:lastRowLastColumn="0"/>
-          <w:wAfter w:w="7" w:type="pct"/>
-          <w:trHeight w:val="735"/>
-        </w:trPr>
-        <w:tc>
-          <w:tcPr>
-            <w:cnfStyle w:val="000010000000" w:firstRow="0" w:lastRow="0" w:firstColumn="0" w:lastColumn="0" w:oddVBand="1" w:evenVBand="0" w:oddHBand="0" w:evenHBand="0" w:firstRowFirstColumn="0" w:firstRowLastColumn="0" w:lastRowFirstColumn="0" w:lastRowLastColumn="0"/>
-            <w:tcW w:w="2608" w:type="pct"/>
-            <w:gridSpan w:val="2"/>
-          </w:tcPr>
-          <w:p>
-            <w:pPr>
-              <w:pStyle w:val="Prrafodelista"/>
-              <w:numPr>
-                <w:ilvl w:val="0"/>
-                <w:numId w:val="11"/>
-              </w:numPr>
-            </w:pPr>
-            <w:r>
-              <w:t>El administrador modifica los campos (ej. número de créditos).</w:t>
-            </w:r>
-          </w:p>
-        </w:tc>
-        <w:tc>
-          <w:tcPr>
-            <w:tcW w:w="2385" w:type="pct"/>
-            <w:gridSpan w:val="3"/>
-          </w:tcPr>
-          <w:p>
-            <w:pPr>
-              <w:pStyle w:val="Prrafodelista"/>
-              <w:numPr>
-                <w:ilvl w:val="0"/>
-                <w:numId w:val="11"/>
-              </w:numPr>
-              <w:cnfStyle w:val="000000100000" w:firstRow="0" w:lastRow="0" w:firstColumn="0" w:lastColumn="0" w:oddVBand="0" w:evenVBand="0" w:oddHBand="1" w:evenHBand="0" w:firstRowFirstColumn="0" w:firstRowLastColumn="0" w:lastRowFirstColumn="0" w:lastRowLastColumn="0"/>
-            </w:pPr>
-            <w:r>
-              <w:t>El sistema valida los datos ingresados.</w:t>
-            </w:r>
-          </w:p>
-        </w:tc>
-      </w:tr>
-      <w:tr>
-        <w:trPr>
-          <w:gridAfter w:val="1"/>
-          <w:wAfter w:w="7" w:type="pct"/>
-          <w:trHeight w:val="735"/>
-        </w:trPr>
-        <w:tc>
-          <w:tcPr>
-            <w:cnfStyle w:val="000010000000" w:firstRow="0" w:lastRow="0" w:firstColumn="0" w:lastColumn="0" w:oddVBand="1" w:evenVBand="0" w:oddHBand="0" w:evenHBand="0" w:firstRowFirstColumn="0" w:firstRowLastColumn="0" w:lastRowFirstColumn="0" w:lastRowLastColumn="0"/>
-            <w:tcW w:w="2608" w:type="pct"/>
-            <w:gridSpan w:val="2"/>
-          </w:tcPr>
-          <w:p>
-            <w:pPr>
-              <w:pStyle w:val="Prrafodelista"/>
-              <w:numPr>
-                <w:ilvl w:val="0"/>
-                <w:numId w:val="11"/>
-              </w:numPr>
-            </w:pPr>
-            <w:r>
-              <w:t>El usuario administrador presiona el botón “Modificar”.</w:t>
-            </w:r>
-          </w:p>
-        </w:tc>
-        <w:tc>
-          <w:tcPr>
-            <w:tcW w:w="2385" w:type="pct"/>
-            <w:gridSpan w:val="3"/>
-          </w:tcPr>
-          <w:p>
-            <w:pPr>
-              <w:pStyle w:val="Prrafodelista"/>
-              <w:numPr>
-                <w:ilvl w:val="0"/>
-                <w:numId w:val="11"/>
-              </w:numPr>
-              <w:cnfStyle w:val="000000000000" w:firstRow="0" w:lastRow="0" w:firstColumn="0" w:lastColumn="0" w:oddVBand="0" w:evenVBand="0" w:oddHBand="0" w:evenHBand="0" w:firstRowFirstColumn="0" w:firstRowLastColumn="0" w:lastRowFirstColumn="0" w:lastRowLastColumn="0"/>
-            </w:pPr>
-            <w:r>
-              <w:t>El sistema almacena los datos</w:t>
-            </w:r>
-            <w:r>
-              <w:t xml:space="preserve"> modificados</w:t>
-            </w:r>
-            <w:r>
-              <w:t xml:space="preserve">. </w:t>
-            </w:r>
-          </w:p>
-        </w:tc>
-      </w:tr>
-      <w:tr>
-        <w:trPr>
-          <w:cnfStyle w:val="000000100000" w:firstRow="0" w:lastRow="0" w:firstColumn="0" w:lastColumn="0" w:oddVBand="0" w:evenVBand="0" w:oddHBand="1" w:evenHBand="0" w:firstRowFirstColumn="0" w:firstRowLastColumn="0" w:lastRowFirstColumn="0" w:lastRowLastColumn="0"/>
-          <w:trHeight w:val="97"/>
-        </w:trPr>
-        <w:tc>
-          <w:tcPr>
-            <w:cnfStyle w:val="000010000000" w:firstRow="0" w:lastRow="0" w:firstColumn="0" w:lastColumn="0" w:oddVBand="1" w:evenVBand="0" w:oddHBand="0" w:evenHBand="0" w:firstRowFirstColumn="0" w:firstRowLastColumn="0" w:lastRowFirstColumn="0" w:lastRowLastColumn="0"/>
-            <w:tcW w:w="5000" w:type="pct"/>
-            <w:gridSpan w:val="6"/>
-          </w:tcPr>
-          <w:p>
-            <w:pPr>
-              <w:jc w:val="center"/>
-            </w:pPr>
-            <w:r>
-              <w:rPr>
-                <w:b/>
-                <w:bCs/>
-              </w:rPr>
-              <w:t>ELIMINAR ASIGNATURA</w:t>
-            </w:r>
-          </w:p>
-        </w:tc>
-      </w:tr>
-      <w:tr>
-        <w:trPr>
-          <w:trHeight w:val="97"/>
-        </w:trPr>
-        <w:tc>
-          <w:tcPr>
-            <w:cnfStyle w:val="000010000000" w:firstRow="0" w:lastRow="0" w:firstColumn="0" w:lastColumn="0" w:oddVBand="1" w:evenVBand="0" w:oddHBand="0" w:evenHBand="0" w:firstRowFirstColumn="0" w:firstRowLastColumn="0" w:lastRowFirstColumn="0" w:lastRowLastColumn="0"/>
-            <w:tcW w:w="2608" w:type="pct"/>
-            <w:gridSpan w:val="2"/>
-          </w:tcPr>
-          <w:p>
-            <w:pPr>
-              <w:jc w:val="center"/>
-            </w:pPr>
-            <w:r>
-              <w:rPr>
-                <w:b/>
-              </w:rPr>
-              <w:t>Actor</w:t>
-            </w:r>
-          </w:p>
-        </w:tc>
-        <w:tc>
-          <w:tcPr>
-            <w:tcW w:w="2392" w:type="pct"/>
-            <w:gridSpan w:val="4"/>
-          </w:tcPr>
-          <w:p>
-            <w:pPr>
-              <w:jc w:val="center"/>
-              <w:cnfStyle w:val="000000000000" w:firstRow="0" w:lastRow="0" w:firstColumn="0" w:lastColumn="0" w:oddVBand="0" w:evenVBand="0" w:oddHBand="0" w:evenHBand="0" w:firstRowFirstColumn="0" w:firstRowLastColumn="0" w:lastRowFirstColumn="0" w:lastRowLastColumn="0"/>
-            </w:pPr>
-            <w:r>
-              <w:rPr>
-                <w:b/>
-              </w:rPr>
-              <w:t>Sistema</w:t>
+              <w:t>2. El sistema muestra las escalas disponibles.</w:t>
             </w:r>
           </w:p>
         </w:tc>
@@ -8991,15 +8798,8 @@
             <w:gridSpan w:val="2"/>
           </w:tcPr>
           <w:p>
-            <w:pPr>
-              <w:pStyle w:val="Prrafodelista"/>
-              <w:numPr>
-                <w:ilvl w:val="0"/>
-                <w:numId w:val="12"/>
-              </w:numPr>
-            </w:pPr>
-            <w:r>
-              <w:t>El administrador selecciona la opción listar asignaturas.</w:t>
+            <w:r>
+              <w:t>3. El usuario ingresa el valor y selecciona las unidades correspondientes.</w:t>
             </w:r>
           </w:p>
         </w:tc>
@@ -9010,15 +8810,10 @@
           </w:tcPr>
           <w:p>
             <w:pPr>
-              <w:pStyle w:val="Prrafodelista"/>
-              <w:numPr>
-                <w:ilvl w:val="0"/>
-                <w:numId w:val="12"/>
-              </w:numPr>
               <w:cnfStyle w:val="000000100000" w:firstRow="0" w:lastRow="0" w:firstColumn="0" w:lastColumn="0" w:oddVBand="0" w:evenVBand="0" w:oddHBand="1" w:evenHBand="0" w:firstRowFirstColumn="0" w:firstRowLastColumn="0" w:lastRowFirstColumn="0" w:lastRowLastColumn="0"/>
             </w:pPr>
             <w:r>
-              <w:t>El sistema muestra la lista de las asignaturas que se encuentran registradas.</w:t>
+              <w:t>4. El sistema envía la solicitud SOAP al servidor.</w:t>
             </w:r>
           </w:p>
         </w:tc>
@@ -9036,24 +8831,8 @@
             <w:gridSpan w:val="2"/>
           </w:tcPr>
           <w:p>
-            <w:pPr>
-              <w:pStyle w:val="Prrafodelista"/>
-              <w:numPr>
-                <w:ilvl w:val="0"/>
-                <w:numId w:val="12"/>
-              </w:numPr>
-            </w:pPr>
-            <w:r>
-              <w:t>El usuario administrador</w:t>
-            </w:r>
-            <w:r>
-              <w:t xml:space="preserve"> presiona </w:t>
-            </w:r>
-            <w:r>
-              <w:t xml:space="preserve">el ícono de </w:t>
-            </w:r>
-            <w:r>
-              <w:t>“Eliminar”.</w:t>
+            <w:r>
+              <w:t>5. El usuario ejecuta la conversión.</w:t>
             </w:r>
           </w:p>
         </w:tc>
@@ -9064,67 +8843,17 @@
           </w:tcPr>
           <w:p>
             <w:pPr>
-              <w:pStyle w:val="Prrafodelista"/>
-              <w:numPr>
-                <w:ilvl w:val="0"/>
-                <w:numId w:val="12"/>
-              </w:numPr>
               <w:cnfStyle w:val="000000000000" w:firstRow="0" w:lastRow="0" w:firstColumn="0" w:lastColumn="0" w:oddVBand="0" w:evenVBand="0" w:oddHBand="0" w:evenHBand="0" w:firstRowFirstColumn="0" w:firstRowLastColumn="0" w:lastRowFirstColumn="0" w:lastRowLastColumn="0"/>
             </w:pPr>
             <w:r>
-              <w:t>El sistema muestra la información de la asignatura en la tabla y pide confirmación.</w:t>
+              <w:t>6. El sistema procesa la operación y muestra el resultado final.</w:t>
             </w:r>
           </w:p>
         </w:tc>
       </w:tr>
       <w:tr>
         <w:trPr>
-          <w:gridAfter w:val="1"/>
           <w:cnfStyle w:val="000000100000" w:firstRow="0" w:lastRow="0" w:firstColumn="0" w:lastColumn="0" w:oddVBand="0" w:evenVBand="0" w:oddHBand="1" w:evenHBand="0" w:firstRowFirstColumn="0" w:firstRowLastColumn="0" w:lastRowFirstColumn="0" w:lastRowLastColumn="0"/>
-          <w:wAfter w:w="7" w:type="pct"/>
-          <w:trHeight w:val="610"/>
-        </w:trPr>
-        <w:tc>
-          <w:tcPr>
-            <w:cnfStyle w:val="000010000000" w:firstRow="0" w:lastRow="0" w:firstColumn="0" w:lastColumn="0" w:oddVBand="1" w:evenVBand="0" w:oddHBand="0" w:evenHBand="0" w:firstRowFirstColumn="0" w:firstRowLastColumn="0" w:lastRowFirstColumn="0" w:lastRowLastColumn="0"/>
-            <w:tcW w:w="2608" w:type="pct"/>
-            <w:gridSpan w:val="2"/>
-          </w:tcPr>
-          <w:p>
-            <w:pPr>
-              <w:pStyle w:val="Prrafodelista"/>
-              <w:numPr>
-                <w:ilvl w:val="0"/>
-                <w:numId w:val="12"/>
-              </w:numPr>
-            </w:pPr>
-            <w:r>
-              <w:t>El administrador puede buscar la asignatura ya sea por el código o nombre para confirmar cuál eliminar.</w:t>
-            </w:r>
-          </w:p>
-        </w:tc>
-        <w:tc>
-          <w:tcPr>
-            <w:tcW w:w="2385" w:type="pct"/>
-            <w:gridSpan w:val="3"/>
-          </w:tcPr>
-          <w:p>
-            <w:pPr>
-              <w:pStyle w:val="Prrafodelista"/>
-              <w:numPr>
-                <w:ilvl w:val="0"/>
-                <w:numId w:val="12"/>
-              </w:numPr>
-              <w:cnfStyle w:val="000000100000" w:firstRow="0" w:lastRow="0" w:firstColumn="0" w:lastColumn="0" w:oddVBand="0" w:evenVBand="0" w:oddHBand="1" w:evenHBand="0" w:firstRowFirstColumn="0" w:firstRowLastColumn="0" w:lastRowFirstColumn="0" w:lastRowLastColumn="0"/>
-            </w:pPr>
-            <w:r>
-              <w:t>El sistema realiza la eliminación (lógica o física) de la base de datos y lista de nuevo las asignaturas.</w:t>
-            </w:r>
-          </w:p>
-        </w:tc>
-      </w:tr>
-      <w:tr>
-        <w:trPr>
           <w:trHeight w:val="97"/>
         </w:trPr>
         <w:tc>
@@ -9159,64 +8888,7 @@
       </w:tr>
       <w:tr>
         <w:trPr>
-          <w:cnfStyle w:val="000000100000" w:firstRow="0" w:lastRow="0" w:firstColumn="0" w:lastColumn="0" w:oddVBand="0" w:evenVBand="0" w:oddHBand="1" w:evenHBand="0" w:firstRowFirstColumn="0" w:firstRowLastColumn="0" w:lastRowFirstColumn="0" w:lastRowLastColumn="0"/>
           <w:trHeight w:val="97"/>
-        </w:trPr>
-        <w:tc>
-          <w:tcPr>
-            <w:cnfStyle w:val="000010000000" w:firstRow="0" w:lastRow="0" w:firstColumn="0" w:lastColumn="0" w:oddVBand="1" w:evenVBand="0" w:oddHBand="0" w:evenHBand="0" w:firstRowFirstColumn="0" w:firstRowLastColumn="0" w:lastRowFirstColumn="0" w:lastRowLastColumn="0"/>
-            <w:tcW w:w="5000" w:type="pct"/>
-            <w:gridSpan w:val="6"/>
-          </w:tcPr>
-          <w:p>
-            <w:pPr>
-              <w:pStyle w:val="Prrafodelista"/>
-              <w:numPr>
-                <w:ilvl w:val="3"/>
-                <w:numId w:val="12"/>
-              </w:numPr>
-            </w:pPr>
-            <w:r>
-              <w:rPr>
-                <w:b/>
-                <w:bCs/>
-              </w:rPr>
-              <w:t>Datos Incorrectos:</w:t>
-            </w:r>
-            <w:r>
-              <w:t xml:space="preserve"> </w:t>
-            </w:r>
-            <w:r>
-              <w:t>Si el sistema determina un error en alguna codificación de las asignaturas (ej. código duplicado) dará un mensaje de alerta para su verificación y seguida corrección</w:t>
-            </w:r>
-            <w:r>
-              <w:t>.</w:t>
-            </w:r>
-          </w:p>
-          <w:p>
-            <w:pPr>
-              <w:pStyle w:val="Prrafodelista"/>
-              <w:numPr>
-                <w:ilvl w:val="0"/>
-                <w:numId w:val="13"/>
-              </w:numPr>
-            </w:pPr>
-            <w:r>
-              <w:rPr>
-                <w:b/>
-                <w:bCs/>
-              </w:rPr>
-              <w:t>Cancelar:</w:t>
-            </w:r>
-            <w:r>
-              <w:t xml:space="preserve"> Si el usuario presiona “Cancelar”, el sistema limpia el formulario.</w:t>
-            </w:r>
-          </w:p>
-        </w:tc>
-      </w:tr>
-      <w:tr>
-        <w:trPr>
-          <w:trHeight w:val="253"/>
         </w:trPr>
         <w:tc>
           <w:tcPr>
@@ -9228,28 +8900,61 @@
             <w:pPr>
               <w:rPr>
                 <w:b/>
+                <w:bCs/>
               </w:rPr>
             </w:pPr>
             <w:r>
               <w:rPr>
                 <w:b/>
+                <w:bCs/>
               </w:rPr>
-              <w:t>Casos de uso incluidos:</w:t>
-            </w:r>
-            <w:r>
+              <w:lastRenderedPageBreak/>
+              <w:t>Datos Incorrectos:</w:t>
+            </w:r>
+          </w:p>
+          <w:p>
+            <w:r>
+              <w:t>Si el usuario ingresa caracteres no numéricos o deja campos vacíos, el sistema mostrará un mensaje de advertencia solicitando corregir la información.</w:t>
+            </w:r>
+          </w:p>
+          <w:p>
+            <w:pPr>
               <w:rPr>
                 <w:b/>
+                <w:bCs/>
               </w:rPr>
-              <w:t xml:space="preserve"> </w:t>
-            </w:r>
-            <w:r>
-              <w:t>E</w:t>
-            </w:r>
-            <w:r>
-              <w:t>CU</w:t>
-            </w:r>
-            <w:r>
-              <w:t>D1</w:t>
+            </w:pPr>
+            <w:r>
+              <w:rPr>
+                <w:b/>
+                <w:bCs/>
+              </w:rPr>
+              <w:t>Error de Conexión SOAP:</w:t>
+            </w:r>
+          </w:p>
+          <w:p>
+            <w:r>
+              <w:t>Si no existe conexión con el servidor WCF, el sistema notificará que el servicio SOAP no se encuentra disponible.</w:t>
+            </w:r>
+          </w:p>
+          <w:p>
+            <w:pPr>
+              <w:rPr>
+                <w:b/>
+                <w:bCs/>
+              </w:rPr>
+            </w:pPr>
+            <w:r>
+              <w:rPr>
+                <w:b/>
+                <w:bCs/>
+              </w:rPr>
+              <w:t>Operación Inválida:</w:t>
+            </w:r>
+          </w:p>
+          <w:p>
+            <w:r>
+              <w:t>Si la conversión seleccionada no corresponde al tipo de unidad elegido, el sistema mostrará un mensaje de error.</w:t>
             </w:r>
           </w:p>
         </w:tc>
@@ -9267,139 +8972,6 @@
           </w:tcPr>
           <w:p>
             <w:pPr>
-              <w:keepNext/>
-            </w:pPr>
-            <w:r>
-              <w:rPr>
-                <w:b/>
-              </w:rPr>
-              <w:t xml:space="preserve">Casos de uso extendidos: </w:t>
-            </w:r>
-          </w:p>
-        </w:tc>
-      </w:tr>
-    </w:tbl>
-    <w:p>
-      <w:pPr>
-        <w:pStyle w:val="Ttulo2"/>
-        <w:rPr>
-          <w:i/>
-          <w:iCs/>
-          <w:color w:val="FF0000"/>
-        </w:rPr>
-      </w:pPr>
-      <w:bookmarkStart w:id="20" w:name="_Toc74581878"/>
-      <w:bookmarkStart w:id="21" w:name="_Toc214408331"/>
-      <w:r>
-        <w:rPr>
-          <w:rFonts w:eastAsia="Carlito"/>
-          <w:lang w:eastAsia="en-US"/>
-        </w:rPr>
-        <w:t>ECUD_</w:t>
-      </w:r>
-      <w:r>
-        <w:rPr>
-          <w:rFonts w:eastAsia="Carlito"/>
-        </w:rPr>
-        <w:t>AUTENTICACIÓN</w:t>
-      </w:r>
-      <w:bookmarkEnd w:id="20"/>
-      <w:bookmarkEnd w:id="21"/>
-    </w:p>
-    <w:p>
-      <w:pPr>
-        <w:jc w:val="both"/>
-        <w:rPr>
-          <w:b/>
-          <w:bCs/>
-        </w:rPr>
-      </w:pPr>
-      <w:r>
-        <w:t xml:space="preserve">A continuación, se muestra </w:t>
-      </w:r>
-      <w:r>
-        <w:rPr>
-          <w:b/>
-          <w:bCs/>
-        </w:rPr>
-        <w:t>ECUD_</w:t>
-      </w:r>
-      <w:r>
-        <w:rPr>
-          <w:b/>
-          <w:bCs/>
-        </w:rPr>
-        <w:t>AUTENTICACIÓN</w:t>
-      </w:r>
-    </w:p>
-    <w:p>
-      <w:pPr>
-        <w:pStyle w:val="Descripcin"/>
-      </w:pPr>
-      <w:r>
-        <w:t xml:space="preserve">Tabla </w:t>
-      </w:r>
-      <w:r>
-        <w:fldChar w:fldCharType="begin"/>
-      </w:r>
-      <w:r>
-        <w:instrText xml:space="preserve"> SEQ Tabla \* ARABIC </w:instrText>
-      </w:r>
-      <w:r>
-        <w:fldChar w:fldCharType="separate"/>
-      </w:r>
-      <w:r>
-        <w:rPr>
-          <w:noProof/>
-        </w:rPr>
-        <w:t>3</w:t>
-      </w:r>
-      <w:r>
-        <w:rPr>
-          <w:noProof/>
-        </w:rPr>
-        <w:fldChar w:fldCharType="end"/>
-      </w:r>
-      <w:r>
-        <w:t>. ECUD Autenticar</w:t>
-      </w:r>
-    </w:p>
-    <w:tbl>
-      <w:tblPr>
-        <w:tblStyle w:val="Tabladecuadrcula5oscura-nfasis3"/>
-        <w:tblW w:w="5000" w:type="pct"/>
-        <w:tblBorders>
-          <w:top w:val="single" w:sz="4" w:space="0" w:color="auto"/>
-          <w:left w:val="single" w:sz="4" w:space="0" w:color="auto"/>
-          <w:bottom w:val="single" w:sz="4" w:space="0" w:color="auto"/>
-          <w:right w:val="single" w:sz="4" w:space="0" w:color="auto"/>
-          <w:insideH w:val="single" w:sz="4" w:space="0" w:color="auto"/>
-          <w:insideV w:val="single" w:sz="4" w:space="0" w:color="auto"/>
-        </w:tblBorders>
-        <w:tblLook w:val="0000" w:firstRow="0" w:lastRow="0" w:firstColumn="0" w:lastColumn="0" w:noHBand="0" w:noVBand="0"/>
-      </w:tblPr>
-      <w:tblGrid>
-        <w:gridCol w:w="2785"/>
-        <w:gridCol w:w="1015"/>
-        <w:gridCol w:w="23"/>
-        <w:gridCol w:w="851"/>
-        <w:gridCol w:w="2286"/>
-        <w:gridCol w:w="2056"/>
-      </w:tblGrid>
-      <w:tr>
-        <w:trPr>
-          <w:cnfStyle w:val="000000100000" w:firstRow="0" w:lastRow="0" w:firstColumn="0" w:lastColumn="0" w:oddVBand="0" w:evenVBand="0" w:oddHBand="1" w:evenHBand="0" w:firstRowFirstColumn="0" w:firstRowLastColumn="0" w:lastRowFirstColumn="0" w:lastRowLastColumn="0"/>
-          <w:trHeight w:val="223"/>
-        </w:trPr>
-        <w:tc>
-          <w:tcPr>
-            <w:cnfStyle w:val="000010000000" w:firstRow="0" w:lastRow="0" w:firstColumn="0" w:lastColumn="0" w:oddVBand="1" w:evenVBand="0" w:oddHBand="0" w:evenHBand="0" w:firstRowFirstColumn="0" w:firstRowLastColumn="0" w:lastRowFirstColumn="0" w:lastRowLastColumn="0"/>
-            <w:tcW w:w="1544" w:type="pct"/>
-            <w:vAlign w:val="center"/>
-          </w:tcPr>
-          <w:p>
-            <w:pPr>
-              <w:jc w:val="right"/>
               <w:rPr>
                 <w:b/>
               </w:rPr>
@@ -9408,760 +8980,29 @@
               <w:rPr>
                 <w:b/>
               </w:rPr>
-              <w:t>Nombre Caso de Uso:</w:t>
-            </w:r>
-          </w:p>
-        </w:tc>
-        <w:tc>
-          <w:tcPr>
-            <w:tcW w:w="3456" w:type="pct"/>
-            <w:gridSpan w:val="5"/>
-          </w:tcPr>
-          <w:p>
-            <w:pPr>
-              <w:jc w:val="both"/>
-              <w:cnfStyle w:val="000000100000" w:firstRow="0" w:lastRow="0" w:firstColumn="0" w:lastColumn="0" w:oddVBand="0" w:evenVBand="0" w:oddHBand="1" w:evenHBand="0" w:firstRowFirstColumn="0" w:firstRowLastColumn="0" w:lastRowFirstColumn="0" w:lastRowLastColumn="0"/>
-            </w:pPr>
-            <w:r>
-              <w:t>Autenticación</w:t>
+              <w:t>Casos de uso incluidos:</w:t>
+            </w:r>
+            <w:r>
+              <w:rPr>
+                <w:b/>
+              </w:rPr>
+              <w:t xml:space="preserve"> </w:t>
+            </w:r>
+            <w:r>
+              <w:t>E</w:t>
+            </w:r>
+            <w:r>
+              <w:t>CU</w:t>
+            </w:r>
+            <w:r>
+              <w:t>D1</w:t>
             </w:r>
           </w:p>
         </w:tc>
       </w:tr>
       <w:tr>
         <w:trPr>
-          <w:trHeight w:val="215"/>
-        </w:trPr>
-        <w:tc>
-          <w:tcPr>
-            <w:cnfStyle w:val="000010000000" w:firstRow="0" w:lastRow="0" w:firstColumn="0" w:lastColumn="0" w:oddVBand="1" w:evenVBand="0" w:oddHBand="0" w:evenHBand="0" w:firstRowFirstColumn="0" w:firstRowLastColumn="0" w:lastRowFirstColumn="0" w:lastRowLastColumn="0"/>
-            <w:tcW w:w="1544" w:type="pct"/>
-            <w:vAlign w:val="center"/>
-          </w:tcPr>
-          <w:p>
-            <w:pPr>
-              <w:jc w:val="right"/>
-              <w:rPr>
-                <w:b/>
-              </w:rPr>
-            </w:pPr>
-            <w:r>
-              <w:rPr>
-                <w:b/>
-              </w:rPr>
-              <w:t>Identificador</w:t>
-            </w:r>
-            <w:r>
-              <w:rPr>
-                <w:b/>
-              </w:rPr>
-              <w:t>:</w:t>
-            </w:r>
-            <w:r>
-              <w:rPr>
-                <w:b/>
-              </w:rPr>
-              <w:t xml:space="preserve"> </w:t>
-            </w:r>
-          </w:p>
-        </w:tc>
-        <w:tc>
-          <w:tcPr>
-            <w:tcW w:w="3456" w:type="pct"/>
-            <w:gridSpan w:val="5"/>
-          </w:tcPr>
-          <w:p>
-            <w:pPr>
-              <w:jc w:val="both"/>
-              <w:cnfStyle w:val="000000000000" w:firstRow="0" w:lastRow="0" w:firstColumn="0" w:lastColumn="0" w:oddVBand="0" w:evenVBand="0" w:oddHBand="0" w:evenHBand="0" w:firstRowFirstColumn="0" w:firstRowLastColumn="0" w:lastRowFirstColumn="0" w:lastRowLastColumn="0"/>
-            </w:pPr>
-            <w:r>
-              <w:t>E</w:t>
-            </w:r>
-            <w:r>
-              <w:t>CU</w:t>
-            </w:r>
-            <w:r>
-              <w:t>D3</w:t>
-            </w:r>
-          </w:p>
-        </w:tc>
-      </w:tr>
-      <w:tr>
-        <w:trPr>
-          <w:cnfStyle w:val="000000100000" w:firstRow="0" w:lastRow="0" w:firstColumn="0" w:lastColumn="0" w:oddVBand="0" w:evenVBand="0" w:oddHBand="1" w:evenHBand="0" w:firstRowFirstColumn="0" w:firstRowLastColumn="0" w:lastRowFirstColumn="0" w:lastRowLastColumn="0"/>
-          <w:trHeight w:val="220"/>
-        </w:trPr>
-        <w:tc>
-          <w:tcPr>
-            <w:cnfStyle w:val="000010000000" w:firstRow="0" w:lastRow="0" w:firstColumn="0" w:lastColumn="0" w:oddVBand="1" w:evenVBand="0" w:oddHBand="0" w:evenHBand="0" w:firstRowFirstColumn="0" w:firstRowLastColumn="0" w:lastRowFirstColumn="0" w:lastRowLastColumn="0"/>
-            <w:tcW w:w="1544" w:type="pct"/>
-            <w:vAlign w:val="center"/>
-          </w:tcPr>
-          <w:p>
-            <w:pPr>
-              <w:jc w:val="right"/>
-              <w:rPr>
-                <w:b/>
-              </w:rPr>
-            </w:pPr>
-            <w:r>
-              <w:rPr>
-                <w:b/>
-              </w:rPr>
-              <w:t>Descripción</w:t>
-            </w:r>
-            <w:r>
-              <w:rPr>
-                <w:b/>
-              </w:rPr>
-              <w:t>:</w:t>
-            </w:r>
-          </w:p>
-        </w:tc>
-        <w:tc>
-          <w:tcPr>
-            <w:tcW w:w="3456" w:type="pct"/>
-            <w:gridSpan w:val="5"/>
-          </w:tcPr>
-          <w:p>
-            <w:pPr>
-              <w:jc w:val="both"/>
-              <w:cnfStyle w:val="000000100000" w:firstRow="0" w:lastRow="0" w:firstColumn="0" w:lastColumn="0" w:oddVBand="0" w:evenVBand="0" w:oddHBand="1" w:evenHBand="0" w:firstRowFirstColumn="0" w:firstRowLastColumn="0" w:lastRowFirstColumn="0" w:lastRowLastColumn="0"/>
-            </w:pPr>
-            <w:r>
-              <w:t xml:space="preserve">Permite validar las credenciales del usuario para iniciar sesión en el sistema </w:t>
-            </w:r>
-            <w:proofErr w:type="spellStart"/>
-            <w:r>
-              <w:t>Monster</w:t>
-            </w:r>
-            <w:proofErr w:type="spellEnd"/>
-            <w:r>
-              <w:t xml:space="preserve"> </w:t>
-            </w:r>
-            <w:proofErr w:type="spellStart"/>
-            <w:r>
-              <w:t>University</w:t>
-            </w:r>
-            <w:proofErr w:type="spellEnd"/>
-            <w:r>
-              <w:t>.</w:t>
-            </w:r>
-          </w:p>
-        </w:tc>
-      </w:tr>
-      <w:tr>
-        <w:trPr>
-          <w:trHeight w:val="220"/>
-        </w:trPr>
-        <w:tc>
-          <w:tcPr>
-            <w:cnfStyle w:val="000010000000" w:firstRow="0" w:lastRow="0" w:firstColumn="0" w:lastColumn="0" w:oddVBand="1" w:evenVBand="0" w:oddHBand="0" w:evenHBand="0" w:firstRowFirstColumn="0" w:firstRowLastColumn="0" w:lastRowFirstColumn="0" w:lastRowLastColumn="0"/>
-            <w:tcW w:w="1544" w:type="pct"/>
-            <w:vAlign w:val="center"/>
-          </w:tcPr>
-          <w:p>
-            <w:pPr>
-              <w:jc w:val="right"/>
-              <w:rPr>
-                <w:b/>
-              </w:rPr>
-            </w:pPr>
-            <w:r>
-              <w:rPr>
-                <w:b/>
-              </w:rPr>
-              <w:t>Meta</w:t>
-            </w:r>
-            <w:r>
-              <w:rPr>
-                <w:b/>
-              </w:rPr>
-              <w:t>:</w:t>
-            </w:r>
-          </w:p>
-        </w:tc>
-        <w:tc>
-          <w:tcPr>
-            <w:tcW w:w="3456" w:type="pct"/>
-            <w:gridSpan w:val="5"/>
-          </w:tcPr>
-          <w:p>
-            <w:pPr>
-              <w:jc w:val="both"/>
-              <w:cnfStyle w:val="000000000000" w:firstRow="0" w:lastRow="0" w:firstColumn="0" w:lastColumn="0" w:oddVBand="0" w:evenVBand="0" w:oddHBand="0" w:evenHBand="0" w:firstRowFirstColumn="0" w:firstRowLastColumn="0" w:lastRowFirstColumn="0" w:lastRowLastColumn="0"/>
-            </w:pPr>
-            <w:r>
-              <w:t>Permitir al usuario acceder al sistema mediante su Identificador Único y contraseña, validando su rol y aplicación.</w:t>
-            </w:r>
-          </w:p>
-        </w:tc>
-      </w:tr>
-      <w:tr>
-        <w:trPr>
-          <w:cnfStyle w:val="000000100000" w:firstRow="0" w:lastRow="0" w:firstColumn="0" w:lastColumn="0" w:oddVBand="0" w:evenVBand="0" w:oddHBand="1" w:evenHBand="0" w:firstRowFirstColumn="0" w:firstRowLastColumn="0" w:lastRowFirstColumn="0" w:lastRowLastColumn="0"/>
-          <w:trHeight w:val="220"/>
-        </w:trPr>
-        <w:tc>
-          <w:tcPr>
-            <w:cnfStyle w:val="000010000000" w:firstRow="0" w:lastRow="0" w:firstColumn="0" w:lastColumn="0" w:oddVBand="1" w:evenVBand="0" w:oddHBand="0" w:evenHBand="0" w:firstRowFirstColumn="0" w:firstRowLastColumn="0" w:lastRowFirstColumn="0" w:lastRowLastColumn="0"/>
-            <w:tcW w:w="1544" w:type="pct"/>
-            <w:vAlign w:val="center"/>
-          </w:tcPr>
-          <w:p>
-            <w:pPr>
-              <w:jc w:val="right"/>
-              <w:rPr>
-                <w:b/>
-              </w:rPr>
-            </w:pPr>
-            <w:r>
-              <w:rPr>
-                <w:b/>
-              </w:rPr>
-              <w:t>Estado:</w:t>
-            </w:r>
-          </w:p>
-        </w:tc>
-        <w:tc>
-          <w:tcPr>
-            <w:tcW w:w="1048" w:type="pct"/>
-            <w:gridSpan w:val="3"/>
-          </w:tcPr>
-          <w:p>
-            <w:pPr>
-              <w:jc w:val="both"/>
-              <w:cnfStyle w:val="000000100000" w:firstRow="0" w:lastRow="0" w:firstColumn="0" w:lastColumn="0" w:oddVBand="0" w:evenVBand="0" w:oddHBand="1" w:evenHBand="0" w:firstRowFirstColumn="0" w:firstRowLastColumn="0" w:lastRowFirstColumn="0" w:lastRowLastColumn="0"/>
-            </w:pPr>
-            <w:r>
-              <w:t>Activo</w:t>
-            </w:r>
-          </w:p>
-        </w:tc>
-        <w:tc>
-          <w:tcPr>
-            <w:cnfStyle w:val="000010000000" w:firstRow="0" w:lastRow="0" w:firstColumn="0" w:lastColumn="0" w:oddVBand="1" w:evenVBand="0" w:oddHBand="0" w:evenHBand="0" w:firstRowFirstColumn="0" w:firstRowLastColumn="0" w:lastRowFirstColumn="0" w:lastRowLastColumn="0"/>
-            <w:tcW w:w="1268" w:type="pct"/>
-          </w:tcPr>
-          <w:p>
-            <w:pPr>
-              <w:jc w:val="both"/>
-            </w:pPr>
-            <w:r>
-              <w:rPr>
-                <w:b/>
-              </w:rPr>
-              <w:t>Versión</w:t>
-            </w:r>
-            <w:r>
-              <w:t xml:space="preserve">: </w:t>
-            </w:r>
-          </w:p>
-        </w:tc>
-        <w:tc>
-          <w:tcPr>
-            <w:tcW w:w="1140" w:type="pct"/>
-          </w:tcPr>
-          <w:p>
-            <w:pPr>
-              <w:jc w:val="both"/>
-              <w:cnfStyle w:val="000000100000" w:firstRow="0" w:lastRow="0" w:firstColumn="0" w:lastColumn="0" w:oddVBand="0" w:evenVBand="0" w:oddHBand="1" w:evenHBand="0" w:firstRowFirstColumn="0" w:firstRowLastColumn="0" w:lastRowFirstColumn="0" w:lastRowLastColumn="0"/>
-            </w:pPr>
-            <w:r>
-              <w:t>1.0</w:t>
-            </w:r>
-          </w:p>
-        </w:tc>
-      </w:tr>
-      <w:tr>
-        <w:trPr>
-          <w:trHeight w:val="260"/>
-        </w:trPr>
-        <w:tc>
-          <w:tcPr>
-            <w:cnfStyle w:val="000010000000" w:firstRow="0" w:lastRow="0" w:firstColumn="0" w:lastColumn="0" w:oddVBand="1" w:evenVBand="0" w:oddHBand="0" w:evenHBand="0" w:firstRowFirstColumn="0" w:firstRowLastColumn="0" w:lastRowFirstColumn="0" w:lastRowLastColumn="0"/>
-            <w:tcW w:w="1544" w:type="pct"/>
-            <w:vAlign w:val="center"/>
-          </w:tcPr>
-          <w:p>
-            <w:pPr>
-              <w:jc w:val="right"/>
-              <w:rPr>
-                <w:b/>
-              </w:rPr>
-            </w:pPr>
-            <w:r>
-              <w:rPr>
-                <w:b/>
-              </w:rPr>
-              <w:t>Autores:</w:t>
-            </w:r>
-          </w:p>
-        </w:tc>
-        <w:tc>
-          <w:tcPr>
-            <w:tcW w:w="3456" w:type="pct"/>
-            <w:gridSpan w:val="5"/>
-          </w:tcPr>
-          <w:p>
-            <w:pPr>
-              <w:jc w:val="both"/>
-              <w:cnfStyle w:val="000000000000" w:firstRow="0" w:lastRow="0" w:firstColumn="0" w:lastColumn="0" w:oddVBand="0" w:evenVBand="0" w:oddHBand="0" w:evenHBand="0" w:firstRowFirstColumn="0" w:firstRowLastColumn="0" w:lastRowFirstColumn="0" w:lastRowLastColumn="0"/>
-            </w:pPr>
-            <w:r>
-              <w:t>Montufar Alejandro, Tipan Leonel, Valencia Yuliana</w:t>
-            </w:r>
-            <w:r>
-              <w:t>.</w:t>
-            </w:r>
-          </w:p>
-        </w:tc>
-      </w:tr>
-      <w:tr>
-        <w:trPr>
-          <w:cnfStyle w:val="000000100000" w:firstRow="0" w:lastRow="0" w:firstColumn="0" w:lastColumn="0" w:oddVBand="0" w:evenVBand="0" w:oddHBand="1" w:evenHBand="0" w:firstRowFirstColumn="0" w:firstRowLastColumn="0" w:lastRowFirstColumn="0" w:lastRowLastColumn="0"/>
-          <w:trHeight w:val="500"/>
-        </w:trPr>
-        <w:tc>
-          <w:tcPr>
-            <w:cnfStyle w:val="000010000000" w:firstRow="0" w:lastRow="0" w:firstColumn="0" w:lastColumn="0" w:oddVBand="1" w:evenVBand="0" w:oddHBand="0" w:evenHBand="0" w:firstRowFirstColumn="0" w:firstRowLastColumn="0" w:lastRowFirstColumn="0" w:lastRowLastColumn="0"/>
-            <w:tcW w:w="1544" w:type="pct"/>
-            <w:vAlign w:val="center"/>
-          </w:tcPr>
-          <w:p>
-            <w:pPr>
-              <w:jc w:val="right"/>
-              <w:rPr>
-                <w:b/>
-              </w:rPr>
-            </w:pPr>
-            <w:r>
-              <w:rPr>
-                <w:b/>
-              </w:rPr>
-              <w:t>Fecha creación</w:t>
-            </w:r>
-            <w:r>
-              <w:rPr>
-                <w:b/>
-              </w:rPr>
-              <w:t>:</w:t>
-            </w:r>
-          </w:p>
-        </w:tc>
-        <w:tc>
-          <w:tcPr>
-            <w:tcW w:w="1048" w:type="pct"/>
-            <w:gridSpan w:val="3"/>
-          </w:tcPr>
-          <w:p>
-            <w:pPr>
-              <w:jc w:val="both"/>
-              <w:cnfStyle w:val="000000100000" w:firstRow="0" w:lastRow="0" w:firstColumn="0" w:lastColumn="0" w:oddVBand="0" w:evenVBand="0" w:oddHBand="1" w:evenHBand="0" w:firstRowFirstColumn="0" w:firstRowLastColumn="0" w:lastRowFirstColumn="0" w:lastRowLastColumn="0"/>
-            </w:pPr>
-            <w:r>
-              <w:t>1</w:t>
-            </w:r>
-            <w:r>
-              <w:t>9</w:t>
-            </w:r>
-            <w:r>
-              <w:t>/</w:t>
-            </w:r>
-            <w:r>
-              <w:t>11</w:t>
-            </w:r>
-            <w:r>
-              <w:t>/20</w:t>
-            </w:r>
-            <w:r>
-              <w:t>2</w:t>
-            </w:r>
-            <w:r>
-              <w:t>5</w:t>
-            </w:r>
-          </w:p>
-        </w:tc>
-        <w:tc>
-          <w:tcPr>
-            <w:cnfStyle w:val="000010000000" w:firstRow="0" w:lastRow="0" w:firstColumn="0" w:lastColumn="0" w:oddVBand="1" w:evenVBand="0" w:oddHBand="0" w:evenHBand="0" w:firstRowFirstColumn="0" w:firstRowLastColumn="0" w:lastRowFirstColumn="0" w:lastRowLastColumn="0"/>
-            <w:tcW w:w="1268" w:type="pct"/>
-          </w:tcPr>
-          <w:p>
-            <w:pPr>
-              <w:jc w:val="both"/>
-              <w:rPr>
-                <w:b/>
-              </w:rPr>
-            </w:pPr>
-            <w:r>
-              <w:rPr>
-                <w:b/>
-              </w:rPr>
-              <w:t>Fecha modificación</w:t>
-            </w:r>
-          </w:p>
-        </w:tc>
-        <w:tc>
-          <w:tcPr>
-            <w:tcW w:w="1140" w:type="pct"/>
-          </w:tcPr>
-          <w:p>
-            <w:pPr>
-              <w:jc w:val="both"/>
-              <w:cnfStyle w:val="000000100000" w:firstRow="0" w:lastRow="0" w:firstColumn="0" w:lastColumn="0" w:oddVBand="0" w:evenVBand="0" w:oddHBand="1" w:evenHBand="0" w:firstRowFirstColumn="0" w:firstRowLastColumn="0" w:lastRowFirstColumn="0" w:lastRowLastColumn="0"/>
-            </w:pPr>
-            <w:r>
-              <w:t>1</w:t>
-            </w:r>
-            <w:r>
-              <w:t>9</w:t>
-            </w:r>
-            <w:r>
-              <w:t>/</w:t>
-            </w:r>
-            <w:r>
-              <w:t>11</w:t>
-            </w:r>
-            <w:r>
-              <w:t>/20</w:t>
-            </w:r>
-            <w:r>
-              <w:t>2</w:t>
-            </w:r>
-            <w:r>
-              <w:t>5</w:t>
-            </w:r>
-          </w:p>
-        </w:tc>
-      </w:tr>
-      <w:tr>
-        <w:trPr>
-          <w:trHeight w:val="220"/>
-        </w:trPr>
-        <w:tc>
-          <w:tcPr>
-            <w:cnfStyle w:val="000010000000" w:firstRow="0" w:lastRow="0" w:firstColumn="0" w:lastColumn="0" w:oddVBand="1" w:evenVBand="0" w:oddHBand="0" w:evenHBand="0" w:firstRowFirstColumn="0" w:firstRowLastColumn="0" w:lastRowFirstColumn="0" w:lastRowLastColumn="0"/>
-            <w:tcW w:w="1544" w:type="pct"/>
-            <w:vAlign w:val="center"/>
-          </w:tcPr>
-          <w:p>
-            <w:pPr>
-              <w:jc w:val="right"/>
-              <w:rPr>
-                <w:b/>
-              </w:rPr>
-            </w:pPr>
-            <w:r>
-              <w:rPr>
-                <w:b/>
-              </w:rPr>
-              <w:lastRenderedPageBreak/>
-              <w:t>Precondiciones</w:t>
-            </w:r>
-            <w:r>
-              <w:rPr>
-                <w:b/>
-              </w:rPr>
-              <w:t>:</w:t>
-            </w:r>
-          </w:p>
-        </w:tc>
-        <w:tc>
-          <w:tcPr>
-            <w:tcW w:w="3456" w:type="pct"/>
-            <w:gridSpan w:val="5"/>
-          </w:tcPr>
-          <w:p>
-            <w:pPr>
-              <w:pStyle w:val="Prrafodelista"/>
-              <w:numPr>
-                <w:ilvl w:val="3"/>
-                <w:numId w:val="8"/>
-              </w:numPr>
-              <w:pBdr>
-                <w:top w:val="nil"/>
-                <w:left w:val="nil"/>
-                <w:bottom w:val="nil"/>
-                <w:right w:val="nil"/>
-                <w:between w:val="nil"/>
-              </w:pBdr>
-              <w:jc w:val="both"/>
-              <w:cnfStyle w:val="000000000000" w:firstRow="0" w:lastRow="0" w:firstColumn="0" w:lastColumn="0" w:oddVBand="0" w:evenVBand="0" w:oddHBand="0" w:evenHBand="0" w:firstRowFirstColumn="0" w:firstRowLastColumn="0" w:lastRowFirstColumn="0" w:lastRowLastColumn="0"/>
-            </w:pPr>
-            <w:r>
-              <w:t xml:space="preserve">El sistema debe tener cuentas de usuarios creadas en el módulo de seguridad. </w:t>
-            </w:r>
-            <w:r>
-              <w:t>El usuario debe autenticarse en el sistema.</w:t>
-            </w:r>
-          </w:p>
-          <w:p>
-            <w:pPr>
-              <w:pStyle w:val="Prrafodelista"/>
-              <w:numPr>
-                <w:ilvl w:val="3"/>
-                <w:numId w:val="8"/>
-              </w:numPr>
-              <w:pBdr>
-                <w:top w:val="nil"/>
-                <w:left w:val="nil"/>
-                <w:bottom w:val="nil"/>
-                <w:right w:val="nil"/>
-                <w:between w:val="nil"/>
-              </w:pBdr>
-              <w:jc w:val="both"/>
-              <w:cnfStyle w:val="000000000000" w:firstRow="0" w:lastRow="0" w:firstColumn="0" w:lastColumn="0" w:oddVBand="0" w:evenVBand="0" w:oddHBand="0" w:evenHBand="0" w:firstRowFirstColumn="0" w:firstRowLastColumn="0" w:lastRowFirstColumn="0" w:lastRowLastColumn="0"/>
-            </w:pPr>
-            <w:r>
-              <w:t>El usuario debe estar asignado a la aplicación a la que intenta acceder.</w:t>
-            </w:r>
-          </w:p>
-        </w:tc>
-      </w:tr>
-      <w:tr>
-        <w:trPr>
-          <w:cnfStyle w:val="000000100000" w:firstRow="0" w:lastRow="0" w:firstColumn="0" w:lastColumn="0" w:oddVBand="0" w:evenVBand="0" w:oddHBand="1" w:evenHBand="0" w:firstRowFirstColumn="0" w:firstRowLastColumn="0" w:lastRowFirstColumn="0" w:lastRowLastColumn="0"/>
-          <w:trHeight w:val="220"/>
-        </w:trPr>
-        <w:tc>
-          <w:tcPr>
-            <w:cnfStyle w:val="000010000000" w:firstRow="0" w:lastRow="0" w:firstColumn="0" w:lastColumn="0" w:oddVBand="1" w:evenVBand="0" w:oddHBand="0" w:evenHBand="0" w:firstRowFirstColumn="0" w:firstRowLastColumn="0" w:lastRowFirstColumn="0" w:lastRowLastColumn="0"/>
-            <w:tcW w:w="1544" w:type="pct"/>
-            <w:vAlign w:val="center"/>
-          </w:tcPr>
-          <w:p>
-            <w:pPr>
-              <w:jc w:val="right"/>
-              <w:rPr>
-                <w:b/>
-                <w:highlight w:val="yellow"/>
-              </w:rPr>
-            </w:pPr>
-            <w:r>
-              <w:rPr>
-                <w:b/>
-              </w:rPr>
-              <w:t xml:space="preserve">Gráfico </w:t>
-            </w:r>
-          </w:p>
-        </w:tc>
-        <w:tc>
-          <w:tcPr>
-            <w:tcW w:w="3456" w:type="pct"/>
-            <w:gridSpan w:val="5"/>
-          </w:tcPr>
-          <w:p>
-            <w:pPr>
-              <w:keepNext/>
-              <w:jc w:val="center"/>
-              <w:cnfStyle w:val="000000100000" w:firstRow="0" w:lastRow="0" w:firstColumn="0" w:lastColumn="0" w:oddVBand="0" w:evenVBand="0" w:oddHBand="1" w:evenHBand="0" w:firstRowFirstColumn="0" w:firstRowLastColumn="0" w:lastRowFirstColumn="0" w:lastRowLastColumn="0"/>
-            </w:pPr>
-            <w:r>
-              <w:rPr>
-                <w:noProof/>
-                <w:lang w:val="es-EC" w:eastAsia="es-EC"/>
-              </w:rPr>
-              <w:drawing>
-                <wp:anchor distT="0" distB="0" distL="114300" distR="114300" simplePos="0" relativeHeight="251660291" behindDoc="0" locked="0" layoutInCell="1" allowOverlap="1" wp14:anchorId="0CC34B70" wp14:editId="33EEDEB1">
-                  <wp:simplePos x="0" y="0"/>
-                  <wp:positionH relativeFrom="column">
-                    <wp:posOffset>706120</wp:posOffset>
-                  </wp:positionH>
-                  <wp:positionV relativeFrom="paragraph">
-                    <wp:posOffset>52705</wp:posOffset>
-                  </wp:positionV>
-                  <wp:extent cx="2390775" cy="2033905"/>
-                  <wp:effectExtent l="0" t="0" r="9525" b="4445"/>
-                  <wp:wrapSquare wrapText="bothSides"/>
-                  <wp:docPr id="433636431" name="Imagen 1"/>
-                  <wp:cNvGraphicFramePr>
-                    <a:graphicFrameLocks xmlns:a="http://schemas.openxmlformats.org/drawingml/2006/main" noChangeAspect="1"/>
-                  </wp:cNvGraphicFramePr>
-                  <a:graphic xmlns:a="http://schemas.openxmlformats.org/drawingml/2006/main">
-                    <a:graphicData uri="http://schemas.openxmlformats.org/drawingml/2006/picture">
-                      <pic:pic xmlns:pic="http://schemas.openxmlformats.org/drawingml/2006/picture">
-                        <pic:nvPicPr>
-                          <pic:cNvPr id="433636431" name=""/>
-                          <pic:cNvPicPr/>
-                        </pic:nvPicPr>
-                        <pic:blipFill>
-                          <a:blip r:embed="rId11" cstate="print">
-                            <a:extLst>
-                              <a:ext uri="{28A0092B-C50C-407E-A947-70E740481C1C}">
-                                <a14:useLocalDpi xmlns:a14="http://schemas.microsoft.com/office/drawing/2010/main" val="0"/>
-                              </a:ext>
-                            </a:extLst>
-                          </a:blip>
-                          <a:stretch>
-                            <a:fillRect/>
-                          </a:stretch>
-                        </pic:blipFill>
-                        <pic:spPr>
-                          <a:xfrm>
-                            <a:off x="0" y="0"/>
-                            <a:ext cx="2390775" cy="2033905"/>
-                          </a:xfrm>
-                          <a:prstGeom prst="rect">
-                            <a:avLst/>
-                          </a:prstGeom>
-                        </pic:spPr>
-                      </pic:pic>
-                    </a:graphicData>
-                  </a:graphic>
-                  <wp14:sizeRelH relativeFrom="margin">
-                    <wp14:pctWidth>0</wp14:pctWidth>
-                  </wp14:sizeRelH>
-                  <wp14:sizeRelV relativeFrom="margin">
-                    <wp14:pctHeight>0</wp14:pctHeight>
-                  </wp14:sizeRelV>
-                </wp:anchor>
-              </w:drawing>
-            </w:r>
-          </w:p>
-          <w:p>
-            <w:pPr>
-              <w:pStyle w:val="Descripcin"/>
-              <w:keepNext/>
-              <w:jc w:val="center"/>
-              <w:cnfStyle w:val="000000100000" w:firstRow="0" w:lastRow="0" w:firstColumn="0" w:lastColumn="0" w:oddVBand="0" w:evenVBand="0" w:oddHBand="1" w:evenHBand="0" w:firstRowFirstColumn="0" w:firstRowLastColumn="0" w:lastRowFirstColumn="0" w:lastRowLastColumn="0"/>
-              <w:rPr>
-                <w:noProof/>
-              </w:rPr>
-            </w:pPr>
-          </w:p>
-          <w:p>
-            <w:pPr>
-              <w:cnfStyle w:val="000000100000" w:firstRow="0" w:lastRow="0" w:firstColumn="0" w:lastColumn="0" w:oddVBand="0" w:evenVBand="0" w:oddHBand="1" w:evenHBand="0" w:firstRowFirstColumn="0" w:firstRowLastColumn="0" w:lastRowFirstColumn="0" w:lastRowLastColumn="0"/>
-              <w:rPr>
-                <w:lang w:val="es-EC" w:eastAsia="es-EC"/>
-              </w:rPr>
-            </w:pPr>
-          </w:p>
-          <w:p>
-            <w:pPr>
-              <w:cnfStyle w:val="000000100000" w:firstRow="0" w:lastRow="0" w:firstColumn="0" w:lastColumn="0" w:oddVBand="0" w:evenVBand="0" w:oddHBand="1" w:evenHBand="0" w:firstRowFirstColumn="0" w:firstRowLastColumn="0" w:lastRowFirstColumn="0" w:lastRowLastColumn="0"/>
-              <w:rPr>
-                <w:lang w:val="es-EC" w:eastAsia="es-EC"/>
-              </w:rPr>
-            </w:pPr>
-          </w:p>
-          <w:p>
-            <w:pPr>
-              <w:cnfStyle w:val="000000100000" w:firstRow="0" w:lastRow="0" w:firstColumn="0" w:lastColumn="0" w:oddVBand="0" w:evenVBand="0" w:oddHBand="1" w:evenHBand="0" w:firstRowFirstColumn="0" w:firstRowLastColumn="0" w:lastRowFirstColumn="0" w:lastRowLastColumn="0"/>
-              <w:rPr>
-                <w:lang w:val="es-EC" w:eastAsia="es-EC"/>
-              </w:rPr>
-            </w:pPr>
-          </w:p>
-          <w:p>
-            <w:pPr>
-              <w:cnfStyle w:val="000000100000" w:firstRow="0" w:lastRow="0" w:firstColumn="0" w:lastColumn="0" w:oddVBand="0" w:evenVBand="0" w:oddHBand="1" w:evenHBand="0" w:firstRowFirstColumn="0" w:firstRowLastColumn="0" w:lastRowFirstColumn="0" w:lastRowLastColumn="0"/>
-              <w:rPr>
-                <w:lang w:val="es-EC" w:eastAsia="es-EC"/>
-              </w:rPr>
-            </w:pPr>
-          </w:p>
-          <w:p>
-            <w:pPr>
-              <w:cnfStyle w:val="000000100000" w:firstRow="0" w:lastRow="0" w:firstColumn="0" w:lastColumn="0" w:oddVBand="0" w:evenVBand="0" w:oddHBand="1" w:evenHBand="0" w:firstRowFirstColumn="0" w:firstRowLastColumn="0" w:lastRowFirstColumn="0" w:lastRowLastColumn="0"/>
-              <w:rPr>
-                <w:lang w:val="es-EC" w:eastAsia="es-EC"/>
-              </w:rPr>
-            </w:pPr>
-          </w:p>
-          <w:p>
-            <w:pPr>
-              <w:cnfStyle w:val="000000100000" w:firstRow="0" w:lastRow="0" w:firstColumn="0" w:lastColumn="0" w:oddVBand="0" w:evenVBand="0" w:oddHBand="1" w:evenHBand="0" w:firstRowFirstColumn="0" w:firstRowLastColumn="0" w:lastRowFirstColumn="0" w:lastRowLastColumn="0"/>
-              <w:rPr>
-                <w:lang w:val="es-EC" w:eastAsia="es-EC"/>
-              </w:rPr>
-            </w:pPr>
-          </w:p>
-          <w:p>
-            <w:pPr>
-              <w:cnfStyle w:val="000000100000" w:firstRow="0" w:lastRow="0" w:firstColumn="0" w:lastColumn="0" w:oddVBand="0" w:evenVBand="0" w:oddHBand="1" w:evenHBand="0" w:firstRowFirstColumn="0" w:firstRowLastColumn="0" w:lastRowFirstColumn="0" w:lastRowLastColumn="0"/>
-              <w:rPr>
-                <w:lang w:val="es-EC" w:eastAsia="es-EC"/>
-              </w:rPr>
-            </w:pPr>
-          </w:p>
-          <w:p>
-            <w:pPr>
-              <w:cnfStyle w:val="000000100000" w:firstRow="0" w:lastRow="0" w:firstColumn="0" w:lastColumn="0" w:oddVBand="0" w:evenVBand="0" w:oddHBand="1" w:evenHBand="0" w:firstRowFirstColumn="0" w:firstRowLastColumn="0" w:lastRowFirstColumn="0" w:lastRowLastColumn="0"/>
-              <w:rPr>
-                <w:lang w:val="es-EC" w:eastAsia="es-EC"/>
-              </w:rPr>
-            </w:pPr>
-          </w:p>
-          <w:p>
-            <w:pPr>
-              <w:pStyle w:val="Descripcin"/>
-              <w:cnfStyle w:val="000000100000" w:firstRow="0" w:lastRow="0" w:firstColumn="0" w:lastColumn="0" w:oddVBand="0" w:evenVBand="0" w:oddHBand="1" w:evenHBand="0" w:firstRowFirstColumn="0" w:firstRowLastColumn="0" w:lastRowFirstColumn="0" w:lastRowLastColumn="0"/>
-              <w:rPr>
-                <w:rFonts w:asciiTheme="minorHAnsi" w:eastAsia="Carlito" w:hAnsiTheme="minorHAnsi" w:cstheme="minorHAnsi"/>
-                <w:b/>
-                <w:bCs/>
-                <w:i w:val="0"/>
-                <w:iCs w:val="0"/>
-                <w:color w:val="4472C4" w:themeColor="accent1"/>
-                <w:sz w:val="20"/>
-                <w:szCs w:val="20"/>
-                <w:lang w:val="es-ES" w:eastAsia="en-US"/>
-              </w:rPr>
-            </w:pPr>
-            <w:bookmarkStart w:id="22" w:name="_Toc82708269"/>
-            <w:bookmarkStart w:id="23" w:name="_Toc214408085"/>
-            <w:r>
-              <w:t xml:space="preserve">Ilustración </w:t>
-            </w:r>
-            <w:r>
-              <w:fldChar w:fldCharType="begin"/>
-            </w:r>
-            <w:r>
-              <w:instrText xml:space="preserve"> SEQ Ilustración \* ARABIC </w:instrText>
-            </w:r>
-            <w:r>
-              <w:fldChar w:fldCharType="separate"/>
-            </w:r>
-            <w:r>
-              <w:rPr>
-                <w:noProof/>
-              </w:rPr>
-              <w:t>3</w:t>
-            </w:r>
-            <w:r>
-              <w:rPr>
-                <w:noProof/>
-              </w:rPr>
-              <w:fldChar w:fldCharType="end"/>
-            </w:r>
-            <w:r>
-              <w:rPr>
-                <w:rFonts w:asciiTheme="minorHAnsi" w:eastAsia="Carlito" w:hAnsiTheme="minorHAnsi" w:cstheme="minorHAnsi"/>
-                <w:b/>
-                <w:bCs/>
-                <w:i w:val="0"/>
-                <w:iCs w:val="0"/>
-                <w:color w:val="4472C4" w:themeColor="accent1"/>
-                <w:sz w:val="20"/>
-                <w:szCs w:val="20"/>
-                <w:lang w:val="es-ES" w:eastAsia="en-US"/>
-              </w:rPr>
-              <w:t xml:space="preserve">. </w:t>
-            </w:r>
-            <w:r>
-              <w:t>Caso de Uso de Autenticar.</w:t>
-            </w:r>
-            <w:bookmarkEnd w:id="22"/>
-            <w:bookmarkEnd w:id="23"/>
-          </w:p>
-        </w:tc>
-      </w:tr>
-      <w:tr>
-        <w:trPr>
-          <w:trHeight w:val="380"/>
+          <w:trHeight w:val="253"/>
         </w:trPr>
         <w:tc>
           <w:tcPr>
@@ -10171,10 +9012,7 @@
           </w:tcPr>
           <w:p>
             <w:pPr>
-              <w:tabs>
-                <w:tab w:val="left" w:pos="3735"/>
-              </w:tabs>
-              <w:jc w:val="both"/>
+              <w:keepNext/>
               <w:rPr>
                 <w:b/>
               </w:rPr>
@@ -10183,4561 +9021,42 @@
               <w:rPr>
                 <w:b/>
               </w:rPr>
-              <w:t>Flujo básico</w:t>
-            </w:r>
-            <w:r>
-              <w:rPr>
-                <w:b/>
-              </w:rPr>
-              <w:tab/>
-            </w:r>
-          </w:p>
-        </w:tc>
-      </w:tr>
-      <w:tr>
-        <w:trPr>
-          <w:cnfStyle w:val="000000100000" w:firstRow="0" w:lastRow="0" w:firstColumn="0" w:lastColumn="0" w:oddVBand="0" w:evenVBand="0" w:oddHBand="1" w:evenHBand="0" w:firstRowFirstColumn="0" w:firstRowLastColumn="0" w:lastRowFirstColumn="0" w:lastRowLastColumn="0"/>
-          <w:trHeight w:val="100"/>
-        </w:trPr>
-        <w:tc>
-          <w:tcPr>
-            <w:cnfStyle w:val="000010000000" w:firstRow="0" w:lastRow="0" w:firstColumn="0" w:lastColumn="0" w:oddVBand="1" w:evenVBand="0" w:oddHBand="0" w:evenHBand="0" w:firstRowFirstColumn="0" w:firstRowLastColumn="0" w:lastRowFirstColumn="0" w:lastRowLastColumn="0"/>
-            <w:tcW w:w="2107" w:type="pct"/>
-            <w:gridSpan w:val="2"/>
-          </w:tcPr>
-          <w:p>
-            <w:pPr>
-              <w:jc w:val="center"/>
-              <w:rPr>
-                <w:b/>
-              </w:rPr>
-            </w:pPr>
-            <w:r>
-              <w:rPr>
-                <w:b/>
-              </w:rPr>
-              <w:t>Actor</w:t>
-            </w:r>
-          </w:p>
-        </w:tc>
-        <w:tc>
-          <w:tcPr>
-            <w:tcW w:w="2893" w:type="pct"/>
-            <w:gridSpan w:val="4"/>
-          </w:tcPr>
-          <w:p>
-            <w:pPr>
-              <w:jc w:val="center"/>
-              <w:cnfStyle w:val="000000100000" w:firstRow="0" w:lastRow="0" w:firstColumn="0" w:lastColumn="0" w:oddVBand="0" w:evenVBand="0" w:oddHBand="1" w:evenHBand="0" w:firstRowFirstColumn="0" w:firstRowLastColumn="0" w:lastRowFirstColumn="0" w:lastRowLastColumn="0"/>
-              <w:rPr>
-                <w:b/>
-              </w:rPr>
-            </w:pPr>
-            <w:r>
-              <w:rPr>
-                <w:b/>
-              </w:rPr>
-              <w:t>Sistema</w:t>
-            </w:r>
-          </w:p>
-        </w:tc>
-      </w:tr>
-      <w:tr>
-        <w:trPr>
-          <w:trHeight w:val="100"/>
-        </w:trPr>
-        <w:tc>
-          <w:tcPr>
-            <w:cnfStyle w:val="000010000000" w:firstRow="0" w:lastRow="0" w:firstColumn="0" w:lastColumn="0" w:oddVBand="1" w:evenVBand="0" w:oddHBand="0" w:evenHBand="0" w:firstRowFirstColumn="0" w:firstRowLastColumn="0" w:lastRowFirstColumn="0" w:lastRowLastColumn="0"/>
-            <w:tcW w:w="2107" w:type="pct"/>
-            <w:gridSpan w:val="2"/>
-          </w:tcPr>
-          <w:p>
-            <w:pPr>
-              <w:pStyle w:val="Prrafodelista"/>
-              <w:numPr>
-                <w:ilvl w:val="0"/>
-                <w:numId w:val="15"/>
-              </w:numPr>
-              <w:jc w:val="both"/>
-            </w:pPr>
-            <w:r>
-              <w:t xml:space="preserve">El usuario llena los campos de autenticación (Identificador Único y contraseña) para ingresar al sistema. </w:t>
-            </w:r>
-          </w:p>
-        </w:tc>
-        <w:tc>
-          <w:tcPr>
-            <w:tcW w:w="2893" w:type="pct"/>
-            <w:gridSpan w:val="4"/>
-          </w:tcPr>
-          <w:p>
-            <w:pPr>
-              <w:pStyle w:val="Prrafodelista"/>
-              <w:numPr>
-                <w:ilvl w:val="0"/>
-                <w:numId w:val="15"/>
-              </w:numPr>
-              <w:jc w:val="both"/>
-              <w:cnfStyle w:val="000000000000" w:firstRow="0" w:lastRow="0" w:firstColumn="0" w:lastColumn="0" w:oddVBand="0" w:evenVBand="0" w:oddHBand="0" w:evenHBand="0" w:firstRowFirstColumn="0" w:firstRowLastColumn="0" w:lastRowFirstColumn="0" w:lastRowLastColumn="0"/>
-            </w:pPr>
-            <w:r>
-              <w:t>El sistema verifica si los datos ingresados son correctos y corresponden al usuario registrado en el sistema "Banquito Passport" (Módulo de Seguridad)</w:t>
-            </w:r>
-            <w:r>
-              <w:t>.</w:t>
-            </w:r>
-          </w:p>
-        </w:tc>
-      </w:tr>
-      <w:tr>
-        <w:trPr>
-          <w:cnfStyle w:val="000000100000" w:firstRow="0" w:lastRow="0" w:firstColumn="0" w:lastColumn="0" w:oddVBand="0" w:evenVBand="0" w:oddHBand="1" w:evenHBand="0" w:firstRowFirstColumn="0" w:firstRowLastColumn="0" w:lastRowFirstColumn="0" w:lastRowLastColumn="0"/>
-          <w:trHeight w:val="100"/>
-        </w:trPr>
-        <w:tc>
-          <w:tcPr>
-            <w:cnfStyle w:val="000010000000" w:firstRow="0" w:lastRow="0" w:firstColumn="0" w:lastColumn="0" w:oddVBand="1" w:evenVBand="0" w:oddHBand="0" w:evenHBand="0" w:firstRowFirstColumn="0" w:firstRowLastColumn="0" w:lastRowFirstColumn="0" w:lastRowLastColumn="0"/>
-            <w:tcW w:w="2107" w:type="pct"/>
-            <w:gridSpan w:val="2"/>
-          </w:tcPr>
-          <w:p>
-            <w:pPr>
-              <w:pStyle w:val="Prrafodelista"/>
-              <w:numPr>
-                <w:ilvl w:val="0"/>
-                <w:numId w:val="15"/>
-              </w:numPr>
-              <w:jc w:val="both"/>
-            </w:pPr>
-            <w:r>
-              <w:t xml:space="preserve">El </w:t>
-            </w:r>
-            <w:r>
-              <w:t>usuario</w:t>
-            </w:r>
-            <w:r>
-              <w:t xml:space="preserve"> presiona el botón “</w:t>
-            </w:r>
-            <w:r>
-              <w:t>Aceptar</w:t>
-            </w:r>
-            <w:r>
-              <w:t>”.</w:t>
-            </w:r>
-          </w:p>
-        </w:tc>
-        <w:tc>
-          <w:tcPr>
-            <w:tcW w:w="2893" w:type="pct"/>
-            <w:gridSpan w:val="4"/>
-          </w:tcPr>
-          <w:p>
-            <w:pPr>
-              <w:pStyle w:val="Prrafodelista"/>
-              <w:numPr>
-                <w:ilvl w:val="0"/>
-                <w:numId w:val="15"/>
-              </w:numPr>
-              <w:jc w:val="both"/>
-              <w:cnfStyle w:val="000000100000" w:firstRow="0" w:lastRow="0" w:firstColumn="0" w:lastColumn="0" w:oddVBand="0" w:evenVBand="0" w:oddHBand="1" w:evenHBand="0" w:firstRowFirstColumn="0" w:firstRowLastColumn="0" w:lastRowFirstColumn="0" w:lastRowLastColumn="0"/>
-            </w:pPr>
-            <w:r>
-              <w:t>El sistema verifica que el usuario tenga permiso para acceder a la aplicación solicitada y retorna el Rol del usuario</w:t>
-            </w:r>
-            <w:r>
-              <w:t>.</w:t>
-            </w:r>
-          </w:p>
-        </w:tc>
-      </w:tr>
-      <w:tr>
-        <w:trPr>
-          <w:trHeight w:val="100"/>
-        </w:trPr>
-        <w:tc>
-          <w:tcPr>
-            <w:cnfStyle w:val="000010000000" w:firstRow="0" w:lastRow="0" w:firstColumn="0" w:lastColumn="0" w:oddVBand="1" w:evenVBand="0" w:oddHBand="0" w:evenHBand="0" w:firstRowFirstColumn="0" w:firstRowLastColumn="0" w:lastRowFirstColumn="0" w:lastRowLastColumn="0"/>
-            <w:tcW w:w="5000" w:type="pct"/>
-            <w:gridSpan w:val="6"/>
-          </w:tcPr>
-          <w:p>
-            <w:pPr>
-              <w:tabs>
-                <w:tab w:val="left" w:pos="3540"/>
-              </w:tabs>
-              <w:jc w:val="both"/>
-              <w:rPr>
-                <w:b/>
-              </w:rPr>
-            </w:pPr>
-            <w:r>
-              <w:rPr>
-                <w:b/>
-              </w:rPr>
-              <w:t>Flujo Alternativo</w:t>
-            </w:r>
-            <w:r>
-              <w:rPr>
-                <w:b/>
-              </w:rPr>
-              <w:tab/>
-            </w:r>
-          </w:p>
-        </w:tc>
-      </w:tr>
-      <w:tr>
-        <w:trPr>
-          <w:cnfStyle w:val="000000100000" w:firstRow="0" w:lastRow="0" w:firstColumn="0" w:lastColumn="0" w:oddVBand="0" w:evenVBand="0" w:oddHBand="1" w:evenHBand="0" w:firstRowFirstColumn="0" w:firstRowLastColumn="0" w:lastRowFirstColumn="0" w:lastRowLastColumn="0"/>
-          <w:trHeight w:val="100"/>
-        </w:trPr>
-        <w:tc>
-          <w:tcPr>
-            <w:cnfStyle w:val="000010000000" w:firstRow="0" w:lastRow="0" w:firstColumn="0" w:lastColumn="0" w:oddVBand="1" w:evenVBand="0" w:oddHBand="0" w:evenHBand="0" w:firstRowFirstColumn="0" w:firstRowLastColumn="0" w:lastRowFirstColumn="0" w:lastRowLastColumn="0"/>
-            <w:tcW w:w="5000" w:type="pct"/>
-            <w:gridSpan w:val="6"/>
-          </w:tcPr>
-          <w:p>
-            <w:pPr>
-              <w:pStyle w:val="Prrafodelista"/>
-              <w:numPr>
-                <w:ilvl w:val="3"/>
-                <w:numId w:val="15"/>
-              </w:numPr>
-              <w:jc w:val="both"/>
-            </w:pPr>
-            <w:r>
-              <w:t>Datos Incorrectos: Si el sistema determina error en algún dato, se muestra un mensaje de error y seguidamente se solicitan los datos nuevamente.</w:t>
+              <w:t xml:space="preserve">Casos de uso extendidos: </w:t>
             </w:r>
           </w:p>
           <w:p>
             <w:pPr>
-              <w:pStyle w:val="Prrafodelista"/>
-              <w:numPr>
-                <w:ilvl w:val="3"/>
-                <w:numId w:val="15"/>
-              </w:numPr>
-              <w:jc w:val="both"/>
+              <w:keepNext/>
+              <w:rPr>
+                <w:bCs/>
+              </w:rPr>
             </w:pPr>
             <w:r>
-              <w:t>Si las credenciales son correctas pero el usuario no está registrado para la aplicación solicitada, será automáticamente bloqueado.</w:t>
+              <w:rPr>
+                <w:bCs/>
+              </w:rPr>
+              <w:t>Validar Datos Ingresados</w:t>
             </w:r>
           </w:p>
           <w:p>
             <w:pPr>
-              <w:pStyle w:val="Prrafodelista"/>
-              <w:numPr>
-                <w:ilvl w:val="3"/>
-                <w:numId w:val="15"/>
-              </w:numPr>
-              <w:jc w:val="both"/>
+              <w:keepNext/>
             </w:pPr>
             <w:r>
-              <w:t>Si el usuario presiona “Cancelar”, el sistema limpia el formulario.</w:t>
-            </w:r>
-          </w:p>
-        </w:tc>
-      </w:tr>
-      <w:tr>
-        <w:trPr>
-          <w:trHeight w:val="260"/>
-        </w:trPr>
-        <w:tc>
-          <w:tcPr>
-            <w:cnfStyle w:val="000010000000" w:firstRow="0" w:lastRow="0" w:firstColumn="0" w:lastColumn="0" w:oddVBand="1" w:evenVBand="0" w:oddHBand="0" w:evenHBand="0" w:firstRowFirstColumn="0" w:firstRowLastColumn="0" w:lastRowFirstColumn="0" w:lastRowLastColumn="0"/>
-            <w:tcW w:w="2120" w:type="pct"/>
-            <w:gridSpan w:val="3"/>
-          </w:tcPr>
-          <w:p>
-            <w:pPr>
-              <w:jc w:val="right"/>
               <w:rPr>
-                <w:b/>
+                <w:bCs/>
               </w:rPr>
-            </w:pPr>
-            <w:r>
-              <w:rPr>
-                <w:b/>
-              </w:rPr>
-              <w:t>Post condiciones</w:t>
-            </w:r>
-            <w:r>
-              <w:rPr>
-                <w:b/>
-              </w:rPr>
-              <w:t>:</w:t>
-            </w:r>
-          </w:p>
-        </w:tc>
-        <w:tc>
-          <w:tcPr>
-            <w:tcW w:w="2880" w:type="pct"/>
-            <w:gridSpan w:val="3"/>
-          </w:tcPr>
-          <w:p>
-            <w:pPr>
-              <w:jc w:val="both"/>
-              <w:cnfStyle w:val="000000000000" w:firstRow="0" w:lastRow="0" w:firstColumn="0" w:lastColumn="0" w:oddVBand="0" w:evenVBand="0" w:oddHBand="0" w:evenHBand="0" w:firstRowFirstColumn="0" w:firstRowLastColumn="0" w:lastRowFirstColumn="0" w:lastRowLastColumn="0"/>
-              <w:rPr>
-                <w:b/>
-              </w:rPr>
-            </w:pPr>
-            <w:r>
-              <w:t>El sistema permitirá al usuario realizar operaciones según su rol (Matricularse, Gestionar Notas).</w:t>
-            </w:r>
-          </w:p>
-        </w:tc>
-      </w:tr>
-      <w:tr>
-        <w:trPr>
-          <w:cnfStyle w:val="000000100000" w:firstRow="0" w:lastRow="0" w:firstColumn="0" w:lastColumn="0" w:oddVBand="0" w:evenVBand="0" w:oddHBand="1" w:evenHBand="0" w:firstRowFirstColumn="0" w:firstRowLastColumn="0" w:lastRowFirstColumn="0" w:lastRowLastColumn="0"/>
-          <w:trHeight w:val="260"/>
-        </w:trPr>
-        <w:tc>
-          <w:tcPr>
-            <w:cnfStyle w:val="000010000000" w:firstRow="0" w:lastRow="0" w:firstColumn="0" w:lastColumn="0" w:oddVBand="1" w:evenVBand="0" w:oddHBand="0" w:evenHBand="0" w:firstRowFirstColumn="0" w:firstRowLastColumn="0" w:lastRowFirstColumn="0" w:lastRowLastColumn="0"/>
-            <w:tcW w:w="2120" w:type="pct"/>
-            <w:gridSpan w:val="3"/>
-          </w:tcPr>
-          <w:p>
-            <w:pPr>
-              <w:jc w:val="right"/>
-              <w:rPr>
-                <w:b/>
-              </w:rPr>
-            </w:pPr>
-            <w:r>
-              <w:rPr>
-                <w:b/>
-              </w:rPr>
-              <w:t xml:space="preserve">Casos de uso incluidos: </w:t>
-            </w:r>
-          </w:p>
-        </w:tc>
-        <w:tc>
-          <w:tcPr>
-            <w:tcW w:w="2880" w:type="pct"/>
-            <w:gridSpan w:val="3"/>
-          </w:tcPr>
-          <w:p>
-            <w:pPr>
-              <w:jc w:val="both"/>
-              <w:cnfStyle w:val="000000100000" w:firstRow="0" w:lastRow="0" w:firstColumn="0" w:lastColumn="0" w:oddVBand="0" w:evenVBand="0" w:oddHBand="1" w:evenHBand="0" w:firstRowFirstColumn="0" w:firstRowLastColumn="0" w:lastRowFirstColumn="0" w:lastRowLastColumn="0"/>
-              <w:rPr>
-                <w:b/>
-              </w:rPr>
-            </w:pPr>
-            <w:r>
-              <w:t>E</w:t>
-            </w:r>
-            <w:r>
-              <w:t>CU</w:t>
-            </w:r>
-            <w:r>
-              <w:t>D1</w:t>
-            </w:r>
-          </w:p>
-        </w:tc>
-      </w:tr>
-      <w:tr>
-        <w:trPr>
-          <w:trHeight w:val="260"/>
-        </w:trPr>
-        <w:tc>
-          <w:tcPr>
-            <w:cnfStyle w:val="000010000000" w:firstRow="0" w:lastRow="0" w:firstColumn="0" w:lastColumn="0" w:oddVBand="1" w:evenVBand="0" w:oddHBand="0" w:evenHBand="0" w:firstRowFirstColumn="0" w:firstRowLastColumn="0" w:lastRowFirstColumn="0" w:lastRowLastColumn="0"/>
-            <w:tcW w:w="2120" w:type="pct"/>
-            <w:gridSpan w:val="3"/>
-          </w:tcPr>
-          <w:p>
-            <w:pPr>
-              <w:keepNext/>
-              <w:jc w:val="right"/>
-            </w:pPr>
-            <w:r>
-              <w:rPr>
-                <w:b/>
-              </w:rPr>
-              <w:t xml:space="preserve">Casos de uso extendidos: </w:t>
-            </w:r>
-          </w:p>
-        </w:tc>
-        <w:tc>
-          <w:tcPr>
-            <w:tcW w:w="2880" w:type="pct"/>
-            <w:gridSpan w:val="3"/>
-          </w:tcPr>
-          <w:p>
-            <w:pPr>
-              <w:keepNext/>
-              <w:jc w:val="both"/>
-              <w:cnfStyle w:val="000000000000" w:firstRow="0" w:lastRow="0" w:firstColumn="0" w:lastColumn="0" w:oddVBand="0" w:evenVBand="0" w:oddHBand="0" w:evenHBand="0" w:firstRowFirstColumn="0" w:firstRowLastColumn="0" w:lastRowFirstColumn="0" w:lastRowLastColumn="0"/>
-            </w:pPr>
+              <w:t>Mostrar Resultado de Conversión</w:t>
+            </w:r>
           </w:p>
         </w:tc>
       </w:tr>
     </w:tbl>
     <w:p>
       <w:pPr>
-        <w:rPr>
-          <w:lang w:val="es-EC" w:eastAsia="es-EC"/>
-        </w:rPr>
+        <w:pStyle w:val="Ttulo2"/>
       </w:pPr>
     </w:p>
-    <w:p>
-      <w:pPr>
-        <w:pStyle w:val="Ttulo2"/>
-      </w:pPr>
-      <w:bookmarkStart w:id="24" w:name="_Toc74581879"/>
-      <w:bookmarkStart w:id="25" w:name="_Toc214408332"/>
-      <w:r>
-        <w:rPr>
-          <w:rFonts w:eastAsia="Carlito"/>
-          <w:lang w:eastAsia="en-US"/>
-        </w:rPr>
-        <w:t>ECUD_</w:t>
-      </w:r>
-      <w:r>
-        <w:rPr>
-          <w:rFonts w:eastAsia="Carlito"/>
-        </w:rPr>
-        <w:t>GESTIONAR</w:t>
-      </w:r>
-      <w:r>
-        <w:rPr>
-          <w:rFonts w:eastAsia="Carlito"/>
-          <w:lang w:eastAsia="en-US"/>
-        </w:rPr>
-        <w:t>_CUENTAS_USUARIO</w:t>
-      </w:r>
-      <w:bookmarkEnd w:id="24"/>
-      <w:bookmarkEnd w:id="25"/>
-    </w:p>
-    <w:p>
-      <w:pPr>
-        <w:jc w:val="both"/>
-        <w:rPr>
-          <w:b/>
-          <w:bCs/>
-        </w:rPr>
-      </w:pPr>
-      <w:r>
-        <w:t xml:space="preserve">A continuación, se muestra </w:t>
-      </w:r>
-      <w:r>
-        <w:rPr>
-          <w:b/>
-          <w:bCs/>
-        </w:rPr>
-        <w:t>ECUD_</w:t>
-      </w:r>
-      <w:r>
-        <w:rPr>
-          <w:b/>
-          <w:bCs/>
-        </w:rPr>
-        <w:t>GESTIONAR_CUENTAS_USUARIO</w:t>
-      </w:r>
-    </w:p>
-    <w:p>
-      <w:pPr>
-        <w:jc w:val="both"/>
-        <w:rPr>
-          <w:b/>
-          <w:bCs/>
-        </w:rPr>
-      </w:pPr>
-    </w:p>
-    <w:p>
-      <w:pPr>
-        <w:pStyle w:val="Descripcin"/>
-        <w:keepNext/>
-      </w:pPr>
-      <w:bookmarkStart w:id="26" w:name="_Toc61544001"/>
-      <w:bookmarkStart w:id="27" w:name="_Toc73914197"/>
-      <w:bookmarkStart w:id="28" w:name="_Toc74775705"/>
-      <w:r>
-        <w:lastRenderedPageBreak/>
-        <w:t>Tabla 4. ECUD Gestionar Cuentas de Usuario</w:t>
-      </w:r>
-      <w:bookmarkEnd w:id="26"/>
-      <w:bookmarkEnd w:id="27"/>
-      <w:bookmarkEnd w:id="28"/>
-    </w:p>
-    <w:tbl>
-      <w:tblPr>
-        <w:tblStyle w:val="Tabladecuadrcula5oscura-nfasis3"/>
-        <w:tblW w:w="5000" w:type="pct"/>
-        <w:tblLook w:val="0000" w:firstRow="0" w:lastRow="0" w:firstColumn="0" w:lastColumn="0" w:noHBand="0" w:noVBand="0"/>
-      </w:tblPr>
-      <w:tblGrid>
-        <w:gridCol w:w="2121"/>
-        <w:gridCol w:w="880"/>
-        <w:gridCol w:w="1673"/>
-        <w:gridCol w:w="2268"/>
-        <w:gridCol w:w="2074"/>
-      </w:tblGrid>
-      <w:tr>
-        <w:trPr>
-          <w:cnfStyle w:val="000000100000" w:firstRow="0" w:lastRow="0" w:firstColumn="0" w:lastColumn="0" w:oddVBand="0" w:evenVBand="0" w:oddHBand="1" w:evenHBand="0" w:firstRowFirstColumn="0" w:firstRowLastColumn="0" w:lastRowFirstColumn="0" w:lastRowLastColumn="0"/>
-          <w:trHeight w:val="220"/>
-        </w:trPr>
-        <w:tc>
-          <w:tcPr>
-            <w:cnfStyle w:val="000010000000" w:firstRow="0" w:lastRow="0" w:firstColumn="0" w:lastColumn="0" w:oddVBand="1" w:evenVBand="0" w:oddHBand="0" w:evenHBand="0" w:firstRowFirstColumn="0" w:firstRowLastColumn="0" w:lastRowFirstColumn="0" w:lastRowLastColumn="0"/>
-            <w:tcW w:w="1664" w:type="pct"/>
-            <w:gridSpan w:val="2"/>
-            <w:tcBorders>
-              <w:top w:val="single" w:sz="4" w:space="0" w:color="auto"/>
-              <w:left w:val="single" w:sz="4" w:space="0" w:color="auto"/>
-              <w:bottom w:val="single" w:sz="4" w:space="0" w:color="auto"/>
-              <w:right w:val="single" w:sz="4" w:space="0" w:color="auto"/>
-            </w:tcBorders>
-            <w:vAlign w:val="center"/>
-          </w:tcPr>
-          <w:p>
-            <w:pPr>
-              <w:jc w:val="right"/>
-              <w:rPr>
-                <w:b/>
-              </w:rPr>
-            </w:pPr>
-            <w:r>
-              <w:rPr>
-                <w:b/>
-              </w:rPr>
-              <w:t xml:space="preserve">Nombre Caso de Uso: </w:t>
-            </w:r>
-          </w:p>
-        </w:tc>
-        <w:tc>
-          <w:tcPr>
-            <w:tcW w:w="3336" w:type="pct"/>
-            <w:gridSpan w:val="3"/>
-            <w:tcBorders>
-              <w:top w:val="single" w:sz="4" w:space="0" w:color="auto"/>
-              <w:left w:val="single" w:sz="4" w:space="0" w:color="auto"/>
-              <w:bottom w:val="single" w:sz="4" w:space="0" w:color="auto"/>
-              <w:right w:val="single" w:sz="4" w:space="0" w:color="auto"/>
-            </w:tcBorders>
-          </w:tcPr>
-          <w:p>
-            <w:pPr>
-              <w:jc w:val="both"/>
-              <w:cnfStyle w:val="000000100000" w:firstRow="0" w:lastRow="0" w:firstColumn="0" w:lastColumn="0" w:oddVBand="0" w:evenVBand="0" w:oddHBand="1" w:evenHBand="0" w:firstRowFirstColumn="0" w:firstRowLastColumn="0" w:lastRowFirstColumn="0" w:lastRowLastColumn="0"/>
-            </w:pPr>
-            <w:r>
-              <w:t>Gestionar Cuenta Usuario</w:t>
-            </w:r>
-          </w:p>
-        </w:tc>
-      </w:tr>
-      <w:tr>
-        <w:trPr>
-          <w:trHeight w:val="220"/>
-        </w:trPr>
-        <w:tc>
-          <w:tcPr>
-            <w:cnfStyle w:val="000010000000" w:firstRow="0" w:lastRow="0" w:firstColumn="0" w:lastColumn="0" w:oddVBand="1" w:evenVBand="0" w:oddHBand="0" w:evenHBand="0" w:firstRowFirstColumn="0" w:firstRowLastColumn="0" w:lastRowFirstColumn="0" w:lastRowLastColumn="0"/>
-            <w:tcW w:w="1664" w:type="pct"/>
-            <w:gridSpan w:val="2"/>
-            <w:tcBorders>
-              <w:top w:val="single" w:sz="4" w:space="0" w:color="auto"/>
-              <w:left w:val="single" w:sz="4" w:space="0" w:color="auto"/>
-              <w:bottom w:val="single" w:sz="4" w:space="0" w:color="auto"/>
-              <w:right w:val="single" w:sz="4" w:space="0" w:color="auto"/>
-            </w:tcBorders>
-            <w:vAlign w:val="center"/>
-          </w:tcPr>
-          <w:p>
-            <w:pPr>
-              <w:jc w:val="right"/>
-              <w:rPr>
-                <w:b/>
-              </w:rPr>
-            </w:pPr>
-            <w:r>
-              <w:rPr>
-                <w:b/>
-              </w:rPr>
-              <w:t>Identificador</w:t>
-            </w:r>
-            <w:r>
-              <w:rPr>
-                <w:b/>
-              </w:rPr>
-              <w:t>:</w:t>
-            </w:r>
-            <w:r>
-              <w:rPr>
-                <w:b/>
-              </w:rPr>
-              <w:t xml:space="preserve"> </w:t>
-            </w:r>
-          </w:p>
-        </w:tc>
-        <w:tc>
-          <w:tcPr>
-            <w:tcW w:w="3336" w:type="pct"/>
-            <w:gridSpan w:val="3"/>
-            <w:tcBorders>
-              <w:top w:val="single" w:sz="4" w:space="0" w:color="auto"/>
-              <w:left w:val="single" w:sz="4" w:space="0" w:color="auto"/>
-              <w:bottom w:val="single" w:sz="4" w:space="0" w:color="auto"/>
-              <w:right w:val="single" w:sz="4" w:space="0" w:color="auto"/>
-            </w:tcBorders>
-          </w:tcPr>
-          <w:p>
-            <w:pPr>
-              <w:jc w:val="both"/>
-              <w:cnfStyle w:val="000000000000" w:firstRow="0" w:lastRow="0" w:firstColumn="0" w:lastColumn="0" w:oddVBand="0" w:evenVBand="0" w:oddHBand="0" w:evenHBand="0" w:firstRowFirstColumn="0" w:firstRowLastColumn="0" w:lastRowFirstColumn="0" w:lastRowLastColumn="0"/>
-            </w:pPr>
-            <w:r>
-              <w:t>ECUD4</w:t>
-            </w:r>
-          </w:p>
-        </w:tc>
-      </w:tr>
-      <w:tr>
-        <w:trPr>
-          <w:cnfStyle w:val="000000100000" w:firstRow="0" w:lastRow="0" w:firstColumn="0" w:lastColumn="0" w:oddVBand="0" w:evenVBand="0" w:oddHBand="1" w:evenHBand="0" w:firstRowFirstColumn="0" w:firstRowLastColumn="0" w:lastRowFirstColumn="0" w:lastRowLastColumn="0"/>
-          <w:trHeight w:val="220"/>
-        </w:trPr>
-        <w:tc>
-          <w:tcPr>
-            <w:cnfStyle w:val="000010000000" w:firstRow="0" w:lastRow="0" w:firstColumn="0" w:lastColumn="0" w:oddVBand="1" w:evenVBand="0" w:oddHBand="0" w:evenHBand="0" w:firstRowFirstColumn="0" w:firstRowLastColumn="0" w:lastRowFirstColumn="0" w:lastRowLastColumn="0"/>
-            <w:tcW w:w="1664" w:type="pct"/>
-            <w:gridSpan w:val="2"/>
-            <w:tcBorders>
-              <w:top w:val="single" w:sz="4" w:space="0" w:color="auto"/>
-              <w:left w:val="single" w:sz="4" w:space="0" w:color="auto"/>
-              <w:bottom w:val="single" w:sz="4" w:space="0" w:color="auto"/>
-              <w:right w:val="single" w:sz="4" w:space="0" w:color="auto"/>
-            </w:tcBorders>
-            <w:vAlign w:val="center"/>
-          </w:tcPr>
-          <w:p>
-            <w:pPr>
-              <w:jc w:val="right"/>
-              <w:rPr>
-                <w:b/>
-              </w:rPr>
-            </w:pPr>
-            <w:r>
-              <w:rPr>
-                <w:b/>
-              </w:rPr>
-              <w:t>Descripción</w:t>
-            </w:r>
-            <w:r>
-              <w:rPr>
-                <w:b/>
-              </w:rPr>
-              <w:t>:</w:t>
-            </w:r>
-          </w:p>
-        </w:tc>
-        <w:tc>
-          <w:tcPr>
-            <w:tcW w:w="3336" w:type="pct"/>
-            <w:gridSpan w:val="3"/>
-            <w:tcBorders>
-              <w:top w:val="single" w:sz="4" w:space="0" w:color="auto"/>
-              <w:left w:val="single" w:sz="4" w:space="0" w:color="auto"/>
-              <w:bottom w:val="single" w:sz="4" w:space="0" w:color="auto"/>
-              <w:right w:val="single" w:sz="4" w:space="0" w:color="auto"/>
-            </w:tcBorders>
-          </w:tcPr>
-          <w:p>
-            <w:pPr>
-              <w:jc w:val="both"/>
-              <w:cnfStyle w:val="000000100000" w:firstRow="0" w:lastRow="0" w:firstColumn="0" w:lastColumn="0" w:oddVBand="0" w:evenVBand="0" w:oddHBand="1" w:evenHBand="0" w:firstRowFirstColumn="0" w:firstRowLastColumn="0" w:lastRowFirstColumn="0" w:lastRowLastColumn="0"/>
-            </w:pPr>
-            <w:r>
-              <w:t>Permite al Administrador gestionar las cuentas de usuarios (Estudiantes, Docentes, Personal).</w:t>
-            </w:r>
-          </w:p>
-        </w:tc>
-      </w:tr>
-      <w:tr>
-        <w:trPr>
-          <w:trHeight w:val="220"/>
-        </w:trPr>
-        <w:tc>
-          <w:tcPr>
-            <w:cnfStyle w:val="000010000000" w:firstRow="0" w:lastRow="0" w:firstColumn="0" w:lastColumn="0" w:oddVBand="1" w:evenVBand="0" w:oddHBand="0" w:evenHBand="0" w:firstRowFirstColumn="0" w:firstRowLastColumn="0" w:lastRowFirstColumn="0" w:lastRowLastColumn="0"/>
-            <w:tcW w:w="1664" w:type="pct"/>
-            <w:gridSpan w:val="2"/>
-            <w:tcBorders>
-              <w:top w:val="single" w:sz="4" w:space="0" w:color="auto"/>
-              <w:left w:val="single" w:sz="4" w:space="0" w:color="auto"/>
-              <w:bottom w:val="single" w:sz="4" w:space="0" w:color="auto"/>
-              <w:right w:val="single" w:sz="4" w:space="0" w:color="auto"/>
-            </w:tcBorders>
-            <w:vAlign w:val="center"/>
-          </w:tcPr>
-          <w:p>
-            <w:pPr>
-              <w:jc w:val="right"/>
-              <w:rPr>
-                <w:b/>
-              </w:rPr>
-            </w:pPr>
-            <w:r>
-              <w:rPr>
-                <w:b/>
-              </w:rPr>
-              <w:t>Meta</w:t>
-            </w:r>
-            <w:r>
-              <w:rPr>
-                <w:b/>
-              </w:rPr>
-              <w:t>:</w:t>
-            </w:r>
-          </w:p>
-        </w:tc>
-        <w:tc>
-          <w:tcPr>
-            <w:tcW w:w="3336" w:type="pct"/>
-            <w:gridSpan w:val="3"/>
-            <w:tcBorders>
-              <w:top w:val="single" w:sz="4" w:space="0" w:color="auto"/>
-              <w:left w:val="single" w:sz="4" w:space="0" w:color="auto"/>
-              <w:bottom w:val="single" w:sz="4" w:space="0" w:color="auto"/>
-              <w:right w:val="single" w:sz="4" w:space="0" w:color="auto"/>
-            </w:tcBorders>
-          </w:tcPr>
-          <w:p>
-            <w:pPr>
-              <w:jc w:val="both"/>
-              <w:cnfStyle w:val="000000000000" w:firstRow="0" w:lastRow="0" w:firstColumn="0" w:lastColumn="0" w:oddVBand="0" w:evenVBand="0" w:oddHBand="0" w:evenHBand="0" w:firstRowFirstColumn="0" w:firstRowLastColumn="0" w:lastRowFirstColumn="0" w:lastRowLastColumn="0"/>
-            </w:pPr>
-            <w:r>
-              <w:t>Permitir al administrador agregar, visualizar, modificar (estados, roles) o eliminar usuarios conforme sea necesario para la operación de la universidad.</w:t>
-            </w:r>
-          </w:p>
-        </w:tc>
-      </w:tr>
-      <w:tr>
-        <w:trPr>
-          <w:cnfStyle w:val="000000100000" w:firstRow="0" w:lastRow="0" w:firstColumn="0" w:lastColumn="0" w:oddVBand="0" w:evenVBand="0" w:oddHBand="1" w:evenHBand="0" w:firstRowFirstColumn="0" w:firstRowLastColumn="0" w:lastRowFirstColumn="0" w:lastRowLastColumn="0"/>
-          <w:trHeight w:val="220"/>
-        </w:trPr>
-        <w:tc>
-          <w:tcPr>
-            <w:cnfStyle w:val="000010000000" w:firstRow="0" w:lastRow="0" w:firstColumn="0" w:lastColumn="0" w:oddVBand="1" w:evenVBand="0" w:oddHBand="0" w:evenHBand="0" w:firstRowFirstColumn="0" w:firstRowLastColumn="0" w:lastRowFirstColumn="0" w:lastRowLastColumn="0"/>
-            <w:tcW w:w="1664" w:type="pct"/>
-            <w:gridSpan w:val="2"/>
-            <w:tcBorders>
-              <w:top w:val="single" w:sz="4" w:space="0" w:color="auto"/>
-              <w:left w:val="single" w:sz="4" w:space="0" w:color="auto"/>
-              <w:bottom w:val="single" w:sz="4" w:space="0" w:color="auto"/>
-              <w:right w:val="single" w:sz="4" w:space="0" w:color="auto"/>
-            </w:tcBorders>
-            <w:vAlign w:val="center"/>
-          </w:tcPr>
-          <w:p>
-            <w:pPr>
-              <w:jc w:val="right"/>
-              <w:rPr>
-                <w:b/>
-              </w:rPr>
-            </w:pPr>
-            <w:r>
-              <w:rPr>
-                <w:b/>
-              </w:rPr>
-              <w:t>Estado:</w:t>
-            </w:r>
-          </w:p>
-        </w:tc>
-        <w:tc>
-          <w:tcPr>
-            <w:tcW w:w="928" w:type="pct"/>
-            <w:tcBorders>
-              <w:top w:val="single" w:sz="4" w:space="0" w:color="auto"/>
-              <w:left w:val="single" w:sz="4" w:space="0" w:color="auto"/>
-              <w:bottom w:val="single" w:sz="4" w:space="0" w:color="auto"/>
-              <w:right w:val="single" w:sz="4" w:space="0" w:color="auto"/>
-            </w:tcBorders>
-          </w:tcPr>
-          <w:p>
-            <w:pPr>
-              <w:jc w:val="both"/>
-              <w:cnfStyle w:val="000000100000" w:firstRow="0" w:lastRow="0" w:firstColumn="0" w:lastColumn="0" w:oddVBand="0" w:evenVBand="0" w:oddHBand="1" w:evenHBand="0" w:firstRowFirstColumn="0" w:firstRowLastColumn="0" w:lastRowFirstColumn="0" w:lastRowLastColumn="0"/>
-            </w:pPr>
-            <w:r>
-              <w:t>Activo</w:t>
-            </w:r>
-          </w:p>
-        </w:tc>
-        <w:tc>
-          <w:tcPr>
-            <w:cnfStyle w:val="000010000000" w:firstRow="0" w:lastRow="0" w:firstColumn="0" w:lastColumn="0" w:oddVBand="1" w:evenVBand="0" w:oddHBand="0" w:evenHBand="0" w:firstRowFirstColumn="0" w:firstRowLastColumn="0" w:lastRowFirstColumn="0" w:lastRowLastColumn="0"/>
-            <w:tcW w:w="1258" w:type="pct"/>
-            <w:tcBorders>
-              <w:top w:val="single" w:sz="4" w:space="0" w:color="auto"/>
-              <w:left w:val="single" w:sz="4" w:space="0" w:color="auto"/>
-              <w:bottom w:val="single" w:sz="4" w:space="0" w:color="auto"/>
-              <w:right w:val="single" w:sz="4" w:space="0" w:color="auto"/>
-            </w:tcBorders>
-          </w:tcPr>
-          <w:p>
-            <w:pPr>
-              <w:jc w:val="both"/>
-            </w:pPr>
-            <w:r>
-              <w:rPr>
-                <w:b/>
-              </w:rPr>
-              <w:t>Versión</w:t>
-            </w:r>
-            <w:r>
-              <w:t xml:space="preserve">: </w:t>
-            </w:r>
-          </w:p>
-        </w:tc>
-        <w:tc>
-          <w:tcPr>
-            <w:tcW w:w="1150" w:type="pct"/>
-            <w:tcBorders>
-              <w:top w:val="single" w:sz="4" w:space="0" w:color="auto"/>
-              <w:left w:val="single" w:sz="4" w:space="0" w:color="auto"/>
-              <w:bottom w:val="single" w:sz="4" w:space="0" w:color="auto"/>
-              <w:right w:val="single" w:sz="4" w:space="0" w:color="auto"/>
-            </w:tcBorders>
-          </w:tcPr>
-          <w:p>
-            <w:pPr>
-              <w:jc w:val="both"/>
-              <w:cnfStyle w:val="000000100000" w:firstRow="0" w:lastRow="0" w:firstColumn="0" w:lastColumn="0" w:oddVBand="0" w:evenVBand="0" w:oddHBand="1" w:evenHBand="0" w:firstRowFirstColumn="0" w:firstRowLastColumn="0" w:lastRowFirstColumn="0" w:lastRowLastColumn="0"/>
-            </w:pPr>
-            <w:r>
-              <w:t>1.0</w:t>
-            </w:r>
-          </w:p>
-        </w:tc>
-      </w:tr>
-      <w:tr>
-        <w:trPr>
-          <w:trHeight w:val="260"/>
-        </w:trPr>
-        <w:tc>
-          <w:tcPr>
-            <w:cnfStyle w:val="000010000000" w:firstRow="0" w:lastRow="0" w:firstColumn="0" w:lastColumn="0" w:oddVBand="1" w:evenVBand="0" w:oddHBand="0" w:evenHBand="0" w:firstRowFirstColumn="0" w:firstRowLastColumn="0" w:lastRowFirstColumn="0" w:lastRowLastColumn="0"/>
-            <w:tcW w:w="1664" w:type="pct"/>
-            <w:gridSpan w:val="2"/>
-            <w:tcBorders>
-              <w:top w:val="single" w:sz="4" w:space="0" w:color="auto"/>
-              <w:left w:val="single" w:sz="4" w:space="0" w:color="auto"/>
-              <w:bottom w:val="single" w:sz="4" w:space="0" w:color="auto"/>
-              <w:right w:val="single" w:sz="4" w:space="0" w:color="auto"/>
-            </w:tcBorders>
-            <w:vAlign w:val="center"/>
-          </w:tcPr>
-          <w:p>
-            <w:pPr>
-              <w:jc w:val="right"/>
-              <w:rPr>
-                <w:b/>
-              </w:rPr>
-            </w:pPr>
-            <w:r>
-              <w:rPr>
-                <w:b/>
-              </w:rPr>
-              <w:t>Autores:</w:t>
-            </w:r>
-          </w:p>
-        </w:tc>
-        <w:tc>
-          <w:tcPr>
-            <w:tcW w:w="3336" w:type="pct"/>
-            <w:gridSpan w:val="3"/>
-            <w:tcBorders>
-              <w:top w:val="single" w:sz="4" w:space="0" w:color="auto"/>
-              <w:left w:val="single" w:sz="4" w:space="0" w:color="auto"/>
-              <w:bottom w:val="single" w:sz="4" w:space="0" w:color="auto"/>
-              <w:right w:val="single" w:sz="4" w:space="0" w:color="auto"/>
-            </w:tcBorders>
-          </w:tcPr>
-          <w:p>
-            <w:pPr>
-              <w:jc w:val="both"/>
-              <w:cnfStyle w:val="000000000000" w:firstRow="0" w:lastRow="0" w:firstColumn="0" w:lastColumn="0" w:oddVBand="0" w:evenVBand="0" w:oddHBand="0" w:evenHBand="0" w:firstRowFirstColumn="0" w:firstRowLastColumn="0" w:lastRowFirstColumn="0" w:lastRowLastColumn="0"/>
-            </w:pPr>
-            <w:r>
-              <w:t>Montufar Alejandro, Tipan Leonel, Valencia Yuliana</w:t>
-            </w:r>
-            <w:r>
-              <w:t>.</w:t>
-            </w:r>
-          </w:p>
-        </w:tc>
-      </w:tr>
-      <w:tr>
-        <w:trPr>
-          <w:cnfStyle w:val="000000100000" w:firstRow="0" w:lastRow="0" w:firstColumn="0" w:lastColumn="0" w:oddVBand="0" w:evenVBand="0" w:oddHBand="1" w:evenHBand="0" w:firstRowFirstColumn="0" w:firstRowLastColumn="0" w:lastRowFirstColumn="0" w:lastRowLastColumn="0"/>
-          <w:trHeight w:val="500"/>
-        </w:trPr>
-        <w:tc>
-          <w:tcPr>
-            <w:cnfStyle w:val="000010000000" w:firstRow="0" w:lastRow="0" w:firstColumn="0" w:lastColumn="0" w:oddVBand="1" w:evenVBand="0" w:oddHBand="0" w:evenHBand="0" w:firstRowFirstColumn="0" w:firstRowLastColumn="0" w:lastRowFirstColumn="0" w:lastRowLastColumn="0"/>
-            <w:tcW w:w="1664" w:type="pct"/>
-            <w:gridSpan w:val="2"/>
-            <w:tcBorders>
-              <w:top w:val="single" w:sz="4" w:space="0" w:color="auto"/>
-              <w:left w:val="single" w:sz="4" w:space="0" w:color="auto"/>
-              <w:bottom w:val="single" w:sz="4" w:space="0" w:color="auto"/>
-              <w:right w:val="single" w:sz="4" w:space="0" w:color="auto"/>
-            </w:tcBorders>
-            <w:vAlign w:val="center"/>
-          </w:tcPr>
-          <w:p>
-            <w:pPr>
-              <w:jc w:val="right"/>
-              <w:rPr>
-                <w:b/>
-              </w:rPr>
-            </w:pPr>
-            <w:r>
-              <w:rPr>
-                <w:b/>
-              </w:rPr>
-              <w:t>Fecha creación</w:t>
-            </w:r>
-            <w:r>
-              <w:rPr>
-                <w:b/>
-              </w:rPr>
-              <w:t>:</w:t>
-            </w:r>
-          </w:p>
-        </w:tc>
-        <w:tc>
-          <w:tcPr>
-            <w:tcW w:w="928" w:type="pct"/>
-            <w:tcBorders>
-              <w:top w:val="single" w:sz="4" w:space="0" w:color="auto"/>
-              <w:left w:val="single" w:sz="4" w:space="0" w:color="auto"/>
-              <w:bottom w:val="single" w:sz="4" w:space="0" w:color="auto"/>
-              <w:right w:val="single" w:sz="4" w:space="0" w:color="auto"/>
-            </w:tcBorders>
-          </w:tcPr>
-          <w:p>
-            <w:pPr>
-              <w:jc w:val="both"/>
-              <w:cnfStyle w:val="000000100000" w:firstRow="0" w:lastRow="0" w:firstColumn="0" w:lastColumn="0" w:oddVBand="0" w:evenVBand="0" w:oddHBand="1" w:evenHBand="0" w:firstRowFirstColumn="0" w:firstRowLastColumn="0" w:lastRowFirstColumn="0" w:lastRowLastColumn="0"/>
-            </w:pPr>
-            <w:r>
-              <w:t>19/11/2025</w:t>
-            </w:r>
-          </w:p>
-        </w:tc>
-        <w:tc>
-          <w:tcPr>
-            <w:cnfStyle w:val="000010000000" w:firstRow="0" w:lastRow="0" w:firstColumn="0" w:lastColumn="0" w:oddVBand="1" w:evenVBand="0" w:oddHBand="0" w:evenHBand="0" w:firstRowFirstColumn="0" w:firstRowLastColumn="0" w:lastRowFirstColumn="0" w:lastRowLastColumn="0"/>
-            <w:tcW w:w="1258" w:type="pct"/>
-            <w:tcBorders>
-              <w:top w:val="single" w:sz="4" w:space="0" w:color="auto"/>
-              <w:left w:val="single" w:sz="4" w:space="0" w:color="auto"/>
-              <w:bottom w:val="single" w:sz="4" w:space="0" w:color="auto"/>
-              <w:right w:val="single" w:sz="4" w:space="0" w:color="auto"/>
-            </w:tcBorders>
-          </w:tcPr>
-          <w:p>
-            <w:pPr>
-              <w:jc w:val="both"/>
-            </w:pPr>
-            <w:r>
-              <w:rPr>
-                <w:b/>
-              </w:rPr>
-              <w:t xml:space="preserve">Fecha </w:t>
-            </w:r>
-            <w:r>
-              <w:rPr>
-                <w:b/>
-              </w:rPr>
-              <w:t>modificación</w:t>
-            </w:r>
-          </w:p>
-        </w:tc>
-        <w:tc>
-          <w:tcPr>
-            <w:tcW w:w="1150" w:type="pct"/>
-            <w:tcBorders>
-              <w:top w:val="single" w:sz="4" w:space="0" w:color="auto"/>
-              <w:left w:val="single" w:sz="4" w:space="0" w:color="auto"/>
-              <w:bottom w:val="single" w:sz="4" w:space="0" w:color="auto"/>
-              <w:right w:val="single" w:sz="4" w:space="0" w:color="auto"/>
-            </w:tcBorders>
-          </w:tcPr>
-          <w:p>
-            <w:pPr>
-              <w:jc w:val="both"/>
-              <w:cnfStyle w:val="000000100000" w:firstRow="0" w:lastRow="0" w:firstColumn="0" w:lastColumn="0" w:oddVBand="0" w:evenVBand="0" w:oddHBand="1" w:evenHBand="0" w:firstRowFirstColumn="0" w:firstRowLastColumn="0" w:lastRowFirstColumn="0" w:lastRowLastColumn="0"/>
-            </w:pPr>
-            <w:r>
-              <w:t>19/11/2025</w:t>
-            </w:r>
-          </w:p>
-        </w:tc>
-      </w:tr>
-      <w:tr>
-        <w:trPr>
-          <w:trHeight w:val="220"/>
-        </w:trPr>
-        <w:tc>
-          <w:tcPr>
-            <w:cnfStyle w:val="000010000000" w:firstRow="0" w:lastRow="0" w:firstColumn="0" w:lastColumn="0" w:oddVBand="1" w:evenVBand="0" w:oddHBand="0" w:evenHBand="0" w:firstRowFirstColumn="0" w:firstRowLastColumn="0" w:lastRowFirstColumn="0" w:lastRowLastColumn="0"/>
-            <w:tcW w:w="1664" w:type="pct"/>
-            <w:gridSpan w:val="2"/>
-            <w:tcBorders>
-              <w:top w:val="single" w:sz="4" w:space="0" w:color="auto"/>
-              <w:left w:val="single" w:sz="4" w:space="0" w:color="auto"/>
-              <w:bottom w:val="single" w:sz="4" w:space="0" w:color="auto"/>
-              <w:right w:val="single" w:sz="4" w:space="0" w:color="auto"/>
-            </w:tcBorders>
-            <w:vAlign w:val="center"/>
-          </w:tcPr>
-          <w:p>
-            <w:pPr>
-              <w:jc w:val="right"/>
-              <w:rPr>
-                <w:b/>
-              </w:rPr>
-            </w:pPr>
-            <w:r>
-              <w:rPr>
-                <w:b/>
-              </w:rPr>
-              <w:t>Precondiciones</w:t>
-            </w:r>
-            <w:r>
-              <w:rPr>
-                <w:b/>
-              </w:rPr>
-              <w:t>:</w:t>
-            </w:r>
-          </w:p>
-        </w:tc>
-        <w:tc>
-          <w:tcPr>
-            <w:tcW w:w="3336" w:type="pct"/>
-            <w:gridSpan w:val="3"/>
-            <w:tcBorders>
-              <w:top w:val="single" w:sz="4" w:space="0" w:color="auto"/>
-              <w:left w:val="single" w:sz="4" w:space="0" w:color="auto"/>
-              <w:bottom w:val="single" w:sz="4" w:space="0" w:color="auto"/>
-              <w:right w:val="single" w:sz="4" w:space="0" w:color="auto"/>
-            </w:tcBorders>
-          </w:tcPr>
-          <w:p>
-            <w:pPr>
-              <w:pStyle w:val="Prrafodelista"/>
-              <w:numPr>
-                <w:ilvl w:val="3"/>
-                <w:numId w:val="17"/>
-              </w:numPr>
-              <w:pBdr>
-                <w:top w:val="nil"/>
-                <w:left w:val="nil"/>
-                <w:bottom w:val="nil"/>
-                <w:right w:val="nil"/>
-                <w:between w:val="nil"/>
-              </w:pBdr>
-              <w:jc w:val="both"/>
-              <w:cnfStyle w:val="000000000000" w:firstRow="0" w:lastRow="0" w:firstColumn="0" w:lastColumn="0" w:oddVBand="0" w:evenVBand="0" w:oddHBand="0" w:evenHBand="0" w:firstRowFirstColumn="0" w:firstRowLastColumn="0" w:lastRowFirstColumn="0" w:lastRowLastColumn="0"/>
-              <w:rPr>
-                <w:lang w:val="es-EC"/>
-              </w:rPr>
-            </w:pPr>
-            <w:r>
-              <w:rPr>
-                <w:lang w:val="es-EC"/>
-              </w:rPr>
-              <w:t xml:space="preserve">El sistema debe tener roles definidos. </w:t>
-            </w:r>
-          </w:p>
-          <w:p>
-            <w:pPr>
-              <w:pStyle w:val="Prrafodelista"/>
-              <w:numPr>
-                <w:ilvl w:val="3"/>
-                <w:numId w:val="17"/>
-              </w:numPr>
-              <w:pBdr>
-                <w:top w:val="nil"/>
-                <w:left w:val="nil"/>
-                <w:bottom w:val="nil"/>
-                <w:right w:val="nil"/>
-                <w:between w:val="nil"/>
-              </w:pBdr>
-              <w:jc w:val="both"/>
-              <w:cnfStyle w:val="000000000000" w:firstRow="0" w:lastRow="0" w:firstColumn="0" w:lastColumn="0" w:oddVBand="0" w:evenVBand="0" w:oddHBand="0" w:evenHBand="0" w:firstRowFirstColumn="0" w:firstRowLastColumn="0" w:lastRowFirstColumn="0" w:lastRowLastColumn="0"/>
-            </w:pPr>
-            <w:r>
-              <w:t>El usuario debe autenticarse en el sistema.</w:t>
-            </w:r>
-          </w:p>
-        </w:tc>
-      </w:tr>
-      <w:tr>
-        <w:trPr>
-          <w:cnfStyle w:val="000000100000" w:firstRow="0" w:lastRow="0" w:firstColumn="0" w:lastColumn="0" w:oddVBand="0" w:evenVBand="0" w:oddHBand="1" w:evenHBand="0" w:firstRowFirstColumn="0" w:firstRowLastColumn="0" w:lastRowFirstColumn="0" w:lastRowLastColumn="0"/>
-          <w:trHeight w:val="220"/>
-        </w:trPr>
-        <w:tc>
-          <w:tcPr>
-            <w:cnfStyle w:val="000010000000" w:firstRow="0" w:lastRow="0" w:firstColumn="0" w:lastColumn="0" w:oddVBand="1" w:evenVBand="0" w:oddHBand="0" w:evenHBand="0" w:firstRowFirstColumn="0" w:firstRowLastColumn="0" w:lastRowFirstColumn="0" w:lastRowLastColumn="0"/>
-            <w:tcW w:w="1664" w:type="pct"/>
-            <w:gridSpan w:val="2"/>
-            <w:tcBorders>
-              <w:top w:val="single" w:sz="4" w:space="0" w:color="auto"/>
-              <w:left w:val="single" w:sz="4" w:space="0" w:color="auto"/>
-              <w:bottom w:val="single" w:sz="4" w:space="0" w:color="auto"/>
-              <w:right w:val="single" w:sz="4" w:space="0" w:color="auto"/>
-            </w:tcBorders>
-            <w:vAlign w:val="center"/>
-          </w:tcPr>
-          <w:p>
-            <w:pPr>
-              <w:jc w:val="right"/>
-              <w:rPr>
-                <w:b/>
-                <w:highlight w:val="yellow"/>
-              </w:rPr>
-            </w:pPr>
-            <w:r>
-              <w:rPr>
-                <w:b/>
-              </w:rPr>
-              <w:t>Gráfico</w:t>
-            </w:r>
-            <w:r>
-              <w:rPr>
-                <w:b/>
-              </w:rPr>
-              <w:t>:</w:t>
-            </w:r>
-            <w:r>
-              <w:rPr>
-                <w:b/>
-              </w:rPr>
-              <w:t xml:space="preserve"> </w:t>
-            </w:r>
-          </w:p>
-        </w:tc>
-        <w:tc>
-          <w:tcPr>
-            <w:tcW w:w="3336" w:type="pct"/>
-            <w:gridSpan w:val="3"/>
-            <w:tcBorders>
-              <w:top w:val="single" w:sz="4" w:space="0" w:color="auto"/>
-              <w:left w:val="single" w:sz="4" w:space="0" w:color="auto"/>
-              <w:bottom w:val="single" w:sz="4" w:space="0" w:color="auto"/>
-              <w:right w:val="single" w:sz="4" w:space="0" w:color="auto"/>
-            </w:tcBorders>
-          </w:tcPr>
-          <w:p>
-            <w:pPr>
-              <w:keepNext/>
-              <w:jc w:val="center"/>
-              <w:cnfStyle w:val="000000100000" w:firstRow="0" w:lastRow="0" w:firstColumn="0" w:lastColumn="0" w:oddVBand="0" w:evenVBand="0" w:oddHBand="1" w:evenHBand="0" w:firstRowFirstColumn="0" w:firstRowLastColumn="0" w:lastRowFirstColumn="0" w:lastRowLastColumn="0"/>
-              <w:rPr>
-                <w:noProof/>
-                <w:lang w:val="es-EC" w:eastAsia="es-EC"/>
-              </w:rPr>
-            </w:pPr>
-            <w:r>
-              <w:rPr>
-                <w:noProof/>
-                <w:lang w:val="es-EC" w:eastAsia="es-EC"/>
-              </w:rPr>
-              <w:drawing>
-                <wp:anchor distT="0" distB="0" distL="114300" distR="114300" simplePos="0" relativeHeight="251661315" behindDoc="0" locked="0" layoutInCell="1" allowOverlap="1" wp14:anchorId="31FBCB24" wp14:editId="5E23B315">
-                  <wp:simplePos x="0" y="0"/>
-                  <wp:positionH relativeFrom="column">
-                    <wp:posOffset>636270</wp:posOffset>
-                  </wp:positionH>
-                  <wp:positionV relativeFrom="paragraph">
-                    <wp:posOffset>62865</wp:posOffset>
-                  </wp:positionV>
-                  <wp:extent cx="2583180" cy="2423160"/>
-                  <wp:effectExtent l="0" t="0" r="7620" b="0"/>
-                  <wp:wrapSquare wrapText="bothSides"/>
-                  <wp:docPr id="628402081" name="Imagen 1"/>
-                  <wp:cNvGraphicFramePr>
-                    <a:graphicFrameLocks xmlns:a="http://schemas.openxmlformats.org/drawingml/2006/main" noChangeAspect="1"/>
-                  </wp:cNvGraphicFramePr>
-                  <a:graphic xmlns:a="http://schemas.openxmlformats.org/drawingml/2006/main">
-                    <a:graphicData uri="http://schemas.openxmlformats.org/drawingml/2006/picture">
-                      <pic:pic xmlns:pic="http://schemas.openxmlformats.org/drawingml/2006/picture">
-                        <pic:nvPicPr>
-                          <pic:cNvPr id="628402081" name=""/>
-                          <pic:cNvPicPr/>
-                        </pic:nvPicPr>
-                        <pic:blipFill>
-                          <a:blip r:embed="rId12">
-                            <a:extLst>
-                              <a:ext uri="{28A0092B-C50C-407E-A947-70E740481C1C}">
-                                <a14:useLocalDpi xmlns:a14="http://schemas.microsoft.com/office/drawing/2010/main" val="0"/>
-                              </a:ext>
-                            </a:extLst>
-                          </a:blip>
-                          <a:stretch>
-                            <a:fillRect/>
-                          </a:stretch>
-                        </pic:blipFill>
-                        <pic:spPr>
-                          <a:xfrm>
-                            <a:off x="0" y="0"/>
-                            <a:ext cx="2583180" cy="2423160"/>
-                          </a:xfrm>
-                          <a:prstGeom prst="rect">
-                            <a:avLst/>
-                          </a:prstGeom>
-                        </pic:spPr>
-                      </pic:pic>
-                    </a:graphicData>
-                  </a:graphic>
-                  <wp14:sizeRelH relativeFrom="margin">
-                    <wp14:pctWidth>0</wp14:pctWidth>
-                  </wp14:sizeRelH>
-                  <wp14:sizeRelV relativeFrom="margin">
-                    <wp14:pctHeight>0</wp14:pctHeight>
-                  </wp14:sizeRelV>
-                </wp:anchor>
-              </w:drawing>
-            </w:r>
-          </w:p>
-          <w:p>
-            <w:pPr>
-              <w:keepNext/>
-              <w:jc w:val="center"/>
-              <w:cnfStyle w:val="000000100000" w:firstRow="0" w:lastRow="0" w:firstColumn="0" w:lastColumn="0" w:oddVBand="0" w:evenVBand="0" w:oddHBand="1" w:evenHBand="0" w:firstRowFirstColumn="0" w:firstRowLastColumn="0" w:lastRowFirstColumn="0" w:lastRowLastColumn="0"/>
-              <w:rPr>
-                <w:noProof/>
-              </w:rPr>
-            </w:pPr>
-          </w:p>
-          <w:p>
-            <w:pPr>
-              <w:keepNext/>
-              <w:jc w:val="center"/>
-              <w:cnfStyle w:val="000000100000" w:firstRow="0" w:lastRow="0" w:firstColumn="0" w:lastColumn="0" w:oddVBand="0" w:evenVBand="0" w:oddHBand="1" w:evenHBand="0" w:firstRowFirstColumn="0" w:firstRowLastColumn="0" w:lastRowFirstColumn="0" w:lastRowLastColumn="0"/>
-              <w:rPr>
-                <w:noProof/>
-              </w:rPr>
-            </w:pPr>
-          </w:p>
-          <w:p>
-            <w:pPr>
-              <w:keepNext/>
-              <w:jc w:val="center"/>
-              <w:cnfStyle w:val="000000100000" w:firstRow="0" w:lastRow="0" w:firstColumn="0" w:lastColumn="0" w:oddVBand="0" w:evenVBand="0" w:oddHBand="1" w:evenHBand="0" w:firstRowFirstColumn="0" w:firstRowLastColumn="0" w:lastRowFirstColumn="0" w:lastRowLastColumn="0"/>
-              <w:rPr>
-                <w:noProof/>
-              </w:rPr>
-            </w:pPr>
-          </w:p>
-          <w:p>
-            <w:pPr>
-              <w:keepNext/>
-              <w:jc w:val="center"/>
-              <w:cnfStyle w:val="000000100000" w:firstRow="0" w:lastRow="0" w:firstColumn="0" w:lastColumn="0" w:oddVBand="0" w:evenVBand="0" w:oddHBand="1" w:evenHBand="0" w:firstRowFirstColumn="0" w:firstRowLastColumn="0" w:lastRowFirstColumn="0" w:lastRowLastColumn="0"/>
-              <w:rPr>
-                <w:noProof/>
-              </w:rPr>
-            </w:pPr>
-          </w:p>
-          <w:p>
-            <w:pPr>
-              <w:keepNext/>
-              <w:jc w:val="center"/>
-              <w:cnfStyle w:val="000000100000" w:firstRow="0" w:lastRow="0" w:firstColumn="0" w:lastColumn="0" w:oddVBand="0" w:evenVBand="0" w:oddHBand="1" w:evenHBand="0" w:firstRowFirstColumn="0" w:firstRowLastColumn="0" w:lastRowFirstColumn="0" w:lastRowLastColumn="0"/>
-              <w:rPr>
-                <w:noProof/>
-              </w:rPr>
-            </w:pPr>
-          </w:p>
-          <w:p>
-            <w:pPr>
-              <w:keepNext/>
-              <w:jc w:val="center"/>
-              <w:cnfStyle w:val="000000100000" w:firstRow="0" w:lastRow="0" w:firstColumn="0" w:lastColumn="0" w:oddVBand="0" w:evenVBand="0" w:oddHBand="1" w:evenHBand="0" w:firstRowFirstColumn="0" w:firstRowLastColumn="0" w:lastRowFirstColumn="0" w:lastRowLastColumn="0"/>
-              <w:rPr>
-                <w:noProof/>
-              </w:rPr>
-            </w:pPr>
-          </w:p>
-          <w:p>
-            <w:pPr>
-              <w:keepNext/>
-              <w:jc w:val="center"/>
-              <w:cnfStyle w:val="000000100000" w:firstRow="0" w:lastRow="0" w:firstColumn="0" w:lastColumn="0" w:oddVBand="0" w:evenVBand="0" w:oddHBand="1" w:evenHBand="0" w:firstRowFirstColumn="0" w:firstRowLastColumn="0" w:lastRowFirstColumn="0" w:lastRowLastColumn="0"/>
-            </w:pPr>
-          </w:p>
-          <w:p>
-            <w:pPr>
-              <w:pStyle w:val="Descripcin"/>
-              <w:keepNext/>
-              <w:widowControl w:val="0"/>
-              <w:autoSpaceDE w:val="0"/>
-              <w:autoSpaceDN w:val="0"/>
-              <w:cnfStyle w:val="000000100000" w:firstRow="0" w:lastRow="0" w:firstColumn="0" w:lastColumn="0" w:oddVBand="0" w:evenVBand="0" w:oddHBand="1" w:evenHBand="0" w:firstRowFirstColumn="0" w:firstRowLastColumn="0" w:lastRowFirstColumn="0" w:lastRowLastColumn="0"/>
-              <w:rPr>
-                <w:rFonts w:asciiTheme="minorHAnsi" w:eastAsia="Carlito" w:hAnsiTheme="minorHAnsi" w:cstheme="minorHAnsi"/>
-                <w:b/>
-                <w:bCs/>
-                <w:i w:val="0"/>
-                <w:iCs w:val="0"/>
-                <w:color w:val="4472C4" w:themeColor="accent1"/>
-                <w:sz w:val="20"/>
-                <w:szCs w:val="20"/>
-                <w:lang w:val="es-ES" w:eastAsia="en-US"/>
-              </w:rPr>
-            </w:pPr>
-            <w:bookmarkStart w:id="29" w:name="_Toc74775662"/>
-            <w:bookmarkStart w:id="30" w:name="_Toc82708270"/>
-            <w:bookmarkStart w:id="31" w:name="_Toc214408086"/>
-            <w:r>
-              <w:rPr>
-                <w:rFonts w:asciiTheme="minorHAnsi" w:eastAsia="Carlito" w:hAnsiTheme="minorHAnsi" w:cstheme="minorHAnsi"/>
-                <w:b/>
-                <w:bCs/>
-                <w:i w:val="0"/>
-                <w:iCs w:val="0"/>
-                <w:color w:val="4472C4" w:themeColor="accent1"/>
-                <w:sz w:val="20"/>
-                <w:szCs w:val="20"/>
-                <w:lang w:val="es-ES" w:eastAsia="en-US"/>
-              </w:rPr>
-              <w:t xml:space="preserve">Ilustración </w:t>
-            </w:r>
-            <w:r>
-              <w:rPr>
-                <w:rFonts w:asciiTheme="minorHAnsi" w:eastAsia="Carlito" w:hAnsiTheme="minorHAnsi" w:cstheme="minorHAnsi"/>
-                <w:b/>
-                <w:bCs/>
-                <w:i w:val="0"/>
-                <w:iCs w:val="0"/>
-                <w:color w:val="4472C4" w:themeColor="accent1"/>
-                <w:sz w:val="20"/>
-                <w:szCs w:val="20"/>
-                <w:lang w:val="es-ES" w:eastAsia="en-US"/>
-              </w:rPr>
-              <w:fldChar w:fldCharType="begin"/>
-            </w:r>
-            <w:r>
-              <w:rPr>
-                <w:rFonts w:asciiTheme="minorHAnsi" w:eastAsia="Carlito" w:hAnsiTheme="minorHAnsi" w:cstheme="minorHAnsi"/>
-                <w:b/>
-                <w:bCs/>
-                <w:i w:val="0"/>
-                <w:iCs w:val="0"/>
-                <w:color w:val="4472C4" w:themeColor="accent1"/>
-                <w:sz w:val="20"/>
-                <w:szCs w:val="20"/>
-                <w:lang w:val="es-ES" w:eastAsia="en-US"/>
-              </w:rPr>
-              <w:instrText xml:space="preserve"> SEQ Ilustración \* ARABIC </w:instrText>
-            </w:r>
-            <w:r>
-              <w:rPr>
-                <w:rFonts w:asciiTheme="minorHAnsi" w:eastAsia="Carlito" w:hAnsiTheme="minorHAnsi" w:cstheme="minorHAnsi"/>
-                <w:b/>
-                <w:bCs/>
-                <w:i w:val="0"/>
-                <w:iCs w:val="0"/>
-                <w:color w:val="4472C4" w:themeColor="accent1"/>
-                <w:sz w:val="20"/>
-                <w:szCs w:val="20"/>
-                <w:lang w:val="es-ES" w:eastAsia="en-US"/>
-              </w:rPr>
-              <w:fldChar w:fldCharType="separate"/>
-            </w:r>
-            <w:r>
-              <w:rPr>
-                <w:rFonts w:asciiTheme="minorHAnsi" w:eastAsia="Carlito" w:hAnsiTheme="minorHAnsi" w:cstheme="minorHAnsi"/>
-                <w:b/>
-                <w:bCs/>
-                <w:i w:val="0"/>
-                <w:iCs w:val="0"/>
-                <w:noProof/>
-                <w:color w:val="4472C4" w:themeColor="accent1"/>
-                <w:sz w:val="20"/>
-                <w:szCs w:val="20"/>
-                <w:lang w:val="es-ES" w:eastAsia="en-US"/>
-              </w:rPr>
-              <w:t>4</w:t>
-            </w:r>
-            <w:r>
-              <w:rPr>
-                <w:rFonts w:asciiTheme="minorHAnsi" w:eastAsia="Carlito" w:hAnsiTheme="minorHAnsi" w:cstheme="minorHAnsi"/>
-                <w:b/>
-                <w:bCs/>
-                <w:i w:val="0"/>
-                <w:iCs w:val="0"/>
-                <w:color w:val="4472C4" w:themeColor="accent1"/>
-                <w:sz w:val="20"/>
-                <w:szCs w:val="20"/>
-                <w:lang w:val="es-ES" w:eastAsia="en-US"/>
-              </w:rPr>
-              <w:fldChar w:fldCharType="end"/>
-            </w:r>
-            <w:r>
-              <w:rPr>
-                <w:rFonts w:asciiTheme="minorHAnsi" w:eastAsia="Carlito" w:hAnsiTheme="minorHAnsi" w:cstheme="minorHAnsi"/>
-                <w:b/>
-                <w:bCs/>
-                <w:i w:val="0"/>
-                <w:iCs w:val="0"/>
-                <w:color w:val="4472C4" w:themeColor="accent1"/>
-                <w:sz w:val="20"/>
-                <w:szCs w:val="20"/>
-                <w:lang w:val="es-ES" w:eastAsia="en-US"/>
-              </w:rPr>
-              <w:t>. Caso de Uso de Gestionar Cuenta de Usuario.</w:t>
-            </w:r>
-            <w:bookmarkEnd w:id="29"/>
-            <w:bookmarkEnd w:id="30"/>
-            <w:bookmarkEnd w:id="31"/>
-          </w:p>
-        </w:tc>
-      </w:tr>
-      <w:tr>
-        <w:trPr>
-          <w:trHeight w:val="380"/>
-        </w:trPr>
-        <w:tc>
-          <w:tcPr>
-            <w:cnfStyle w:val="000010000000" w:firstRow="0" w:lastRow="0" w:firstColumn="0" w:lastColumn="0" w:oddVBand="1" w:evenVBand="0" w:oddHBand="0" w:evenHBand="0" w:firstRowFirstColumn="0" w:firstRowLastColumn="0" w:lastRowFirstColumn="0" w:lastRowLastColumn="0"/>
-            <w:tcW w:w="5000" w:type="pct"/>
-            <w:gridSpan w:val="5"/>
-            <w:tcBorders>
-              <w:top w:val="single" w:sz="4" w:space="0" w:color="auto"/>
-              <w:left w:val="single" w:sz="4" w:space="0" w:color="auto"/>
-              <w:bottom w:val="single" w:sz="4" w:space="0" w:color="auto"/>
-              <w:right w:val="single" w:sz="4" w:space="0" w:color="auto"/>
-            </w:tcBorders>
-            <w:vAlign w:val="center"/>
-          </w:tcPr>
-          <w:p>
-            <w:pPr>
-              <w:tabs>
-                <w:tab w:val="left" w:pos="3735"/>
-              </w:tabs>
-              <w:jc w:val="center"/>
-              <w:rPr>
-                <w:b/>
-              </w:rPr>
-            </w:pPr>
-            <w:r>
-              <w:rPr>
-                <w:b/>
-              </w:rPr>
-              <w:t>Flujo básico</w:t>
-            </w:r>
-          </w:p>
-          <w:p>
-            <w:pPr>
-              <w:tabs>
-                <w:tab w:val="left" w:pos="3735"/>
-              </w:tabs>
-              <w:jc w:val="center"/>
-              <w:rPr>
-                <w:b/>
-              </w:rPr>
-            </w:pPr>
-            <w:r>
-              <w:rPr>
-                <w:b/>
-              </w:rPr>
-              <w:t>Caso:</w:t>
-            </w:r>
-            <w:r>
-              <w:rPr>
-                <w:b/>
-              </w:rPr>
-              <w:t xml:space="preserve"> verdadero</w:t>
-            </w:r>
-          </w:p>
-        </w:tc>
-      </w:tr>
-      <w:tr>
-        <w:trPr>
-          <w:cnfStyle w:val="000000100000" w:firstRow="0" w:lastRow="0" w:firstColumn="0" w:lastColumn="0" w:oddVBand="0" w:evenVBand="0" w:oddHBand="1" w:evenHBand="0" w:firstRowFirstColumn="0" w:firstRowLastColumn="0" w:lastRowFirstColumn="0" w:lastRowLastColumn="0"/>
-          <w:trHeight w:val="100"/>
-        </w:trPr>
-        <w:tc>
-          <w:tcPr>
-            <w:cnfStyle w:val="000010000000" w:firstRow="0" w:lastRow="0" w:firstColumn="0" w:lastColumn="0" w:oddVBand="1" w:evenVBand="0" w:oddHBand="0" w:evenHBand="0" w:firstRowFirstColumn="0" w:firstRowLastColumn="0" w:lastRowFirstColumn="0" w:lastRowLastColumn="0"/>
-            <w:tcW w:w="5000" w:type="pct"/>
-            <w:gridSpan w:val="5"/>
-            <w:tcBorders>
-              <w:top w:val="single" w:sz="4" w:space="0" w:color="auto"/>
-              <w:left w:val="single" w:sz="4" w:space="0" w:color="auto"/>
-              <w:bottom w:val="single" w:sz="4" w:space="0" w:color="auto"/>
-              <w:right w:val="single" w:sz="4" w:space="0" w:color="auto"/>
-            </w:tcBorders>
-          </w:tcPr>
-          <w:p>
-            <w:pPr>
-              <w:jc w:val="center"/>
-              <w:rPr>
-                <w:b/>
-                <w:bCs/>
-              </w:rPr>
-            </w:pPr>
-            <w:r>
-              <w:rPr>
-                <w:b/>
-              </w:rPr>
-              <w:t>INSERTAR</w:t>
-            </w:r>
-            <w:r>
-              <w:rPr>
-                <w:b/>
-                <w:bCs/>
-              </w:rPr>
-              <w:t xml:space="preserve"> USUARIO</w:t>
-            </w:r>
-          </w:p>
-        </w:tc>
-      </w:tr>
-      <w:tr>
-        <w:trPr>
-          <w:trHeight w:val="100"/>
-        </w:trPr>
-        <w:tc>
-          <w:tcPr>
-            <w:cnfStyle w:val="000010000000" w:firstRow="0" w:lastRow="0" w:firstColumn="0" w:lastColumn="0" w:oddVBand="1" w:evenVBand="0" w:oddHBand="0" w:evenHBand="0" w:firstRowFirstColumn="0" w:firstRowLastColumn="0" w:lastRowFirstColumn="0" w:lastRowLastColumn="0"/>
-            <w:tcW w:w="2592" w:type="pct"/>
-            <w:gridSpan w:val="3"/>
-            <w:tcBorders>
-              <w:top w:val="single" w:sz="4" w:space="0" w:color="auto"/>
-              <w:left w:val="single" w:sz="4" w:space="0" w:color="auto"/>
-              <w:bottom w:val="single" w:sz="4" w:space="0" w:color="auto"/>
-              <w:right w:val="single" w:sz="4" w:space="0" w:color="auto"/>
-            </w:tcBorders>
-          </w:tcPr>
-          <w:p>
-            <w:pPr>
-              <w:jc w:val="center"/>
-              <w:rPr>
-                <w:b/>
-                <w:bCs/>
-              </w:rPr>
-            </w:pPr>
-            <w:r>
-              <w:rPr>
-                <w:b/>
-                <w:bCs/>
-              </w:rPr>
-              <w:t>USUARIO</w:t>
-            </w:r>
-          </w:p>
-        </w:tc>
-        <w:tc>
-          <w:tcPr>
-            <w:tcW w:w="2408" w:type="pct"/>
-            <w:gridSpan w:val="2"/>
-            <w:tcBorders>
-              <w:top w:val="single" w:sz="4" w:space="0" w:color="auto"/>
-              <w:left w:val="single" w:sz="4" w:space="0" w:color="auto"/>
-              <w:bottom w:val="single" w:sz="4" w:space="0" w:color="auto"/>
-              <w:right w:val="single" w:sz="4" w:space="0" w:color="auto"/>
-            </w:tcBorders>
-          </w:tcPr>
-          <w:p>
-            <w:pPr>
-              <w:jc w:val="center"/>
-              <w:cnfStyle w:val="000000000000" w:firstRow="0" w:lastRow="0" w:firstColumn="0" w:lastColumn="0" w:oddVBand="0" w:evenVBand="0" w:oddHBand="0" w:evenHBand="0" w:firstRowFirstColumn="0" w:firstRowLastColumn="0" w:lastRowFirstColumn="0" w:lastRowLastColumn="0"/>
-              <w:rPr>
-                <w:b/>
-                <w:bCs/>
-              </w:rPr>
-            </w:pPr>
-            <w:r>
-              <w:rPr>
-                <w:b/>
-                <w:bCs/>
-              </w:rPr>
-              <w:t>SISTEMA</w:t>
-            </w:r>
-          </w:p>
-        </w:tc>
-      </w:tr>
-      <w:tr>
-        <w:trPr>
-          <w:cnfStyle w:val="000000100000" w:firstRow="0" w:lastRow="0" w:firstColumn="0" w:lastColumn="0" w:oddVBand="0" w:evenVBand="0" w:oddHBand="1" w:evenHBand="0" w:firstRowFirstColumn="0" w:firstRowLastColumn="0" w:lastRowFirstColumn="0" w:lastRowLastColumn="0"/>
-          <w:trHeight w:val="100"/>
-        </w:trPr>
-        <w:tc>
-          <w:tcPr>
-            <w:cnfStyle w:val="000010000000" w:firstRow="0" w:lastRow="0" w:firstColumn="0" w:lastColumn="0" w:oddVBand="1" w:evenVBand="0" w:oddHBand="0" w:evenHBand="0" w:firstRowFirstColumn="0" w:firstRowLastColumn="0" w:lastRowFirstColumn="0" w:lastRowLastColumn="0"/>
-            <w:tcW w:w="2592" w:type="pct"/>
-            <w:gridSpan w:val="3"/>
-            <w:tcBorders>
-              <w:top w:val="single" w:sz="4" w:space="0" w:color="auto"/>
-              <w:left w:val="single" w:sz="4" w:space="0" w:color="auto"/>
-              <w:bottom w:val="single" w:sz="4" w:space="0" w:color="auto"/>
-              <w:right w:val="single" w:sz="4" w:space="0" w:color="auto"/>
-            </w:tcBorders>
-          </w:tcPr>
-          <w:p>
-            <w:pPr>
-              <w:jc w:val="both"/>
-            </w:pPr>
-            <w:r>
-              <w:t>El usuario selecciona la opción “Ingresar Usuario”.</w:t>
-            </w:r>
-          </w:p>
-        </w:tc>
-        <w:tc>
-          <w:tcPr>
-            <w:tcW w:w="2408" w:type="pct"/>
-            <w:gridSpan w:val="2"/>
-            <w:tcBorders>
-              <w:top w:val="single" w:sz="4" w:space="0" w:color="auto"/>
-              <w:left w:val="single" w:sz="4" w:space="0" w:color="auto"/>
-              <w:bottom w:val="single" w:sz="4" w:space="0" w:color="auto"/>
-              <w:right w:val="single" w:sz="4" w:space="0" w:color="auto"/>
-            </w:tcBorders>
-          </w:tcPr>
-          <w:p>
-            <w:pPr>
-              <w:jc w:val="both"/>
-              <w:cnfStyle w:val="000000100000" w:firstRow="0" w:lastRow="0" w:firstColumn="0" w:lastColumn="0" w:oddVBand="0" w:evenVBand="0" w:oddHBand="1" w:evenHBand="0" w:firstRowFirstColumn="0" w:firstRowLastColumn="0" w:lastRowFirstColumn="0" w:lastRowLastColumn="0"/>
-            </w:pPr>
-            <w:r>
-              <w:t>El sistema presenta un formulario para llenar los datos: Identificador, Nombre, Apellido, Email, Rol (Estudiante/Docente)</w:t>
-            </w:r>
-          </w:p>
-        </w:tc>
-      </w:tr>
-      <w:tr>
-        <w:trPr>
-          <w:trHeight w:val="100"/>
-        </w:trPr>
-        <w:tc>
-          <w:tcPr>
-            <w:cnfStyle w:val="000010000000" w:firstRow="0" w:lastRow="0" w:firstColumn="0" w:lastColumn="0" w:oddVBand="1" w:evenVBand="0" w:oddHBand="0" w:evenHBand="0" w:firstRowFirstColumn="0" w:firstRowLastColumn="0" w:lastRowFirstColumn="0" w:lastRowLastColumn="0"/>
-            <w:tcW w:w="2592" w:type="pct"/>
-            <w:gridSpan w:val="3"/>
-            <w:tcBorders>
-              <w:top w:val="single" w:sz="4" w:space="0" w:color="auto"/>
-              <w:left w:val="single" w:sz="4" w:space="0" w:color="auto"/>
-              <w:bottom w:val="single" w:sz="4" w:space="0" w:color="auto"/>
-              <w:right w:val="single" w:sz="4" w:space="0" w:color="auto"/>
-            </w:tcBorders>
-          </w:tcPr>
-          <w:p>
-            <w:pPr>
-              <w:jc w:val="both"/>
-            </w:pPr>
-            <w:r>
-              <w:t xml:space="preserve">El </w:t>
-            </w:r>
-            <w:r>
-              <w:t>usuario</w:t>
-            </w:r>
-            <w:r>
-              <w:t xml:space="preserve"> ingresa los </w:t>
-            </w:r>
-            <w:r>
-              <w:t>datos que considera pertinentes en su perfil</w:t>
-            </w:r>
-            <w:r>
-              <w:t>.</w:t>
-            </w:r>
-          </w:p>
-        </w:tc>
-        <w:tc>
-          <w:tcPr>
-            <w:tcW w:w="2408" w:type="pct"/>
-            <w:gridSpan w:val="2"/>
-            <w:tcBorders>
-              <w:top w:val="single" w:sz="4" w:space="0" w:color="auto"/>
-              <w:left w:val="single" w:sz="4" w:space="0" w:color="auto"/>
-              <w:bottom w:val="single" w:sz="4" w:space="0" w:color="auto"/>
-              <w:right w:val="single" w:sz="4" w:space="0" w:color="auto"/>
-            </w:tcBorders>
-          </w:tcPr>
-          <w:p>
-            <w:pPr>
-              <w:jc w:val="both"/>
-              <w:cnfStyle w:val="000000000000" w:firstRow="0" w:lastRow="0" w:firstColumn="0" w:lastColumn="0" w:oddVBand="0" w:evenVBand="0" w:oddHBand="0" w:evenHBand="0" w:firstRowFirstColumn="0" w:firstRowLastColumn="0" w:lastRowFirstColumn="0" w:lastRowLastColumn="0"/>
-            </w:pPr>
-            <w:r>
-              <w:t>El sistema valida los datos ingresados.</w:t>
-            </w:r>
-          </w:p>
-        </w:tc>
-      </w:tr>
-      <w:tr>
-        <w:trPr>
-          <w:cnfStyle w:val="000000100000" w:firstRow="0" w:lastRow="0" w:firstColumn="0" w:lastColumn="0" w:oddVBand="0" w:evenVBand="0" w:oddHBand="1" w:evenHBand="0" w:firstRowFirstColumn="0" w:firstRowLastColumn="0" w:lastRowFirstColumn="0" w:lastRowLastColumn="0"/>
-          <w:trHeight w:val="100"/>
-        </w:trPr>
-        <w:tc>
-          <w:tcPr>
-            <w:cnfStyle w:val="000010000000" w:firstRow="0" w:lastRow="0" w:firstColumn="0" w:lastColumn="0" w:oddVBand="1" w:evenVBand="0" w:oddHBand="0" w:evenHBand="0" w:firstRowFirstColumn="0" w:firstRowLastColumn="0" w:lastRowFirstColumn="0" w:lastRowLastColumn="0"/>
-            <w:tcW w:w="2592" w:type="pct"/>
-            <w:gridSpan w:val="3"/>
-            <w:tcBorders>
-              <w:top w:val="single" w:sz="4" w:space="0" w:color="auto"/>
-              <w:left w:val="single" w:sz="4" w:space="0" w:color="auto"/>
-              <w:bottom w:val="single" w:sz="4" w:space="0" w:color="auto"/>
-              <w:right w:val="single" w:sz="4" w:space="0" w:color="auto"/>
-            </w:tcBorders>
-          </w:tcPr>
-          <w:p>
-            <w:pPr>
-              <w:jc w:val="both"/>
-            </w:pPr>
-            <w:r>
-              <w:t xml:space="preserve">El </w:t>
-            </w:r>
-            <w:r>
-              <w:t>usuario</w:t>
-            </w:r>
-            <w:r>
-              <w:t xml:space="preserve"> solicita al sistema almacenar la información en la opción “Guardar”.</w:t>
-            </w:r>
-          </w:p>
-        </w:tc>
-        <w:tc>
-          <w:tcPr>
-            <w:tcW w:w="2408" w:type="pct"/>
-            <w:gridSpan w:val="2"/>
-            <w:tcBorders>
-              <w:top w:val="single" w:sz="4" w:space="0" w:color="auto"/>
-              <w:left w:val="single" w:sz="4" w:space="0" w:color="auto"/>
-              <w:bottom w:val="single" w:sz="4" w:space="0" w:color="auto"/>
-              <w:right w:val="single" w:sz="4" w:space="0" w:color="auto"/>
-            </w:tcBorders>
-          </w:tcPr>
-          <w:p>
-            <w:pPr>
-              <w:jc w:val="both"/>
-              <w:cnfStyle w:val="000000100000" w:firstRow="0" w:lastRow="0" w:firstColumn="0" w:lastColumn="0" w:oddVBand="0" w:evenVBand="0" w:oddHBand="1" w:evenHBand="0" w:firstRowFirstColumn="0" w:firstRowLastColumn="0" w:lastRowFirstColumn="0" w:lastRowLastColumn="0"/>
-            </w:pPr>
-            <w:r>
-              <w:t xml:space="preserve">El sistema almacena los datos </w:t>
-            </w:r>
-            <w:r>
-              <w:t>informativos del usuario</w:t>
-            </w:r>
-            <w:r>
-              <w:t>.</w:t>
-            </w:r>
-          </w:p>
-        </w:tc>
-      </w:tr>
-      <w:tr>
-        <w:trPr>
-          <w:trHeight w:val="100"/>
-        </w:trPr>
-        <w:tc>
-          <w:tcPr>
-            <w:cnfStyle w:val="000010000000" w:firstRow="0" w:lastRow="0" w:firstColumn="0" w:lastColumn="0" w:oddVBand="1" w:evenVBand="0" w:oddHBand="0" w:evenHBand="0" w:firstRowFirstColumn="0" w:firstRowLastColumn="0" w:lastRowFirstColumn="0" w:lastRowLastColumn="0"/>
-            <w:tcW w:w="5000" w:type="pct"/>
-            <w:gridSpan w:val="5"/>
-            <w:tcBorders>
-              <w:top w:val="single" w:sz="4" w:space="0" w:color="auto"/>
-              <w:left w:val="single" w:sz="4" w:space="0" w:color="auto"/>
-              <w:bottom w:val="single" w:sz="4" w:space="0" w:color="auto"/>
-              <w:right w:val="single" w:sz="4" w:space="0" w:color="auto"/>
-            </w:tcBorders>
-          </w:tcPr>
-          <w:p>
-            <w:pPr>
-              <w:jc w:val="center"/>
-              <w:rPr>
-                <w:b/>
-                <w:bCs/>
-              </w:rPr>
-            </w:pPr>
-            <w:r>
-              <w:rPr>
-                <w:b/>
-                <w:bCs/>
-              </w:rPr>
-              <w:t>VISUALIZAR DATOS DE USUARIO</w:t>
-            </w:r>
-          </w:p>
-        </w:tc>
-      </w:tr>
-      <w:tr>
-        <w:trPr>
-          <w:cnfStyle w:val="000000100000" w:firstRow="0" w:lastRow="0" w:firstColumn="0" w:lastColumn="0" w:oddVBand="0" w:evenVBand="0" w:oddHBand="1" w:evenHBand="0" w:firstRowFirstColumn="0" w:firstRowLastColumn="0" w:lastRowFirstColumn="0" w:lastRowLastColumn="0"/>
-          <w:trHeight w:val="100"/>
-        </w:trPr>
-        <w:tc>
-          <w:tcPr>
-            <w:cnfStyle w:val="000010000000" w:firstRow="0" w:lastRow="0" w:firstColumn="0" w:lastColumn="0" w:oddVBand="1" w:evenVBand="0" w:oddHBand="0" w:evenHBand="0" w:firstRowFirstColumn="0" w:firstRowLastColumn="0" w:lastRowFirstColumn="0" w:lastRowLastColumn="0"/>
-            <w:tcW w:w="2592" w:type="pct"/>
-            <w:gridSpan w:val="3"/>
-            <w:tcBorders>
-              <w:top w:val="single" w:sz="4" w:space="0" w:color="auto"/>
-              <w:left w:val="single" w:sz="4" w:space="0" w:color="auto"/>
-              <w:bottom w:val="single" w:sz="4" w:space="0" w:color="auto"/>
-              <w:right w:val="single" w:sz="4" w:space="0" w:color="auto"/>
-            </w:tcBorders>
-          </w:tcPr>
-          <w:p>
-            <w:pPr>
-              <w:jc w:val="center"/>
-              <w:rPr>
-                <w:b/>
-                <w:bCs/>
-              </w:rPr>
-            </w:pPr>
-            <w:r>
-              <w:rPr>
-                <w:b/>
-                <w:bCs/>
-              </w:rPr>
-              <w:lastRenderedPageBreak/>
-              <w:t>USUARIO</w:t>
-            </w:r>
-          </w:p>
-        </w:tc>
-        <w:tc>
-          <w:tcPr>
-            <w:tcW w:w="2408" w:type="pct"/>
-            <w:gridSpan w:val="2"/>
-            <w:tcBorders>
-              <w:top w:val="single" w:sz="4" w:space="0" w:color="auto"/>
-              <w:left w:val="single" w:sz="4" w:space="0" w:color="auto"/>
-              <w:bottom w:val="single" w:sz="4" w:space="0" w:color="auto"/>
-              <w:right w:val="single" w:sz="4" w:space="0" w:color="auto"/>
-            </w:tcBorders>
-          </w:tcPr>
-          <w:p>
-            <w:pPr>
-              <w:jc w:val="center"/>
-              <w:cnfStyle w:val="000000100000" w:firstRow="0" w:lastRow="0" w:firstColumn="0" w:lastColumn="0" w:oddVBand="0" w:evenVBand="0" w:oddHBand="1" w:evenHBand="0" w:firstRowFirstColumn="0" w:firstRowLastColumn="0" w:lastRowFirstColumn="0" w:lastRowLastColumn="0"/>
-              <w:rPr>
-                <w:b/>
-                <w:bCs/>
-              </w:rPr>
-            </w:pPr>
-            <w:r>
-              <w:rPr>
-                <w:b/>
-                <w:bCs/>
-              </w:rPr>
-              <w:t>SISTEMA</w:t>
-            </w:r>
-          </w:p>
-        </w:tc>
-      </w:tr>
-      <w:tr>
-        <w:trPr>
-          <w:trHeight w:val="100"/>
-        </w:trPr>
-        <w:tc>
-          <w:tcPr>
-            <w:cnfStyle w:val="000010000000" w:firstRow="0" w:lastRow="0" w:firstColumn="0" w:lastColumn="0" w:oddVBand="1" w:evenVBand="0" w:oddHBand="0" w:evenHBand="0" w:firstRowFirstColumn="0" w:firstRowLastColumn="0" w:lastRowFirstColumn="0" w:lastRowLastColumn="0"/>
-            <w:tcW w:w="2592" w:type="pct"/>
-            <w:gridSpan w:val="3"/>
-            <w:tcBorders>
-              <w:top w:val="single" w:sz="4" w:space="0" w:color="auto"/>
-              <w:left w:val="single" w:sz="4" w:space="0" w:color="auto"/>
-              <w:bottom w:val="single" w:sz="4" w:space="0" w:color="auto"/>
-              <w:right w:val="single" w:sz="4" w:space="0" w:color="auto"/>
-            </w:tcBorders>
-          </w:tcPr>
-          <w:p>
-            <w:pPr>
-              <w:pStyle w:val="Prrafodelista"/>
-              <w:numPr>
-                <w:ilvl w:val="0"/>
-                <w:numId w:val="18"/>
-              </w:numPr>
-            </w:pPr>
-            <w:r>
-              <w:t>El usuario selecciona la opción “Gestionar Usuarios”.</w:t>
-            </w:r>
-          </w:p>
-        </w:tc>
-        <w:tc>
-          <w:tcPr>
-            <w:tcW w:w="2408" w:type="pct"/>
-            <w:gridSpan w:val="2"/>
-            <w:tcBorders>
-              <w:top w:val="single" w:sz="4" w:space="0" w:color="auto"/>
-              <w:left w:val="single" w:sz="4" w:space="0" w:color="auto"/>
-              <w:bottom w:val="single" w:sz="4" w:space="0" w:color="auto"/>
-              <w:right w:val="single" w:sz="4" w:space="0" w:color="auto"/>
-            </w:tcBorders>
-          </w:tcPr>
-          <w:p>
-            <w:pPr>
-              <w:pStyle w:val="Prrafodelista"/>
-              <w:numPr>
-                <w:ilvl w:val="0"/>
-                <w:numId w:val="18"/>
-              </w:numPr>
-              <w:cnfStyle w:val="000000000000" w:firstRow="0" w:lastRow="0" w:firstColumn="0" w:lastColumn="0" w:oddVBand="0" w:evenVBand="0" w:oddHBand="0" w:evenHBand="0" w:firstRowFirstColumn="0" w:firstRowLastColumn="0" w:lastRowFirstColumn="0" w:lastRowLastColumn="0"/>
-            </w:pPr>
-            <w:r>
-              <w:t>El sistema permite visualizar la lista de usuarios registrados.</w:t>
-            </w:r>
-          </w:p>
-        </w:tc>
-      </w:tr>
-      <w:tr>
-        <w:trPr>
-          <w:cnfStyle w:val="000000100000" w:firstRow="0" w:lastRow="0" w:firstColumn="0" w:lastColumn="0" w:oddVBand="0" w:evenVBand="0" w:oddHBand="1" w:evenHBand="0" w:firstRowFirstColumn="0" w:firstRowLastColumn="0" w:lastRowFirstColumn="0" w:lastRowLastColumn="0"/>
-          <w:trHeight w:val="100"/>
-        </w:trPr>
-        <w:tc>
-          <w:tcPr>
-            <w:cnfStyle w:val="000010000000" w:firstRow="0" w:lastRow="0" w:firstColumn="0" w:lastColumn="0" w:oddVBand="1" w:evenVBand="0" w:oddHBand="0" w:evenHBand="0" w:firstRowFirstColumn="0" w:firstRowLastColumn="0" w:lastRowFirstColumn="0" w:lastRowLastColumn="0"/>
-            <w:tcW w:w="2592" w:type="pct"/>
-            <w:gridSpan w:val="3"/>
-            <w:tcBorders>
-              <w:top w:val="single" w:sz="4" w:space="0" w:color="auto"/>
-              <w:left w:val="single" w:sz="4" w:space="0" w:color="auto"/>
-              <w:bottom w:val="single" w:sz="4" w:space="0" w:color="auto"/>
-              <w:right w:val="single" w:sz="4" w:space="0" w:color="auto"/>
-            </w:tcBorders>
-          </w:tcPr>
-          <w:p>
-            <w:pPr>
-              <w:pStyle w:val="Prrafodelista"/>
-              <w:numPr>
-                <w:ilvl w:val="0"/>
-                <w:numId w:val="18"/>
-              </w:numPr>
-            </w:pPr>
-            <w:r>
-              <w:t>El usuario selecciona un registro y la opción “Visualizar”.</w:t>
-            </w:r>
-          </w:p>
-        </w:tc>
-        <w:tc>
-          <w:tcPr>
-            <w:tcW w:w="2408" w:type="pct"/>
-            <w:gridSpan w:val="2"/>
-            <w:tcBorders>
-              <w:top w:val="single" w:sz="4" w:space="0" w:color="auto"/>
-              <w:left w:val="single" w:sz="4" w:space="0" w:color="auto"/>
-              <w:bottom w:val="single" w:sz="4" w:space="0" w:color="auto"/>
-              <w:right w:val="single" w:sz="4" w:space="0" w:color="auto"/>
-            </w:tcBorders>
-          </w:tcPr>
-          <w:p>
-            <w:pPr>
-              <w:pStyle w:val="Prrafodelista"/>
-              <w:numPr>
-                <w:ilvl w:val="0"/>
-                <w:numId w:val="18"/>
-              </w:numPr>
-              <w:cnfStyle w:val="000000100000" w:firstRow="0" w:lastRow="0" w:firstColumn="0" w:lastColumn="0" w:oddVBand="0" w:evenVBand="0" w:oddHBand="1" w:evenHBand="0" w:firstRowFirstColumn="0" w:firstRowLastColumn="0" w:lastRowFirstColumn="0" w:lastRowLastColumn="0"/>
-            </w:pPr>
-            <w:r>
-              <w:t>El sistema muestra los datos informativos requeridos (Estado, Rol, Datos personales).</w:t>
-            </w:r>
-          </w:p>
-        </w:tc>
-      </w:tr>
-      <w:tr>
-        <w:trPr>
-          <w:trHeight w:val="100"/>
-        </w:trPr>
-        <w:tc>
-          <w:tcPr>
-            <w:cnfStyle w:val="000010000000" w:firstRow="0" w:lastRow="0" w:firstColumn="0" w:lastColumn="0" w:oddVBand="1" w:evenVBand="0" w:oddHBand="0" w:evenHBand="0" w:firstRowFirstColumn="0" w:firstRowLastColumn="0" w:lastRowFirstColumn="0" w:lastRowLastColumn="0"/>
-            <w:tcW w:w="5000" w:type="pct"/>
-            <w:gridSpan w:val="5"/>
-            <w:tcBorders>
-              <w:top w:val="single" w:sz="4" w:space="0" w:color="auto"/>
-              <w:left w:val="single" w:sz="4" w:space="0" w:color="auto"/>
-              <w:bottom w:val="single" w:sz="4" w:space="0" w:color="auto"/>
-              <w:right w:val="single" w:sz="4" w:space="0" w:color="auto"/>
-            </w:tcBorders>
-          </w:tcPr>
-          <w:p>
-            <w:pPr>
-              <w:jc w:val="center"/>
-              <w:rPr>
-                <w:b/>
-                <w:bCs/>
-              </w:rPr>
-            </w:pPr>
-            <w:r>
-              <w:rPr>
-                <w:b/>
-                <w:bCs/>
-              </w:rPr>
-              <w:t>MODIFICAR USUARIO</w:t>
-            </w:r>
-          </w:p>
-        </w:tc>
-      </w:tr>
-      <w:tr>
-        <w:trPr>
-          <w:cnfStyle w:val="000000100000" w:firstRow="0" w:lastRow="0" w:firstColumn="0" w:lastColumn="0" w:oddVBand="0" w:evenVBand="0" w:oddHBand="1" w:evenHBand="0" w:firstRowFirstColumn="0" w:firstRowLastColumn="0" w:lastRowFirstColumn="0" w:lastRowLastColumn="0"/>
-          <w:trHeight w:val="100"/>
-        </w:trPr>
-        <w:tc>
-          <w:tcPr>
-            <w:cnfStyle w:val="000010000000" w:firstRow="0" w:lastRow="0" w:firstColumn="0" w:lastColumn="0" w:oddVBand="1" w:evenVBand="0" w:oddHBand="0" w:evenHBand="0" w:firstRowFirstColumn="0" w:firstRowLastColumn="0" w:lastRowFirstColumn="0" w:lastRowLastColumn="0"/>
-            <w:tcW w:w="2592" w:type="pct"/>
-            <w:gridSpan w:val="3"/>
-            <w:tcBorders>
-              <w:top w:val="single" w:sz="4" w:space="0" w:color="auto"/>
-              <w:left w:val="single" w:sz="4" w:space="0" w:color="auto"/>
-              <w:bottom w:val="single" w:sz="4" w:space="0" w:color="auto"/>
-              <w:right w:val="single" w:sz="4" w:space="0" w:color="auto"/>
-            </w:tcBorders>
-          </w:tcPr>
-          <w:p>
-            <w:pPr>
-              <w:jc w:val="center"/>
-              <w:rPr>
-                <w:b/>
-                <w:bCs/>
-              </w:rPr>
-            </w:pPr>
-            <w:r>
-              <w:rPr>
-                <w:b/>
-                <w:bCs/>
-              </w:rPr>
-              <w:t>USUARIO</w:t>
-            </w:r>
-          </w:p>
-        </w:tc>
-        <w:tc>
-          <w:tcPr>
-            <w:tcW w:w="2408" w:type="pct"/>
-            <w:gridSpan w:val="2"/>
-            <w:tcBorders>
-              <w:top w:val="single" w:sz="4" w:space="0" w:color="auto"/>
-              <w:left w:val="single" w:sz="4" w:space="0" w:color="auto"/>
-              <w:bottom w:val="single" w:sz="4" w:space="0" w:color="auto"/>
-              <w:right w:val="single" w:sz="4" w:space="0" w:color="auto"/>
-            </w:tcBorders>
-          </w:tcPr>
-          <w:p>
-            <w:pPr>
-              <w:jc w:val="center"/>
-              <w:cnfStyle w:val="000000100000" w:firstRow="0" w:lastRow="0" w:firstColumn="0" w:lastColumn="0" w:oddVBand="0" w:evenVBand="0" w:oddHBand="1" w:evenHBand="0" w:firstRowFirstColumn="0" w:firstRowLastColumn="0" w:lastRowFirstColumn="0" w:lastRowLastColumn="0"/>
-              <w:rPr>
-                <w:b/>
-                <w:bCs/>
-              </w:rPr>
-            </w:pPr>
-            <w:r>
-              <w:rPr>
-                <w:b/>
-                <w:bCs/>
-              </w:rPr>
-              <w:t>SISTEMA</w:t>
-            </w:r>
-          </w:p>
-        </w:tc>
-      </w:tr>
-      <w:tr>
-        <w:trPr>
-          <w:trHeight w:val="100"/>
-        </w:trPr>
-        <w:tc>
-          <w:tcPr>
-            <w:cnfStyle w:val="000010000000" w:firstRow="0" w:lastRow="0" w:firstColumn="0" w:lastColumn="0" w:oddVBand="1" w:evenVBand="0" w:oddHBand="0" w:evenHBand="0" w:firstRowFirstColumn="0" w:firstRowLastColumn="0" w:lastRowFirstColumn="0" w:lastRowLastColumn="0"/>
-            <w:tcW w:w="2592" w:type="pct"/>
-            <w:gridSpan w:val="3"/>
-            <w:tcBorders>
-              <w:top w:val="single" w:sz="4" w:space="0" w:color="auto"/>
-              <w:left w:val="single" w:sz="4" w:space="0" w:color="auto"/>
-              <w:bottom w:val="single" w:sz="4" w:space="0" w:color="auto"/>
-              <w:right w:val="single" w:sz="4" w:space="0" w:color="auto"/>
-            </w:tcBorders>
-          </w:tcPr>
-          <w:p>
-            <w:pPr>
-              <w:pStyle w:val="Prrafodelista"/>
-              <w:numPr>
-                <w:ilvl w:val="0"/>
-                <w:numId w:val="20"/>
-              </w:numPr>
-            </w:pPr>
-            <w:r>
-              <w:t>El usuario selecciona la opción “Modificar Usuario” desde el listado.</w:t>
-            </w:r>
-          </w:p>
-        </w:tc>
-        <w:tc>
-          <w:tcPr>
-            <w:tcW w:w="2408" w:type="pct"/>
-            <w:gridSpan w:val="2"/>
-            <w:tcBorders>
-              <w:top w:val="single" w:sz="4" w:space="0" w:color="auto"/>
-              <w:left w:val="single" w:sz="4" w:space="0" w:color="auto"/>
-              <w:bottom w:val="single" w:sz="4" w:space="0" w:color="auto"/>
-              <w:right w:val="single" w:sz="4" w:space="0" w:color="auto"/>
-            </w:tcBorders>
-          </w:tcPr>
-          <w:p>
-            <w:pPr>
-              <w:pStyle w:val="Prrafodelista"/>
-              <w:numPr>
-                <w:ilvl w:val="0"/>
-                <w:numId w:val="20"/>
-              </w:numPr>
-              <w:cnfStyle w:val="000000000000" w:firstRow="0" w:lastRow="0" w:firstColumn="0" w:lastColumn="0" w:oddVBand="0" w:evenVBand="0" w:oddHBand="0" w:evenHBand="0" w:firstRowFirstColumn="0" w:firstRowLastColumn="0" w:lastRowFirstColumn="0" w:lastRowLastColumn="0"/>
-            </w:pPr>
-            <w:r>
-              <w:t>El sistema carga los datos del usuario y permite alterar campos como Estado (activo, bloqueado, deshabilitado) o Rol.</w:t>
-            </w:r>
-          </w:p>
-        </w:tc>
-      </w:tr>
-      <w:tr>
-        <w:trPr>
-          <w:cnfStyle w:val="000000100000" w:firstRow="0" w:lastRow="0" w:firstColumn="0" w:lastColumn="0" w:oddVBand="0" w:evenVBand="0" w:oddHBand="1" w:evenHBand="0" w:firstRowFirstColumn="0" w:firstRowLastColumn="0" w:lastRowFirstColumn="0" w:lastRowLastColumn="0"/>
-          <w:trHeight w:val="100"/>
-        </w:trPr>
-        <w:tc>
-          <w:tcPr>
-            <w:cnfStyle w:val="000010000000" w:firstRow="0" w:lastRow="0" w:firstColumn="0" w:lastColumn="0" w:oddVBand="1" w:evenVBand="0" w:oddHBand="0" w:evenHBand="0" w:firstRowFirstColumn="0" w:firstRowLastColumn="0" w:lastRowFirstColumn="0" w:lastRowLastColumn="0"/>
-            <w:tcW w:w="2592" w:type="pct"/>
-            <w:gridSpan w:val="3"/>
-            <w:tcBorders>
-              <w:top w:val="single" w:sz="4" w:space="0" w:color="auto"/>
-              <w:left w:val="single" w:sz="4" w:space="0" w:color="auto"/>
-              <w:bottom w:val="single" w:sz="4" w:space="0" w:color="auto"/>
-              <w:right w:val="single" w:sz="4" w:space="0" w:color="auto"/>
-            </w:tcBorders>
-          </w:tcPr>
-          <w:p>
-            <w:pPr>
-              <w:pStyle w:val="Prrafodelista"/>
-              <w:numPr>
-                <w:ilvl w:val="0"/>
-                <w:numId w:val="20"/>
-              </w:numPr>
-            </w:pPr>
-            <w:r>
-              <w:t>El usuario modifica los datos que cree pertinente (ej. desbloquear usuario).</w:t>
-            </w:r>
-          </w:p>
-        </w:tc>
-        <w:tc>
-          <w:tcPr>
-            <w:tcW w:w="2408" w:type="pct"/>
-            <w:gridSpan w:val="2"/>
-            <w:tcBorders>
-              <w:top w:val="single" w:sz="4" w:space="0" w:color="auto"/>
-              <w:left w:val="single" w:sz="4" w:space="0" w:color="auto"/>
-              <w:bottom w:val="single" w:sz="4" w:space="0" w:color="auto"/>
-              <w:right w:val="single" w:sz="4" w:space="0" w:color="auto"/>
-            </w:tcBorders>
-          </w:tcPr>
-          <w:p>
-            <w:pPr>
-              <w:pStyle w:val="Prrafodelista"/>
-              <w:numPr>
-                <w:ilvl w:val="0"/>
-                <w:numId w:val="20"/>
-              </w:numPr>
-              <w:cnfStyle w:val="000000100000" w:firstRow="0" w:lastRow="0" w:firstColumn="0" w:lastColumn="0" w:oddVBand="0" w:evenVBand="0" w:oddHBand="1" w:evenHBand="0" w:firstRowFirstColumn="0" w:firstRowLastColumn="0" w:lastRowFirstColumn="0" w:lastRowLastColumn="0"/>
-            </w:pPr>
-            <w:r>
-              <w:t>El sistema valida los datos ingresados.</w:t>
-            </w:r>
-          </w:p>
-        </w:tc>
-      </w:tr>
-      <w:tr>
-        <w:trPr>
-          <w:trHeight w:val="100"/>
-        </w:trPr>
-        <w:tc>
-          <w:tcPr>
-            <w:cnfStyle w:val="000010000000" w:firstRow="0" w:lastRow="0" w:firstColumn="0" w:lastColumn="0" w:oddVBand="1" w:evenVBand="0" w:oddHBand="0" w:evenHBand="0" w:firstRowFirstColumn="0" w:firstRowLastColumn="0" w:lastRowFirstColumn="0" w:lastRowLastColumn="0"/>
-            <w:tcW w:w="2592" w:type="pct"/>
-            <w:gridSpan w:val="3"/>
-            <w:tcBorders>
-              <w:top w:val="single" w:sz="4" w:space="0" w:color="auto"/>
-              <w:left w:val="single" w:sz="4" w:space="0" w:color="auto"/>
-              <w:bottom w:val="single" w:sz="4" w:space="0" w:color="auto"/>
-              <w:right w:val="single" w:sz="4" w:space="0" w:color="auto"/>
-            </w:tcBorders>
-          </w:tcPr>
-          <w:p>
-            <w:pPr>
-              <w:pStyle w:val="Prrafodelista"/>
-              <w:numPr>
-                <w:ilvl w:val="0"/>
-                <w:numId w:val="20"/>
-              </w:numPr>
-            </w:pPr>
-            <w:r>
-              <w:t>El administrador presiona el botón “Guardar”.</w:t>
-            </w:r>
-          </w:p>
-        </w:tc>
-        <w:tc>
-          <w:tcPr>
-            <w:tcW w:w="2408" w:type="pct"/>
-            <w:gridSpan w:val="2"/>
-            <w:tcBorders>
-              <w:top w:val="single" w:sz="4" w:space="0" w:color="auto"/>
-              <w:left w:val="single" w:sz="4" w:space="0" w:color="auto"/>
-              <w:bottom w:val="single" w:sz="4" w:space="0" w:color="auto"/>
-              <w:right w:val="single" w:sz="4" w:space="0" w:color="auto"/>
-            </w:tcBorders>
-          </w:tcPr>
-          <w:p>
-            <w:pPr>
-              <w:pStyle w:val="Prrafodelista"/>
-              <w:numPr>
-                <w:ilvl w:val="0"/>
-                <w:numId w:val="20"/>
-              </w:numPr>
-              <w:cnfStyle w:val="000000000000" w:firstRow="0" w:lastRow="0" w:firstColumn="0" w:lastColumn="0" w:oddVBand="0" w:evenVBand="0" w:oddHBand="0" w:evenHBand="0" w:firstRowFirstColumn="0" w:firstRowLastColumn="0" w:lastRowFirstColumn="0" w:lastRowLastColumn="0"/>
-            </w:pPr>
-            <w:r>
-              <w:t>El sistema guarda los cambios y actualiza el estado del usuario.</w:t>
-            </w:r>
-          </w:p>
-        </w:tc>
-      </w:tr>
-      <w:tr>
-        <w:trPr>
-          <w:cnfStyle w:val="000000100000" w:firstRow="0" w:lastRow="0" w:firstColumn="0" w:lastColumn="0" w:oddVBand="0" w:evenVBand="0" w:oddHBand="1" w:evenHBand="0" w:firstRowFirstColumn="0" w:firstRowLastColumn="0" w:lastRowFirstColumn="0" w:lastRowLastColumn="0"/>
-          <w:trHeight w:val="100"/>
-        </w:trPr>
-        <w:tc>
-          <w:tcPr>
-            <w:cnfStyle w:val="000010000000" w:firstRow="0" w:lastRow="0" w:firstColumn="0" w:lastColumn="0" w:oddVBand="1" w:evenVBand="0" w:oddHBand="0" w:evenHBand="0" w:firstRowFirstColumn="0" w:firstRowLastColumn="0" w:lastRowFirstColumn="0" w:lastRowLastColumn="0"/>
-            <w:tcW w:w="5000" w:type="pct"/>
-            <w:gridSpan w:val="5"/>
-            <w:tcBorders>
-              <w:top w:val="single" w:sz="4" w:space="0" w:color="auto"/>
-              <w:left w:val="single" w:sz="4" w:space="0" w:color="auto"/>
-              <w:bottom w:val="single" w:sz="4" w:space="0" w:color="auto"/>
-              <w:right w:val="single" w:sz="4" w:space="0" w:color="auto"/>
-            </w:tcBorders>
-          </w:tcPr>
-          <w:p>
-            <w:pPr>
-              <w:jc w:val="center"/>
-              <w:rPr>
-                <w:b/>
-                <w:bCs/>
-              </w:rPr>
-            </w:pPr>
-            <w:r>
-              <w:rPr>
-                <w:b/>
-                <w:bCs/>
-              </w:rPr>
-              <w:t>ELIMINAR USUARIO</w:t>
-            </w:r>
-          </w:p>
-        </w:tc>
-      </w:tr>
-      <w:tr>
-        <w:trPr>
-          <w:trHeight w:val="100"/>
-        </w:trPr>
-        <w:tc>
-          <w:tcPr>
-            <w:cnfStyle w:val="000010000000" w:firstRow="0" w:lastRow="0" w:firstColumn="0" w:lastColumn="0" w:oddVBand="1" w:evenVBand="0" w:oddHBand="0" w:evenHBand="0" w:firstRowFirstColumn="0" w:firstRowLastColumn="0" w:lastRowFirstColumn="0" w:lastRowLastColumn="0"/>
-            <w:tcW w:w="2592" w:type="pct"/>
-            <w:gridSpan w:val="3"/>
-            <w:tcBorders>
-              <w:top w:val="single" w:sz="4" w:space="0" w:color="auto"/>
-              <w:left w:val="single" w:sz="4" w:space="0" w:color="auto"/>
-              <w:bottom w:val="single" w:sz="4" w:space="0" w:color="auto"/>
-              <w:right w:val="single" w:sz="4" w:space="0" w:color="auto"/>
-            </w:tcBorders>
-          </w:tcPr>
-          <w:p>
-            <w:pPr>
-              <w:jc w:val="center"/>
-              <w:rPr>
-                <w:b/>
-                <w:bCs/>
-              </w:rPr>
-            </w:pPr>
-            <w:r>
-              <w:rPr>
-                <w:b/>
-                <w:bCs/>
-              </w:rPr>
-              <w:t>USUARIO</w:t>
-            </w:r>
-          </w:p>
-        </w:tc>
-        <w:tc>
-          <w:tcPr>
-            <w:tcW w:w="2408" w:type="pct"/>
-            <w:gridSpan w:val="2"/>
-            <w:tcBorders>
-              <w:top w:val="single" w:sz="4" w:space="0" w:color="auto"/>
-              <w:left w:val="single" w:sz="4" w:space="0" w:color="auto"/>
-              <w:bottom w:val="single" w:sz="4" w:space="0" w:color="auto"/>
-              <w:right w:val="single" w:sz="4" w:space="0" w:color="auto"/>
-            </w:tcBorders>
-          </w:tcPr>
-          <w:p>
-            <w:pPr>
-              <w:jc w:val="center"/>
-              <w:cnfStyle w:val="000000000000" w:firstRow="0" w:lastRow="0" w:firstColumn="0" w:lastColumn="0" w:oddVBand="0" w:evenVBand="0" w:oddHBand="0" w:evenHBand="0" w:firstRowFirstColumn="0" w:firstRowLastColumn="0" w:lastRowFirstColumn="0" w:lastRowLastColumn="0"/>
-              <w:rPr>
-                <w:b/>
-                <w:bCs/>
-              </w:rPr>
-            </w:pPr>
-            <w:r>
-              <w:rPr>
-                <w:b/>
-                <w:bCs/>
-              </w:rPr>
-              <w:t>SISTEMA</w:t>
-            </w:r>
-          </w:p>
-        </w:tc>
-      </w:tr>
-      <w:tr>
-        <w:trPr>
-          <w:cnfStyle w:val="000000100000" w:firstRow="0" w:lastRow="0" w:firstColumn="0" w:lastColumn="0" w:oddVBand="0" w:evenVBand="0" w:oddHBand="1" w:evenHBand="0" w:firstRowFirstColumn="0" w:firstRowLastColumn="0" w:lastRowFirstColumn="0" w:lastRowLastColumn="0"/>
-          <w:trHeight w:val="270"/>
-        </w:trPr>
-        <w:tc>
-          <w:tcPr>
-            <w:cnfStyle w:val="000010000000" w:firstRow="0" w:lastRow="0" w:firstColumn="0" w:lastColumn="0" w:oddVBand="1" w:evenVBand="0" w:oddHBand="0" w:evenHBand="0" w:firstRowFirstColumn="0" w:firstRowLastColumn="0" w:lastRowFirstColumn="0" w:lastRowLastColumn="0"/>
-            <w:tcW w:w="2592" w:type="pct"/>
-            <w:gridSpan w:val="3"/>
-            <w:tcBorders>
-              <w:top w:val="single" w:sz="4" w:space="0" w:color="auto"/>
-              <w:left w:val="single" w:sz="4" w:space="0" w:color="auto"/>
-              <w:bottom w:val="single" w:sz="4" w:space="0" w:color="auto"/>
-              <w:right w:val="single" w:sz="4" w:space="0" w:color="auto"/>
-            </w:tcBorders>
-          </w:tcPr>
-          <w:p>
-            <w:pPr>
-              <w:pStyle w:val="Prrafodelista"/>
-              <w:numPr>
-                <w:ilvl w:val="0"/>
-                <w:numId w:val="21"/>
-              </w:numPr>
-            </w:pPr>
-            <w:r>
-              <w:t>El usuario selecciona la opción “Eliminar Usuario” en un registro específico.</w:t>
-            </w:r>
-          </w:p>
-        </w:tc>
-        <w:tc>
-          <w:tcPr>
-            <w:tcW w:w="2408" w:type="pct"/>
-            <w:gridSpan w:val="2"/>
-            <w:tcBorders>
-              <w:top w:val="single" w:sz="4" w:space="0" w:color="auto"/>
-              <w:left w:val="single" w:sz="4" w:space="0" w:color="auto"/>
-              <w:bottom w:val="single" w:sz="4" w:space="0" w:color="auto"/>
-              <w:right w:val="single" w:sz="4" w:space="0" w:color="auto"/>
-            </w:tcBorders>
-          </w:tcPr>
-          <w:p>
-            <w:pPr>
-              <w:pStyle w:val="Prrafodelista"/>
-              <w:numPr>
-                <w:ilvl w:val="0"/>
-                <w:numId w:val="21"/>
-              </w:numPr>
-              <w:cnfStyle w:val="000000100000" w:firstRow="0" w:lastRow="0" w:firstColumn="0" w:lastColumn="0" w:oddVBand="0" w:evenVBand="0" w:oddHBand="1" w:evenHBand="0" w:firstRowFirstColumn="0" w:firstRowLastColumn="0" w:lastRowFirstColumn="0" w:lastRowLastColumn="0"/>
-            </w:pPr>
-            <w:r>
-              <w:t>El sistema muestra los datos del usuario y solicita confirmación.</w:t>
-            </w:r>
-          </w:p>
-        </w:tc>
-      </w:tr>
-      <w:tr>
-        <w:trPr>
-          <w:trHeight w:val="270"/>
-        </w:trPr>
-        <w:tc>
-          <w:tcPr>
-            <w:cnfStyle w:val="000010000000" w:firstRow="0" w:lastRow="0" w:firstColumn="0" w:lastColumn="0" w:oddVBand="1" w:evenVBand="0" w:oddHBand="0" w:evenHBand="0" w:firstRowFirstColumn="0" w:firstRowLastColumn="0" w:lastRowFirstColumn="0" w:lastRowLastColumn="0"/>
-            <w:tcW w:w="2592" w:type="pct"/>
-            <w:gridSpan w:val="3"/>
-            <w:tcBorders>
-              <w:top w:val="single" w:sz="4" w:space="0" w:color="auto"/>
-              <w:left w:val="single" w:sz="4" w:space="0" w:color="auto"/>
-              <w:bottom w:val="single" w:sz="4" w:space="0" w:color="auto"/>
-              <w:right w:val="single" w:sz="4" w:space="0" w:color="auto"/>
-            </w:tcBorders>
-          </w:tcPr>
-          <w:p>
-            <w:pPr>
-              <w:pStyle w:val="Prrafodelista"/>
-              <w:numPr>
-                <w:ilvl w:val="0"/>
-                <w:numId w:val="21"/>
-              </w:numPr>
-            </w:pPr>
-            <w:r>
-              <w:t>El usuario selecciona la opción “Eliminar”.</w:t>
-            </w:r>
-          </w:p>
-        </w:tc>
-        <w:tc>
-          <w:tcPr>
-            <w:tcW w:w="2408" w:type="pct"/>
-            <w:gridSpan w:val="2"/>
-            <w:tcBorders>
-              <w:top w:val="single" w:sz="4" w:space="0" w:color="auto"/>
-              <w:left w:val="single" w:sz="4" w:space="0" w:color="auto"/>
-              <w:bottom w:val="single" w:sz="4" w:space="0" w:color="auto"/>
-              <w:right w:val="single" w:sz="4" w:space="0" w:color="auto"/>
-            </w:tcBorders>
-          </w:tcPr>
-          <w:p>
-            <w:pPr>
-              <w:pStyle w:val="Prrafodelista"/>
-              <w:numPr>
-                <w:ilvl w:val="0"/>
-                <w:numId w:val="21"/>
-              </w:numPr>
-              <w:cnfStyle w:val="000000000000" w:firstRow="0" w:lastRow="0" w:firstColumn="0" w:lastColumn="0" w:oddVBand="0" w:evenVBand="0" w:oddHBand="0" w:evenHBand="0" w:firstRowFirstColumn="0" w:firstRowLastColumn="0" w:lastRowFirstColumn="0" w:lastRowLastColumn="0"/>
-            </w:pPr>
-            <w:r>
-              <w:t>El sistema muestra los datos informativos a eliminar.</w:t>
-            </w:r>
-          </w:p>
-        </w:tc>
-      </w:tr>
-      <w:tr>
-        <w:trPr>
-          <w:cnfStyle w:val="000000100000" w:firstRow="0" w:lastRow="0" w:firstColumn="0" w:lastColumn="0" w:oddVBand="0" w:evenVBand="0" w:oddHBand="1" w:evenHBand="0" w:firstRowFirstColumn="0" w:firstRowLastColumn="0" w:lastRowFirstColumn="0" w:lastRowLastColumn="0"/>
-          <w:trHeight w:val="270"/>
-        </w:trPr>
-        <w:tc>
-          <w:tcPr>
-            <w:cnfStyle w:val="000010000000" w:firstRow="0" w:lastRow="0" w:firstColumn="0" w:lastColumn="0" w:oddVBand="1" w:evenVBand="0" w:oddHBand="0" w:evenHBand="0" w:firstRowFirstColumn="0" w:firstRowLastColumn="0" w:lastRowFirstColumn="0" w:lastRowLastColumn="0"/>
-            <w:tcW w:w="2592" w:type="pct"/>
-            <w:gridSpan w:val="3"/>
-            <w:tcBorders>
-              <w:top w:val="single" w:sz="4" w:space="0" w:color="auto"/>
-              <w:left w:val="single" w:sz="4" w:space="0" w:color="auto"/>
-              <w:bottom w:val="single" w:sz="4" w:space="0" w:color="auto"/>
-              <w:right w:val="single" w:sz="4" w:space="0" w:color="auto"/>
-            </w:tcBorders>
-          </w:tcPr>
-          <w:p>
-            <w:pPr>
-              <w:pStyle w:val="Prrafodelista"/>
-              <w:numPr>
-                <w:ilvl w:val="0"/>
-                <w:numId w:val="21"/>
-              </w:numPr>
-            </w:pPr>
-            <w:r>
-              <w:t>El usuario da clic en “Aceptar”.</w:t>
-            </w:r>
-          </w:p>
-        </w:tc>
-        <w:tc>
-          <w:tcPr>
-            <w:tcW w:w="2408" w:type="pct"/>
-            <w:gridSpan w:val="2"/>
-            <w:tcBorders>
-              <w:top w:val="single" w:sz="4" w:space="0" w:color="auto"/>
-              <w:left w:val="single" w:sz="4" w:space="0" w:color="auto"/>
-              <w:bottom w:val="single" w:sz="4" w:space="0" w:color="auto"/>
-              <w:right w:val="single" w:sz="4" w:space="0" w:color="auto"/>
-            </w:tcBorders>
-          </w:tcPr>
-          <w:p>
-            <w:pPr>
-              <w:pStyle w:val="Prrafodelista"/>
-              <w:numPr>
-                <w:ilvl w:val="0"/>
-                <w:numId w:val="21"/>
-              </w:numPr>
-              <w:cnfStyle w:val="000000100000" w:firstRow="0" w:lastRow="0" w:firstColumn="0" w:lastColumn="0" w:oddVBand="0" w:evenVBand="0" w:oddHBand="1" w:evenHBand="0" w:firstRowFirstColumn="0" w:firstRowLastColumn="0" w:lastRowFirstColumn="0" w:lastRowLastColumn="0"/>
-            </w:pPr>
-            <w:r>
-              <w:t>El sistema cambia el estado del usuario a "Eliminado" (borrado lógico) o lo elimina de la base de datos según configuración.</w:t>
-            </w:r>
-          </w:p>
-        </w:tc>
-      </w:tr>
-      <w:tr>
-        <w:trPr>
-          <w:trHeight w:val="100"/>
-        </w:trPr>
-        <w:tc>
-          <w:tcPr>
-            <w:cnfStyle w:val="000010000000" w:firstRow="0" w:lastRow="0" w:firstColumn="0" w:lastColumn="0" w:oddVBand="1" w:evenVBand="0" w:oddHBand="0" w:evenHBand="0" w:firstRowFirstColumn="0" w:firstRowLastColumn="0" w:lastRowFirstColumn="0" w:lastRowLastColumn="0"/>
-            <w:tcW w:w="5000" w:type="pct"/>
-            <w:gridSpan w:val="5"/>
-            <w:tcBorders>
-              <w:top w:val="single" w:sz="4" w:space="0" w:color="auto"/>
-              <w:left w:val="single" w:sz="4" w:space="0" w:color="auto"/>
-              <w:bottom w:val="single" w:sz="4" w:space="0" w:color="auto"/>
-              <w:right w:val="single" w:sz="4" w:space="0" w:color="auto"/>
-            </w:tcBorders>
-          </w:tcPr>
-          <w:p>
-            <w:pPr>
-              <w:tabs>
-                <w:tab w:val="left" w:pos="3540"/>
-              </w:tabs>
-              <w:jc w:val="center"/>
-              <w:rPr>
-                <w:b/>
-              </w:rPr>
-            </w:pPr>
-            <w:r>
-              <w:rPr>
-                <w:b/>
-              </w:rPr>
-              <w:t>Flujo Alternativo</w:t>
-            </w:r>
-          </w:p>
-        </w:tc>
-      </w:tr>
-      <w:tr>
-        <w:trPr>
-          <w:cnfStyle w:val="000000100000" w:firstRow="0" w:lastRow="0" w:firstColumn="0" w:lastColumn="0" w:oddVBand="0" w:evenVBand="0" w:oddHBand="1" w:evenHBand="0" w:firstRowFirstColumn="0" w:firstRowLastColumn="0" w:lastRowFirstColumn="0" w:lastRowLastColumn="0"/>
-          <w:trHeight w:val="100"/>
-        </w:trPr>
-        <w:tc>
-          <w:tcPr>
-            <w:cnfStyle w:val="000010000000" w:firstRow="0" w:lastRow="0" w:firstColumn="0" w:lastColumn="0" w:oddVBand="1" w:evenVBand="0" w:oddHBand="0" w:evenHBand="0" w:firstRowFirstColumn="0" w:firstRowLastColumn="0" w:lastRowFirstColumn="0" w:lastRowLastColumn="0"/>
-            <w:tcW w:w="5000" w:type="pct"/>
-            <w:gridSpan w:val="5"/>
-            <w:tcBorders>
-              <w:top w:val="single" w:sz="4" w:space="0" w:color="auto"/>
-              <w:left w:val="single" w:sz="4" w:space="0" w:color="auto"/>
-              <w:bottom w:val="single" w:sz="4" w:space="0" w:color="auto"/>
-              <w:right w:val="single" w:sz="4" w:space="0" w:color="auto"/>
-            </w:tcBorders>
-          </w:tcPr>
-          <w:p>
-            <w:pPr>
-              <w:pStyle w:val="Prrafodelista"/>
-              <w:numPr>
-                <w:ilvl w:val="0"/>
-                <w:numId w:val="22"/>
-              </w:numPr>
-              <w:jc w:val="both"/>
-            </w:pPr>
-            <w:r>
-              <w:rPr>
-                <w:b/>
-                <w:bCs/>
-              </w:rPr>
-              <w:t>Datos Incorrectos:</w:t>
-            </w:r>
-            <w:r>
-              <w:t xml:space="preserve"> </w:t>
-            </w:r>
-            <w:r>
-              <w:t>Si el sistema determina error en algún dato (ej. email inválido), se muestra un mensaje de error y se solicitan los datos nuevamente.</w:t>
-            </w:r>
-          </w:p>
-          <w:p>
-            <w:pPr>
-              <w:pStyle w:val="Prrafodelista"/>
-              <w:numPr>
-                <w:ilvl w:val="0"/>
-                <w:numId w:val="22"/>
-              </w:numPr>
-              <w:jc w:val="both"/>
-            </w:pPr>
-            <w:r>
-              <w:rPr>
-                <w:b/>
-                <w:bCs/>
-              </w:rPr>
-              <w:t>Datos Existentes:</w:t>
-            </w:r>
-            <w:r>
-              <w:t xml:space="preserve"> </w:t>
-            </w:r>
-            <w:r>
-              <w:t>Si el sistema encuentra que el Identificador de Usuario ya existe, presenta un mensaje indicando duplicidad.</w:t>
-            </w:r>
-            <w:r>
-              <w:rPr>
-                <w:b/>
-                <w:bCs/>
-              </w:rPr>
-              <w:t xml:space="preserve"> </w:t>
-            </w:r>
-          </w:p>
-          <w:p>
-            <w:pPr>
-              <w:pStyle w:val="Prrafodelista"/>
-              <w:numPr>
-                <w:ilvl w:val="0"/>
-                <w:numId w:val="22"/>
-              </w:numPr>
-              <w:jc w:val="both"/>
-            </w:pPr>
-            <w:r>
-              <w:rPr>
-                <w:b/>
-                <w:bCs/>
-              </w:rPr>
-              <w:t>Datos No Encontrados</w:t>
-            </w:r>
-            <w:r>
-              <w:t xml:space="preserve">: </w:t>
-            </w:r>
-            <w:r>
-              <w:t>Si al buscar para modificar/eliminar no se encuentra el usuario, se muestra mensaje de error.</w:t>
-            </w:r>
-          </w:p>
-          <w:p>
-            <w:pPr>
-              <w:pStyle w:val="Prrafodelista"/>
-              <w:numPr>
-                <w:ilvl w:val="0"/>
-                <w:numId w:val="22"/>
-              </w:numPr>
-              <w:jc w:val="both"/>
-            </w:pPr>
-            <w:r>
-              <w:rPr>
-                <w:b/>
-                <w:bCs/>
-              </w:rPr>
-              <w:t>Cancelar</w:t>
-            </w:r>
-            <w:r>
-              <w:t xml:space="preserve">: </w:t>
-            </w:r>
-            <w:r>
-              <w:t>Si el administrador presiona “Cancelar”, el sistema lo redirecciona a la lista de usuarios.</w:t>
-            </w:r>
-          </w:p>
-        </w:tc>
-      </w:tr>
-      <w:tr>
-        <w:trPr>
-          <w:trHeight w:val="260"/>
-        </w:trPr>
-        <w:tc>
-          <w:tcPr>
-            <w:cnfStyle w:val="000010000000" w:firstRow="0" w:lastRow="0" w:firstColumn="0" w:lastColumn="0" w:oddVBand="1" w:evenVBand="0" w:oddHBand="0" w:evenHBand="0" w:firstRowFirstColumn="0" w:firstRowLastColumn="0" w:lastRowFirstColumn="0" w:lastRowLastColumn="0"/>
-            <w:tcW w:w="1176" w:type="pct"/>
-            <w:tcBorders>
-              <w:top w:val="single" w:sz="4" w:space="0" w:color="auto"/>
-              <w:left w:val="single" w:sz="4" w:space="0" w:color="auto"/>
-              <w:bottom w:val="single" w:sz="4" w:space="0" w:color="auto"/>
-              <w:right w:val="single" w:sz="4" w:space="0" w:color="auto"/>
-            </w:tcBorders>
-            <w:vAlign w:val="center"/>
-          </w:tcPr>
-          <w:p>
-            <w:pPr>
-              <w:jc w:val="right"/>
-              <w:rPr>
-                <w:b/>
-              </w:rPr>
-            </w:pPr>
-            <w:r>
-              <w:rPr>
-                <w:b/>
-              </w:rPr>
-              <w:t>Post condiciones</w:t>
-            </w:r>
-            <w:r>
-              <w:rPr>
-                <w:b/>
-              </w:rPr>
-              <w:t>:</w:t>
-            </w:r>
-          </w:p>
-        </w:tc>
-        <w:tc>
-          <w:tcPr>
-            <w:tcW w:w="3824" w:type="pct"/>
-            <w:gridSpan w:val="4"/>
-            <w:tcBorders>
-              <w:top w:val="single" w:sz="4" w:space="0" w:color="auto"/>
-              <w:left w:val="single" w:sz="4" w:space="0" w:color="auto"/>
-              <w:bottom w:val="single" w:sz="4" w:space="0" w:color="auto"/>
-              <w:right w:val="single" w:sz="4" w:space="0" w:color="auto"/>
-            </w:tcBorders>
-          </w:tcPr>
-          <w:p>
-            <w:pPr>
-              <w:jc w:val="both"/>
-              <w:cnfStyle w:val="000000000000" w:firstRow="0" w:lastRow="0" w:firstColumn="0" w:lastColumn="0" w:oddVBand="0" w:evenVBand="0" w:oddHBand="0" w:evenHBand="0" w:firstRowFirstColumn="0" w:firstRowLastColumn="0" w:lastRowFirstColumn="0" w:lastRowLastColumn="0"/>
-              <w:rPr>
-                <w:b/>
-              </w:rPr>
-            </w:pPr>
-            <w:r>
-              <w:t>El sistema ha actualizado la base de usuarios centralizada, permitiendo o denegando accesos según los cambios realizados.</w:t>
-            </w:r>
-          </w:p>
-        </w:tc>
-      </w:tr>
-      <w:tr>
-        <w:trPr>
-          <w:cnfStyle w:val="000000100000" w:firstRow="0" w:lastRow="0" w:firstColumn="0" w:lastColumn="0" w:oddVBand="0" w:evenVBand="0" w:oddHBand="1" w:evenHBand="0" w:firstRowFirstColumn="0" w:firstRowLastColumn="0" w:lastRowFirstColumn="0" w:lastRowLastColumn="0"/>
-          <w:trHeight w:val="260"/>
-        </w:trPr>
-        <w:tc>
-          <w:tcPr>
-            <w:cnfStyle w:val="000010000000" w:firstRow="0" w:lastRow="0" w:firstColumn="0" w:lastColumn="0" w:oddVBand="1" w:evenVBand="0" w:oddHBand="0" w:evenHBand="0" w:firstRowFirstColumn="0" w:firstRowLastColumn="0" w:lastRowFirstColumn="0" w:lastRowLastColumn="0"/>
-            <w:tcW w:w="5000" w:type="pct"/>
-            <w:gridSpan w:val="5"/>
-            <w:tcBorders>
-              <w:top w:val="single" w:sz="4" w:space="0" w:color="auto"/>
-              <w:left w:val="single" w:sz="4" w:space="0" w:color="auto"/>
-              <w:bottom w:val="single" w:sz="4" w:space="0" w:color="auto"/>
-              <w:right w:val="single" w:sz="4" w:space="0" w:color="auto"/>
-            </w:tcBorders>
-          </w:tcPr>
-          <w:p>
-            <w:pPr>
-              <w:jc w:val="both"/>
-              <w:rPr>
-                <w:b/>
-              </w:rPr>
-            </w:pPr>
-            <w:r>
-              <w:rPr>
-                <w:b/>
-              </w:rPr>
-              <w:t xml:space="preserve">Casos de uso incluidos: </w:t>
-            </w:r>
-            <w:r>
-              <w:rPr>
-                <w:b/>
-              </w:rPr>
-              <w:t xml:space="preserve"> </w:t>
-            </w:r>
-            <w:r>
-              <w:rPr>
-                <w:bCs/>
-              </w:rPr>
-              <w:t>ECUD1,</w:t>
-            </w:r>
-            <w:r>
-              <w:rPr>
-                <w:b/>
-              </w:rPr>
-              <w:t xml:space="preserve"> </w:t>
-            </w:r>
-            <w:r>
-              <w:t>ECUD3</w:t>
-            </w:r>
-          </w:p>
-        </w:tc>
-      </w:tr>
-      <w:tr>
-        <w:trPr>
-          <w:trHeight w:val="260"/>
-        </w:trPr>
-        <w:tc>
-          <w:tcPr>
-            <w:cnfStyle w:val="000010000000" w:firstRow="0" w:lastRow="0" w:firstColumn="0" w:lastColumn="0" w:oddVBand="1" w:evenVBand="0" w:oddHBand="0" w:evenHBand="0" w:firstRowFirstColumn="0" w:firstRowLastColumn="0" w:lastRowFirstColumn="0" w:lastRowLastColumn="0"/>
-            <w:tcW w:w="5000" w:type="pct"/>
-            <w:gridSpan w:val="5"/>
-            <w:tcBorders>
-              <w:top w:val="single" w:sz="4" w:space="0" w:color="auto"/>
-              <w:left w:val="single" w:sz="4" w:space="0" w:color="auto"/>
-              <w:bottom w:val="single" w:sz="4" w:space="0" w:color="auto"/>
-              <w:right w:val="single" w:sz="4" w:space="0" w:color="auto"/>
-            </w:tcBorders>
-          </w:tcPr>
-          <w:p>
-            <w:pPr>
-              <w:keepNext/>
-              <w:jc w:val="both"/>
-            </w:pPr>
-            <w:r>
-              <w:rPr>
-                <w:b/>
-              </w:rPr>
-              <w:t xml:space="preserve">Casos de uso extendidos: </w:t>
-            </w:r>
-            <w:r>
-              <w:t>ECUD</w:t>
-            </w:r>
-            <w:r>
-              <w:t>1</w:t>
-            </w:r>
-          </w:p>
-        </w:tc>
-      </w:tr>
-    </w:tbl>
-    <w:p>
-      <w:pPr>
-        <w:pStyle w:val="Ttulo2"/>
-        <w:rPr>
-          <w:rFonts w:eastAsia="Carlito"/>
-          <w:i/>
-          <w:lang w:eastAsia="en-US"/>
-        </w:rPr>
-      </w:pPr>
-      <w:bookmarkStart w:id="32" w:name="_Toc74581880"/>
-      <w:bookmarkStart w:id="33" w:name="_Toc214408333"/>
-      <w:r>
-        <w:rPr>
-          <w:rFonts w:eastAsia="Carlito"/>
-          <w:lang w:eastAsia="en-US"/>
-        </w:rPr>
-        <w:t>ECUD_CAMBIAR_</w:t>
-      </w:r>
-      <w:r>
-        <w:rPr>
-          <w:rFonts w:eastAsia="Carlito"/>
-        </w:rPr>
-        <w:t>CONTRASEÑA</w:t>
-      </w:r>
-      <w:bookmarkEnd w:id="32"/>
-      <w:bookmarkEnd w:id="33"/>
-    </w:p>
-    <w:p>
-      <w:pPr>
-        <w:jc w:val="both"/>
-      </w:pPr>
-      <w:r>
-        <w:t xml:space="preserve">A continuación, se muestra </w:t>
-      </w:r>
-      <w:r>
-        <w:rPr>
-          <w:b/>
-          <w:bCs/>
-        </w:rPr>
-        <w:t>ECUD_</w:t>
-      </w:r>
-      <w:r>
-        <w:rPr>
-          <w:b/>
-          <w:bCs/>
-        </w:rPr>
-        <w:t>CAMBIAR_CONTRASEÑA</w:t>
-      </w:r>
-    </w:p>
-    <w:p>
-      <w:pPr>
-        <w:pStyle w:val="Descripcin"/>
-        <w:keepNext/>
-      </w:pPr>
-      <w:bookmarkStart w:id="34" w:name="_Toc61544002"/>
-      <w:bookmarkStart w:id="35" w:name="_Toc73914198"/>
-      <w:bookmarkStart w:id="36" w:name="_Toc74775706"/>
-      <w:r>
-        <w:lastRenderedPageBreak/>
-        <w:t>Tabla 5. ECUD Cambiar contraseña</w:t>
-      </w:r>
-      <w:bookmarkEnd w:id="34"/>
-      <w:bookmarkEnd w:id="35"/>
-      <w:bookmarkEnd w:id="36"/>
-    </w:p>
-    <w:tbl>
-      <w:tblPr>
-        <w:tblStyle w:val="Tabladecuadrcula5oscura-nfasis3"/>
-        <w:tblW w:w="5000" w:type="pct"/>
-        <w:tblBorders>
-          <w:top w:val="single" w:sz="4" w:space="0" w:color="auto"/>
-          <w:left w:val="single" w:sz="4" w:space="0" w:color="auto"/>
-          <w:bottom w:val="single" w:sz="4" w:space="0" w:color="auto"/>
-          <w:right w:val="single" w:sz="4" w:space="0" w:color="auto"/>
-          <w:insideH w:val="single" w:sz="4" w:space="0" w:color="auto"/>
-          <w:insideV w:val="single" w:sz="4" w:space="0" w:color="auto"/>
-        </w:tblBorders>
-        <w:tblLook w:val="0000" w:firstRow="0" w:lastRow="0" w:firstColumn="0" w:lastColumn="0" w:noHBand="0" w:noVBand="0"/>
-      </w:tblPr>
-      <w:tblGrid>
-        <w:gridCol w:w="2771"/>
-        <w:gridCol w:w="626"/>
-        <w:gridCol w:w="1419"/>
-        <w:gridCol w:w="2272"/>
-        <w:gridCol w:w="1928"/>
-      </w:tblGrid>
-      <w:tr>
-        <w:trPr>
-          <w:cnfStyle w:val="000000100000" w:firstRow="0" w:lastRow="0" w:firstColumn="0" w:lastColumn="0" w:oddVBand="0" w:evenVBand="0" w:oddHBand="1" w:evenHBand="0" w:firstRowFirstColumn="0" w:firstRowLastColumn="0" w:lastRowFirstColumn="0" w:lastRowLastColumn="0"/>
-          <w:trHeight w:val="220"/>
-        </w:trPr>
-        <w:tc>
-          <w:tcPr>
-            <w:cnfStyle w:val="000010000000" w:firstRow="0" w:lastRow="0" w:firstColumn="0" w:lastColumn="0" w:oddVBand="1" w:evenVBand="0" w:oddHBand="0" w:evenHBand="0" w:firstRowFirstColumn="0" w:firstRowLastColumn="0" w:lastRowFirstColumn="0" w:lastRowLastColumn="0"/>
-            <w:tcW w:w="1537" w:type="pct"/>
-            <w:vAlign w:val="center"/>
-          </w:tcPr>
-          <w:p>
-            <w:pPr>
-              <w:jc w:val="right"/>
-              <w:rPr>
-                <w:b/>
-              </w:rPr>
-            </w:pPr>
-            <w:r>
-              <w:rPr>
-                <w:b/>
-              </w:rPr>
-              <w:t xml:space="preserve">Nombre Caso de Uso: </w:t>
-            </w:r>
-          </w:p>
-        </w:tc>
-        <w:tc>
-          <w:tcPr>
-            <w:tcW w:w="3463" w:type="pct"/>
-            <w:gridSpan w:val="4"/>
-          </w:tcPr>
-          <w:p>
-            <w:pPr>
-              <w:jc w:val="both"/>
-              <w:cnfStyle w:val="000000100000" w:firstRow="0" w:lastRow="0" w:firstColumn="0" w:lastColumn="0" w:oddVBand="0" w:evenVBand="0" w:oddHBand="1" w:evenHBand="0" w:firstRowFirstColumn="0" w:firstRowLastColumn="0" w:lastRowFirstColumn="0" w:lastRowLastColumn="0"/>
-            </w:pPr>
-            <w:r>
-              <w:t>Cambiar Contraseña</w:t>
-            </w:r>
-          </w:p>
-        </w:tc>
-      </w:tr>
-      <w:tr>
-        <w:trPr>
-          <w:trHeight w:val="220"/>
-        </w:trPr>
-        <w:tc>
-          <w:tcPr>
-            <w:cnfStyle w:val="000010000000" w:firstRow="0" w:lastRow="0" w:firstColumn="0" w:lastColumn="0" w:oddVBand="1" w:evenVBand="0" w:oddHBand="0" w:evenHBand="0" w:firstRowFirstColumn="0" w:firstRowLastColumn="0" w:lastRowFirstColumn="0" w:lastRowLastColumn="0"/>
-            <w:tcW w:w="1537" w:type="pct"/>
-            <w:vAlign w:val="center"/>
-          </w:tcPr>
-          <w:p>
-            <w:pPr>
-              <w:jc w:val="right"/>
-              <w:rPr>
-                <w:b/>
-              </w:rPr>
-            </w:pPr>
-            <w:r>
-              <w:rPr>
-                <w:b/>
-              </w:rPr>
-              <w:t>Identificador</w:t>
-            </w:r>
-            <w:r>
-              <w:rPr>
-                <w:b/>
-              </w:rPr>
-              <w:t>:</w:t>
-            </w:r>
-            <w:r>
-              <w:rPr>
-                <w:b/>
-              </w:rPr>
-              <w:t xml:space="preserve"> </w:t>
-            </w:r>
-          </w:p>
-        </w:tc>
-        <w:tc>
-          <w:tcPr>
-            <w:tcW w:w="3463" w:type="pct"/>
-            <w:gridSpan w:val="4"/>
-          </w:tcPr>
-          <w:p>
-            <w:pPr>
-              <w:jc w:val="both"/>
-              <w:cnfStyle w:val="000000000000" w:firstRow="0" w:lastRow="0" w:firstColumn="0" w:lastColumn="0" w:oddVBand="0" w:evenVBand="0" w:oddHBand="0" w:evenHBand="0" w:firstRowFirstColumn="0" w:firstRowLastColumn="0" w:lastRowFirstColumn="0" w:lastRowLastColumn="0"/>
-            </w:pPr>
-            <w:r>
-              <w:t>ECUD5</w:t>
-            </w:r>
-          </w:p>
-        </w:tc>
-      </w:tr>
-      <w:tr>
-        <w:trPr>
-          <w:cnfStyle w:val="000000100000" w:firstRow="0" w:lastRow="0" w:firstColumn="0" w:lastColumn="0" w:oddVBand="0" w:evenVBand="0" w:oddHBand="1" w:evenHBand="0" w:firstRowFirstColumn="0" w:firstRowLastColumn="0" w:lastRowFirstColumn="0" w:lastRowLastColumn="0"/>
-          <w:trHeight w:val="220"/>
-        </w:trPr>
-        <w:tc>
-          <w:tcPr>
-            <w:cnfStyle w:val="000010000000" w:firstRow="0" w:lastRow="0" w:firstColumn="0" w:lastColumn="0" w:oddVBand="1" w:evenVBand="0" w:oddHBand="0" w:evenHBand="0" w:firstRowFirstColumn="0" w:firstRowLastColumn="0" w:lastRowFirstColumn="0" w:lastRowLastColumn="0"/>
-            <w:tcW w:w="1537" w:type="pct"/>
-            <w:vAlign w:val="center"/>
-          </w:tcPr>
-          <w:p>
-            <w:pPr>
-              <w:jc w:val="right"/>
-              <w:rPr>
-                <w:b/>
-              </w:rPr>
-            </w:pPr>
-            <w:r>
-              <w:rPr>
-                <w:b/>
-              </w:rPr>
-              <w:t>Descripción</w:t>
-            </w:r>
-            <w:r>
-              <w:rPr>
-                <w:b/>
-              </w:rPr>
-              <w:t>:</w:t>
-            </w:r>
-          </w:p>
-        </w:tc>
-        <w:tc>
-          <w:tcPr>
-            <w:tcW w:w="3463" w:type="pct"/>
-            <w:gridSpan w:val="4"/>
-          </w:tcPr>
-          <w:p>
-            <w:pPr>
-              <w:jc w:val="both"/>
-              <w:cnfStyle w:val="000000100000" w:firstRow="0" w:lastRow="0" w:firstColumn="0" w:lastColumn="0" w:oddVBand="0" w:evenVBand="0" w:oddHBand="1" w:evenHBand="0" w:firstRowFirstColumn="0" w:firstRowLastColumn="0" w:lastRowFirstColumn="0" w:lastRowLastColumn="0"/>
-            </w:pPr>
-            <w:r>
-              <w:t>Permite al usuario</w:t>
-            </w:r>
-            <w:r>
-              <w:t xml:space="preserve"> cambiar la contraseña</w:t>
-            </w:r>
-            <w:r>
-              <w:t>.</w:t>
-            </w:r>
-          </w:p>
-        </w:tc>
-      </w:tr>
-      <w:tr>
-        <w:trPr>
-          <w:trHeight w:val="220"/>
-        </w:trPr>
-        <w:tc>
-          <w:tcPr>
-            <w:cnfStyle w:val="000010000000" w:firstRow="0" w:lastRow="0" w:firstColumn="0" w:lastColumn="0" w:oddVBand="1" w:evenVBand="0" w:oddHBand="0" w:evenHBand="0" w:firstRowFirstColumn="0" w:firstRowLastColumn="0" w:lastRowFirstColumn="0" w:lastRowLastColumn="0"/>
-            <w:tcW w:w="1537" w:type="pct"/>
-            <w:vAlign w:val="center"/>
-          </w:tcPr>
-          <w:p>
-            <w:pPr>
-              <w:jc w:val="right"/>
-              <w:rPr>
-                <w:b/>
-              </w:rPr>
-            </w:pPr>
-            <w:r>
-              <w:rPr>
-                <w:b/>
-              </w:rPr>
-              <w:t>Meta</w:t>
-            </w:r>
-            <w:r>
-              <w:rPr>
-                <w:b/>
-              </w:rPr>
-              <w:t>:</w:t>
-            </w:r>
-          </w:p>
-        </w:tc>
-        <w:tc>
-          <w:tcPr>
-            <w:tcW w:w="3463" w:type="pct"/>
-            <w:gridSpan w:val="4"/>
-          </w:tcPr>
-          <w:p>
-            <w:pPr>
-              <w:jc w:val="both"/>
-              <w:cnfStyle w:val="000000000000" w:firstRow="0" w:lastRow="0" w:firstColumn="0" w:lastColumn="0" w:oddVBand="0" w:evenVBand="0" w:oddHBand="0" w:evenHBand="0" w:firstRowFirstColumn="0" w:firstRowLastColumn="0" w:lastRowFirstColumn="0" w:lastRowLastColumn="0"/>
-            </w:pPr>
-            <w:r>
-              <w:t>Permit</w:t>
-            </w:r>
-            <w:r>
-              <w:t>ir</w:t>
-            </w:r>
-            <w:r>
-              <w:t xml:space="preserve"> al </w:t>
-            </w:r>
-            <w:r>
-              <w:t xml:space="preserve">usuario cambiar la contraseña ya sea por caducidad </w:t>
-            </w:r>
-            <w:r>
-              <w:t>según</w:t>
-            </w:r>
-            <w:r>
-              <w:t xml:space="preserve"> período de tiempo o por decisión del usuario en caso de olvido.</w:t>
-            </w:r>
-          </w:p>
-        </w:tc>
-      </w:tr>
-      <w:tr>
-        <w:trPr>
-          <w:cnfStyle w:val="000000100000" w:firstRow="0" w:lastRow="0" w:firstColumn="0" w:lastColumn="0" w:oddVBand="0" w:evenVBand="0" w:oddHBand="1" w:evenHBand="0" w:firstRowFirstColumn="0" w:firstRowLastColumn="0" w:lastRowFirstColumn="0" w:lastRowLastColumn="0"/>
-          <w:trHeight w:val="220"/>
-        </w:trPr>
-        <w:tc>
-          <w:tcPr>
-            <w:cnfStyle w:val="000010000000" w:firstRow="0" w:lastRow="0" w:firstColumn="0" w:lastColumn="0" w:oddVBand="1" w:evenVBand="0" w:oddHBand="0" w:evenHBand="0" w:firstRowFirstColumn="0" w:firstRowLastColumn="0" w:lastRowFirstColumn="0" w:lastRowLastColumn="0"/>
-            <w:tcW w:w="1537" w:type="pct"/>
-            <w:vAlign w:val="center"/>
-          </w:tcPr>
-          <w:p>
-            <w:pPr>
-              <w:jc w:val="right"/>
-              <w:rPr>
-                <w:b/>
-              </w:rPr>
-            </w:pPr>
-            <w:r>
-              <w:rPr>
-                <w:b/>
-              </w:rPr>
-              <w:t>Estado:</w:t>
-            </w:r>
-          </w:p>
-        </w:tc>
-        <w:tc>
-          <w:tcPr>
-            <w:tcW w:w="1134" w:type="pct"/>
-            <w:gridSpan w:val="2"/>
-          </w:tcPr>
-          <w:p>
-            <w:pPr>
-              <w:jc w:val="both"/>
-              <w:cnfStyle w:val="000000100000" w:firstRow="0" w:lastRow="0" w:firstColumn="0" w:lastColumn="0" w:oddVBand="0" w:evenVBand="0" w:oddHBand="1" w:evenHBand="0" w:firstRowFirstColumn="0" w:firstRowLastColumn="0" w:lastRowFirstColumn="0" w:lastRowLastColumn="0"/>
-            </w:pPr>
-            <w:r>
-              <w:t>Activo</w:t>
-            </w:r>
-          </w:p>
-        </w:tc>
-        <w:tc>
-          <w:tcPr>
-            <w:cnfStyle w:val="000010000000" w:firstRow="0" w:lastRow="0" w:firstColumn="0" w:lastColumn="0" w:oddVBand="1" w:evenVBand="0" w:oddHBand="0" w:evenHBand="0" w:firstRowFirstColumn="0" w:firstRowLastColumn="0" w:lastRowFirstColumn="0" w:lastRowLastColumn="0"/>
-            <w:tcW w:w="1260" w:type="pct"/>
-          </w:tcPr>
-          <w:p>
-            <w:pPr>
-              <w:jc w:val="both"/>
-              <w:rPr>
-                <w:b/>
-                <w:bCs/>
-              </w:rPr>
-            </w:pPr>
-            <w:r>
-              <w:rPr>
-                <w:b/>
-                <w:bCs/>
-              </w:rPr>
-              <w:t>Versión</w:t>
-            </w:r>
-          </w:p>
-        </w:tc>
-        <w:tc>
-          <w:tcPr>
-            <w:tcW w:w="1069" w:type="pct"/>
-          </w:tcPr>
-          <w:p>
-            <w:pPr>
-              <w:jc w:val="both"/>
-              <w:cnfStyle w:val="000000100000" w:firstRow="0" w:lastRow="0" w:firstColumn="0" w:lastColumn="0" w:oddVBand="0" w:evenVBand="0" w:oddHBand="1" w:evenHBand="0" w:firstRowFirstColumn="0" w:firstRowLastColumn="0" w:lastRowFirstColumn="0" w:lastRowLastColumn="0"/>
-            </w:pPr>
-            <w:r>
-              <w:t>1.0</w:t>
-            </w:r>
-          </w:p>
-        </w:tc>
-      </w:tr>
-      <w:tr>
-        <w:trPr>
-          <w:trHeight w:val="260"/>
-        </w:trPr>
-        <w:tc>
-          <w:tcPr>
-            <w:cnfStyle w:val="000010000000" w:firstRow="0" w:lastRow="0" w:firstColumn="0" w:lastColumn="0" w:oddVBand="1" w:evenVBand="0" w:oddHBand="0" w:evenHBand="0" w:firstRowFirstColumn="0" w:firstRowLastColumn="0" w:lastRowFirstColumn="0" w:lastRowLastColumn="0"/>
-            <w:tcW w:w="1537" w:type="pct"/>
-            <w:vAlign w:val="center"/>
-          </w:tcPr>
-          <w:p>
-            <w:pPr>
-              <w:jc w:val="right"/>
-              <w:rPr>
-                <w:b/>
-              </w:rPr>
-            </w:pPr>
-            <w:r>
-              <w:rPr>
-                <w:b/>
-              </w:rPr>
-              <w:t>Autores:</w:t>
-            </w:r>
-          </w:p>
-        </w:tc>
-        <w:tc>
-          <w:tcPr>
-            <w:tcW w:w="3463" w:type="pct"/>
-            <w:gridSpan w:val="4"/>
-          </w:tcPr>
-          <w:p>
-            <w:pPr>
-              <w:jc w:val="both"/>
-              <w:cnfStyle w:val="000000000000" w:firstRow="0" w:lastRow="0" w:firstColumn="0" w:lastColumn="0" w:oddVBand="0" w:evenVBand="0" w:oddHBand="0" w:evenHBand="0" w:firstRowFirstColumn="0" w:firstRowLastColumn="0" w:lastRowFirstColumn="0" w:lastRowLastColumn="0"/>
-            </w:pPr>
-            <w:r>
-              <w:t>Montufar Alejandro, Tipan Leonel, Valencia Yuliana</w:t>
-            </w:r>
-            <w:r>
-              <w:t>.</w:t>
-            </w:r>
-          </w:p>
-        </w:tc>
-      </w:tr>
-      <w:tr>
-        <w:trPr>
-          <w:cnfStyle w:val="000000100000" w:firstRow="0" w:lastRow="0" w:firstColumn="0" w:lastColumn="0" w:oddVBand="0" w:evenVBand="0" w:oddHBand="1" w:evenHBand="0" w:firstRowFirstColumn="0" w:firstRowLastColumn="0" w:lastRowFirstColumn="0" w:lastRowLastColumn="0"/>
-          <w:trHeight w:val="235"/>
-        </w:trPr>
-        <w:tc>
-          <w:tcPr>
-            <w:cnfStyle w:val="000010000000" w:firstRow="0" w:lastRow="0" w:firstColumn="0" w:lastColumn="0" w:oddVBand="1" w:evenVBand="0" w:oddHBand="0" w:evenHBand="0" w:firstRowFirstColumn="0" w:firstRowLastColumn="0" w:lastRowFirstColumn="0" w:lastRowLastColumn="0"/>
-            <w:tcW w:w="1537" w:type="pct"/>
-            <w:vAlign w:val="center"/>
-          </w:tcPr>
-          <w:p>
-            <w:pPr>
-              <w:jc w:val="right"/>
-              <w:rPr>
-                <w:b/>
-              </w:rPr>
-            </w:pPr>
-            <w:r>
-              <w:rPr>
-                <w:b/>
-              </w:rPr>
-              <w:t>Fecha creación</w:t>
-            </w:r>
-            <w:r>
-              <w:rPr>
-                <w:b/>
-              </w:rPr>
-              <w:t>:</w:t>
-            </w:r>
-          </w:p>
-        </w:tc>
-        <w:tc>
-          <w:tcPr>
-            <w:tcW w:w="1134" w:type="pct"/>
-            <w:gridSpan w:val="2"/>
-          </w:tcPr>
-          <w:p>
-            <w:pPr>
-              <w:jc w:val="both"/>
-              <w:cnfStyle w:val="000000100000" w:firstRow="0" w:lastRow="0" w:firstColumn="0" w:lastColumn="0" w:oddVBand="0" w:evenVBand="0" w:oddHBand="1" w:evenHBand="0" w:firstRowFirstColumn="0" w:firstRowLastColumn="0" w:lastRowFirstColumn="0" w:lastRowLastColumn="0"/>
-            </w:pPr>
-            <w:r>
-              <w:t>19/11/2025</w:t>
-            </w:r>
-          </w:p>
-        </w:tc>
-        <w:tc>
-          <w:tcPr>
-            <w:cnfStyle w:val="000010000000" w:firstRow="0" w:lastRow="0" w:firstColumn="0" w:lastColumn="0" w:oddVBand="1" w:evenVBand="0" w:oddHBand="0" w:evenHBand="0" w:firstRowFirstColumn="0" w:firstRowLastColumn="0" w:lastRowFirstColumn="0" w:lastRowLastColumn="0"/>
-            <w:tcW w:w="1260" w:type="pct"/>
-          </w:tcPr>
-          <w:p>
-            <w:pPr>
-              <w:jc w:val="both"/>
-            </w:pPr>
-            <w:r>
-              <w:rPr>
-                <w:b/>
-              </w:rPr>
-              <w:t xml:space="preserve">Fecha </w:t>
-            </w:r>
-            <w:r>
-              <w:rPr>
-                <w:b/>
-              </w:rPr>
-              <w:t>modificación</w:t>
-            </w:r>
-          </w:p>
-        </w:tc>
-        <w:tc>
-          <w:tcPr>
-            <w:tcW w:w="1069" w:type="pct"/>
-          </w:tcPr>
-          <w:p>
-            <w:pPr>
-              <w:jc w:val="both"/>
-              <w:cnfStyle w:val="000000100000" w:firstRow="0" w:lastRow="0" w:firstColumn="0" w:lastColumn="0" w:oddVBand="0" w:evenVBand="0" w:oddHBand="1" w:evenHBand="0" w:firstRowFirstColumn="0" w:firstRowLastColumn="0" w:lastRowFirstColumn="0" w:lastRowLastColumn="0"/>
-            </w:pPr>
-            <w:r>
-              <w:t>19/11/2025</w:t>
-            </w:r>
-          </w:p>
-        </w:tc>
-      </w:tr>
-      <w:tr>
-        <w:trPr>
-          <w:trHeight w:val="220"/>
-        </w:trPr>
-        <w:tc>
-          <w:tcPr>
-            <w:cnfStyle w:val="000010000000" w:firstRow="0" w:lastRow="0" w:firstColumn="0" w:lastColumn="0" w:oddVBand="1" w:evenVBand="0" w:oddHBand="0" w:evenHBand="0" w:firstRowFirstColumn="0" w:firstRowLastColumn="0" w:lastRowFirstColumn="0" w:lastRowLastColumn="0"/>
-            <w:tcW w:w="1537" w:type="pct"/>
-            <w:vAlign w:val="center"/>
-          </w:tcPr>
-          <w:p>
-            <w:pPr>
-              <w:jc w:val="right"/>
-              <w:rPr>
-                <w:b/>
-              </w:rPr>
-            </w:pPr>
-            <w:r>
-              <w:rPr>
-                <w:b/>
-              </w:rPr>
-              <w:t>Precondiciones</w:t>
-            </w:r>
-            <w:r>
-              <w:rPr>
-                <w:b/>
-              </w:rPr>
-              <w:t>:</w:t>
-            </w:r>
-          </w:p>
-        </w:tc>
-        <w:tc>
-          <w:tcPr>
-            <w:tcW w:w="3463" w:type="pct"/>
-            <w:gridSpan w:val="4"/>
-          </w:tcPr>
-          <w:p>
-            <w:pPr>
-              <w:pStyle w:val="Prrafodelista"/>
-              <w:numPr>
-                <w:ilvl w:val="0"/>
-                <w:numId w:val="23"/>
-              </w:numPr>
-              <w:pBdr>
-                <w:top w:val="nil"/>
-                <w:left w:val="nil"/>
-                <w:bottom w:val="nil"/>
-                <w:right w:val="nil"/>
-                <w:between w:val="nil"/>
-              </w:pBdr>
-              <w:jc w:val="both"/>
-              <w:cnfStyle w:val="000000000000" w:firstRow="0" w:lastRow="0" w:firstColumn="0" w:lastColumn="0" w:oddVBand="0" w:evenVBand="0" w:oddHBand="0" w:evenHBand="0" w:firstRowFirstColumn="0" w:firstRowLastColumn="0" w:lastRowFirstColumn="0" w:lastRowLastColumn="0"/>
-            </w:pPr>
-            <w:r>
-              <w:t xml:space="preserve">El </w:t>
-            </w:r>
-            <w:r>
-              <w:t>usuario debe tener una cuenta registrada.</w:t>
-            </w:r>
-          </w:p>
-          <w:p>
-            <w:pPr>
-              <w:pStyle w:val="Prrafodelista"/>
-              <w:numPr>
-                <w:ilvl w:val="0"/>
-                <w:numId w:val="23"/>
-              </w:numPr>
-              <w:pBdr>
-                <w:top w:val="nil"/>
-                <w:left w:val="nil"/>
-                <w:bottom w:val="nil"/>
-                <w:right w:val="nil"/>
-                <w:between w:val="nil"/>
-              </w:pBdr>
-              <w:jc w:val="both"/>
-              <w:cnfStyle w:val="000000000000" w:firstRow="0" w:lastRow="0" w:firstColumn="0" w:lastColumn="0" w:oddVBand="0" w:evenVBand="0" w:oddHBand="0" w:evenHBand="0" w:firstRowFirstColumn="0" w:firstRowLastColumn="0" w:lastRowFirstColumn="0" w:lastRowLastColumn="0"/>
-            </w:pPr>
-            <w:r>
-              <w:t xml:space="preserve">El usuario debe tener una cuenta de correo electrónico. </w:t>
-            </w:r>
-          </w:p>
-        </w:tc>
-      </w:tr>
-      <w:tr>
-        <w:trPr>
-          <w:cnfStyle w:val="000000100000" w:firstRow="0" w:lastRow="0" w:firstColumn="0" w:lastColumn="0" w:oddVBand="0" w:evenVBand="0" w:oddHBand="1" w:evenHBand="0" w:firstRowFirstColumn="0" w:firstRowLastColumn="0" w:lastRowFirstColumn="0" w:lastRowLastColumn="0"/>
-          <w:trHeight w:val="220"/>
-        </w:trPr>
-        <w:tc>
-          <w:tcPr>
-            <w:cnfStyle w:val="000010000000" w:firstRow="0" w:lastRow="0" w:firstColumn="0" w:lastColumn="0" w:oddVBand="1" w:evenVBand="0" w:oddHBand="0" w:evenHBand="0" w:firstRowFirstColumn="0" w:firstRowLastColumn="0" w:lastRowFirstColumn="0" w:lastRowLastColumn="0"/>
-            <w:tcW w:w="1537" w:type="pct"/>
-            <w:vAlign w:val="center"/>
-          </w:tcPr>
-          <w:p>
-            <w:pPr>
-              <w:jc w:val="right"/>
-              <w:rPr>
-                <w:b/>
-                <w:highlight w:val="yellow"/>
-              </w:rPr>
-            </w:pPr>
-            <w:r>
-              <w:rPr>
-                <w:b/>
-              </w:rPr>
-              <w:t>Gráfico</w:t>
-            </w:r>
-            <w:r>
-              <w:rPr>
-                <w:b/>
-              </w:rPr>
-              <w:t>:</w:t>
-            </w:r>
-            <w:r>
-              <w:rPr>
-                <w:b/>
-              </w:rPr>
-              <w:t xml:space="preserve"> </w:t>
-            </w:r>
-          </w:p>
-        </w:tc>
-        <w:tc>
-          <w:tcPr>
-            <w:tcW w:w="3463" w:type="pct"/>
-            <w:gridSpan w:val="4"/>
-          </w:tcPr>
-          <w:p>
-            <w:pPr>
-              <w:pStyle w:val="Descripcin"/>
-              <w:keepNext/>
-              <w:jc w:val="center"/>
-              <w:cnfStyle w:val="000000100000" w:firstRow="0" w:lastRow="0" w:firstColumn="0" w:lastColumn="0" w:oddVBand="0" w:evenVBand="0" w:oddHBand="1" w:evenHBand="0" w:firstRowFirstColumn="0" w:firstRowLastColumn="0" w:lastRowFirstColumn="0" w:lastRowLastColumn="0"/>
-            </w:pPr>
-            <w:r>
-              <w:rPr>
-                <w:noProof/>
-              </w:rPr>
-              <w:drawing>
-                <wp:anchor distT="0" distB="0" distL="114300" distR="114300" simplePos="0" relativeHeight="251662339" behindDoc="0" locked="0" layoutInCell="1" allowOverlap="1" wp14:anchorId="2699A6F3" wp14:editId="0A6731D1">
-                  <wp:simplePos x="0" y="0"/>
-                  <wp:positionH relativeFrom="column">
-                    <wp:posOffset>438150</wp:posOffset>
-                  </wp:positionH>
-                  <wp:positionV relativeFrom="paragraph">
-                    <wp:posOffset>91440</wp:posOffset>
-                  </wp:positionV>
-                  <wp:extent cx="3020060" cy="2495550"/>
-                  <wp:effectExtent l="0" t="0" r="8890" b="0"/>
-                  <wp:wrapSquare wrapText="bothSides"/>
-                  <wp:docPr id="176307778" name="Imagen 1"/>
-                  <wp:cNvGraphicFramePr>
-                    <a:graphicFrameLocks xmlns:a="http://schemas.openxmlformats.org/drawingml/2006/main" noChangeAspect="1"/>
-                  </wp:cNvGraphicFramePr>
-                  <a:graphic xmlns:a="http://schemas.openxmlformats.org/drawingml/2006/main">
-                    <a:graphicData uri="http://schemas.openxmlformats.org/drawingml/2006/picture">
-                      <pic:pic xmlns:pic="http://schemas.openxmlformats.org/drawingml/2006/picture">
-                        <pic:nvPicPr>
-                          <pic:cNvPr id="176307778" name=""/>
-                          <pic:cNvPicPr/>
-                        </pic:nvPicPr>
-                        <pic:blipFill>
-                          <a:blip r:embed="rId13" cstate="print">
-                            <a:extLst>
-                              <a:ext uri="{28A0092B-C50C-407E-A947-70E740481C1C}">
-                                <a14:useLocalDpi xmlns:a14="http://schemas.microsoft.com/office/drawing/2010/main" val="0"/>
-                              </a:ext>
-                            </a:extLst>
-                          </a:blip>
-                          <a:stretch>
-                            <a:fillRect/>
-                          </a:stretch>
-                        </pic:blipFill>
-                        <pic:spPr>
-                          <a:xfrm>
-                            <a:off x="0" y="0"/>
-                            <a:ext cx="3020060" cy="2495550"/>
-                          </a:xfrm>
-                          <a:prstGeom prst="rect">
-                            <a:avLst/>
-                          </a:prstGeom>
-                        </pic:spPr>
-                      </pic:pic>
-                    </a:graphicData>
-                  </a:graphic>
-                  <wp14:sizeRelH relativeFrom="margin">
-                    <wp14:pctWidth>0</wp14:pctWidth>
-                  </wp14:sizeRelH>
-                  <wp14:sizeRelV relativeFrom="margin">
-                    <wp14:pctHeight>0</wp14:pctHeight>
-                  </wp14:sizeRelV>
-                </wp:anchor>
-              </w:drawing>
-            </w:r>
-          </w:p>
-          <w:p>
-            <w:pPr>
-              <w:pStyle w:val="Descripcin"/>
-              <w:keepNext/>
-              <w:widowControl w:val="0"/>
-              <w:autoSpaceDE w:val="0"/>
-              <w:autoSpaceDN w:val="0"/>
-              <w:cnfStyle w:val="000000100000" w:firstRow="0" w:lastRow="0" w:firstColumn="0" w:lastColumn="0" w:oddVBand="0" w:evenVBand="0" w:oddHBand="1" w:evenHBand="0" w:firstRowFirstColumn="0" w:firstRowLastColumn="0" w:lastRowFirstColumn="0" w:lastRowLastColumn="0"/>
-            </w:pPr>
-            <w:bookmarkStart w:id="37" w:name="_Toc74775663"/>
-            <w:bookmarkStart w:id="38" w:name="_Toc82708271"/>
-            <w:bookmarkStart w:id="39" w:name="_Toc214408087"/>
-            <w:r>
-              <w:rPr>
-                <w:rFonts w:asciiTheme="minorHAnsi" w:eastAsia="Carlito" w:hAnsiTheme="minorHAnsi" w:cstheme="minorHAnsi"/>
-                <w:b/>
-                <w:bCs/>
-                <w:i w:val="0"/>
-                <w:iCs w:val="0"/>
-                <w:color w:val="4472C4" w:themeColor="accent1"/>
-                <w:sz w:val="20"/>
-                <w:szCs w:val="20"/>
-                <w:lang w:val="es-ES" w:eastAsia="en-US"/>
-              </w:rPr>
-              <w:t xml:space="preserve">Ilustración </w:t>
-            </w:r>
-            <w:r>
-              <w:rPr>
-                <w:rFonts w:asciiTheme="minorHAnsi" w:eastAsia="Carlito" w:hAnsiTheme="minorHAnsi" w:cstheme="minorHAnsi"/>
-                <w:b/>
-                <w:bCs/>
-                <w:i w:val="0"/>
-                <w:iCs w:val="0"/>
-                <w:color w:val="4472C4" w:themeColor="accent1"/>
-                <w:sz w:val="20"/>
-                <w:szCs w:val="20"/>
-                <w:lang w:val="es-ES" w:eastAsia="en-US"/>
-              </w:rPr>
-              <w:fldChar w:fldCharType="begin"/>
-            </w:r>
-            <w:r>
-              <w:rPr>
-                <w:rFonts w:asciiTheme="minorHAnsi" w:eastAsia="Carlito" w:hAnsiTheme="minorHAnsi" w:cstheme="minorHAnsi"/>
-                <w:b/>
-                <w:bCs/>
-                <w:i w:val="0"/>
-                <w:iCs w:val="0"/>
-                <w:color w:val="4472C4" w:themeColor="accent1"/>
-                <w:sz w:val="20"/>
-                <w:szCs w:val="20"/>
-                <w:lang w:val="es-ES" w:eastAsia="en-US"/>
-              </w:rPr>
-              <w:instrText xml:space="preserve"> SEQ Ilustración \* ARABIC </w:instrText>
-            </w:r>
-            <w:r>
-              <w:rPr>
-                <w:rFonts w:asciiTheme="minorHAnsi" w:eastAsia="Carlito" w:hAnsiTheme="minorHAnsi" w:cstheme="minorHAnsi"/>
-                <w:b/>
-                <w:bCs/>
-                <w:i w:val="0"/>
-                <w:iCs w:val="0"/>
-                <w:color w:val="4472C4" w:themeColor="accent1"/>
-                <w:sz w:val="20"/>
-                <w:szCs w:val="20"/>
-                <w:lang w:val="es-ES" w:eastAsia="en-US"/>
-              </w:rPr>
-              <w:fldChar w:fldCharType="separate"/>
-            </w:r>
-            <w:r>
-              <w:rPr>
-                <w:rFonts w:asciiTheme="minorHAnsi" w:eastAsia="Carlito" w:hAnsiTheme="minorHAnsi" w:cstheme="minorHAnsi"/>
-                <w:b/>
-                <w:bCs/>
-                <w:i w:val="0"/>
-                <w:iCs w:val="0"/>
-                <w:noProof/>
-                <w:color w:val="4472C4" w:themeColor="accent1"/>
-                <w:sz w:val="20"/>
-                <w:szCs w:val="20"/>
-                <w:lang w:val="es-ES" w:eastAsia="en-US"/>
-              </w:rPr>
-              <w:t>5</w:t>
-            </w:r>
-            <w:r>
-              <w:rPr>
-                <w:rFonts w:asciiTheme="minorHAnsi" w:eastAsia="Carlito" w:hAnsiTheme="minorHAnsi" w:cstheme="minorHAnsi"/>
-                <w:b/>
-                <w:bCs/>
-                <w:i w:val="0"/>
-                <w:iCs w:val="0"/>
-                <w:color w:val="4472C4" w:themeColor="accent1"/>
-                <w:sz w:val="20"/>
-                <w:szCs w:val="20"/>
-                <w:lang w:val="es-ES" w:eastAsia="en-US"/>
-              </w:rPr>
-              <w:fldChar w:fldCharType="end"/>
-            </w:r>
-            <w:r>
-              <w:rPr>
-                <w:rFonts w:asciiTheme="minorHAnsi" w:eastAsia="Carlito" w:hAnsiTheme="minorHAnsi" w:cstheme="minorHAnsi"/>
-                <w:b/>
-                <w:bCs/>
-                <w:i w:val="0"/>
-                <w:iCs w:val="0"/>
-                <w:color w:val="4472C4" w:themeColor="accent1"/>
-                <w:sz w:val="20"/>
-                <w:szCs w:val="20"/>
-                <w:lang w:val="es-ES" w:eastAsia="en-US"/>
-              </w:rPr>
-              <w:t>. Caso de Uso de Cambiar Contraseña.</w:t>
-            </w:r>
-            <w:bookmarkEnd w:id="37"/>
-            <w:bookmarkEnd w:id="38"/>
-            <w:bookmarkEnd w:id="39"/>
-          </w:p>
-        </w:tc>
-      </w:tr>
-      <w:tr>
-        <w:trPr>
-          <w:trHeight w:val="380"/>
-        </w:trPr>
-        <w:tc>
-          <w:tcPr>
-            <w:cnfStyle w:val="000010000000" w:firstRow="0" w:lastRow="0" w:firstColumn="0" w:lastColumn="0" w:oddVBand="1" w:evenVBand="0" w:oddHBand="0" w:evenHBand="0" w:firstRowFirstColumn="0" w:firstRowLastColumn="0" w:lastRowFirstColumn="0" w:lastRowLastColumn="0"/>
-            <w:tcW w:w="5000" w:type="pct"/>
-            <w:gridSpan w:val="5"/>
-            <w:vAlign w:val="center"/>
-          </w:tcPr>
-          <w:p>
-            <w:pPr>
-              <w:tabs>
-                <w:tab w:val="left" w:pos="3735"/>
-              </w:tabs>
-              <w:jc w:val="center"/>
-              <w:rPr>
-                <w:b/>
-              </w:rPr>
-            </w:pPr>
-            <w:r>
-              <w:rPr>
-                <w:b/>
-              </w:rPr>
-              <w:t>Flujo básico</w:t>
-            </w:r>
-          </w:p>
-        </w:tc>
-      </w:tr>
-      <w:tr>
-        <w:trPr>
-          <w:cnfStyle w:val="000000100000" w:firstRow="0" w:lastRow="0" w:firstColumn="0" w:lastColumn="0" w:oddVBand="0" w:evenVBand="0" w:oddHBand="1" w:evenHBand="0" w:firstRowFirstColumn="0" w:firstRowLastColumn="0" w:lastRowFirstColumn="0" w:lastRowLastColumn="0"/>
-          <w:trHeight w:val="100"/>
-        </w:trPr>
-        <w:tc>
-          <w:tcPr>
-            <w:cnfStyle w:val="000010000000" w:firstRow="0" w:lastRow="0" w:firstColumn="0" w:lastColumn="0" w:oddVBand="1" w:evenVBand="0" w:oddHBand="0" w:evenHBand="0" w:firstRowFirstColumn="0" w:firstRowLastColumn="0" w:lastRowFirstColumn="0" w:lastRowLastColumn="0"/>
-            <w:tcW w:w="5000" w:type="pct"/>
-            <w:gridSpan w:val="5"/>
-          </w:tcPr>
-          <w:p>
-            <w:pPr>
-              <w:jc w:val="center"/>
-              <w:rPr>
-                <w:b/>
-              </w:rPr>
-            </w:pPr>
-            <w:r>
-              <w:rPr>
-                <w:b/>
-              </w:rPr>
-              <w:t>CAMBIAR CONTRASEÑA POR CADUCIDAD</w:t>
-            </w:r>
-          </w:p>
-        </w:tc>
-      </w:tr>
-      <w:tr>
-        <w:trPr>
-          <w:trHeight w:val="100"/>
-        </w:trPr>
-        <w:tc>
-          <w:tcPr>
-            <w:cnfStyle w:val="000010000000" w:firstRow="0" w:lastRow="0" w:firstColumn="0" w:lastColumn="0" w:oddVBand="1" w:evenVBand="0" w:oddHBand="0" w:evenHBand="0" w:firstRowFirstColumn="0" w:firstRowLastColumn="0" w:lastRowFirstColumn="0" w:lastRowLastColumn="0"/>
-            <w:tcW w:w="2671" w:type="pct"/>
-            <w:gridSpan w:val="3"/>
-          </w:tcPr>
-          <w:p>
-            <w:pPr>
-              <w:jc w:val="center"/>
-              <w:rPr>
-                <w:b/>
-              </w:rPr>
-            </w:pPr>
-            <w:r>
-              <w:rPr>
-                <w:b/>
-              </w:rPr>
-              <w:t>USUARIO</w:t>
-            </w:r>
-          </w:p>
-        </w:tc>
-        <w:tc>
-          <w:tcPr>
-            <w:tcW w:w="2329" w:type="pct"/>
-            <w:gridSpan w:val="2"/>
-          </w:tcPr>
-          <w:p>
-            <w:pPr>
-              <w:jc w:val="center"/>
-              <w:cnfStyle w:val="000000000000" w:firstRow="0" w:lastRow="0" w:firstColumn="0" w:lastColumn="0" w:oddVBand="0" w:evenVBand="0" w:oddHBand="0" w:evenHBand="0" w:firstRowFirstColumn="0" w:firstRowLastColumn="0" w:lastRowFirstColumn="0" w:lastRowLastColumn="0"/>
-              <w:rPr>
-                <w:b/>
-              </w:rPr>
-            </w:pPr>
-            <w:r>
-              <w:rPr>
-                <w:b/>
-              </w:rPr>
-              <w:t>SISTEMA</w:t>
-            </w:r>
-          </w:p>
-        </w:tc>
-      </w:tr>
-      <w:tr>
-        <w:trPr>
-          <w:cnfStyle w:val="000000100000" w:firstRow="0" w:lastRow="0" w:firstColumn="0" w:lastColumn="0" w:oddVBand="0" w:evenVBand="0" w:oddHBand="1" w:evenHBand="0" w:firstRowFirstColumn="0" w:firstRowLastColumn="0" w:lastRowFirstColumn="0" w:lastRowLastColumn="0"/>
-          <w:trHeight w:val="570"/>
-        </w:trPr>
-        <w:tc>
-          <w:tcPr>
-            <w:cnfStyle w:val="000010000000" w:firstRow="0" w:lastRow="0" w:firstColumn="0" w:lastColumn="0" w:oddVBand="1" w:evenVBand="0" w:oddHBand="0" w:evenHBand="0" w:firstRowFirstColumn="0" w:firstRowLastColumn="0" w:lastRowFirstColumn="0" w:lastRowLastColumn="0"/>
-            <w:tcW w:w="2671" w:type="pct"/>
-            <w:gridSpan w:val="3"/>
-          </w:tcPr>
-          <w:p>
-            <w:pPr>
-              <w:pStyle w:val="Prrafodelista"/>
-              <w:numPr>
-                <w:ilvl w:val="0"/>
-                <w:numId w:val="24"/>
-              </w:numPr>
-              <w:jc w:val="both"/>
-            </w:pPr>
-            <w:r>
-              <w:t xml:space="preserve">El </w:t>
-            </w:r>
-            <w:r>
-              <w:t>usuario</w:t>
-            </w:r>
-            <w:r>
-              <w:t xml:space="preserve"> </w:t>
-            </w:r>
-            <w:r>
-              <w:t xml:space="preserve">debe ingresar a la pantalla del </w:t>
-            </w:r>
-            <w:proofErr w:type="spellStart"/>
-            <w:r>
-              <w:t>login</w:t>
-            </w:r>
-            <w:proofErr w:type="spellEnd"/>
-            <w:r>
-              <w:t>.</w:t>
-            </w:r>
-          </w:p>
-        </w:tc>
-        <w:tc>
-          <w:tcPr>
-            <w:tcW w:w="2329" w:type="pct"/>
-            <w:gridSpan w:val="2"/>
-          </w:tcPr>
-          <w:p>
-            <w:pPr>
-              <w:pStyle w:val="Prrafodelista"/>
-              <w:numPr>
-                <w:ilvl w:val="0"/>
-                <w:numId w:val="24"/>
-              </w:numPr>
-              <w:cnfStyle w:val="000000100000" w:firstRow="0" w:lastRow="0" w:firstColumn="0" w:lastColumn="0" w:oddVBand="0" w:evenVBand="0" w:oddHBand="1" w:evenHBand="0" w:firstRowFirstColumn="0" w:firstRowLastColumn="0" w:lastRowFirstColumn="0" w:lastRowLastColumn="0"/>
-            </w:pPr>
-            <w:r>
-              <w:t xml:space="preserve">El sistema presenta </w:t>
-            </w:r>
-            <w:r>
-              <w:t>los campos vacíos</w:t>
-            </w:r>
-            <w:r>
-              <w:t xml:space="preserve"> </w:t>
-            </w:r>
-            <w:r>
-              <w:t>de usuario y contraseña.</w:t>
-            </w:r>
-          </w:p>
-        </w:tc>
-      </w:tr>
-      <w:tr>
-        <w:trPr>
-          <w:trHeight w:val="100"/>
-        </w:trPr>
-        <w:tc>
-          <w:tcPr>
-            <w:cnfStyle w:val="000010000000" w:firstRow="0" w:lastRow="0" w:firstColumn="0" w:lastColumn="0" w:oddVBand="1" w:evenVBand="0" w:oddHBand="0" w:evenHBand="0" w:firstRowFirstColumn="0" w:firstRowLastColumn="0" w:lastRowFirstColumn="0" w:lastRowLastColumn="0"/>
-            <w:tcW w:w="2671" w:type="pct"/>
-            <w:gridSpan w:val="3"/>
-          </w:tcPr>
-          <w:p>
-            <w:pPr>
-              <w:pStyle w:val="Prrafodelista"/>
-              <w:numPr>
-                <w:ilvl w:val="0"/>
-                <w:numId w:val="24"/>
-              </w:numPr>
-              <w:jc w:val="both"/>
-            </w:pPr>
-            <w:r>
-              <w:t>El usuario ingresa su nombre de usuario y contraseña.</w:t>
-            </w:r>
-          </w:p>
-        </w:tc>
-        <w:tc>
-          <w:tcPr>
-            <w:tcW w:w="2329" w:type="pct"/>
-            <w:gridSpan w:val="2"/>
-          </w:tcPr>
-          <w:p>
-            <w:pPr>
-              <w:pStyle w:val="Prrafodelista"/>
-              <w:numPr>
-                <w:ilvl w:val="0"/>
-                <w:numId w:val="24"/>
-              </w:numPr>
-              <w:jc w:val="both"/>
-              <w:cnfStyle w:val="000000000000" w:firstRow="0" w:lastRow="0" w:firstColumn="0" w:lastColumn="0" w:oddVBand="0" w:evenVBand="0" w:oddHBand="0" w:evenHBand="0" w:firstRowFirstColumn="0" w:firstRowLastColumn="0" w:lastRowFirstColumn="0" w:lastRowLastColumn="0"/>
-            </w:pPr>
-            <w:r>
-              <w:t>El sistema valida los datos ingresados.</w:t>
-            </w:r>
-          </w:p>
-        </w:tc>
-      </w:tr>
-      <w:tr>
-        <w:trPr>
-          <w:cnfStyle w:val="000000100000" w:firstRow="0" w:lastRow="0" w:firstColumn="0" w:lastColumn="0" w:oddVBand="0" w:evenVBand="0" w:oddHBand="1" w:evenHBand="0" w:firstRowFirstColumn="0" w:firstRowLastColumn="0" w:lastRowFirstColumn="0" w:lastRowLastColumn="0"/>
-          <w:trHeight w:val="100"/>
-        </w:trPr>
-        <w:tc>
-          <w:tcPr>
-            <w:cnfStyle w:val="000010000000" w:firstRow="0" w:lastRow="0" w:firstColumn="0" w:lastColumn="0" w:oddVBand="1" w:evenVBand="0" w:oddHBand="0" w:evenHBand="0" w:firstRowFirstColumn="0" w:firstRowLastColumn="0" w:lastRowFirstColumn="0" w:lastRowLastColumn="0"/>
-            <w:tcW w:w="2671" w:type="pct"/>
-            <w:gridSpan w:val="3"/>
-            <w:vMerge w:val="restart"/>
-          </w:tcPr>
-          <w:p>
-            <w:pPr>
-              <w:pStyle w:val="Prrafodelista"/>
-              <w:numPr>
-                <w:ilvl w:val="0"/>
-                <w:numId w:val="24"/>
-              </w:numPr>
-              <w:jc w:val="both"/>
-            </w:pPr>
-            <w:r>
-              <w:t>El usuario ingresa la nueva contraseña.</w:t>
-            </w:r>
-          </w:p>
-          <w:p>
-            <w:pPr>
-              <w:jc w:val="both"/>
-            </w:pPr>
-          </w:p>
-        </w:tc>
-        <w:tc>
-          <w:tcPr>
-            <w:tcW w:w="2329" w:type="pct"/>
-            <w:gridSpan w:val="2"/>
-          </w:tcPr>
-          <w:p>
-            <w:pPr>
-              <w:pStyle w:val="Prrafodelista"/>
-              <w:numPr>
-                <w:ilvl w:val="0"/>
-                <w:numId w:val="24"/>
-              </w:numPr>
-              <w:jc w:val="both"/>
-              <w:cnfStyle w:val="000000100000" w:firstRow="0" w:lastRow="0" w:firstColumn="0" w:lastColumn="0" w:oddVBand="0" w:evenVBand="0" w:oddHBand="1" w:evenHBand="0" w:firstRowFirstColumn="0" w:firstRowLastColumn="0" w:lastRowFirstColumn="0" w:lastRowLastColumn="0"/>
-            </w:pPr>
-            <w:r>
-              <w:t xml:space="preserve">El sistema </w:t>
-            </w:r>
-            <w:r>
-              <w:t>presenta una interfaz de usuario donde se informa el cambio de contraseña, presenta dos campos de ingreso de nueva contraseña y la confirmación de esta.</w:t>
-            </w:r>
-          </w:p>
-        </w:tc>
-      </w:tr>
-      <w:tr>
-        <w:trPr>
-          <w:trHeight w:val="100"/>
-        </w:trPr>
-        <w:tc>
-          <w:tcPr>
-            <w:cnfStyle w:val="000010000000" w:firstRow="0" w:lastRow="0" w:firstColumn="0" w:lastColumn="0" w:oddVBand="1" w:evenVBand="0" w:oddHBand="0" w:evenHBand="0" w:firstRowFirstColumn="0" w:firstRowLastColumn="0" w:lastRowFirstColumn="0" w:lastRowLastColumn="0"/>
-            <w:tcW w:w="2671" w:type="pct"/>
-            <w:gridSpan w:val="3"/>
-            <w:vMerge/>
-          </w:tcPr>
-          <w:p>
-            <w:pPr>
-              <w:pStyle w:val="Prrafodelista"/>
-              <w:numPr>
-                <w:ilvl w:val="0"/>
-                <w:numId w:val="24"/>
-              </w:numPr>
-              <w:jc w:val="both"/>
-            </w:pPr>
-          </w:p>
-        </w:tc>
-        <w:tc>
-          <w:tcPr>
-            <w:tcW w:w="2329" w:type="pct"/>
-            <w:gridSpan w:val="2"/>
-          </w:tcPr>
-          <w:p>
-            <w:pPr>
-              <w:pStyle w:val="Prrafodelista"/>
-              <w:numPr>
-                <w:ilvl w:val="0"/>
-                <w:numId w:val="24"/>
-              </w:numPr>
-              <w:jc w:val="both"/>
-              <w:cnfStyle w:val="000000000000" w:firstRow="0" w:lastRow="0" w:firstColumn="0" w:lastColumn="0" w:oddVBand="0" w:evenVBand="0" w:oddHBand="0" w:evenHBand="0" w:firstRowFirstColumn="0" w:firstRowLastColumn="0" w:lastRowFirstColumn="0" w:lastRowLastColumn="0"/>
-            </w:pPr>
-            <w:r>
-              <w:t xml:space="preserve">El sistema valida que la nueva contraseña sea válida según los </w:t>
-            </w:r>
-            <w:r>
-              <w:lastRenderedPageBreak/>
-              <w:t>parámetros requeridos por el sistema.</w:t>
-            </w:r>
-          </w:p>
-        </w:tc>
-      </w:tr>
-      <w:tr>
-        <w:trPr>
-          <w:cnfStyle w:val="000000100000" w:firstRow="0" w:lastRow="0" w:firstColumn="0" w:lastColumn="0" w:oddVBand="0" w:evenVBand="0" w:oddHBand="1" w:evenHBand="0" w:firstRowFirstColumn="0" w:firstRowLastColumn="0" w:lastRowFirstColumn="0" w:lastRowLastColumn="0"/>
-          <w:trHeight w:val="100"/>
-        </w:trPr>
-        <w:tc>
-          <w:tcPr>
-            <w:cnfStyle w:val="000010000000" w:firstRow="0" w:lastRow="0" w:firstColumn="0" w:lastColumn="0" w:oddVBand="1" w:evenVBand="0" w:oddHBand="0" w:evenHBand="0" w:firstRowFirstColumn="0" w:firstRowLastColumn="0" w:lastRowFirstColumn="0" w:lastRowLastColumn="0"/>
-            <w:tcW w:w="2671" w:type="pct"/>
-            <w:gridSpan w:val="3"/>
-            <w:vMerge/>
-          </w:tcPr>
-          <w:p>
-            <w:pPr>
-              <w:pStyle w:val="Prrafodelista"/>
-              <w:numPr>
-                <w:ilvl w:val="0"/>
-                <w:numId w:val="24"/>
-              </w:numPr>
-              <w:jc w:val="both"/>
-            </w:pPr>
-          </w:p>
-        </w:tc>
-        <w:tc>
-          <w:tcPr>
-            <w:tcW w:w="2329" w:type="pct"/>
-            <w:gridSpan w:val="2"/>
-          </w:tcPr>
-          <w:p>
-            <w:pPr>
-              <w:pStyle w:val="Prrafodelista"/>
-              <w:numPr>
-                <w:ilvl w:val="0"/>
-                <w:numId w:val="24"/>
-              </w:numPr>
-              <w:jc w:val="both"/>
-              <w:cnfStyle w:val="000000100000" w:firstRow="0" w:lastRow="0" w:firstColumn="0" w:lastColumn="0" w:oddVBand="0" w:evenVBand="0" w:oddHBand="1" w:evenHBand="0" w:firstRowFirstColumn="0" w:firstRowLastColumn="0" w:lastRowFirstColumn="0" w:lastRowLastColumn="0"/>
-            </w:pPr>
-            <w:r>
-              <w:t>El sistema envía a la interfaz ya sea de cliente o administrador.</w:t>
-            </w:r>
-          </w:p>
-        </w:tc>
-      </w:tr>
-      <w:tr>
-        <w:trPr>
-          <w:trHeight w:val="100"/>
-        </w:trPr>
-        <w:tc>
-          <w:tcPr>
-            <w:cnfStyle w:val="000010000000" w:firstRow="0" w:lastRow="0" w:firstColumn="0" w:lastColumn="0" w:oddVBand="1" w:evenVBand="0" w:oddHBand="0" w:evenHBand="0" w:firstRowFirstColumn="0" w:firstRowLastColumn="0" w:lastRowFirstColumn="0" w:lastRowLastColumn="0"/>
-            <w:tcW w:w="5000" w:type="pct"/>
-            <w:gridSpan w:val="5"/>
-          </w:tcPr>
-          <w:p>
-            <w:pPr>
-              <w:jc w:val="center"/>
-              <w:rPr>
-                <w:b/>
-                <w:bCs/>
-              </w:rPr>
-            </w:pPr>
-            <w:r>
-              <w:rPr>
-                <w:b/>
-                <w:bCs/>
-              </w:rPr>
-              <w:t>CAMBIAR CONTRASEÑA</w:t>
-            </w:r>
-          </w:p>
-        </w:tc>
-      </w:tr>
-      <w:tr>
-        <w:trPr>
-          <w:cnfStyle w:val="000000100000" w:firstRow="0" w:lastRow="0" w:firstColumn="0" w:lastColumn="0" w:oddVBand="0" w:evenVBand="0" w:oddHBand="1" w:evenHBand="0" w:firstRowFirstColumn="0" w:firstRowLastColumn="0" w:lastRowFirstColumn="0" w:lastRowLastColumn="0"/>
-          <w:trHeight w:val="100"/>
-        </w:trPr>
-        <w:tc>
-          <w:tcPr>
-            <w:cnfStyle w:val="000010000000" w:firstRow="0" w:lastRow="0" w:firstColumn="0" w:lastColumn="0" w:oddVBand="1" w:evenVBand="0" w:oddHBand="0" w:evenHBand="0" w:firstRowFirstColumn="0" w:firstRowLastColumn="0" w:lastRowFirstColumn="0" w:lastRowLastColumn="0"/>
-            <w:tcW w:w="2671" w:type="pct"/>
-            <w:gridSpan w:val="3"/>
-          </w:tcPr>
-          <w:p>
-            <w:pPr>
-              <w:jc w:val="center"/>
-              <w:rPr>
-                <w:b/>
-                <w:bCs/>
-              </w:rPr>
-            </w:pPr>
-            <w:r>
-              <w:rPr>
-                <w:b/>
-                <w:bCs/>
-              </w:rPr>
-              <w:t>USUARIO</w:t>
-            </w:r>
-          </w:p>
-        </w:tc>
-        <w:tc>
-          <w:tcPr>
-            <w:tcW w:w="2329" w:type="pct"/>
-            <w:gridSpan w:val="2"/>
-          </w:tcPr>
-          <w:p>
-            <w:pPr>
-              <w:jc w:val="center"/>
-              <w:cnfStyle w:val="000000100000" w:firstRow="0" w:lastRow="0" w:firstColumn="0" w:lastColumn="0" w:oddVBand="0" w:evenVBand="0" w:oddHBand="1" w:evenHBand="0" w:firstRowFirstColumn="0" w:firstRowLastColumn="0" w:lastRowFirstColumn="0" w:lastRowLastColumn="0"/>
-              <w:rPr>
-                <w:b/>
-                <w:bCs/>
-              </w:rPr>
-            </w:pPr>
-            <w:r>
-              <w:rPr>
-                <w:b/>
-                <w:bCs/>
-              </w:rPr>
-              <w:t>SISTEMA</w:t>
-            </w:r>
-          </w:p>
-        </w:tc>
-      </w:tr>
-      <w:tr>
-        <w:trPr>
-          <w:trHeight w:val="100"/>
-        </w:trPr>
-        <w:tc>
-          <w:tcPr>
-            <w:cnfStyle w:val="000010000000" w:firstRow="0" w:lastRow="0" w:firstColumn="0" w:lastColumn="0" w:oddVBand="1" w:evenVBand="0" w:oddHBand="0" w:evenHBand="0" w:firstRowFirstColumn="0" w:firstRowLastColumn="0" w:lastRowFirstColumn="0" w:lastRowLastColumn="0"/>
-            <w:tcW w:w="2671" w:type="pct"/>
-            <w:gridSpan w:val="3"/>
-          </w:tcPr>
-          <w:p>
-            <w:pPr>
-              <w:pStyle w:val="Prrafodelista"/>
-              <w:numPr>
-                <w:ilvl w:val="0"/>
-                <w:numId w:val="25"/>
-              </w:numPr>
-              <w:jc w:val="both"/>
-            </w:pPr>
-            <w:r>
-              <w:t xml:space="preserve">El usuario ingresa a la interfaz de </w:t>
-            </w:r>
-            <w:proofErr w:type="spellStart"/>
-            <w:r>
-              <w:t>login</w:t>
-            </w:r>
-            <w:proofErr w:type="spellEnd"/>
-            <w:r>
-              <w:t xml:space="preserve"> y hace clic en Olvidó su contraseña. </w:t>
-            </w:r>
-          </w:p>
-        </w:tc>
-        <w:tc>
-          <w:tcPr>
-            <w:tcW w:w="2329" w:type="pct"/>
-            <w:gridSpan w:val="2"/>
-          </w:tcPr>
-          <w:p>
-            <w:pPr>
-              <w:pStyle w:val="Prrafodelista"/>
-              <w:numPr>
-                <w:ilvl w:val="0"/>
-                <w:numId w:val="25"/>
-              </w:numPr>
-              <w:cnfStyle w:val="000000000000" w:firstRow="0" w:lastRow="0" w:firstColumn="0" w:lastColumn="0" w:oddVBand="0" w:evenVBand="0" w:oddHBand="0" w:evenHBand="0" w:firstRowFirstColumn="0" w:firstRowLastColumn="0" w:lastRowFirstColumn="0" w:lastRowLastColumn="0"/>
-            </w:pPr>
-            <w:r>
-              <w:t>El sistema solicita el correo electrónico con el que ha sido registrado.</w:t>
-            </w:r>
-          </w:p>
-        </w:tc>
-      </w:tr>
-      <w:tr>
-        <w:trPr>
-          <w:cnfStyle w:val="000000100000" w:firstRow="0" w:lastRow="0" w:firstColumn="0" w:lastColumn="0" w:oddVBand="0" w:evenVBand="0" w:oddHBand="1" w:evenHBand="0" w:firstRowFirstColumn="0" w:firstRowLastColumn="0" w:lastRowFirstColumn="0" w:lastRowLastColumn="0"/>
-          <w:trHeight w:val="100"/>
-        </w:trPr>
-        <w:tc>
-          <w:tcPr>
-            <w:cnfStyle w:val="000010000000" w:firstRow="0" w:lastRow="0" w:firstColumn="0" w:lastColumn="0" w:oddVBand="1" w:evenVBand="0" w:oddHBand="0" w:evenHBand="0" w:firstRowFirstColumn="0" w:firstRowLastColumn="0" w:lastRowFirstColumn="0" w:lastRowLastColumn="0"/>
-            <w:tcW w:w="2671" w:type="pct"/>
-            <w:gridSpan w:val="3"/>
-          </w:tcPr>
-          <w:p>
-            <w:pPr>
-              <w:pStyle w:val="Prrafodelista"/>
-              <w:numPr>
-                <w:ilvl w:val="0"/>
-                <w:numId w:val="25"/>
-              </w:numPr>
-              <w:jc w:val="both"/>
-            </w:pPr>
-            <w:r>
-              <w:t>El usuario recibe el email y seguido hace clic en el link.</w:t>
-            </w:r>
-          </w:p>
-        </w:tc>
-        <w:tc>
-          <w:tcPr>
-            <w:tcW w:w="2329" w:type="pct"/>
-            <w:gridSpan w:val="2"/>
-          </w:tcPr>
-          <w:p>
-            <w:pPr>
-              <w:pStyle w:val="Prrafodelista"/>
-              <w:numPr>
-                <w:ilvl w:val="0"/>
-                <w:numId w:val="25"/>
-              </w:numPr>
-              <w:jc w:val="both"/>
-              <w:cnfStyle w:val="000000100000" w:firstRow="0" w:lastRow="0" w:firstColumn="0" w:lastColumn="0" w:oddVBand="0" w:evenVBand="0" w:oddHBand="1" w:evenHBand="0" w:firstRowFirstColumn="0" w:firstRowLastColumn="0" w:lastRowFirstColumn="0" w:lastRowLastColumn="0"/>
-            </w:pPr>
-            <w:r>
-              <w:t>El sistema envía un mail con un enlace para realizar el cambio.</w:t>
-            </w:r>
-          </w:p>
-        </w:tc>
-      </w:tr>
-      <w:tr>
-        <w:trPr>
-          <w:trHeight w:val="100"/>
-        </w:trPr>
-        <w:tc>
-          <w:tcPr>
-            <w:cnfStyle w:val="000010000000" w:firstRow="0" w:lastRow="0" w:firstColumn="0" w:lastColumn="0" w:oddVBand="1" w:evenVBand="0" w:oddHBand="0" w:evenHBand="0" w:firstRowFirstColumn="0" w:firstRowLastColumn="0" w:lastRowFirstColumn="0" w:lastRowLastColumn="0"/>
-            <w:tcW w:w="2671" w:type="pct"/>
-            <w:gridSpan w:val="3"/>
-            <w:vMerge w:val="restart"/>
-          </w:tcPr>
-          <w:p>
-            <w:pPr>
-              <w:pStyle w:val="Prrafodelista"/>
-              <w:numPr>
-                <w:ilvl w:val="0"/>
-                <w:numId w:val="25"/>
-              </w:numPr>
-              <w:jc w:val="both"/>
-            </w:pPr>
-            <w:r>
-              <w:t>El usuario ingresa la nueva contraseña.</w:t>
-            </w:r>
-          </w:p>
-        </w:tc>
-        <w:tc>
-          <w:tcPr>
-            <w:tcW w:w="2329" w:type="pct"/>
-            <w:gridSpan w:val="2"/>
-          </w:tcPr>
-          <w:p>
-            <w:pPr>
-              <w:pStyle w:val="Prrafodelista"/>
-              <w:numPr>
-                <w:ilvl w:val="0"/>
-                <w:numId w:val="25"/>
-              </w:numPr>
-              <w:jc w:val="both"/>
-              <w:cnfStyle w:val="000000000000" w:firstRow="0" w:lastRow="0" w:firstColumn="0" w:lastColumn="0" w:oddVBand="0" w:evenVBand="0" w:oddHBand="0" w:evenHBand="0" w:firstRowFirstColumn="0" w:firstRowLastColumn="0" w:lastRowFirstColumn="0" w:lastRowLastColumn="0"/>
-            </w:pPr>
-            <w:r>
-              <w:t>El sistema dirige al usuario a una nueva interfaz donde se presenta los campos para el ingreso de la nueva contraseña.</w:t>
-            </w:r>
-          </w:p>
-        </w:tc>
-      </w:tr>
-      <w:tr>
-        <w:trPr>
-          <w:cnfStyle w:val="000000100000" w:firstRow="0" w:lastRow="0" w:firstColumn="0" w:lastColumn="0" w:oddVBand="0" w:evenVBand="0" w:oddHBand="1" w:evenHBand="0" w:firstRowFirstColumn="0" w:firstRowLastColumn="0" w:lastRowFirstColumn="0" w:lastRowLastColumn="0"/>
-          <w:trHeight w:val="100"/>
-        </w:trPr>
-        <w:tc>
-          <w:tcPr>
-            <w:cnfStyle w:val="000010000000" w:firstRow="0" w:lastRow="0" w:firstColumn="0" w:lastColumn="0" w:oddVBand="1" w:evenVBand="0" w:oddHBand="0" w:evenHBand="0" w:firstRowFirstColumn="0" w:firstRowLastColumn="0" w:lastRowFirstColumn="0" w:lastRowLastColumn="0"/>
-            <w:tcW w:w="2671" w:type="pct"/>
-            <w:gridSpan w:val="3"/>
-            <w:vMerge/>
-          </w:tcPr>
-          <w:p>
-            <w:pPr>
-              <w:pStyle w:val="Prrafodelista"/>
-              <w:numPr>
-                <w:ilvl w:val="0"/>
-                <w:numId w:val="25"/>
-              </w:numPr>
-              <w:jc w:val="both"/>
-            </w:pPr>
-          </w:p>
-        </w:tc>
-        <w:tc>
-          <w:tcPr>
-            <w:tcW w:w="2329" w:type="pct"/>
-            <w:gridSpan w:val="2"/>
-          </w:tcPr>
-          <w:p>
-            <w:pPr>
-              <w:pStyle w:val="Prrafodelista"/>
-              <w:numPr>
-                <w:ilvl w:val="0"/>
-                <w:numId w:val="25"/>
-              </w:numPr>
-              <w:jc w:val="both"/>
-              <w:cnfStyle w:val="000000100000" w:firstRow="0" w:lastRow="0" w:firstColumn="0" w:lastColumn="0" w:oddVBand="0" w:evenVBand="0" w:oddHBand="1" w:evenHBand="0" w:firstRowFirstColumn="0" w:firstRowLastColumn="0" w:lastRowFirstColumn="0" w:lastRowLastColumn="0"/>
-            </w:pPr>
-            <w:r>
-              <w:t xml:space="preserve">El sistema valida que la nueva contraseña sea </w:t>
-            </w:r>
-            <w:r>
-              <w:t>permitida</w:t>
-            </w:r>
-            <w:r>
-              <w:t>.</w:t>
-            </w:r>
-          </w:p>
-        </w:tc>
-      </w:tr>
-      <w:tr>
-        <w:trPr>
-          <w:trHeight w:val="100"/>
-        </w:trPr>
-        <w:tc>
-          <w:tcPr>
-            <w:cnfStyle w:val="000010000000" w:firstRow="0" w:lastRow="0" w:firstColumn="0" w:lastColumn="0" w:oddVBand="1" w:evenVBand="0" w:oddHBand="0" w:evenHBand="0" w:firstRowFirstColumn="0" w:firstRowLastColumn="0" w:lastRowFirstColumn="0" w:lastRowLastColumn="0"/>
-            <w:tcW w:w="2671" w:type="pct"/>
-            <w:gridSpan w:val="3"/>
-            <w:vMerge/>
-          </w:tcPr>
-          <w:p>
-            <w:pPr>
-              <w:pStyle w:val="Prrafodelista"/>
-              <w:numPr>
-                <w:ilvl w:val="0"/>
-                <w:numId w:val="25"/>
-              </w:numPr>
-              <w:jc w:val="both"/>
-            </w:pPr>
-          </w:p>
-        </w:tc>
-        <w:tc>
-          <w:tcPr>
-            <w:tcW w:w="2329" w:type="pct"/>
-            <w:gridSpan w:val="2"/>
-          </w:tcPr>
-          <w:p>
-            <w:pPr>
-              <w:pStyle w:val="Prrafodelista"/>
-              <w:numPr>
-                <w:ilvl w:val="0"/>
-                <w:numId w:val="25"/>
-              </w:numPr>
-              <w:jc w:val="both"/>
-              <w:cnfStyle w:val="000000000000" w:firstRow="0" w:lastRow="0" w:firstColumn="0" w:lastColumn="0" w:oddVBand="0" w:evenVBand="0" w:oddHBand="0" w:evenHBand="0" w:firstRowFirstColumn="0" w:firstRowLastColumn="0" w:lastRowFirstColumn="0" w:lastRowLastColumn="0"/>
-            </w:pPr>
-            <w:r>
-              <w:t>El sistema emite un mensaje de confirmación</w:t>
-            </w:r>
-          </w:p>
-        </w:tc>
-      </w:tr>
-      <w:tr>
-        <w:trPr>
-          <w:cnfStyle w:val="000000100000" w:firstRow="0" w:lastRow="0" w:firstColumn="0" w:lastColumn="0" w:oddVBand="0" w:evenVBand="0" w:oddHBand="1" w:evenHBand="0" w:firstRowFirstColumn="0" w:firstRowLastColumn="0" w:lastRowFirstColumn="0" w:lastRowLastColumn="0"/>
-          <w:trHeight w:val="100"/>
-        </w:trPr>
-        <w:tc>
-          <w:tcPr>
-            <w:cnfStyle w:val="000010000000" w:firstRow="0" w:lastRow="0" w:firstColumn="0" w:lastColumn="0" w:oddVBand="1" w:evenVBand="0" w:oddHBand="0" w:evenHBand="0" w:firstRowFirstColumn="0" w:firstRowLastColumn="0" w:lastRowFirstColumn="0" w:lastRowLastColumn="0"/>
-            <w:tcW w:w="5000" w:type="pct"/>
-            <w:gridSpan w:val="5"/>
-          </w:tcPr>
-          <w:p>
-            <w:pPr>
-              <w:tabs>
-                <w:tab w:val="left" w:pos="3540"/>
-              </w:tabs>
-              <w:jc w:val="both"/>
-              <w:rPr>
-                <w:b/>
-              </w:rPr>
-            </w:pPr>
-            <w:r>
-              <w:rPr>
-                <w:b/>
-              </w:rPr>
-              <w:t>Flujo Alternativo</w:t>
-            </w:r>
-            <w:r>
-              <w:rPr>
-                <w:b/>
-              </w:rPr>
-              <w:tab/>
-            </w:r>
-          </w:p>
-        </w:tc>
-      </w:tr>
-      <w:tr>
-        <w:trPr>
-          <w:trHeight w:val="100"/>
-        </w:trPr>
-        <w:tc>
-          <w:tcPr>
-            <w:cnfStyle w:val="000010000000" w:firstRow="0" w:lastRow="0" w:firstColumn="0" w:lastColumn="0" w:oddVBand="1" w:evenVBand="0" w:oddHBand="0" w:evenHBand="0" w:firstRowFirstColumn="0" w:firstRowLastColumn="0" w:lastRowFirstColumn="0" w:lastRowLastColumn="0"/>
-            <w:tcW w:w="5000" w:type="pct"/>
-            <w:gridSpan w:val="5"/>
-          </w:tcPr>
-          <w:p>
-            <w:pPr>
-              <w:pStyle w:val="Prrafodelista"/>
-              <w:numPr>
-                <w:ilvl w:val="0"/>
-                <w:numId w:val="27"/>
-              </w:numPr>
-              <w:jc w:val="both"/>
-            </w:pPr>
-            <w:r>
-              <w:rPr>
-                <w:b/>
-                <w:bCs/>
-              </w:rPr>
-              <w:t>CAMBIAR CONTRASEÑA POR CADUCIDAD:</w:t>
-            </w:r>
-            <w:r>
-              <w:t xml:space="preserve"> Si la contraseña nueva a ingresar no es válida, el sistema emite un mensaje de error mencionando que se debe ingresar una contraseña con los parámetros establecidos.</w:t>
-            </w:r>
-          </w:p>
-          <w:p>
-            <w:pPr>
-              <w:pStyle w:val="Prrafodelista"/>
-              <w:numPr>
-                <w:ilvl w:val="0"/>
-                <w:numId w:val="27"/>
-              </w:numPr>
-              <w:jc w:val="both"/>
-            </w:pPr>
-            <w:r>
-              <w:rPr>
-                <w:b/>
-                <w:bCs/>
-              </w:rPr>
-              <w:t>CAMBIAR CONTRASEÑA:</w:t>
-            </w:r>
-            <w:r>
-              <w:t xml:space="preserve"> Si la contraseña nueva a ingresar no es válida, el sistema emite un mensaje de error mencionando que se debe ingresar una contraseña con los parámetros establecidos.</w:t>
-            </w:r>
-          </w:p>
-        </w:tc>
-      </w:tr>
-      <w:tr>
-        <w:trPr>
-          <w:cnfStyle w:val="000000100000" w:firstRow="0" w:lastRow="0" w:firstColumn="0" w:lastColumn="0" w:oddVBand="0" w:evenVBand="0" w:oddHBand="1" w:evenHBand="0" w:firstRowFirstColumn="0" w:firstRowLastColumn="0" w:lastRowFirstColumn="0" w:lastRowLastColumn="0"/>
-          <w:trHeight w:val="260"/>
-        </w:trPr>
-        <w:tc>
-          <w:tcPr>
-            <w:cnfStyle w:val="000010000000" w:firstRow="0" w:lastRow="0" w:firstColumn="0" w:lastColumn="0" w:oddVBand="1" w:evenVBand="0" w:oddHBand="0" w:evenHBand="0" w:firstRowFirstColumn="0" w:firstRowLastColumn="0" w:lastRowFirstColumn="0" w:lastRowLastColumn="0"/>
-            <w:tcW w:w="1884" w:type="pct"/>
-            <w:gridSpan w:val="2"/>
-            <w:vAlign w:val="center"/>
-          </w:tcPr>
-          <w:p>
-            <w:pPr>
-              <w:jc w:val="right"/>
-              <w:rPr>
-                <w:b/>
-              </w:rPr>
-            </w:pPr>
-            <w:r>
-              <w:rPr>
-                <w:b/>
-              </w:rPr>
-              <w:t>Post condiciones</w:t>
-            </w:r>
-            <w:r>
-              <w:rPr>
-                <w:b/>
-              </w:rPr>
-              <w:t>:</w:t>
-            </w:r>
-          </w:p>
-        </w:tc>
-        <w:tc>
-          <w:tcPr>
-            <w:tcW w:w="3116" w:type="pct"/>
-            <w:gridSpan w:val="3"/>
-          </w:tcPr>
-          <w:p>
-            <w:pPr>
-              <w:jc w:val="both"/>
-              <w:cnfStyle w:val="000000100000" w:firstRow="0" w:lastRow="0" w:firstColumn="0" w:lastColumn="0" w:oddVBand="0" w:evenVBand="0" w:oddHBand="1" w:evenHBand="0" w:firstRowFirstColumn="0" w:firstRowLastColumn="0" w:lastRowFirstColumn="0" w:lastRowLastColumn="0"/>
-              <w:rPr>
-                <w:b/>
-              </w:rPr>
-            </w:pPr>
-            <w:r>
-              <w:t xml:space="preserve">1. El </w:t>
-            </w:r>
-            <w:r>
-              <w:t xml:space="preserve">usuario ha cambiado su contraseña. </w:t>
-            </w:r>
-          </w:p>
-        </w:tc>
-      </w:tr>
-      <w:tr>
-        <w:trPr>
-          <w:trHeight w:val="260"/>
-        </w:trPr>
-        <w:tc>
-          <w:tcPr>
-            <w:cnfStyle w:val="000010000000" w:firstRow="0" w:lastRow="0" w:firstColumn="0" w:lastColumn="0" w:oddVBand="1" w:evenVBand="0" w:oddHBand="0" w:evenHBand="0" w:firstRowFirstColumn="0" w:firstRowLastColumn="0" w:lastRowFirstColumn="0" w:lastRowLastColumn="0"/>
-            <w:tcW w:w="1884" w:type="pct"/>
-            <w:gridSpan w:val="2"/>
-            <w:vAlign w:val="center"/>
-          </w:tcPr>
-          <w:p>
-            <w:pPr>
-              <w:jc w:val="right"/>
-              <w:rPr>
-                <w:b/>
-              </w:rPr>
-            </w:pPr>
-            <w:r>
-              <w:rPr>
-                <w:b/>
-              </w:rPr>
-              <w:t xml:space="preserve">Casos de uso incluidos: </w:t>
-            </w:r>
-            <w:r>
-              <w:rPr>
-                <w:b/>
-              </w:rPr>
-              <w:t xml:space="preserve"> </w:t>
-            </w:r>
-          </w:p>
-        </w:tc>
-        <w:tc>
-          <w:tcPr>
-            <w:tcW w:w="3116" w:type="pct"/>
-            <w:gridSpan w:val="3"/>
-          </w:tcPr>
-          <w:p>
-            <w:pPr>
-              <w:jc w:val="both"/>
-              <w:cnfStyle w:val="000000000000" w:firstRow="0" w:lastRow="0" w:firstColumn="0" w:lastColumn="0" w:oddVBand="0" w:evenVBand="0" w:oddHBand="0" w:evenHBand="0" w:firstRowFirstColumn="0" w:firstRowLastColumn="0" w:lastRowFirstColumn="0" w:lastRowLastColumn="0"/>
-              <w:rPr>
-                <w:b/>
-              </w:rPr>
-            </w:pPr>
-            <w:r>
-              <w:rPr>
-                <w:bCs/>
-              </w:rPr>
-              <w:t>ECUD1,</w:t>
-            </w:r>
-            <w:r>
-              <w:rPr>
-                <w:b/>
-              </w:rPr>
-              <w:t xml:space="preserve"> </w:t>
-            </w:r>
-            <w:r>
-              <w:t>ECUD3</w:t>
-            </w:r>
-          </w:p>
-        </w:tc>
-      </w:tr>
-      <w:tr>
-        <w:trPr>
-          <w:cnfStyle w:val="000000100000" w:firstRow="0" w:lastRow="0" w:firstColumn="0" w:lastColumn="0" w:oddVBand="0" w:evenVBand="0" w:oddHBand="1" w:evenHBand="0" w:firstRowFirstColumn="0" w:firstRowLastColumn="0" w:lastRowFirstColumn="0" w:lastRowLastColumn="0"/>
-          <w:trHeight w:val="260"/>
-        </w:trPr>
-        <w:tc>
-          <w:tcPr>
-            <w:cnfStyle w:val="000010000000" w:firstRow="0" w:lastRow="0" w:firstColumn="0" w:lastColumn="0" w:oddVBand="1" w:evenVBand="0" w:oddHBand="0" w:evenHBand="0" w:firstRowFirstColumn="0" w:firstRowLastColumn="0" w:lastRowFirstColumn="0" w:lastRowLastColumn="0"/>
-            <w:tcW w:w="1884" w:type="pct"/>
-            <w:gridSpan w:val="2"/>
-            <w:vAlign w:val="center"/>
-          </w:tcPr>
-          <w:p>
-            <w:pPr>
-              <w:keepNext/>
-              <w:jc w:val="right"/>
-            </w:pPr>
-            <w:r>
-              <w:rPr>
-                <w:b/>
-              </w:rPr>
-              <w:t xml:space="preserve">Casos de uso extendidos: </w:t>
-            </w:r>
-          </w:p>
-        </w:tc>
-        <w:tc>
-          <w:tcPr>
-            <w:tcW w:w="3116" w:type="pct"/>
-            <w:gridSpan w:val="3"/>
-          </w:tcPr>
-          <w:p>
-            <w:pPr>
-              <w:keepNext/>
-              <w:jc w:val="both"/>
-              <w:cnfStyle w:val="000000100000" w:firstRow="0" w:lastRow="0" w:firstColumn="0" w:lastColumn="0" w:oddVBand="0" w:evenVBand="0" w:oddHBand="1" w:evenHBand="0" w:firstRowFirstColumn="0" w:firstRowLastColumn="0" w:lastRowFirstColumn="0" w:lastRowLastColumn="0"/>
-            </w:pPr>
-          </w:p>
-        </w:tc>
-      </w:tr>
-    </w:tbl>
-    <w:p>
-      <w:pPr>
-        <w:rPr>
-          <w:i/>
-          <w:iCs/>
-          <w:color w:val="FF0000"/>
-        </w:rPr>
-      </w:pPr>
-    </w:p>
-    <w:p/>
     <w:sectPr>
       <w:pgSz w:w="11906" w:h="16838"/>
       <w:pgMar w:top="1440" w:right="1440" w:bottom="1440" w:left="1440" w:header="708" w:footer="708" w:gutter="0"/>
@@ -14755,7 +9074,7 @@
 </file>
 
 <file path=word/endnotes.xml><?xml version="1.0" encoding="utf-8"?>
-<w:endnotes xmlns:wpc="http://schemas.microsoft.com/office/word/2010/wordprocessingCanvas" xmlns:mc="http://schemas.openxmlformats.org/markup-compatibility/2006" xmlns:o="urn:schemas-microsoft-com:office:office" xmlns:r="http://schemas.openxmlformats.org/officeDocument/2006/relationships" xmlns:m="http://schemas.openxmlformats.org/officeDocument/2006/math" xmlns:v="urn:schemas-microsoft-com:vml" xmlns:wp14="http://schemas.microsoft.com/office/word/2010/wordprocessingDrawing" xmlns:wp="http://schemas.openxmlformats.org/drawingml/2006/wordprocessingDrawing" xmlns:w10="urn:schemas-microsoft-com:office:word" xmlns:w="http://schemas.openxmlformats.org/wordprocessingml/2006/main" xmlns:w14="http://schemas.microsoft.com/office/word/2010/wordml" xmlns:w15="http://schemas.microsoft.com/office/word/2012/wordml" xmlns:wpg="http://schemas.microsoft.com/office/word/2010/wordprocessingGroup" xmlns:wpi="http://schemas.microsoft.com/office/word/2010/wordprocessingInk" xmlns:wne="http://schemas.microsoft.com/office/word/2006/wordml" xmlns:wps="http://schemas.microsoft.com/office/word/2010/wordprocessingShape" mc:Ignorable="w14 w15 wp14">
+<w:endnotes xmlns:wpc="http://schemas.microsoft.com/office/word/2010/wordprocessingCanvas" xmlns:cx="http://schemas.microsoft.com/office/drawing/2014/chartex" xmlns:cx1="http://schemas.microsoft.com/office/drawing/2015/9/8/chartex" xmlns:cx2="http://schemas.microsoft.com/office/drawing/2015/10/21/chartex" xmlns:cx3="http://schemas.microsoft.com/office/drawing/2016/5/9/chartex" xmlns:cx4="http://schemas.microsoft.com/office/drawing/2016/5/10/chartex" xmlns:cx5="http://schemas.microsoft.com/office/drawing/2016/5/11/chartex" xmlns:cx6="http://schemas.microsoft.com/office/drawing/2016/5/12/chartex" xmlns:cx7="http://schemas.microsoft.com/office/drawing/2016/5/13/chartex" xmlns:cx8="http://schemas.microsoft.com/office/drawing/2016/5/14/chartex" xmlns:mc="http://schemas.openxmlformats.org/markup-compatibility/2006" xmlns:aink="http://schemas.microsoft.com/office/drawing/2016/ink" xmlns:am3d="http://schemas.microsoft.com/office/drawing/2017/model3d" xmlns:o="urn:schemas-microsoft-com:office:office" xmlns:r="http://schemas.openxmlformats.org/officeDocument/2006/relationships" xmlns:m="http://schemas.openxmlformats.org/officeDocument/2006/math" xmlns:v="urn:schemas-microsoft-com:vml" xmlns:wp14="http://schemas.microsoft.com/office/word/2010/wordprocessingDrawing" xmlns:wp="http://schemas.openxmlformats.org/drawingml/2006/wordprocessingDrawing" xmlns:w10="urn:schemas-microsoft-com:office:word" xmlns:w="http://schemas.openxmlformats.org/wordprocessingml/2006/main" xmlns:w14="http://schemas.microsoft.com/office/word/2010/wordml" xmlns:w15="http://schemas.microsoft.com/office/word/2012/wordml" xmlns:w16cex="http://schemas.microsoft.com/office/word/2018/wordml/cex" xmlns:w16cid="http://schemas.microsoft.com/office/word/2016/wordml/cid" xmlns:w16="http://schemas.microsoft.com/office/word/2018/wordml" xmlns:w16sdtdh="http://schemas.microsoft.com/office/word/2020/wordml/sdtdatahash" xmlns:w16se="http://schemas.microsoft.com/office/word/2015/wordml/symex" xmlns:wpg="http://schemas.microsoft.com/office/word/2010/wordprocessingGroup" xmlns:wpi="http://schemas.microsoft.com/office/word/2010/wordprocessingInk" xmlns:wne="http://schemas.microsoft.com/office/word/2006/wordml" xmlns:wps="http://schemas.microsoft.com/office/word/2010/wordprocessingShape" mc:Ignorable="w14 w15 w16se w16cid w16 w16cex w16sdtdh wp14">
   <w:endnote w:type="separator" w:id="-1">
     <w:p>
       <w:pPr>
@@ -14780,7 +9099,7 @@
 </file>
 
 <file path=word/footer1.xml><?xml version="1.0" encoding="utf-8"?>
-<w:ftr xmlns:wpc="http://schemas.microsoft.com/office/word/2010/wordprocessingCanvas" xmlns:mc="http://schemas.openxmlformats.org/markup-compatibility/2006" xmlns:o="urn:schemas-microsoft-com:office:office" xmlns:r="http://schemas.openxmlformats.org/officeDocument/2006/relationships" xmlns:m="http://schemas.openxmlformats.org/officeDocument/2006/math" xmlns:v="urn:schemas-microsoft-com:vml" xmlns:wp14="http://schemas.microsoft.com/office/word/2010/wordprocessingDrawing" xmlns:wp="http://schemas.openxmlformats.org/drawingml/2006/wordprocessingDrawing" xmlns:w10="urn:schemas-microsoft-com:office:word" xmlns:w="http://schemas.openxmlformats.org/wordprocessingml/2006/main" xmlns:w14="http://schemas.microsoft.com/office/word/2010/wordml" xmlns:w15="http://schemas.microsoft.com/office/word/2012/wordml" xmlns:wpg="http://schemas.microsoft.com/office/word/2010/wordprocessingGroup" xmlns:wpi="http://schemas.microsoft.com/office/word/2010/wordprocessingInk" xmlns:wne="http://schemas.microsoft.com/office/word/2006/wordml" xmlns:wps="http://schemas.microsoft.com/office/word/2010/wordprocessingShape" mc:Ignorable="w14 w15 wp14">
+<w:ftr xmlns:wpc="http://schemas.microsoft.com/office/word/2010/wordprocessingCanvas" xmlns:cx="http://schemas.microsoft.com/office/drawing/2014/chartex" xmlns:cx1="http://schemas.microsoft.com/office/drawing/2015/9/8/chartex" xmlns:cx2="http://schemas.microsoft.com/office/drawing/2015/10/21/chartex" xmlns:cx3="http://schemas.microsoft.com/office/drawing/2016/5/9/chartex" xmlns:cx4="http://schemas.microsoft.com/office/drawing/2016/5/10/chartex" xmlns:cx5="http://schemas.microsoft.com/office/drawing/2016/5/11/chartex" xmlns:cx6="http://schemas.microsoft.com/office/drawing/2016/5/12/chartex" xmlns:cx7="http://schemas.microsoft.com/office/drawing/2016/5/13/chartex" xmlns:cx8="http://schemas.microsoft.com/office/drawing/2016/5/14/chartex" xmlns:mc="http://schemas.openxmlformats.org/markup-compatibility/2006" xmlns:aink="http://schemas.microsoft.com/office/drawing/2016/ink" xmlns:am3d="http://schemas.microsoft.com/office/drawing/2017/model3d" xmlns:o="urn:schemas-microsoft-com:office:office" xmlns:r="http://schemas.openxmlformats.org/officeDocument/2006/relationships" xmlns:m="http://schemas.openxmlformats.org/officeDocument/2006/math" xmlns:v="urn:schemas-microsoft-com:vml" xmlns:wp14="http://schemas.microsoft.com/office/word/2010/wordprocessingDrawing" xmlns:wp="http://schemas.openxmlformats.org/drawingml/2006/wordprocessingDrawing" xmlns:w10="urn:schemas-microsoft-com:office:word" xmlns:w="http://schemas.openxmlformats.org/wordprocessingml/2006/main" xmlns:w14="http://schemas.microsoft.com/office/word/2010/wordml" xmlns:w15="http://schemas.microsoft.com/office/word/2012/wordml" xmlns:w16cex="http://schemas.microsoft.com/office/word/2018/wordml/cex" xmlns:w16cid="http://schemas.microsoft.com/office/word/2016/wordml/cid" xmlns:w16="http://schemas.microsoft.com/office/word/2018/wordml" xmlns:w16sdtdh="http://schemas.microsoft.com/office/word/2020/wordml/sdtdatahash" xmlns:w16se="http://schemas.microsoft.com/office/word/2015/wordml/symex" xmlns:wpg="http://schemas.microsoft.com/office/word/2010/wordprocessingGroup" xmlns:wpi="http://schemas.microsoft.com/office/word/2010/wordprocessingInk" xmlns:wne="http://schemas.microsoft.com/office/word/2006/wordml" xmlns:wps="http://schemas.microsoft.com/office/word/2010/wordprocessingShape" mc:Ignorable="w14 w15 w16se w16cid w16 w16cex w16sdtdh wp14">
   <w:sdt>
     <w:sdtPr>
       <w:id w:val="1667740129"/>
@@ -14827,7 +9146,7 @@
 </file>
 
 <file path=word/footnotes.xml><?xml version="1.0" encoding="utf-8"?>
-<w:footnotes xmlns:wpc="http://schemas.microsoft.com/office/word/2010/wordprocessingCanvas" xmlns:mc="http://schemas.openxmlformats.org/markup-compatibility/2006" xmlns:o="urn:schemas-microsoft-com:office:office" xmlns:r="http://schemas.openxmlformats.org/officeDocument/2006/relationships" xmlns:m="http://schemas.openxmlformats.org/officeDocument/2006/math" xmlns:v="urn:schemas-microsoft-com:vml" xmlns:wp14="http://schemas.microsoft.com/office/word/2010/wordprocessingDrawing" xmlns:wp="http://schemas.openxmlformats.org/drawingml/2006/wordprocessingDrawing" xmlns:w10="urn:schemas-microsoft-com:office:word" xmlns:w="http://schemas.openxmlformats.org/wordprocessingml/2006/main" xmlns:w14="http://schemas.microsoft.com/office/word/2010/wordml" xmlns:w15="http://schemas.microsoft.com/office/word/2012/wordml" xmlns:wpg="http://schemas.microsoft.com/office/word/2010/wordprocessingGroup" xmlns:wpi="http://schemas.microsoft.com/office/word/2010/wordprocessingInk" xmlns:wne="http://schemas.microsoft.com/office/word/2006/wordml" xmlns:wps="http://schemas.microsoft.com/office/word/2010/wordprocessingShape" mc:Ignorable="w14 w15 wp14">
+<w:footnotes xmlns:wpc="http://schemas.microsoft.com/office/word/2010/wordprocessingCanvas" xmlns:cx="http://schemas.microsoft.com/office/drawing/2014/chartex" xmlns:cx1="http://schemas.microsoft.com/office/drawing/2015/9/8/chartex" xmlns:cx2="http://schemas.microsoft.com/office/drawing/2015/10/21/chartex" xmlns:cx3="http://schemas.microsoft.com/office/drawing/2016/5/9/chartex" xmlns:cx4="http://schemas.microsoft.com/office/drawing/2016/5/10/chartex" xmlns:cx5="http://schemas.microsoft.com/office/drawing/2016/5/11/chartex" xmlns:cx6="http://schemas.microsoft.com/office/drawing/2016/5/12/chartex" xmlns:cx7="http://schemas.microsoft.com/office/drawing/2016/5/13/chartex" xmlns:cx8="http://schemas.microsoft.com/office/drawing/2016/5/14/chartex" xmlns:mc="http://schemas.openxmlformats.org/markup-compatibility/2006" xmlns:aink="http://schemas.microsoft.com/office/drawing/2016/ink" xmlns:am3d="http://schemas.microsoft.com/office/drawing/2017/model3d" xmlns:o="urn:schemas-microsoft-com:office:office" xmlns:r="http://schemas.openxmlformats.org/officeDocument/2006/relationships" xmlns:m="http://schemas.openxmlformats.org/officeDocument/2006/math" xmlns:v="urn:schemas-microsoft-com:vml" xmlns:wp14="http://schemas.microsoft.com/office/word/2010/wordprocessingDrawing" xmlns:wp="http://schemas.openxmlformats.org/drawingml/2006/wordprocessingDrawing" xmlns:w10="urn:schemas-microsoft-com:office:word" xmlns:w="http://schemas.openxmlformats.org/wordprocessingml/2006/main" xmlns:w14="http://schemas.microsoft.com/office/word/2010/wordml" xmlns:w15="http://schemas.microsoft.com/office/word/2012/wordml" xmlns:w16cex="http://schemas.microsoft.com/office/word/2018/wordml/cex" xmlns:w16cid="http://schemas.microsoft.com/office/word/2016/wordml/cid" xmlns:w16="http://schemas.microsoft.com/office/word/2018/wordml" xmlns:w16sdtdh="http://schemas.microsoft.com/office/word/2020/wordml/sdtdatahash" xmlns:w16se="http://schemas.microsoft.com/office/word/2015/wordml/symex" xmlns:wpg="http://schemas.microsoft.com/office/word/2010/wordprocessingGroup" xmlns:wpi="http://schemas.microsoft.com/office/word/2010/wordprocessingInk" xmlns:wne="http://schemas.microsoft.com/office/word/2006/wordml" xmlns:wps="http://schemas.microsoft.com/office/word/2010/wordprocessingShape" mc:Ignorable="w14 w15 w16se w16cid w16 w16cex w16sdtdh wp14">
   <w:footnote w:type="separator" w:id="-1">
     <w:p>
       <w:pPr>
@@ -14852,8 +9171,8 @@
 </file>
 
 <file path=word/numbering.xml><?xml version="1.0" encoding="utf-8"?>
-<w:numbering xmlns:wpc="http://schemas.microsoft.com/office/word/2010/wordprocessingCanvas" xmlns:mc="http://schemas.openxmlformats.org/markup-compatibility/2006" xmlns:o="urn:schemas-microsoft-com:office:office" xmlns:r="http://schemas.openxmlformats.org/officeDocument/2006/relationships" xmlns:m="http://schemas.openxmlformats.org/officeDocument/2006/math" xmlns:v="urn:schemas-microsoft-com:vml" xmlns:wp14="http://schemas.microsoft.com/office/word/2010/wordprocessingDrawing" xmlns:wp="http://schemas.openxmlformats.org/drawingml/2006/wordprocessingDrawing" xmlns:w10="urn:schemas-microsoft-com:office:word" xmlns:w="http://schemas.openxmlformats.org/wordprocessingml/2006/main" xmlns:w14="http://schemas.microsoft.com/office/word/2010/wordml" xmlns:w15="http://schemas.microsoft.com/office/word/2012/wordml" xmlns:wpg="http://schemas.microsoft.com/office/word/2010/wordprocessingGroup" xmlns:wpi="http://schemas.microsoft.com/office/word/2010/wordprocessingInk" xmlns:wne="http://schemas.microsoft.com/office/word/2006/wordml" xmlns:wps="http://schemas.microsoft.com/office/word/2010/wordprocessingShape" mc:Ignorable="w14 w15 wp14">
-  <w:abstractNum w:abstractNumId="0">
+<w:numbering xmlns:wpc="http://schemas.microsoft.com/office/word/2010/wordprocessingCanvas" xmlns:cx="http://schemas.microsoft.com/office/drawing/2014/chartex" xmlns:cx1="http://schemas.microsoft.com/office/drawing/2015/9/8/chartex" xmlns:cx2="http://schemas.microsoft.com/office/drawing/2015/10/21/chartex" xmlns:cx3="http://schemas.microsoft.com/office/drawing/2016/5/9/chartex" xmlns:cx4="http://schemas.microsoft.com/office/drawing/2016/5/10/chartex" xmlns:cx5="http://schemas.microsoft.com/office/drawing/2016/5/11/chartex" xmlns:cx6="http://schemas.microsoft.com/office/drawing/2016/5/12/chartex" xmlns:cx7="http://schemas.microsoft.com/office/drawing/2016/5/13/chartex" xmlns:cx8="http://schemas.microsoft.com/office/drawing/2016/5/14/chartex" xmlns:mc="http://schemas.openxmlformats.org/markup-compatibility/2006" xmlns:aink="http://schemas.microsoft.com/office/drawing/2016/ink" xmlns:am3d="http://schemas.microsoft.com/office/drawing/2017/model3d" xmlns:o="urn:schemas-microsoft-com:office:office" xmlns:r="http://schemas.openxmlformats.org/officeDocument/2006/relationships" xmlns:m="http://schemas.openxmlformats.org/officeDocument/2006/math" xmlns:v="urn:schemas-microsoft-com:vml" xmlns:wp14="http://schemas.microsoft.com/office/word/2010/wordprocessingDrawing" xmlns:wp="http://schemas.openxmlformats.org/drawingml/2006/wordprocessingDrawing" xmlns:w10="urn:schemas-microsoft-com:office:word" xmlns:w="http://schemas.openxmlformats.org/wordprocessingml/2006/main" xmlns:w14="http://schemas.microsoft.com/office/word/2010/wordml" xmlns:w15="http://schemas.microsoft.com/office/word/2012/wordml" xmlns:w16cex="http://schemas.microsoft.com/office/word/2018/wordml/cex" xmlns:w16cid="http://schemas.microsoft.com/office/word/2016/wordml/cid" xmlns:w16="http://schemas.microsoft.com/office/word/2018/wordml" xmlns:w16sdtdh="http://schemas.microsoft.com/office/word/2020/wordml/sdtdatahash" xmlns:w16se="http://schemas.microsoft.com/office/word/2015/wordml/symex" xmlns:wpg="http://schemas.microsoft.com/office/word/2010/wordprocessingGroup" xmlns:wpi="http://schemas.microsoft.com/office/word/2010/wordprocessingInk" xmlns:wne="http://schemas.microsoft.com/office/word/2006/wordml" xmlns:wps="http://schemas.microsoft.com/office/word/2010/wordprocessingShape" mc:Ignorable="w14 w15 w16se w16cid w16 w16cex w16sdtdh wp14">
+  <w:abstractNum w:abstractNumId="0" w15:restartNumberingAfterBreak="0">
     <w:nsid w:val="02C613B9"/>
     <w:multiLevelType w:val="multilevel"/>
     <w:tmpl w:val="19DA21DC"/>
@@ -14939,7 +9258,7 @@
       </w:pPr>
     </w:lvl>
   </w:abstractNum>
-  <w:abstractNum w:abstractNumId="1">
+  <w:abstractNum w:abstractNumId="1" w15:restartNumberingAfterBreak="0">
     <w:nsid w:val="036729D3"/>
     <w:multiLevelType w:val="multilevel"/>
     <w:tmpl w:val="19DA21DC"/>
@@ -15025,7 +9344,7 @@
       </w:pPr>
     </w:lvl>
   </w:abstractNum>
-  <w:abstractNum w:abstractNumId="2">
+  <w:abstractNum w:abstractNumId="2" w15:restartNumberingAfterBreak="0">
     <w:nsid w:val="03A75A0B"/>
     <w:multiLevelType w:val="multilevel"/>
     <w:tmpl w:val="19DA21DC"/>
@@ -15111,7 +9430,7 @@
       </w:pPr>
     </w:lvl>
   </w:abstractNum>
-  <w:abstractNum w:abstractNumId="3">
+  <w:abstractNum w:abstractNumId="3" w15:restartNumberingAfterBreak="0">
     <w:nsid w:val="05146E04"/>
     <w:multiLevelType w:val="multilevel"/>
     <w:tmpl w:val="19DA21DC"/>
@@ -15197,7 +9516,7 @@
       </w:pPr>
     </w:lvl>
   </w:abstractNum>
-  <w:abstractNum w:abstractNumId="4">
+  <w:abstractNum w:abstractNumId="4" w15:restartNumberingAfterBreak="0">
     <w:nsid w:val="0C16686F"/>
     <w:multiLevelType w:val="multilevel"/>
     <w:tmpl w:val="19DA21DC"/>
@@ -15283,7 +9602,7 @@
       </w:pPr>
     </w:lvl>
   </w:abstractNum>
-  <w:abstractNum w:abstractNumId="5">
+  <w:abstractNum w:abstractNumId="5" w15:restartNumberingAfterBreak="0">
     <w:nsid w:val="14386768"/>
     <w:multiLevelType w:val="multilevel"/>
     <w:tmpl w:val="19DA21DC"/>
@@ -15369,7 +9688,7 @@
       </w:pPr>
     </w:lvl>
   </w:abstractNum>
-  <w:abstractNum w:abstractNumId="6">
+  <w:abstractNum w:abstractNumId="6" w15:restartNumberingAfterBreak="0">
     <w:nsid w:val="1F8D2787"/>
     <w:multiLevelType w:val="multilevel"/>
     <w:tmpl w:val="19DA21DC"/>
@@ -15455,7 +9774,7 @@
       </w:pPr>
     </w:lvl>
   </w:abstractNum>
-  <w:abstractNum w:abstractNumId="7">
+  <w:abstractNum w:abstractNumId="7" w15:restartNumberingAfterBreak="0">
     <w:nsid w:val="26C16CC5"/>
     <w:multiLevelType w:val="multilevel"/>
     <w:tmpl w:val="19DA21DC"/>
@@ -15541,7 +9860,7 @@
       </w:pPr>
     </w:lvl>
   </w:abstractNum>
-  <w:abstractNum w:abstractNumId="8">
+  <w:abstractNum w:abstractNumId="8" w15:restartNumberingAfterBreak="0">
     <w:nsid w:val="308B122F"/>
     <w:multiLevelType w:val="multilevel"/>
     <w:tmpl w:val="19DA21DC"/>
@@ -15627,7 +9946,7 @@
       </w:pPr>
     </w:lvl>
   </w:abstractNum>
-  <w:abstractNum w:abstractNumId="9">
+  <w:abstractNum w:abstractNumId="9" w15:restartNumberingAfterBreak="0">
     <w:nsid w:val="38612E0D"/>
     <w:multiLevelType w:val="multilevel"/>
     <w:tmpl w:val="19DA21DC"/>
@@ -15713,7 +10032,7 @@
       </w:pPr>
     </w:lvl>
   </w:abstractNum>
-  <w:abstractNum w:abstractNumId="10">
+  <w:abstractNum w:abstractNumId="10" w15:restartNumberingAfterBreak="0">
     <w:nsid w:val="38845C32"/>
     <w:multiLevelType w:val="hybridMultilevel"/>
     <w:tmpl w:val="F9E0BFA2"/>
@@ -15799,7 +10118,7 @@
       </w:pPr>
     </w:lvl>
   </w:abstractNum>
-  <w:abstractNum w:abstractNumId="11">
+  <w:abstractNum w:abstractNumId="11" w15:restartNumberingAfterBreak="0">
     <w:nsid w:val="3CA95EAE"/>
     <w:multiLevelType w:val="multilevel"/>
     <w:tmpl w:val="19DA21DC"/>
@@ -15885,7 +10204,7 @@
       </w:pPr>
     </w:lvl>
   </w:abstractNum>
-  <w:abstractNum w:abstractNumId="12">
+  <w:abstractNum w:abstractNumId="12" w15:restartNumberingAfterBreak="0">
     <w:nsid w:val="3CC16F21"/>
     <w:multiLevelType w:val="multilevel"/>
     <w:tmpl w:val="19DA21DC"/>
@@ -15971,7 +10290,7 @@
       </w:pPr>
     </w:lvl>
   </w:abstractNum>
-  <w:abstractNum w:abstractNumId="13">
+  <w:abstractNum w:abstractNumId="13" w15:restartNumberingAfterBreak="0">
     <w:nsid w:val="42A74589"/>
     <w:multiLevelType w:val="multilevel"/>
     <w:tmpl w:val="19DA21DC"/>
@@ -16057,7 +10376,7 @@
       </w:pPr>
     </w:lvl>
   </w:abstractNum>
-  <w:abstractNum w:abstractNumId="14">
+  <w:abstractNum w:abstractNumId="14" w15:restartNumberingAfterBreak="0">
     <w:nsid w:val="44A368CE"/>
     <w:multiLevelType w:val="hybridMultilevel"/>
     <w:tmpl w:val="C8B8C842"/>
@@ -16170,7 +10489,7 @@
       </w:rPr>
     </w:lvl>
   </w:abstractNum>
-  <w:abstractNum w:abstractNumId="15">
+  <w:abstractNum w:abstractNumId="15" w15:restartNumberingAfterBreak="0">
     <w:nsid w:val="47FD675F"/>
     <w:multiLevelType w:val="multilevel"/>
     <w:tmpl w:val="19DA21DC"/>
@@ -16256,7 +10575,7 @@
       </w:pPr>
     </w:lvl>
   </w:abstractNum>
-  <w:abstractNum w:abstractNumId="16">
+  <w:abstractNum w:abstractNumId="16" w15:restartNumberingAfterBreak="0">
     <w:nsid w:val="4C867825"/>
     <w:multiLevelType w:val="multilevel"/>
     <w:tmpl w:val="19DA21DC"/>
@@ -16342,7 +10661,7 @@
       </w:pPr>
     </w:lvl>
   </w:abstractNum>
-  <w:abstractNum w:abstractNumId="17">
+  <w:abstractNum w:abstractNumId="17" w15:restartNumberingAfterBreak="0">
     <w:nsid w:val="4CDE36C9"/>
     <w:multiLevelType w:val="multilevel"/>
     <w:tmpl w:val="19DA21DC"/>
@@ -16428,7 +10747,7 @@
       </w:pPr>
     </w:lvl>
   </w:abstractNum>
-  <w:abstractNum w:abstractNumId="18">
+  <w:abstractNum w:abstractNumId="18" w15:restartNumberingAfterBreak="0">
     <w:nsid w:val="4DF14C53"/>
     <w:multiLevelType w:val="multilevel"/>
     <w:tmpl w:val="19DA21DC"/>
@@ -16514,7 +10833,7 @@
       </w:pPr>
     </w:lvl>
   </w:abstractNum>
-  <w:abstractNum w:abstractNumId="19">
+  <w:abstractNum w:abstractNumId="19" w15:restartNumberingAfterBreak="0">
     <w:nsid w:val="54D24839"/>
     <w:multiLevelType w:val="multilevel"/>
     <w:tmpl w:val="19DA21DC"/>
@@ -16600,7 +10919,7 @@
       </w:pPr>
     </w:lvl>
   </w:abstractNum>
-  <w:abstractNum w:abstractNumId="20">
+  <w:abstractNum w:abstractNumId="20" w15:restartNumberingAfterBreak="0">
     <w:nsid w:val="567C1B57"/>
     <w:multiLevelType w:val="multilevel"/>
     <w:tmpl w:val="19DA21DC"/>
@@ -16686,7 +11005,7 @@
       </w:pPr>
     </w:lvl>
   </w:abstractNum>
-  <w:abstractNum w:abstractNumId="21">
+  <w:abstractNum w:abstractNumId="21" w15:restartNumberingAfterBreak="0">
     <w:nsid w:val="637B21DE"/>
     <w:multiLevelType w:val="multilevel"/>
     <w:tmpl w:val="19DA21DC"/>
@@ -16772,7 +11091,7 @@
       </w:pPr>
     </w:lvl>
   </w:abstractNum>
-  <w:abstractNum w:abstractNumId="22">
+  <w:abstractNum w:abstractNumId="22" w15:restartNumberingAfterBreak="0">
     <w:nsid w:val="67CE0DEE"/>
     <w:multiLevelType w:val="multilevel"/>
     <w:tmpl w:val="19DA21DC"/>
@@ -16858,7 +11177,7 @@
       </w:pPr>
     </w:lvl>
   </w:abstractNum>
-  <w:abstractNum w:abstractNumId="23">
+  <w:abstractNum w:abstractNumId="23" w15:restartNumberingAfterBreak="0">
     <w:nsid w:val="695D507D"/>
     <w:multiLevelType w:val="multilevel"/>
     <w:tmpl w:val="19DA21DC"/>
@@ -16944,7 +11263,7 @@
       </w:pPr>
     </w:lvl>
   </w:abstractNum>
-  <w:abstractNum w:abstractNumId="24">
+  <w:abstractNum w:abstractNumId="24" w15:restartNumberingAfterBreak="0">
     <w:nsid w:val="6A840B70"/>
     <w:multiLevelType w:val="multilevel"/>
     <w:tmpl w:val="19DA21DC"/>
@@ -17030,7 +11349,7 @@
       </w:pPr>
     </w:lvl>
   </w:abstractNum>
-  <w:abstractNum w:abstractNumId="25">
+  <w:abstractNum w:abstractNumId="25" w15:restartNumberingAfterBreak="0">
     <w:nsid w:val="7402416F"/>
     <w:multiLevelType w:val="multilevel"/>
     <w:tmpl w:val="19DA21DC"/>
@@ -17116,7 +11435,7 @@
       </w:pPr>
     </w:lvl>
   </w:abstractNum>
-  <w:abstractNum w:abstractNumId="26">
+  <w:abstractNum w:abstractNumId="26" w15:restartNumberingAfterBreak="0">
     <w:nsid w:val="75A4534F"/>
     <w:multiLevelType w:val="multilevel"/>
     <w:tmpl w:val="19DA21DC"/>
@@ -17202,7 +11521,7 @@
       </w:pPr>
     </w:lvl>
   </w:abstractNum>
-  <w:abstractNum w:abstractNumId="27">
+  <w:abstractNum w:abstractNumId="27" w15:restartNumberingAfterBreak="0">
     <w:nsid w:val="784307B0"/>
     <w:multiLevelType w:val="multilevel"/>
     <w:tmpl w:val="19DA21DC"/>
@@ -17376,7 +11695,7 @@
 </file>
 
 <file path=word/styles.xml><?xml version="1.0" encoding="utf-8"?>
-<w:styles xmlns:mc="http://schemas.openxmlformats.org/markup-compatibility/2006" xmlns:r="http://schemas.openxmlformats.org/officeDocument/2006/relationships" xmlns:w="http://schemas.openxmlformats.org/wordprocessingml/2006/main" xmlns:w14="http://schemas.microsoft.com/office/word/2010/wordml" xmlns:w15="http://schemas.microsoft.com/office/word/2012/wordml" mc:Ignorable="w14 w15">
+<w:styles xmlns:mc="http://schemas.openxmlformats.org/markup-compatibility/2006" xmlns:r="http://schemas.openxmlformats.org/officeDocument/2006/relationships" xmlns:w="http://schemas.openxmlformats.org/wordprocessingml/2006/main" xmlns:w14="http://schemas.microsoft.com/office/word/2010/wordml" xmlns:w15="http://schemas.microsoft.com/office/word/2012/wordml" xmlns:w16cex="http://schemas.microsoft.com/office/word/2018/wordml/cex" xmlns:w16cid="http://schemas.microsoft.com/office/word/2016/wordml/cid" xmlns:w16="http://schemas.microsoft.com/office/word/2018/wordml" xmlns:w16sdtdh="http://schemas.microsoft.com/office/word/2020/wordml/sdtdatahash" xmlns:w16se="http://schemas.microsoft.com/office/word/2015/wordml/symex" mc:Ignorable="w14 w15 w16se w16cid w16 w16cex w16sdtdh">
   <w:docDefaults>
     <w:rPrDefault>
       <w:rPr>
@@ -17392,7 +11711,7 @@
       </w:pPr>
     </w:pPrDefault>
   </w:docDefaults>
-  <w:latentStyles w:defLockedState="0" w:defUIPriority="99" w:defSemiHidden="0" w:defUnhideWhenUsed="0" w:defQFormat="0" w:count="371">
+  <w:latentStyles w:defLockedState="0" w:defUIPriority="99" w:defSemiHidden="0" w:defUnhideWhenUsed="0" w:defQFormat="0" w:count="376">
     <w:lsdException w:name="Normal" w:uiPriority="0" w:qFormat="1"/>
     <w:lsdException w:name="heading 1" w:uiPriority="9" w:qFormat="1"/>
     <w:lsdException w:name="heading 2" w:semiHidden="1" w:uiPriority="9" w:unhideWhenUsed="1" w:qFormat="1"/>
@@ -17498,7 +11817,6 @@
     <w:lsdException w:name="HTML Sample" w:semiHidden="1" w:unhideWhenUsed="1"/>
     <w:lsdException w:name="HTML Typewriter" w:semiHidden="1" w:unhideWhenUsed="1"/>
     <w:lsdException w:name="HTML Variable" w:semiHidden="1" w:unhideWhenUsed="1"/>
-    <w:lsdException w:name="Normal Table" w:semiHidden="1" w:unhideWhenUsed="1"/>
     <w:lsdException w:name="annotation subject" w:semiHidden="1" w:unhideWhenUsed="1"/>
     <w:lsdException w:name="No List" w:semiHidden="1" w:unhideWhenUsed="1"/>
     <w:lsdException w:name="Outline List 1" w:semiHidden="1" w:unhideWhenUsed="1"/>
@@ -17541,11 +11859,8 @@
     <w:lsdException w:name="Table Contemporary" w:semiHidden="1" w:unhideWhenUsed="1"/>
     <w:lsdException w:name="Table Elegant" w:semiHidden="1" w:unhideWhenUsed="1"/>
     <w:lsdException w:name="Table Professional" w:semiHidden="1" w:unhideWhenUsed="1"/>
-    <w:lsdException w:name="Table Subtle 1" w:semiHidden="1" w:unhideWhenUsed="1"/>
     <w:lsdException w:name="Table Subtle 2" w:semiHidden="1" w:unhideWhenUsed="1"/>
     <w:lsdException w:name="Table Web 1" w:semiHidden="1" w:unhideWhenUsed="1"/>
-    <w:lsdException w:name="Table Web 2" w:semiHidden="1" w:unhideWhenUsed="1"/>
-    <w:lsdException w:name="Table Web 3" w:semiHidden="1" w:unhideWhenUsed="1"/>
     <w:lsdException w:name="Balloon Text" w:semiHidden="1" w:unhideWhenUsed="1"/>
     <w:lsdException w:name="Table Grid" w:uiPriority="39"/>
     <w:lsdException w:name="Table Theme" w:semiHidden="1" w:unhideWhenUsed="1"/>
@@ -17764,6 +12079,11 @@
     <w:lsdException w:name="List Table 5 Dark Accent 6" w:uiPriority="50"/>
     <w:lsdException w:name="List Table 6 Colorful Accent 6" w:uiPriority="51"/>
     <w:lsdException w:name="List Table 7 Colorful Accent 6" w:uiPriority="52"/>
+    <w:lsdException w:name="Mention" w:semiHidden="1" w:unhideWhenUsed="1"/>
+    <w:lsdException w:name="Smart Hyperlink" w:semiHidden="1" w:unhideWhenUsed="1"/>
+    <w:lsdException w:name="Hashtag" w:semiHidden="1" w:unhideWhenUsed="1"/>
+    <w:lsdException w:name="Unresolved Mention" w:semiHidden="1" w:unhideWhenUsed="1"/>
+    <w:lsdException w:name="Smart Link" w:semiHidden="1" w:unhideWhenUsed="1"/>
   </w:latentStyles>
   <w:style w:type="paragraph" w:default="1" w:styleId="Normal">
     <w:name w:val="Normal"/>
@@ -17906,7 +12226,7 @@
       <w:lang w:eastAsia="es-EC"/>
     </w:rPr>
   </w:style>
-  <w:style w:type="table" w:styleId="Tabladecuadrcula3-nfasis5">
+  <w:style w:type="table" w:styleId="Tablaconcuadrcula3-nfasis5">
     <w:name w:val="Grid Table 3 Accent 5"/>
     <w:basedOn w:val="Tablanormal"/>
     <w:uiPriority w:val="48"/>
@@ -17921,7 +12241,6 @@
     <w:tblPr>
       <w:tblStyleRowBandSize w:val="1"/>
       <w:tblStyleColBandSize w:val="1"/>
-      <w:tblInd w:w="0" w:type="dxa"/>
       <w:tblBorders>
         <w:top w:val="single" w:sz="4" w:space="0" w:color="9CC2E5" w:themeColor="accent5" w:themeTint="99"/>
         <w:left w:val="single" w:sz="4" w:space="0" w:color="9CC2E5" w:themeColor="accent5" w:themeTint="99"/>
@@ -17930,12 +12249,6 @@
         <w:insideH w:val="single" w:sz="4" w:space="0" w:color="9CC2E5" w:themeColor="accent5" w:themeTint="99"/>
         <w:insideV w:val="single" w:sz="4" w:space="0" w:color="9CC2E5" w:themeColor="accent5" w:themeTint="99"/>
       </w:tblBorders>
-      <w:tblCellMar>
-        <w:top w:w="0" w:type="dxa"/>
-        <w:left w:w="108" w:type="dxa"/>
-        <w:bottom w:w="0" w:type="dxa"/>
-        <w:right w:w="108" w:type="dxa"/>
-      </w:tblCellMar>
     </w:tblPr>
     <w:tblStylePr w:type="firstRow">
       <w:rPr>
@@ -18053,7 +12366,7 @@
       </w:tcPr>
     </w:tblStylePr>
   </w:style>
-  <w:style w:type="table" w:styleId="Tabladecuadrcula5oscura">
+  <w:style w:type="table" w:styleId="Tablaconcuadrcula5oscura">
     <w:name w:val="Grid Table 5 Dark"/>
     <w:basedOn w:val="Tablanormal"/>
     <w:uiPriority w:val="50"/>
@@ -18064,7 +12377,6 @@
     <w:tblPr>
       <w:tblStyleRowBandSize w:val="1"/>
       <w:tblStyleColBandSize w:val="1"/>
-      <w:tblInd w:w="0" w:type="dxa"/>
       <w:tblBorders>
         <w:top w:val="single" w:sz="4" w:space="0" w:color="FFFFFF" w:themeColor="background1"/>
         <w:left w:val="single" w:sz="4" w:space="0" w:color="FFFFFF" w:themeColor="background1"/>
@@ -18073,12 +12385,6 @@
         <w:insideH w:val="single" w:sz="4" w:space="0" w:color="FFFFFF" w:themeColor="background1"/>
         <w:insideV w:val="single" w:sz="4" w:space="0" w:color="FFFFFF" w:themeColor="background1"/>
       </w:tblBorders>
-      <w:tblCellMar>
-        <w:top w:w="0" w:type="dxa"/>
-        <w:left w:w="108" w:type="dxa"/>
-        <w:bottom w:w="0" w:type="dxa"/>
-        <w:right w:w="108" w:type="dxa"/>
-      </w:tblCellMar>
     </w:tblPr>
     <w:tcPr>
       <w:shd w:val="clear" w:color="auto" w:fill="CCCCCC" w:themeFill="text1" w:themeFillTint="33"/>
@@ -18166,7 +12472,7 @@
       </w:tcPr>
     </w:tblStylePr>
   </w:style>
-  <w:style w:type="table" w:styleId="Tabladecuadrcula5oscura-nfasis3">
+  <w:style w:type="table" w:styleId="Tablaconcuadrcula5oscura-nfasis3">
     <w:name w:val="Grid Table 5 Dark Accent 3"/>
     <w:basedOn w:val="Tablanormal"/>
     <w:uiPriority w:val="50"/>
@@ -18177,7 +12483,6 @@
     <w:tblPr>
       <w:tblStyleRowBandSize w:val="1"/>
       <w:tblStyleColBandSize w:val="1"/>
-      <w:tblInd w:w="0" w:type="dxa"/>
       <w:tblBorders>
         <w:top w:val="single" w:sz="4" w:space="0" w:color="FFFFFF" w:themeColor="background1"/>
         <w:left w:val="single" w:sz="4" w:space="0" w:color="FFFFFF" w:themeColor="background1"/>
@@ -18186,12 +12491,6 @@
         <w:insideH w:val="single" w:sz="4" w:space="0" w:color="FFFFFF" w:themeColor="background1"/>
         <w:insideV w:val="single" w:sz="4" w:space="0" w:color="FFFFFF" w:themeColor="background1"/>
       </w:tblBorders>
-      <w:tblCellMar>
-        <w:top w:w="0" w:type="dxa"/>
-        <w:left w:w="108" w:type="dxa"/>
-        <w:bottom w:w="0" w:type="dxa"/>
-        <w:right w:w="108" w:type="dxa"/>
-      </w:tblCellMar>
     </w:tblPr>
     <w:tcPr>
       <w:shd w:val="clear" w:color="auto" w:fill="EDEDED" w:themeFill="accent3" w:themeFillTint="33"/>
@@ -18369,11 +12668,11 @@
       <w:lang w:val="es-ES"/>
     </w:rPr>
   </w:style>
-  <w:style w:type="paragraph" w:styleId="Puesto">
+  <w:style w:type="paragraph" w:styleId="Ttulo">
     <w:name w:val="Title"/>
     <w:basedOn w:val="Normal"/>
     <w:next w:val="Normal"/>
-    <w:link w:val="PuestoCar"/>
+    <w:link w:val="TtuloCar"/>
     <w:uiPriority w:val="10"/>
     <w:qFormat/>
     <w:rsid w:val="00245A67"/>
@@ -18390,10 +12689,10 @@
       <w:szCs w:val="56"/>
     </w:rPr>
   </w:style>
-  <w:style w:type="character" w:customStyle="1" w:styleId="PuestoCar">
-    <w:name w:val="Puesto Car"/>
+  <w:style w:type="character" w:customStyle="1" w:styleId="TtuloCar">
+    <w:name w:val="Título Car"/>
     <w:basedOn w:val="Fuentedeprrafopredeter"/>
-    <w:link w:val="Puesto"/>
+    <w:link w:val="Ttulo"/>
     <w:uiPriority w:val="10"/>
     <w:rsid w:val="00245A67"/>
     <w:rPr>

--- a/02. NET/01. SOAP .NET/01. UML/02. ECUD/ECUD_CONVERSION_MONSTER_G07.docx
+++ b/02. NET/01. SOAP .NET/01. UML/02. ECUD/ECUD_CONVERSION_MONSTER_G07.docx
@@ -4522,11 +4522,9 @@
           <w:bCs w:val="0"/>
           <w:caps w:val="0"/>
           <w:noProof/>
-          <w:kern w:val="2"/>
-          <w:sz w:val="24"/>
-          <w:szCs w:val="24"/>
+          <w:sz w:val="22"/>
+          <w:szCs w:val="22"/>
           <w:lang w:val="es-EC" w:eastAsia="es-EC"/>
-          <w14:ligatures w14:val="standardContextual"/>
         </w:rPr>
       </w:pPr>
       <w:r>
@@ -4553,7 +4551,7 @@
         </w:rPr>
         <w:fldChar w:fldCharType="separate"/>
       </w:r>
-      <w:hyperlink w:anchor="_Toc214408327" w:history="1">
+      <w:hyperlink w:anchor="_Toc229512499" w:history="1">
         <w:r>
           <w:rPr>
             <w:rStyle w:val="Hipervnculo"/>
@@ -4581,7 +4579,7 @@
             <w:noProof/>
             <w:webHidden/>
           </w:rPr>
-          <w:instrText xml:space="preserve"> PAGEREF _Toc214408327 \h </w:instrText>
+          <w:instrText xml:space="preserve"> PAGEREF _Toc229512499 \h </w:instrText>
         </w:r>
         <w:r>
           <w:rPr>
@@ -4622,14 +4620,12 @@
           <w:rFonts w:eastAsiaTheme="minorEastAsia" w:cstheme="minorBidi"/>
           <w:smallCaps w:val="0"/>
           <w:noProof/>
-          <w:kern w:val="2"/>
-          <w:sz w:val="24"/>
-          <w:szCs w:val="24"/>
+          <w:sz w:val="22"/>
+          <w:szCs w:val="22"/>
           <w:lang w:val="es-EC" w:eastAsia="es-EC"/>
-          <w14:ligatures w14:val="standardContextual"/>
         </w:rPr>
       </w:pPr>
-      <w:hyperlink w:anchor="_Toc214408328" w:history="1">
+      <w:hyperlink w:anchor="_Toc229512500" w:history="1">
         <w:r>
           <w:rPr>
             <w:rStyle w:val="Hipervnculo"/>
@@ -4657,7 +4653,7 @@
             <w:noProof/>
             <w:webHidden/>
           </w:rPr>
-          <w:instrText xml:space="preserve"> PAGEREF _Toc214408328 \h </w:instrText>
+          <w:instrText xml:space="preserve"> PAGEREF _Toc229512500 \h </w:instrText>
         </w:r>
         <w:r>
           <w:rPr>
@@ -4698,28 +4694,26 @@
           <w:rFonts w:eastAsiaTheme="minorEastAsia" w:cstheme="minorBidi"/>
           <w:smallCaps w:val="0"/>
           <w:noProof/>
-          <w:kern w:val="2"/>
-          <w:sz w:val="24"/>
-          <w:szCs w:val="24"/>
+          <w:sz w:val="22"/>
+          <w:szCs w:val="22"/>
           <w:lang w:val="es-EC" w:eastAsia="es-EC"/>
-          <w14:ligatures w14:val="standardContextual"/>
         </w:rPr>
       </w:pPr>
-      <w:hyperlink w:anchor="_Toc214408329" w:history="1">
+      <w:hyperlink w:anchor="_Toc229512501" w:history="1">
         <w:r>
           <w:rPr>
             <w:rStyle w:val="Hipervnculo"/>
             <w:rFonts w:eastAsia="Carlito"/>
             <w:noProof/>
           </w:rPr>
-          <w:t>ECUD_INGRESAR_AL_SISTEMA</w:t>
+          <w:t>ECUD_LOGIN</w:t>
         </w:r>
         <w:r>
           <w:rPr>
             <w:rStyle w:val="Hipervnculo"/>
             <w:noProof/>
           </w:rPr>
-          <w:t xml:space="preserve"> A continuación, se muestra ECUD_INGRESAR_SISTEMA</w:t>
+          <w:t xml:space="preserve"> A continuación, se muestra el LOGIN</w:t>
         </w:r>
         <w:r>
           <w:rPr>
@@ -4740,7 +4734,7 @@
             <w:noProof/>
             <w:webHidden/>
           </w:rPr>
-          <w:instrText xml:space="preserve"> PAGEREF _Toc214408329 \h </w:instrText>
+          <w:instrText xml:space="preserve"> PAGEREF _Toc229512501 \h </w:instrText>
         </w:r>
         <w:r>
           <w:rPr>
@@ -4781,21 +4775,19 @@
           <w:rFonts w:eastAsiaTheme="minorEastAsia" w:cstheme="minorBidi"/>
           <w:smallCaps w:val="0"/>
           <w:noProof/>
-          <w:kern w:val="2"/>
-          <w:sz w:val="24"/>
-          <w:szCs w:val="24"/>
+          <w:sz w:val="22"/>
+          <w:szCs w:val="22"/>
           <w:lang w:val="es-EC" w:eastAsia="es-EC"/>
-          <w14:ligatures w14:val="standardContextual"/>
         </w:rPr>
       </w:pPr>
-      <w:hyperlink w:anchor="_Toc214408330" w:history="1">
+      <w:hyperlink w:anchor="_Toc229512502" w:history="1">
         <w:r>
           <w:rPr>
             <w:rStyle w:val="Hipervnculo"/>
             <w:rFonts w:eastAsia="Carlito"/>
             <w:noProof/>
           </w:rPr>
-          <w:t>ECUD_ASIGNATURAS_Y_GRUPOS</w:t>
+          <w:t>ECUD_CONSULTAR_CONVERSIÓN</w:t>
         </w:r>
         <w:r>
           <w:rPr>
@@ -4816,7 +4808,7 @@
             <w:noProof/>
             <w:webHidden/>
           </w:rPr>
-          <w:instrText xml:space="preserve"> PAGEREF _Toc214408330 \h </w:instrText>
+          <w:instrText xml:space="preserve"> PAGEREF _Toc229512502 \h </w:instrText>
         </w:r>
         <w:r>
           <w:rPr>
@@ -4857,21 +4849,19 @@
           <w:rFonts w:eastAsiaTheme="minorEastAsia" w:cstheme="minorBidi"/>
           <w:smallCaps w:val="0"/>
           <w:noProof/>
-          <w:kern w:val="2"/>
-          <w:sz w:val="24"/>
-          <w:szCs w:val="24"/>
+          <w:sz w:val="22"/>
+          <w:szCs w:val="22"/>
           <w:lang w:val="es-EC" w:eastAsia="es-EC"/>
-          <w14:ligatures w14:val="standardContextual"/>
         </w:rPr>
       </w:pPr>
-      <w:hyperlink w:anchor="_Toc214408331" w:history="1">
+      <w:hyperlink w:anchor="_Toc229512503" w:history="1">
         <w:r>
           <w:rPr>
             <w:rStyle w:val="Hipervnculo"/>
             <w:rFonts w:eastAsia="Carlito"/>
             <w:noProof/>
           </w:rPr>
-          <w:t>ECUD_AUTENTICACIÓN</w:t>
+          <w:t>ECUD_REALIZAR_CONVERSIÓN</w:t>
         </w:r>
         <w:r>
           <w:rPr>
@@ -4892,7 +4882,7 @@
             <w:noProof/>
             <w:webHidden/>
           </w:rPr>
-          <w:instrText xml:space="preserve"> PAGEREF _Toc214408331 \h </w:instrText>
+          <w:instrText xml:space="preserve"> PAGEREF _Toc229512503 \h </w:instrText>
         </w:r>
         <w:r>
           <w:rPr>
@@ -4912,159 +4902,7 @@
             <w:noProof/>
             <w:webHidden/>
           </w:rPr>
-          <w:t>7</w:t>
-        </w:r>
-        <w:r>
-          <w:rPr>
-            <w:noProof/>
-            <w:webHidden/>
-          </w:rPr>
-          <w:fldChar w:fldCharType="end"/>
-        </w:r>
-      </w:hyperlink>
-    </w:p>
-    <w:p>
-      <w:pPr>
-        <w:pStyle w:val="TDC2"/>
-        <w:tabs>
-          <w:tab w:val="right" w:leader="dot" w:pos="9016"/>
-        </w:tabs>
-        <w:rPr>
-          <w:rFonts w:eastAsiaTheme="minorEastAsia" w:cstheme="minorBidi"/>
-          <w:smallCaps w:val="0"/>
-          <w:noProof/>
-          <w:kern w:val="2"/>
-          <w:sz w:val="24"/>
-          <w:szCs w:val="24"/>
-          <w:lang w:val="es-EC" w:eastAsia="es-EC"/>
-          <w14:ligatures w14:val="standardContextual"/>
-        </w:rPr>
-      </w:pPr>
-      <w:hyperlink w:anchor="_Toc214408332" w:history="1">
-        <w:r>
-          <w:rPr>
-            <w:rStyle w:val="Hipervnculo"/>
-            <w:rFonts w:eastAsia="Carlito"/>
-            <w:noProof/>
-          </w:rPr>
-          <w:t>ECUD_GESTIONAR_CUENTAS_USUARIO</w:t>
-        </w:r>
-        <w:r>
-          <w:rPr>
-            <w:noProof/>
-            <w:webHidden/>
-          </w:rPr>
-          <w:tab/>
-        </w:r>
-        <w:r>
-          <w:rPr>
-            <w:noProof/>
-            <w:webHidden/>
-          </w:rPr>
-          <w:fldChar w:fldCharType="begin"/>
-        </w:r>
-        <w:r>
-          <w:rPr>
-            <w:noProof/>
-            <w:webHidden/>
-          </w:rPr>
-          <w:instrText xml:space="preserve"> PAGEREF _Toc214408332 \h </w:instrText>
-        </w:r>
-        <w:r>
-          <w:rPr>
-            <w:noProof/>
-            <w:webHidden/>
-          </w:rPr>
-        </w:r>
-        <w:r>
-          <w:rPr>
-            <w:noProof/>
-            <w:webHidden/>
-          </w:rPr>
-          <w:fldChar w:fldCharType="separate"/>
-        </w:r>
-        <w:r>
-          <w:rPr>
-            <w:noProof/>
-            <w:webHidden/>
-          </w:rPr>
-          <w:t>8</w:t>
-        </w:r>
-        <w:r>
-          <w:rPr>
-            <w:noProof/>
-            <w:webHidden/>
-          </w:rPr>
-          <w:fldChar w:fldCharType="end"/>
-        </w:r>
-      </w:hyperlink>
-    </w:p>
-    <w:p>
-      <w:pPr>
-        <w:pStyle w:val="TDC2"/>
-        <w:tabs>
-          <w:tab w:val="right" w:leader="dot" w:pos="9016"/>
-        </w:tabs>
-        <w:rPr>
-          <w:rFonts w:eastAsiaTheme="minorEastAsia" w:cstheme="minorBidi"/>
-          <w:smallCaps w:val="0"/>
-          <w:noProof/>
-          <w:kern w:val="2"/>
-          <w:sz w:val="24"/>
-          <w:szCs w:val="24"/>
-          <w:lang w:val="es-EC" w:eastAsia="es-EC"/>
-          <w14:ligatures w14:val="standardContextual"/>
-        </w:rPr>
-      </w:pPr>
-      <w:hyperlink w:anchor="_Toc214408333" w:history="1">
-        <w:r>
-          <w:rPr>
-            <w:rStyle w:val="Hipervnculo"/>
-            <w:rFonts w:eastAsia="Carlito"/>
-            <w:noProof/>
-          </w:rPr>
-          <w:t>ECUD_CAMBIAR_CONTRASEÑA</w:t>
-        </w:r>
-        <w:r>
-          <w:rPr>
-            <w:noProof/>
-            <w:webHidden/>
-          </w:rPr>
-          <w:tab/>
-        </w:r>
-        <w:r>
-          <w:rPr>
-            <w:noProof/>
-            <w:webHidden/>
-          </w:rPr>
-          <w:fldChar w:fldCharType="begin"/>
-        </w:r>
-        <w:r>
-          <w:rPr>
-            <w:noProof/>
-            <w:webHidden/>
-          </w:rPr>
-          <w:instrText xml:space="preserve"> PAGEREF _Toc214408333 \h </w:instrText>
-        </w:r>
-        <w:r>
-          <w:rPr>
-            <w:noProof/>
-            <w:webHidden/>
-          </w:rPr>
-        </w:r>
-        <w:r>
-          <w:rPr>
-            <w:noProof/>
-            <w:webHidden/>
-          </w:rPr>
-          <w:fldChar w:fldCharType="separate"/>
-        </w:r>
-        <w:r>
-          <w:rPr>
-            <w:noProof/>
-            <w:webHidden/>
-          </w:rPr>
-          <w:t>10</w:t>
+          <w:t>6</w:t>
         </w:r>
         <w:r>
           <w:rPr>
@@ -5115,7 +4953,6 @@
         <w:pStyle w:val="Ttulo"/>
       </w:pPr>
       <w:r>
-        <w:lastRenderedPageBreak/>
         <w:t>ÍNDICE</w:t>
       </w:r>
       <w:r>
@@ -5132,14 +4969,13 @@
           <w:rFonts w:eastAsiaTheme="minorEastAsia" w:cstheme="minorBidi"/>
           <w:smallCaps w:val="0"/>
           <w:noProof/>
-          <w:kern w:val="2"/>
-          <w:sz w:val="24"/>
-          <w:szCs w:val="24"/>
+          <w:sz w:val="22"/>
+          <w:szCs w:val="22"/>
           <w:lang w:val="es-EC" w:eastAsia="es-EC"/>
-          <w14:ligatures w14:val="standardContextual"/>
         </w:rPr>
       </w:pPr>
       <w:r>
+        <w:lastRenderedPageBreak/>
         <w:fldChar w:fldCharType="begin"/>
       </w:r>
       <w:r>
@@ -5148,7 +4984,7 @@
       <w:r>
         <w:fldChar w:fldCharType="separate"/>
       </w:r>
-      <w:hyperlink w:anchor="_Toc214408083" w:history="1">
+      <w:hyperlink w:anchor="_Toc229512486" w:history="1">
         <w:r>
           <w:rPr>
             <w:rStyle w:val="Hipervnculo"/>
@@ -5191,7 +5027,7 @@
             <w:noProof/>
             <w:webHidden/>
           </w:rPr>
-          <w:instrText xml:space="preserve"> PAGEREF _Toc214408083 \h </w:instrText>
+          <w:instrText xml:space="preserve"> PAGEREF _Toc229512486 \h </w:instrText>
         </w:r>
         <w:r>
           <w:rPr>
@@ -5232,23 +5068,18 @@
           <w:rFonts w:eastAsiaTheme="minorEastAsia" w:cstheme="minorBidi"/>
           <w:smallCaps w:val="0"/>
           <w:noProof/>
-          <w:kern w:val="2"/>
-          <w:sz w:val="24"/>
-          <w:szCs w:val="24"/>
+          <w:sz w:val="22"/>
+          <w:szCs w:val="22"/>
           <w:lang w:val="es-EC" w:eastAsia="es-EC"/>
-          <w14:ligatures w14:val="standardContextual"/>
         </w:rPr>
       </w:pPr>
-      <w:hyperlink w:anchor="_Toc214408084" w:history="1">
+      <w:hyperlink w:anchor="_Toc229512487" w:history="1">
         <w:r>
           <w:rPr>
             <w:rStyle w:val="Hipervnculo"/>
-            <w:rFonts w:eastAsia="Carlito"/>
-            <w:b/>
-            <w:bCs/>
             <w:noProof/>
           </w:rPr>
-          <w:t>Ilustración 2. Caso de Uso de Gestionar Asignaturas</w:t>
+          <w:t>Ilustración 2 Consultar Conversión</w:t>
         </w:r>
         <w:r>
           <w:rPr>
@@ -5269,7 +5100,7 @@
             <w:noProof/>
             <w:webHidden/>
           </w:rPr>
-          <w:instrText xml:space="preserve"> PAGEREF _Toc214408084 \h </w:instrText>
+          <w:instrText xml:space="preserve"> PAGEREF _Toc229512487 \h </w:instrText>
         </w:r>
         <w:r>
           <w:rPr>
@@ -5310,37 +5141,18 @@
           <w:rFonts w:eastAsiaTheme="minorEastAsia" w:cstheme="minorBidi"/>
           <w:smallCaps w:val="0"/>
           <w:noProof/>
-          <w:kern w:val="2"/>
-          <w:sz w:val="24"/>
-          <w:szCs w:val="24"/>
+          <w:sz w:val="22"/>
+          <w:szCs w:val="22"/>
           <w:lang w:val="es-EC" w:eastAsia="es-EC"/>
-          <w14:ligatures w14:val="standardContextual"/>
         </w:rPr>
       </w:pPr>
-      <w:hyperlink w:anchor="_Toc214408085" w:history="1">
+      <w:hyperlink w:anchor="_Toc229512488" w:history="1">
         <w:r>
           <w:rPr>
             <w:rStyle w:val="Hipervnculo"/>
             <w:noProof/>
           </w:rPr>
-          <w:t>Ilustración 3</w:t>
-        </w:r>
-        <w:r>
-          <w:rPr>
-            <w:rStyle w:val="Hipervnculo"/>
-            <w:rFonts w:eastAsia="Carlito"/>
-            <w:b/>
-            <w:bCs/>
-            <w:noProof/>
-          </w:rPr>
-          <w:t xml:space="preserve">. </w:t>
-        </w:r>
-        <w:r>
-          <w:rPr>
-            <w:rStyle w:val="Hipervnculo"/>
-            <w:noProof/>
-          </w:rPr>
-          <w:t>Caso de Uso de Autenticar.</w:t>
+          <w:t>Ilustración 3 Realizar Conversión</w:t>
         </w:r>
         <w:r>
           <w:rPr>
@@ -5361,7 +5173,7 @@
             <w:noProof/>
             <w:webHidden/>
           </w:rPr>
-          <w:instrText xml:space="preserve"> PAGEREF _Toc214408085 \h </w:instrText>
+          <w:instrText xml:space="preserve"> PAGEREF _Toc229512488 \h </w:instrText>
         </w:r>
         <w:r>
           <w:rPr>
@@ -5381,7 +5193,7 @@
             <w:noProof/>
             <w:webHidden/>
           </w:rPr>
-          <w:t>8</w:t>
+          <w:t>7</w:t>
         </w:r>
         <w:r>
           <w:rPr>
@@ -5394,6 +5206,31 @@
     </w:p>
     <w:p>
       <w:pPr>
+        <w:sectPr>
+          <w:pgSz w:w="11906" w:h="16838"/>
+          <w:pgMar w:top="1440" w:right="1440" w:bottom="1440" w:left="1440" w:header="708" w:footer="708" w:gutter="0"/>
+          <w:pgBorders>
+            <w:top w:val="twistedLines1" w:sz="15" w:space="1" w:color="auto"/>
+            <w:left w:val="twistedLines1" w:sz="15" w:space="4" w:color="auto"/>
+            <w:bottom w:val="twistedLines1" w:sz="15" w:space="1" w:color="auto"/>
+            <w:right w:val="twistedLines1" w:sz="15" w:space="4" w:color="auto"/>
+          </w:pgBorders>
+          <w:cols w:space="708"/>
+          <w:docGrid w:linePitch="360"/>
+        </w:sectPr>
+      </w:pPr>
+      <w:r>
+        <w:fldChar w:fldCharType="end"/>
+      </w:r>
+    </w:p>
+    <w:p>
+      <w:r>
+        <w:lastRenderedPageBreak/>
+        <w:t>ÍNDICE DE TABLAS</w:t>
+      </w:r>
+    </w:p>
+    <w:p>
+      <w:pPr>
         <w:pStyle w:val="Tabladeilustraciones"/>
         <w:tabs>
           <w:tab w:val="right" w:leader="dot" w:pos="9016"/>
@@ -5402,23 +5239,36 @@
           <w:rFonts w:eastAsiaTheme="minorEastAsia" w:cstheme="minorBidi"/>
           <w:smallCaps w:val="0"/>
           <w:noProof/>
-          <w:kern w:val="2"/>
-          <w:sz w:val="24"/>
-          <w:szCs w:val="24"/>
+          <w:sz w:val="22"/>
+          <w:szCs w:val="22"/>
           <w:lang w:val="es-EC" w:eastAsia="es-EC"/>
-          <w14:ligatures w14:val="standardContextual"/>
         </w:rPr>
       </w:pPr>
-      <w:hyperlink w:anchor="_Toc214408086" w:history="1">
+      <w:r>
+        <w:rPr>
+          <w:smallCaps w:val="0"/>
+        </w:rPr>
+        <w:fldChar w:fldCharType="begin"/>
+      </w:r>
+      <w:r>
+        <w:rPr>
+          <w:smallCaps w:val="0"/>
+        </w:rPr>
+        <w:instrText xml:space="preserve"> TOC \h \z \c "Tabla" </w:instrText>
+      </w:r>
+      <w:r>
+        <w:rPr>
+          <w:smallCaps w:val="0"/>
+        </w:rPr>
+        <w:fldChar w:fldCharType="separate"/>
+      </w:r>
+      <w:hyperlink w:anchor="_Toc229512490" w:history="1">
         <w:r>
           <w:rPr>
             <w:rStyle w:val="Hipervnculo"/>
-            <w:rFonts w:eastAsia="Carlito"/>
-            <w:b/>
-            <w:bCs/>
             <w:noProof/>
           </w:rPr>
-          <w:t>Ilustración 4. Caso de Uso de Gestionar Cuenta de Usuario.</w:t>
+          <w:t>Tabla 1. ECUD Logiin</w:t>
         </w:r>
         <w:r>
           <w:rPr>
@@ -5439,208 +5289,7 @@
             <w:noProof/>
             <w:webHidden/>
           </w:rPr>
-          <w:instrText xml:space="preserve"> PAGEREF _Toc214408086 \h </w:instrText>
-        </w:r>
-        <w:r>
-          <w:rPr>
-            <w:noProof/>
-            <w:webHidden/>
-          </w:rPr>
-        </w:r>
-        <w:r>
-          <w:rPr>
-            <w:noProof/>
-            <w:webHidden/>
-          </w:rPr>
-          <w:fldChar w:fldCharType="separate"/>
-        </w:r>
-        <w:r>
-          <w:rPr>
-            <w:noProof/>
-            <w:webHidden/>
-          </w:rPr>
-          <w:t>9</w:t>
-        </w:r>
-        <w:r>
-          <w:rPr>
-            <w:noProof/>
-            <w:webHidden/>
-          </w:rPr>
-          <w:fldChar w:fldCharType="end"/>
-        </w:r>
-      </w:hyperlink>
-    </w:p>
-    <w:p>
-      <w:pPr>
-        <w:pStyle w:val="Tabladeilustraciones"/>
-        <w:tabs>
-          <w:tab w:val="right" w:leader="dot" w:pos="9016"/>
-        </w:tabs>
-        <w:rPr>
-          <w:rFonts w:eastAsiaTheme="minorEastAsia" w:cstheme="minorBidi"/>
-          <w:smallCaps w:val="0"/>
-          <w:noProof/>
-          <w:kern w:val="2"/>
-          <w:sz w:val="24"/>
-          <w:szCs w:val="24"/>
-          <w:lang w:val="es-EC" w:eastAsia="es-EC"/>
-          <w14:ligatures w14:val="standardContextual"/>
-        </w:rPr>
-      </w:pPr>
-      <w:hyperlink w:anchor="_Toc214408087" w:history="1">
-        <w:r>
-          <w:rPr>
-            <w:rStyle w:val="Hipervnculo"/>
-            <w:rFonts w:eastAsia="Carlito"/>
-            <w:b/>
-            <w:bCs/>
-            <w:noProof/>
-          </w:rPr>
-          <w:t>Ilustración 5. Caso de Uso de Cambiar Contraseña.</w:t>
-        </w:r>
-        <w:r>
-          <w:rPr>
-            <w:noProof/>
-            <w:webHidden/>
-          </w:rPr>
-          <w:tab/>
-        </w:r>
-        <w:r>
-          <w:rPr>
-            <w:noProof/>
-            <w:webHidden/>
-          </w:rPr>
-          <w:fldChar w:fldCharType="begin"/>
-        </w:r>
-        <w:r>
-          <w:rPr>
-            <w:noProof/>
-            <w:webHidden/>
-          </w:rPr>
-          <w:instrText xml:space="preserve"> PAGEREF _Toc214408087 \h </w:instrText>
-        </w:r>
-        <w:r>
-          <w:rPr>
-            <w:noProof/>
-            <w:webHidden/>
-          </w:rPr>
-        </w:r>
-        <w:r>
-          <w:rPr>
-            <w:noProof/>
-            <w:webHidden/>
-          </w:rPr>
-          <w:fldChar w:fldCharType="separate"/>
-        </w:r>
-        <w:r>
-          <w:rPr>
-            <w:noProof/>
-            <w:webHidden/>
-          </w:rPr>
-          <w:t>11</w:t>
-        </w:r>
-        <w:r>
-          <w:rPr>
-            <w:noProof/>
-            <w:webHidden/>
-          </w:rPr>
-          <w:fldChar w:fldCharType="end"/>
-        </w:r>
-      </w:hyperlink>
-    </w:p>
-    <w:p>
-      <w:pPr>
-        <w:sectPr>
-          <w:pgSz w:w="11906" w:h="16838"/>
-          <w:pgMar w:top="1440" w:right="1440" w:bottom="1440" w:left="1440" w:header="708" w:footer="708" w:gutter="0"/>
-          <w:pgBorders>
-            <w:top w:val="twistedLines1" w:sz="15" w:space="1" w:color="auto"/>
-            <w:left w:val="twistedLines1" w:sz="15" w:space="4" w:color="auto"/>
-            <w:bottom w:val="twistedLines1" w:sz="15" w:space="1" w:color="auto"/>
-            <w:right w:val="twistedLines1" w:sz="15" w:space="4" w:color="auto"/>
-          </w:pgBorders>
-          <w:cols w:space="708"/>
-          <w:docGrid w:linePitch="360"/>
-        </w:sectPr>
-      </w:pPr>
-      <w:r>
-        <w:fldChar w:fldCharType="end"/>
-      </w:r>
-    </w:p>
-    <w:p>
-      <w:r>
-        <w:lastRenderedPageBreak/>
-        <w:t>ÍNDICE DE TABLAS</w:t>
-      </w:r>
-    </w:p>
-    <w:p>
-      <w:pPr>
-        <w:pStyle w:val="Tabladeilustraciones"/>
-        <w:tabs>
-          <w:tab w:val="right" w:leader="dot" w:pos="9016"/>
-        </w:tabs>
-        <w:rPr>
-          <w:rFonts w:eastAsiaTheme="minorEastAsia" w:cstheme="minorBidi"/>
-          <w:smallCaps w:val="0"/>
-          <w:noProof/>
-          <w:sz w:val="22"/>
-          <w:szCs w:val="22"/>
-          <w:lang w:val="es-US" w:eastAsia="es-US"/>
-        </w:rPr>
-      </w:pPr>
-      <w:r>
-        <w:fldChar w:fldCharType="begin"/>
-      </w:r>
-      <w:r>
-        <w:instrText xml:space="preserve"> TOC \h \z \c "Ilustración" </w:instrText>
-      </w:r>
-      <w:r>
-        <w:fldChar w:fldCharType="separate"/>
-      </w:r>
-      <w:hyperlink w:anchor="_Toc82708267" w:history="1">
-        <w:r>
-          <w:rPr>
-            <w:rStyle w:val="Hipervnculo"/>
-            <w:noProof/>
-          </w:rPr>
-          <w:t>Ilustración 1</w:t>
-        </w:r>
-        <w:r>
-          <w:rPr>
-            <w:rStyle w:val="Hipervnculo"/>
-            <w:rFonts w:eastAsia="Carlito"/>
-            <w:bCs/>
-            <w:noProof/>
-          </w:rPr>
-          <w:t xml:space="preserve">. </w:t>
-        </w:r>
-        <w:r>
-          <w:rPr>
-            <w:rStyle w:val="Hipervnculo"/>
-            <w:noProof/>
-          </w:rPr>
-          <w:t>Caso de Uso del ingreso al sistema</w:t>
-        </w:r>
-        <w:r>
-          <w:rPr>
-            <w:noProof/>
-            <w:webHidden/>
-          </w:rPr>
-          <w:tab/>
-        </w:r>
-        <w:r>
-          <w:rPr>
-            <w:noProof/>
-            <w:webHidden/>
-          </w:rPr>
-          <w:fldChar w:fldCharType="begin"/>
-        </w:r>
-        <w:r>
-          <w:rPr>
-            <w:noProof/>
-            <w:webHidden/>
-          </w:rPr>
-          <w:instrText xml:space="preserve"> PAGEREF _Toc82708267 \h </w:instrText>
+          <w:instrText xml:space="preserve"> PAGEREF _Toc229512490 \h </w:instrText>
         </w:r>
         <w:r>
           <w:rPr>
@@ -5683,19 +5332,16 @@
           <w:noProof/>
           <w:sz w:val="22"/>
           <w:szCs w:val="22"/>
-          <w:lang w:val="es-US" w:eastAsia="es-US"/>
+          <w:lang w:val="es-EC" w:eastAsia="es-EC"/>
         </w:rPr>
       </w:pPr>
-      <w:hyperlink w:anchor="_Toc82708268" w:history="1">
+      <w:hyperlink w:anchor="_Toc229512491" w:history="1">
         <w:r>
           <w:rPr>
             <w:rStyle w:val="Hipervnculo"/>
-            <w:rFonts w:eastAsia="Carlito"/>
-            <w:b/>
-            <w:bCs/>
             <w:noProof/>
           </w:rPr>
-          <w:t>Ilustración 2. Caso de Uso de Gestionar Vehículos.</w:t>
+          <w:t>Tabla 2 ECUD Consultar Conversión</w:t>
         </w:r>
         <w:r>
           <w:rPr>
@@ -5716,7 +5362,80 @@
             <w:noProof/>
             <w:webHidden/>
           </w:rPr>
-          <w:instrText xml:space="preserve"> PAGEREF _Toc82708268 \h </w:instrText>
+          <w:instrText xml:space="preserve"> PAGEREF _Toc229512491 \h </w:instrText>
+        </w:r>
+        <w:r>
+          <w:rPr>
+            <w:noProof/>
+            <w:webHidden/>
+          </w:rPr>
+        </w:r>
+        <w:r>
+          <w:rPr>
+            <w:noProof/>
+            <w:webHidden/>
+          </w:rPr>
+          <w:fldChar w:fldCharType="separate"/>
+        </w:r>
+        <w:r>
+          <w:rPr>
+            <w:noProof/>
+            <w:webHidden/>
+          </w:rPr>
+          <w:t>5</w:t>
+        </w:r>
+        <w:r>
+          <w:rPr>
+            <w:noProof/>
+            <w:webHidden/>
+          </w:rPr>
+          <w:fldChar w:fldCharType="end"/>
+        </w:r>
+      </w:hyperlink>
+    </w:p>
+    <w:p>
+      <w:pPr>
+        <w:pStyle w:val="Tabladeilustraciones"/>
+        <w:tabs>
+          <w:tab w:val="right" w:leader="dot" w:pos="9016"/>
+        </w:tabs>
+        <w:rPr>
+          <w:rFonts w:eastAsiaTheme="minorEastAsia" w:cstheme="minorBidi"/>
+          <w:smallCaps w:val="0"/>
+          <w:noProof/>
+          <w:sz w:val="22"/>
+          <w:szCs w:val="22"/>
+          <w:lang w:val="es-EC" w:eastAsia="es-EC"/>
+        </w:rPr>
+      </w:pPr>
+      <w:hyperlink w:anchor="_Toc229512492" w:history="1">
+        <w:r>
+          <w:rPr>
+            <w:rStyle w:val="Hipervnculo"/>
+            <w:noProof/>
+          </w:rPr>
+          <w:t>Tabla 3 ECUD Realizar Conversión</w:t>
+        </w:r>
+        <w:r>
+          <w:rPr>
+            <w:noProof/>
+            <w:webHidden/>
+          </w:rPr>
+          <w:tab/>
+        </w:r>
+        <w:r>
+          <w:rPr>
+            <w:noProof/>
+            <w:webHidden/>
+          </w:rPr>
+          <w:fldChar w:fldCharType="begin"/>
+        </w:r>
+        <w:r>
+          <w:rPr>
+            <w:noProof/>
+            <w:webHidden/>
+          </w:rPr>
+          <w:instrText xml:space="preserve"> PAGEREF _Toc229512492 \h </w:instrText>
         </w:r>
         <w:r>
           <w:rPr>
@@ -5749,248 +5468,6 @@
     </w:p>
     <w:p>
       <w:pPr>
-        <w:pStyle w:val="Tabladeilustraciones"/>
-        <w:tabs>
-          <w:tab w:val="right" w:leader="dot" w:pos="9016"/>
-        </w:tabs>
-        <w:rPr>
-          <w:rFonts w:eastAsiaTheme="minorEastAsia" w:cstheme="minorBidi"/>
-          <w:smallCaps w:val="0"/>
-          <w:noProof/>
-          <w:sz w:val="22"/>
-          <w:szCs w:val="22"/>
-          <w:lang w:val="es-US" w:eastAsia="es-US"/>
-        </w:rPr>
-      </w:pPr>
-      <w:hyperlink w:anchor="_Toc82708269" w:history="1">
-        <w:r>
-          <w:rPr>
-            <w:rStyle w:val="Hipervnculo"/>
-            <w:noProof/>
-          </w:rPr>
-          <w:t>Ilustración 3</w:t>
-        </w:r>
-        <w:r>
-          <w:rPr>
-            <w:rStyle w:val="Hipervnculo"/>
-            <w:rFonts w:eastAsia="Carlito"/>
-            <w:b/>
-            <w:bCs/>
-            <w:noProof/>
-          </w:rPr>
-          <w:t xml:space="preserve">. </w:t>
-        </w:r>
-        <w:r>
-          <w:rPr>
-            <w:rStyle w:val="Hipervnculo"/>
-            <w:noProof/>
-          </w:rPr>
-          <w:t>Caso de Uso de Autenticar.</w:t>
-        </w:r>
-        <w:r>
-          <w:rPr>
-            <w:noProof/>
-            <w:webHidden/>
-          </w:rPr>
-          <w:tab/>
-        </w:r>
-        <w:r>
-          <w:rPr>
-            <w:noProof/>
-            <w:webHidden/>
-          </w:rPr>
-          <w:fldChar w:fldCharType="begin"/>
-        </w:r>
-        <w:r>
-          <w:rPr>
-            <w:noProof/>
-            <w:webHidden/>
-          </w:rPr>
-          <w:instrText xml:space="preserve"> PAGEREF _Toc82708269 \h </w:instrText>
-        </w:r>
-        <w:r>
-          <w:rPr>
-            <w:noProof/>
-            <w:webHidden/>
-          </w:rPr>
-        </w:r>
-        <w:r>
-          <w:rPr>
-            <w:noProof/>
-            <w:webHidden/>
-          </w:rPr>
-          <w:fldChar w:fldCharType="separate"/>
-        </w:r>
-        <w:r>
-          <w:rPr>
-            <w:noProof/>
-            <w:webHidden/>
-          </w:rPr>
-          <w:t>8</w:t>
-        </w:r>
-        <w:r>
-          <w:rPr>
-            <w:noProof/>
-            <w:webHidden/>
-          </w:rPr>
-          <w:fldChar w:fldCharType="end"/>
-        </w:r>
-      </w:hyperlink>
-    </w:p>
-    <w:p>
-      <w:pPr>
-        <w:pStyle w:val="Tabladeilustraciones"/>
-        <w:tabs>
-          <w:tab w:val="right" w:leader="dot" w:pos="9016"/>
-        </w:tabs>
-        <w:rPr>
-          <w:rFonts w:eastAsiaTheme="minorEastAsia" w:cstheme="minorBidi"/>
-          <w:smallCaps w:val="0"/>
-          <w:noProof/>
-          <w:sz w:val="22"/>
-          <w:szCs w:val="22"/>
-          <w:lang w:val="es-US" w:eastAsia="es-US"/>
-        </w:rPr>
-      </w:pPr>
-      <w:hyperlink w:anchor="_Toc82708270" w:history="1">
-        <w:r>
-          <w:rPr>
-            <w:rStyle w:val="Hipervnculo"/>
-            <w:rFonts w:eastAsia="Carlito"/>
-            <w:b/>
-            <w:bCs/>
-            <w:noProof/>
-          </w:rPr>
-          <w:t>Ilustración 4. Caso de Uso de Gestionar Cuenta de Usuario.</w:t>
-        </w:r>
-        <w:r>
-          <w:rPr>
-            <w:noProof/>
-            <w:webHidden/>
-          </w:rPr>
-          <w:tab/>
-        </w:r>
-        <w:r>
-          <w:rPr>
-            <w:noProof/>
-            <w:webHidden/>
-          </w:rPr>
-          <w:fldChar w:fldCharType="begin"/>
-        </w:r>
-        <w:r>
-          <w:rPr>
-            <w:noProof/>
-            <w:webHidden/>
-          </w:rPr>
-          <w:instrText xml:space="preserve"> PAGEREF _Toc82708270 \h </w:instrText>
-        </w:r>
-        <w:r>
-          <w:rPr>
-            <w:noProof/>
-            <w:webHidden/>
-          </w:rPr>
-        </w:r>
-        <w:r>
-          <w:rPr>
-            <w:noProof/>
-            <w:webHidden/>
-          </w:rPr>
-          <w:fldChar w:fldCharType="separate"/>
-        </w:r>
-        <w:r>
-          <w:rPr>
-            <w:noProof/>
-            <w:webHidden/>
-          </w:rPr>
-          <w:t>9</w:t>
-        </w:r>
-        <w:r>
-          <w:rPr>
-            <w:noProof/>
-            <w:webHidden/>
-          </w:rPr>
-          <w:fldChar w:fldCharType="end"/>
-        </w:r>
-      </w:hyperlink>
-    </w:p>
-    <w:p>
-      <w:pPr>
-        <w:pStyle w:val="Tabladeilustraciones"/>
-        <w:tabs>
-          <w:tab w:val="right" w:leader="dot" w:pos="9016"/>
-        </w:tabs>
-        <w:rPr>
-          <w:rFonts w:eastAsiaTheme="minorEastAsia" w:cstheme="minorBidi"/>
-          <w:smallCaps w:val="0"/>
-          <w:noProof/>
-          <w:sz w:val="22"/>
-          <w:szCs w:val="22"/>
-          <w:lang w:val="es-US" w:eastAsia="es-US"/>
-        </w:rPr>
-      </w:pPr>
-      <w:hyperlink w:anchor="_Toc82708271" w:history="1">
-        <w:r>
-          <w:rPr>
-            <w:rStyle w:val="Hipervnculo"/>
-            <w:rFonts w:eastAsia="Carlito"/>
-            <w:b/>
-            <w:bCs/>
-            <w:noProof/>
-          </w:rPr>
-          <w:t>Ilustración 5. Caso de Uso de Cambiar Contraseña.</w:t>
-        </w:r>
-        <w:r>
-          <w:rPr>
-            <w:noProof/>
-            <w:webHidden/>
-          </w:rPr>
-          <w:tab/>
-        </w:r>
-        <w:r>
-          <w:rPr>
-            <w:noProof/>
-            <w:webHidden/>
-          </w:rPr>
-          <w:fldChar w:fldCharType="begin"/>
-        </w:r>
-        <w:r>
-          <w:rPr>
-            <w:noProof/>
-            <w:webHidden/>
-          </w:rPr>
-          <w:instrText xml:space="preserve"> PAGEREF _Toc82708271 \h </w:instrText>
-        </w:r>
-        <w:r>
-          <w:rPr>
-            <w:noProof/>
-            <w:webHidden/>
-          </w:rPr>
-        </w:r>
-        <w:r>
-          <w:rPr>
-            <w:noProof/>
-            <w:webHidden/>
-          </w:rPr>
-          <w:fldChar w:fldCharType="separate"/>
-        </w:r>
-        <w:r>
-          <w:rPr>
-            <w:noProof/>
-            <w:webHidden/>
-          </w:rPr>
-          <w:t>11</w:t>
-        </w:r>
-        <w:r>
-          <w:rPr>
-            <w:noProof/>
-            <w:webHidden/>
-          </w:rPr>
-          <w:fldChar w:fldCharType="end"/>
-        </w:r>
-      </w:hyperlink>
-    </w:p>
-    <w:p>
-      <w:pPr>
         <w:sectPr>
           <w:pgSz w:w="11906" w:h="16838"/>
           <w:pgMar w:top="1440" w:right="1440" w:bottom="1440" w:left="1440" w:header="708" w:footer="708" w:gutter="0"/>
@@ -6005,6 +5482,12 @@
         </w:sectPr>
       </w:pPr>
       <w:r>
+        <w:rPr>
+          <w:rFonts w:asciiTheme="minorHAnsi" w:hAnsiTheme="minorHAnsi" w:cstheme="minorHAnsi"/>
+          <w:smallCaps/>
+          <w:sz w:val="20"/>
+          <w:szCs w:val="20"/>
+        </w:rPr>
         <w:fldChar w:fldCharType="end"/>
       </w:r>
     </w:p>
@@ -6016,7 +5499,7 @@
           <w:b w:val="0"/>
         </w:rPr>
       </w:pPr>
-      <w:bookmarkStart w:id="4" w:name="_Toc214408327"/>
+      <w:bookmarkStart w:id="4" w:name="_Toc229512499"/>
       <w:r>
         <w:rPr>
           <w:rFonts w:eastAsia="Carlito"/>
@@ -6063,7 +5546,7 @@
           <w:lang w:eastAsia="en-US"/>
         </w:rPr>
       </w:pPr>
-      <w:bookmarkStart w:id="6" w:name="_Toc214408328"/>
+      <w:bookmarkStart w:id="6" w:name="_Toc229512500"/>
       <w:r>
         <w:rPr>
           <w:rFonts w:eastAsia="Carlito"/>
@@ -6084,28 +5567,22 @@
         <w:pStyle w:val="Ttulo2"/>
       </w:pPr>
       <w:bookmarkStart w:id="7" w:name="_Toc74581876"/>
-      <w:bookmarkStart w:id="8" w:name="_Toc214408329"/>
+      <w:bookmarkStart w:id="8" w:name="_Toc229512501"/>
       <w:r>
         <w:rPr>
           <w:rFonts w:eastAsia="Carlito"/>
           <w:lang w:eastAsia="en-US"/>
         </w:rPr>
-        <w:t>ECUD_</w:t>
+        <w:t>ECUD</w:t>
       </w:r>
-      <w:r>
-        <w:rPr>
-          <w:rFonts w:eastAsia="Carlito"/>
-        </w:rPr>
-        <w:t>INGRESAR</w:t>
-      </w:r>
+      <w:bookmarkEnd w:id="7"/>
       <w:r>
         <w:rPr>
           <w:rFonts w:eastAsia="Carlito"/>
           <w:lang w:eastAsia="en-US"/>
         </w:rPr>
-        <w:t>_AL_SISTEMA</w:t>
+        <w:t>_LOGIN</w:t>
       </w:r>
-      <w:bookmarkEnd w:id="7"/>
       <w:r>
         <w:br/>
       </w:r>
@@ -6114,35 +5591,14 @@
           <w:b w:val="0"/>
           <w:bCs w:val="0"/>
         </w:rPr>
-        <w:t>A continuación, se muestra ECUD_</w:t>
+        <w:t>A continuación, se muestra</w:t>
       </w:r>
       <w:r>
         <w:rPr>
           <w:b w:val="0"/>
           <w:bCs w:val="0"/>
         </w:rPr>
-        <w:t>ACCEDER</w:t>
-      </w:r>
-      <w:r>
-        <w:rPr>
-          <w:b w:val="0"/>
-          <w:bCs w:val="0"/>
-        </w:rPr>
-        <w:t>_</w:t>
-      </w:r>
-      <w:r>
-        <w:rPr>
-          <w:b w:val="0"/>
-          <w:bCs w:val="0"/>
-        </w:rPr>
-        <w:t>AL_</w:t>
-      </w:r>
-      <w:r>
-        <w:rPr>
-          <w:b w:val="0"/>
-          <w:bCs w:val="0"/>
-        </w:rPr>
-        <w:t>SISTEMA</w:t>
+        <w:t xml:space="preserve"> el LOGIN</w:t>
       </w:r>
       <w:bookmarkEnd w:id="8"/>
     </w:p>
@@ -6154,6 +5610,7 @@
       <w:bookmarkStart w:id="9" w:name="_Toc61543997"/>
       <w:bookmarkStart w:id="10" w:name="_Toc73914195"/>
       <w:bookmarkStart w:id="11" w:name="_Toc74775703"/>
+      <w:bookmarkStart w:id="12" w:name="_Toc229512490"/>
       <w:r>
         <w:t xml:space="preserve">Tabla </w:t>
       </w:r>
@@ -6169,14 +5626,14 @@
         <w:t xml:space="preserve">. ECUD </w:t>
       </w:r>
       <w:bookmarkEnd w:id="9"/>
-      <w:r>
-        <w:t>Acceder</w:t>
-      </w:r>
-      <w:r>
-        <w:t xml:space="preserve"> Sistema</w:t>
-      </w:r>
       <w:bookmarkEnd w:id="10"/>
       <w:bookmarkEnd w:id="11"/>
+      <w:proofErr w:type="spellStart"/>
+      <w:r>
+        <w:t>Logiin</w:t>
+      </w:r>
+      <w:bookmarkEnd w:id="12"/>
+      <w:proofErr w:type="spellEnd"/>
     </w:p>
     <w:tbl>
       <w:tblPr>
@@ -6241,13 +5698,15 @@
                 <w:bCs/>
               </w:rPr>
             </w:pPr>
+            <w:proofErr w:type="spellStart"/>
             <w:r>
               <w:rPr>
                 <w:b/>
                 <w:bCs/>
               </w:rPr>
-              <w:t>Acceder al Sistema</w:t>
-            </w:r>
+              <w:t>Login</w:t>
+            </w:r>
+            <w:proofErr w:type="spellEnd"/>
           </w:p>
         </w:tc>
       </w:tr>
@@ -6345,28 +5804,7 @@
               <w:cnfStyle w:val="000000100000" w:firstRow="0" w:lastRow="0" w:firstColumn="0" w:lastColumn="0" w:oddVBand="0" w:evenVBand="0" w:oddHBand="1" w:evenHBand="0" w:firstRowFirstColumn="0" w:firstRowLastColumn="0" w:lastRowFirstColumn="0" w:lastRowLastColumn="0"/>
             </w:pPr>
             <w:r>
-              <w:t xml:space="preserve">Permite al usuario ingresar al </w:t>
-            </w:r>
-            <w:r>
-              <w:t>sistema,</w:t>
-            </w:r>
-            <w:r>
-              <w:t xml:space="preserve"> valida</w:t>
-            </w:r>
-            <w:r>
-              <w:t>ndo</w:t>
-            </w:r>
-            <w:r>
-              <w:t xml:space="preserve"> </w:t>
-            </w:r>
-            <w:r>
-              <w:t>el usuario y</w:t>
-            </w:r>
-            <w:r>
-              <w:t xml:space="preserve"> la contraseña </w:t>
-            </w:r>
-            <w:r>
-              <w:t>que están por defecto.</w:t>
+              <w:t>Permite al usuario autenticarse en el sistema de conversión de unidades mediante la validación de usuario y contraseña</w:t>
             </w:r>
           </w:p>
         </w:tc>
@@ -6415,10 +5853,7 @@
               <w:cnfStyle w:val="000000000000" w:firstRow="0" w:lastRow="0" w:firstColumn="0" w:lastColumn="0" w:oddVBand="0" w:evenVBand="0" w:oddHBand="0" w:evenHBand="0" w:firstRowFirstColumn="0" w:firstRowLastColumn="0" w:lastRowFirstColumn="0" w:lastRowLastColumn="0"/>
             </w:pPr>
             <w:r>
-              <w:t xml:space="preserve">Permite al usuario ingresar al sistema </w:t>
-            </w:r>
-            <w:r>
-              <w:t>de conversiones de unidades.</w:t>
+              <w:t>Permitir el acceso seguro al sistema de conversión de unidades.</w:t>
             </w:r>
           </w:p>
         </w:tc>
@@ -6712,7 +6147,7 @@
               <w:cnfStyle w:val="000000000000" w:firstRow="0" w:lastRow="0" w:firstColumn="0" w:lastColumn="0" w:oddVBand="0" w:evenVBand="0" w:oddHBand="0" w:evenHBand="0" w:firstRowFirstColumn="0" w:firstRowLastColumn="0" w:lastRowFirstColumn="0" w:lastRowLastColumn="0"/>
             </w:pPr>
             <w:r>
-              <w:t>El usuario tanto cliente como administrador debe haber sido registrado.</w:t>
+              <w:t>El usuario debe estar registrado en el sistema.</w:t>
             </w:r>
           </w:p>
           <w:p>
@@ -6725,7 +6160,7 @@
               <w:cnfStyle w:val="000000000000" w:firstRow="0" w:lastRow="0" w:firstColumn="0" w:lastColumn="0" w:oddVBand="0" w:evenVBand="0" w:oddHBand="0" w:evenHBand="0" w:firstRowFirstColumn="0" w:firstRowLastColumn="0" w:lastRowFirstColumn="0" w:lastRowLastColumn="0"/>
             </w:pPr>
             <w:r>
-              <w:t xml:space="preserve">La contraseña debió haber sido recibida vía correo electrónico. </w:t>
+              <w:t>El sistema debe estar disponible y operativo.</w:t>
             </w:r>
           </w:p>
         </w:tc>
@@ -6775,7 +6210,7 @@
               <w:cnfStyle w:val="000000100000" w:firstRow="0" w:lastRow="0" w:firstColumn="0" w:lastColumn="0" w:oddVBand="0" w:evenVBand="0" w:oddHBand="1" w:evenHBand="0" w:firstRowFirstColumn="0" w:firstRowLastColumn="0" w:lastRowFirstColumn="0" w:lastRowLastColumn="0"/>
             </w:pPr>
             <w:r>
-              <w:t xml:space="preserve">Cuando ingrese por primera vez, el usuario cambiará la contraseña y pondrá una que el usuario decida. </w:t>
+              <w:t>El usuario accede correctamente al sistema de conversión de unidades y puede utilizar sus funcionalidades según su rol.</w:t>
             </w:r>
           </w:p>
         </w:tc>
@@ -6828,7 +6263,6 @@
                 <w:noProof/>
               </w:rPr>
             </w:pPr>
-            <w:bookmarkStart w:id="12" w:name="_Toc82708267"/>
           </w:p>
           <w:p>
             <w:pPr>
@@ -6943,7 +6377,7 @@
               <w:pStyle w:val="Descripcin"/>
               <w:cnfStyle w:val="000000000000" w:firstRow="0" w:lastRow="0" w:firstColumn="0" w:lastColumn="0" w:oddVBand="0" w:evenVBand="0" w:oddHBand="0" w:evenHBand="0" w:firstRowFirstColumn="0" w:firstRowLastColumn="0" w:lastRowFirstColumn="0" w:lastRowLastColumn="0"/>
             </w:pPr>
-            <w:bookmarkStart w:id="13" w:name="_Toc214408083"/>
+            <w:bookmarkStart w:id="13" w:name="_Toc229512486"/>
             <w:r>
               <w:t xml:space="preserve">Ilustración </w:t>
             </w:r>
@@ -6968,7 +6402,6 @@
             <w:r>
               <w:t>Caso de Uso del ingreso al sistema</w:t>
             </w:r>
-            <w:bookmarkEnd w:id="12"/>
             <w:bookmarkEnd w:id="13"/>
           </w:p>
         </w:tc>
@@ -7030,7 +6463,6 @@
               <w:jc w:val="center"/>
             </w:pPr>
             <w:r>
-              <w:lastRenderedPageBreak/>
               <w:t>Actor</w:t>
             </w:r>
           </w:p>
@@ -7062,15 +6494,9 @@
             <w:gridSpan w:val="2"/>
           </w:tcPr>
           <w:p>
-            <w:pPr>
-              <w:pStyle w:val="Prrafodelista"/>
-              <w:numPr>
-                <w:ilvl w:val="0"/>
-                <w:numId w:val="6"/>
-              </w:numPr>
-            </w:pPr>
-            <w:r>
-              <w:t xml:space="preserve">El usuario ingresa al portal de </w:t>
+            <w:r>
+              <w:lastRenderedPageBreak/>
+              <w:t xml:space="preserve">1. El usuario ingresa al sistema mediante la pantalla de </w:t>
             </w:r>
             <w:proofErr w:type="spellStart"/>
             <w:r>
@@ -7090,14 +6516,11 @@
           <w:p>
             <w:pPr>
               <w:pStyle w:val="Prrafodelista"/>
-              <w:numPr>
-                <w:ilvl w:val="0"/>
-                <w:numId w:val="6"/>
-              </w:numPr>
+              <w:ind w:left="360"/>
               <w:cnfStyle w:val="000000000000" w:firstRow="0" w:lastRow="0" w:firstColumn="0" w:lastColumn="0" w:oddVBand="0" w:evenVBand="0" w:oddHBand="0" w:evenHBand="0" w:firstRowFirstColumn="0" w:firstRowLastColumn="0" w:lastRowFirstColumn="0" w:lastRowLastColumn="0"/>
             </w:pPr>
             <w:r>
-              <w:t>El sistema mostrará una interfaz para ingresar el usuario y la contraseña.</w:t>
+              <w:t>2. El sistema muestra la interfaz de autenticación.</w:t>
             </w:r>
           </w:p>
         </w:tc>
@@ -7114,15 +6537,8 @@
             <w:gridSpan w:val="2"/>
           </w:tcPr>
           <w:p>
-            <w:pPr>
-              <w:pStyle w:val="Prrafodelista"/>
-              <w:numPr>
-                <w:ilvl w:val="0"/>
-                <w:numId w:val="6"/>
-              </w:numPr>
-            </w:pPr>
-            <w:r>
-              <w:t>El usuario ingresa los datos correspondientes.</w:t>
+            <w:r>
+              <w:t>3. El usuario ingresa usuario y contraseña.</w:t>
             </w:r>
           </w:p>
         </w:tc>
@@ -7133,15 +6549,10 @@
           </w:tcPr>
           <w:p>
             <w:pPr>
-              <w:pStyle w:val="Prrafodelista"/>
-              <w:numPr>
-                <w:ilvl w:val="0"/>
-                <w:numId w:val="6"/>
-              </w:numPr>
               <w:cnfStyle w:val="000000100000" w:firstRow="0" w:lastRow="0" w:firstColumn="0" w:lastColumn="0" w:oddVBand="0" w:evenVBand="0" w:oddHBand="1" w:evenHBand="0" w:firstRowFirstColumn="0" w:firstRowLastColumn="0" w:lastRowFirstColumn="0" w:lastRowLastColumn="0"/>
             </w:pPr>
             <w:r>
-              <w:t>El sistema valida los datos ingresados y presenta una interfaz con los campos de ingreso de una nueva contraseña junto con la repetición de esta.</w:t>
+              <w:t>4. El sistema valida las credenciales.</w:t>
             </w:r>
           </w:p>
         </w:tc>
@@ -7157,15 +6568,8 @@
             <w:gridSpan w:val="2"/>
           </w:tcPr>
           <w:p>
-            <w:pPr>
-              <w:pStyle w:val="Prrafodelista"/>
-              <w:numPr>
-                <w:ilvl w:val="0"/>
-                <w:numId w:val="6"/>
-              </w:numPr>
-            </w:pPr>
-            <w:r>
-              <w:t>El usuario ingresa su nueva contraseña</w:t>
+            <w:r>
+              <w:t>5. Si son correctas, permite el acceso al sistema principal.</w:t>
             </w:r>
           </w:p>
         </w:tc>
@@ -7177,23 +6581,9 @@
           <w:p>
             <w:pPr>
               <w:pStyle w:val="Prrafodelista"/>
-              <w:numPr>
-                <w:ilvl w:val="0"/>
-                <w:numId w:val="6"/>
-              </w:numPr>
+              <w:ind w:left="360"/>
               <w:cnfStyle w:val="000000000000" w:firstRow="0" w:lastRow="0" w:firstColumn="0" w:lastColumn="0" w:oddVBand="0" w:evenVBand="0" w:oddHBand="0" w:evenHBand="0" w:firstRowFirstColumn="0" w:firstRowLastColumn="0" w:lastRowFirstColumn="0" w:lastRowLastColumn="0"/>
             </w:pPr>
-            <w:r>
-              <w:t xml:space="preserve">El sistema emite un mensaje de confirmación y regresa a la pantalla de </w:t>
-            </w:r>
-            <w:proofErr w:type="spellStart"/>
-            <w:r>
-              <w:t>login</w:t>
-            </w:r>
-            <w:proofErr w:type="spellEnd"/>
-            <w:r>
-              <w:t>.</w:t>
-            </w:r>
           </w:p>
         </w:tc>
       </w:tr>
@@ -7238,41 +6628,23 @@
             <w:gridSpan w:val="5"/>
           </w:tcPr>
           <w:p>
-            <w:pPr>
-              <w:pStyle w:val="Prrafodelista"/>
-              <w:numPr>
-                <w:ilvl w:val="0"/>
-                <w:numId w:val="7"/>
-              </w:numPr>
-            </w:pPr>
-            <w:r>
-              <w:rPr>
-                <w:b/>
-                <w:bCs/>
-              </w:rPr>
-              <w:t>Datos Incorrectos:</w:t>
-            </w:r>
-            <w:r>
-              <w:t xml:space="preserve"> Si el sistema determina error en algún dato, se muestra un mensaje de error y seguidamente se solicitan los datos nuevamente.</w:t>
-            </w:r>
-          </w:p>
-          <w:p>
-            <w:pPr>
-              <w:pStyle w:val="Prrafodelista"/>
-              <w:numPr>
-                <w:ilvl w:val="0"/>
-                <w:numId w:val="7"/>
-              </w:numPr>
-            </w:pPr>
-            <w:r>
-              <w:rPr>
-                <w:b/>
-                <w:bCs/>
-              </w:rPr>
-              <w:t>Contraseña inválida:</w:t>
-            </w:r>
-            <w:r>
-              <w:t xml:space="preserve"> El sistema validará que la contraseña tenga los parámetros establecidos al momento de cambiarla.</w:t>
+            <w:r>
+              <w:t>1. Credenciales incorrectas:</w:t>
+            </w:r>
+          </w:p>
+          <w:p>
+            <w:r>
+              <w:t>El sistema muestra un mensaje de error e indica que los datos son inválidos.</w:t>
+            </w:r>
+          </w:p>
+          <w:p>
+            <w:r>
+              <w:t>2. Campos vacíos:</w:t>
+            </w:r>
+          </w:p>
+          <w:p>
+            <w:r>
+              <w:t>El sistema solicita completar todos los campos obligatorios.</w:t>
             </w:r>
           </w:p>
         </w:tc>
@@ -7316,12 +6688,18 @@
     <w:p>
       <w:pPr>
         <w:pStyle w:val="Ttulo2"/>
+      </w:pPr>
+    </w:p>
+    <w:p>
+      <w:pPr>
+        <w:pStyle w:val="Ttulo2"/>
         <w:rPr>
           <w:rFonts w:eastAsia="Carlito"/>
           <w:i/>
           <w:lang w:eastAsia="en-US"/>
         </w:rPr>
       </w:pPr>
+      <w:bookmarkStart w:id="14" w:name="_Toc229512502"/>
       <w:r>
         <w:rPr>
           <w:rFonts w:eastAsia="Carlito"/>
@@ -7334,8 +6712,9 @@
           <w:rFonts w:eastAsia="Carlito"/>
           <w:lang w:eastAsia="en-US"/>
         </w:rPr>
-        <w:t>_CONVERTIR_UNIDADES</w:t>
+        <w:t>_CONSULTAR_CONVERSIÓN</w:t>
       </w:r>
+      <w:bookmarkEnd w:id="14"/>
     </w:p>
     <w:p>
       <w:pPr>
@@ -7352,13 +6731,14 @@
         <w:t xml:space="preserve"> </w:t>
       </w:r>
       <w:r>
-        <w:t>ECUD_CONVERTIR_UNIDADES</w:t>
+        <w:t>CONSULTAR_CONVERIÓN</w:t>
       </w:r>
     </w:p>
     <w:p>
       <w:pPr>
         <w:pStyle w:val="Descripcin"/>
       </w:pPr>
+      <w:bookmarkStart w:id="15" w:name="_Toc229512491"/>
       <w:r>
         <w:t xml:space="preserve">Tabla </w:t>
       </w:r>
@@ -7371,14 +6751,12 @@
         </w:r>
       </w:fldSimple>
       <w:r>
-        <w:t xml:space="preserve">. </w:t>
+        <w:t xml:space="preserve"> </w:t>
       </w:r>
       <w:r>
-        <w:t xml:space="preserve">ECUD </w:t>
+        <w:t>ECUD Consultar Conversión</w:t>
       </w:r>
-      <w:r>
-        <w:t>Convertir Unidades</w:t>
-      </w:r>
+      <w:bookmarkEnd w:id="15"/>
     </w:p>
     <w:tbl>
       <w:tblPr>
@@ -7438,7 +6816,7 @@
               <w:cnfStyle w:val="000000100000" w:firstRow="0" w:lastRow="0" w:firstColumn="0" w:lastColumn="0" w:oddVBand="0" w:evenVBand="0" w:oddHBand="1" w:evenHBand="0" w:firstRowFirstColumn="0" w:firstRowLastColumn="0" w:lastRowFirstColumn="0" w:lastRowLastColumn="0"/>
             </w:pPr>
             <w:r>
-              <w:t>Convertir Unidades</w:t>
+              <w:t>Consultar Conversión</w:t>
             </w:r>
           </w:p>
         </w:tc>
@@ -7490,7 +6868,10 @@
               <w:cnfStyle w:val="000000000000" w:firstRow="0" w:lastRow="0" w:firstColumn="0" w:lastColumn="0" w:oddVBand="0" w:evenVBand="0" w:oddHBand="0" w:evenHBand="0" w:firstRowFirstColumn="0" w:firstRowLastColumn="0" w:lastRowFirstColumn="0" w:lastRowLastColumn="0"/>
             </w:pPr>
             <w:r>
-              <w:t>ECUD2</w:t>
+              <w:t>ECUD</w:t>
+            </w:r>
+            <w:r>
+              <w:t>2</w:t>
             </w:r>
           </w:p>
         </w:tc>
@@ -7537,7 +6918,7 @@
               <w:cnfStyle w:val="000000100000" w:firstRow="0" w:lastRow="0" w:firstColumn="0" w:lastColumn="0" w:oddVBand="0" w:evenVBand="0" w:oddHBand="1" w:evenHBand="0" w:firstRowFirstColumn="0" w:firstRowLastColumn="0" w:lastRowFirstColumn="0" w:lastRowLastColumn="0"/>
             </w:pPr>
             <w:r>
-              <w:t>Permite al usuario realizar conversiones de unidades de longitud, masa y temperatura mediante el consumo de servicios SOAP centralizados.</w:t>
+              <w:t>Permite al usuario consultar conversiones realizadas previamente o visualizar resultados almacenados en el sistema de conversiones de unidades.</w:t>
             </w:r>
           </w:p>
         </w:tc>
@@ -7583,7 +6964,7 @@
               <w:cnfStyle w:val="000000000000" w:firstRow="0" w:lastRow="0" w:firstColumn="0" w:lastColumn="0" w:oddVBand="0" w:evenVBand="0" w:oddHBand="0" w:evenHBand="0" w:firstRowFirstColumn="0" w:firstRowLastColumn="0" w:lastRowFirstColumn="0" w:lastRowLastColumn="0"/>
             </w:pPr>
             <w:r>
-              <w:t>Permitir al usuario obtener resultados precisos y rápidos de conversiones utilizando los diferentes clientes del sistema.</w:t>
+              <w:t>Brindar acceso a los resultados de conversiones ejecutadas en el sistema para su revisión.</w:t>
             </w:r>
           </w:p>
         </w:tc>
@@ -7753,10 +7134,7 @@
               <w:cnfStyle w:val="000000100000" w:firstRow="0" w:lastRow="0" w:firstColumn="0" w:lastColumn="0" w:oddVBand="0" w:evenVBand="0" w:oddHBand="1" w:evenHBand="0" w:firstRowFirstColumn="0" w:firstRowLastColumn="0" w:lastRowFirstColumn="0" w:lastRowLastColumn="0"/>
             </w:pPr>
             <w:r>
-              <w:t>1</w:t>
-            </w:r>
-            <w:r>
-              <w:t>2</w:t>
+              <w:t>12</w:t>
             </w:r>
             <w:r>
               <w:t>/</w:t>
@@ -7849,6 +7227,11 @@
           </w:tcPr>
           <w:p>
             <w:pPr>
+              <w:pStyle w:val="Prrafodelista"/>
+              <w:numPr>
+                <w:ilvl w:val="6"/>
+                <w:numId w:val="5"/>
+              </w:numPr>
               <w:pBdr>
                 <w:top w:val="nil"/>
                 <w:left w:val="nil"/>
@@ -7859,11 +7242,16 @@
               <w:cnfStyle w:val="000000000000" w:firstRow="0" w:lastRow="0" w:firstColumn="0" w:lastColumn="0" w:oddVBand="0" w:evenVBand="0" w:oddHBand="0" w:evenHBand="0" w:firstRowFirstColumn="0" w:firstRowLastColumn="0" w:lastRowFirstColumn="0" w:lastRowLastColumn="0"/>
             </w:pPr>
             <w:r>
-              <w:t>1. El servidor SOAP WCF debe estar en ejecución.</w:t>
-            </w:r>
-          </w:p>
-          <w:p>
-            <w:pPr>
+              <w:t>El usuario debe haber iniciado sesión en el sistema.</w:t>
+            </w:r>
+          </w:p>
+          <w:p>
+            <w:pPr>
+              <w:pStyle w:val="Prrafodelista"/>
+              <w:numPr>
+                <w:ilvl w:val="6"/>
+                <w:numId w:val="5"/>
+              </w:numPr>
               <w:pBdr>
                 <w:top w:val="nil"/>
                 <w:left w:val="nil"/>
@@ -7874,22 +7262,7 @@
               <w:cnfStyle w:val="000000000000" w:firstRow="0" w:lastRow="0" w:firstColumn="0" w:lastColumn="0" w:oddVBand="0" w:evenVBand="0" w:oddHBand="0" w:evenHBand="0" w:firstRowFirstColumn="0" w:firstRowLastColumn="0" w:lastRowFirstColumn="0" w:lastRowLastColumn="0"/>
             </w:pPr>
             <w:r>
-              <w:t>2. El usuario debe acceder desde alguno de los clientes del sistema.</w:t>
-            </w:r>
-          </w:p>
-          <w:p>
-            <w:pPr>
-              <w:pBdr>
-                <w:top w:val="nil"/>
-                <w:left w:val="nil"/>
-                <w:bottom w:val="nil"/>
-                <w:right w:val="nil"/>
-                <w:between w:val="nil"/>
-              </w:pBdr>
-              <w:cnfStyle w:val="000000000000" w:firstRow="0" w:lastRow="0" w:firstColumn="0" w:lastColumn="0" w:oddVBand="0" w:evenVBand="0" w:oddHBand="0" w:evenHBand="0" w:firstRowFirstColumn="0" w:firstRowLastColumn="0" w:lastRowFirstColumn="0" w:lastRowLastColumn="0"/>
-            </w:pPr>
-            <w:r>
-              <w:t>3. Debe existir conexión entre cliente y servidor SOAP.</w:t>
+              <w:t>Debe existir al menos una conversión registrada o disponible para consulta.</w:t>
             </w:r>
           </w:p>
         </w:tc>
@@ -7937,11 +7310,7 @@
               <w:cnfStyle w:val="000000100000" w:firstRow="0" w:lastRow="0" w:firstColumn="0" w:lastColumn="0" w:oddVBand="0" w:evenVBand="0" w:oddHBand="1" w:evenHBand="0" w:firstRowFirstColumn="0" w:firstRowLastColumn="0" w:lastRowFirstColumn="0" w:lastRowLastColumn="0"/>
             </w:pPr>
             <w:r>
-              <w:t>1. El sistema muestra el resultado de la conversión realizada.</w:t>
-            </w:r>
-            <w:r>
-              <w:br/>
-              <w:t>2. La operación queda procesada correctamente por el servidor SOAP.</w:t>
+              <w:t>El sistema muestra el historial o resultados de conversiones solicitadas por el usuario.</w:t>
             </w:r>
           </w:p>
         </w:tc>
@@ -7986,162 +7355,40 @@
           </w:p>
           <w:p>
             <w:pPr>
+              <w:keepNext/>
+              <w:cnfStyle w:val="000000000000" w:firstRow="0" w:lastRow="0" w:firstColumn="0" w:lastColumn="0" w:oddVBand="0" w:evenVBand="0" w:oddHBand="0" w:evenHBand="0" w:firstRowFirstColumn="0" w:firstRowLastColumn="0" w:lastRowFirstColumn="0" w:lastRowLastColumn="0"/>
+            </w:pPr>
+          </w:p>
+          <w:p>
+            <w:pPr>
               <w:pStyle w:val="Descripcin"/>
               <w:keepNext/>
-              <w:widowControl w:val="0"/>
-              <w:autoSpaceDE w:val="0"/>
-              <w:autoSpaceDN w:val="0"/>
               <w:cnfStyle w:val="000000000000" w:firstRow="0" w:lastRow="0" w:firstColumn="0" w:lastColumn="0" w:oddVBand="0" w:evenVBand="0" w:oddHBand="0" w:evenHBand="0" w:firstRowFirstColumn="0" w:firstRowLastColumn="0" w:lastRowFirstColumn="0" w:lastRowLastColumn="0"/>
-              <w:rPr>
-                <w:rFonts w:asciiTheme="minorHAnsi" w:eastAsia="Carlito" w:hAnsiTheme="minorHAnsi" w:cstheme="minorHAnsi"/>
-                <w:b/>
-                <w:bCs/>
-                <w:i w:val="0"/>
-                <w:iCs w:val="0"/>
-                <w:color w:val="4472C4" w:themeColor="accent1"/>
-                <w:sz w:val="20"/>
-                <w:szCs w:val="20"/>
-                <w:lang w:eastAsia="en-US"/>
-              </w:rPr>
-            </w:pPr>
-            <w:bookmarkStart w:id="14" w:name="_Toc74775660"/>
-            <w:bookmarkStart w:id="15" w:name="_Toc82708268"/>
-            <w:bookmarkStart w:id="16" w:name="_Toc214408084"/>
-            <w:r>
-              <w:rPr>
-                <w:rFonts w:asciiTheme="minorHAnsi" w:eastAsia="Carlito" w:hAnsiTheme="minorHAnsi" w:cstheme="minorHAnsi"/>
-                <w:b/>
-                <w:bCs/>
-                <w:i w:val="0"/>
-                <w:iCs w:val="0"/>
-                <w:color w:val="4472C4" w:themeColor="accent1"/>
-                <w:sz w:val="20"/>
-                <w:szCs w:val="20"/>
-                <w:lang w:val="es-ES" w:eastAsia="en-US"/>
-              </w:rPr>
+            </w:pPr>
+            <w:bookmarkStart w:id="16" w:name="_Toc229512487"/>
+            <w:r>
               <w:t xml:space="preserve">Ilustración </w:t>
             </w:r>
-            <w:r>
-              <w:rPr>
-                <w:rFonts w:asciiTheme="minorHAnsi" w:eastAsia="Carlito" w:hAnsiTheme="minorHAnsi" w:cstheme="minorHAnsi"/>
-                <w:b/>
-                <w:bCs/>
-                <w:i w:val="0"/>
-                <w:iCs w:val="0"/>
-                <w:color w:val="4472C4" w:themeColor="accent1"/>
-                <w:sz w:val="20"/>
-                <w:szCs w:val="20"/>
-                <w:lang w:val="es-ES" w:eastAsia="en-US"/>
-              </w:rPr>
-              <w:fldChar w:fldCharType="begin"/>
-            </w:r>
-            <w:r>
-              <w:rPr>
-                <w:rFonts w:asciiTheme="minorHAnsi" w:eastAsia="Carlito" w:hAnsiTheme="minorHAnsi" w:cstheme="minorHAnsi"/>
-                <w:b/>
-                <w:bCs/>
-                <w:i w:val="0"/>
-                <w:iCs w:val="0"/>
-                <w:color w:val="4472C4" w:themeColor="accent1"/>
-                <w:sz w:val="20"/>
-                <w:szCs w:val="20"/>
-                <w:lang w:val="es-ES" w:eastAsia="en-US"/>
-              </w:rPr>
-              <w:instrText xml:space="preserve"> SEQ Ilustración \* ARABIC </w:instrText>
-            </w:r>
-            <w:r>
-              <w:rPr>
-                <w:rFonts w:asciiTheme="minorHAnsi" w:eastAsia="Carlito" w:hAnsiTheme="minorHAnsi" w:cstheme="minorHAnsi"/>
-                <w:b/>
-                <w:bCs/>
-                <w:i w:val="0"/>
-                <w:iCs w:val="0"/>
-                <w:color w:val="4472C4" w:themeColor="accent1"/>
-                <w:sz w:val="20"/>
-                <w:szCs w:val="20"/>
-                <w:lang w:val="es-ES" w:eastAsia="en-US"/>
-              </w:rPr>
-              <w:fldChar w:fldCharType="separate"/>
-            </w:r>
-            <w:r>
-              <w:rPr>
-                <w:rFonts w:asciiTheme="minorHAnsi" w:eastAsia="Carlito" w:hAnsiTheme="minorHAnsi" w:cstheme="minorHAnsi"/>
-                <w:b/>
-                <w:bCs/>
-                <w:i w:val="0"/>
-                <w:iCs w:val="0"/>
-                <w:noProof/>
-                <w:color w:val="4472C4" w:themeColor="accent1"/>
-                <w:sz w:val="20"/>
-                <w:szCs w:val="20"/>
-                <w:lang w:val="es-ES" w:eastAsia="en-US"/>
-              </w:rPr>
-              <w:t>2</w:t>
-            </w:r>
-            <w:r>
-              <w:rPr>
-                <w:rFonts w:asciiTheme="minorHAnsi" w:eastAsia="Carlito" w:hAnsiTheme="minorHAnsi" w:cstheme="minorHAnsi"/>
-                <w:b/>
-                <w:bCs/>
-                <w:i w:val="0"/>
-                <w:iCs w:val="0"/>
-                <w:color w:val="4472C4" w:themeColor="accent1"/>
-                <w:sz w:val="20"/>
-                <w:szCs w:val="20"/>
-                <w:lang w:val="es-ES" w:eastAsia="en-US"/>
-              </w:rPr>
-              <w:fldChar w:fldCharType="end"/>
-            </w:r>
-            <w:r>
-              <w:rPr>
-                <w:rFonts w:asciiTheme="minorHAnsi" w:eastAsia="Carlito" w:hAnsiTheme="minorHAnsi" w:cstheme="minorHAnsi"/>
-                <w:b/>
-                <w:bCs/>
-                <w:i w:val="0"/>
-                <w:iCs w:val="0"/>
-                <w:color w:val="4472C4" w:themeColor="accent1"/>
-                <w:sz w:val="20"/>
-                <w:szCs w:val="20"/>
-                <w:lang w:val="es-ES" w:eastAsia="en-US"/>
-              </w:rPr>
-              <w:t xml:space="preserve">. </w:t>
-            </w:r>
-            <w:bookmarkEnd w:id="14"/>
-            <w:bookmarkEnd w:id="15"/>
+            <w:fldSimple w:instr=" SEQ Ilustración \* ARABIC ">
+              <w:r>
+                <w:rPr>
+                  <w:noProof/>
+                </w:rPr>
+                <w:t>2</w:t>
+              </w:r>
+            </w:fldSimple>
+            <w:r>
+              <w:t xml:space="preserve"> </w:t>
+            </w:r>
+            <w:r>
+              <w:t>Consultar Conversión</w:t>
+            </w:r>
             <w:bookmarkEnd w:id="16"/>
-            <w:r>
-              <w:rPr>
-                <w:rFonts w:asciiTheme="minorHAnsi" w:eastAsia="Carlito" w:hAnsiTheme="minorHAnsi" w:cstheme="minorHAnsi"/>
-                <w:b/>
-                <w:bCs/>
-                <w:i w:val="0"/>
-                <w:iCs w:val="0"/>
-                <w:color w:val="4472C4" w:themeColor="accent1"/>
-                <w:sz w:val="20"/>
-                <w:szCs w:val="20"/>
-                <w:lang w:val="es-ES" w:eastAsia="en-US"/>
-              </w:rPr>
-              <w:t>Caso de Uso Convertir Unidade</w:t>
-            </w:r>
-            <w:r>
-              <w:rPr>
-                <w:rFonts w:asciiTheme="minorHAnsi" w:eastAsia="Carlito" w:hAnsiTheme="minorHAnsi" w:cstheme="minorHAnsi"/>
-                <w:b/>
-                <w:bCs/>
-                <w:i w:val="0"/>
-                <w:iCs w:val="0"/>
-                <w:color w:val="4472C4" w:themeColor="accent1"/>
-                <w:sz w:val="20"/>
-                <w:szCs w:val="20"/>
-                <w:lang w:val="es-ES" w:eastAsia="en-US"/>
-              </w:rPr>
-              <w:t>s</w:t>
-            </w:r>
           </w:p>
           <w:p>
             <w:pPr>
               <w:pStyle w:val="Descripcin"/>
-              <w:jc w:val="center"/>
+              <w:keepNext/>
               <w:cnfStyle w:val="000000000000" w:firstRow="0" w:lastRow="0" w:firstColumn="0" w:lastColumn="0" w:oddVBand="0" w:evenVBand="0" w:oddHBand="0" w:evenHBand="0" w:firstRowFirstColumn="0" w:firstRowLastColumn="0" w:lastRowFirstColumn="0" w:lastRowLastColumn="0"/>
             </w:pPr>
           </w:p>
@@ -8178,7 +7425,6 @@
                 <w:b/>
               </w:rPr>
               <w:tab/>
-              <w:t>Cuando es verdadero</w:t>
             </w:r>
           </w:p>
         </w:tc>
@@ -8190,33 +7436,6 @@
         <w:tc>
           <w:tcPr>
             <w:cnfStyle w:val="000010000000" w:firstRow="0" w:lastRow="0" w:firstColumn="0" w:lastColumn="0" w:oddVBand="1" w:evenVBand="0" w:oddHBand="0" w:evenHBand="0" w:firstRowFirstColumn="0" w:firstRowLastColumn="0" w:lastRowFirstColumn="0" w:lastRowLastColumn="0"/>
-            <w:tcW w:w="5000" w:type="pct"/>
-            <w:gridSpan w:val="6"/>
-          </w:tcPr>
-          <w:p>
-            <w:pPr>
-              <w:jc w:val="center"/>
-              <w:rPr>
-                <w:b/>
-              </w:rPr>
-            </w:pPr>
-            <w:r>
-              <w:rPr>
-                <w:b/>
-              </w:rPr>
-              <w:t>INSERTAR ASIGNATURA</w:t>
-            </w:r>
-          </w:p>
-        </w:tc>
-      </w:tr>
-      <w:tr>
-        <w:trPr>
-          <w:cnfStyle w:val="000000100000" w:firstRow="0" w:lastRow="0" w:firstColumn="0" w:lastColumn="0" w:oddVBand="0" w:evenVBand="0" w:oddHBand="1" w:evenHBand="0" w:firstRowFirstColumn="0" w:firstRowLastColumn="0" w:lastRowFirstColumn="0" w:lastRowLastColumn="0"/>
-          <w:trHeight w:val="97"/>
-        </w:trPr>
-        <w:tc>
-          <w:tcPr>
-            <w:cnfStyle w:val="000010000000" w:firstRow="0" w:lastRow="0" w:firstColumn="0" w:lastColumn="0" w:oddVBand="1" w:evenVBand="0" w:oddHBand="0" w:evenHBand="0" w:firstRowFirstColumn="0" w:firstRowLastColumn="0" w:lastRowFirstColumn="0" w:lastRowLastColumn="0"/>
             <w:tcW w:w="2608" w:type="pct"/>
             <w:gridSpan w:val="2"/>
           </w:tcPr>
@@ -8243,7 +7462,7 @@
           <w:p>
             <w:pPr>
               <w:jc w:val="center"/>
-              <w:cnfStyle w:val="000000100000" w:firstRow="0" w:lastRow="0" w:firstColumn="0" w:lastColumn="0" w:oddVBand="0" w:evenVBand="0" w:oddHBand="1" w:evenHBand="0" w:firstRowFirstColumn="0" w:firstRowLastColumn="0" w:lastRowFirstColumn="0" w:lastRowLastColumn="0"/>
+              <w:cnfStyle w:val="000000000000" w:firstRow="0" w:lastRow="0" w:firstColumn="0" w:lastColumn="0" w:oddVBand="0" w:evenVBand="0" w:oddHBand="0" w:evenHBand="0" w:firstRowFirstColumn="0" w:firstRowLastColumn="0" w:lastRowFirstColumn="0" w:lastRowLastColumn="0"/>
               <w:rPr>
                 <w:b/>
               </w:rPr>
@@ -8260,6 +7479,7 @@
       <w:tr>
         <w:trPr>
           <w:gridAfter w:val="1"/>
+          <w:cnfStyle w:val="000000100000" w:firstRow="0" w:lastRow="0" w:firstColumn="0" w:lastColumn="0" w:oddVBand="0" w:evenVBand="0" w:oddHBand="1" w:evenHBand="0" w:firstRowFirstColumn="0" w:firstRowLastColumn="0" w:lastRowFirstColumn="0" w:lastRowLastColumn="0"/>
           <w:wAfter w:w="7" w:type="pct"/>
           <w:trHeight w:val="659"/>
         </w:trPr>
@@ -8271,7 +7491,7 @@
           </w:tcPr>
           <w:p>
             <w:r>
-              <w:t>1. El usuario selecciona la opción Conversión de Longitud.</w:t>
+              <w:t>1. El usuario selecciona la opción “Consultar Conversión”.</w:t>
             </w:r>
           </w:p>
         </w:tc>
@@ -8282,10 +7502,43 @@
           </w:tcPr>
           <w:p>
             <w:pPr>
+              <w:cnfStyle w:val="000000100000" w:firstRow="0" w:lastRow="0" w:firstColumn="0" w:lastColumn="0" w:oddVBand="0" w:evenVBand="0" w:oddHBand="1" w:evenHBand="0" w:firstRowFirstColumn="0" w:firstRowLastColumn="0" w:lastRowFirstColumn="0" w:lastRowLastColumn="0"/>
+            </w:pPr>
+            <w:r>
+              <w:t>2. El sistema muestra la interfaz de consulta.</w:t>
+            </w:r>
+          </w:p>
+        </w:tc>
+      </w:tr>
+      <w:tr>
+        <w:trPr>
+          <w:gridAfter w:val="1"/>
+          <w:wAfter w:w="7" w:type="pct"/>
+          <w:trHeight w:val="541"/>
+        </w:trPr>
+        <w:tc>
+          <w:tcPr>
+            <w:cnfStyle w:val="000010000000" w:firstRow="0" w:lastRow="0" w:firstColumn="0" w:lastColumn="0" w:oddVBand="1" w:evenVBand="0" w:oddHBand="0" w:evenHBand="0" w:firstRowFirstColumn="0" w:firstRowLastColumn="0" w:lastRowFirstColumn="0" w:lastRowLastColumn="0"/>
+            <w:tcW w:w="2608" w:type="pct"/>
+            <w:gridSpan w:val="2"/>
+          </w:tcPr>
+          <w:p>
+            <w:r>
+              <w:t>3. El usuario solicita ver conversiones realizadas.</w:t>
+            </w:r>
+          </w:p>
+        </w:tc>
+        <w:tc>
+          <w:tcPr>
+            <w:tcW w:w="2385" w:type="pct"/>
+            <w:gridSpan w:val="3"/>
+          </w:tcPr>
+          <w:p>
+            <w:pPr>
               <w:cnfStyle w:val="000000000000" w:firstRow="0" w:lastRow="0" w:firstColumn="0" w:lastColumn="0" w:oddVBand="0" w:evenVBand="0" w:oddHBand="0" w:evenHBand="0" w:firstRowFirstColumn="0" w:firstRowLastColumn="0" w:lastRowFirstColumn="0" w:lastRowLastColumn="0"/>
             </w:pPr>
             <w:r>
-              <w:t>2. El sistema muestra las unidades de longitud disponibles</w:t>
+              <w:t>4. El sistema obtiene la información desde el servidor.</w:t>
             </w:r>
           </w:p>
         </w:tc>
@@ -8305,7 +7558,7 @@
           </w:tcPr>
           <w:p>
             <w:r>
-              <w:t>3. El usuario ingresa el valor numérico y selecciona unidades de origen y destino.</w:t>
+              <w:t>5. El sistema muestra la lista de conversiones con sus resultados.</w:t>
             </w:r>
           </w:p>
         </w:tc>
@@ -8318,8 +7571,1035 @@
             <w:pPr>
               <w:cnfStyle w:val="000000100000" w:firstRow="0" w:lastRow="0" w:firstColumn="0" w:lastColumn="0" w:oddVBand="0" w:evenVBand="0" w:oddHBand="1" w:evenHBand="0" w:firstRowFirstColumn="0" w:firstRowLastColumn="0" w:lastRowFirstColumn="0" w:lastRowLastColumn="0"/>
             </w:pPr>
-            <w:r>
-              <w:t>4. El sistema envía la solicitud SOAP al servidor WCF.</w:t>
+          </w:p>
+        </w:tc>
+      </w:tr>
+      <w:tr>
+        <w:trPr>
+          <w:trHeight w:val="97"/>
+        </w:trPr>
+        <w:tc>
+          <w:tcPr>
+            <w:cnfStyle w:val="000010000000" w:firstRow="0" w:lastRow="0" w:firstColumn="0" w:lastColumn="0" w:oddVBand="1" w:evenVBand="0" w:oddHBand="0" w:evenHBand="0" w:firstRowFirstColumn="0" w:firstRowLastColumn="0" w:lastRowFirstColumn="0" w:lastRowLastColumn="0"/>
+            <w:tcW w:w="5000" w:type="pct"/>
+            <w:gridSpan w:val="6"/>
+          </w:tcPr>
+          <w:p>
+            <w:pPr>
+              <w:tabs>
+                <w:tab w:val="left" w:pos="3540"/>
+              </w:tabs>
+              <w:rPr>
+                <w:b/>
+              </w:rPr>
+            </w:pPr>
+            <w:r>
+              <w:rPr>
+                <w:b/>
+              </w:rPr>
+              <w:t>Flujo Alternativo</w:t>
+            </w:r>
+            <w:r>
+              <w:rPr>
+                <w:b/>
+              </w:rPr>
+              <w:t>:</w:t>
+            </w:r>
+          </w:p>
+          <w:p>
+            <w:pPr>
+              <w:tabs>
+                <w:tab w:val="left" w:pos="3540"/>
+              </w:tabs>
+              <w:rPr>
+                <w:bCs/>
+              </w:rPr>
+            </w:pPr>
+            <w:r>
+              <w:rPr>
+                <w:bCs/>
+              </w:rPr>
+              <w:t>1. No existen registros:</w:t>
+            </w:r>
+          </w:p>
+          <w:p>
+            <w:pPr>
+              <w:tabs>
+                <w:tab w:val="left" w:pos="3540"/>
+              </w:tabs>
+              <w:rPr>
+                <w:bCs/>
+              </w:rPr>
+            </w:pPr>
+            <w:r>
+              <w:rPr>
+                <w:bCs/>
+              </w:rPr>
+              <w:t>El sistema muestra un mensaje indicando que no hay conversiones disponibles.</w:t>
+            </w:r>
+          </w:p>
+          <w:p>
+            <w:pPr>
+              <w:tabs>
+                <w:tab w:val="left" w:pos="3540"/>
+              </w:tabs>
+              <w:rPr>
+                <w:bCs/>
+              </w:rPr>
+            </w:pPr>
+            <w:r>
+              <w:rPr>
+                <w:bCs/>
+              </w:rPr>
+              <w:t>2. Error de conexión:</w:t>
+            </w:r>
+          </w:p>
+          <w:p>
+            <w:pPr>
+              <w:tabs>
+                <w:tab w:val="left" w:pos="3540"/>
+              </w:tabs>
+              <w:rPr>
+                <w:bCs/>
+              </w:rPr>
+            </w:pPr>
+            <w:r>
+              <w:rPr>
+                <w:bCs/>
+              </w:rPr>
+              <w:t>El sistema muestra un mensaje de error y solicita reintentar la operación.</w:t>
+            </w:r>
+            <w:r>
+              <w:rPr>
+                <w:bCs/>
+              </w:rPr>
+              <w:tab/>
+            </w:r>
+          </w:p>
+        </w:tc>
+      </w:tr>
+      <w:tr>
+        <w:trPr>
+          <w:cnfStyle w:val="000000100000" w:firstRow="0" w:lastRow="0" w:firstColumn="0" w:lastColumn="0" w:oddVBand="0" w:evenVBand="0" w:oddHBand="1" w:evenHBand="0" w:firstRowFirstColumn="0" w:firstRowLastColumn="0" w:lastRowFirstColumn="0" w:lastRowLastColumn="0"/>
+          <w:trHeight w:val="253"/>
+        </w:trPr>
+        <w:tc>
+          <w:tcPr>
+            <w:cnfStyle w:val="000010000000" w:firstRow="0" w:lastRow="0" w:firstColumn="0" w:lastColumn="0" w:oddVBand="1" w:evenVBand="0" w:oddHBand="0" w:evenHBand="0" w:firstRowFirstColumn="0" w:firstRowLastColumn="0" w:lastRowFirstColumn="0" w:lastRowLastColumn="0"/>
+            <w:tcW w:w="5000" w:type="pct"/>
+            <w:gridSpan w:val="6"/>
+          </w:tcPr>
+          <w:p>
+            <w:pPr>
+              <w:rPr>
+                <w:b/>
+              </w:rPr>
+            </w:pPr>
+            <w:r>
+              <w:rPr>
+                <w:b/>
+              </w:rPr>
+              <w:t>Casos de uso incluidos:</w:t>
+            </w:r>
+            <w:r>
+              <w:rPr>
+                <w:b/>
+              </w:rPr>
+              <w:t xml:space="preserve"> </w:t>
+            </w:r>
+            <w:r>
+              <w:t>E</w:t>
+            </w:r>
+            <w:r>
+              <w:t>CU</w:t>
+            </w:r>
+            <w:r>
+              <w:t>D1</w:t>
+            </w:r>
+          </w:p>
+        </w:tc>
+      </w:tr>
+      <w:tr>
+        <w:trPr>
+          <w:trHeight w:val="253"/>
+        </w:trPr>
+        <w:tc>
+          <w:tcPr>
+            <w:cnfStyle w:val="000010000000" w:firstRow="0" w:lastRow="0" w:firstColumn="0" w:lastColumn="0" w:oddVBand="1" w:evenVBand="0" w:oddHBand="0" w:evenHBand="0" w:firstRowFirstColumn="0" w:firstRowLastColumn="0" w:lastRowFirstColumn="0" w:lastRowLastColumn="0"/>
+            <w:tcW w:w="5000" w:type="pct"/>
+            <w:gridSpan w:val="6"/>
+          </w:tcPr>
+          <w:p>
+            <w:pPr>
+              <w:keepNext/>
+              <w:rPr>
+                <w:b/>
+              </w:rPr>
+            </w:pPr>
+            <w:r>
+              <w:rPr>
+                <w:b/>
+              </w:rPr>
+              <w:t xml:space="preserve">Casos de uso extendidos: </w:t>
+            </w:r>
+          </w:p>
+          <w:p>
+            <w:pPr>
+              <w:keepNext/>
+            </w:pPr>
+            <w:r>
+              <w:t>Realizar Conversión</w:t>
+            </w:r>
+          </w:p>
+        </w:tc>
+      </w:tr>
+    </w:tbl>
+    <w:p>
+      <w:pPr>
+        <w:pStyle w:val="Descripcin"/>
+      </w:pPr>
+    </w:p>
+    <w:p>
+      <w:pPr>
+        <w:pStyle w:val="Ttulo2"/>
+        <w:rPr>
+          <w:rFonts w:eastAsia="Carlito"/>
+          <w:i/>
+          <w:lang w:eastAsia="en-US"/>
+        </w:rPr>
+      </w:pPr>
+      <w:bookmarkStart w:id="17" w:name="_Toc229512503"/>
+      <w:r>
+        <w:rPr>
+          <w:rFonts w:eastAsia="Carlito"/>
+          <w:lang w:eastAsia="en-US"/>
+        </w:rPr>
+        <w:t>ECUD</w:t>
+      </w:r>
+      <w:r>
+        <w:rPr>
+          <w:rFonts w:eastAsia="Carlito"/>
+          <w:lang w:eastAsia="en-US"/>
+        </w:rPr>
+        <w:t>_REALIZAR_CONVERSIÓN</w:t>
+      </w:r>
+      <w:bookmarkEnd w:id="17"/>
+    </w:p>
+    <w:p>
+      <w:pPr>
+        <w:jc w:val="both"/>
+      </w:pPr>
+      <w:r>
+        <w:t>A continuación, se muestra</w:t>
+      </w:r>
+      <w:r>
+        <w:t xml:space="preserve"> </w:t>
+      </w:r>
+      <w:r>
+        <w:t>REALIZAR_CONVERIÓN</w:t>
+      </w:r>
+    </w:p>
+    <w:p>
+      <w:pPr>
+        <w:pStyle w:val="Descripcin"/>
+        <w:rPr>
+          <w:b/>
+          <w:bCs/>
+        </w:rPr>
+      </w:pPr>
+      <w:bookmarkStart w:id="18" w:name="_Toc229512492"/>
+      <w:r>
+        <w:t xml:space="preserve">Tabla </w:t>
+      </w:r>
+      <w:fldSimple w:instr=" SEQ Tabla \* ARABIC ">
+        <w:r>
+          <w:rPr>
+            <w:noProof/>
+          </w:rPr>
+          <w:t>3</w:t>
+        </w:r>
+      </w:fldSimple>
+      <w:r>
+        <w:t xml:space="preserve"> </w:t>
+      </w:r>
+      <w:r>
+        <w:t xml:space="preserve">ECUD </w:t>
+      </w:r>
+      <w:r>
+        <w:t>Realizar Conversión</w:t>
+      </w:r>
+      <w:bookmarkEnd w:id="18"/>
+    </w:p>
+    <w:p>
+      <w:pPr>
+        <w:pStyle w:val="Descripcin"/>
+      </w:pPr>
+    </w:p>
+    <w:tbl>
+      <w:tblPr>
+        <w:tblStyle w:val="Tablaconcuadrcula5oscura-nfasis3"/>
+        <w:tblW w:w="5000" w:type="pct"/>
+        <w:tblBorders>
+          <w:top w:val="single" w:sz="4" w:space="0" w:color="auto"/>
+          <w:left w:val="single" w:sz="4" w:space="0" w:color="auto"/>
+          <w:bottom w:val="single" w:sz="4" w:space="0" w:color="auto"/>
+          <w:right w:val="single" w:sz="4" w:space="0" w:color="auto"/>
+          <w:insideH w:val="single" w:sz="4" w:space="0" w:color="auto"/>
+          <w:insideV w:val="single" w:sz="4" w:space="0" w:color="auto"/>
+        </w:tblBorders>
+        <w:tblLook w:val="0000" w:firstRow="0" w:lastRow="0" w:firstColumn="0" w:lastColumn="0" w:noHBand="0" w:noVBand="0"/>
+      </w:tblPr>
+      <w:tblGrid>
+        <w:gridCol w:w="2855"/>
+        <w:gridCol w:w="1848"/>
+        <w:gridCol w:w="593"/>
+        <w:gridCol w:w="2216"/>
+        <w:gridCol w:w="1491"/>
+        <w:gridCol w:w="13"/>
+      </w:tblGrid>
+      <w:tr>
+        <w:trPr>
+          <w:cnfStyle w:val="000000100000" w:firstRow="0" w:lastRow="0" w:firstColumn="0" w:lastColumn="0" w:oddVBand="0" w:evenVBand="0" w:oddHBand="1" w:evenHBand="0" w:firstRowFirstColumn="0" w:firstRowLastColumn="0" w:lastRowFirstColumn="0" w:lastRowLastColumn="0"/>
+          <w:trHeight w:val="214"/>
+        </w:trPr>
+        <w:tc>
+          <w:tcPr>
+            <w:cnfStyle w:val="000010000000" w:firstRow="0" w:lastRow="0" w:firstColumn="0" w:lastColumn="0" w:oddVBand="1" w:evenVBand="0" w:oddHBand="0" w:evenHBand="0" w:firstRowFirstColumn="0" w:firstRowLastColumn="0" w:lastRowFirstColumn="0" w:lastRowLastColumn="0"/>
+            <w:tcW w:w="1583" w:type="pct"/>
+            <w:vAlign w:val="center"/>
+          </w:tcPr>
+          <w:p>
+            <w:pPr>
+              <w:jc w:val="right"/>
+              <w:rPr>
+                <w:b/>
+              </w:rPr>
+            </w:pPr>
+            <w:r>
+              <w:rPr>
+                <w:b/>
+              </w:rPr>
+              <w:t xml:space="preserve">Nombre Caso de Uso: </w:t>
+            </w:r>
+          </w:p>
+        </w:tc>
+        <w:tc>
+          <w:tcPr>
+            <w:tcW w:w="3417" w:type="pct"/>
+            <w:gridSpan w:val="5"/>
+          </w:tcPr>
+          <w:p>
+            <w:pPr>
+              <w:cnfStyle w:val="000000100000" w:firstRow="0" w:lastRow="0" w:firstColumn="0" w:lastColumn="0" w:oddVBand="0" w:evenVBand="0" w:oddHBand="1" w:evenHBand="0" w:firstRowFirstColumn="0" w:firstRowLastColumn="0" w:lastRowFirstColumn="0" w:lastRowLastColumn="0"/>
+            </w:pPr>
+            <w:r>
+              <w:t>Realizar Conversión</w:t>
+            </w:r>
+          </w:p>
+        </w:tc>
+      </w:tr>
+      <w:tr>
+        <w:trPr>
+          <w:trHeight w:val="214"/>
+        </w:trPr>
+        <w:tc>
+          <w:tcPr>
+            <w:cnfStyle w:val="000010000000" w:firstRow="0" w:lastRow="0" w:firstColumn="0" w:lastColumn="0" w:oddVBand="1" w:evenVBand="0" w:oddHBand="0" w:evenHBand="0" w:firstRowFirstColumn="0" w:firstRowLastColumn="0" w:lastRowFirstColumn="0" w:lastRowLastColumn="0"/>
+            <w:tcW w:w="1583" w:type="pct"/>
+            <w:vAlign w:val="center"/>
+          </w:tcPr>
+          <w:p>
+            <w:pPr>
+              <w:jc w:val="right"/>
+              <w:rPr>
+                <w:b/>
+              </w:rPr>
+            </w:pPr>
+            <w:r>
+              <w:rPr>
+                <w:b/>
+              </w:rPr>
+              <w:t>Identificador</w:t>
+            </w:r>
+            <w:r>
+              <w:rPr>
+                <w:b/>
+              </w:rPr>
+              <w:t>:</w:t>
+            </w:r>
+            <w:r>
+              <w:rPr>
+                <w:b/>
+              </w:rPr>
+              <w:t xml:space="preserve"> </w:t>
+            </w:r>
+          </w:p>
+        </w:tc>
+        <w:tc>
+          <w:tcPr>
+            <w:tcW w:w="3417" w:type="pct"/>
+            <w:gridSpan w:val="5"/>
+          </w:tcPr>
+          <w:p>
+            <w:pPr>
+              <w:cnfStyle w:val="000000000000" w:firstRow="0" w:lastRow="0" w:firstColumn="0" w:lastColumn="0" w:oddVBand="0" w:evenVBand="0" w:oddHBand="0" w:evenHBand="0" w:firstRowFirstColumn="0" w:firstRowLastColumn="0" w:lastRowFirstColumn="0" w:lastRowLastColumn="0"/>
+            </w:pPr>
+            <w:r>
+              <w:t>ECUD</w:t>
+            </w:r>
+            <w:r>
+              <w:t>3</w:t>
+            </w:r>
+          </w:p>
+        </w:tc>
+      </w:tr>
+      <w:tr>
+        <w:trPr>
+          <w:cnfStyle w:val="000000100000" w:firstRow="0" w:lastRow="0" w:firstColumn="0" w:lastColumn="0" w:oddVBand="0" w:evenVBand="0" w:oddHBand="1" w:evenHBand="0" w:firstRowFirstColumn="0" w:firstRowLastColumn="0" w:lastRowFirstColumn="0" w:lastRowLastColumn="0"/>
+          <w:trHeight w:val="214"/>
+        </w:trPr>
+        <w:tc>
+          <w:tcPr>
+            <w:cnfStyle w:val="000010000000" w:firstRow="0" w:lastRow="0" w:firstColumn="0" w:lastColumn="0" w:oddVBand="1" w:evenVBand="0" w:oddHBand="0" w:evenHBand="0" w:firstRowFirstColumn="0" w:firstRowLastColumn="0" w:lastRowFirstColumn="0" w:lastRowLastColumn="0"/>
+            <w:tcW w:w="1583" w:type="pct"/>
+            <w:vAlign w:val="center"/>
+          </w:tcPr>
+          <w:p>
+            <w:pPr>
+              <w:jc w:val="right"/>
+              <w:rPr>
+                <w:b/>
+              </w:rPr>
+            </w:pPr>
+            <w:r>
+              <w:rPr>
+                <w:b/>
+              </w:rPr>
+              <w:t>Descripción</w:t>
+            </w:r>
+            <w:r>
+              <w:rPr>
+                <w:b/>
+              </w:rPr>
+              <w:t>:</w:t>
+            </w:r>
+          </w:p>
+        </w:tc>
+        <w:tc>
+          <w:tcPr>
+            <w:tcW w:w="3417" w:type="pct"/>
+            <w:gridSpan w:val="5"/>
+          </w:tcPr>
+          <w:p>
+            <w:pPr>
+              <w:cnfStyle w:val="000000100000" w:firstRow="0" w:lastRow="0" w:firstColumn="0" w:lastColumn="0" w:oddVBand="0" w:evenVBand="0" w:oddHBand="1" w:evenHBand="0" w:firstRowFirstColumn="0" w:firstRowLastColumn="0" w:lastRowFirstColumn="0" w:lastRowLastColumn="0"/>
+            </w:pPr>
+            <w:r>
+              <w:t>Permite al usuario realizar conversiones entre unidades de longitud, masa y temperatura mediante el sistema de conversión de unidades.</w:t>
+            </w:r>
+          </w:p>
+        </w:tc>
+      </w:tr>
+      <w:tr>
+        <w:trPr>
+          <w:trHeight w:val="214"/>
+        </w:trPr>
+        <w:tc>
+          <w:tcPr>
+            <w:cnfStyle w:val="000010000000" w:firstRow="0" w:lastRow="0" w:firstColumn="0" w:lastColumn="0" w:oddVBand="1" w:evenVBand="0" w:oddHBand="0" w:evenHBand="0" w:firstRowFirstColumn="0" w:firstRowLastColumn="0" w:lastRowFirstColumn="0" w:lastRowLastColumn="0"/>
+            <w:tcW w:w="1583" w:type="pct"/>
+            <w:vAlign w:val="center"/>
+          </w:tcPr>
+          <w:p>
+            <w:pPr>
+              <w:jc w:val="right"/>
+              <w:rPr>
+                <w:b/>
+              </w:rPr>
+            </w:pPr>
+            <w:r>
+              <w:rPr>
+                <w:b/>
+              </w:rPr>
+              <w:t>Meta</w:t>
+            </w:r>
+            <w:r>
+              <w:rPr>
+                <w:b/>
+              </w:rPr>
+              <w:t>:</w:t>
+            </w:r>
+          </w:p>
+        </w:tc>
+        <w:tc>
+          <w:tcPr>
+            <w:tcW w:w="3417" w:type="pct"/>
+            <w:gridSpan w:val="5"/>
+          </w:tcPr>
+          <w:p>
+            <w:pPr>
+              <w:cnfStyle w:val="000000000000" w:firstRow="0" w:lastRow="0" w:firstColumn="0" w:lastColumn="0" w:oddVBand="0" w:evenVBand="0" w:oddHBand="0" w:evenHBand="0" w:firstRowFirstColumn="0" w:firstRowLastColumn="0" w:lastRowFirstColumn="0" w:lastRowLastColumn="0"/>
+            </w:pPr>
+            <w:r>
+              <w:t>Proporcionar conversiones rápidas, precisas y automáticas entre diferentes unidades de medida.</w:t>
+            </w:r>
+          </w:p>
+        </w:tc>
+      </w:tr>
+      <w:tr>
+        <w:trPr>
+          <w:gridAfter w:val="1"/>
+          <w:cnfStyle w:val="000000100000" w:firstRow="0" w:lastRow="0" w:firstColumn="0" w:lastColumn="0" w:oddVBand="0" w:evenVBand="0" w:oddHBand="1" w:evenHBand="0" w:firstRowFirstColumn="0" w:firstRowLastColumn="0" w:lastRowFirstColumn="0" w:lastRowLastColumn="0"/>
+          <w:wAfter w:w="7" w:type="pct"/>
+          <w:trHeight w:val="214"/>
+        </w:trPr>
+        <w:tc>
+          <w:tcPr>
+            <w:cnfStyle w:val="000010000000" w:firstRow="0" w:lastRow="0" w:firstColumn="0" w:lastColumn="0" w:oddVBand="1" w:evenVBand="0" w:oddHBand="0" w:evenHBand="0" w:firstRowFirstColumn="0" w:firstRowLastColumn="0" w:lastRowFirstColumn="0" w:lastRowLastColumn="0"/>
+            <w:tcW w:w="1583" w:type="pct"/>
+            <w:vAlign w:val="center"/>
+          </w:tcPr>
+          <w:p>
+            <w:pPr>
+              <w:jc w:val="right"/>
+              <w:rPr>
+                <w:b/>
+              </w:rPr>
+            </w:pPr>
+            <w:r>
+              <w:rPr>
+                <w:b/>
+              </w:rPr>
+              <w:t>Estado:</w:t>
+            </w:r>
+          </w:p>
+        </w:tc>
+        <w:tc>
+          <w:tcPr>
+            <w:tcW w:w="1354" w:type="pct"/>
+            <w:gridSpan w:val="2"/>
+          </w:tcPr>
+          <w:p>
+            <w:pPr>
+              <w:cnfStyle w:val="000000100000" w:firstRow="0" w:lastRow="0" w:firstColumn="0" w:lastColumn="0" w:oddVBand="0" w:evenVBand="0" w:oddHBand="1" w:evenHBand="0" w:firstRowFirstColumn="0" w:firstRowLastColumn="0" w:lastRowFirstColumn="0" w:lastRowLastColumn="0"/>
+            </w:pPr>
+            <w:r>
+              <w:t>Activo</w:t>
+            </w:r>
+          </w:p>
+        </w:tc>
+        <w:tc>
+          <w:tcPr>
+            <w:cnfStyle w:val="000010000000" w:firstRow="0" w:lastRow="0" w:firstColumn="0" w:lastColumn="0" w:oddVBand="1" w:evenVBand="0" w:oddHBand="0" w:evenHBand="0" w:firstRowFirstColumn="0" w:firstRowLastColumn="0" w:lastRowFirstColumn="0" w:lastRowLastColumn="0"/>
+            <w:tcW w:w="1229" w:type="pct"/>
+          </w:tcPr>
+          <w:p>
+            <w:r>
+              <w:rPr>
+                <w:b/>
+              </w:rPr>
+              <w:t>Versión</w:t>
+            </w:r>
+            <w:r>
+              <w:t xml:space="preserve">: </w:t>
+            </w:r>
+          </w:p>
+        </w:tc>
+        <w:tc>
+          <w:tcPr>
+            <w:tcW w:w="827" w:type="pct"/>
+          </w:tcPr>
+          <w:p>
+            <w:pPr>
+              <w:cnfStyle w:val="000000100000" w:firstRow="0" w:lastRow="0" w:firstColumn="0" w:lastColumn="0" w:oddVBand="0" w:evenVBand="0" w:oddHBand="1" w:evenHBand="0" w:firstRowFirstColumn="0" w:firstRowLastColumn="0" w:lastRowFirstColumn="0" w:lastRowLastColumn="0"/>
+            </w:pPr>
+            <w:r>
+              <w:t>1.0</w:t>
+            </w:r>
+          </w:p>
+        </w:tc>
+      </w:tr>
+      <w:tr>
+        <w:trPr>
+          <w:trHeight w:val="253"/>
+        </w:trPr>
+        <w:tc>
+          <w:tcPr>
+            <w:cnfStyle w:val="000010000000" w:firstRow="0" w:lastRow="0" w:firstColumn="0" w:lastColumn="0" w:oddVBand="1" w:evenVBand="0" w:oddHBand="0" w:evenHBand="0" w:firstRowFirstColumn="0" w:firstRowLastColumn="0" w:lastRowFirstColumn="0" w:lastRowLastColumn="0"/>
+            <w:tcW w:w="1583" w:type="pct"/>
+            <w:vAlign w:val="center"/>
+          </w:tcPr>
+          <w:p>
+            <w:pPr>
+              <w:jc w:val="right"/>
+              <w:rPr>
+                <w:b/>
+              </w:rPr>
+            </w:pPr>
+            <w:r>
+              <w:rPr>
+                <w:b/>
+              </w:rPr>
+              <w:t>Autores:</w:t>
+            </w:r>
+          </w:p>
+        </w:tc>
+        <w:tc>
+          <w:tcPr>
+            <w:tcW w:w="3417" w:type="pct"/>
+            <w:gridSpan w:val="5"/>
+          </w:tcPr>
+          <w:p>
+            <w:pPr>
+              <w:cnfStyle w:val="000000000000" w:firstRow="0" w:lastRow="0" w:firstColumn="0" w:lastColumn="0" w:oddVBand="0" w:evenVBand="0" w:oddHBand="0" w:evenHBand="0" w:firstRowFirstColumn="0" w:firstRowLastColumn="0" w:lastRowFirstColumn="0" w:lastRowLastColumn="0"/>
+              <w:rPr>
+                <w:lang w:val="es-MX"/>
+              </w:rPr>
+            </w:pPr>
+            <w:r>
+              <w:rPr>
+                <w:lang w:val="es-MX"/>
+              </w:rPr>
+              <w:t xml:space="preserve">Ibarra Ronny, Rivera Carlos, Sánchez </w:t>
+            </w:r>
+            <w:proofErr w:type="spellStart"/>
+            <w:r>
+              <w:rPr>
+                <w:lang w:val="es-MX"/>
+              </w:rPr>
+              <w:t>Angelo</w:t>
+            </w:r>
+            <w:proofErr w:type="spellEnd"/>
+          </w:p>
+        </w:tc>
+      </w:tr>
+      <w:tr>
+        <w:trPr>
+          <w:gridAfter w:val="1"/>
+          <w:cnfStyle w:val="000000100000" w:firstRow="0" w:lastRow="0" w:firstColumn="0" w:lastColumn="0" w:oddVBand="0" w:evenVBand="0" w:oddHBand="1" w:evenHBand="0" w:firstRowFirstColumn="0" w:firstRowLastColumn="0" w:lastRowFirstColumn="0" w:lastRowLastColumn="0"/>
+          <w:wAfter w:w="7" w:type="pct"/>
+          <w:trHeight w:val="488"/>
+        </w:trPr>
+        <w:tc>
+          <w:tcPr>
+            <w:cnfStyle w:val="000010000000" w:firstRow="0" w:lastRow="0" w:firstColumn="0" w:lastColumn="0" w:oddVBand="1" w:evenVBand="0" w:oddHBand="0" w:evenHBand="0" w:firstRowFirstColumn="0" w:firstRowLastColumn="0" w:lastRowFirstColumn="0" w:lastRowLastColumn="0"/>
+            <w:tcW w:w="1583" w:type="pct"/>
+            <w:vAlign w:val="center"/>
+          </w:tcPr>
+          <w:p>
+            <w:pPr>
+              <w:jc w:val="right"/>
+              <w:rPr>
+                <w:b/>
+              </w:rPr>
+            </w:pPr>
+            <w:r>
+              <w:rPr>
+                <w:b/>
+              </w:rPr>
+              <w:t>Fecha creación</w:t>
+            </w:r>
+          </w:p>
+        </w:tc>
+        <w:tc>
+          <w:tcPr>
+            <w:tcW w:w="1354" w:type="pct"/>
+            <w:gridSpan w:val="2"/>
+          </w:tcPr>
+          <w:p>
+            <w:pPr>
+              <w:cnfStyle w:val="000000100000" w:firstRow="0" w:lastRow="0" w:firstColumn="0" w:lastColumn="0" w:oddVBand="0" w:evenVBand="0" w:oddHBand="1" w:evenHBand="0" w:firstRowFirstColumn="0" w:firstRowLastColumn="0" w:lastRowFirstColumn="0" w:lastRowLastColumn="0"/>
+            </w:pPr>
+            <w:r>
+              <w:t>12</w:t>
+            </w:r>
+            <w:r>
+              <w:t>/</w:t>
+            </w:r>
+            <w:r>
+              <w:t>05</w:t>
+            </w:r>
+            <w:r>
+              <w:t>/202</w:t>
+            </w:r>
+            <w:r>
+              <w:t>6</w:t>
+            </w:r>
+          </w:p>
+        </w:tc>
+        <w:tc>
+          <w:tcPr>
+            <w:cnfStyle w:val="000010000000" w:firstRow="0" w:lastRow="0" w:firstColumn="0" w:lastColumn="0" w:oddVBand="1" w:evenVBand="0" w:oddHBand="0" w:evenHBand="0" w:firstRowFirstColumn="0" w:firstRowLastColumn="0" w:lastRowFirstColumn="0" w:lastRowLastColumn="0"/>
+            <w:tcW w:w="1229" w:type="pct"/>
+          </w:tcPr>
+          <w:p>
+            <w:pPr>
+              <w:rPr>
+                <w:b/>
+              </w:rPr>
+            </w:pPr>
+            <w:r>
+              <w:rPr>
+                <w:b/>
+              </w:rPr>
+              <w:t>Fecha modificación</w:t>
+            </w:r>
+          </w:p>
+        </w:tc>
+        <w:tc>
+          <w:tcPr>
+            <w:tcW w:w="827" w:type="pct"/>
+          </w:tcPr>
+          <w:p>
+            <w:pPr>
+              <w:cnfStyle w:val="000000100000" w:firstRow="0" w:lastRow="0" w:firstColumn="0" w:lastColumn="0" w:oddVBand="0" w:evenVBand="0" w:oddHBand="1" w:evenHBand="0" w:firstRowFirstColumn="0" w:firstRowLastColumn="0" w:lastRowFirstColumn="0" w:lastRowLastColumn="0"/>
+            </w:pPr>
+            <w:r>
+              <w:t>12</w:t>
+            </w:r>
+            <w:r>
+              <w:t>/</w:t>
+            </w:r>
+            <w:r>
+              <w:t>05</w:t>
+            </w:r>
+            <w:r>
+              <w:t>/202</w:t>
+            </w:r>
+            <w:r>
+              <w:t>6</w:t>
+            </w:r>
+          </w:p>
+        </w:tc>
+      </w:tr>
+      <w:tr>
+        <w:trPr>
+          <w:trHeight w:val="214"/>
+        </w:trPr>
+        <w:tc>
+          <w:tcPr>
+            <w:cnfStyle w:val="000010000000" w:firstRow="0" w:lastRow="0" w:firstColumn="0" w:lastColumn="0" w:oddVBand="1" w:evenVBand="0" w:oddHBand="0" w:evenHBand="0" w:firstRowFirstColumn="0" w:firstRowLastColumn="0" w:lastRowFirstColumn="0" w:lastRowLastColumn="0"/>
+            <w:tcW w:w="1583" w:type="pct"/>
+            <w:vAlign w:val="center"/>
+          </w:tcPr>
+          <w:p>
+            <w:pPr>
+              <w:jc w:val="right"/>
+              <w:rPr>
+                <w:b/>
+              </w:rPr>
+            </w:pPr>
+            <w:r>
+              <w:rPr>
+                <w:b/>
+              </w:rPr>
+              <w:lastRenderedPageBreak/>
+              <w:t>Precondiciones</w:t>
+            </w:r>
+          </w:p>
+        </w:tc>
+        <w:tc>
+          <w:tcPr>
+            <w:tcW w:w="3417" w:type="pct"/>
+            <w:gridSpan w:val="5"/>
+          </w:tcPr>
+          <w:p>
+            <w:pPr>
+              <w:pStyle w:val="Prrafodelista"/>
+              <w:numPr>
+                <w:ilvl w:val="3"/>
+                <w:numId w:val="5"/>
+              </w:numPr>
+              <w:pBdr>
+                <w:top w:val="nil"/>
+                <w:left w:val="nil"/>
+                <w:bottom w:val="nil"/>
+                <w:right w:val="nil"/>
+                <w:between w:val="nil"/>
+              </w:pBdr>
+              <w:cnfStyle w:val="000000000000" w:firstRow="0" w:lastRow="0" w:firstColumn="0" w:lastColumn="0" w:oddVBand="0" w:evenVBand="0" w:oddHBand="0" w:evenHBand="0" w:firstRowFirstColumn="0" w:firstRowLastColumn="0" w:lastRowFirstColumn="0" w:lastRowLastColumn="0"/>
+            </w:pPr>
+            <w:r>
+              <w:t>El usuario debe haber iniciado sesión en el sistema.</w:t>
+            </w:r>
+          </w:p>
+          <w:p>
+            <w:pPr>
+              <w:pStyle w:val="Prrafodelista"/>
+              <w:numPr>
+                <w:ilvl w:val="3"/>
+                <w:numId w:val="5"/>
+              </w:numPr>
+              <w:pBdr>
+                <w:top w:val="nil"/>
+                <w:left w:val="nil"/>
+                <w:bottom w:val="nil"/>
+                <w:right w:val="nil"/>
+                <w:between w:val="nil"/>
+              </w:pBdr>
+              <w:cnfStyle w:val="000000000000" w:firstRow="0" w:lastRow="0" w:firstColumn="0" w:lastColumn="0" w:oddVBand="0" w:evenVBand="0" w:oddHBand="0" w:evenHBand="0" w:firstRowFirstColumn="0" w:firstRowLastColumn="0" w:lastRowFirstColumn="0" w:lastRowLastColumn="0"/>
+            </w:pPr>
+            <w:r>
+              <w:t>El sistema debe estar disponible y operativo.</w:t>
+            </w:r>
+          </w:p>
+          <w:p>
+            <w:pPr>
+              <w:pBdr>
+                <w:top w:val="nil"/>
+                <w:left w:val="nil"/>
+                <w:bottom w:val="nil"/>
+                <w:right w:val="nil"/>
+                <w:between w:val="nil"/>
+              </w:pBdr>
+              <w:cnfStyle w:val="000000000000" w:firstRow="0" w:lastRow="0" w:firstColumn="0" w:lastColumn="0" w:oddVBand="0" w:evenVBand="0" w:oddHBand="0" w:evenHBand="0" w:firstRowFirstColumn="0" w:firstRowLastColumn="0" w:lastRowFirstColumn="0" w:lastRowLastColumn="0"/>
+            </w:pPr>
+          </w:p>
+        </w:tc>
+      </w:tr>
+      <w:tr>
+        <w:trPr>
+          <w:cnfStyle w:val="000000100000" w:firstRow="0" w:lastRow="0" w:firstColumn="0" w:lastColumn="0" w:oddVBand="0" w:evenVBand="0" w:oddHBand="1" w:evenHBand="0" w:firstRowFirstColumn="0" w:firstRowLastColumn="0" w:lastRowFirstColumn="0" w:lastRowLastColumn="0"/>
+          <w:trHeight w:val="214"/>
+        </w:trPr>
+        <w:tc>
+          <w:tcPr>
+            <w:cnfStyle w:val="000010000000" w:firstRow="0" w:lastRow="0" w:firstColumn="0" w:lastColumn="0" w:oddVBand="1" w:evenVBand="0" w:oddHBand="0" w:evenHBand="0" w:firstRowFirstColumn="0" w:firstRowLastColumn="0" w:lastRowFirstColumn="0" w:lastRowLastColumn="0"/>
+            <w:tcW w:w="1583" w:type="pct"/>
+            <w:vAlign w:val="center"/>
+          </w:tcPr>
+          <w:p>
+            <w:pPr>
+              <w:jc w:val="right"/>
+              <w:rPr>
+                <w:b/>
+              </w:rPr>
+            </w:pPr>
+            <w:r>
+              <w:rPr>
+                <w:b/>
+              </w:rPr>
+              <w:t>Post condiciones</w:t>
+            </w:r>
+          </w:p>
+        </w:tc>
+        <w:tc>
+          <w:tcPr>
+            <w:tcW w:w="3417" w:type="pct"/>
+            <w:gridSpan w:val="5"/>
+          </w:tcPr>
+          <w:p>
+            <w:pPr>
+              <w:pBdr>
+                <w:top w:val="nil"/>
+                <w:left w:val="nil"/>
+                <w:bottom w:val="nil"/>
+                <w:right w:val="nil"/>
+                <w:between w:val="nil"/>
+              </w:pBdr>
+              <w:cnfStyle w:val="000000100000" w:firstRow="0" w:lastRow="0" w:firstColumn="0" w:lastColumn="0" w:oddVBand="0" w:evenVBand="0" w:oddHBand="1" w:evenHBand="0" w:firstRowFirstColumn="0" w:firstRowLastColumn="0" w:lastRowFirstColumn="0" w:lastRowLastColumn="0"/>
+            </w:pPr>
+            <w:r>
+              <w:t>El sistema muestra el resultado de la conversión realizada y, si aplica, lo registra en el sistema para consulta posterior.</w:t>
+            </w:r>
+          </w:p>
+        </w:tc>
+      </w:tr>
+      <w:tr>
+        <w:trPr>
+          <w:trHeight w:val="214"/>
+        </w:trPr>
+        <w:tc>
+          <w:tcPr>
+            <w:cnfStyle w:val="000010000000" w:firstRow="0" w:lastRow="0" w:firstColumn="0" w:lastColumn="0" w:oddVBand="1" w:evenVBand="0" w:oddHBand="0" w:evenHBand="0" w:firstRowFirstColumn="0" w:firstRowLastColumn="0" w:lastRowFirstColumn="0" w:lastRowLastColumn="0"/>
+            <w:tcW w:w="1583" w:type="pct"/>
+            <w:vAlign w:val="center"/>
+          </w:tcPr>
+          <w:p>
+            <w:pPr>
+              <w:jc w:val="right"/>
+              <w:rPr>
+                <w:b/>
+                <w:highlight w:val="yellow"/>
+              </w:rPr>
+            </w:pPr>
+            <w:r>
+              <w:rPr>
+                <w:b/>
+              </w:rPr>
+              <w:t xml:space="preserve">Gráfico </w:t>
+            </w:r>
+          </w:p>
+        </w:tc>
+        <w:tc>
+          <w:tcPr>
+            <w:tcW w:w="3417" w:type="pct"/>
+            <w:gridSpan w:val="5"/>
+          </w:tcPr>
+          <w:p>
+            <w:pPr>
+              <w:keepNext/>
+              <w:cnfStyle w:val="000000000000" w:firstRow="0" w:lastRow="0" w:firstColumn="0" w:lastColumn="0" w:oddVBand="0" w:evenVBand="0" w:oddHBand="0" w:evenHBand="0" w:firstRowFirstColumn="0" w:firstRowLastColumn="0" w:lastRowFirstColumn="0" w:lastRowLastColumn="0"/>
+            </w:pPr>
+          </w:p>
+          <w:p>
+            <w:pPr>
+              <w:keepNext/>
+              <w:cnfStyle w:val="000000000000" w:firstRow="0" w:lastRow="0" w:firstColumn="0" w:lastColumn="0" w:oddVBand="0" w:evenVBand="0" w:oddHBand="0" w:evenHBand="0" w:firstRowFirstColumn="0" w:firstRowLastColumn="0" w:lastRowFirstColumn="0" w:lastRowLastColumn="0"/>
+            </w:pPr>
+          </w:p>
+          <w:p>
+            <w:pPr>
+              <w:pStyle w:val="Descripcin"/>
+              <w:keepNext/>
+              <w:cnfStyle w:val="000000000000" w:firstRow="0" w:lastRow="0" w:firstColumn="0" w:lastColumn="0" w:oddVBand="0" w:evenVBand="0" w:oddHBand="0" w:evenHBand="0" w:firstRowFirstColumn="0" w:firstRowLastColumn="0" w:lastRowFirstColumn="0" w:lastRowLastColumn="0"/>
+            </w:pPr>
+            <w:bookmarkStart w:id="19" w:name="_Toc74775660"/>
+            <w:bookmarkStart w:id="20" w:name="_Toc229512488"/>
+            <w:r>
+              <w:t xml:space="preserve">Ilustración </w:t>
+            </w:r>
+            <w:fldSimple w:instr=" SEQ Ilustración \* ARABIC ">
+              <w:r>
+                <w:rPr>
+                  <w:noProof/>
+                </w:rPr>
+                <w:t>3</w:t>
+              </w:r>
+            </w:fldSimple>
+            <w:r>
+              <w:t xml:space="preserve"> </w:t>
+            </w:r>
+            <w:r>
+              <w:t>Realizar Conversión</w:t>
+            </w:r>
+            <w:bookmarkEnd w:id="20"/>
+          </w:p>
+          <w:bookmarkEnd w:id="19"/>
+          <w:p>
+            <w:pPr>
+              <w:pStyle w:val="Descripcin"/>
+              <w:keepNext/>
+              <w:widowControl w:val="0"/>
+              <w:autoSpaceDE w:val="0"/>
+              <w:autoSpaceDN w:val="0"/>
+              <w:cnfStyle w:val="000000000000" w:firstRow="0" w:lastRow="0" w:firstColumn="0" w:lastColumn="0" w:oddVBand="0" w:evenVBand="0" w:oddHBand="0" w:evenHBand="0" w:firstRowFirstColumn="0" w:firstRowLastColumn="0" w:lastRowFirstColumn="0" w:lastRowLastColumn="0"/>
+            </w:pPr>
+          </w:p>
+        </w:tc>
+      </w:tr>
+      <w:tr>
+        <w:trPr>
+          <w:cnfStyle w:val="000000100000" w:firstRow="0" w:lastRow="0" w:firstColumn="0" w:lastColumn="0" w:oddVBand="0" w:evenVBand="0" w:oddHBand="1" w:evenHBand="0" w:firstRowFirstColumn="0" w:firstRowLastColumn="0" w:lastRowFirstColumn="0" w:lastRowLastColumn="0"/>
+          <w:trHeight w:val="371"/>
+        </w:trPr>
+        <w:tc>
+          <w:tcPr>
+            <w:cnfStyle w:val="000010000000" w:firstRow="0" w:lastRow="0" w:firstColumn="0" w:lastColumn="0" w:oddVBand="1" w:evenVBand="0" w:oddHBand="0" w:evenHBand="0" w:firstRowFirstColumn="0" w:firstRowLastColumn="0" w:lastRowFirstColumn="0" w:lastRowLastColumn="0"/>
+            <w:tcW w:w="5000" w:type="pct"/>
+            <w:gridSpan w:val="6"/>
+          </w:tcPr>
+          <w:p>
+            <w:pPr>
+              <w:tabs>
+                <w:tab w:val="left" w:pos="3735"/>
+              </w:tabs>
+              <w:rPr>
+                <w:b/>
+              </w:rPr>
+            </w:pPr>
+            <w:r>
+              <w:rPr>
+                <w:b/>
+              </w:rPr>
+              <w:t>Flujo básico</w:t>
+            </w:r>
+            <w:r>
+              <w:rPr>
+                <w:b/>
+              </w:rPr>
+              <w:tab/>
+            </w:r>
+          </w:p>
+        </w:tc>
+      </w:tr>
+      <w:tr>
+        <w:trPr>
+          <w:trHeight w:val="97"/>
+        </w:trPr>
+        <w:tc>
+          <w:tcPr>
+            <w:cnfStyle w:val="000010000000" w:firstRow="0" w:lastRow="0" w:firstColumn="0" w:lastColumn="0" w:oddVBand="1" w:evenVBand="0" w:oddHBand="0" w:evenHBand="0" w:firstRowFirstColumn="0" w:firstRowLastColumn="0" w:lastRowFirstColumn="0" w:lastRowLastColumn="0"/>
+            <w:tcW w:w="2608" w:type="pct"/>
+            <w:gridSpan w:val="2"/>
+          </w:tcPr>
+          <w:p>
+            <w:pPr>
+              <w:jc w:val="center"/>
+              <w:rPr>
+                <w:b/>
+              </w:rPr>
+            </w:pPr>
+            <w:r>
+              <w:rPr>
+                <w:b/>
+              </w:rPr>
+              <w:t>Actor</w:t>
+            </w:r>
+          </w:p>
+        </w:tc>
+        <w:tc>
+          <w:tcPr>
+            <w:tcW w:w="2392" w:type="pct"/>
+            <w:gridSpan w:val="4"/>
+          </w:tcPr>
+          <w:p>
+            <w:pPr>
+              <w:jc w:val="center"/>
+              <w:cnfStyle w:val="000000000000" w:firstRow="0" w:lastRow="0" w:firstColumn="0" w:lastColumn="0" w:oddVBand="0" w:evenVBand="0" w:oddHBand="0" w:evenHBand="0" w:firstRowFirstColumn="0" w:firstRowLastColumn="0" w:lastRowFirstColumn="0" w:lastRowLastColumn="0"/>
+              <w:rPr>
+                <w:b/>
+              </w:rPr>
+            </w:pPr>
+            <w:r>
+              <w:rPr>
+                <w:b/>
+              </w:rPr>
+              <w:t>Sistema</w:t>
+            </w:r>
+          </w:p>
+        </w:tc>
+      </w:tr>
+      <w:tr>
+        <w:trPr>
+          <w:gridAfter w:val="1"/>
+          <w:cnfStyle w:val="000000100000" w:firstRow="0" w:lastRow="0" w:firstColumn="0" w:lastColumn="0" w:oddVBand="0" w:evenVBand="0" w:oddHBand="1" w:evenHBand="0" w:firstRowFirstColumn="0" w:firstRowLastColumn="0" w:lastRowFirstColumn="0" w:lastRowLastColumn="0"/>
+          <w:wAfter w:w="7" w:type="pct"/>
+          <w:trHeight w:val="659"/>
+        </w:trPr>
+        <w:tc>
+          <w:tcPr>
+            <w:cnfStyle w:val="000010000000" w:firstRow="0" w:lastRow="0" w:firstColumn="0" w:lastColumn="0" w:oddVBand="1" w:evenVBand="0" w:oddHBand="0" w:evenHBand="0" w:firstRowFirstColumn="0" w:firstRowLastColumn="0" w:lastRowFirstColumn="0" w:lastRowLastColumn="0"/>
+            <w:tcW w:w="2608" w:type="pct"/>
+            <w:gridSpan w:val="2"/>
+          </w:tcPr>
+          <w:p>
+            <w:r>
+              <w:t>1. El usuario selecciona el tipo de conversión (longitud, masa o temperatura).</w:t>
+            </w:r>
+          </w:p>
+        </w:tc>
+        <w:tc>
+          <w:tcPr>
+            <w:tcW w:w="2385" w:type="pct"/>
+            <w:gridSpan w:val="3"/>
+          </w:tcPr>
+          <w:p>
+            <w:pPr>
+              <w:cnfStyle w:val="000000100000" w:firstRow="0" w:lastRow="0" w:firstColumn="0" w:lastColumn="0" w:oddVBand="0" w:evenVBand="0" w:oddHBand="1" w:evenHBand="0" w:firstRowFirstColumn="0" w:firstRowLastColumn="0" w:lastRowFirstColumn="0" w:lastRowLastColumn="0"/>
+            </w:pPr>
+            <w:r>
+              <w:t>2. El sistema muestra las opciones disponibles de unidades.</w:t>
             </w:r>
           </w:p>
         </w:tc>
@@ -8338,7 +8618,7 @@
           </w:tcPr>
           <w:p>
             <w:r>
-              <w:t>5. El usuario presiona el botón “Convertir”.</w:t>
+              <w:t>3. El usuario ingresa el valor a convertir y selecciona unidades de origen y destino.</w:t>
             </w:r>
           </w:p>
         </w:tc>
@@ -8352,7 +8632,163 @@
               <w:cnfStyle w:val="000000000000" w:firstRow="0" w:lastRow="0" w:firstColumn="0" w:lastColumn="0" w:oddVBand="0" w:evenVBand="0" w:oddHBand="0" w:evenHBand="0" w:firstRowFirstColumn="0" w:firstRowLastColumn="0" w:lastRowFirstColumn="0" w:lastRowLastColumn="0"/>
             </w:pPr>
             <w:r>
-              <w:t>6. El sistema procesa la conversión y muestra el resultado obtenido.</w:t>
+              <w:t>4. El sistema valida los datos ingresados.</w:t>
+            </w:r>
+          </w:p>
+        </w:tc>
+      </w:tr>
+      <w:tr>
+        <w:trPr>
+          <w:gridAfter w:val="1"/>
+          <w:cnfStyle w:val="000000100000" w:firstRow="0" w:lastRow="0" w:firstColumn="0" w:lastColumn="0" w:oddVBand="0" w:evenVBand="0" w:oddHBand="1" w:evenHBand="0" w:firstRowFirstColumn="0" w:firstRowLastColumn="0" w:lastRowFirstColumn="0" w:lastRowLastColumn="0"/>
+          <w:wAfter w:w="7" w:type="pct"/>
+          <w:trHeight w:val="541"/>
+        </w:trPr>
+        <w:tc>
+          <w:tcPr>
+            <w:cnfStyle w:val="000010000000" w:firstRow="0" w:lastRow="0" w:firstColumn="0" w:lastColumn="0" w:oddVBand="1" w:evenVBand="0" w:oddHBand="0" w:evenHBand="0" w:firstRowFirstColumn="0" w:firstRowLastColumn="0" w:lastRowFirstColumn="0" w:lastRowLastColumn="0"/>
+            <w:tcW w:w="2608" w:type="pct"/>
+            <w:gridSpan w:val="2"/>
+          </w:tcPr>
+          <w:p>
+            <w:r>
+              <w:t xml:space="preserve">5. El sistema realiza la conversión mediante la lógica del </w:t>
+            </w:r>
+            <w:proofErr w:type="spellStart"/>
+            <w:r>
+              <w:t>backend</w:t>
+            </w:r>
+            <w:proofErr w:type="spellEnd"/>
+            <w:r>
+              <w:t>/API.</w:t>
+            </w:r>
+          </w:p>
+        </w:tc>
+        <w:tc>
+          <w:tcPr>
+            <w:tcW w:w="2385" w:type="pct"/>
+            <w:gridSpan w:val="3"/>
+          </w:tcPr>
+          <w:p>
+            <w:pPr>
+              <w:cnfStyle w:val="000000100000" w:firstRow="0" w:lastRow="0" w:firstColumn="0" w:lastColumn="0" w:oddVBand="0" w:evenVBand="0" w:oddHBand="1" w:evenHBand="0" w:firstRowFirstColumn="0" w:firstRowLastColumn="0" w:lastRowFirstColumn="0" w:lastRowLastColumn="0"/>
+            </w:pPr>
+            <w:r>
+              <w:t>6. El sistema muestra el resultado de la conversión.</w:t>
+            </w:r>
+          </w:p>
+        </w:tc>
+      </w:tr>
+      <w:tr>
+        <w:trPr>
+          <w:trHeight w:val="97"/>
+        </w:trPr>
+        <w:tc>
+          <w:tcPr>
+            <w:cnfStyle w:val="000010000000" w:firstRow="0" w:lastRow="0" w:firstColumn="0" w:lastColumn="0" w:oddVBand="1" w:evenVBand="0" w:oddHBand="0" w:evenHBand="0" w:firstRowFirstColumn="0" w:firstRowLastColumn="0" w:lastRowFirstColumn="0" w:lastRowLastColumn="0"/>
+            <w:tcW w:w="5000" w:type="pct"/>
+            <w:gridSpan w:val="6"/>
+          </w:tcPr>
+          <w:p>
+            <w:pPr>
+              <w:tabs>
+                <w:tab w:val="left" w:pos="3540"/>
+              </w:tabs>
+              <w:rPr>
+                <w:b/>
+              </w:rPr>
+            </w:pPr>
+            <w:r>
+              <w:rPr>
+                <w:b/>
+              </w:rPr>
+              <w:t>Flujo Alternativo</w:t>
+            </w:r>
+            <w:r>
+              <w:rPr>
+                <w:b/>
+              </w:rPr>
+              <w:t>:</w:t>
+            </w:r>
+          </w:p>
+          <w:p>
+            <w:pPr>
+              <w:tabs>
+                <w:tab w:val="left" w:pos="3540"/>
+              </w:tabs>
+              <w:rPr>
+                <w:b/>
+              </w:rPr>
+            </w:pPr>
+            <w:r>
+              <w:rPr>
+                <w:b/>
+              </w:rPr>
+              <w:t>1. Datos inválidos:</w:t>
+            </w:r>
+          </w:p>
+          <w:p>
+            <w:pPr>
+              <w:tabs>
+                <w:tab w:val="left" w:pos="3540"/>
+              </w:tabs>
+              <w:rPr>
+                <w:bCs/>
+              </w:rPr>
+            </w:pPr>
+            <w:r>
+              <w:rPr>
+                <w:bCs/>
+              </w:rPr>
+              <w:t>Si el usuario ingresa valores no numéricos o vacíos, el sistema muestra un mensaje de error.</w:t>
+            </w:r>
+          </w:p>
+          <w:p>
+            <w:pPr>
+              <w:tabs>
+                <w:tab w:val="left" w:pos="3540"/>
+              </w:tabs>
+              <w:rPr>
+                <w:b/>
+              </w:rPr>
+            </w:pPr>
+          </w:p>
+          <w:p>
+            <w:pPr>
+              <w:tabs>
+                <w:tab w:val="left" w:pos="3540"/>
+              </w:tabs>
+              <w:rPr>
+                <w:b/>
+              </w:rPr>
+            </w:pPr>
+            <w:r>
+              <w:rPr>
+                <w:b/>
+              </w:rPr>
+              <w:t>2. Conversión no válida:</w:t>
+            </w:r>
+          </w:p>
+          <w:p>
+            <w:pPr>
+              <w:tabs>
+                <w:tab w:val="left" w:pos="3540"/>
+              </w:tabs>
+              <w:rPr>
+                <w:bCs/>
+              </w:rPr>
+            </w:pPr>
+            <w:r>
+              <w:rPr>
+                <w:bCs/>
+              </w:rPr>
+              <w:t>Si las unidades seleccionadas no son compatibles, el sistema solicita corrección.</w:t>
+            </w:r>
+            <w:r>
+              <w:rPr>
+                <w:bCs/>
+              </w:rPr>
+              <w:tab/>
             </w:r>
           </w:p>
         </w:tc>
@@ -8370,155 +8806,69 @@
           </w:tcPr>
           <w:p>
             <w:pPr>
-              <w:jc w:val="center"/>
-            </w:pPr>
-            <w:r>
               <w:rPr>
                 <w:b/>
-              </w:rPr>
-              <w:t>CONVERTIR LONGITUD</w:t>
+                <w:bCs/>
+              </w:rPr>
+            </w:pPr>
+            <w:r>
+              <w:rPr>
+                <w:b/>
+                <w:bCs/>
+              </w:rPr>
+              <w:t>Datos Incorrectos:</w:t>
+            </w:r>
+          </w:p>
+          <w:p>
+            <w:r>
+              <w:t>Si el usuario ingresa caracteres no numéricos o deja campos vacíos, el sistema mostrará un mensaje de advertencia solicitando corregir la información.</w:t>
+            </w:r>
+          </w:p>
+          <w:p>
+            <w:pPr>
+              <w:rPr>
+                <w:b/>
+                <w:bCs/>
+              </w:rPr>
+            </w:pPr>
+            <w:r>
+              <w:rPr>
+                <w:b/>
+                <w:bCs/>
+              </w:rPr>
+              <w:t>Error de Conexión SOAP:</w:t>
+            </w:r>
+          </w:p>
+          <w:p>
+            <w:r>
+              <w:t>Si no existe conexión con el servidor WCF, el sistema notificará que el servicio SOAP no se encuentra disponible.</w:t>
+            </w:r>
+          </w:p>
+          <w:p>
+            <w:pPr>
+              <w:rPr>
+                <w:b/>
+                <w:bCs/>
+              </w:rPr>
+            </w:pPr>
+            <w:r>
+              <w:rPr>
+                <w:b/>
+                <w:bCs/>
+              </w:rPr>
+              <w:t>Operación Inválida:</w:t>
+            </w:r>
+          </w:p>
+          <w:p>
+            <w:r>
+              <w:t>Si la conversión seleccionada no corresponde al tipo de unidad elegido, el sistema mostrará un mensaje de error.</w:t>
             </w:r>
           </w:p>
         </w:tc>
       </w:tr>
       <w:tr>
         <w:trPr>
-          <w:trHeight w:val="97"/>
-        </w:trPr>
-        <w:tc>
-          <w:tcPr>
-            <w:cnfStyle w:val="000010000000" w:firstRow="0" w:lastRow="0" w:firstColumn="0" w:lastColumn="0" w:oddVBand="1" w:evenVBand="0" w:oddHBand="0" w:evenHBand="0" w:firstRowFirstColumn="0" w:firstRowLastColumn="0" w:lastRowFirstColumn="0" w:lastRowLastColumn="0"/>
-            <w:tcW w:w="2608" w:type="pct"/>
-            <w:gridSpan w:val="2"/>
-          </w:tcPr>
-          <w:p>
-            <w:pPr>
-              <w:jc w:val="center"/>
-            </w:pPr>
-            <w:r>
-              <w:rPr>
-                <w:b/>
-              </w:rPr>
-              <w:t>Actor</w:t>
-            </w:r>
-          </w:p>
-        </w:tc>
-        <w:tc>
-          <w:tcPr>
-            <w:tcW w:w="2392" w:type="pct"/>
-            <w:gridSpan w:val="4"/>
-          </w:tcPr>
-          <w:p>
-            <w:pPr>
-              <w:pStyle w:val="Prrafodelista"/>
-              <w:ind w:left="283"/>
-              <w:jc w:val="center"/>
-              <w:cnfStyle w:val="000000000000" w:firstRow="0" w:lastRow="0" w:firstColumn="0" w:lastColumn="0" w:oddVBand="0" w:evenVBand="0" w:oddHBand="0" w:evenHBand="0" w:firstRowFirstColumn="0" w:firstRowLastColumn="0" w:lastRowFirstColumn="0" w:lastRowLastColumn="0"/>
-            </w:pPr>
-            <w:r>
-              <w:rPr>
-                <w:b/>
-              </w:rPr>
-              <w:t>Sistema</w:t>
-            </w:r>
-          </w:p>
-        </w:tc>
-      </w:tr>
-      <w:tr>
-        <w:trPr>
-          <w:gridAfter w:val="1"/>
-          <w:cnfStyle w:val="000000100000" w:firstRow="0" w:lastRow="0" w:firstColumn="0" w:lastColumn="0" w:oddVBand="0" w:evenVBand="0" w:oddHBand="1" w:evenHBand="0" w:firstRowFirstColumn="0" w:firstRowLastColumn="0" w:lastRowFirstColumn="0" w:lastRowLastColumn="0"/>
-          <w:wAfter w:w="7" w:type="pct"/>
-          <w:trHeight w:val="439"/>
-        </w:trPr>
-        <w:tc>
-          <w:tcPr>
-            <w:cnfStyle w:val="000010000000" w:firstRow="0" w:lastRow="0" w:firstColumn="0" w:lastColumn="0" w:oddVBand="1" w:evenVBand="0" w:oddHBand="0" w:evenHBand="0" w:firstRowFirstColumn="0" w:firstRowLastColumn="0" w:lastRowFirstColumn="0" w:lastRowLastColumn="0"/>
-            <w:tcW w:w="2608" w:type="pct"/>
-            <w:gridSpan w:val="2"/>
-          </w:tcPr>
-          <w:p>
-            <w:pPr>
-              <w:pStyle w:val="Prrafodelista"/>
-              <w:numPr>
-                <w:ilvl w:val="0"/>
-                <w:numId w:val="10"/>
-              </w:numPr>
-            </w:pPr>
-            <w:r>
-              <w:t>El usuario administrador selecciona la opción buscar asignaturas.</w:t>
-            </w:r>
-          </w:p>
-        </w:tc>
-        <w:tc>
-          <w:tcPr>
-            <w:tcW w:w="2385" w:type="pct"/>
-            <w:gridSpan w:val="3"/>
-          </w:tcPr>
-          <w:p>
-            <w:pPr>
-              <w:pStyle w:val="Prrafodelista"/>
-              <w:numPr>
-                <w:ilvl w:val="0"/>
-                <w:numId w:val="10"/>
-              </w:numPr>
-              <w:cnfStyle w:val="000000100000" w:firstRow="0" w:lastRow="0" w:firstColumn="0" w:lastColumn="0" w:oddVBand="0" w:evenVBand="0" w:oddHBand="1" w:evenHBand="0" w:firstRowFirstColumn="0" w:firstRowLastColumn="0" w:lastRowFirstColumn="0" w:lastRowLastColumn="0"/>
-            </w:pPr>
-            <w:r>
-              <w:t>El sistema solicita el código de la asignatura o el nombre de la materia que se desea buscar.</w:t>
-            </w:r>
-          </w:p>
-        </w:tc>
-      </w:tr>
-      <w:tr>
-        <w:trPr>
-          <w:gridAfter w:val="1"/>
-          <w:wAfter w:w="7" w:type="pct"/>
-          <w:trHeight w:val="439"/>
-        </w:trPr>
-        <w:tc>
-          <w:tcPr>
-            <w:cnfStyle w:val="000010000000" w:firstRow="0" w:lastRow="0" w:firstColumn="0" w:lastColumn="0" w:oddVBand="1" w:evenVBand="0" w:oddHBand="0" w:evenHBand="0" w:firstRowFirstColumn="0" w:firstRowLastColumn="0" w:lastRowFirstColumn="0" w:lastRowLastColumn="0"/>
-            <w:tcW w:w="2608" w:type="pct"/>
-            <w:gridSpan w:val="2"/>
-          </w:tcPr>
-          <w:p>
-            <w:pPr>
-              <w:pStyle w:val="Prrafodelista"/>
-              <w:numPr>
-                <w:ilvl w:val="0"/>
-                <w:numId w:val="10"/>
-              </w:numPr>
-            </w:pPr>
-            <w:r>
-              <w:t>El usuario ingresa la información requerida de la asignatura que desea verificar.</w:t>
-            </w:r>
-          </w:p>
-        </w:tc>
-        <w:tc>
-          <w:tcPr>
-            <w:tcW w:w="2385" w:type="pct"/>
-            <w:gridSpan w:val="3"/>
-          </w:tcPr>
-          <w:p>
-            <w:pPr>
-              <w:pStyle w:val="Prrafodelista"/>
-              <w:numPr>
-                <w:ilvl w:val="0"/>
-                <w:numId w:val="10"/>
-              </w:numPr>
-              <w:cnfStyle w:val="000000000000" w:firstRow="0" w:lastRow="0" w:firstColumn="0" w:lastColumn="0" w:oddVBand="0" w:evenVBand="0" w:oddHBand="0" w:evenHBand="0" w:firstRowFirstColumn="0" w:firstRowLastColumn="0" w:lastRowFirstColumn="0" w:lastRowLastColumn="0"/>
-            </w:pPr>
-            <w:r>
-              <w:t>El sistema muestra las asignaturas según los parámetros de búsqueda aplicados.</w:t>
-            </w:r>
-          </w:p>
-        </w:tc>
-      </w:tr>
-      <w:tr>
-        <w:trPr>
-          <w:cnfStyle w:val="000000100000" w:firstRow="0" w:lastRow="0" w:firstColumn="0" w:lastColumn="0" w:oddVBand="0" w:evenVBand="0" w:oddHBand="1" w:evenHBand="0" w:firstRowFirstColumn="0" w:firstRowLastColumn="0" w:lastRowFirstColumn="0" w:lastRowLastColumn="0"/>
-          <w:trHeight w:val="97"/>
+          <w:trHeight w:val="253"/>
         </w:trPr>
         <w:tc>
           <w:tcPr>
@@ -8528,7 +8878,6 @@
           </w:tcPr>
           <w:p>
             <w:pPr>
-              <w:jc w:val="center"/>
               <w:rPr>
                 <w:b/>
               </w:rPr>
@@ -8536,425 +8885,23 @@
             <w:r>
               <w:rPr>
                 <w:b/>
-                <w:bCs/>
-              </w:rPr>
-              <w:t>CONVERTIR MASA</w:t>
-            </w:r>
-          </w:p>
-        </w:tc>
-      </w:tr>
-      <w:tr>
-        <w:trPr>
-          <w:trHeight w:val="97"/>
-        </w:trPr>
-        <w:tc>
-          <w:tcPr>
-            <w:cnfStyle w:val="000010000000" w:firstRow="0" w:lastRow="0" w:firstColumn="0" w:lastColumn="0" w:oddVBand="1" w:evenVBand="0" w:oddHBand="0" w:evenHBand="0" w:firstRowFirstColumn="0" w:firstRowLastColumn="0" w:lastRowFirstColumn="0" w:lastRowLastColumn="0"/>
-            <w:tcW w:w="2608" w:type="pct"/>
-            <w:gridSpan w:val="2"/>
-          </w:tcPr>
-          <w:p>
-            <w:pPr>
-              <w:jc w:val="center"/>
-            </w:pPr>
+              </w:rPr>
+              <w:t>Casos de uso incluidos:</w:t>
+            </w:r>
             <w:r>
               <w:rPr>
                 <w:b/>
               </w:rPr>
-              <w:t>Actor</w:t>
-            </w:r>
-          </w:p>
-        </w:tc>
-        <w:tc>
-          <w:tcPr>
-            <w:tcW w:w="2392" w:type="pct"/>
-            <w:gridSpan w:val="4"/>
-          </w:tcPr>
-          <w:p>
-            <w:pPr>
-              <w:jc w:val="center"/>
-              <w:cnfStyle w:val="000000000000" w:firstRow="0" w:lastRow="0" w:firstColumn="0" w:lastColumn="0" w:oddVBand="0" w:evenVBand="0" w:oddHBand="0" w:evenHBand="0" w:firstRowFirstColumn="0" w:firstRowLastColumn="0" w:lastRowFirstColumn="0" w:lastRowLastColumn="0"/>
-            </w:pPr>
-            <w:r>
-              <w:rPr>
-                <w:b/>
-              </w:rPr>
-              <w:t>Sistema</w:t>
-            </w:r>
-          </w:p>
-        </w:tc>
-      </w:tr>
-      <w:tr>
-        <w:trPr>
-          <w:gridAfter w:val="1"/>
-          <w:cnfStyle w:val="000000100000" w:firstRow="0" w:lastRow="0" w:firstColumn="0" w:lastColumn="0" w:oddVBand="0" w:evenVBand="0" w:oddHBand="1" w:evenHBand="0" w:firstRowFirstColumn="0" w:firstRowLastColumn="0" w:lastRowFirstColumn="0" w:lastRowLastColumn="0"/>
-          <w:wAfter w:w="7" w:type="pct"/>
-          <w:trHeight w:val="735"/>
-        </w:trPr>
-        <w:tc>
-          <w:tcPr>
-            <w:cnfStyle w:val="000010000000" w:firstRow="0" w:lastRow="0" w:firstColumn="0" w:lastColumn="0" w:oddVBand="1" w:evenVBand="0" w:oddHBand="0" w:evenHBand="0" w:firstRowFirstColumn="0" w:firstRowLastColumn="0" w:lastRowFirstColumn="0" w:lastRowLastColumn="0"/>
-            <w:tcW w:w="2608" w:type="pct"/>
-            <w:gridSpan w:val="2"/>
-          </w:tcPr>
-          <w:p>
-            <w:r>
-              <w:t>1. El usuario selecciona la opción Conversión de Masa.</w:t>
-            </w:r>
-          </w:p>
-        </w:tc>
-        <w:tc>
-          <w:tcPr>
-            <w:tcW w:w="2385" w:type="pct"/>
-            <w:gridSpan w:val="3"/>
-          </w:tcPr>
-          <w:p>
-            <w:pPr>
-              <w:cnfStyle w:val="000000100000" w:firstRow="0" w:lastRow="0" w:firstColumn="0" w:lastColumn="0" w:oddVBand="0" w:evenVBand="0" w:oddHBand="1" w:evenHBand="0" w:firstRowFirstColumn="0" w:firstRowLastColumn="0" w:lastRowFirstColumn="0" w:lastRowLastColumn="0"/>
-            </w:pPr>
-            <w:r>
-              <w:t>2. El sistema muestra las unidades de masa disponibles.</w:t>
-            </w:r>
-          </w:p>
-        </w:tc>
-      </w:tr>
-      <w:tr>
-        <w:trPr>
-          <w:gridAfter w:val="1"/>
-          <w:wAfter w:w="7" w:type="pct"/>
-          <w:trHeight w:val="735"/>
-        </w:trPr>
-        <w:tc>
-          <w:tcPr>
-            <w:cnfStyle w:val="000010000000" w:firstRow="0" w:lastRow="0" w:firstColumn="0" w:lastColumn="0" w:oddVBand="1" w:evenVBand="0" w:oddHBand="0" w:evenHBand="0" w:firstRowFirstColumn="0" w:firstRowLastColumn="0" w:lastRowFirstColumn="0" w:lastRowLastColumn="0"/>
-            <w:tcW w:w="2608" w:type="pct"/>
-            <w:gridSpan w:val="2"/>
-          </w:tcPr>
-          <w:p>
-            <w:r>
-              <w:t>3. El usuario ingresa el valor numérico y selecciona unidades.</w:t>
-            </w:r>
-          </w:p>
-        </w:tc>
-        <w:tc>
-          <w:tcPr>
-            <w:tcW w:w="2385" w:type="pct"/>
-            <w:gridSpan w:val="3"/>
-          </w:tcPr>
-          <w:p>
-            <w:pPr>
-              <w:cnfStyle w:val="000000000000" w:firstRow="0" w:lastRow="0" w:firstColumn="0" w:lastColumn="0" w:oddVBand="0" w:evenVBand="0" w:oddHBand="0" w:evenHBand="0" w:firstRowFirstColumn="0" w:firstRowLastColumn="0" w:lastRowFirstColumn="0" w:lastRowLastColumn="0"/>
-            </w:pPr>
-            <w:r>
-              <w:t>4. El sistema consume el servicio SOAP correspondiente.</w:t>
-            </w:r>
-          </w:p>
-        </w:tc>
-      </w:tr>
-      <w:tr>
-        <w:trPr>
-          <w:gridAfter w:val="1"/>
-          <w:cnfStyle w:val="000000100000" w:firstRow="0" w:lastRow="0" w:firstColumn="0" w:lastColumn="0" w:oddVBand="0" w:evenVBand="0" w:oddHBand="1" w:evenHBand="0" w:firstRowFirstColumn="0" w:firstRowLastColumn="0" w:lastRowFirstColumn="0" w:lastRowLastColumn="0"/>
-          <w:wAfter w:w="7" w:type="pct"/>
-          <w:trHeight w:val="449"/>
-        </w:trPr>
-        <w:tc>
-          <w:tcPr>
-            <w:cnfStyle w:val="000010000000" w:firstRow="0" w:lastRow="0" w:firstColumn="0" w:lastColumn="0" w:oddVBand="1" w:evenVBand="0" w:oddHBand="0" w:evenHBand="0" w:firstRowFirstColumn="0" w:firstRowLastColumn="0" w:lastRowFirstColumn="0" w:lastRowLastColumn="0"/>
-            <w:tcW w:w="2608" w:type="pct"/>
-            <w:gridSpan w:val="2"/>
-          </w:tcPr>
-          <w:p>
-            <w:r>
-              <w:t>5. El usuario presiona “Convertir”.</w:t>
-            </w:r>
-          </w:p>
-        </w:tc>
-        <w:tc>
-          <w:tcPr>
-            <w:tcW w:w="2385" w:type="pct"/>
-            <w:gridSpan w:val="3"/>
-          </w:tcPr>
-          <w:p>
-            <w:pPr>
-              <w:cnfStyle w:val="000000100000" w:firstRow="0" w:lastRow="0" w:firstColumn="0" w:lastColumn="0" w:oddVBand="0" w:evenVBand="0" w:oddHBand="1" w:evenHBand="0" w:firstRowFirstColumn="0" w:firstRowLastColumn="0" w:lastRowFirstColumn="0" w:lastRowLastColumn="0"/>
-            </w:pPr>
-            <w:r>
-              <w:t>6. El sistema calcula y presenta el resultado de la conversión.</w:t>
-            </w:r>
-          </w:p>
-        </w:tc>
-      </w:tr>
-      <w:tr>
-        <w:trPr>
-          <w:trHeight w:val="97"/>
-        </w:trPr>
-        <w:tc>
-          <w:tcPr>
-            <w:cnfStyle w:val="000010000000" w:firstRow="0" w:lastRow="0" w:firstColumn="0" w:lastColumn="0" w:oddVBand="1" w:evenVBand="0" w:oddHBand="0" w:evenHBand="0" w:firstRowFirstColumn="0" w:firstRowLastColumn="0" w:lastRowFirstColumn="0" w:lastRowLastColumn="0"/>
-            <w:tcW w:w="5000" w:type="pct"/>
-            <w:gridSpan w:val="6"/>
-          </w:tcPr>
-          <w:p>
-            <w:pPr>
-              <w:jc w:val="center"/>
-            </w:pPr>
-            <w:r>
-              <w:rPr>
-                <w:b/>
-                <w:bCs/>
-              </w:rPr>
-              <w:t>CONVERTIR TEMPERATURA</w:t>
-            </w:r>
-          </w:p>
-        </w:tc>
-      </w:tr>
-      <w:tr>
-        <w:trPr>
-          <w:cnfStyle w:val="000000100000" w:firstRow="0" w:lastRow="0" w:firstColumn="0" w:lastColumn="0" w:oddVBand="0" w:evenVBand="0" w:oddHBand="1" w:evenHBand="0" w:firstRowFirstColumn="0" w:firstRowLastColumn="0" w:lastRowFirstColumn="0" w:lastRowLastColumn="0"/>
-          <w:trHeight w:val="97"/>
-        </w:trPr>
-        <w:tc>
-          <w:tcPr>
-            <w:cnfStyle w:val="000010000000" w:firstRow="0" w:lastRow="0" w:firstColumn="0" w:lastColumn="0" w:oddVBand="1" w:evenVBand="0" w:oddHBand="0" w:evenHBand="0" w:firstRowFirstColumn="0" w:firstRowLastColumn="0" w:lastRowFirstColumn="0" w:lastRowLastColumn="0"/>
-            <w:tcW w:w="2608" w:type="pct"/>
-            <w:gridSpan w:val="2"/>
-          </w:tcPr>
-          <w:p>
-            <w:pPr>
-              <w:jc w:val="center"/>
-            </w:pPr>
-            <w:r>
-              <w:rPr>
-                <w:b/>
-              </w:rPr>
-              <w:t>Actor</w:t>
-            </w:r>
-          </w:p>
-        </w:tc>
-        <w:tc>
-          <w:tcPr>
-            <w:tcW w:w="2392" w:type="pct"/>
-            <w:gridSpan w:val="4"/>
-          </w:tcPr>
-          <w:p>
-            <w:pPr>
-              <w:jc w:val="center"/>
-              <w:cnfStyle w:val="000000100000" w:firstRow="0" w:lastRow="0" w:firstColumn="0" w:lastColumn="0" w:oddVBand="0" w:evenVBand="0" w:oddHBand="1" w:evenHBand="0" w:firstRowFirstColumn="0" w:firstRowLastColumn="0" w:lastRowFirstColumn="0" w:lastRowLastColumn="0"/>
-            </w:pPr>
-            <w:r>
-              <w:rPr>
-                <w:b/>
-              </w:rPr>
-              <w:t>Sistema</w:t>
-            </w:r>
-          </w:p>
-        </w:tc>
-      </w:tr>
-      <w:tr>
-        <w:trPr>
-          <w:gridAfter w:val="1"/>
-          <w:wAfter w:w="7" w:type="pct"/>
-          <w:trHeight w:val="610"/>
-        </w:trPr>
-        <w:tc>
-          <w:tcPr>
-            <w:cnfStyle w:val="000010000000" w:firstRow="0" w:lastRow="0" w:firstColumn="0" w:lastColumn="0" w:oddVBand="1" w:evenVBand="0" w:oddHBand="0" w:evenHBand="0" w:firstRowFirstColumn="0" w:firstRowLastColumn="0" w:lastRowFirstColumn="0" w:lastRowLastColumn="0"/>
-            <w:tcW w:w="2608" w:type="pct"/>
-            <w:gridSpan w:val="2"/>
-          </w:tcPr>
-          <w:p>
-            <w:r>
-              <w:t>1. El usuario selecciona la opción Conversión de Temperatura.</w:t>
-            </w:r>
-          </w:p>
-        </w:tc>
-        <w:tc>
-          <w:tcPr>
-            <w:tcW w:w="2385" w:type="pct"/>
-            <w:gridSpan w:val="3"/>
-          </w:tcPr>
-          <w:p>
-            <w:pPr>
-              <w:cnfStyle w:val="000000000000" w:firstRow="0" w:lastRow="0" w:firstColumn="0" w:lastColumn="0" w:oddVBand="0" w:evenVBand="0" w:oddHBand="0" w:evenHBand="0" w:firstRowFirstColumn="0" w:firstRowLastColumn="0" w:lastRowFirstColumn="0" w:lastRowLastColumn="0"/>
-            </w:pPr>
-            <w:r>
-              <w:t>2. El sistema muestra las escalas disponibles.</w:t>
-            </w:r>
-          </w:p>
-        </w:tc>
-      </w:tr>
-      <w:tr>
-        <w:trPr>
-          <w:gridAfter w:val="1"/>
-          <w:cnfStyle w:val="000000100000" w:firstRow="0" w:lastRow="0" w:firstColumn="0" w:lastColumn="0" w:oddVBand="0" w:evenVBand="0" w:oddHBand="1" w:evenHBand="0" w:firstRowFirstColumn="0" w:firstRowLastColumn="0" w:lastRowFirstColumn="0" w:lastRowLastColumn="0"/>
-          <w:wAfter w:w="7" w:type="pct"/>
-          <w:trHeight w:val="610"/>
-        </w:trPr>
-        <w:tc>
-          <w:tcPr>
-            <w:cnfStyle w:val="000010000000" w:firstRow="0" w:lastRow="0" w:firstColumn="0" w:lastColumn="0" w:oddVBand="1" w:evenVBand="0" w:oddHBand="0" w:evenHBand="0" w:firstRowFirstColumn="0" w:firstRowLastColumn="0" w:lastRowFirstColumn="0" w:lastRowLastColumn="0"/>
-            <w:tcW w:w="2608" w:type="pct"/>
-            <w:gridSpan w:val="2"/>
-          </w:tcPr>
-          <w:p>
-            <w:r>
-              <w:t>3. El usuario ingresa el valor y selecciona las unidades correspondientes.</w:t>
-            </w:r>
-          </w:p>
-        </w:tc>
-        <w:tc>
-          <w:tcPr>
-            <w:tcW w:w="2385" w:type="pct"/>
-            <w:gridSpan w:val="3"/>
-          </w:tcPr>
-          <w:p>
-            <w:pPr>
-              <w:cnfStyle w:val="000000100000" w:firstRow="0" w:lastRow="0" w:firstColumn="0" w:lastColumn="0" w:oddVBand="0" w:evenVBand="0" w:oddHBand="1" w:evenHBand="0" w:firstRowFirstColumn="0" w:firstRowLastColumn="0" w:lastRowFirstColumn="0" w:lastRowLastColumn="0"/>
-            </w:pPr>
-            <w:r>
-              <w:t>4. El sistema envía la solicitud SOAP al servidor.</w:t>
-            </w:r>
-          </w:p>
-        </w:tc>
-      </w:tr>
-      <w:tr>
-        <w:trPr>
-          <w:gridAfter w:val="1"/>
-          <w:wAfter w:w="7" w:type="pct"/>
-          <w:trHeight w:val="610"/>
-        </w:trPr>
-        <w:tc>
-          <w:tcPr>
-            <w:cnfStyle w:val="000010000000" w:firstRow="0" w:lastRow="0" w:firstColumn="0" w:lastColumn="0" w:oddVBand="1" w:evenVBand="0" w:oddHBand="0" w:evenHBand="0" w:firstRowFirstColumn="0" w:firstRowLastColumn="0" w:lastRowFirstColumn="0" w:lastRowLastColumn="0"/>
-            <w:tcW w:w="2608" w:type="pct"/>
-            <w:gridSpan w:val="2"/>
-          </w:tcPr>
-          <w:p>
-            <w:r>
-              <w:t>5. El usuario ejecuta la conversión.</w:t>
-            </w:r>
-          </w:p>
-        </w:tc>
-        <w:tc>
-          <w:tcPr>
-            <w:tcW w:w="2385" w:type="pct"/>
-            <w:gridSpan w:val="3"/>
-          </w:tcPr>
-          <w:p>
-            <w:pPr>
-              <w:cnfStyle w:val="000000000000" w:firstRow="0" w:lastRow="0" w:firstColumn="0" w:lastColumn="0" w:oddVBand="0" w:evenVBand="0" w:oddHBand="0" w:evenHBand="0" w:firstRowFirstColumn="0" w:firstRowLastColumn="0" w:lastRowFirstColumn="0" w:lastRowLastColumn="0"/>
-            </w:pPr>
-            <w:r>
-              <w:t>6. El sistema procesa la operación y muestra el resultado final.</w:t>
-            </w:r>
-          </w:p>
-        </w:tc>
-      </w:tr>
-      <w:tr>
-        <w:trPr>
-          <w:cnfStyle w:val="000000100000" w:firstRow="0" w:lastRow="0" w:firstColumn="0" w:lastColumn="0" w:oddVBand="0" w:evenVBand="0" w:oddHBand="1" w:evenHBand="0" w:firstRowFirstColumn="0" w:firstRowLastColumn="0" w:lastRowFirstColumn="0" w:lastRowLastColumn="0"/>
-          <w:trHeight w:val="97"/>
-        </w:trPr>
-        <w:tc>
-          <w:tcPr>
-            <w:cnfStyle w:val="000010000000" w:firstRow="0" w:lastRow="0" w:firstColumn="0" w:lastColumn="0" w:oddVBand="1" w:evenVBand="0" w:oddHBand="0" w:evenHBand="0" w:firstRowFirstColumn="0" w:firstRowLastColumn="0" w:lastRowFirstColumn="0" w:lastRowLastColumn="0"/>
-            <w:tcW w:w="5000" w:type="pct"/>
-            <w:gridSpan w:val="6"/>
-          </w:tcPr>
-          <w:p>
-            <w:pPr>
-              <w:tabs>
-                <w:tab w:val="left" w:pos="3540"/>
-              </w:tabs>
-              <w:rPr>
-                <w:b/>
-              </w:rPr>
-            </w:pPr>
-            <w:r>
-              <w:rPr>
-                <w:b/>
-              </w:rPr>
-              <w:t>Flujo Alternativo</w:t>
-            </w:r>
-            <w:r>
-              <w:rPr>
-                <w:b/>
-              </w:rPr>
-              <w:tab/>
-            </w:r>
-          </w:p>
-        </w:tc>
-      </w:tr>
-      <w:tr>
-        <w:trPr>
-          <w:trHeight w:val="97"/>
-        </w:trPr>
-        <w:tc>
-          <w:tcPr>
-            <w:cnfStyle w:val="000010000000" w:firstRow="0" w:lastRow="0" w:firstColumn="0" w:lastColumn="0" w:oddVBand="1" w:evenVBand="0" w:oddHBand="0" w:evenHBand="0" w:firstRowFirstColumn="0" w:firstRowLastColumn="0" w:lastRowFirstColumn="0" w:lastRowLastColumn="0"/>
-            <w:tcW w:w="5000" w:type="pct"/>
-            <w:gridSpan w:val="6"/>
-          </w:tcPr>
-          <w:p>
-            <w:pPr>
-              <w:rPr>
-                <w:b/>
-                <w:bCs/>
-              </w:rPr>
-            </w:pPr>
-            <w:r>
-              <w:rPr>
-                <w:b/>
-                <w:bCs/>
-              </w:rPr>
-              <w:lastRenderedPageBreak/>
-              <w:t>Datos Incorrectos:</w:t>
-            </w:r>
-          </w:p>
-          <w:p>
-            <w:r>
-              <w:t>Si el usuario ingresa caracteres no numéricos o deja campos vacíos, el sistema mostrará un mensaje de advertencia solicitando corregir la información.</w:t>
-            </w:r>
-          </w:p>
-          <w:p>
-            <w:pPr>
-              <w:rPr>
-                <w:b/>
-                <w:bCs/>
-              </w:rPr>
-            </w:pPr>
-            <w:r>
-              <w:rPr>
-                <w:b/>
-                <w:bCs/>
-              </w:rPr>
-              <w:t>Error de Conexión SOAP:</w:t>
-            </w:r>
-          </w:p>
-          <w:p>
-            <w:r>
-              <w:t>Si no existe conexión con el servidor WCF, el sistema notificará que el servicio SOAP no se encuentra disponible.</w:t>
-            </w:r>
-          </w:p>
-          <w:p>
-            <w:pPr>
-              <w:rPr>
-                <w:b/>
-                <w:bCs/>
-              </w:rPr>
-            </w:pPr>
-            <w:r>
-              <w:rPr>
-                <w:b/>
-                <w:bCs/>
-              </w:rPr>
-              <w:t>Operación Inválida:</w:t>
-            </w:r>
-          </w:p>
-          <w:p>
-            <w:r>
-              <w:t>Si la conversión seleccionada no corresponde al tipo de unidad elegido, el sistema mostrará un mensaje de error.</w:t>
+              <w:t xml:space="preserve"> </w:t>
+            </w:r>
+            <w:r>
+              <w:t>E</w:t>
+            </w:r>
+            <w:r>
+              <w:t>CU</w:t>
+            </w:r>
+            <w:r>
+              <w:t>D1</w:t>
             </w:r>
           </w:p>
         </w:tc>
@@ -8972,6 +8919,7 @@
           </w:tcPr>
           <w:p>
             <w:pPr>
+              <w:keepNext/>
               <w:rPr>
                 <w:b/>
               </w:rPr>
@@ -8980,49 +8928,24 @@
               <w:rPr>
                 <w:b/>
               </w:rPr>
-              <w:t>Casos de uso incluidos:</w:t>
-            </w:r>
-            <w:r>
-              <w:rPr>
-                <w:b/>
-              </w:rPr>
-              <w:t xml:space="preserve"> </w:t>
-            </w:r>
-            <w:r>
-              <w:t>E</w:t>
-            </w:r>
-            <w:r>
-              <w:t>CU</w:t>
-            </w:r>
-            <w:r>
-              <w:t>D1</w:t>
-            </w:r>
-          </w:p>
-        </w:tc>
-      </w:tr>
-      <w:tr>
-        <w:trPr>
-          <w:trHeight w:val="253"/>
-        </w:trPr>
-        <w:tc>
-          <w:tcPr>
-            <w:cnfStyle w:val="000010000000" w:firstRow="0" w:lastRow="0" w:firstColumn="0" w:lastColumn="0" w:oddVBand="1" w:evenVBand="0" w:oddHBand="0" w:evenHBand="0" w:firstRowFirstColumn="0" w:firstRowLastColumn="0" w:lastRowFirstColumn="0" w:lastRowLastColumn="0"/>
-            <w:tcW w:w="5000" w:type="pct"/>
-            <w:gridSpan w:val="6"/>
-          </w:tcPr>
+              <w:t xml:space="preserve">Casos de uso extendidos: </w:t>
+            </w:r>
+          </w:p>
           <w:p>
             <w:pPr>
               <w:keepNext/>
               <w:rPr>
-                <w:b/>
-              </w:rPr>
-            </w:pPr>
-            <w:r>
-              <w:rPr>
-                <w:b/>
-              </w:rPr>
-              <w:t xml:space="preserve">Casos de uso extendidos: </w:t>
-            </w:r>
+                <w:bCs/>
+              </w:rPr>
+            </w:pPr>
+            <w:proofErr w:type="spellStart"/>
+            <w:r>
+              <w:rPr>
+                <w:bCs/>
+              </w:rPr>
+              <w:t>Login</w:t>
+            </w:r>
+            <w:proofErr w:type="spellEnd"/>
           </w:p>
           <w:p>
             <w:pPr>
@@ -9035,7 +8958,7 @@
               <w:rPr>
                 <w:bCs/>
               </w:rPr>
-              <w:t>Validar Datos Ingresados</w:t>
+              <w:t>Consultar Conversión</w:t>
             </w:r>
           </w:p>
           <w:p>
@@ -9046,7 +8969,7 @@
               <w:rPr>
                 <w:bCs/>
               </w:rPr>
-              <w:t>Mostrar Resultado de Conversión</w:t>
+              <w:t>Administrar Tipos de Conversión</w:t>
             </w:r>
           </w:p>
         </w:tc>
@@ -9054,7 +8977,9 @@
     </w:tbl>
     <w:p>
       <w:pPr>
-        <w:pStyle w:val="Ttulo2"/>
+        <w:rPr>
+          <w:lang w:val="es-EC" w:eastAsia="es-EC"/>
+        </w:rPr>
       </w:pPr>
     </w:p>
     <w:sectPr>
@@ -9689,6 +9614,95 @@
     </w:lvl>
   </w:abstractNum>
   <w:abstractNum w:abstractNumId="6" w15:restartNumberingAfterBreak="0">
+    <w:nsid w:val="14890C41"/>
+    <w:multiLevelType w:val="hybridMultilevel"/>
+    <w:tmpl w:val="489E6154"/>
+    <w:lvl w:ilvl="0" w:tplc="300A000F">
+      <w:start w:val="1"/>
+      <w:numFmt w:val="decimal"/>
+      <w:lvlText w:val="%1."/>
+      <w:lvlJc w:val="left"/>
+      <w:pPr>
+        <w:ind w:left="720" w:hanging="360"/>
+      </w:pPr>
+      <w:rPr>
+        <w:rFonts w:hint="default"/>
+      </w:rPr>
+    </w:lvl>
+    <w:lvl w:ilvl="1" w:tplc="300A0019" w:tentative="1">
+      <w:start w:val="1"/>
+      <w:numFmt w:val="lowerLetter"/>
+      <w:lvlText w:val="%2."/>
+      <w:lvlJc w:val="left"/>
+      <w:pPr>
+        <w:ind w:left="1440" w:hanging="360"/>
+      </w:pPr>
+    </w:lvl>
+    <w:lvl w:ilvl="2" w:tplc="300A001B" w:tentative="1">
+      <w:start w:val="1"/>
+      <w:numFmt w:val="lowerRoman"/>
+      <w:lvlText w:val="%3."/>
+      <w:lvlJc w:val="right"/>
+      <w:pPr>
+        <w:ind w:left="2160" w:hanging="180"/>
+      </w:pPr>
+    </w:lvl>
+    <w:lvl w:ilvl="3" w:tplc="300A000F" w:tentative="1">
+      <w:start w:val="1"/>
+      <w:numFmt w:val="decimal"/>
+      <w:lvlText w:val="%4."/>
+      <w:lvlJc w:val="left"/>
+      <w:pPr>
+        <w:ind w:left="2880" w:hanging="360"/>
+      </w:pPr>
+    </w:lvl>
+    <w:lvl w:ilvl="4" w:tplc="300A0019" w:tentative="1">
+      <w:start w:val="1"/>
+      <w:numFmt w:val="lowerLetter"/>
+      <w:lvlText w:val="%5."/>
+      <w:lvlJc w:val="left"/>
+      <w:pPr>
+        <w:ind w:left="3600" w:hanging="360"/>
+      </w:pPr>
+    </w:lvl>
+    <w:lvl w:ilvl="5" w:tplc="300A001B" w:tentative="1">
+      <w:start w:val="1"/>
+      <w:numFmt w:val="lowerRoman"/>
+      <w:lvlText w:val="%6."/>
+      <w:lvlJc w:val="right"/>
+      <w:pPr>
+        <w:ind w:left="4320" w:hanging="180"/>
+      </w:pPr>
+    </w:lvl>
+    <w:lvl w:ilvl="6" w:tplc="300A000F" w:tentative="1">
+      <w:start w:val="1"/>
+      <w:numFmt w:val="decimal"/>
+      <w:lvlText w:val="%7."/>
+      <w:lvlJc w:val="left"/>
+      <w:pPr>
+        <w:ind w:left="5040" w:hanging="360"/>
+      </w:pPr>
+    </w:lvl>
+    <w:lvl w:ilvl="7" w:tplc="300A0019" w:tentative="1">
+      <w:start w:val="1"/>
+      <w:numFmt w:val="lowerLetter"/>
+      <w:lvlText w:val="%8."/>
+      <w:lvlJc w:val="left"/>
+      <w:pPr>
+        <w:ind w:left="5760" w:hanging="360"/>
+      </w:pPr>
+    </w:lvl>
+    <w:lvl w:ilvl="8" w:tplc="300A001B" w:tentative="1">
+      <w:start w:val="1"/>
+      <w:numFmt w:val="lowerRoman"/>
+      <w:lvlText w:val="%9."/>
+      <w:lvlJc w:val="right"/>
+      <w:pPr>
+        <w:ind w:left="6480" w:hanging="180"/>
+      </w:pPr>
+    </w:lvl>
+  </w:abstractNum>
+  <w:abstractNum w:abstractNumId="7" w15:restartNumberingAfterBreak="0">
     <w:nsid w:val="1F8D2787"/>
     <w:multiLevelType w:val="multilevel"/>
     <w:tmpl w:val="19DA21DC"/>
@@ -9774,7 +9788,7 @@
       </w:pPr>
     </w:lvl>
   </w:abstractNum>
-  <w:abstractNum w:abstractNumId="7" w15:restartNumberingAfterBreak="0">
+  <w:abstractNum w:abstractNumId="8" w15:restartNumberingAfterBreak="0">
     <w:nsid w:val="26C16CC5"/>
     <w:multiLevelType w:val="multilevel"/>
     <w:tmpl w:val="19DA21DC"/>
@@ -9860,7 +9874,7 @@
       </w:pPr>
     </w:lvl>
   </w:abstractNum>
-  <w:abstractNum w:abstractNumId="8" w15:restartNumberingAfterBreak="0">
+  <w:abstractNum w:abstractNumId="9" w15:restartNumberingAfterBreak="0">
     <w:nsid w:val="308B122F"/>
     <w:multiLevelType w:val="multilevel"/>
     <w:tmpl w:val="19DA21DC"/>
@@ -9946,7 +9960,7 @@
       </w:pPr>
     </w:lvl>
   </w:abstractNum>
-  <w:abstractNum w:abstractNumId="9" w15:restartNumberingAfterBreak="0">
+  <w:abstractNum w:abstractNumId="10" w15:restartNumberingAfterBreak="0">
     <w:nsid w:val="38612E0D"/>
     <w:multiLevelType w:val="multilevel"/>
     <w:tmpl w:val="19DA21DC"/>
@@ -10032,7 +10046,7 @@
       </w:pPr>
     </w:lvl>
   </w:abstractNum>
-  <w:abstractNum w:abstractNumId="10" w15:restartNumberingAfterBreak="0">
+  <w:abstractNum w:abstractNumId="11" w15:restartNumberingAfterBreak="0">
     <w:nsid w:val="38845C32"/>
     <w:multiLevelType w:val="hybridMultilevel"/>
     <w:tmpl w:val="F9E0BFA2"/>
@@ -10118,7 +10132,7 @@
       </w:pPr>
     </w:lvl>
   </w:abstractNum>
-  <w:abstractNum w:abstractNumId="11" w15:restartNumberingAfterBreak="0">
+  <w:abstractNum w:abstractNumId="12" w15:restartNumberingAfterBreak="0">
     <w:nsid w:val="3CA95EAE"/>
     <w:multiLevelType w:val="multilevel"/>
     <w:tmpl w:val="19DA21DC"/>
@@ -10204,7 +10218,7 @@
       </w:pPr>
     </w:lvl>
   </w:abstractNum>
-  <w:abstractNum w:abstractNumId="12" w15:restartNumberingAfterBreak="0">
+  <w:abstractNum w:abstractNumId="13" w15:restartNumberingAfterBreak="0">
     <w:nsid w:val="3CC16F21"/>
     <w:multiLevelType w:val="multilevel"/>
     <w:tmpl w:val="19DA21DC"/>
@@ -10290,7 +10304,7 @@
       </w:pPr>
     </w:lvl>
   </w:abstractNum>
-  <w:abstractNum w:abstractNumId="13" w15:restartNumberingAfterBreak="0">
+  <w:abstractNum w:abstractNumId="14" w15:restartNumberingAfterBreak="0">
     <w:nsid w:val="42A74589"/>
     <w:multiLevelType w:val="multilevel"/>
     <w:tmpl w:val="19DA21DC"/>
@@ -10376,7 +10390,7 @@
       </w:pPr>
     </w:lvl>
   </w:abstractNum>
-  <w:abstractNum w:abstractNumId="14" w15:restartNumberingAfterBreak="0">
+  <w:abstractNum w:abstractNumId="15" w15:restartNumberingAfterBreak="0">
     <w:nsid w:val="44A368CE"/>
     <w:multiLevelType w:val="hybridMultilevel"/>
     <w:tmpl w:val="C8B8C842"/>
@@ -10489,7 +10503,7 @@
       </w:rPr>
     </w:lvl>
   </w:abstractNum>
-  <w:abstractNum w:abstractNumId="15" w15:restartNumberingAfterBreak="0">
+  <w:abstractNum w:abstractNumId="16" w15:restartNumberingAfterBreak="0">
     <w:nsid w:val="47FD675F"/>
     <w:multiLevelType w:val="multilevel"/>
     <w:tmpl w:val="19DA21DC"/>
@@ -10575,7 +10589,7 @@
       </w:pPr>
     </w:lvl>
   </w:abstractNum>
-  <w:abstractNum w:abstractNumId="16" w15:restartNumberingAfterBreak="0">
+  <w:abstractNum w:abstractNumId="17" w15:restartNumberingAfterBreak="0">
     <w:nsid w:val="4C867825"/>
     <w:multiLevelType w:val="multilevel"/>
     <w:tmpl w:val="19DA21DC"/>
@@ -10661,7 +10675,7 @@
       </w:pPr>
     </w:lvl>
   </w:abstractNum>
-  <w:abstractNum w:abstractNumId="17" w15:restartNumberingAfterBreak="0">
+  <w:abstractNum w:abstractNumId="18" w15:restartNumberingAfterBreak="0">
     <w:nsid w:val="4CDE36C9"/>
     <w:multiLevelType w:val="multilevel"/>
     <w:tmpl w:val="19DA21DC"/>
@@ -10747,7 +10761,7 @@
       </w:pPr>
     </w:lvl>
   </w:abstractNum>
-  <w:abstractNum w:abstractNumId="18" w15:restartNumberingAfterBreak="0">
+  <w:abstractNum w:abstractNumId="19" w15:restartNumberingAfterBreak="0">
     <w:nsid w:val="4DF14C53"/>
     <w:multiLevelType w:val="multilevel"/>
     <w:tmpl w:val="19DA21DC"/>
@@ -10833,7 +10847,7 @@
       </w:pPr>
     </w:lvl>
   </w:abstractNum>
-  <w:abstractNum w:abstractNumId="19" w15:restartNumberingAfterBreak="0">
+  <w:abstractNum w:abstractNumId="20" w15:restartNumberingAfterBreak="0">
     <w:nsid w:val="54D24839"/>
     <w:multiLevelType w:val="multilevel"/>
     <w:tmpl w:val="19DA21DC"/>
@@ -10919,7 +10933,7 @@
       </w:pPr>
     </w:lvl>
   </w:abstractNum>
-  <w:abstractNum w:abstractNumId="20" w15:restartNumberingAfterBreak="0">
+  <w:abstractNum w:abstractNumId="21" w15:restartNumberingAfterBreak="0">
     <w:nsid w:val="567C1B57"/>
     <w:multiLevelType w:val="multilevel"/>
     <w:tmpl w:val="19DA21DC"/>
@@ -11005,7 +11019,7 @@
       </w:pPr>
     </w:lvl>
   </w:abstractNum>
-  <w:abstractNum w:abstractNumId="21" w15:restartNumberingAfterBreak="0">
+  <w:abstractNum w:abstractNumId="22" w15:restartNumberingAfterBreak="0">
     <w:nsid w:val="637B21DE"/>
     <w:multiLevelType w:val="multilevel"/>
     <w:tmpl w:val="19DA21DC"/>
@@ -11091,7 +11105,7 @@
       </w:pPr>
     </w:lvl>
   </w:abstractNum>
-  <w:abstractNum w:abstractNumId="22" w15:restartNumberingAfterBreak="0">
+  <w:abstractNum w:abstractNumId="23" w15:restartNumberingAfterBreak="0">
     <w:nsid w:val="67CE0DEE"/>
     <w:multiLevelType w:val="multilevel"/>
     <w:tmpl w:val="19DA21DC"/>
@@ -11177,7 +11191,7 @@
       </w:pPr>
     </w:lvl>
   </w:abstractNum>
-  <w:abstractNum w:abstractNumId="23" w15:restartNumberingAfterBreak="0">
+  <w:abstractNum w:abstractNumId="24" w15:restartNumberingAfterBreak="0">
     <w:nsid w:val="695D507D"/>
     <w:multiLevelType w:val="multilevel"/>
     <w:tmpl w:val="19DA21DC"/>
@@ -11263,7 +11277,7 @@
       </w:pPr>
     </w:lvl>
   </w:abstractNum>
-  <w:abstractNum w:abstractNumId="24" w15:restartNumberingAfterBreak="0">
+  <w:abstractNum w:abstractNumId="25" w15:restartNumberingAfterBreak="0">
     <w:nsid w:val="6A840B70"/>
     <w:multiLevelType w:val="multilevel"/>
     <w:tmpl w:val="19DA21DC"/>
@@ -11349,7 +11363,7 @@
       </w:pPr>
     </w:lvl>
   </w:abstractNum>
-  <w:abstractNum w:abstractNumId="25" w15:restartNumberingAfterBreak="0">
+  <w:abstractNum w:abstractNumId="26" w15:restartNumberingAfterBreak="0">
     <w:nsid w:val="7402416F"/>
     <w:multiLevelType w:val="multilevel"/>
     <w:tmpl w:val="19DA21DC"/>
@@ -11435,7 +11449,7 @@
       </w:pPr>
     </w:lvl>
   </w:abstractNum>
-  <w:abstractNum w:abstractNumId="26" w15:restartNumberingAfterBreak="0">
+  <w:abstractNum w:abstractNumId="27" w15:restartNumberingAfterBreak="0">
     <w:nsid w:val="75A4534F"/>
     <w:multiLevelType w:val="multilevel"/>
     <w:tmpl w:val="19DA21DC"/>
@@ -11521,7 +11535,7 @@
       </w:pPr>
     </w:lvl>
   </w:abstractNum>
-  <w:abstractNum w:abstractNumId="27" w15:restartNumberingAfterBreak="0">
+  <w:abstractNum w:abstractNumId="28" w15:restartNumberingAfterBreak="0">
     <w:nsid w:val="784307B0"/>
     <w:multiLevelType w:val="multilevel"/>
     <w:tmpl w:val="19DA21DC"/>
@@ -11608,88 +11622,91 @@
     </w:lvl>
   </w:abstractNum>
   <w:num w:numId="1">
-    <w:abstractNumId w:val="12"/>
+    <w:abstractNumId w:val="13"/>
   </w:num>
   <w:num w:numId="2">
-    <w:abstractNumId w:val="10"/>
+    <w:abstractNumId w:val="11"/>
   </w:num>
   <w:num w:numId="3">
-    <w:abstractNumId w:val="8"/>
+    <w:abstractNumId w:val="9"/>
   </w:num>
   <w:num w:numId="4">
-    <w:abstractNumId w:val="25"/>
+    <w:abstractNumId w:val="26"/>
   </w:num>
   <w:num w:numId="5">
-    <w:abstractNumId w:val="20"/>
+    <w:abstractNumId w:val="21"/>
   </w:num>
   <w:num w:numId="6">
     <w:abstractNumId w:val="4"/>
   </w:num>
   <w:num w:numId="7">
-    <w:abstractNumId w:val="27"/>
+    <w:abstractNumId w:val="28"/>
   </w:num>
   <w:num w:numId="8">
     <w:abstractNumId w:val="0"/>
   </w:num>
   <w:num w:numId="9">
+    <w:abstractNumId w:val="19"/>
+  </w:num>
+  <w:num w:numId="10">
+    <w:abstractNumId w:val="12"/>
+  </w:num>
+  <w:num w:numId="11">
     <w:abstractNumId w:val="18"/>
   </w:num>
-  <w:num w:numId="10">
-    <w:abstractNumId w:val="11"/>
-  </w:num>
-  <w:num w:numId="11">
-    <w:abstractNumId w:val="17"/>
-  </w:num>
   <w:num w:numId="12">
-    <w:abstractNumId w:val="26"/>
+    <w:abstractNumId w:val="27"/>
   </w:num>
   <w:num w:numId="13">
     <w:abstractNumId w:val="5"/>
   </w:num>
   <w:num w:numId="14">
-    <w:abstractNumId w:val="24"/>
+    <w:abstractNumId w:val="25"/>
   </w:num>
   <w:num w:numId="15">
-    <w:abstractNumId w:val="9"/>
+    <w:abstractNumId w:val="10"/>
   </w:num>
   <w:num w:numId="16">
-    <w:abstractNumId w:val="15"/>
+    <w:abstractNumId w:val="16"/>
   </w:num>
   <w:num w:numId="17">
-    <w:abstractNumId w:val="19"/>
+    <w:abstractNumId w:val="20"/>
   </w:num>
   <w:num w:numId="18">
     <w:abstractNumId w:val="3"/>
   </w:num>
   <w:num w:numId="19">
-    <w:abstractNumId w:val="6"/>
+    <w:abstractNumId w:val="7"/>
   </w:num>
   <w:num w:numId="20">
-    <w:abstractNumId w:val="22"/>
+    <w:abstractNumId w:val="23"/>
   </w:num>
   <w:num w:numId="21">
     <w:abstractNumId w:val="2"/>
   </w:num>
   <w:num w:numId="22">
-    <w:abstractNumId w:val="21"/>
+    <w:abstractNumId w:val="22"/>
   </w:num>
   <w:num w:numId="23">
     <w:abstractNumId w:val="1"/>
   </w:num>
   <w:num w:numId="24">
-    <w:abstractNumId w:val="23"/>
+    <w:abstractNumId w:val="24"/>
   </w:num>
   <w:num w:numId="25">
-    <w:abstractNumId w:val="13"/>
+    <w:abstractNumId w:val="14"/>
   </w:num>
   <w:num w:numId="26">
-    <w:abstractNumId w:val="7"/>
+    <w:abstractNumId w:val="8"/>
   </w:num>
   <w:num w:numId="27">
-    <w:abstractNumId w:val="16"/>
+    <w:abstractNumId w:val="17"/>
   </w:num>
   <w:num w:numId="28">
-    <w:abstractNumId w:val="14"/>
+    <w:abstractNumId w:val="15"/>
+  </w:num>
+  <w:num w:numId="29">
+    <w:abstractNumId w:val="6"/>
   </w:num>
 </w:numbering>
 </file>
@@ -11817,6 +11834,7 @@
     <w:lsdException w:name="HTML Sample" w:semiHidden="1" w:unhideWhenUsed="1"/>
     <w:lsdException w:name="HTML Typewriter" w:semiHidden="1" w:unhideWhenUsed="1"/>
     <w:lsdException w:name="HTML Variable" w:semiHidden="1" w:unhideWhenUsed="1"/>
+    <w:lsdException w:name="Normal Table" w:semiHidden="1" w:unhideWhenUsed="1"/>
     <w:lsdException w:name="annotation subject" w:semiHidden="1" w:unhideWhenUsed="1"/>
     <w:lsdException w:name="No List" w:semiHidden="1" w:unhideWhenUsed="1"/>
     <w:lsdException w:name="Outline List 1" w:semiHidden="1" w:unhideWhenUsed="1"/>
@@ -11859,8 +11877,11 @@
     <w:lsdException w:name="Table Contemporary" w:semiHidden="1" w:unhideWhenUsed="1"/>
     <w:lsdException w:name="Table Elegant" w:semiHidden="1" w:unhideWhenUsed="1"/>
     <w:lsdException w:name="Table Professional" w:semiHidden="1" w:unhideWhenUsed="1"/>
+    <w:lsdException w:name="Table Subtle 1" w:semiHidden="1" w:unhideWhenUsed="1"/>
     <w:lsdException w:name="Table Subtle 2" w:semiHidden="1" w:unhideWhenUsed="1"/>
     <w:lsdException w:name="Table Web 1" w:semiHidden="1" w:unhideWhenUsed="1"/>
+    <w:lsdException w:name="Table Web 2" w:semiHidden="1" w:unhideWhenUsed="1"/>
+    <w:lsdException w:name="Table Web 3" w:semiHidden="1" w:unhideWhenUsed="1"/>
     <w:lsdException w:name="Balloon Text" w:semiHidden="1" w:unhideWhenUsed="1"/>
     <w:lsdException w:name="Table Grid" w:uiPriority="39"/>
     <w:lsdException w:name="Table Theme" w:semiHidden="1" w:unhideWhenUsed="1"/>

--- a/02. NET/01. SOAP .NET/01. UML/02. ECUD/ECUD_CONVERSION_MONSTER_G07.docx
+++ b/02. NET/01. SOAP .NET/01. UML/02. ECUD/ECUD_CONVERSION_MONSTER_G07.docx
@@ -1,6 +1,6 @@
 
 <file path=word/document.xml><?xml version="1.0" encoding="utf-8"?>
-<w:document xmlns:wpc="http://schemas.microsoft.com/office/word/2010/wordprocessingCanvas" xmlns:cx="http://schemas.microsoft.com/office/drawing/2014/chartex" xmlns:cx1="http://schemas.microsoft.com/office/drawing/2015/9/8/chartex" xmlns:cx2="http://schemas.microsoft.com/office/drawing/2015/10/21/chartex" xmlns:cx3="http://schemas.microsoft.com/office/drawing/2016/5/9/chartex" xmlns:cx4="http://schemas.microsoft.com/office/drawing/2016/5/10/chartex" xmlns:cx5="http://schemas.microsoft.com/office/drawing/2016/5/11/chartex" xmlns:cx6="http://schemas.microsoft.com/office/drawing/2016/5/12/chartex" xmlns:cx7="http://schemas.microsoft.com/office/drawing/2016/5/13/chartex" xmlns:cx8="http://schemas.microsoft.com/office/drawing/2016/5/14/chartex" xmlns:mc="http://schemas.openxmlformats.org/markup-compatibility/2006" xmlns:aink="http://schemas.microsoft.com/office/drawing/2016/ink" xmlns:am3d="http://schemas.microsoft.com/office/drawing/2017/model3d" xmlns:o="urn:schemas-microsoft-com:office:office" xmlns:r="http://schemas.openxmlformats.org/officeDocument/2006/relationships" xmlns:m="http://schemas.openxmlformats.org/officeDocument/2006/math" xmlns:v="urn:schemas-microsoft-com:vml" xmlns:wp14="http://schemas.microsoft.com/office/word/2010/wordprocessingDrawing" xmlns:wp="http://schemas.openxmlformats.org/drawingml/2006/wordprocessingDrawing" xmlns:w10="urn:schemas-microsoft-com:office:word" xmlns:w="http://schemas.openxmlformats.org/wordprocessingml/2006/main" xmlns:w14="http://schemas.microsoft.com/office/word/2010/wordml" xmlns:w15="http://schemas.microsoft.com/office/word/2012/wordml" xmlns:w16cex="http://schemas.microsoft.com/office/word/2018/wordml/cex" xmlns:w16cid="http://schemas.microsoft.com/office/word/2016/wordml/cid" xmlns:w16="http://schemas.microsoft.com/office/word/2018/wordml" xmlns:w16sdtdh="http://schemas.microsoft.com/office/word/2020/wordml/sdtdatahash" xmlns:w16se="http://schemas.microsoft.com/office/word/2015/wordml/symex" xmlns:wpg="http://schemas.microsoft.com/office/word/2010/wordprocessingGroup" xmlns:wpi="http://schemas.microsoft.com/office/word/2010/wordprocessingInk" xmlns:wne="http://schemas.microsoft.com/office/word/2006/wordml" xmlns:wps="http://schemas.microsoft.com/office/word/2010/wordprocessingShape" mc:Ignorable="w14 w15 w16se w16cid w16 w16cex w16sdtdh wp14">
+<w:document xmlns:wpc="http://schemas.microsoft.com/office/word/2010/wordprocessingCanvas" xmlns:mc="http://schemas.openxmlformats.org/markup-compatibility/2006" xmlns:o="urn:schemas-microsoft-com:office:office" xmlns:r="http://schemas.openxmlformats.org/officeDocument/2006/relationships" xmlns:m="http://schemas.openxmlformats.org/officeDocument/2006/math" xmlns:v="urn:schemas-microsoft-com:vml" xmlns:wp14="http://schemas.microsoft.com/office/word/2010/wordprocessingDrawing" xmlns:wp="http://schemas.openxmlformats.org/drawingml/2006/wordprocessingDrawing" xmlns:w10="urn:schemas-microsoft-com:office:word" xmlns:w="http://schemas.openxmlformats.org/wordprocessingml/2006/main" xmlns:w14="http://schemas.microsoft.com/office/word/2010/wordml" xmlns:w15="http://schemas.microsoft.com/office/word/2012/wordml" xmlns:wpg="http://schemas.microsoft.com/office/word/2010/wordprocessingGroup" xmlns:wpi="http://schemas.microsoft.com/office/word/2010/wordprocessingInk" xmlns:wne="http://schemas.microsoft.com/office/word/2006/wordml" xmlns:wps="http://schemas.microsoft.com/office/word/2010/wordprocessingShape" mc:Ignorable="w14 w15 wp14">
   <w:body>
     <w:p>
       <w:pPr>
@@ -491,7 +491,8 @@
               </mc:Choice>
               <mc:Fallback>
                 <w:pict>
-                  <v:rect w14:anchorId="62ACB4DA" id="Rectángulo 54" o:spid="_x0000_s1026" style="position:absolute;left:0;text-align:left;margin-left:13.2pt;margin-top:175.1pt;width:416.25pt;height:510.05pt;z-index:251658242;visibility:visible;mso-wrap-style:square;mso-width-percent:0;mso-height-percent:0;mso-wrap-distance-left:9pt;mso-wrap-distance-top:0;mso-wrap-distance-right:9pt;mso-wrap-distance-bottom:0;mso-position-horizontal:absolute;mso-position-horizontal-relative:margin;mso-position-vertical:absolute;mso-position-vertical-relative:text;mso-width-percent:0;mso-height-percent:0;mso-width-relative:page;mso-height-relative:margin;v-text-anchor:middle" o:gfxdata="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" filled="f" stroked="f" strokeweight="2pt">
+                  <v:rect w14:anchorId="62ACB4DA" id="Rectángulo 54" o:spid="_x0000_s1026" style="position:absolute;left:0;text-align:left;margin-left:13.2pt;margin-top:175.1pt;width:416.25pt;height:510.05pt;z-index:251658242;visibility:visible;mso-wrap-style:square;mso-width-percent:0;mso-height-percent:0;mso-wrap-distance-left:9pt;mso-wrap-distance-top:0;mso-wrap-distance-right:9pt;mso-wrap-distance-bottom:0;mso-position-horizontal:absolute;mso-position-horizontal-relative:margin;mso-position-vertical:absolute;mso-position-vertical-relative:text;mso-width-percent:0;mso-height-percent:0;mso-width-relative:page;mso-height-relative:margin;v-text-anchor:middle" o:gfxdata="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" filled="f" stroked="f" strokeweight="2pt">
+                    <v:path arrowok="t"/>
                     <v:textbox>
                       <w:txbxContent>
                         <w:p>
@@ -4326,8 +4327,8 @@
               </mc:Choice>
               <mc:Fallback>
                 <w:pict>
-                  <v:group w14:anchorId="2E8661DE" id="Grupo 7" o:spid="_x0000_s1027" style="position:absolute;left:0;text-align:left;margin-left:78.6pt;margin-top:71.4pt;width:167.95pt;height:698.4pt;z-index:-251658239;mso-position-horizontal-relative:page;mso-position-vertical-relative:page" coordsize="21336,91257" o:gfxdata="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">
-                    <v:rect id="Rectángulo 16" o:spid="_x0000_s1028" style="position:absolute;width:1945;height:91257;visibility:visible;mso-wrap-style:square;v-text-anchor:middle" o:gfxdata="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" fillcolor="#44546a [3215]" stroked="f" strokeweight="1pt"/>
+                  <v:group w14:anchorId="2E8661DE" id="Grupo 7" o:spid="_x0000_s1027" style="position:absolute;left:0;text-align:left;margin-left:78.6pt;margin-top:71.4pt;width:167.95pt;height:698.4pt;z-index:-251658239;mso-position-horizontal-relative:page;mso-position-vertical-relative:page" coordsize="21336,91257" o:gfxdata="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">
+                    <v:rect id="Rectángulo 16" o:spid="_x0000_s1028" style="position:absolute;width:1945;height:91257;visibility:visible;mso-wrap-style:square;v-text-anchor:middle" o:gfxdata="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" fillcolor="#44546a [3215]" stroked="f" strokeweight="1pt"/>
                     <v:shapetype id="_x0000_t15" coordsize="21600,21600" o:spt="15" adj="16200" path="m@0,l,,,21600@0,21600,21600,10800xe">
                       <v:stroke joinstyle="miter"/>
                       <v:formulas>
@@ -4339,7 +4340,7 @@
                         <v:h position="#0,topLeft" xrange="0,21600"/>
                       </v:handles>
                     </v:shapetype>
-                    <v:shape id="Pentágono 13" o:spid="_x0000_s1029" type="#_x0000_t15" style="position:absolute;left:2463;top:12069;width:14837;height:5520;visibility:visible;mso-wrap-style:square;v-text-anchor:middle" o:gfxdata="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" adj="17582" fillcolor="#4472c4 [3204]" stroked="f" strokeweight="1pt">
+                    <v:shape id="Pentágono 13" o:spid="_x0000_s1029" type="#_x0000_t15" style="position:absolute;left:2463;top:12069;width:14837;height:5520;visibility:visible;mso-wrap-style:square;v-text-anchor:middle" o:gfxdata="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" adj="17582" fillcolor="#4472c4 [3204]" stroked="f" strokeweight="1pt">
                       <v:textbox inset=",0,14.4pt,0">
                         <w:txbxContent>
                           <w:sdt>
@@ -4387,99 +4388,99 @@
                         </w:txbxContent>
                       </v:textbox>
                     </v:shape>
-                    <v:group id="Grupo 25" o:spid="_x0000_s1030" style="position:absolute;left:762;top:42100;width:20574;height:49103" coordorigin="806,42118" coordsize="13062,31210" o:gfxdata="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">
-                      <v:group id="Grupo 26" o:spid="_x0000_s1031" style="position:absolute;left:1410;top:42118;width:10478;height:31210" coordorigin="1410,42118" coordsize="10477,31210" o:gfxdata="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">
+                    <v:group id="Grupo 25" o:spid="_x0000_s1030" style="position:absolute;left:762;top:42100;width:20574;height:49103" coordorigin="806,42118" coordsize="13062,31210" o:gfxdata="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">
+                      <v:group id="Grupo 26" o:spid="_x0000_s1031" style="position:absolute;left:1410;top:42118;width:10478;height:31210" coordorigin="1410,42118" coordsize="10477,31210" o:gfxdata="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">
                         <o:lock v:ext="edit" aspectratio="t"/>
-                        <v:shape id="Forma libre 16" o:spid="_x0000_s1032" style="position:absolute;left:3696;top:62168;width:1937;height:6985;visibility:visible;mso-wrap-style:square;v-text-anchor:top" coordsize="122,440" o:gfxdata="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" path="m,l39,152,84,304r38,113l122,440,76,306,39,180,6,53,,xe" fillcolor="#44546a [3215]" strokecolor="#44546a [3215]" strokeweight="0">
+                        <v:shape id="Forma libre 16" o:spid="_x0000_s1032" style="position:absolute;left:3696;top:62168;width:1937;height:6985;visibility:visible;mso-wrap-style:square;v-text-anchor:top" coordsize="122,440" o:gfxdata="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" path="m,l39,152,84,304r38,113l122,440,76,306,39,180,6,53,,xe" fillcolor="#44546a [3215]" strokecolor="#44546a [3215]" strokeweight="0">
                           <v:path arrowok="t" o:connecttype="custom" o:connectlocs="0,0;61913,241300;133350,482600;193675,661988;193675,698500;120650,485775;61913,285750;9525,84138;0,0" o:connectangles="0,0,0,0,0,0,0,0,0"/>
                         </v:shape>
-                        <v:shape id="Forma libre 17" o:spid="_x0000_s1033" style="position:absolute;left:5728;top:69058;width:1842;height:4270;visibility:visible;mso-wrap-style:square;v-text-anchor:top" coordsize="116,269" o:gfxdata="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" path="m,l8,19,37,93r30,74l116,269r-8,l60,169,30,98,1,25,,xe" fillcolor="#44546a [3215]" strokecolor="#44546a [3215]" strokeweight="0">
+                        <v:shape id="Forma libre 17" o:spid="_x0000_s1033" style="position:absolute;left:5728;top:69058;width:1842;height:4270;visibility:visible;mso-wrap-style:square;v-text-anchor:top" coordsize="116,269" o:gfxdata="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" path="m,l8,19,37,93r30,74l116,269r-8,l60,169,30,98,1,25,,xe" fillcolor="#44546a [3215]" strokecolor="#44546a [3215]" strokeweight="0">
                           <v:path arrowok="t" o:connecttype="custom" o:connectlocs="0,0;12700,30163;58738,147638;106363,265113;184150,427038;171450,427038;95250,268288;47625,155575;1588,39688;0,0" o:connectangles="0,0,0,0,0,0,0,0,0,0"/>
                         </v:shape>
-                        <v:shape id="Forma libre 18" o:spid="_x0000_s1034" style="position:absolute;left:1410;top:42118;width:2223;height:20193;visibility:visible;mso-wrap-style:square;v-text-anchor:top" coordsize="140,1272" o:gfxdata="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" path="m,l,,1,79r2,80l12,317,23,476,39,634,58,792,83,948r24,138l135,1223r5,49l138,1262,105,1106,77,949,53,792,35,634,20,476,9,317,2,159,,79,,xe" fillcolor="#44546a [3215]" strokecolor="#44546a [3215]" strokeweight="0">
+                        <v:shape id="Forma libre 18" o:spid="_x0000_s1034" style="position:absolute;left:1410;top:42118;width:2223;height:20193;visibility:visible;mso-wrap-style:square;v-text-anchor:top" coordsize="140,1272" o:gfxdata="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" path="m,l,,1,79r2,80l12,317,23,476,39,634,58,792,83,948r24,138l135,1223r5,49l138,1262,105,1106,77,949,53,792,35,634,20,476,9,317,2,159,,79,,xe" fillcolor="#44546a [3215]" strokecolor="#44546a [3215]" strokeweight="0">
                           <v:path arrowok="t" o:connecttype="custom" o:connectlocs="0,0;0,0;1588,125413;4763,252413;19050,503238;36513,755650;61913,1006475;92075,1257300;131763,1504950;169863,1724025;214313,1941513;222250,2019300;219075,2003425;166688,1755775;122238,1506538;84138,1257300;55563,1006475;31750,755650;14288,503238;3175,252413;0,125413;0,0" o:connectangles="0,0,0,0,0,0,0,0,0,0,0,0,0,0,0,0,0,0,0,0,0,0"/>
                         </v:shape>
-                        <v:shape id="Forma libre 19" o:spid="_x0000_s1035" style="position:absolute;left:3410;top:48611;width:715;height:13557;visibility:visible;mso-wrap-style:square;v-text-anchor:top" coordsize="45,854" o:gfxdata="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" path="m45,r,l35,66r-9,67l14,267,6,401,3,534,6,669r8,134l18,854r,-3l9,814,8,803,1,669,,534,3,401,12,267,25,132,34,66,45,xe" fillcolor="#44546a [3215]" strokecolor="#44546a [3215]" strokeweight="0">
+                        <v:shape id="Forma libre 19" o:spid="_x0000_s1035" style="position:absolute;left:3410;top:48611;width:715;height:13557;visibility:visible;mso-wrap-style:square;v-text-anchor:top" coordsize="45,854" o:gfxdata="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" path="m45,r,l35,66r-9,67l14,267,6,401,3,534,6,669r8,134l18,854r,-3l9,814,8,803,1,669,,534,3,401,12,267,25,132,34,66,45,xe" fillcolor="#44546a [3215]" strokecolor="#44546a [3215]" strokeweight="0">
                           <v:path arrowok="t" o:connecttype="custom" o:connectlocs="71438,0;71438,0;55563,104775;41275,211138;22225,423863;9525,636588;4763,847725;9525,1062038;22225,1274763;28575,1355725;28575,1350963;14288,1292225;12700,1274763;1588,1062038;0,847725;4763,636588;19050,423863;39688,209550;53975,104775;71438,0" o:connectangles="0,0,0,0,0,0,0,0,0,0,0,0,0,0,0,0,0,0,0,0"/>
                         </v:shape>
-                        <v:shape id="Forma libre 26" o:spid="_x0000_s1036" style="position:absolute;left:3633;top:62311;width:2444;height:9985;visibility:visible;mso-wrap-style:square;v-text-anchor:top" coordsize="154,629" o:gfxdata="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" path="m,l10,44r11,82l34,207r19,86l75,380r25,86l120,521r21,55l152,618r2,11l140,595,115,532,93,468,67,383,47,295,28,207,12,104,,xe" fillcolor="#44546a [3215]" strokecolor="#44546a [3215]" strokeweight="0">
+                        <v:shape id="Forma libre 26" o:spid="_x0000_s1036" style="position:absolute;left:3633;top:62311;width:2444;height:9985;visibility:visible;mso-wrap-style:square;v-text-anchor:top" coordsize="154,629" o:gfxdata="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" path="m,l10,44r11,82l34,207r19,86l75,380r25,86l120,521r21,55l152,618r2,11l140,595,115,532,93,468,67,383,47,295,28,207,12,104,,xe" fillcolor="#44546a [3215]" strokecolor="#44546a [3215]" strokeweight="0">
                           <v:path arrowok="t" o:connecttype="custom" o:connectlocs="0,0;15875,69850;33338,200025;53975,328613;84138,465138;119063,603250;158750,739775;190500,827088;223838,914400;241300,981075;244475,998538;222250,944563;182563,844550;147638,742950;106363,608013;74613,468313;44450,328613;19050,165100;0,0" o:connectangles="0,0,0,0,0,0,0,0,0,0,0,0,0,0,0,0,0,0,0"/>
                         </v:shape>
-                        <v:shape id="Forma libre 27" o:spid="_x0000_s1037" style="position:absolute;left:6204;top:72233;width:524;height:1095;visibility:visible;mso-wrap-style:square;v-text-anchor:top" coordsize="33,69" o:gfxdata="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" path="m,l33,69r-9,l12,35,,xe" fillcolor="#44546a [3215]" strokecolor="#44546a [3215]" strokeweight="0">
+                        <v:shape id="Forma libre 27" o:spid="_x0000_s1037" style="position:absolute;left:6204;top:72233;width:524;height:1095;visibility:visible;mso-wrap-style:square;v-text-anchor:top" coordsize="33,69" o:gfxdata="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" path="m,l33,69r-9,l12,35,,xe" fillcolor="#44546a [3215]" strokecolor="#44546a [3215]" strokeweight="0">
                           <v:path arrowok="t" o:connecttype="custom" o:connectlocs="0,0;52388,109538;38100,109538;19050,55563;0,0" o:connectangles="0,0,0,0,0"/>
                         </v:shape>
-                        <v:shape id="Forma libre 28" o:spid="_x0000_s1038" style="position:absolute;left:3553;top:61533;width:238;height:1476;visibility:visible;mso-wrap-style:square;v-text-anchor:top" coordsize="15,93" o:gfxdata="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" path="m,l9,37r,3l15,93,5,49,,xe" fillcolor="#44546a [3215]" strokecolor="#44546a [3215]" strokeweight="0">
+                        <v:shape id="Forma libre 28" o:spid="_x0000_s1038" style="position:absolute;left:3553;top:61533;width:238;height:1476;visibility:visible;mso-wrap-style:square;v-text-anchor:top" coordsize="15,93" o:gfxdata="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" path="m,l9,37r,3l15,93,5,49,,xe" fillcolor="#44546a [3215]" strokecolor="#44546a [3215]" strokeweight="0">
                           <v:path arrowok="t" o:connecttype="custom" o:connectlocs="0,0;14288,58738;14288,63500;23813,147638;7938,77788;0,0" o:connectangles="0,0,0,0,0,0"/>
                         </v:shape>
-                        <v:shape id="Forma libre 29" o:spid="_x0000_s1039" style="position:absolute;left:5633;top:56897;width:6255;height:12161;visibility:visible;mso-wrap-style:square;v-text-anchor:top" coordsize="394,766" o:gfxdata="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" path="m394,r,l356,38,319,77r-35,40l249,160r-42,58l168,276r-37,63l98,402,69,467,45,535,26,604,14,673,7,746,6,766,,749r1,-5l7,673,21,603,40,533,65,466,94,400r33,-64l164,275r40,-60l248,158r34,-42l318,76,354,37,394,xe" fillcolor="#44546a [3215]" strokecolor="#44546a [3215]" strokeweight="0">
+                        <v:shape id="Forma libre 29" o:spid="_x0000_s1039" style="position:absolute;left:5633;top:56897;width:6255;height:12161;visibility:visible;mso-wrap-style:square;v-text-anchor:top" coordsize="394,766" o:gfxdata="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" path="m394,r,l356,38,319,77r-35,40l249,160r-42,58l168,276r-37,63l98,402,69,467,45,535,26,604,14,673,7,746,6,766,,749r1,-5l7,673,21,603,40,533,65,466,94,400r33,-64l164,275r40,-60l248,158r34,-42l318,76,354,37,394,xe" fillcolor="#44546a [3215]" strokecolor="#44546a [3215]" strokeweight="0">
                           <v:path arrowok="t" o:connecttype="custom" o:connectlocs="625475,0;625475,0;565150,60325;506413,122238;450850,185738;395288,254000;328613,346075;266700,438150;207963,538163;155575,638175;109538,741363;71438,849313;41275,958850;22225,1068388;11113,1184275;9525,1216025;0,1189038;1588,1181100;11113,1068388;33338,957263;63500,846138;103188,739775;149225,635000;201613,533400;260350,436563;323850,341313;393700,250825;447675,184150;504825,120650;561975,58738;625475,0" o:connectangles="0,0,0,0,0,0,0,0,0,0,0,0,0,0,0,0,0,0,0,0,0,0,0,0,0,0,0,0,0,0,0"/>
                         </v:shape>
-                        <v:shape id="Forma libre 30" o:spid="_x0000_s1040" style="position:absolute;left:5633;top:69153;width:571;height:3080;visibility:visible;mso-wrap-style:square;v-text-anchor:top" coordsize="36,194" o:gfxdata="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" path="m,l6,16r1,3l11,80r9,52l33,185r3,9l21,161,15,145,5,81,1,41,,xe" fillcolor="#44546a [3215]" strokecolor="#44546a [3215]" strokeweight="0">
+                        <v:shape id="Forma libre 30" o:spid="_x0000_s1040" style="position:absolute;left:5633;top:69153;width:571;height:3080;visibility:visible;mso-wrap-style:square;v-text-anchor:top" coordsize="36,194" o:gfxdata="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" path="m,l6,16r1,3l11,80r9,52l33,185r3,9l21,161,15,145,5,81,1,41,,xe" fillcolor="#44546a [3215]" strokecolor="#44546a [3215]" strokeweight="0">
                           <v:path arrowok="t" o:connecttype="custom" o:connectlocs="0,0;9525,25400;11113,30163;17463,127000;31750,209550;52388,293688;57150,307975;33338,255588;23813,230188;7938,128588;1588,65088;0,0" o:connectangles="0,0,0,0,0,0,0,0,0,0,0,0"/>
                         </v:shape>
-                        <v:shape id="Forma libre 31" o:spid="_x0000_s1041" style="position:absolute;left:6077;top:72296;width:493;height:1032;visibility:visible;mso-wrap-style:square;v-text-anchor:top" coordsize="31,65" o:gfxdata="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" path="m,l31,65r-8,l,xe" fillcolor="#44546a [3215]" strokecolor="#44546a [3215]" strokeweight="0">
+                        <v:shape id="Forma libre 31" o:spid="_x0000_s1041" style="position:absolute;left:6077;top:72296;width:493;height:1032;visibility:visible;mso-wrap-style:square;v-text-anchor:top" coordsize="31,65" o:gfxdata="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" path="m,l31,65r-8,l,xe" fillcolor="#44546a [3215]" strokecolor="#44546a [3215]" strokeweight="0">
                           <v:path arrowok="t" o:connecttype="custom" o:connectlocs="0,0;49213,103188;36513,103188;0,0" o:connectangles="0,0,0,0"/>
                         </v:shape>
-                        <v:shape id="Forma libre 32" o:spid="_x0000_s1042" style="position:absolute;left:5633;top:68788;width:111;height:666;visibility:visible;mso-wrap-style:square;v-text-anchor:top" coordsize="7,42" o:gfxdata="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" path="m,l6,17,7,42,6,39,,23,,xe" fillcolor="#44546a [3215]" strokecolor="#44546a [3215]" strokeweight="0">
+                        <v:shape id="Forma libre 32" o:spid="_x0000_s1042" style="position:absolute;left:5633;top:68788;width:111;height:666;visibility:visible;mso-wrap-style:square;v-text-anchor:top" coordsize="7,42" o:gfxdata="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" path="m,l6,17,7,42,6,39,,23,,xe" fillcolor="#44546a [3215]" strokecolor="#44546a [3215]" strokeweight="0">
                           <v:path arrowok="t" o:connecttype="custom" o:connectlocs="0,0;9525,26988;11113,66675;9525,61913;0,36513;0,0" o:connectangles="0,0,0,0,0,0"/>
                         </v:shape>
-                        <v:shape id="Forma libre 33" o:spid="_x0000_s1043" style="position:absolute;left:5871;top:71455;width:714;height:1873;visibility:visible;mso-wrap-style:square;v-text-anchor:top" coordsize="45,118" o:gfxdata="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" path="m,l6,16,21,49,33,84r12,34l44,118,13,53,11,42,,xe" fillcolor="#44546a [3215]" strokecolor="#44546a [3215]" strokeweight="0">
+                        <v:shape id="Forma libre 33" o:spid="_x0000_s1043" style="position:absolute;left:5871;top:71455;width:714;height:1873;visibility:visible;mso-wrap-style:square;v-text-anchor:top" coordsize="45,118" o:gfxdata="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" path="m,l6,16,21,49,33,84r12,34l44,118,13,53,11,42,,xe" fillcolor="#44546a [3215]" strokecolor="#44546a [3215]" strokeweight="0">
                           <v:path arrowok="t" o:connecttype="custom" o:connectlocs="0,0;9525,25400;33338,77788;52388,133350;71438,187325;69850,187325;20638,84138;17463,66675;0,0" o:connectangles="0,0,0,0,0,0,0,0,0"/>
                         </v:shape>
                       </v:group>
-                      <v:group id="Grupo 42" o:spid="_x0000_s1044" style="position:absolute;left:806;top:48269;width:13063;height:25059" coordorigin="806,46499" coordsize="8747,16779" o:gfxdata="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">
+                      <v:group id="Grupo 42" o:spid="_x0000_s1044" style="position:absolute;left:806;top:48269;width:13063;height:25059" coordorigin="806,46499" coordsize="8747,16779" o:gfxdata="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">
                         <o:lock v:ext="edit" aspectratio="t"/>
-                        <v:shape id="Forma libre 35" o:spid="_x0000_s1045" style="position:absolute;left:1187;top:51897;width:1984;height:7143;visibility:visible;mso-wrap-style:square;v-text-anchor:top" coordsize="125,450" o:gfxdata="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" path="m,l41,155,86,309r39,116l125,450,79,311,41,183,7,54,,xe" fillcolor="#44546a [3215]" strokecolor="#44546a [3215]" strokeweight="0">
+                        <v:shape id="Forma libre 35" o:spid="_x0000_s1045" style="position:absolute;left:1187;top:51897;width:1984;height:7143;visibility:visible;mso-wrap-style:square;v-text-anchor:top" coordsize="125,450" o:gfxdata="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" path="m,l41,155,86,309r39,116l125,450,79,311,41,183,7,54,,xe" fillcolor="#44546a [3215]" strokecolor="#44546a [3215]" strokeweight="0">
                           <v:fill opacity="13107f"/>
                           <v:stroke opacity="13107f"/>
                           <v:path arrowok="t" o:connecttype="custom" o:connectlocs="0,0;65088,246063;136525,490538;198438,674688;198438,714375;125413,493713;65088,290513;11113,85725;0,0" o:connectangles="0,0,0,0,0,0,0,0,0"/>
                         </v:shape>
-                        <v:shape id="Forma libre 36" o:spid="_x0000_s1046" style="position:absolute;left:3282;top:58913;width:1874;height:4366;visibility:visible;mso-wrap-style:square;v-text-anchor:top" coordsize="118,275" o:gfxdata="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" path="m,l8,20,37,96r32,74l118,275r-9,l61,174,30,100,,26,,xe" fillcolor="#44546a [3215]" strokecolor="#44546a [3215]" strokeweight="0">
+                        <v:shape id="Forma libre 36" o:spid="_x0000_s1046" style="position:absolute;left:3282;top:58913;width:1874;height:4366;visibility:visible;mso-wrap-style:square;v-text-anchor:top" coordsize="118,275" o:gfxdata="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" path="m,l8,20,37,96r32,74l118,275r-9,l61,174,30,100,,26,,xe" fillcolor="#44546a [3215]" strokecolor="#44546a [3215]" strokeweight="0">
                           <v:fill opacity="13107f"/>
                           <v:stroke opacity="13107f"/>
                           <v:path arrowok="t" o:connecttype="custom" o:connectlocs="0,0;12700,31750;58738,152400;109538,269875;187325,436563;173038,436563;96838,276225;47625,158750;0,41275;0,0" o:connectangles="0,0,0,0,0,0,0,0,0,0"/>
                         </v:shape>
-                        <v:shape id="Forma libre 37" o:spid="_x0000_s1047" style="position:absolute;left:806;top:50103;width:317;height:1921;visibility:visible;mso-wrap-style:square;v-text-anchor:top" coordsize="20,121" o:gfxdata="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" path="m,l16,72r4,49l18,112,,31,,xe" fillcolor="#44546a [3215]" strokecolor="#44546a [3215]" strokeweight="0">
+                        <v:shape id="Forma libre 37" o:spid="_x0000_s1047" style="position:absolute;left:806;top:50103;width:317;height:1921;visibility:visible;mso-wrap-style:square;v-text-anchor:top" coordsize="20,121" o:gfxdata="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" path="m,l16,72r4,49l18,112,,31,,xe" fillcolor="#44546a [3215]" strokecolor="#44546a [3215]" strokeweight="0">
                           <v:fill opacity="13107f"/>
                           <v:stroke opacity="13107f"/>
                           <v:path arrowok="t" o:connecttype="custom" o:connectlocs="0,0;25400,114300;31750,192088;28575,177800;0,49213;0,0" o:connectangles="0,0,0,0,0,0"/>
                         </v:shape>
-                        <v:shape id="Forma libre 38" o:spid="_x0000_s1048" style="position:absolute;left:1123;top:52024;width:2509;height:10207;visibility:visible;mso-wrap-style:square;v-text-anchor:top" coordsize="158,643" o:gfxdata="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" path="m,l11,46r11,83l36,211r19,90l76,389r27,87l123,533r21,55l155,632r3,11l142,608,118,544,95,478,69,391,47,302,29,212,13,107,,xe" fillcolor="#44546a [3215]" strokecolor="#44546a [3215]" strokeweight="0">
+                        <v:shape id="Forma libre 38" o:spid="_x0000_s1048" style="position:absolute;left:1123;top:52024;width:2509;height:10207;visibility:visible;mso-wrap-style:square;v-text-anchor:top" coordsize="158,643" o:gfxdata="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" path="m,l11,46r11,83l36,211r19,90l76,389r27,87l123,533r21,55l155,632r3,11l142,608,118,544,95,478,69,391,47,302,29,212,13,107,,xe" fillcolor="#44546a [3215]" strokecolor="#44546a [3215]" strokeweight="0">
                           <v:fill opacity="13107f"/>
                           <v:stroke opacity="13107f"/>
                           <v:path arrowok="t" o:connecttype="custom" o:connectlocs="0,0;17463,73025;34925,204788;57150,334963;87313,477838;120650,617538;163513,755650;195263,846138;228600,933450;246063,1003300;250825,1020763;225425,965200;187325,863600;150813,758825;109538,620713;74613,479425;46038,336550;20638,169863;0,0" o:connectangles="0,0,0,0,0,0,0,0,0,0,0,0,0,0,0,0,0,0,0"/>
                         </v:shape>
-                        <v:shape id="Forma libre 39" o:spid="_x0000_s1049" style="position:absolute;left:3759;top:62152;width:524;height:1127;visibility:visible;mso-wrap-style:square;v-text-anchor:top" coordsize="33,71" o:gfxdata="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" path="m,l33,71r-9,l11,36,,xe" fillcolor="#44546a [3215]" strokecolor="#44546a [3215]" strokeweight="0">
+                        <v:shape id="Forma libre 39" o:spid="_x0000_s1049" style="position:absolute;left:3759;top:62152;width:524;height:1127;visibility:visible;mso-wrap-style:square;v-text-anchor:top" coordsize="33,71" o:gfxdata="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" path="m,l33,71r-9,l11,36,,xe" fillcolor="#44546a [3215]" strokecolor="#44546a [3215]" strokeweight="0">
                           <v:fill opacity="13107f"/>
                           <v:stroke opacity="13107f"/>
                           <v:path arrowok="t" o:connecttype="custom" o:connectlocs="0,0;52388,112713;38100,112713;17463,57150;0,0" o:connectangles="0,0,0,0,0"/>
                         </v:shape>
-                        <v:shape id="Forma libre 40" o:spid="_x0000_s1050" style="position:absolute;left:1060;top:51246;width:238;height:1508;visibility:visible;mso-wrap-style:square;v-text-anchor:top" coordsize="15,95" o:gfxdata="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" path="m,l8,37r,4l15,95,4,49,,xe" fillcolor="#44546a [3215]" strokecolor="#44546a [3215]" strokeweight="0">
+                        <v:shape id="Forma libre 40" o:spid="_x0000_s1050" style="position:absolute;left:1060;top:51246;width:238;height:1508;visibility:visible;mso-wrap-style:square;v-text-anchor:top" coordsize="15,95" o:gfxdata="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" path="m,l8,37r,4l15,95,4,49,,xe" fillcolor="#44546a [3215]" strokecolor="#44546a [3215]" strokeweight="0">
                           <v:fill opacity="13107f"/>
                           <v:stroke opacity="13107f"/>
                           <v:path arrowok="t" o:connecttype="custom" o:connectlocs="0,0;12700,58738;12700,65088;23813,150813;6350,77788;0,0" o:connectangles="0,0,0,0,0,0"/>
                         </v:shape>
-                        <v:shape id="Forma libre 41" o:spid="_x0000_s1051" style="position:absolute;left:3171;top:46499;width:6382;height:12414;visibility:visible;mso-wrap-style:square;v-text-anchor:top" coordsize="402,782" o:gfxdata="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" path="m402,r,1l363,39,325,79r-35,42l255,164r-44,58l171,284r-38,62l100,411,71,478,45,546,27,617,13,689,7,761r,21l,765r1,-4l7,688,21,616,40,545,66,475,95,409r35,-66l167,281r42,-61l253,163r34,-43l324,78,362,38,402,xe" fillcolor="#44546a [3215]" strokecolor="#44546a [3215]" strokeweight="0">
+                        <v:shape id="Forma libre 41" o:spid="_x0000_s1051" style="position:absolute;left:3171;top:46499;width:6382;height:12414;visibility:visible;mso-wrap-style:square;v-text-anchor:top" coordsize="402,782" o:gfxdata="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" path="m402,r,1l363,39,325,79r-35,42l255,164r-44,58l171,284r-38,62l100,411,71,478,45,546,27,617,13,689,7,761r,21l,765r1,-4l7,688,21,616,40,545,66,475,95,409r35,-66l167,281r42,-61l253,163r34,-43l324,78,362,38,402,xe" fillcolor="#44546a [3215]" strokecolor="#44546a [3215]" strokeweight="0">
                           <v:fill opacity="13107f"/>
                           <v:stroke opacity="13107f"/>
                           <v:path arrowok="t" o:connecttype="custom" o:connectlocs="638175,0;638175,1588;576263,61913;515938,125413;460375,192088;404813,260350;334963,352425;271463,450850;211138,549275;158750,652463;112713,758825;71438,866775;42863,979488;20638,1093788;11113,1208088;11113,1241425;0,1214438;1588,1208088;11113,1092200;33338,977900;63500,865188;104775,754063;150813,649288;206375,544513;265113,446088;331788,349250;401638,258763;455613,190500;514350,123825;574675,60325;638175,0" o:connectangles="0,0,0,0,0,0,0,0,0,0,0,0,0,0,0,0,0,0,0,0,0,0,0,0,0,0,0,0,0,0,0"/>
                         </v:shape>
-                        <v:shape id="Forma libre 42" o:spid="_x0000_s1052" style="position:absolute;left:3171;top:59040;width:588;height:3112;visibility:visible;mso-wrap-style:square;v-text-anchor:top" coordsize="37,196" o:gfxdata="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" path="m,l6,15r1,3l12,80r9,54l33,188r4,8l22,162,15,146,5,81,1,40,,xe" fillcolor="#44546a [3215]" strokecolor="#44546a [3215]" strokeweight="0">
+                        <v:shape id="Forma libre 42" o:spid="_x0000_s1052" style="position:absolute;left:3171;top:59040;width:588;height:3112;visibility:visible;mso-wrap-style:square;v-text-anchor:top" coordsize="37,196" o:gfxdata="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" path="m,l6,15r1,3l12,80r9,54l33,188r4,8l22,162,15,146,5,81,1,40,,xe" fillcolor="#44546a [3215]" strokecolor="#44546a [3215]" strokeweight="0">
                           <v:fill opacity="13107f"/>
                           <v:stroke opacity="13107f"/>
                           <v:path arrowok="t" o:connecttype="custom" o:connectlocs="0,0;9525,23813;11113,28575;19050,127000;33338,212725;52388,298450;58738,311150;34925,257175;23813,231775;7938,128588;1588,63500;0,0" o:connectangles="0,0,0,0,0,0,0,0,0,0,0,0"/>
                         </v:shape>
-                        <v:shape id="Forma libre 43" o:spid="_x0000_s1053" style="position:absolute;left:3632;top:62231;width:492;height:1048;visibility:visible;mso-wrap-style:square;v-text-anchor:top" coordsize="31,66" o:gfxdata="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" path="m,l31,66r-7,l,xe" fillcolor="#44546a [3215]" strokecolor="#44546a [3215]" strokeweight="0">
+                        <v:shape id="Forma libre 43" o:spid="_x0000_s1053" style="position:absolute;left:3632;top:62231;width:492;height:1048;visibility:visible;mso-wrap-style:square;v-text-anchor:top" coordsize="31,66" o:gfxdata="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" path="m,l31,66r-7,l,xe" fillcolor="#44546a [3215]" strokecolor="#44546a [3215]" strokeweight="0">
                           <v:fill opacity="13107f"/>
                           <v:stroke opacity="13107f"/>
                           <v:path arrowok="t" o:connecttype="custom" o:connectlocs="0,0;49213,104775;38100,104775;0,0" o:connectangles="0,0,0,0"/>
                         </v:shape>
-                        <v:shape id="Forma libre 44" o:spid="_x0000_s1054" style="position:absolute;left:3171;top:58644;width:111;height:682;visibility:visible;mso-wrap-style:square;v-text-anchor:top" coordsize="7,43" o:gfxdata="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" path="m,l7,17r,26l6,40,,25,,xe" fillcolor="#44546a [3215]" strokecolor="#44546a [3215]" strokeweight="0">
+                        <v:shape id="Forma libre 44" o:spid="_x0000_s1054" style="position:absolute;left:3171;top:58644;width:111;height:682;visibility:visible;mso-wrap-style:square;v-text-anchor:top" coordsize="7,43" o:gfxdata="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" path="m,l7,17r,26l6,40,,25,,xe" fillcolor="#44546a [3215]" strokecolor="#44546a [3215]" strokeweight="0">
                           <v:fill opacity="13107f"/>
                           <v:stroke opacity="13107f"/>
                           <v:path arrowok="t" o:connecttype="custom" o:connectlocs="0,0;11113,26988;11113,68263;9525,63500;0,39688;0,0" o:connectangles="0,0,0,0,0,0"/>
                         </v:shape>
-                        <v:shape id="Forma libre 45" o:spid="_x0000_s1055" style="position:absolute;left:3409;top:61358;width:731;height:1921;visibility:visible;mso-wrap-style:square;v-text-anchor:top" coordsize="46,121" o:gfxdata="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" path="m,l7,16,22,50,33,86r13,35l45,121,14,55,11,44,,xe" fillcolor="#44546a [3215]" strokecolor="#44546a [3215]" strokeweight="0">
+                        <v:shape id="Forma libre 45" o:spid="_x0000_s1055" style="position:absolute;left:3409;top:61358;width:731;height:1921;visibility:visible;mso-wrap-style:square;v-text-anchor:top" coordsize="46,121" o:gfxdata="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" path="m,l7,16,22,50,33,86r13,35l45,121,14,55,11,44,,xe" fillcolor="#44546a [3215]" strokecolor="#44546a [3215]" strokeweight="0">
                           <v:fill opacity="13107f"/>
                           <v:stroke opacity="13107f"/>
                           <v:path arrowok="t" o:connecttype="custom" o:connectlocs="0,0;11113,25400;34925,79375;52388,136525;73025,192088;71438,192088;22225,87313;17463,69850;0,0" o:connectangles="0,0,0,0,0,0,0,0,0"/>
@@ -4495,7 +4496,7 @@
         </w:p>
         <w:p>
           <w:pPr>
-            <w:pStyle w:val="Ttulo"/>
+            <w:pStyle w:val="Puesto"/>
           </w:pPr>
           <w:r>
             <w:lastRenderedPageBreak/>
@@ -4950,7 +4951,7 @@
     <w:p/>
     <w:p>
       <w:pPr>
-        <w:pStyle w:val="Ttulo"/>
+        <w:pStyle w:val="Puesto"/>
       </w:pPr>
       <w:r>
         <w:t>ÍNDICE</w:t>
@@ -5614,14 +5615,27 @@
       <w:r>
         <w:t xml:space="preserve">Tabla </w:t>
       </w:r>
-      <w:fldSimple w:instr=" SEQ Tabla \* ARABIC ">
-        <w:r>
-          <w:rPr>
-            <w:noProof/>
-          </w:rPr>
-          <w:t>1</w:t>
-        </w:r>
-      </w:fldSimple>
+      <w:r>
+        <w:fldChar w:fldCharType="begin"/>
+      </w:r>
+      <w:r>
+        <w:instrText xml:space="preserve"> SEQ Tabla \* ARABIC </w:instrText>
+      </w:r>
+      <w:r>
+        <w:fldChar w:fldCharType="separate"/>
+      </w:r>
+      <w:r>
+        <w:rPr>
+          <w:noProof/>
+        </w:rPr>
+        <w:t>1</w:t>
+      </w:r>
+      <w:r>
+        <w:rPr>
+          <w:noProof/>
+        </w:rPr>
+        <w:fldChar w:fldCharType="end"/>
+      </w:r>
       <w:r>
         <w:t xml:space="preserve">. ECUD </w:t>
       </w:r>
@@ -5637,7 +5651,7 @@
     </w:p>
     <w:tbl>
       <w:tblPr>
-        <w:tblStyle w:val="Tablaconcuadrcula5oscura-nfasis3"/>
+        <w:tblStyle w:val="Tabladecuadrcula5oscura-nfasis3"/>
         <w:tblW w:w="5000" w:type="pct"/>
         <w:tblBorders>
           <w:top w:val="single" w:sz="4" w:space="0" w:color="auto"/>
@@ -6267,128 +6281,84 @@
           <w:p>
             <w:pPr>
               <w:pStyle w:val="Descripcin"/>
+              <w:jc w:val="center"/>
               <w:cnfStyle w:val="000000000000" w:firstRow="0" w:lastRow="0" w:firstColumn="0" w:lastColumn="0" w:oddVBand="0" w:evenVBand="0" w:oddHBand="0" w:evenHBand="0" w:firstRowFirstColumn="0" w:firstRowLastColumn="0" w:lastRowFirstColumn="0" w:lastRowLastColumn="0"/>
               <w:rPr>
                 <w:noProof/>
               </w:rPr>
             </w:pPr>
+            <w:r>
+              <w:rPr>
+                <w:noProof/>
+              </w:rPr>
+              <w:drawing>
+                <wp:inline distT="0" distB="0" distL="0" distR="0" wp14:anchorId="6AFAF033" wp14:editId="37DDC824">
+                  <wp:extent cx="2164097" cy="2676525"/>
+                  <wp:effectExtent l="0" t="0" r="7620" b="0"/>
+                  <wp:docPr id="1" name="Imagen 1"/>
+                  <wp:cNvGraphicFramePr>
+                    <a:graphicFrameLocks xmlns:a="http://schemas.openxmlformats.org/drawingml/2006/main" noChangeAspect="1"/>
+                  </wp:cNvGraphicFramePr>
+                  <a:graphic xmlns:a="http://schemas.openxmlformats.org/drawingml/2006/main">
+                    <a:graphicData uri="http://schemas.openxmlformats.org/drawingml/2006/picture">
+                      <pic:pic xmlns:pic="http://schemas.openxmlformats.org/drawingml/2006/picture">
+                        <pic:nvPicPr>
+                          <pic:cNvPr id="1" name=""/>
+                          <pic:cNvPicPr/>
+                        </pic:nvPicPr>
+                        <pic:blipFill>
+                          <a:blip r:embed="rId10"/>
+                          <a:stretch>
+                            <a:fillRect/>
+                          </a:stretch>
+                        </pic:blipFill>
+                        <pic:spPr>
+                          <a:xfrm>
+                            <a:off x="0" y="0"/>
+                            <a:ext cx="2172862" cy="2687366"/>
+                          </a:xfrm>
+                          <a:prstGeom prst="rect">
+                            <a:avLst/>
+                          </a:prstGeom>
+                        </pic:spPr>
+                      </pic:pic>
+                    </a:graphicData>
+                  </a:graphic>
+                </wp:inline>
+              </w:drawing>
+            </w:r>
           </w:p>
           <w:p>
             <w:pPr>
               <w:pStyle w:val="Descripcin"/>
-              <w:cnfStyle w:val="000000000000" w:firstRow="0" w:lastRow="0" w:firstColumn="0" w:lastColumn="0" w:oddVBand="0" w:evenVBand="0" w:oddHBand="0" w:evenHBand="0" w:firstRowFirstColumn="0" w:firstRowLastColumn="0" w:lastRowFirstColumn="0" w:lastRowLastColumn="0"/>
-              <w:rPr>
-                <w:noProof/>
-              </w:rPr>
-            </w:pPr>
-          </w:p>
-          <w:p>
-            <w:pPr>
-              <w:pStyle w:val="Descripcin"/>
-              <w:cnfStyle w:val="000000000000" w:firstRow="0" w:lastRow="0" w:firstColumn="0" w:lastColumn="0" w:oddVBand="0" w:evenVBand="0" w:oddHBand="0" w:evenHBand="0" w:firstRowFirstColumn="0" w:firstRowLastColumn="0" w:lastRowFirstColumn="0" w:lastRowLastColumn="0"/>
-              <w:rPr>
-                <w:noProof/>
-              </w:rPr>
-            </w:pPr>
-          </w:p>
-          <w:p>
-            <w:pPr>
-              <w:pStyle w:val="Descripcin"/>
-              <w:cnfStyle w:val="000000000000" w:firstRow="0" w:lastRow="0" w:firstColumn="0" w:lastColumn="0" w:oddVBand="0" w:evenVBand="0" w:oddHBand="0" w:evenHBand="0" w:firstRowFirstColumn="0" w:firstRowLastColumn="0" w:lastRowFirstColumn="0" w:lastRowLastColumn="0"/>
-              <w:rPr>
-                <w:noProof/>
-              </w:rPr>
-            </w:pPr>
-          </w:p>
-          <w:p>
-            <w:pPr>
-              <w:pStyle w:val="Descripcin"/>
-              <w:cnfStyle w:val="000000000000" w:firstRow="0" w:lastRow="0" w:firstColumn="0" w:lastColumn="0" w:oddVBand="0" w:evenVBand="0" w:oddHBand="0" w:evenHBand="0" w:firstRowFirstColumn="0" w:firstRowLastColumn="0" w:lastRowFirstColumn="0" w:lastRowLastColumn="0"/>
-              <w:rPr>
-                <w:noProof/>
-              </w:rPr>
-            </w:pPr>
-          </w:p>
-          <w:p>
-            <w:pPr>
-              <w:pStyle w:val="Descripcin"/>
-              <w:cnfStyle w:val="000000000000" w:firstRow="0" w:lastRow="0" w:firstColumn="0" w:lastColumn="0" w:oddVBand="0" w:evenVBand="0" w:oddHBand="0" w:evenHBand="0" w:firstRowFirstColumn="0" w:firstRowLastColumn="0" w:lastRowFirstColumn="0" w:lastRowLastColumn="0"/>
-              <w:rPr>
-                <w:noProof/>
-              </w:rPr>
-            </w:pPr>
-          </w:p>
-          <w:p>
-            <w:pPr>
-              <w:pStyle w:val="Descripcin"/>
-              <w:cnfStyle w:val="000000000000" w:firstRow="0" w:lastRow="0" w:firstColumn="0" w:lastColumn="0" w:oddVBand="0" w:evenVBand="0" w:oddHBand="0" w:evenHBand="0" w:firstRowFirstColumn="0" w:firstRowLastColumn="0" w:lastRowFirstColumn="0" w:lastRowLastColumn="0"/>
-              <w:rPr>
-                <w:noProof/>
-              </w:rPr>
-            </w:pPr>
-          </w:p>
-          <w:p>
-            <w:pPr>
-              <w:pStyle w:val="Descripcin"/>
-              <w:cnfStyle w:val="000000000000" w:firstRow="0" w:lastRow="0" w:firstColumn="0" w:lastColumn="0" w:oddVBand="0" w:evenVBand="0" w:oddHBand="0" w:evenHBand="0" w:firstRowFirstColumn="0" w:firstRowLastColumn="0" w:lastRowFirstColumn="0" w:lastRowLastColumn="0"/>
-              <w:rPr>
-                <w:noProof/>
-              </w:rPr>
-            </w:pPr>
-          </w:p>
-          <w:p>
-            <w:pPr>
-              <w:pStyle w:val="Descripcin"/>
-              <w:cnfStyle w:val="000000000000" w:firstRow="0" w:lastRow="0" w:firstColumn="0" w:lastColumn="0" w:oddVBand="0" w:evenVBand="0" w:oddHBand="0" w:evenHBand="0" w:firstRowFirstColumn="0" w:firstRowLastColumn="0" w:lastRowFirstColumn="0" w:lastRowLastColumn="0"/>
-              <w:rPr>
-                <w:noProof/>
-              </w:rPr>
-            </w:pPr>
-          </w:p>
-          <w:p>
-            <w:pPr>
-              <w:pStyle w:val="Descripcin"/>
-              <w:cnfStyle w:val="000000000000" w:firstRow="0" w:lastRow="0" w:firstColumn="0" w:lastColumn="0" w:oddVBand="0" w:evenVBand="0" w:oddHBand="0" w:evenHBand="0" w:firstRowFirstColumn="0" w:firstRowLastColumn="0" w:lastRowFirstColumn="0" w:lastRowLastColumn="0"/>
-              <w:rPr>
-                <w:noProof/>
-              </w:rPr>
-            </w:pPr>
-          </w:p>
-          <w:p>
-            <w:pPr>
-              <w:pStyle w:val="Descripcin"/>
-              <w:cnfStyle w:val="000000000000" w:firstRow="0" w:lastRow="0" w:firstColumn="0" w:lastColumn="0" w:oddVBand="0" w:evenVBand="0" w:oddHBand="0" w:evenHBand="0" w:firstRowFirstColumn="0" w:firstRowLastColumn="0" w:lastRowFirstColumn="0" w:lastRowLastColumn="0"/>
-              <w:rPr>
-                <w:noProof/>
-              </w:rPr>
-            </w:pPr>
-          </w:p>
-          <w:p>
-            <w:pPr>
-              <w:pStyle w:val="Descripcin"/>
-              <w:cnfStyle w:val="000000000000" w:firstRow="0" w:lastRow="0" w:firstColumn="0" w:lastColumn="0" w:oddVBand="0" w:evenVBand="0" w:oddHBand="0" w:evenHBand="0" w:firstRowFirstColumn="0" w:firstRowLastColumn="0" w:lastRowFirstColumn="0" w:lastRowLastColumn="0"/>
-              <w:rPr>
-                <w:noProof/>
-              </w:rPr>
-            </w:pPr>
-          </w:p>
-          <w:p>
-            <w:pPr>
-              <w:pStyle w:val="Descripcin"/>
+              <w:jc w:val="center"/>
               <w:cnfStyle w:val="000000000000" w:firstRow="0" w:lastRow="0" w:firstColumn="0" w:lastColumn="0" w:oddVBand="0" w:evenVBand="0" w:oddHBand="0" w:evenHBand="0" w:firstRowFirstColumn="0" w:firstRowLastColumn="0" w:lastRowFirstColumn="0" w:lastRowLastColumn="0"/>
             </w:pPr>
             <w:bookmarkStart w:id="13" w:name="_Toc229512486"/>
             <w:r>
               <w:t xml:space="preserve">Ilustración </w:t>
             </w:r>
-            <w:fldSimple w:instr=" SEQ Ilustración \* ARABIC ">
-              <w:r>
-                <w:rPr>
-                  <w:noProof/>
-                </w:rPr>
-                <w:t>1</w:t>
-              </w:r>
-            </w:fldSimple>
+            <w:r>
+              <w:fldChar w:fldCharType="begin"/>
+            </w:r>
+            <w:r>
+              <w:instrText xml:space="preserve"> SEQ Ilustración \* ARABIC </w:instrText>
+            </w:r>
+            <w:r>
+              <w:fldChar w:fldCharType="separate"/>
+            </w:r>
+            <w:r>
+              <w:rPr>
+                <w:noProof/>
+              </w:rPr>
+              <w:t>1</w:t>
+            </w:r>
+            <w:r>
+              <w:rPr>
+                <w:noProof/>
+              </w:rPr>
+              <w:fldChar w:fldCharType="end"/>
+            </w:r>
             <w:r>
               <w:rPr>
                 <w:rFonts w:eastAsia="Carlito" w:cstheme="minorHAnsi"/>
@@ -6463,6 +6433,7 @@
               <w:jc w:val="center"/>
             </w:pPr>
             <w:r>
+              <w:lastRenderedPageBreak/>
               <w:t>Actor</w:t>
             </w:r>
           </w:p>
@@ -6495,7 +6466,6 @@
           </w:tcPr>
           <w:p>
             <w:r>
-              <w:lastRenderedPageBreak/>
               <w:t xml:space="preserve">1. El usuario ingresa al sistema mediante la pantalla de </w:t>
             </w:r>
             <w:proofErr w:type="spellStart"/>
@@ -6742,14 +6712,27 @@
       <w:r>
         <w:t xml:space="preserve">Tabla </w:t>
       </w:r>
-      <w:fldSimple w:instr=" SEQ Tabla \* ARABIC ">
-        <w:r>
-          <w:rPr>
-            <w:noProof/>
-          </w:rPr>
-          <w:t>2</w:t>
-        </w:r>
-      </w:fldSimple>
+      <w:r>
+        <w:fldChar w:fldCharType="begin"/>
+      </w:r>
+      <w:r>
+        <w:instrText xml:space="preserve"> SEQ Tabla \* ARABIC </w:instrText>
+      </w:r>
+      <w:r>
+        <w:fldChar w:fldCharType="separate"/>
+      </w:r>
+      <w:r>
+        <w:rPr>
+          <w:noProof/>
+        </w:rPr>
+        <w:t>2</w:t>
+      </w:r>
+      <w:r>
+        <w:rPr>
+          <w:noProof/>
+        </w:rPr>
+        <w:fldChar w:fldCharType="end"/>
+      </w:r>
       <w:r>
         <w:t xml:space="preserve"> </w:t>
       </w:r>
@@ -6760,7 +6743,1261 @@
     </w:p>
     <w:tbl>
       <w:tblPr>
-        <w:tblStyle w:val="Tablaconcuadrcula5oscura-nfasis3"/>
+        <w:tblStyle w:val="Tabladecuadrcula5oscura-nfasis3"/>
+        <w:tblW w:w="5000" w:type="pct"/>
+        <w:tblBorders>
+          <w:top w:val="single" w:sz="4" w:space="0" w:color="auto"/>
+          <w:left w:val="single" w:sz="4" w:space="0" w:color="auto"/>
+          <w:bottom w:val="single" w:sz="4" w:space="0" w:color="auto"/>
+          <w:right w:val="single" w:sz="4" w:space="0" w:color="auto"/>
+          <w:insideH w:val="single" w:sz="4" w:space="0" w:color="auto"/>
+          <w:insideV w:val="single" w:sz="4" w:space="0" w:color="auto"/>
+        </w:tblBorders>
+        <w:tblLook w:val="0000" w:firstRow="0" w:lastRow="0" w:firstColumn="0" w:lastColumn="0" w:noHBand="0" w:noVBand="0"/>
+      </w:tblPr>
+      <w:tblGrid>
+        <w:gridCol w:w="2128"/>
+        <w:gridCol w:w="2065"/>
+        <w:gridCol w:w="663"/>
+        <w:gridCol w:w="2478"/>
+        <w:gridCol w:w="1667"/>
+        <w:gridCol w:w="15"/>
+      </w:tblGrid>
+      <w:tr>
+        <w:trPr>
+          <w:cnfStyle w:val="000000100000" w:firstRow="0" w:lastRow="0" w:firstColumn="0" w:lastColumn="0" w:oddVBand="0" w:evenVBand="0" w:oddHBand="1" w:evenHBand="0" w:firstRowFirstColumn="0" w:firstRowLastColumn="0" w:lastRowFirstColumn="0" w:lastRowLastColumn="0"/>
+          <w:trHeight w:val="214"/>
+        </w:trPr>
+        <w:tc>
+          <w:tcPr>
+            <w:cnfStyle w:val="000010000000" w:firstRow="0" w:lastRow="0" w:firstColumn="0" w:lastColumn="0" w:oddVBand="1" w:evenVBand="0" w:oddHBand="0" w:evenHBand="0" w:firstRowFirstColumn="0" w:firstRowLastColumn="0" w:lastRowFirstColumn="0" w:lastRowLastColumn="0"/>
+            <w:tcW w:w="1583" w:type="pct"/>
+            <w:vAlign w:val="center"/>
+          </w:tcPr>
+          <w:p>
+            <w:pPr>
+              <w:jc w:val="right"/>
+              <w:rPr>
+                <w:b/>
+              </w:rPr>
+            </w:pPr>
+            <w:r>
+              <w:rPr>
+                <w:b/>
+              </w:rPr>
+              <w:t xml:space="preserve">Nombre Caso de Uso: </w:t>
+            </w:r>
+          </w:p>
+        </w:tc>
+        <w:tc>
+          <w:tcPr>
+            <w:tcW w:w="3417" w:type="pct"/>
+            <w:gridSpan w:val="5"/>
+          </w:tcPr>
+          <w:p>
+            <w:pPr>
+              <w:cnfStyle w:val="000000100000" w:firstRow="0" w:lastRow="0" w:firstColumn="0" w:lastColumn="0" w:oddVBand="0" w:evenVBand="0" w:oddHBand="1" w:evenHBand="0" w:firstRowFirstColumn="0" w:firstRowLastColumn="0" w:lastRowFirstColumn="0" w:lastRowLastColumn="0"/>
+            </w:pPr>
+            <w:r>
+              <w:t>Consultar Conversión</w:t>
+            </w:r>
+          </w:p>
+        </w:tc>
+      </w:tr>
+      <w:tr>
+        <w:trPr>
+          <w:trHeight w:val="214"/>
+        </w:trPr>
+        <w:tc>
+          <w:tcPr>
+            <w:cnfStyle w:val="000010000000" w:firstRow="0" w:lastRow="0" w:firstColumn="0" w:lastColumn="0" w:oddVBand="1" w:evenVBand="0" w:oddHBand="0" w:evenHBand="0" w:firstRowFirstColumn="0" w:firstRowLastColumn="0" w:lastRowFirstColumn="0" w:lastRowLastColumn="0"/>
+            <w:tcW w:w="1583" w:type="pct"/>
+            <w:vAlign w:val="center"/>
+          </w:tcPr>
+          <w:p>
+            <w:pPr>
+              <w:jc w:val="right"/>
+              <w:rPr>
+                <w:b/>
+              </w:rPr>
+            </w:pPr>
+            <w:r>
+              <w:rPr>
+                <w:b/>
+              </w:rPr>
+              <w:t>Identificador</w:t>
+            </w:r>
+            <w:r>
+              <w:rPr>
+                <w:b/>
+              </w:rPr>
+              <w:t>:</w:t>
+            </w:r>
+            <w:r>
+              <w:rPr>
+                <w:b/>
+              </w:rPr>
+              <w:t xml:space="preserve"> </w:t>
+            </w:r>
+          </w:p>
+        </w:tc>
+        <w:tc>
+          <w:tcPr>
+            <w:tcW w:w="3417" w:type="pct"/>
+            <w:gridSpan w:val="5"/>
+          </w:tcPr>
+          <w:p>
+            <w:pPr>
+              <w:cnfStyle w:val="000000000000" w:firstRow="0" w:lastRow="0" w:firstColumn="0" w:lastColumn="0" w:oddVBand="0" w:evenVBand="0" w:oddHBand="0" w:evenHBand="0" w:firstRowFirstColumn="0" w:firstRowLastColumn="0" w:lastRowFirstColumn="0" w:lastRowLastColumn="0"/>
+            </w:pPr>
+            <w:r>
+              <w:t>ECUD</w:t>
+            </w:r>
+            <w:r>
+              <w:t>2</w:t>
+            </w:r>
+          </w:p>
+        </w:tc>
+      </w:tr>
+      <w:tr>
+        <w:trPr>
+          <w:cnfStyle w:val="000000100000" w:firstRow="0" w:lastRow="0" w:firstColumn="0" w:lastColumn="0" w:oddVBand="0" w:evenVBand="0" w:oddHBand="1" w:evenHBand="0" w:firstRowFirstColumn="0" w:firstRowLastColumn="0" w:lastRowFirstColumn="0" w:lastRowLastColumn="0"/>
+          <w:trHeight w:val="214"/>
+        </w:trPr>
+        <w:tc>
+          <w:tcPr>
+            <w:cnfStyle w:val="000010000000" w:firstRow="0" w:lastRow="0" w:firstColumn="0" w:lastColumn="0" w:oddVBand="1" w:evenVBand="0" w:oddHBand="0" w:evenHBand="0" w:firstRowFirstColumn="0" w:firstRowLastColumn="0" w:lastRowFirstColumn="0" w:lastRowLastColumn="0"/>
+            <w:tcW w:w="1583" w:type="pct"/>
+            <w:vAlign w:val="center"/>
+          </w:tcPr>
+          <w:p>
+            <w:pPr>
+              <w:jc w:val="right"/>
+              <w:rPr>
+                <w:b/>
+              </w:rPr>
+            </w:pPr>
+            <w:r>
+              <w:rPr>
+                <w:b/>
+              </w:rPr>
+              <w:t>Descripción</w:t>
+            </w:r>
+            <w:r>
+              <w:rPr>
+                <w:b/>
+              </w:rPr>
+              <w:t>:</w:t>
+            </w:r>
+          </w:p>
+        </w:tc>
+        <w:tc>
+          <w:tcPr>
+            <w:tcW w:w="3417" w:type="pct"/>
+            <w:gridSpan w:val="5"/>
+          </w:tcPr>
+          <w:p>
+            <w:pPr>
+              <w:cnfStyle w:val="000000100000" w:firstRow="0" w:lastRow="0" w:firstColumn="0" w:lastColumn="0" w:oddVBand="0" w:evenVBand="0" w:oddHBand="1" w:evenHBand="0" w:firstRowFirstColumn="0" w:firstRowLastColumn="0" w:lastRowFirstColumn="0" w:lastRowLastColumn="0"/>
+            </w:pPr>
+            <w:r>
+              <w:t>Permite al usuario consultar conversiones realizadas previamente o visualizar resultados almacenados en el sistema de conversiones de unidades.</w:t>
+            </w:r>
+          </w:p>
+        </w:tc>
+      </w:tr>
+      <w:tr>
+        <w:trPr>
+          <w:trHeight w:val="214"/>
+        </w:trPr>
+        <w:tc>
+          <w:tcPr>
+            <w:cnfStyle w:val="000010000000" w:firstRow="0" w:lastRow="0" w:firstColumn="0" w:lastColumn="0" w:oddVBand="1" w:evenVBand="0" w:oddHBand="0" w:evenHBand="0" w:firstRowFirstColumn="0" w:firstRowLastColumn="0" w:lastRowFirstColumn="0" w:lastRowLastColumn="0"/>
+            <w:tcW w:w="1583" w:type="pct"/>
+            <w:vAlign w:val="center"/>
+          </w:tcPr>
+          <w:p>
+            <w:pPr>
+              <w:jc w:val="right"/>
+              <w:rPr>
+                <w:b/>
+              </w:rPr>
+            </w:pPr>
+            <w:r>
+              <w:rPr>
+                <w:b/>
+              </w:rPr>
+              <w:t>Meta</w:t>
+            </w:r>
+            <w:r>
+              <w:rPr>
+                <w:b/>
+              </w:rPr>
+              <w:t>:</w:t>
+            </w:r>
+          </w:p>
+        </w:tc>
+        <w:tc>
+          <w:tcPr>
+            <w:tcW w:w="3417" w:type="pct"/>
+            <w:gridSpan w:val="5"/>
+          </w:tcPr>
+          <w:p>
+            <w:pPr>
+              <w:cnfStyle w:val="000000000000" w:firstRow="0" w:lastRow="0" w:firstColumn="0" w:lastColumn="0" w:oddVBand="0" w:evenVBand="0" w:oddHBand="0" w:evenHBand="0" w:firstRowFirstColumn="0" w:firstRowLastColumn="0" w:lastRowFirstColumn="0" w:lastRowLastColumn="0"/>
+            </w:pPr>
+            <w:r>
+              <w:t>Brindar acceso a los resultados de conversiones ejecutadas en el sistema para su revisión.</w:t>
+            </w:r>
+          </w:p>
+        </w:tc>
+      </w:tr>
+      <w:tr>
+        <w:trPr>
+          <w:gridAfter w:val="1"/>
+          <w:cnfStyle w:val="000000100000" w:firstRow="0" w:lastRow="0" w:firstColumn="0" w:lastColumn="0" w:oddVBand="0" w:evenVBand="0" w:oddHBand="1" w:evenHBand="0" w:firstRowFirstColumn="0" w:firstRowLastColumn="0" w:lastRowFirstColumn="0" w:lastRowLastColumn="0"/>
+          <w:wAfter w:w="7" w:type="pct"/>
+          <w:trHeight w:val="214"/>
+        </w:trPr>
+        <w:tc>
+          <w:tcPr>
+            <w:cnfStyle w:val="000010000000" w:firstRow="0" w:lastRow="0" w:firstColumn="0" w:lastColumn="0" w:oddVBand="1" w:evenVBand="0" w:oddHBand="0" w:evenHBand="0" w:firstRowFirstColumn="0" w:firstRowLastColumn="0" w:lastRowFirstColumn="0" w:lastRowLastColumn="0"/>
+            <w:tcW w:w="1583" w:type="pct"/>
+            <w:vAlign w:val="center"/>
+          </w:tcPr>
+          <w:p>
+            <w:pPr>
+              <w:jc w:val="right"/>
+              <w:rPr>
+                <w:b/>
+              </w:rPr>
+            </w:pPr>
+            <w:r>
+              <w:rPr>
+                <w:b/>
+              </w:rPr>
+              <w:t>Estado:</w:t>
+            </w:r>
+          </w:p>
+        </w:tc>
+        <w:tc>
+          <w:tcPr>
+            <w:tcW w:w="1354" w:type="pct"/>
+            <w:gridSpan w:val="2"/>
+          </w:tcPr>
+          <w:p>
+            <w:pPr>
+              <w:cnfStyle w:val="000000100000" w:firstRow="0" w:lastRow="0" w:firstColumn="0" w:lastColumn="0" w:oddVBand="0" w:evenVBand="0" w:oddHBand="1" w:evenHBand="0" w:firstRowFirstColumn="0" w:firstRowLastColumn="0" w:lastRowFirstColumn="0" w:lastRowLastColumn="0"/>
+            </w:pPr>
+            <w:r>
+              <w:t>Activo</w:t>
+            </w:r>
+          </w:p>
+        </w:tc>
+        <w:tc>
+          <w:tcPr>
+            <w:cnfStyle w:val="000010000000" w:firstRow="0" w:lastRow="0" w:firstColumn="0" w:lastColumn="0" w:oddVBand="1" w:evenVBand="0" w:oddHBand="0" w:evenHBand="0" w:firstRowFirstColumn="0" w:firstRowLastColumn="0" w:lastRowFirstColumn="0" w:lastRowLastColumn="0"/>
+            <w:tcW w:w="1229" w:type="pct"/>
+          </w:tcPr>
+          <w:p>
+            <w:r>
+              <w:rPr>
+                <w:b/>
+              </w:rPr>
+              <w:t>Versión</w:t>
+            </w:r>
+            <w:r>
+              <w:t xml:space="preserve">: </w:t>
+            </w:r>
+          </w:p>
+        </w:tc>
+        <w:tc>
+          <w:tcPr>
+            <w:tcW w:w="827" w:type="pct"/>
+          </w:tcPr>
+          <w:p>
+            <w:pPr>
+              <w:cnfStyle w:val="000000100000" w:firstRow="0" w:lastRow="0" w:firstColumn="0" w:lastColumn="0" w:oddVBand="0" w:evenVBand="0" w:oddHBand="1" w:evenHBand="0" w:firstRowFirstColumn="0" w:firstRowLastColumn="0" w:lastRowFirstColumn="0" w:lastRowLastColumn="0"/>
+            </w:pPr>
+            <w:r>
+              <w:t>1.0</w:t>
+            </w:r>
+          </w:p>
+        </w:tc>
+      </w:tr>
+      <w:tr>
+        <w:trPr>
+          <w:trHeight w:val="253"/>
+        </w:trPr>
+        <w:tc>
+          <w:tcPr>
+            <w:cnfStyle w:val="000010000000" w:firstRow="0" w:lastRow="0" w:firstColumn="0" w:lastColumn="0" w:oddVBand="1" w:evenVBand="0" w:oddHBand="0" w:evenHBand="0" w:firstRowFirstColumn="0" w:firstRowLastColumn="0" w:lastRowFirstColumn="0" w:lastRowLastColumn="0"/>
+            <w:tcW w:w="1583" w:type="pct"/>
+            <w:vAlign w:val="center"/>
+          </w:tcPr>
+          <w:p>
+            <w:pPr>
+              <w:jc w:val="right"/>
+              <w:rPr>
+                <w:b/>
+              </w:rPr>
+            </w:pPr>
+            <w:r>
+              <w:rPr>
+                <w:b/>
+              </w:rPr>
+              <w:t>Autores:</w:t>
+            </w:r>
+          </w:p>
+        </w:tc>
+        <w:tc>
+          <w:tcPr>
+            <w:tcW w:w="3417" w:type="pct"/>
+            <w:gridSpan w:val="5"/>
+          </w:tcPr>
+          <w:p>
+            <w:pPr>
+              <w:cnfStyle w:val="000000000000" w:firstRow="0" w:lastRow="0" w:firstColumn="0" w:lastColumn="0" w:oddVBand="0" w:evenVBand="0" w:oddHBand="0" w:evenHBand="0" w:firstRowFirstColumn="0" w:firstRowLastColumn="0" w:lastRowFirstColumn="0" w:lastRowLastColumn="0"/>
+              <w:rPr>
+                <w:lang w:val="es-MX"/>
+              </w:rPr>
+            </w:pPr>
+            <w:r>
+              <w:rPr>
+                <w:lang w:val="es-MX"/>
+              </w:rPr>
+              <w:t xml:space="preserve">Ibarra Ronny, Rivera Carlos, Sánchez </w:t>
+            </w:r>
+            <w:proofErr w:type="spellStart"/>
+            <w:r>
+              <w:rPr>
+                <w:lang w:val="es-MX"/>
+              </w:rPr>
+              <w:t>Angelo</w:t>
+            </w:r>
+            <w:proofErr w:type="spellEnd"/>
+          </w:p>
+        </w:tc>
+      </w:tr>
+      <w:tr>
+        <w:trPr>
+          <w:gridAfter w:val="1"/>
+          <w:cnfStyle w:val="000000100000" w:firstRow="0" w:lastRow="0" w:firstColumn="0" w:lastColumn="0" w:oddVBand="0" w:evenVBand="0" w:oddHBand="1" w:evenHBand="0" w:firstRowFirstColumn="0" w:firstRowLastColumn="0" w:lastRowFirstColumn="0" w:lastRowLastColumn="0"/>
+          <w:wAfter w:w="7" w:type="pct"/>
+          <w:trHeight w:val="488"/>
+        </w:trPr>
+        <w:tc>
+          <w:tcPr>
+            <w:cnfStyle w:val="000010000000" w:firstRow="0" w:lastRow="0" w:firstColumn="0" w:lastColumn="0" w:oddVBand="1" w:evenVBand="0" w:oddHBand="0" w:evenHBand="0" w:firstRowFirstColumn="0" w:firstRowLastColumn="0" w:lastRowFirstColumn="0" w:lastRowLastColumn="0"/>
+            <w:tcW w:w="1583" w:type="pct"/>
+            <w:vAlign w:val="center"/>
+          </w:tcPr>
+          <w:p>
+            <w:pPr>
+              <w:jc w:val="right"/>
+              <w:rPr>
+                <w:b/>
+              </w:rPr>
+            </w:pPr>
+            <w:r>
+              <w:rPr>
+                <w:b/>
+              </w:rPr>
+              <w:t>Fecha creación</w:t>
+            </w:r>
+          </w:p>
+        </w:tc>
+        <w:tc>
+          <w:tcPr>
+            <w:tcW w:w="1354" w:type="pct"/>
+            <w:gridSpan w:val="2"/>
+          </w:tcPr>
+          <w:p>
+            <w:pPr>
+              <w:cnfStyle w:val="000000100000" w:firstRow="0" w:lastRow="0" w:firstColumn="0" w:lastColumn="0" w:oddVBand="0" w:evenVBand="0" w:oddHBand="1" w:evenHBand="0" w:firstRowFirstColumn="0" w:firstRowLastColumn="0" w:lastRowFirstColumn="0" w:lastRowLastColumn="0"/>
+            </w:pPr>
+            <w:r>
+              <w:t>12</w:t>
+            </w:r>
+            <w:r>
+              <w:t>/</w:t>
+            </w:r>
+            <w:r>
+              <w:t>05</w:t>
+            </w:r>
+            <w:r>
+              <w:t>/202</w:t>
+            </w:r>
+            <w:r>
+              <w:t>6</w:t>
+            </w:r>
+          </w:p>
+        </w:tc>
+        <w:tc>
+          <w:tcPr>
+            <w:cnfStyle w:val="000010000000" w:firstRow="0" w:lastRow="0" w:firstColumn="0" w:lastColumn="0" w:oddVBand="1" w:evenVBand="0" w:oddHBand="0" w:evenHBand="0" w:firstRowFirstColumn="0" w:firstRowLastColumn="0" w:lastRowFirstColumn="0" w:lastRowLastColumn="0"/>
+            <w:tcW w:w="1229" w:type="pct"/>
+          </w:tcPr>
+          <w:p>
+            <w:pPr>
+              <w:rPr>
+                <w:b/>
+              </w:rPr>
+            </w:pPr>
+            <w:r>
+              <w:rPr>
+                <w:b/>
+              </w:rPr>
+              <w:t>Fecha modificación</w:t>
+            </w:r>
+          </w:p>
+        </w:tc>
+        <w:tc>
+          <w:tcPr>
+            <w:tcW w:w="827" w:type="pct"/>
+          </w:tcPr>
+          <w:p>
+            <w:pPr>
+              <w:cnfStyle w:val="000000100000" w:firstRow="0" w:lastRow="0" w:firstColumn="0" w:lastColumn="0" w:oddVBand="0" w:evenVBand="0" w:oddHBand="1" w:evenHBand="0" w:firstRowFirstColumn="0" w:firstRowLastColumn="0" w:lastRowFirstColumn="0" w:lastRowLastColumn="0"/>
+            </w:pPr>
+            <w:r>
+              <w:t>12</w:t>
+            </w:r>
+            <w:r>
+              <w:t>/</w:t>
+            </w:r>
+            <w:r>
+              <w:t>05</w:t>
+            </w:r>
+            <w:r>
+              <w:t>/202</w:t>
+            </w:r>
+            <w:r>
+              <w:t>6</w:t>
+            </w:r>
+          </w:p>
+        </w:tc>
+      </w:tr>
+      <w:tr>
+        <w:trPr>
+          <w:trHeight w:val="214"/>
+        </w:trPr>
+        <w:tc>
+          <w:tcPr>
+            <w:cnfStyle w:val="000010000000" w:firstRow="0" w:lastRow="0" w:firstColumn="0" w:lastColumn="0" w:oddVBand="1" w:evenVBand="0" w:oddHBand="0" w:evenHBand="0" w:firstRowFirstColumn="0" w:firstRowLastColumn="0" w:lastRowFirstColumn="0" w:lastRowLastColumn="0"/>
+            <w:tcW w:w="1583" w:type="pct"/>
+            <w:vAlign w:val="center"/>
+          </w:tcPr>
+          <w:p>
+            <w:pPr>
+              <w:jc w:val="right"/>
+              <w:rPr>
+                <w:b/>
+              </w:rPr>
+            </w:pPr>
+            <w:r>
+              <w:rPr>
+                <w:b/>
+              </w:rPr>
+              <w:t>Precondiciones</w:t>
+            </w:r>
+          </w:p>
+        </w:tc>
+        <w:tc>
+          <w:tcPr>
+            <w:tcW w:w="3417" w:type="pct"/>
+            <w:gridSpan w:val="5"/>
+          </w:tcPr>
+          <w:p>
+            <w:pPr>
+              <w:pStyle w:val="Prrafodelista"/>
+              <w:numPr>
+                <w:ilvl w:val="6"/>
+                <w:numId w:val="5"/>
+              </w:numPr>
+              <w:pBdr>
+                <w:top w:val="nil"/>
+                <w:left w:val="nil"/>
+                <w:bottom w:val="nil"/>
+                <w:right w:val="nil"/>
+                <w:between w:val="nil"/>
+              </w:pBdr>
+              <w:cnfStyle w:val="000000000000" w:firstRow="0" w:lastRow="0" w:firstColumn="0" w:lastColumn="0" w:oddVBand="0" w:evenVBand="0" w:oddHBand="0" w:evenHBand="0" w:firstRowFirstColumn="0" w:firstRowLastColumn="0" w:lastRowFirstColumn="0" w:lastRowLastColumn="0"/>
+            </w:pPr>
+            <w:r>
+              <w:t>El usuario debe haber iniciado sesión en el sistema.</w:t>
+            </w:r>
+          </w:p>
+          <w:p>
+            <w:pPr>
+              <w:pStyle w:val="Prrafodelista"/>
+              <w:numPr>
+                <w:ilvl w:val="6"/>
+                <w:numId w:val="5"/>
+              </w:numPr>
+              <w:pBdr>
+                <w:top w:val="nil"/>
+                <w:left w:val="nil"/>
+                <w:bottom w:val="nil"/>
+                <w:right w:val="nil"/>
+                <w:between w:val="nil"/>
+              </w:pBdr>
+              <w:cnfStyle w:val="000000000000" w:firstRow="0" w:lastRow="0" w:firstColumn="0" w:lastColumn="0" w:oddVBand="0" w:evenVBand="0" w:oddHBand="0" w:evenHBand="0" w:firstRowFirstColumn="0" w:firstRowLastColumn="0" w:lastRowFirstColumn="0" w:lastRowLastColumn="0"/>
+            </w:pPr>
+            <w:r>
+              <w:t>Debe existir al menos una conversión registrada o disponible para consulta.</w:t>
+            </w:r>
+          </w:p>
+        </w:tc>
+      </w:tr>
+      <w:tr>
+        <w:trPr>
+          <w:cnfStyle w:val="000000100000" w:firstRow="0" w:lastRow="0" w:firstColumn="0" w:lastColumn="0" w:oddVBand="0" w:evenVBand="0" w:oddHBand="1" w:evenHBand="0" w:firstRowFirstColumn="0" w:firstRowLastColumn="0" w:lastRowFirstColumn="0" w:lastRowLastColumn="0"/>
+          <w:trHeight w:val="214"/>
+        </w:trPr>
+        <w:tc>
+          <w:tcPr>
+            <w:cnfStyle w:val="000010000000" w:firstRow="0" w:lastRow="0" w:firstColumn="0" w:lastColumn="0" w:oddVBand="1" w:evenVBand="0" w:oddHBand="0" w:evenHBand="0" w:firstRowFirstColumn="0" w:firstRowLastColumn="0" w:lastRowFirstColumn="0" w:lastRowLastColumn="0"/>
+            <w:tcW w:w="1583" w:type="pct"/>
+            <w:vAlign w:val="center"/>
+          </w:tcPr>
+          <w:p>
+            <w:pPr>
+              <w:jc w:val="right"/>
+              <w:rPr>
+                <w:b/>
+              </w:rPr>
+            </w:pPr>
+            <w:r>
+              <w:rPr>
+                <w:b/>
+              </w:rPr>
+              <w:t>Post condiciones</w:t>
+            </w:r>
+          </w:p>
+        </w:tc>
+        <w:tc>
+          <w:tcPr>
+            <w:tcW w:w="3417" w:type="pct"/>
+            <w:gridSpan w:val="5"/>
+          </w:tcPr>
+          <w:p>
+            <w:pPr>
+              <w:pBdr>
+                <w:top w:val="nil"/>
+                <w:left w:val="nil"/>
+                <w:bottom w:val="nil"/>
+                <w:right w:val="nil"/>
+                <w:between w:val="nil"/>
+              </w:pBdr>
+              <w:cnfStyle w:val="000000100000" w:firstRow="0" w:lastRow="0" w:firstColumn="0" w:lastColumn="0" w:oddVBand="0" w:evenVBand="0" w:oddHBand="1" w:evenHBand="0" w:firstRowFirstColumn="0" w:firstRowLastColumn="0" w:lastRowFirstColumn="0" w:lastRowLastColumn="0"/>
+            </w:pPr>
+            <w:r>
+              <w:t>El sistema muestra el historial o resultados de conversiones solicitadas por el usuario.</w:t>
+            </w:r>
+          </w:p>
+        </w:tc>
+      </w:tr>
+      <w:tr>
+        <w:trPr>
+          <w:trHeight w:val="214"/>
+        </w:trPr>
+        <w:tc>
+          <w:tcPr>
+            <w:cnfStyle w:val="000010000000" w:firstRow="0" w:lastRow="0" w:firstColumn="0" w:lastColumn="0" w:oddVBand="1" w:evenVBand="0" w:oddHBand="0" w:evenHBand="0" w:firstRowFirstColumn="0" w:firstRowLastColumn="0" w:lastRowFirstColumn="0" w:lastRowLastColumn="0"/>
+            <w:tcW w:w="1583" w:type="pct"/>
+            <w:vAlign w:val="center"/>
+          </w:tcPr>
+          <w:p>
+            <w:pPr>
+              <w:jc w:val="right"/>
+              <w:rPr>
+                <w:b/>
+                <w:highlight w:val="yellow"/>
+              </w:rPr>
+            </w:pPr>
+            <w:r>
+              <w:rPr>
+                <w:b/>
+              </w:rPr>
+              <w:lastRenderedPageBreak/>
+              <w:t xml:space="preserve">Gráfico </w:t>
+            </w:r>
+          </w:p>
+        </w:tc>
+        <w:tc>
+          <w:tcPr>
+            <w:tcW w:w="3417" w:type="pct"/>
+            <w:gridSpan w:val="5"/>
+          </w:tcPr>
+          <w:p>
+            <w:pPr>
+              <w:keepNext/>
+              <w:cnfStyle w:val="000000000000" w:firstRow="0" w:lastRow="0" w:firstColumn="0" w:lastColumn="0" w:oddVBand="0" w:evenVBand="0" w:oddHBand="0" w:evenHBand="0" w:firstRowFirstColumn="0" w:firstRowLastColumn="0" w:lastRowFirstColumn="0" w:lastRowLastColumn="0"/>
+            </w:pPr>
+          </w:p>
+          <w:p>
+            <w:pPr>
+              <w:keepNext/>
+              <w:jc w:val="center"/>
+              <w:cnfStyle w:val="000000000000" w:firstRow="0" w:lastRow="0" w:firstColumn="0" w:lastColumn="0" w:oddVBand="0" w:evenVBand="0" w:oddHBand="0" w:evenHBand="0" w:firstRowFirstColumn="0" w:firstRowLastColumn="0" w:lastRowFirstColumn="0" w:lastRowLastColumn="0"/>
+            </w:pPr>
+            <w:r>
+              <w:rPr>
+                <w:noProof/>
+                <w:lang w:val="es-EC" w:eastAsia="es-EC"/>
+              </w:rPr>
+              <w:drawing>
+                <wp:inline distT="0" distB="0" distL="0" distR="0" wp14:anchorId="6DC84933" wp14:editId="37AD10B4">
+                  <wp:extent cx="4236085" cy="2426855"/>
+                  <wp:effectExtent l="0" t="0" r="0" b="0"/>
+                  <wp:docPr id="4" name="Imagen 4"/>
+                  <wp:cNvGraphicFramePr>
+                    <a:graphicFrameLocks xmlns:a="http://schemas.openxmlformats.org/drawingml/2006/main" noChangeAspect="1"/>
+                  </wp:cNvGraphicFramePr>
+                  <a:graphic xmlns:a="http://schemas.openxmlformats.org/drawingml/2006/main">
+                    <a:graphicData uri="http://schemas.openxmlformats.org/drawingml/2006/picture">
+                      <pic:pic xmlns:pic="http://schemas.openxmlformats.org/drawingml/2006/picture">
+                        <pic:nvPicPr>
+                          <pic:cNvPr id="1" name=""/>
+                          <pic:cNvPicPr/>
+                        </pic:nvPicPr>
+                        <pic:blipFill>
+                          <a:blip r:embed="rId11"/>
+                          <a:stretch>
+                            <a:fillRect/>
+                          </a:stretch>
+                        </pic:blipFill>
+                        <pic:spPr>
+                          <a:xfrm>
+                            <a:off x="0" y="0"/>
+                            <a:ext cx="4249095" cy="2434309"/>
+                          </a:xfrm>
+                          <a:prstGeom prst="rect">
+                            <a:avLst/>
+                          </a:prstGeom>
+                        </pic:spPr>
+                      </pic:pic>
+                    </a:graphicData>
+                  </a:graphic>
+                </wp:inline>
+              </w:drawing>
+            </w:r>
+          </w:p>
+          <w:p>
+            <w:pPr>
+              <w:pStyle w:val="Descripcin"/>
+              <w:keepNext/>
+              <w:widowControl w:val="0"/>
+              <w:autoSpaceDE w:val="0"/>
+              <w:autoSpaceDN w:val="0"/>
+              <w:jc w:val="center"/>
+              <w:cnfStyle w:val="000000000000" w:firstRow="0" w:lastRow="0" w:firstColumn="0" w:lastColumn="0" w:oddVBand="0" w:evenVBand="0" w:oddHBand="0" w:evenHBand="0" w:firstRowFirstColumn="0" w:firstRowLastColumn="0" w:lastRowFirstColumn="0" w:lastRowLastColumn="0"/>
+              <w:rPr>
+                <w:rFonts w:asciiTheme="minorHAnsi" w:eastAsia="Carlito" w:hAnsiTheme="minorHAnsi" w:cstheme="minorHAnsi"/>
+                <w:b/>
+                <w:bCs/>
+                <w:i w:val="0"/>
+                <w:iCs w:val="0"/>
+                <w:color w:val="4472C4" w:themeColor="accent1"/>
+                <w:sz w:val="20"/>
+                <w:szCs w:val="20"/>
+                <w:lang w:eastAsia="en-US"/>
+              </w:rPr>
+            </w:pPr>
+            <w:bookmarkStart w:id="16" w:name="_Toc82708268"/>
+            <w:bookmarkStart w:id="17" w:name="_Toc214408084"/>
+            <w:r>
+              <w:rPr>
+                <w:rFonts w:asciiTheme="minorHAnsi" w:eastAsia="Carlito" w:hAnsiTheme="minorHAnsi" w:cstheme="minorHAnsi"/>
+                <w:b/>
+                <w:bCs/>
+                <w:i w:val="0"/>
+                <w:iCs w:val="0"/>
+                <w:color w:val="4472C4" w:themeColor="accent1"/>
+                <w:sz w:val="20"/>
+                <w:szCs w:val="20"/>
+                <w:lang w:val="es-ES" w:eastAsia="en-US"/>
+              </w:rPr>
+              <w:t xml:space="preserve">Ilustración </w:t>
+            </w:r>
+            <w:r>
+              <w:rPr>
+                <w:rFonts w:asciiTheme="minorHAnsi" w:eastAsia="Carlito" w:hAnsiTheme="minorHAnsi" w:cstheme="minorHAnsi"/>
+                <w:b/>
+                <w:bCs/>
+                <w:i w:val="0"/>
+                <w:iCs w:val="0"/>
+                <w:color w:val="4472C4" w:themeColor="accent1"/>
+                <w:sz w:val="20"/>
+                <w:szCs w:val="20"/>
+                <w:lang w:val="es-ES" w:eastAsia="en-US"/>
+              </w:rPr>
+              <w:fldChar w:fldCharType="begin"/>
+            </w:r>
+            <w:r>
+              <w:rPr>
+                <w:rFonts w:asciiTheme="minorHAnsi" w:eastAsia="Carlito" w:hAnsiTheme="minorHAnsi" w:cstheme="minorHAnsi"/>
+                <w:b/>
+                <w:bCs/>
+                <w:i w:val="0"/>
+                <w:iCs w:val="0"/>
+                <w:color w:val="4472C4" w:themeColor="accent1"/>
+                <w:sz w:val="20"/>
+                <w:szCs w:val="20"/>
+                <w:lang w:val="es-ES" w:eastAsia="en-US"/>
+              </w:rPr>
+              <w:instrText xml:space="preserve"> SEQ Ilustración \* ARABIC </w:instrText>
+            </w:r>
+            <w:r>
+              <w:rPr>
+                <w:rFonts w:asciiTheme="minorHAnsi" w:eastAsia="Carlito" w:hAnsiTheme="minorHAnsi" w:cstheme="minorHAnsi"/>
+                <w:b/>
+                <w:bCs/>
+                <w:i w:val="0"/>
+                <w:iCs w:val="0"/>
+                <w:color w:val="4472C4" w:themeColor="accent1"/>
+                <w:sz w:val="20"/>
+                <w:szCs w:val="20"/>
+                <w:lang w:val="es-ES" w:eastAsia="en-US"/>
+              </w:rPr>
+              <w:fldChar w:fldCharType="separate"/>
+            </w:r>
+            <w:r>
+              <w:rPr>
+                <w:rFonts w:asciiTheme="minorHAnsi" w:eastAsia="Carlito" w:hAnsiTheme="minorHAnsi" w:cstheme="minorHAnsi"/>
+                <w:b/>
+                <w:bCs/>
+                <w:i w:val="0"/>
+                <w:iCs w:val="0"/>
+                <w:noProof/>
+                <w:color w:val="4472C4" w:themeColor="accent1"/>
+                <w:sz w:val="20"/>
+                <w:szCs w:val="20"/>
+                <w:lang w:val="es-ES" w:eastAsia="en-US"/>
+              </w:rPr>
+              <w:t>2</w:t>
+            </w:r>
+            <w:r>
+              <w:rPr>
+                <w:rFonts w:asciiTheme="minorHAnsi" w:eastAsia="Carlito" w:hAnsiTheme="minorHAnsi" w:cstheme="minorHAnsi"/>
+                <w:b/>
+                <w:bCs/>
+                <w:i w:val="0"/>
+                <w:iCs w:val="0"/>
+                <w:color w:val="4472C4" w:themeColor="accent1"/>
+                <w:sz w:val="20"/>
+                <w:szCs w:val="20"/>
+                <w:lang w:val="es-ES" w:eastAsia="en-US"/>
+              </w:rPr>
+              <w:fldChar w:fldCharType="end"/>
+            </w:r>
+            <w:r>
+              <w:rPr>
+                <w:rFonts w:asciiTheme="minorHAnsi" w:eastAsia="Carlito" w:hAnsiTheme="minorHAnsi" w:cstheme="minorHAnsi"/>
+                <w:b/>
+                <w:bCs/>
+                <w:i w:val="0"/>
+                <w:iCs w:val="0"/>
+                <w:color w:val="4472C4" w:themeColor="accent1"/>
+                <w:sz w:val="20"/>
+                <w:szCs w:val="20"/>
+                <w:lang w:val="es-ES" w:eastAsia="en-US"/>
+              </w:rPr>
+              <w:t xml:space="preserve">. Caso de Uso de </w:t>
+            </w:r>
+            <w:bookmarkEnd w:id="16"/>
+            <w:bookmarkEnd w:id="17"/>
+            <w:r>
+              <w:rPr>
+                <w:rFonts w:asciiTheme="minorHAnsi" w:eastAsia="Carlito" w:hAnsiTheme="minorHAnsi" w:cstheme="minorHAnsi"/>
+                <w:b/>
+                <w:bCs/>
+                <w:i w:val="0"/>
+                <w:iCs w:val="0"/>
+                <w:color w:val="4472C4" w:themeColor="accent1"/>
+                <w:sz w:val="20"/>
+                <w:szCs w:val="20"/>
+                <w:lang w:val="es-ES" w:eastAsia="en-US"/>
+              </w:rPr>
+              <w:t xml:space="preserve">Consultar </w:t>
+            </w:r>
+            <w:proofErr w:type="spellStart"/>
+            <w:r>
+              <w:rPr>
+                <w:rFonts w:asciiTheme="minorHAnsi" w:eastAsia="Carlito" w:hAnsiTheme="minorHAnsi" w:cstheme="minorHAnsi"/>
+                <w:b/>
+                <w:bCs/>
+                <w:i w:val="0"/>
+                <w:iCs w:val="0"/>
+                <w:color w:val="4472C4" w:themeColor="accent1"/>
+                <w:sz w:val="20"/>
+                <w:szCs w:val="20"/>
+                <w:lang w:val="es-ES" w:eastAsia="en-US"/>
+              </w:rPr>
+              <w:t>Conversion</w:t>
+            </w:r>
+            <w:proofErr w:type="spellEnd"/>
+          </w:p>
+        </w:tc>
+      </w:tr>
+      <w:tr>
+        <w:trPr>
+          <w:cnfStyle w:val="000000100000" w:firstRow="0" w:lastRow="0" w:firstColumn="0" w:lastColumn="0" w:oddVBand="0" w:evenVBand="0" w:oddHBand="1" w:evenHBand="0" w:firstRowFirstColumn="0" w:firstRowLastColumn="0" w:lastRowFirstColumn="0" w:lastRowLastColumn="0"/>
+          <w:trHeight w:val="371"/>
+        </w:trPr>
+        <w:tc>
+          <w:tcPr>
+            <w:cnfStyle w:val="000010000000" w:firstRow="0" w:lastRow="0" w:firstColumn="0" w:lastColumn="0" w:oddVBand="1" w:evenVBand="0" w:oddHBand="0" w:evenHBand="0" w:firstRowFirstColumn="0" w:firstRowLastColumn="0" w:lastRowFirstColumn="0" w:lastRowLastColumn="0"/>
+            <w:tcW w:w="5000" w:type="pct"/>
+            <w:gridSpan w:val="6"/>
+          </w:tcPr>
+          <w:p>
+            <w:pPr>
+              <w:tabs>
+                <w:tab w:val="left" w:pos="3735"/>
+              </w:tabs>
+              <w:rPr>
+                <w:b/>
+              </w:rPr>
+            </w:pPr>
+            <w:r>
+              <w:rPr>
+                <w:b/>
+              </w:rPr>
+              <w:t>Flujo básico</w:t>
+            </w:r>
+            <w:r>
+              <w:rPr>
+                <w:b/>
+              </w:rPr>
+              <w:tab/>
+            </w:r>
+          </w:p>
+        </w:tc>
+      </w:tr>
+      <w:tr>
+        <w:trPr>
+          <w:trHeight w:val="97"/>
+        </w:trPr>
+        <w:tc>
+          <w:tcPr>
+            <w:cnfStyle w:val="000010000000" w:firstRow="0" w:lastRow="0" w:firstColumn="0" w:lastColumn="0" w:oddVBand="1" w:evenVBand="0" w:oddHBand="0" w:evenHBand="0" w:firstRowFirstColumn="0" w:firstRowLastColumn="0" w:lastRowFirstColumn="0" w:lastRowLastColumn="0"/>
+            <w:tcW w:w="2608" w:type="pct"/>
+            <w:gridSpan w:val="2"/>
+          </w:tcPr>
+          <w:p>
+            <w:pPr>
+              <w:jc w:val="center"/>
+              <w:rPr>
+                <w:b/>
+              </w:rPr>
+            </w:pPr>
+            <w:r>
+              <w:rPr>
+                <w:b/>
+              </w:rPr>
+              <w:t>Actor</w:t>
+            </w:r>
+          </w:p>
+        </w:tc>
+        <w:tc>
+          <w:tcPr>
+            <w:tcW w:w="2392" w:type="pct"/>
+            <w:gridSpan w:val="4"/>
+          </w:tcPr>
+          <w:p>
+            <w:pPr>
+              <w:jc w:val="center"/>
+              <w:cnfStyle w:val="000000000000" w:firstRow="0" w:lastRow="0" w:firstColumn="0" w:lastColumn="0" w:oddVBand="0" w:evenVBand="0" w:oddHBand="0" w:evenHBand="0" w:firstRowFirstColumn="0" w:firstRowLastColumn="0" w:lastRowFirstColumn="0" w:lastRowLastColumn="0"/>
+              <w:rPr>
+                <w:b/>
+              </w:rPr>
+            </w:pPr>
+            <w:r>
+              <w:rPr>
+                <w:b/>
+              </w:rPr>
+              <w:t>Sistema</w:t>
+            </w:r>
+          </w:p>
+        </w:tc>
+      </w:tr>
+      <w:tr>
+        <w:trPr>
+          <w:gridAfter w:val="1"/>
+          <w:cnfStyle w:val="000000100000" w:firstRow="0" w:lastRow="0" w:firstColumn="0" w:lastColumn="0" w:oddVBand="0" w:evenVBand="0" w:oddHBand="1" w:evenHBand="0" w:firstRowFirstColumn="0" w:firstRowLastColumn="0" w:lastRowFirstColumn="0" w:lastRowLastColumn="0"/>
+          <w:wAfter w:w="7" w:type="pct"/>
+          <w:trHeight w:val="659"/>
+        </w:trPr>
+        <w:tc>
+          <w:tcPr>
+            <w:cnfStyle w:val="000010000000" w:firstRow="0" w:lastRow="0" w:firstColumn="0" w:lastColumn="0" w:oddVBand="1" w:evenVBand="0" w:oddHBand="0" w:evenHBand="0" w:firstRowFirstColumn="0" w:firstRowLastColumn="0" w:lastRowFirstColumn="0" w:lastRowLastColumn="0"/>
+            <w:tcW w:w="2608" w:type="pct"/>
+            <w:gridSpan w:val="2"/>
+          </w:tcPr>
+          <w:p>
+            <w:r>
+              <w:t>1. El usuario selecciona la opción “Consultar Conversión”.</w:t>
+            </w:r>
+          </w:p>
+        </w:tc>
+        <w:tc>
+          <w:tcPr>
+            <w:tcW w:w="2385" w:type="pct"/>
+            <w:gridSpan w:val="3"/>
+          </w:tcPr>
+          <w:p>
+            <w:pPr>
+              <w:cnfStyle w:val="000000100000" w:firstRow="0" w:lastRow="0" w:firstColumn="0" w:lastColumn="0" w:oddVBand="0" w:evenVBand="0" w:oddHBand="1" w:evenHBand="0" w:firstRowFirstColumn="0" w:firstRowLastColumn="0" w:lastRowFirstColumn="0" w:lastRowLastColumn="0"/>
+            </w:pPr>
+            <w:r>
+              <w:t>2. El sistema muestra la interfaz de consulta.</w:t>
+            </w:r>
+          </w:p>
+        </w:tc>
+      </w:tr>
+      <w:tr>
+        <w:trPr>
+          <w:gridAfter w:val="1"/>
+          <w:wAfter w:w="7" w:type="pct"/>
+          <w:trHeight w:val="541"/>
+        </w:trPr>
+        <w:tc>
+          <w:tcPr>
+            <w:cnfStyle w:val="000010000000" w:firstRow="0" w:lastRow="0" w:firstColumn="0" w:lastColumn="0" w:oddVBand="1" w:evenVBand="0" w:oddHBand="0" w:evenHBand="0" w:firstRowFirstColumn="0" w:firstRowLastColumn="0" w:lastRowFirstColumn="0" w:lastRowLastColumn="0"/>
+            <w:tcW w:w="2608" w:type="pct"/>
+            <w:gridSpan w:val="2"/>
+          </w:tcPr>
+          <w:p>
+            <w:r>
+              <w:t>3. El usuario solicita ver conversiones realizadas.</w:t>
+            </w:r>
+          </w:p>
+        </w:tc>
+        <w:tc>
+          <w:tcPr>
+            <w:tcW w:w="2385" w:type="pct"/>
+            <w:gridSpan w:val="3"/>
+          </w:tcPr>
+          <w:p>
+            <w:pPr>
+              <w:cnfStyle w:val="000000000000" w:firstRow="0" w:lastRow="0" w:firstColumn="0" w:lastColumn="0" w:oddVBand="0" w:evenVBand="0" w:oddHBand="0" w:evenHBand="0" w:firstRowFirstColumn="0" w:firstRowLastColumn="0" w:lastRowFirstColumn="0" w:lastRowLastColumn="0"/>
+            </w:pPr>
+            <w:r>
+              <w:t>4. El sistema obtiene la información desde el servidor.</w:t>
+            </w:r>
+          </w:p>
+        </w:tc>
+      </w:tr>
+      <w:tr>
+        <w:trPr>
+          <w:gridAfter w:val="1"/>
+          <w:cnfStyle w:val="000000100000" w:firstRow="0" w:lastRow="0" w:firstColumn="0" w:lastColumn="0" w:oddVBand="0" w:evenVBand="0" w:oddHBand="1" w:evenHBand="0" w:firstRowFirstColumn="0" w:firstRowLastColumn="0" w:lastRowFirstColumn="0" w:lastRowLastColumn="0"/>
+          <w:wAfter w:w="7" w:type="pct"/>
+          <w:trHeight w:val="541"/>
+        </w:trPr>
+        <w:tc>
+          <w:tcPr>
+            <w:cnfStyle w:val="000010000000" w:firstRow="0" w:lastRow="0" w:firstColumn="0" w:lastColumn="0" w:oddVBand="1" w:evenVBand="0" w:oddHBand="0" w:evenHBand="0" w:firstRowFirstColumn="0" w:firstRowLastColumn="0" w:lastRowFirstColumn="0" w:lastRowLastColumn="0"/>
+            <w:tcW w:w="2608" w:type="pct"/>
+            <w:gridSpan w:val="2"/>
+          </w:tcPr>
+          <w:p>
+            <w:r>
+              <w:t>5. El sistema muestra la lista de conversiones con sus resultados.</w:t>
+            </w:r>
+          </w:p>
+        </w:tc>
+        <w:tc>
+          <w:tcPr>
+            <w:tcW w:w="2385" w:type="pct"/>
+            <w:gridSpan w:val="3"/>
+          </w:tcPr>
+          <w:p>
+            <w:pPr>
+              <w:cnfStyle w:val="000000100000" w:firstRow="0" w:lastRow="0" w:firstColumn="0" w:lastColumn="0" w:oddVBand="0" w:evenVBand="0" w:oddHBand="1" w:evenHBand="0" w:firstRowFirstColumn="0" w:firstRowLastColumn="0" w:lastRowFirstColumn="0" w:lastRowLastColumn="0"/>
+            </w:pPr>
+          </w:p>
+        </w:tc>
+      </w:tr>
+      <w:tr>
+        <w:trPr>
+          <w:trHeight w:val="97"/>
+        </w:trPr>
+        <w:tc>
+          <w:tcPr>
+            <w:cnfStyle w:val="000010000000" w:firstRow="0" w:lastRow="0" w:firstColumn="0" w:lastColumn="0" w:oddVBand="1" w:evenVBand="0" w:oddHBand="0" w:evenHBand="0" w:firstRowFirstColumn="0" w:firstRowLastColumn="0" w:lastRowFirstColumn="0" w:lastRowLastColumn="0"/>
+            <w:tcW w:w="5000" w:type="pct"/>
+            <w:gridSpan w:val="6"/>
+          </w:tcPr>
+          <w:p>
+            <w:pPr>
+              <w:tabs>
+                <w:tab w:val="left" w:pos="3540"/>
+              </w:tabs>
+              <w:rPr>
+                <w:b/>
+              </w:rPr>
+            </w:pPr>
+            <w:r>
+              <w:rPr>
+                <w:b/>
+              </w:rPr>
+              <w:t>Flujo Alternativo</w:t>
+            </w:r>
+            <w:r>
+              <w:rPr>
+                <w:b/>
+              </w:rPr>
+              <w:t>:</w:t>
+            </w:r>
+          </w:p>
+          <w:p>
+            <w:pPr>
+              <w:tabs>
+                <w:tab w:val="left" w:pos="3540"/>
+              </w:tabs>
+              <w:rPr>
+                <w:bCs/>
+              </w:rPr>
+            </w:pPr>
+            <w:r>
+              <w:rPr>
+                <w:bCs/>
+              </w:rPr>
+              <w:t>1. No existen registros:</w:t>
+            </w:r>
+          </w:p>
+          <w:p>
+            <w:pPr>
+              <w:tabs>
+                <w:tab w:val="left" w:pos="3540"/>
+              </w:tabs>
+              <w:rPr>
+                <w:bCs/>
+              </w:rPr>
+            </w:pPr>
+            <w:r>
+              <w:rPr>
+                <w:bCs/>
+              </w:rPr>
+              <w:t>El sistema muestra un mensaje indicando que no hay conversiones disponibles.</w:t>
+            </w:r>
+          </w:p>
+          <w:p>
+            <w:pPr>
+              <w:tabs>
+                <w:tab w:val="left" w:pos="3540"/>
+              </w:tabs>
+              <w:rPr>
+                <w:bCs/>
+              </w:rPr>
+            </w:pPr>
+            <w:r>
+              <w:rPr>
+                <w:bCs/>
+              </w:rPr>
+              <w:t>2. Error de conexión:</w:t>
+            </w:r>
+          </w:p>
+          <w:p>
+            <w:pPr>
+              <w:tabs>
+                <w:tab w:val="left" w:pos="3540"/>
+              </w:tabs>
+              <w:rPr>
+                <w:bCs/>
+              </w:rPr>
+            </w:pPr>
+            <w:r>
+              <w:rPr>
+                <w:bCs/>
+              </w:rPr>
+              <w:t>El sistema muestra un mensaje de error y solicita reintentar la operación.</w:t>
+            </w:r>
+            <w:r>
+              <w:rPr>
+                <w:bCs/>
+              </w:rPr>
+              <w:tab/>
+            </w:r>
+          </w:p>
+        </w:tc>
+      </w:tr>
+      <w:tr>
+        <w:trPr>
+          <w:cnfStyle w:val="000000100000" w:firstRow="0" w:lastRow="0" w:firstColumn="0" w:lastColumn="0" w:oddVBand="0" w:evenVBand="0" w:oddHBand="1" w:evenHBand="0" w:firstRowFirstColumn="0" w:firstRowLastColumn="0" w:lastRowFirstColumn="0" w:lastRowLastColumn="0"/>
+          <w:trHeight w:val="253"/>
+        </w:trPr>
+        <w:tc>
+          <w:tcPr>
+            <w:cnfStyle w:val="000010000000" w:firstRow="0" w:lastRow="0" w:firstColumn="0" w:lastColumn="0" w:oddVBand="1" w:evenVBand="0" w:oddHBand="0" w:evenHBand="0" w:firstRowFirstColumn="0" w:firstRowLastColumn="0" w:lastRowFirstColumn="0" w:lastRowLastColumn="0"/>
+            <w:tcW w:w="5000" w:type="pct"/>
+            <w:gridSpan w:val="6"/>
+          </w:tcPr>
+          <w:p>
+            <w:pPr>
+              <w:rPr>
+                <w:b/>
+              </w:rPr>
+            </w:pPr>
+            <w:r>
+              <w:rPr>
+                <w:b/>
+              </w:rPr>
+              <w:t>Casos de uso incluidos:</w:t>
+            </w:r>
+            <w:r>
+              <w:rPr>
+                <w:b/>
+              </w:rPr>
+              <w:t xml:space="preserve"> </w:t>
+            </w:r>
+            <w:r>
+              <w:t>E</w:t>
+            </w:r>
+            <w:r>
+              <w:t>CU</w:t>
+            </w:r>
+            <w:r>
+              <w:t>D1</w:t>
+            </w:r>
+          </w:p>
+        </w:tc>
+      </w:tr>
+      <w:tr>
+        <w:trPr>
+          <w:trHeight w:val="253"/>
+        </w:trPr>
+        <w:tc>
+          <w:tcPr>
+            <w:cnfStyle w:val="000010000000" w:firstRow="0" w:lastRow="0" w:firstColumn="0" w:lastColumn="0" w:oddVBand="1" w:evenVBand="0" w:oddHBand="0" w:evenHBand="0" w:firstRowFirstColumn="0" w:firstRowLastColumn="0" w:lastRowFirstColumn="0" w:lastRowLastColumn="0"/>
+            <w:tcW w:w="5000" w:type="pct"/>
+            <w:gridSpan w:val="6"/>
+          </w:tcPr>
+          <w:p>
+            <w:pPr>
+              <w:keepNext/>
+              <w:rPr>
+                <w:b/>
+              </w:rPr>
+            </w:pPr>
+            <w:r>
+              <w:rPr>
+                <w:b/>
+              </w:rPr>
+              <w:t xml:space="preserve">Casos de uso extendidos: </w:t>
+            </w:r>
+          </w:p>
+          <w:p>
+            <w:pPr>
+              <w:keepNext/>
+            </w:pPr>
+            <w:r>
+              <w:t>Realizar Conversión</w:t>
+            </w:r>
+          </w:p>
+        </w:tc>
+      </w:tr>
+    </w:tbl>
+    <w:p>
+      <w:pPr>
+        <w:pStyle w:val="Descripcin"/>
+      </w:pPr>
+    </w:p>
+    <w:p>
+      <w:pPr>
+        <w:pStyle w:val="Ttulo2"/>
+        <w:rPr>
+          <w:rFonts w:eastAsia="Carlito"/>
+          <w:i/>
+          <w:lang w:eastAsia="en-US"/>
+        </w:rPr>
+      </w:pPr>
+      <w:bookmarkStart w:id="18" w:name="_Toc229512503"/>
+      <w:r>
+        <w:rPr>
+          <w:rFonts w:eastAsia="Carlito"/>
+          <w:lang w:eastAsia="en-US"/>
+        </w:rPr>
+        <w:t>ECUD</w:t>
+      </w:r>
+      <w:r>
+        <w:rPr>
+          <w:rFonts w:eastAsia="Carlito"/>
+          <w:lang w:eastAsia="en-US"/>
+        </w:rPr>
+        <w:t>_REALIZAR_CONVERSIÓN</w:t>
+      </w:r>
+      <w:bookmarkEnd w:id="18"/>
+    </w:p>
+    <w:p>
+      <w:pPr>
+        <w:jc w:val="both"/>
+      </w:pPr>
+      <w:r>
+        <w:t>A continuación, se muestra</w:t>
+      </w:r>
+      <w:r>
+        <w:t xml:space="preserve"> </w:t>
+      </w:r>
+      <w:r>
+        <w:t>REALIZAR_CONVERIÓN</w:t>
+      </w:r>
+    </w:p>
+    <w:p>
+      <w:pPr>
+        <w:pStyle w:val="Descripcin"/>
+        <w:rPr>
+          <w:b/>
+          <w:bCs/>
+        </w:rPr>
+      </w:pPr>
+      <w:bookmarkStart w:id="19" w:name="_Toc229512492"/>
+      <w:r>
+        <w:t xml:space="preserve">Tabla </w:t>
+      </w:r>
+      <w:r>
+        <w:fldChar w:fldCharType="begin"/>
+      </w:r>
+      <w:r>
+        <w:instrText xml:space="preserve"> SEQ Tabla \* ARABIC </w:instrText>
+      </w:r>
+      <w:r>
+        <w:fldChar w:fldCharType="separate"/>
+      </w:r>
+      <w:r>
+        <w:rPr>
+          <w:noProof/>
+        </w:rPr>
+        <w:t>3</w:t>
+      </w:r>
+      <w:r>
+        <w:rPr>
+          <w:noProof/>
+        </w:rPr>
+        <w:fldChar w:fldCharType="end"/>
+      </w:r>
+      <w:r>
+        <w:t xml:space="preserve"> </w:t>
+      </w:r>
+      <w:r>
+        <w:t xml:space="preserve">ECUD </w:t>
+      </w:r>
+      <w:r>
+        <w:t>Realizar Conversión</w:t>
+      </w:r>
+      <w:bookmarkEnd w:id="19"/>
+    </w:p>
+    <w:p>
+      <w:pPr>
+        <w:pStyle w:val="Descripcin"/>
+      </w:pPr>
+    </w:p>
+    <w:tbl>
+      <w:tblPr>
+        <w:tblStyle w:val="Tabladecuadrcula5oscura-nfasis3"/>
         <w:tblW w:w="5000" w:type="pct"/>
         <w:tblBorders>
           <w:top w:val="single" w:sz="4" w:space="0" w:color="auto"/>
@@ -6816,7 +8053,7 @@
               <w:cnfStyle w:val="000000100000" w:firstRow="0" w:lastRow="0" w:firstColumn="0" w:lastColumn="0" w:oddVBand="0" w:evenVBand="0" w:oddHBand="1" w:evenHBand="0" w:firstRowFirstColumn="0" w:firstRowLastColumn="0" w:lastRowFirstColumn="0" w:lastRowLastColumn="0"/>
             </w:pPr>
             <w:r>
-              <w:t>Consultar Conversión</w:t>
+              <w:t>Realizar Conversión</w:t>
             </w:r>
           </w:p>
         </w:tc>
@@ -6868,10 +8105,7 @@
               <w:cnfStyle w:val="000000000000" w:firstRow="0" w:lastRow="0" w:firstColumn="0" w:lastColumn="0" w:oddVBand="0" w:evenVBand="0" w:oddHBand="0" w:evenHBand="0" w:firstRowFirstColumn="0" w:firstRowLastColumn="0" w:lastRowFirstColumn="0" w:lastRowLastColumn="0"/>
             </w:pPr>
             <w:r>
-              <w:t>ECUD</w:t>
-            </w:r>
-            <w:r>
-              <w:t>2</w:t>
+              <w:t>ECUD3</w:t>
             </w:r>
           </w:p>
         </w:tc>
@@ -6898,6 +8132,7 @@
               <w:rPr>
                 <w:b/>
               </w:rPr>
+              <w:lastRenderedPageBreak/>
               <w:t>Descripción</w:t>
             </w:r>
             <w:r>
@@ -6918,7 +8153,7 @@
               <w:cnfStyle w:val="000000100000" w:firstRow="0" w:lastRow="0" w:firstColumn="0" w:lastColumn="0" w:oddVBand="0" w:evenVBand="0" w:oddHBand="1" w:evenHBand="0" w:firstRowFirstColumn="0" w:firstRowLastColumn="0" w:lastRowFirstColumn="0" w:lastRowLastColumn="0"/>
             </w:pPr>
             <w:r>
-              <w:t>Permite al usuario consultar conversiones realizadas previamente o visualizar resultados almacenados en el sistema de conversiones de unidades.</w:t>
+              <w:t>Permite al usuario realizar conversiones entre unidades de longitud, masa y temperatura mediante el sistema de conversión de unidades.</w:t>
             </w:r>
           </w:p>
         </w:tc>
@@ -6964,7 +8199,7 @@
               <w:cnfStyle w:val="000000000000" w:firstRow="0" w:lastRow="0" w:firstColumn="0" w:lastColumn="0" w:oddVBand="0" w:evenVBand="0" w:oddHBand="0" w:evenHBand="0" w:firstRowFirstColumn="0" w:firstRowLastColumn="0" w:lastRowFirstColumn="0" w:lastRowLastColumn="0"/>
             </w:pPr>
             <w:r>
-              <w:t>Brindar acceso a los resultados de conversiones ejecutadas en el sistema para su revisión.</w:t>
+              <w:t>Proporcionar conversiones rápidas, precisas y automáticas entre diferentes unidades de medida.</w:t>
             </w:r>
           </w:p>
         </w:tc>
@@ -7229,7 +8464,7 @@
             <w:pPr>
               <w:pStyle w:val="Prrafodelista"/>
               <w:numPr>
-                <w:ilvl w:val="6"/>
+                <w:ilvl w:val="3"/>
                 <w:numId w:val="5"/>
               </w:numPr>
               <w:pBdr>
@@ -7249,7 +8484,7 @@
             <w:pPr>
               <w:pStyle w:val="Prrafodelista"/>
               <w:numPr>
-                <w:ilvl w:val="6"/>
+                <w:ilvl w:val="3"/>
                 <w:numId w:val="5"/>
               </w:numPr>
               <w:pBdr>
@@ -7262,8 +8497,20 @@
               <w:cnfStyle w:val="000000000000" w:firstRow="0" w:lastRow="0" w:firstColumn="0" w:lastColumn="0" w:oddVBand="0" w:evenVBand="0" w:oddHBand="0" w:evenHBand="0" w:firstRowFirstColumn="0" w:firstRowLastColumn="0" w:lastRowFirstColumn="0" w:lastRowLastColumn="0"/>
             </w:pPr>
             <w:r>
-              <w:t>Debe existir al menos una conversión registrada o disponible para consulta.</w:t>
-            </w:r>
+              <w:t>El sistema debe estar disponible y operativo.</w:t>
+            </w:r>
+          </w:p>
+          <w:p>
+            <w:pPr>
+              <w:pBdr>
+                <w:top w:val="nil"/>
+                <w:left w:val="nil"/>
+                <w:bottom w:val="nil"/>
+                <w:right w:val="nil"/>
+                <w:between w:val="nil"/>
+              </w:pBdr>
+              <w:cnfStyle w:val="000000000000" w:firstRow="0" w:lastRow="0" w:firstColumn="0" w:lastColumn="0" w:oddVBand="0" w:evenVBand="0" w:oddHBand="0" w:evenHBand="0" w:firstRowFirstColumn="0" w:firstRowLastColumn="0" w:lastRowFirstColumn="0" w:lastRowLastColumn="0"/>
+            </w:pPr>
           </w:p>
         </w:tc>
       </w:tr>
@@ -7310,7 +8557,7 @@
               <w:cnfStyle w:val="000000100000" w:firstRow="0" w:lastRow="0" w:firstColumn="0" w:lastColumn="0" w:oddVBand="0" w:evenVBand="0" w:oddHBand="1" w:evenHBand="0" w:firstRowFirstColumn="0" w:firstRowLastColumn="0" w:lastRowFirstColumn="0" w:lastRowLastColumn="0"/>
             </w:pPr>
             <w:r>
-              <w:t>El sistema muestra el historial o resultados de conversiones solicitadas por el usuario.</w:t>
+              <w:t>El sistema muestra el resultado de la conversión realizada y, si aplica, lo registra en el sistema para consulta posterior.</w:t>
             </w:r>
           </w:p>
         </w:tc>
@@ -7337,7 +8584,6 @@
               <w:rPr>
                 <w:b/>
               </w:rPr>
-              <w:lastRenderedPageBreak/>
               <w:t xml:space="preserve">Gráfico </w:t>
             </w:r>
           </w:p>
@@ -7356,39 +8602,102 @@
           <w:p>
             <w:pPr>
               <w:keepNext/>
+              <w:jc w:val="center"/>
               <w:cnfStyle w:val="000000000000" w:firstRow="0" w:lastRow="0" w:firstColumn="0" w:lastColumn="0" w:oddVBand="0" w:evenVBand="0" w:oddHBand="0" w:evenHBand="0" w:firstRowFirstColumn="0" w:firstRowLastColumn="0" w:lastRowFirstColumn="0" w:lastRowLastColumn="0"/>
             </w:pPr>
+            <w:bookmarkStart w:id="20" w:name="_GoBack"/>
+            <w:r>
+              <w:rPr>
+                <w:noProof/>
+                <w:lang w:val="es-EC" w:eastAsia="es-EC"/>
+              </w:rPr>
+              <w:drawing>
+                <wp:inline distT="0" distB="0" distL="0" distR="0" wp14:anchorId="3CA507A0" wp14:editId="22225E84">
+                  <wp:extent cx="2496083" cy="2974374"/>
+                  <wp:effectExtent l="0" t="0" r="0" b="0"/>
+                  <wp:docPr id="5" name="Imagen 5"/>
+                  <wp:cNvGraphicFramePr>
+                    <a:graphicFrameLocks xmlns:a="http://schemas.openxmlformats.org/drawingml/2006/main" noChangeAspect="1"/>
+                  </wp:cNvGraphicFramePr>
+                  <a:graphic xmlns:a="http://schemas.openxmlformats.org/drawingml/2006/main">
+                    <a:graphicData uri="http://schemas.openxmlformats.org/drawingml/2006/picture">
+                      <pic:pic xmlns:pic="http://schemas.openxmlformats.org/drawingml/2006/picture">
+                        <pic:nvPicPr>
+                          <pic:cNvPr id="1" name=""/>
+                          <pic:cNvPicPr/>
+                        </pic:nvPicPr>
+                        <pic:blipFill>
+                          <a:blip r:embed="rId12"/>
+                          <a:stretch>
+                            <a:fillRect/>
+                          </a:stretch>
+                        </pic:blipFill>
+                        <pic:spPr>
+                          <a:xfrm>
+                            <a:off x="0" y="0"/>
+                            <a:ext cx="2509982" cy="2990936"/>
+                          </a:xfrm>
+                          <a:prstGeom prst="rect">
+                            <a:avLst/>
+                          </a:prstGeom>
+                        </pic:spPr>
+                      </pic:pic>
+                    </a:graphicData>
+                  </a:graphic>
+                </wp:inline>
+              </w:drawing>
+            </w:r>
           </w:p>
           <w:p>
             <w:pPr>
               <w:pStyle w:val="Descripcin"/>
               <w:keepNext/>
+              <w:jc w:val="center"/>
               <w:cnfStyle w:val="000000000000" w:firstRow="0" w:lastRow="0" w:firstColumn="0" w:lastColumn="0" w:oddVBand="0" w:evenVBand="0" w:oddHBand="0" w:evenHBand="0" w:firstRowFirstColumn="0" w:firstRowLastColumn="0" w:lastRowFirstColumn="0" w:lastRowLastColumn="0"/>
             </w:pPr>
-            <w:bookmarkStart w:id="16" w:name="_Toc229512487"/>
+            <w:bookmarkStart w:id="21" w:name="_Toc229512488"/>
+            <w:bookmarkStart w:id="22" w:name="_Toc74775660"/>
             <w:r>
               <w:t xml:space="preserve">Ilustración </w:t>
             </w:r>
-            <w:fldSimple w:instr=" SEQ Ilustración \* ARABIC ">
-              <w:r>
-                <w:rPr>
-                  <w:noProof/>
-                </w:rPr>
-                <w:t>2</w:t>
-              </w:r>
-            </w:fldSimple>
+            <w:r>
+              <w:fldChar w:fldCharType="begin"/>
+            </w:r>
+            <w:r>
+              <w:instrText xml:space="preserve"> SEQ Ilustración \* ARABIC </w:instrText>
+            </w:r>
+            <w:r>
+              <w:fldChar w:fldCharType="separate"/>
+            </w:r>
+            <w:r>
+              <w:rPr>
+                <w:noProof/>
+              </w:rPr>
+              <w:t>3</w:t>
+            </w:r>
+            <w:r>
+              <w:rPr>
+                <w:noProof/>
+              </w:rPr>
+              <w:fldChar w:fldCharType="end"/>
+            </w:r>
             <w:r>
               <w:t xml:space="preserve"> </w:t>
             </w:r>
             <w:r>
-              <w:t>Consultar Conversión</w:t>
-            </w:r>
-            <w:bookmarkEnd w:id="16"/>
-          </w:p>
+              <w:t>Realizar Conversión</w:t>
+            </w:r>
+            <w:bookmarkEnd w:id="21"/>
+          </w:p>
+          <w:bookmarkEnd w:id="22"/>
+          <w:bookmarkEnd w:id="20"/>
           <w:p>
             <w:pPr>
               <w:pStyle w:val="Descripcin"/>
               <w:keepNext/>
+              <w:widowControl w:val="0"/>
+              <w:autoSpaceDE w:val="0"/>
+              <w:autoSpaceDN w:val="0"/>
               <w:cnfStyle w:val="000000000000" w:firstRow="0" w:lastRow="0" w:firstColumn="0" w:lastColumn="0" w:oddVBand="0" w:evenVBand="0" w:oddHBand="0" w:evenHBand="0" w:firstRowFirstColumn="0" w:firstRowLastColumn="0" w:lastRowFirstColumn="0" w:lastRowLastColumn="0"/>
             </w:pPr>
           </w:p>
@@ -7491,7 +8800,7 @@
           </w:tcPr>
           <w:p>
             <w:r>
-              <w:t>1. El usuario selecciona la opción “Consultar Conversión”.</w:t>
+              <w:t>1. El usuario selecciona el tipo de conversión (longitud, masa o temperatura).</w:t>
             </w:r>
           </w:p>
         </w:tc>
@@ -7505,7 +8814,7 @@
               <w:cnfStyle w:val="000000100000" w:firstRow="0" w:lastRow="0" w:firstColumn="0" w:lastColumn="0" w:oddVBand="0" w:evenVBand="0" w:oddHBand="1" w:evenHBand="0" w:firstRowFirstColumn="0" w:firstRowLastColumn="0" w:lastRowFirstColumn="0" w:lastRowLastColumn="0"/>
             </w:pPr>
             <w:r>
-              <w:t>2. El sistema muestra la interfaz de consulta.</w:t>
+              <w:t>2. El sistema muestra las opciones disponibles de unidades.</w:t>
             </w:r>
           </w:p>
         </w:tc>
@@ -7524,7 +8833,7 @@
           </w:tcPr>
           <w:p>
             <w:r>
-              <w:t>3. El usuario solicita ver conversiones realizadas.</w:t>
+              <w:t>3. El usuario ingresa el valor a convertir y selecciona unidades de origen y destino.</w:t>
             </w:r>
           </w:p>
         </w:tc>
@@ -7538,7 +8847,7 @@
               <w:cnfStyle w:val="000000000000" w:firstRow="0" w:lastRow="0" w:firstColumn="0" w:lastColumn="0" w:oddVBand="0" w:evenVBand="0" w:oddHBand="0" w:evenHBand="0" w:firstRowFirstColumn="0" w:firstRowLastColumn="0" w:lastRowFirstColumn="0" w:lastRowLastColumn="0"/>
             </w:pPr>
             <w:r>
-              <w:t>4. El sistema obtiene la información desde el servidor.</w:t>
+              <w:t>4. El sistema valida los datos ingresados.</w:t>
             </w:r>
           </w:p>
         </w:tc>
@@ -7558,7 +8867,15 @@
           </w:tcPr>
           <w:p>
             <w:r>
-              <w:t>5. El sistema muestra la lista de conversiones con sus resultados.</w:t>
+              <w:t xml:space="preserve">5. El sistema realiza la conversión mediante la lógica del </w:t>
+            </w:r>
+            <w:proofErr w:type="spellStart"/>
+            <w:r>
+              <w:t>backend</w:t>
+            </w:r>
+            <w:proofErr w:type="spellEnd"/>
+            <w:r>
+              <w:t>/API.</w:t>
             </w:r>
           </w:p>
         </w:tc>
@@ -7571,6 +8888,9 @@
             <w:pPr>
               <w:cnfStyle w:val="000000100000" w:firstRow="0" w:lastRow="0" w:firstColumn="0" w:lastColumn="0" w:oddVBand="0" w:evenVBand="0" w:oddHBand="1" w:evenHBand="0" w:firstRowFirstColumn="0" w:firstRowLastColumn="0" w:lastRowFirstColumn="0" w:lastRowLastColumn="0"/>
             </w:pPr>
+            <w:r>
+              <w:t>6. El sistema muestra el resultado de la conversión.</w:t>
+            </w:r>
           </w:p>
         </w:tc>
       </w:tr>
@@ -7597,1111 +8917,7 @@
               <w:rPr>
                 <w:b/>
               </w:rPr>
-              <w:t>Flujo Alternativo</w:t>
-            </w:r>
-            <w:r>
-              <w:rPr>
-                <w:b/>
-              </w:rPr>
-              <w:t>:</w:t>
-            </w:r>
-          </w:p>
-          <w:p>
-            <w:pPr>
-              <w:tabs>
-                <w:tab w:val="left" w:pos="3540"/>
-              </w:tabs>
-              <w:rPr>
-                <w:bCs/>
-              </w:rPr>
-            </w:pPr>
-            <w:r>
-              <w:rPr>
-                <w:bCs/>
-              </w:rPr>
-              <w:t>1. No existen registros:</w:t>
-            </w:r>
-          </w:p>
-          <w:p>
-            <w:pPr>
-              <w:tabs>
-                <w:tab w:val="left" w:pos="3540"/>
-              </w:tabs>
-              <w:rPr>
-                <w:bCs/>
-              </w:rPr>
-            </w:pPr>
-            <w:r>
-              <w:rPr>
-                <w:bCs/>
-              </w:rPr>
-              <w:t>El sistema muestra un mensaje indicando que no hay conversiones disponibles.</w:t>
-            </w:r>
-          </w:p>
-          <w:p>
-            <w:pPr>
-              <w:tabs>
-                <w:tab w:val="left" w:pos="3540"/>
-              </w:tabs>
-              <w:rPr>
-                <w:bCs/>
-              </w:rPr>
-            </w:pPr>
-            <w:r>
-              <w:rPr>
-                <w:bCs/>
-              </w:rPr>
-              <w:t>2. Error de conexión:</w:t>
-            </w:r>
-          </w:p>
-          <w:p>
-            <w:pPr>
-              <w:tabs>
-                <w:tab w:val="left" w:pos="3540"/>
-              </w:tabs>
-              <w:rPr>
-                <w:bCs/>
-              </w:rPr>
-            </w:pPr>
-            <w:r>
-              <w:rPr>
-                <w:bCs/>
-              </w:rPr>
-              <w:t>El sistema muestra un mensaje de error y solicita reintentar la operación.</w:t>
-            </w:r>
-            <w:r>
-              <w:rPr>
-                <w:bCs/>
-              </w:rPr>
-              <w:tab/>
-            </w:r>
-          </w:p>
-        </w:tc>
-      </w:tr>
-      <w:tr>
-        <w:trPr>
-          <w:cnfStyle w:val="000000100000" w:firstRow="0" w:lastRow="0" w:firstColumn="0" w:lastColumn="0" w:oddVBand="0" w:evenVBand="0" w:oddHBand="1" w:evenHBand="0" w:firstRowFirstColumn="0" w:firstRowLastColumn="0" w:lastRowFirstColumn="0" w:lastRowLastColumn="0"/>
-          <w:trHeight w:val="253"/>
-        </w:trPr>
-        <w:tc>
-          <w:tcPr>
-            <w:cnfStyle w:val="000010000000" w:firstRow="0" w:lastRow="0" w:firstColumn="0" w:lastColumn="0" w:oddVBand="1" w:evenVBand="0" w:oddHBand="0" w:evenHBand="0" w:firstRowFirstColumn="0" w:firstRowLastColumn="0" w:lastRowFirstColumn="0" w:lastRowLastColumn="0"/>
-            <w:tcW w:w="5000" w:type="pct"/>
-            <w:gridSpan w:val="6"/>
-          </w:tcPr>
-          <w:p>
-            <w:pPr>
-              <w:rPr>
-                <w:b/>
-              </w:rPr>
-            </w:pPr>
-            <w:r>
-              <w:rPr>
-                <w:b/>
-              </w:rPr>
-              <w:t>Casos de uso incluidos:</w:t>
-            </w:r>
-            <w:r>
-              <w:rPr>
-                <w:b/>
-              </w:rPr>
-              <w:t xml:space="preserve"> </w:t>
-            </w:r>
-            <w:r>
-              <w:t>E</w:t>
-            </w:r>
-            <w:r>
-              <w:t>CU</w:t>
-            </w:r>
-            <w:r>
-              <w:t>D1</w:t>
-            </w:r>
-          </w:p>
-        </w:tc>
-      </w:tr>
-      <w:tr>
-        <w:trPr>
-          <w:trHeight w:val="253"/>
-        </w:trPr>
-        <w:tc>
-          <w:tcPr>
-            <w:cnfStyle w:val="000010000000" w:firstRow="0" w:lastRow="0" w:firstColumn="0" w:lastColumn="0" w:oddVBand="1" w:evenVBand="0" w:oddHBand="0" w:evenHBand="0" w:firstRowFirstColumn="0" w:firstRowLastColumn="0" w:lastRowFirstColumn="0" w:lastRowLastColumn="0"/>
-            <w:tcW w:w="5000" w:type="pct"/>
-            <w:gridSpan w:val="6"/>
-          </w:tcPr>
-          <w:p>
-            <w:pPr>
-              <w:keepNext/>
-              <w:rPr>
-                <w:b/>
-              </w:rPr>
-            </w:pPr>
-            <w:r>
-              <w:rPr>
-                <w:b/>
-              </w:rPr>
-              <w:t xml:space="preserve">Casos de uso extendidos: </w:t>
-            </w:r>
-          </w:p>
-          <w:p>
-            <w:pPr>
-              <w:keepNext/>
-            </w:pPr>
-            <w:r>
-              <w:t>Realizar Conversión</w:t>
-            </w:r>
-          </w:p>
-        </w:tc>
-      </w:tr>
-    </w:tbl>
-    <w:p>
-      <w:pPr>
-        <w:pStyle w:val="Descripcin"/>
-      </w:pPr>
-    </w:p>
-    <w:p>
-      <w:pPr>
-        <w:pStyle w:val="Ttulo2"/>
-        <w:rPr>
-          <w:rFonts w:eastAsia="Carlito"/>
-          <w:i/>
-          <w:lang w:eastAsia="en-US"/>
-        </w:rPr>
-      </w:pPr>
-      <w:bookmarkStart w:id="17" w:name="_Toc229512503"/>
-      <w:r>
-        <w:rPr>
-          <w:rFonts w:eastAsia="Carlito"/>
-          <w:lang w:eastAsia="en-US"/>
-        </w:rPr>
-        <w:t>ECUD</w:t>
-      </w:r>
-      <w:r>
-        <w:rPr>
-          <w:rFonts w:eastAsia="Carlito"/>
-          <w:lang w:eastAsia="en-US"/>
-        </w:rPr>
-        <w:t>_REALIZAR_CONVERSIÓN</w:t>
-      </w:r>
-      <w:bookmarkEnd w:id="17"/>
-    </w:p>
-    <w:p>
-      <w:pPr>
-        <w:jc w:val="both"/>
-      </w:pPr>
-      <w:r>
-        <w:t>A continuación, se muestra</w:t>
-      </w:r>
-      <w:r>
-        <w:t xml:space="preserve"> </w:t>
-      </w:r>
-      <w:r>
-        <w:t>REALIZAR_CONVERIÓN</w:t>
-      </w:r>
-    </w:p>
-    <w:p>
-      <w:pPr>
-        <w:pStyle w:val="Descripcin"/>
-        <w:rPr>
-          <w:b/>
-          <w:bCs/>
-        </w:rPr>
-      </w:pPr>
-      <w:bookmarkStart w:id="18" w:name="_Toc229512492"/>
-      <w:r>
-        <w:t xml:space="preserve">Tabla </w:t>
-      </w:r>
-      <w:fldSimple w:instr=" SEQ Tabla \* ARABIC ">
-        <w:r>
-          <w:rPr>
-            <w:noProof/>
-          </w:rPr>
-          <w:t>3</w:t>
-        </w:r>
-      </w:fldSimple>
-      <w:r>
-        <w:t xml:space="preserve"> </w:t>
-      </w:r>
-      <w:r>
-        <w:t xml:space="preserve">ECUD </w:t>
-      </w:r>
-      <w:r>
-        <w:t>Realizar Conversión</w:t>
-      </w:r>
-      <w:bookmarkEnd w:id="18"/>
-    </w:p>
-    <w:p>
-      <w:pPr>
-        <w:pStyle w:val="Descripcin"/>
-      </w:pPr>
-    </w:p>
-    <w:tbl>
-      <w:tblPr>
-        <w:tblStyle w:val="Tablaconcuadrcula5oscura-nfasis3"/>
-        <w:tblW w:w="5000" w:type="pct"/>
-        <w:tblBorders>
-          <w:top w:val="single" w:sz="4" w:space="0" w:color="auto"/>
-          <w:left w:val="single" w:sz="4" w:space="0" w:color="auto"/>
-          <w:bottom w:val="single" w:sz="4" w:space="0" w:color="auto"/>
-          <w:right w:val="single" w:sz="4" w:space="0" w:color="auto"/>
-          <w:insideH w:val="single" w:sz="4" w:space="0" w:color="auto"/>
-          <w:insideV w:val="single" w:sz="4" w:space="0" w:color="auto"/>
-        </w:tblBorders>
-        <w:tblLook w:val="0000" w:firstRow="0" w:lastRow="0" w:firstColumn="0" w:lastColumn="0" w:noHBand="0" w:noVBand="0"/>
-      </w:tblPr>
-      <w:tblGrid>
-        <w:gridCol w:w="2855"/>
-        <w:gridCol w:w="1848"/>
-        <w:gridCol w:w="593"/>
-        <w:gridCol w:w="2216"/>
-        <w:gridCol w:w="1491"/>
-        <w:gridCol w:w="13"/>
-      </w:tblGrid>
-      <w:tr>
-        <w:trPr>
-          <w:cnfStyle w:val="000000100000" w:firstRow="0" w:lastRow="0" w:firstColumn="0" w:lastColumn="0" w:oddVBand="0" w:evenVBand="0" w:oddHBand="1" w:evenHBand="0" w:firstRowFirstColumn="0" w:firstRowLastColumn="0" w:lastRowFirstColumn="0" w:lastRowLastColumn="0"/>
-          <w:trHeight w:val="214"/>
-        </w:trPr>
-        <w:tc>
-          <w:tcPr>
-            <w:cnfStyle w:val="000010000000" w:firstRow="0" w:lastRow="0" w:firstColumn="0" w:lastColumn="0" w:oddVBand="1" w:evenVBand="0" w:oddHBand="0" w:evenHBand="0" w:firstRowFirstColumn="0" w:firstRowLastColumn="0" w:lastRowFirstColumn="0" w:lastRowLastColumn="0"/>
-            <w:tcW w:w="1583" w:type="pct"/>
-            <w:vAlign w:val="center"/>
-          </w:tcPr>
-          <w:p>
-            <w:pPr>
-              <w:jc w:val="right"/>
-              <w:rPr>
-                <w:b/>
-              </w:rPr>
-            </w:pPr>
-            <w:r>
-              <w:rPr>
-                <w:b/>
-              </w:rPr>
-              <w:t xml:space="preserve">Nombre Caso de Uso: </w:t>
-            </w:r>
-          </w:p>
-        </w:tc>
-        <w:tc>
-          <w:tcPr>
-            <w:tcW w:w="3417" w:type="pct"/>
-            <w:gridSpan w:val="5"/>
-          </w:tcPr>
-          <w:p>
-            <w:pPr>
-              <w:cnfStyle w:val="000000100000" w:firstRow="0" w:lastRow="0" w:firstColumn="0" w:lastColumn="0" w:oddVBand="0" w:evenVBand="0" w:oddHBand="1" w:evenHBand="0" w:firstRowFirstColumn="0" w:firstRowLastColumn="0" w:lastRowFirstColumn="0" w:lastRowLastColumn="0"/>
-            </w:pPr>
-            <w:r>
-              <w:t>Realizar Conversión</w:t>
-            </w:r>
-          </w:p>
-        </w:tc>
-      </w:tr>
-      <w:tr>
-        <w:trPr>
-          <w:trHeight w:val="214"/>
-        </w:trPr>
-        <w:tc>
-          <w:tcPr>
-            <w:cnfStyle w:val="000010000000" w:firstRow="0" w:lastRow="0" w:firstColumn="0" w:lastColumn="0" w:oddVBand="1" w:evenVBand="0" w:oddHBand="0" w:evenHBand="0" w:firstRowFirstColumn="0" w:firstRowLastColumn="0" w:lastRowFirstColumn="0" w:lastRowLastColumn="0"/>
-            <w:tcW w:w="1583" w:type="pct"/>
-            <w:vAlign w:val="center"/>
-          </w:tcPr>
-          <w:p>
-            <w:pPr>
-              <w:jc w:val="right"/>
-              <w:rPr>
-                <w:b/>
-              </w:rPr>
-            </w:pPr>
-            <w:r>
-              <w:rPr>
-                <w:b/>
-              </w:rPr>
-              <w:t>Identificador</w:t>
-            </w:r>
-            <w:r>
-              <w:rPr>
-                <w:b/>
-              </w:rPr>
-              <w:t>:</w:t>
-            </w:r>
-            <w:r>
-              <w:rPr>
-                <w:b/>
-              </w:rPr>
-              <w:t xml:space="preserve"> </w:t>
-            </w:r>
-          </w:p>
-        </w:tc>
-        <w:tc>
-          <w:tcPr>
-            <w:tcW w:w="3417" w:type="pct"/>
-            <w:gridSpan w:val="5"/>
-          </w:tcPr>
-          <w:p>
-            <w:pPr>
-              <w:cnfStyle w:val="000000000000" w:firstRow="0" w:lastRow="0" w:firstColumn="0" w:lastColumn="0" w:oddVBand="0" w:evenVBand="0" w:oddHBand="0" w:evenHBand="0" w:firstRowFirstColumn="0" w:firstRowLastColumn="0" w:lastRowFirstColumn="0" w:lastRowLastColumn="0"/>
-            </w:pPr>
-            <w:r>
-              <w:t>ECUD</w:t>
-            </w:r>
-            <w:r>
-              <w:t>3</w:t>
-            </w:r>
-          </w:p>
-        </w:tc>
-      </w:tr>
-      <w:tr>
-        <w:trPr>
-          <w:cnfStyle w:val="000000100000" w:firstRow="0" w:lastRow="0" w:firstColumn="0" w:lastColumn="0" w:oddVBand="0" w:evenVBand="0" w:oddHBand="1" w:evenHBand="0" w:firstRowFirstColumn="0" w:firstRowLastColumn="0" w:lastRowFirstColumn="0" w:lastRowLastColumn="0"/>
-          <w:trHeight w:val="214"/>
-        </w:trPr>
-        <w:tc>
-          <w:tcPr>
-            <w:cnfStyle w:val="000010000000" w:firstRow="0" w:lastRow="0" w:firstColumn="0" w:lastColumn="0" w:oddVBand="1" w:evenVBand="0" w:oddHBand="0" w:evenHBand="0" w:firstRowFirstColumn="0" w:firstRowLastColumn="0" w:lastRowFirstColumn="0" w:lastRowLastColumn="0"/>
-            <w:tcW w:w="1583" w:type="pct"/>
-            <w:vAlign w:val="center"/>
-          </w:tcPr>
-          <w:p>
-            <w:pPr>
-              <w:jc w:val="right"/>
-              <w:rPr>
-                <w:b/>
-              </w:rPr>
-            </w:pPr>
-            <w:r>
-              <w:rPr>
-                <w:b/>
-              </w:rPr>
-              <w:t>Descripción</w:t>
-            </w:r>
-            <w:r>
-              <w:rPr>
-                <w:b/>
-              </w:rPr>
-              <w:t>:</w:t>
-            </w:r>
-          </w:p>
-        </w:tc>
-        <w:tc>
-          <w:tcPr>
-            <w:tcW w:w="3417" w:type="pct"/>
-            <w:gridSpan w:val="5"/>
-          </w:tcPr>
-          <w:p>
-            <w:pPr>
-              <w:cnfStyle w:val="000000100000" w:firstRow="0" w:lastRow="0" w:firstColumn="0" w:lastColumn="0" w:oddVBand="0" w:evenVBand="0" w:oddHBand="1" w:evenHBand="0" w:firstRowFirstColumn="0" w:firstRowLastColumn="0" w:lastRowFirstColumn="0" w:lastRowLastColumn="0"/>
-            </w:pPr>
-            <w:r>
-              <w:t>Permite al usuario realizar conversiones entre unidades de longitud, masa y temperatura mediante el sistema de conversión de unidades.</w:t>
-            </w:r>
-          </w:p>
-        </w:tc>
-      </w:tr>
-      <w:tr>
-        <w:trPr>
-          <w:trHeight w:val="214"/>
-        </w:trPr>
-        <w:tc>
-          <w:tcPr>
-            <w:cnfStyle w:val="000010000000" w:firstRow="0" w:lastRow="0" w:firstColumn="0" w:lastColumn="0" w:oddVBand="1" w:evenVBand="0" w:oddHBand="0" w:evenHBand="0" w:firstRowFirstColumn="0" w:firstRowLastColumn="0" w:lastRowFirstColumn="0" w:lastRowLastColumn="0"/>
-            <w:tcW w:w="1583" w:type="pct"/>
-            <w:vAlign w:val="center"/>
-          </w:tcPr>
-          <w:p>
-            <w:pPr>
-              <w:jc w:val="right"/>
-              <w:rPr>
-                <w:b/>
-              </w:rPr>
-            </w:pPr>
-            <w:r>
-              <w:rPr>
-                <w:b/>
-              </w:rPr>
-              <w:t>Meta</w:t>
-            </w:r>
-            <w:r>
-              <w:rPr>
-                <w:b/>
-              </w:rPr>
-              <w:t>:</w:t>
-            </w:r>
-          </w:p>
-        </w:tc>
-        <w:tc>
-          <w:tcPr>
-            <w:tcW w:w="3417" w:type="pct"/>
-            <w:gridSpan w:val="5"/>
-          </w:tcPr>
-          <w:p>
-            <w:pPr>
-              <w:cnfStyle w:val="000000000000" w:firstRow="0" w:lastRow="0" w:firstColumn="0" w:lastColumn="0" w:oddVBand="0" w:evenVBand="0" w:oddHBand="0" w:evenHBand="0" w:firstRowFirstColumn="0" w:firstRowLastColumn="0" w:lastRowFirstColumn="0" w:lastRowLastColumn="0"/>
-            </w:pPr>
-            <w:r>
-              <w:t>Proporcionar conversiones rápidas, precisas y automáticas entre diferentes unidades de medida.</w:t>
-            </w:r>
-          </w:p>
-        </w:tc>
-      </w:tr>
-      <w:tr>
-        <w:trPr>
-          <w:gridAfter w:val="1"/>
-          <w:cnfStyle w:val="000000100000" w:firstRow="0" w:lastRow="0" w:firstColumn="0" w:lastColumn="0" w:oddVBand="0" w:evenVBand="0" w:oddHBand="1" w:evenHBand="0" w:firstRowFirstColumn="0" w:firstRowLastColumn="0" w:lastRowFirstColumn="0" w:lastRowLastColumn="0"/>
-          <w:wAfter w:w="7" w:type="pct"/>
-          <w:trHeight w:val="214"/>
-        </w:trPr>
-        <w:tc>
-          <w:tcPr>
-            <w:cnfStyle w:val="000010000000" w:firstRow="0" w:lastRow="0" w:firstColumn="0" w:lastColumn="0" w:oddVBand="1" w:evenVBand="0" w:oddHBand="0" w:evenHBand="0" w:firstRowFirstColumn="0" w:firstRowLastColumn="0" w:lastRowFirstColumn="0" w:lastRowLastColumn="0"/>
-            <w:tcW w:w="1583" w:type="pct"/>
-            <w:vAlign w:val="center"/>
-          </w:tcPr>
-          <w:p>
-            <w:pPr>
-              <w:jc w:val="right"/>
-              <w:rPr>
-                <w:b/>
-              </w:rPr>
-            </w:pPr>
-            <w:r>
-              <w:rPr>
-                <w:b/>
-              </w:rPr>
-              <w:t>Estado:</w:t>
-            </w:r>
-          </w:p>
-        </w:tc>
-        <w:tc>
-          <w:tcPr>
-            <w:tcW w:w="1354" w:type="pct"/>
-            <w:gridSpan w:val="2"/>
-          </w:tcPr>
-          <w:p>
-            <w:pPr>
-              <w:cnfStyle w:val="000000100000" w:firstRow="0" w:lastRow="0" w:firstColumn="0" w:lastColumn="0" w:oddVBand="0" w:evenVBand="0" w:oddHBand="1" w:evenHBand="0" w:firstRowFirstColumn="0" w:firstRowLastColumn="0" w:lastRowFirstColumn="0" w:lastRowLastColumn="0"/>
-            </w:pPr>
-            <w:r>
-              <w:t>Activo</w:t>
-            </w:r>
-          </w:p>
-        </w:tc>
-        <w:tc>
-          <w:tcPr>
-            <w:cnfStyle w:val="000010000000" w:firstRow="0" w:lastRow="0" w:firstColumn="0" w:lastColumn="0" w:oddVBand="1" w:evenVBand="0" w:oddHBand="0" w:evenHBand="0" w:firstRowFirstColumn="0" w:firstRowLastColumn="0" w:lastRowFirstColumn="0" w:lastRowLastColumn="0"/>
-            <w:tcW w:w="1229" w:type="pct"/>
-          </w:tcPr>
-          <w:p>
-            <w:r>
-              <w:rPr>
-                <w:b/>
-              </w:rPr>
-              <w:t>Versión</w:t>
-            </w:r>
-            <w:r>
-              <w:t xml:space="preserve">: </w:t>
-            </w:r>
-          </w:p>
-        </w:tc>
-        <w:tc>
-          <w:tcPr>
-            <w:tcW w:w="827" w:type="pct"/>
-          </w:tcPr>
-          <w:p>
-            <w:pPr>
-              <w:cnfStyle w:val="000000100000" w:firstRow="0" w:lastRow="0" w:firstColumn="0" w:lastColumn="0" w:oddVBand="0" w:evenVBand="0" w:oddHBand="1" w:evenHBand="0" w:firstRowFirstColumn="0" w:firstRowLastColumn="0" w:lastRowFirstColumn="0" w:lastRowLastColumn="0"/>
-            </w:pPr>
-            <w:r>
-              <w:t>1.0</w:t>
-            </w:r>
-          </w:p>
-        </w:tc>
-      </w:tr>
-      <w:tr>
-        <w:trPr>
-          <w:trHeight w:val="253"/>
-        </w:trPr>
-        <w:tc>
-          <w:tcPr>
-            <w:cnfStyle w:val="000010000000" w:firstRow="0" w:lastRow="0" w:firstColumn="0" w:lastColumn="0" w:oddVBand="1" w:evenVBand="0" w:oddHBand="0" w:evenHBand="0" w:firstRowFirstColumn="0" w:firstRowLastColumn="0" w:lastRowFirstColumn="0" w:lastRowLastColumn="0"/>
-            <w:tcW w:w="1583" w:type="pct"/>
-            <w:vAlign w:val="center"/>
-          </w:tcPr>
-          <w:p>
-            <w:pPr>
-              <w:jc w:val="right"/>
-              <w:rPr>
-                <w:b/>
-              </w:rPr>
-            </w:pPr>
-            <w:r>
-              <w:rPr>
-                <w:b/>
-              </w:rPr>
-              <w:t>Autores:</w:t>
-            </w:r>
-          </w:p>
-        </w:tc>
-        <w:tc>
-          <w:tcPr>
-            <w:tcW w:w="3417" w:type="pct"/>
-            <w:gridSpan w:val="5"/>
-          </w:tcPr>
-          <w:p>
-            <w:pPr>
-              <w:cnfStyle w:val="000000000000" w:firstRow="0" w:lastRow="0" w:firstColumn="0" w:lastColumn="0" w:oddVBand="0" w:evenVBand="0" w:oddHBand="0" w:evenHBand="0" w:firstRowFirstColumn="0" w:firstRowLastColumn="0" w:lastRowFirstColumn="0" w:lastRowLastColumn="0"/>
-              <w:rPr>
-                <w:lang w:val="es-MX"/>
-              </w:rPr>
-            </w:pPr>
-            <w:r>
-              <w:rPr>
-                <w:lang w:val="es-MX"/>
-              </w:rPr>
-              <w:t xml:space="preserve">Ibarra Ronny, Rivera Carlos, Sánchez </w:t>
-            </w:r>
-            <w:proofErr w:type="spellStart"/>
-            <w:r>
-              <w:rPr>
-                <w:lang w:val="es-MX"/>
-              </w:rPr>
-              <w:t>Angelo</w:t>
-            </w:r>
-            <w:proofErr w:type="spellEnd"/>
-          </w:p>
-        </w:tc>
-      </w:tr>
-      <w:tr>
-        <w:trPr>
-          <w:gridAfter w:val="1"/>
-          <w:cnfStyle w:val="000000100000" w:firstRow="0" w:lastRow="0" w:firstColumn="0" w:lastColumn="0" w:oddVBand="0" w:evenVBand="0" w:oddHBand="1" w:evenHBand="0" w:firstRowFirstColumn="0" w:firstRowLastColumn="0" w:lastRowFirstColumn="0" w:lastRowLastColumn="0"/>
-          <w:wAfter w:w="7" w:type="pct"/>
-          <w:trHeight w:val="488"/>
-        </w:trPr>
-        <w:tc>
-          <w:tcPr>
-            <w:cnfStyle w:val="000010000000" w:firstRow="0" w:lastRow="0" w:firstColumn="0" w:lastColumn="0" w:oddVBand="1" w:evenVBand="0" w:oddHBand="0" w:evenHBand="0" w:firstRowFirstColumn="0" w:firstRowLastColumn="0" w:lastRowFirstColumn="0" w:lastRowLastColumn="0"/>
-            <w:tcW w:w="1583" w:type="pct"/>
-            <w:vAlign w:val="center"/>
-          </w:tcPr>
-          <w:p>
-            <w:pPr>
-              <w:jc w:val="right"/>
-              <w:rPr>
-                <w:b/>
-              </w:rPr>
-            </w:pPr>
-            <w:r>
-              <w:rPr>
-                <w:b/>
-              </w:rPr>
-              <w:t>Fecha creación</w:t>
-            </w:r>
-          </w:p>
-        </w:tc>
-        <w:tc>
-          <w:tcPr>
-            <w:tcW w:w="1354" w:type="pct"/>
-            <w:gridSpan w:val="2"/>
-          </w:tcPr>
-          <w:p>
-            <w:pPr>
-              <w:cnfStyle w:val="000000100000" w:firstRow="0" w:lastRow="0" w:firstColumn="0" w:lastColumn="0" w:oddVBand="0" w:evenVBand="0" w:oddHBand="1" w:evenHBand="0" w:firstRowFirstColumn="0" w:firstRowLastColumn="0" w:lastRowFirstColumn="0" w:lastRowLastColumn="0"/>
-            </w:pPr>
-            <w:r>
-              <w:t>12</w:t>
-            </w:r>
-            <w:r>
-              <w:t>/</w:t>
-            </w:r>
-            <w:r>
-              <w:t>05</w:t>
-            </w:r>
-            <w:r>
-              <w:t>/202</w:t>
-            </w:r>
-            <w:r>
-              <w:t>6</w:t>
-            </w:r>
-          </w:p>
-        </w:tc>
-        <w:tc>
-          <w:tcPr>
-            <w:cnfStyle w:val="000010000000" w:firstRow="0" w:lastRow="0" w:firstColumn="0" w:lastColumn="0" w:oddVBand="1" w:evenVBand="0" w:oddHBand="0" w:evenHBand="0" w:firstRowFirstColumn="0" w:firstRowLastColumn="0" w:lastRowFirstColumn="0" w:lastRowLastColumn="0"/>
-            <w:tcW w:w="1229" w:type="pct"/>
-          </w:tcPr>
-          <w:p>
-            <w:pPr>
-              <w:rPr>
-                <w:b/>
-              </w:rPr>
-            </w:pPr>
-            <w:r>
-              <w:rPr>
-                <w:b/>
-              </w:rPr>
-              <w:t>Fecha modificación</w:t>
-            </w:r>
-          </w:p>
-        </w:tc>
-        <w:tc>
-          <w:tcPr>
-            <w:tcW w:w="827" w:type="pct"/>
-          </w:tcPr>
-          <w:p>
-            <w:pPr>
-              <w:cnfStyle w:val="000000100000" w:firstRow="0" w:lastRow="0" w:firstColumn="0" w:lastColumn="0" w:oddVBand="0" w:evenVBand="0" w:oddHBand="1" w:evenHBand="0" w:firstRowFirstColumn="0" w:firstRowLastColumn="0" w:lastRowFirstColumn="0" w:lastRowLastColumn="0"/>
-            </w:pPr>
-            <w:r>
-              <w:t>12</w:t>
-            </w:r>
-            <w:r>
-              <w:t>/</w:t>
-            </w:r>
-            <w:r>
-              <w:t>05</w:t>
-            </w:r>
-            <w:r>
-              <w:t>/202</w:t>
-            </w:r>
-            <w:r>
-              <w:t>6</w:t>
-            </w:r>
-          </w:p>
-        </w:tc>
-      </w:tr>
-      <w:tr>
-        <w:trPr>
-          <w:trHeight w:val="214"/>
-        </w:trPr>
-        <w:tc>
-          <w:tcPr>
-            <w:cnfStyle w:val="000010000000" w:firstRow="0" w:lastRow="0" w:firstColumn="0" w:lastColumn="0" w:oddVBand="1" w:evenVBand="0" w:oddHBand="0" w:evenHBand="0" w:firstRowFirstColumn="0" w:firstRowLastColumn="0" w:lastRowFirstColumn="0" w:lastRowLastColumn="0"/>
-            <w:tcW w:w="1583" w:type="pct"/>
-            <w:vAlign w:val="center"/>
-          </w:tcPr>
-          <w:p>
-            <w:pPr>
-              <w:jc w:val="right"/>
-              <w:rPr>
-                <w:b/>
-              </w:rPr>
-            </w:pPr>
-            <w:r>
-              <w:rPr>
-                <w:b/>
-              </w:rPr>
               <w:lastRenderedPageBreak/>
-              <w:t>Precondiciones</w:t>
-            </w:r>
-          </w:p>
-        </w:tc>
-        <w:tc>
-          <w:tcPr>
-            <w:tcW w:w="3417" w:type="pct"/>
-            <w:gridSpan w:val="5"/>
-          </w:tcPr>
-          <w:p>
-            <w:pPr>
-              <w:pStyle w:val="Prrafodelista"/>
-              <w:numPr>
-                <w:ilvl w:val="3"/>
-                <w:numId w:val="5"/>
-              </w:numPr>
-              <w:pBdr>
-                <w:top w:val="nil"/>
-                <w:left w:val="nil"/>
-                <w:bottom w:val="nil"/>
-                <w:right w:val="nil"/>
-                <w:between w:val="nil"/>
-              </w:pBdr>
-              <w:cnfStyle w:val="000000000000" w:firstRow="0" w:lastRow="0" w:firstColumn="0" w:lastColumn="0" w:oddVBand="0" w:evenVBand="0" w:oddHBand="0" w:evenHBand="0" w:firstRowFirstColumn="0" w:firstRowLastColumn="0" w:lastRowFirstColumn="0" w:lastRowLastColumn="0"/>
-            </w:pPr>
-            <w:r>
-              <w:t>El usuario debe haber iniciado sesión en el sistema.</w:t>
-            </w:r>
-          </w:p>
-          <w:p>
-            <w:pPr>
-              <w:pStyle w:val="Prrafodelista"/>
-              <w:numPr>
-                <w:ilvl w:val="3"/>
-                <w:numId w:val="5"/>
-              </w:numPr>
-              <w:pBdr>
-                <w:top w:val="nil"/>
-                <w:left w:val="nil"/>
-                <w:bottom w:val="nil"/>
-                <w:right w:val="nil"/>
-                <w:between w:val="nil"/>
-              </w:pBdr>
-              <w:cnfStyle w:val="000000000000" w:firstRow="0" w:lastRow="0" w:firstColumn="0" w:lastColumn="0" w:oddVBand="0" w:evenVBand="0" w:oddHBand="0" w:evenHBand="0" w:firstRowFirstColumn="0" w:firstRowLastColumn="0" w:lastRowFirstColumn="0" w:lastRowLastColumn="0"/>
-            </w:pPr>
-            <w:r>
-              <w:t>El sistema debe estar disponible y operativo.</w:t>
-            </w:r>
-          </w:p>
-          <w:p>
-            <w:pPr>
-              <w:pBdr>
-                <w:top w:val="nil"/>
-                <w:left w:val="nil"/>
-                <w:bottom w:val="nil"/>
-                <w:right w:val="nil"/>
-                <w:between w:val="nil"/>
-              </w:pBdr>
-              <w:cnfStyle w:val="000000000000" w:firstRow="0" w:lastRow="0" w:firstColumn="0" w:lastColumn="0" w:oddVBand="0" w:evenVBand="0" w:oddHBand="0" w:evenHBand="0" w:firstRowFirstColumn="0" w:firstRowLastColumn="0" w:lastRowFirstColumn="0" w:lastRowLastColumn="0"/>
-            </w:pPr>
-          </w:p>
-        </w:tc>
-      </w:tr>
-      <w:tr>
-        <w:trPr>
-          <w:cnfStyle w:val="000000100000" w:firstRow="0" w:lastRow="0" w:firstColumn="0" w:lastColumn="0" w:oddVBand="0" w:evenVBand="0" w:oddHBand="1" w:evenHBand="0" w:firstRowFirstColumn="0" w:firstRowLastColumn="0" w:lastRowFirstColumn="0" w:lastRowLastColumn="0"/>
-          <w:trHeight w:val="214"/>
-        </w:trPr>
-        <w:tc>
-          <w:tcPr>
-            <w:cnfStyle w:val="000010000000" w:firstRow="0" w:lastRow="0" w:firstColumn="0" w:lastColumn="0" w:oddVBand="1" w:evenVBand="0" w:oddHBand="0" w:evenHBand="0" w:firstRowFirstColumn="0" w:firstRowLastColumn="0" w:lastRowFirstColumn="0" w:lastRowLastColumn="0"/>
-            <w:tcW w:w="1583" w:type="pct"/>
-            <w:vAlign w:val="center"/>
-          </w:tcPr>
-          <w:p>
-            <w:pPr>
-              <w:jc w:val="right"/>
-              <w:rPr>
-                <w:b/>
-              </w:rPr>
-            </w:pPr>
-            <w:r>
-              <w:rPr>
-                <w:b/>
-              </w:rPr>
-              <w:t>Post condiciones</w:t>
-            </w:r>
-          </w:p>
-        </w:tc>
-        <w:tc>
-          <w:tcPr>
-            <w:tcW w:w="3417" w:type="pct"/>
-            <w:gridSpan w:val="5"/>
-          </w:tcPr>
-          <w:p>
-            <w:pPr>
-              <w:pBdr>
-                <w:top w:val="nil"/>
-                <w:left w:val="nil"/>
-                <w:bottom w:val="nil"/>
-                <w:right w:val="nil"/>
-                <w:between w:val="nil"/>
-              </w:pBdr>
-              <w:cnfStyle w:val="000000100000" w:firstRow="0" w:lastRow="0" w:firstColumn="0" w:lastColumn="0" w:oddVBand="0" w:evenVBand="0" w:oddHBand="1" w:evenHBand="0" w:firstRowFirstColumn="0" w:firstRowLastColumn="0" w:lastRowFirstColumn="0" w:lastRowLastColumn="0"/>
-            </w:pPr>
-            <w:r>
-              <w:t>El sistema muestra el resultado de la conversión realizada y, si aplica, lo registra en el sistema para consulta posterior.</w:t>
-            </w:r>
-          </w:p>
-        </w:tc>
-      </w:tr>
-      <w:tr>
-        <w:trPr>
-          <w:trHeight w:val="214"/>
-        </w:trPr>
-        <w:tc>
-          <w:tcPr>
-            <w:cnfStyle w:val="000010000000" w:firstRow="0" w:lastRow="0" w:firstColumn="0" w:lastColumn="0" w:oddVBand="1" w:evenVBand="0" w:oddHBand="0" w:evenHBand="0" w:firstRowFirstColumn="0" w:firstRowLastColumn="0" w:lastRowFirstColumn="0" w:lastRowLastColumn="0"/>
-            <w:tcW w:w="1583" w:type="pct"/>
-            <w:vAlign w:val="center"/>
-          </w:tcPr>
-          <w:p>
-            <w:pPr>
-              <w:jc w:val="right"/>
-              <w:rPr>
-                <w:b/>
-                <w:highlight w:val="yellow"/>
-              </w:rPr>
-            </w:pPr>
-            <w:r>
-              <w:rPr>
-                <w:b/>
-              </w:rPr>
-              <w:t xml:space="preserve">Gráfico </w:t>
-            </w:r>
-          </w:p>
-        </w:tc>
-        <w:tc>
-          <w:tcPr>
-            <w:tcW w:w="3417" w:type="pct"/>
-            <w:gridSpan w:val="5"/>
-          </w:tcPr>
-          <w:p>
-            <w:pPr>
-              <w:keepNext/>
-              <w:cnfStyle w:val="000000000000" w:firstRow="0" w:lastRow="0" w:firstColumn="0" w:lastColumn="0" w:oddVBand="0" w:evenVBand="0" w:oddHBand="0" w:evenHBand="0" w:firstRowFirstColumn="0" w:firstRowLastColumn="0" w:lastRowFirstColumn="0" w:lastRowLastColumn="0"/>
-            </w:pPr>
-          </w:p>
-          <w:p>
-            <w:pPr>
-              <w:keepNext/>
-              <w:cnfStyle w:val="000000000000" w:firstRow="0" w:lastRow="0" w:firstColumn="0" w:lastColumn="0" w:oddVBand="0" w:evenVBand="0" w:oddHBand="0" w:evenHBand="0" w:firstRowFirstColumn="0" w:firstRowLastColumn="0" w:lastRowFirstColumn="0" w:lastRowLastColumn="0"/>
-            </w:pPr>
-          </w:p>
-          <w:p>
-            <w:pPr>
-              <w:pStyle w:val="Descripcin"/>
-              <w:keepNext/>
-              <w:cnfStyle w:val="000000000000" w:firstRow="0" w:lastRow="0" w:firstColumn="0" w:lastColumn="0" w:oddVBand="0" w:evenVBand="0" w:oddHBand="0" w:evenHBand="0" w:firstRowFirstColumn="0" w:firstRowLastColumn="0" w:lastRowFirstColumn="0" w:lastRowLastColumn="0"/>
-            </w:pPr>
-            <w:bookmarkStart w:id="19" w:name="_Toc74775660"/>
-            <w:bookmarkStart w:id="20" w:name="_Toc229512488"/>
-            <w:r>
-              <w:t xml:space="preserve">Ilustración </w:t>
-            </w:r>
-            <w:fldSimple w:instr=" SEQ Ilustración \* ARABIC ">
-              <w:r>
-                <w:rPr>
-                  <w:noProof/>
-                </w:rPr>
-                <w:t>3</w:t>
-              </w:r>
-            </w:fldSimple>
-            <w:r>
-              <w:t xml:space="preserve"> </w:t>
-            </w:r>
-            <w:r>
-              <w:t>Realizar Conversión</w:t>
-            </w:r>
-            <w:bookmarkEnd w:id="20"/>
-          </w:p>
-          <w:bookmarkEnd w:id="19"/>
-          <w:p>
-            <w:pPr>
-              <w:pStyle w:val="Descripcin"/>
-              <w:keepNext/>
-              <w:widowControl w:val="0"/>
-              <w:autoSpaceDE w:val="0"/>
-              <w:autoSpaceDN w:val="0"/>
-              <w:cnfStyle w:val="000000000000" w:firstRow="0" w:lastRow="0" w:firstColumn="0" w:lastColumn="0" w:oddVBand="0" w:evenVBand="0" w:oddHBand="0" w:evenHBand="0" w:firstRowFirstColumn="0" w:firstRowLastColumn="0" w:lastRowFirstColumn="0" w:lastRowLastColumn="0"/>
-            </w:pPr>
-          </w:p>
-        </w:tc>
-      </w:tr>
-      <w:tr>
-        <w:trPr>
-          <w:cnfStyle w:val="000000100000" w:firstRow="0" w:lastRow="0" w:firstColumn="0" w:lastColumn="0" w:oddVBand="0" w:evenVBand="0" w:oddHBand="1" w:evenHBand="0" w:firstRowFirstColumn="0" w:firstRowLastColumn="0" w:lastRowFirstColumn="0" w:lastRowLastColumn="0"/>
-          <w:trHeight w:val="371"/>
-        </w:trPr>
-        <w:tc>
-          <w:tcPr>
-            <w:cnfStyle w:val="000010000000" w:firstRow="0" w:lastRow="0" w:firstColumn="0" w:lastColumn="0" w:oddVBand="1" w:evenVBand="0" w:oddHBand="0" w:evenHBand="0" w:firstRowFirstColumn="0" w:firstRowLastColumn="0" w:lastRowFirstColumn="0" w:lastRowLastColumn="0"/>
-            <w:tcW w:w="5000" w:type="pct"/>
-            <w:gridSpan w:val="6"/>
-          </w:tcPr>
-          <w:p>
-            <w:pPr>
-              <w:tabs>
-                <w:tab w:val="left" w:pos="3735"/>
-              </w:tabs>
-              <w:rPr>
-                <w:b/>
-              </w:rPr>
-            </w:pPr>
-            <w:r>
-              <w:rPr>
-                <w:b/>
-              </w:rPr>
-              <w:t>Flujo básico</w:t>
-            </w:r>
-            <w:r>
-              <w:rPr>
-                <w:b/>
-              </w:rPr>
-              <w:tab/>
-            </w:r>
-          </w:p>
-        </w:tc>
-      </w:tr>
-      <w:tr>
-        <w:trPr>
-          <w:trHeight w:val="97"/>
-        </w:trPr>
-        <w:tc>
-          <w:tcPr>
-            <w:cnfStyle w:val="000010000000" w:firstRow="0" w:lastRow="0" w:firstColumn="0" w:lastColumn="0" w:oddVBand="1" w:evenVBand="0" w:oddHBand="0" w:evenHBand="0" w:firstRowFirstColumn="0" w:firstRowLastColumn="0" w:lastRowFirstColumn="0" w:lastRowLastColumn="0"/>
-            <w:tcW w:w="2608" w:type="pct"/>
-            <w:gridSpan w:val="2"/>
-          </w:tcPr>
-          <w:p>
-            <w:pPr>
-              <w:jc w:val="center"/>
-              <w:rPr>
-                <w:b/>
-              </w:rPr>
-            </w:pPr>
-            <w:r>
-              <w:rPr>
-                <w:b/>
-              </w:rPr>
-              <w:t>Actor</w:t>
-            </w:r>
-          </w:p>
-        </w:tc>
-        <w:tc>
-          <w:tcPr>
-            <w:tcW w:w="2392" w:type="pct"/>
-            <w:gridSpan w:val="4"/>
-          </w:tcPr>
-          <w:p>
-            <w:pPr>
-              <w:jc w:val="center"/>
-              <w:cnfStyle w:val="000000000000" w:firstRow="0" w:lastRow="0" w:firstColumn="0" w:lastColumn="0" w:oddVBand="0" w:evenVBand="0" w:oddHBand="0" w:evenHBand="0" w:firstRowFirstColumn="0" w:firstRowLastColumn="0" w:lastRowFirstColumn="0" w:lastRowLastColumn="0"/>
-              <w:rPr>
-                <w:b/>
-              </w:rPr>
-            </w:pPr>
-            <w:r>
-              <w:rPr>
-                <w:b/>
-              </w:rPr>
-              <w:t>Sistema</w:t>
-            </w:r>
-          </w:p>
-        </w:tc>
-      </w:tr>
-      <w:tr>
-        <w:trPr>
-          <w:gridAfter w:val="1"/>
-          <w:cnfStyle w:val="000000100000" w:firstRow="0" w:lastRow="0" w:firstColumn="0" w:lastColumn="0" w:oddVBand="0" w:evenVBand="0" w:oddHBand="1" w:evenHBand="0" w:firstRowFirstColumn="0" w:firstRowLastColumn="0" w:lastRowFirstColumn="0" w:lastRowLastColumn="0"/>
-          <w:wAfter w:w="7" w:type="pct"/>
-          <w:trHeight w:val="659"/>
-        </w:trPr>
-        <w:tc>
-          <w:tcPr>
-            <w:cnfStyle w:val="000010000000" w:firstRow="0" w:lastRow="0" w:firstColumn="0" w:lastColumn="0" w:oddVBand="1" w:evenVBand="0" w:oddHBand="0" w:evenHBand="0" w:firstRowFirstColumn="0" w:firstRowLastColumn="0" w:lastRowFirstColumn="0" w:lastRowLastColumn="0"/>
-            <w:tcW w:w="2608" w:type="pct"/>
-            <w:gridSpan w:val="2"/>
-          </w:tcPr>
-          <w:p>
-            <w:r>
-              <w:t>1. El usuario selecciona el tipo de conversión (longitud, masa o temperatura).</w:t>
-            </w:r>
-          </w:p>
-        </w:tc>
-        <w:tc>
-          <w:tcPr>
-            <w:tcW w:w="2385" w:type="pct"/>
-            <w:gridSpan w:val="3"/>
-          </w:tcPr>
-          <w:p>
-            <w:pPr>
-              <w:cnfStyle w:val="000000100000" w:firstRow="0" w:lastRow="0" w:firstColumn="0" w:lastColumn="0" w:oddVBand="0" w:evenVBand="0" w:oddHBand="1" w:evenHBand="0" w:firstRowFirstColumn="0" w:firstRowLastColumn="0" w:lastRowFirstColumn="0" w:lastRowLastColumn="0"/>
-            </w:pPr>
-            <w:r>
-              <w:t>2. El sistema muestra las opciones disponibles de unidades.</w:t>
-            </w:r>
-          </w:p>
-        </w:tc>
-      </w:tr>
-      <w:tr>
-        <w:trPr>
-          <w:gridAfter w:val="1"/>
-          <w:wAfter w:w="7" w:type="pct"/>
-          <w:trHeight w:val="541"/>
-        </w:trPr>
-        <w:tc>
-          <w:tcPr>
-            <w:cnfStyle w:val="000010000000" w:firstRow="0" w:lastRow="0" w:firstColumn="0" w:lastColumn="0" w:oddVBand="1" w:evenVBand="0" w:oddHBand="0" w:evenHBand="0" w:firstRowFirstColumn="0" w:firstRowLastColumn="0" w:lastRowFirstColumn="0" w:lastRowLastColumn="0"/>
-            <w:tcW w:w="2608" w:type="pct"/>
-            <w:gridSpan w:val="2"/>
-          </w:tcPr>
-          <w:p>
-            <w:r>
-              <w:t>3. El usuario ingresa el valor a convertir y selecciona unidades de origen y destino.</w:t>
-            </w:r>
-          </w:p>
-        </w:tc>
-        <w:tc>
-          <w:tcPr>
-            <w:tcW w:w="2385" w:type="pct"/>
-            <w:gridSpan w:val="3"/>
-          </w:tcPr>
-          <w:p>
-            <w:pPr>
-              <w:cnfStyle w:val="000000000000" w:firstRow="0" w:lastRow="0" w:firstColumn="0" w:lastColumn="0" w:oddVBand="0" w:evenVBand="0" w:oddHBand="0" w:evenHBand="0" w:firstRowFirstColumn="0" w:firstRowLastColumn="0" w:lastRowFirstColumn="0" w:lastRowLastColumn="0"/>
-            </w:pPr>
-            <w:r>
-              <w:t>4. El sistema valida los datos ingresados.</w:t>
-            </w:r>
-          </w:p>
-        </w:tc>
-      </w:tr>
-      <w:tr>
-        <w:trPr>
-          <w:gridAfter w:val="1"/>
-          <w:cnfStyle w:val="000000100000" w:firstRow="0" w:lastRow="0" w:firstColumn="0" w:lastColumn="0" w:oddVBand="0" w:evenVBand="0" w:oddHBand="1" w:evenHBand="0" w:firstRowFirstColumn="0" w:firstRowLastColumn="0" w:lastRowFirstColumn="0" w:lastRowLastColumn="0"/>
-          <w:wAfter w:w="7" w:type="pct"/>
-          <w:trHeight w:val="541"/>
-        </w:trPr>
-        <w:tc>
-          <w:tcPr>
-            <w:cnfStyle w:val="000010000000" w:firstRow="0" w:lastRow="0" w:firstColumn="0" w:lastColumn="0" w:oddVBand="1" w:evenVBand="0" w:oddHBand="0" w:evenHBand="0" w:firstRowFirstColumn="0" w:firstRowLastColumn="0" w:lastRowFirstColumn="0" w:lastRowLastColumn="0"/>
-            <w:tcW w:w="2608" w:type="pct"/>
-            <w:gridSpan w:val="2"/>
-          </w:tcPr>
-          <w:p>
-            <w:r>
-              <w:t xml:space="preserve">5. El sistema realiza la conversión mediante la lógica del </w:t>
-            </w:r>
-            <w:proofErr w:type="spellStart"/>
-            <w:r>
-              <w:t>backend</w:t>
-            </w:r>
-            <w:proofErr w:type="spellEnd"/>
-            <w:r>
-              <w:t>/API.</w:t>
-            </w:r>
-          </w:p>
-        </w:tc>
-        <w:tc>
-          <w:tcPr>
-            <w:tcW w:w="2385" w:type="pct"/>
-            <w:gridSpan w:val="3"/>
-          </w:tcPr>
-          <w:p>
-            <w:pPr>
-              <w:cnfStyle w:val="000000100000" w:firstRow="0" w:lastRow="0" w:firstColumn="0" w:lastColumn="0" w:oddVBand="0" w:evenVBand="0" w:oddHBand="1" w:evenHBand="0" w:firstRowFirstColumn="0" w:firstRowLastColumn="0" w:lastRowFirstColumn="0" w:lastRowLastColumn="0"/>
-            </w:pPr>
-            <w:r>
-              <w:t>6. El sistema muestra el resultado de la conversión.</w:t>
-            </w:r>
-          </w:p>
-        </w:tc>
-      </w:tr>
-      <w:tr>
-        <w:trPr>
-          <w:trHeight w:val="97"/>
-        </w:trPr>
-        <w:tc>
-          <w:tcPr>
-            <w:cnfStyle w:val="000010000000" w:firstRow="0" w:lastRow="0" w:firstColumn="0" w:lastColumn="0" w:oddVBand="1" w:evenVBand="0" w:oddHBand="0" w:evenHBand="0" w:firstRowFirstColumn="0" w:firstRowLastColumn="0" w:lastRowFirstColumn="0" w:lastRowLastColumn="0"/>
-            <w:tcW w:w="5000" w:type="pct"/>
-            <w:gridSpan w:val="6"/>
-          </w:tcPr>
-          <w:p>
-            <w:pPr>
-              <w:tabs>
-                <w:tab w:val="left" w:pos="3540"/>
-              </w:tabs>
-              <w:rPr>
-                <w:b/>
-              </w:rPr>
-            </w:pPr>
-            <w:r>
-              <w:rPr>
-                <w:b/>
-              </w:rPr>
               <w:t>Flujo Alternativo</w:t>
             </w:r>
             <w:r>
@@ -8999,7 +9215,7 @@
 </file>
 
 <file path=word/endnotes.xml><?xml version="1.0" encoding="utf-8"?>
-<w:endnotes xmlns:wpc="http://schemas.microsoft.com/office/word/2010/wordprocessingCanvas" xmlns:cx="http://schemas.microsoft.com/office/drawing/2014/chartex" xmlns:cx1="http://schemas.microsoft.com/office/drawing/2015/9/8/chartex" xmlns:cx2="http://schemas.microsoft.com/office/drawing/2015/10/21/chartex" xmlns:cx3="http://schemas.microsoft.com/office/drawing/2016/5/9/chartex" xmlns:cx4="http://schemas.microsoft.com/office/drawing/2016/5/10/chartex" xmlns:cx5="http://schemas.microsoft.com/office/drawing/2016/5/11/chartex" xmlns:cx6="http://schemas.microsoft.com/office/drawing/2016/5/12/chartex" xmlns:cx7="http://schemas.microsoft.com/office/drawing/2016/5/13/chartex" xmlns:cx8="http://schemas.microsoft.com/office/drawing/2016/5/14/chartex" xmlns:mc="http://schemas.openxmlformats.org/markup-compatibility/2006" xmlns:aink="http://schemas.microsoft.com/office/drawing/2016/ink" xmlns:am3d="http://schemas.microsoft.com/office/drawing/2017/model3d" xmlns:o="urn:schemas-microsoft-com:office:office" xmlns:r="http://schemas.openxmlformats.org/officeDocument/2006/relationships" xmlns:m="http://schemas.openxmlformats.org/officeDocument/2006/math" xmlns:v="urn:schemas-microsoft-com:vml" xmlns:wp14="http://schemas.microsoft.com/office/word/2010/wordprocessingDrawing" xmlns:wp="http://schemas.openxmlformats.org/drawingml/2006/wordprocessingDrawing" xmlns:w10="urn:schemas-microsoft-com:office:word" xmlns:w="http://schemas.openxmlformats.org/wordprocessingml/2006/main" xmlns:w14="http://schemas.microsoft.com/office/word/2010/wordml" xmlns:w15="http://schemas.microsoft.com/office/word/2012/wordml" xmlns:w16cex="http://schemas.microsoft.com/office/word/2018/wordml/cex" xmlns:w16cid="http://schemas.microsoft.com/office/word/2016/wordml/cid" xmlns:w16="http://schemas.microsoft.com/office/word/2018/wordml" xmlns:w16sdtdh="http://schemas.microsoft.com/office/word/2020/wordml/sdtdatahash" xmlns:w16se="http://schemas.microsoft.com/office/word/2015/wordml/symex" xmlns:wpg="http://schemas.microsoft.com/office/word/2010/wordprocessingGroup" xmlns:wpi="http://schemas.microsoft.com/office/word/2010/wordprocessingInk" xmlns:wne="http://schemas.microsoft.com/office/word/2006/wordml" xmlns:wps="http://schemas.microsoft.com/office/word/2010/wordprocessingShape" mc:Ignorable="w14 w15 w16se w16cid w16 w16cex w16sdtdh wp14">
+<w:endnotes xmlns:wpc="http://schemas.microsoft.com/office/word/2010/wordprocessingCanvas" xmlns:mc="http://schemas.openxmlformats.org/markup-compatibility/2006" xmlns:o="urn:schemas-microsoft-com:office:office" xmlns:r="http://schemas.openxmlformats.org/officeDocument/2006/relationships" xmlns:m="http://schemas.openxmlformats.org/officeDocument/2006/math" xmlns:v="urn:schemas-microsoft-com:vml" xmlns:wp14="http://schemas.microsoft.com/office/word/2010/wordprocessingDrawing" xmlns:wp="http://schemas.openxmlformats.org/drawingml/2006/wordprocessingDrawing" xmlns:w10="urn:schemas-microsoft-com:office:word" xmlns:w="http://schemas.openxmlformats.org/wordprocessingml/2006/main" xmlns:w14="http://schemas.microsoft.com/office/word/2010/wordml" xmlns:w15="http://schemas.microsoft.com/office/word/2012/wordml" xmlns:wpg="http://schemas.microsoft.com/office/word/2010/wordprocessingGroup" xmlns:wpi="http://schemas.microsoft.com/office/word/2010/wordprocessingInk" xmlns:wne="http://schemas.microsoft.com/office/word/2006/wordml" xmlns:wps="http://schemas.microsoft.com/office/word/2010/wordprocessingShape" mc:Ignorable="w14 w15 wp14">
   <w:endnote w:type="separator" w:id="-1">
     <w:p>
       <w:pPr>
@@ -9024,7 +9240,7 @@
 </file>
 
 <file path=word/footer1.xml><?xml version="1.0" encoding="utf-8"?>
-<w:ftr xmlns:wpc="http://schemas.microsoft.com/office/word/2010/wordprocessingCanvas" xmlns:cx="http://schemas.microsoft.com/office/drawing/2014/chartex" xmlns:cx1="http://schemas.microsoft.com/office/drawing/2015/9/8/chartex" xmlns:cx2="http://schemas.microsoft.com/office/drawing/2015/10/21/chartex" xmlns:cx3="http://schemas.microsoft.com/office/drawing/2016/5/9/chartex" xmlns:cx4="http://schemas.microsoft.com/office/drawing/2016/5/10/chartex" xmlns:cx5="http://schemas.microsoft.com/office/drawing/2016/5/11/chartex" xmlns:cx6="http://schemas.microsoft.com/office/drawing/2016/5/12/chartex" xmlns:cx7="http://schemas.microsoft.com/office/drawing/2016/5/13/chartex" xmlns:cx8="http://schemas.microsoft.com/office/drawing/2016/5/14/chartex" xmlns:mc="http://schemas.openxmlformats.org/markup-compatibility/2006" xmlns:aink="http://schemas.microsoft.com/office/drawing/2016/ink" xmlns:am3d="http://schemas.microsoft.com/office/drawing/2017/model3d" xmlns:o="urn:schemas-microsoft-com:office:office" xmlns:r="http://schemas.openxmlformats.org/officeDocument/2006/relationships" xmlns:m="http://schemas.openxmlformats.org/officeDocument/2006/math" xmlns:v="urn:schemas-microsoft-com:vml" xmlns:wp14="http://schemas.microsoft.com/office/word/2010/wordprocessingDrawing" xmlns:wp="http://schemas.openxmlformats.org/drawingml/2006/wordprocessingDrawing" xmlns:w10="urn:schemas-microsoft-com:office:word" xmlns:w="http://schemas.openxmlformats.org/wordprocessingml/2006/main" xmlns:w14="http://schemas.microsoft.com/office/word/2010/wordml" xmlns:w15="http://schemas.microsoft.com/office/word/2012/wordml" xmlns:w16cex="http://schemas.microsoft.com/office/word/2018/wordml/cex" xmlns:w16cid="http://schemas.microsoft.com/office/word/2016/wordml/cid" xmlns:w16="http://schemas.microsoft.com/office/word/2018/wordml" xmlns:w16sdtdh="http://schemas.microsoft.com/office/word/2020/wordml/sdtdatahash" xmlns:w16se="http://schemas.microsoft.com/office/word/2015/wordml/symex" xmlns:wpg="http://schemas.microsoft.com/office/word/2010/wordprocessingGroup" xmlns:wpi="http://schemas.microsoft.com/office/word/2010/wordprocessingInk" xmlns:wne="http://schemas.microsoft.com/office/word/2006/wordml" xmlns:wps="http://schemas.microsoft.com/office/word/2010/wordprocessingShape" mc:Ignorable="w14 w15 w16se w16cid w16 w16cex w16sdtdh wp14">
+<w:ftr xmlns:wpc="http://schemas.microsoft.com/office/word/2010/wordprocessingCanvas" xmlns:mc="http://schemas.openxmlformats.org/markup-compatibility/2006" xmlns:o="urn:schemas-microsoft-com:office:office" xmlns:r="http://schemas.openxmlformats.org/officeDocument/2006/relationships" xmlns:m="http://schemas.openxmlformats.org/officeDocument/2006/math" xmlns:v="urn:schemas-microsoft-com:vml" xmlns:wp14="http://schemas.microsoft.com/office/word/2010/wordprocessingDrawing" xmlns:wp="http://schemas.openxmlformats.org/drawingml/2006/wordprocessingDrawing" xmlns:w10="urn:schemas-microsoft-com:office:word" xmlns:w="http://schemas.openxmlformats.org/wordprocessingml/2006/main" xmlns:w14="http://schemas.microsoft.com/office/word/2010/wordml" xmlns:w15="http://schemas.microsoft.com/office/word/2012/wordml" xmlns:wpg="http://schemas.microsoft.com/office/word/2010/wordprocessingGroup" xmlns:wpi="http://schemas.microsoft.com/office/word/2010/wordprocessingInk" xmlns:wne="http://schemas.microsoft.com/office/word/2006/wordml" xmlns:wps="http://schemas.microsoft.com/office/word/2010/wordprocessingShape" mc:Ignorable="w14 w15 wp14">
   <w:sdt>
     <w:sdtPr>
       <w:id w:val="1667740129"/>
@@ -9054,7 +9270,7 @@
             <w:noProof/>
             <w:lang w:val="es-ES"/>
           </w:rPr>
-          <w:t>5</w:t>
+          <w:t>8</w:t>
         </w:r>
         <w:r>
           <w:fldChar w:fldCharType="end"/>
@@ -9071,7 +9287,7 @@
 </file>
 
 <file path=word/footnotes.xml><?xml version="1.0" encoding="utf-8"?>
-<w:footnotes xmlns:wpc="http://schemas.microsoft.com/office/word/2010/wordprocessingCanvas" xmlns:cx="http://schemas.microsoft.com/office/drawing/2014/chartex" xmlns:cx1="http://schemas.microsoft.com/office/drawing/2015/9/8/chartex" xmlns:cx2="http://schemas.microsoft.com/office/drawing/2015/10/21/chartex" xmlns:cx3="http://schemas.microsoft.com/office/drawing/2016/5/9/chartex" xmlns:cx4="http://schemas.microsoft.com/office/drawing/2016/5/10/chartex" xmlns:cx5="http://schemas.microsoft.com/office/drawing/2016/5/11/chartex" xmlns:cx6="http://schemas.microsoft.com/office/drawing/2016/5/12/chartex" xmlns:cx7="http://schemas.microsoft.com/office/drawing/2016/5/13/chartex" xmlns:cx8="http://schemas.microsoft.com/office/drawing/2016/5/14/chartex" xmlns:mc="http://schemas.openxmlformats.org/markup-compatibility/2006" xmlns:aink="http://schemas.microsoft.com/office/drawing/2016/ink" xmlns:am3d="http://schemas.microsoft.com/office/drawing/2017/model3d" xmlns:o="urn:schemas-microsoft-com:office:office" xmlns:r="http://schemas.openxmlformats.org/officeDocument/2006/relationships" xmlns:m="http://schemas.openxmlformats.org/officeDocument/2006/math" xmlns:v="urn:schemas-microsoft-com:vml" xmlns:wp14="http://schemas.microsoft.com/office/word/2010/wordprocessingDrawing" xmlns:wp="http://schemas.openxmlformats.org/drawingml/2006/wordprocessingDrawing" xmlns:w10="urn:schemas-microsoft-com:office:word" xmlns:w="http://schemas.openxmlformats.org/wordprocessingml/2006/main" xmlns:w14="http://schemas.microsoft.com/office/word/2010/wordml" xmlns:w15="http://schemas.microsoft.com/office/word/2012/wordml" xmlns:w16cex="http://schemas.microsoft.com/office/word/2018/wordml/cex" xmlns:w16cid="http://schemas.microsoft.com/office/word/2016/wordml/cid" xmlns:w16="http://schemas.microsoft.com/office/word/2018/wordml" xmlns:w16sdtdh="http://schemas.microsoft.com/office/word/2020/wordml/sdtdatahash" xmlns:w16se="http://schemas.microsoft.com/office/word/2015/wordml/symex" xmlns:wpg="http://schemas.microsoft.com/office/word/2010/wordprocessingGroup" xmlns:wpi="http://schemas.microsoft.com/office/word/2010/wordprocessingInk" xmlns:wne="http://schemas.microsoft.com/office/word/2006/wordml" xmlns:wps="http://schemas.microsoft.com/office/word/2010/wordprocessingShape" mc:Ignorable="w14 w15 w16se w16cid w16 w16cex w16sdtdh wp14">
+<w:footnotes xmlns:wpc="http://schemas.microsoft.com/office/word/2010/wordprocessingCanvas" xmlns:mc="http://schemas.openxmlformats.org/markup-compatibility/2006" xmlns:o="urn:schemas-microsoft-com:office:office" xmlns:r="http://schemas.openxmlformats.org/officeDocument/2006/relationships" xmlns:m="http://schemas.openxmlformats.org/officeDocument/2006/math" xmlns:v="urn:schemas-microsoft-com:vml" xmlns:wp14="http://schemas.microsoft.com/office/word/2010/wordprocessingDrawing" xmlns:wp="http://schemas.openxmlformats.org/drawingml/2006/wordprocessingDrawing" xmlns:w10="urn:schemas-microsoft-com:office:word" xmlns:w="http://schemas.openxmlformats.org/wordprocessingml/2006/main" xmlns:w14="http://schemas.microsoft.com/office/word/2010/wordml" xmlns:w15="http://schemas.microsoft.com/office/word/2012/wordml" xmlns:wpg="http://schemas.microsoft.com/office/word/2010/wordprocessingGroup" xmlns:wpi="http://schemas.microsoft.com/office/word/2010/wordprocessingInk" xmlns:wne="http://schemas.microsoft.com/office/word/2006/wordml" xmlns:wps="http://schemas.microsoft.com/office/word/2010/wordprocessingShape" mc:Ignorable="w14 w15 wp14">
   <w:footnote w:type="separator" w:id="-1">
     <w:p>
       <w:pPr>
@@ -9096,8 +9312,8 @@
 </file>
 
 <file path=word/numbering.xml><?xml version="1.0" encoding="utf-8"?>
-<w:numbering xmlns:wpc="http://schemas.microsoft.com/office/word/2010/wordprocessingCanvas" xmlns:cx="http://schemas.microsoft.com/office/drawing/2014/chartex" xmlns:cx1="http://schemas.microsoft.com/office/drawing/2015/9/8/chartex" xmlns:cx2="http://schemas.microsoft.com/office/drawing/2015/10/21/chartex" xmlns:cx3="http://schemas.microsoft.com/office/drawing/2016/5/9/chartex" xmlns:cx4="http://schemas.microsoft.com/office/drawing/2016/5/10/chartex" xmlns:cx5="http://schemas.microsoft.com/office/drawing/2016/5/11/chartex" xmlns:cx6="http://schemas.microsoft.com/office/drawing/2016/5/12/chartex" xmlns:cx7="http://schemas.microsoft.com/office/drawing/2016/5/13/chartex" xmlns:cx8="http://schemas.microsoft.com/office/drawing/2016/5/14/chartex" xmlns:mc="http://schemas.openxmlformats.org/markup-compatibility/2006" xmlns:aink="http://schemas.microsoft.com/office/drawing/2016/ink" xmlns:am3d="http://schemas.microsoft.com/office/drawing/2017/model3d" xmlns:o="urn:schemas-microsoft-com:office:office" xmlns:r="http://schemas.openxmlformats.org/officeDocument/2006/relationships" xmlns:m="http://schemas.openxmlformats.org/officeDocument/2006/math" xmlns:v="urn:schemas-microsoft-com:vml" xmlns:wp14="http://schemas.microsoft.com/office/word/2010/wordprocessingDrawing" xmlns:wp="http://schemas.openxmlformats.org/drawingml/2006/wordprocessingDrawing" xmlns:w10="urn:schemas-microsoft-com:office:word" xmlns:w="http://schemas.openxmlformats.org/wordprocessingml/2006/main" xmlns:w14="http://schemas.microsoft.com/office/word/2010/wordml" xmlns:w15="http://schemas.microsoft.com/office/word/2012/wordml" xmlns:w16cex="http://schemas.microsoft.com/office/word/2018/wordml/cex" xmlns:w16cid="http://schemas.microsoft.com/office/word/2016/wordml/cid" xmlns:w16="http://schemas.microsoft.com/office/word/2018/wordml" xmlns:w16sdtdh="http://schemas.microsoft.com/office/word/2020/wordml/sdtdatahash" xmlns:w16se="http://schemas.microsoft.com/office/word/2015/wordml/symex" xmlns:wpg="http://schemas.microsoft.com/office/word/2010/wordprocessingGroup" xmlns:wpi="http://schemas.microsoft.com/office/word/2010/wordprocessingInk" xmlns:wne="http://schemas.microsoft.com/office/word/2006/wordml" xmlns:wps="http://schemas.microsoft.com/office/word/2010/wordprocessingShape" mc:Ignorable="w14 w15 w16se w16cid w16 w16cex w16sdtdh wp14">
-  <w:abstractNum w:abstractNumId="0" w15:restartNumberingAfterBreak="0">
+<w:numbering xmlns:wpc="http://schemas.microsoft.com/office/word/2010/wordprocessingCanvas" xmlns:mc="http://schemas.openxmlformats.org/markup-compatibility/2006" xmlns:o="urn:schemas-microsoft-com:office:office" xmlns:r="http://schemas.openxmlformats.org/officeDocument/2006/relationships" xmlns:m="http://schemas.openxmlformats.org/officeDocument/2006/math" xmlns:v="urn:schemas-microsoft-com:vml" xmlns:wp14="http://schemas.microsoft.com/office/word/2010/wordprocessingDrawing" xmlns:wp="http://schemas.openxmlformats.org/drawingml/2006/wordprocessingDrawing" xmlns:w10="urn:schemas-microsoft-com:office:word" xmlns:w="http://schemas.openxmlformats.org/wordprocessingml/2006/main" xmlns:w14="http://schemas.microsoft.com/office/word/2010/wordml" xmlns:w15="http://schemas.microsoft.com/office/word/2012/wordml" xmlns:wpg="http://schemas.microsoft.com/office/word/2010/wordprocessingGroup" xmlns:wpi="http://schemas.microsoft.com/office/word/2010/wordprocessingInk" xmlns:wne="http://schemas.microsoft.com/office/word/2006/wordml" xmlns:wps="http://schemas.microsoft.com/office/word/2010/wordprocessingShape" mc:Ignorable="w14 w15 wp14">
+  <w:abstractNum w:abstractNumId="0">
     <w:nsid w:val="02C613B9"/>
     <w:multiLevelType w:val="multilevel"/>
     <w:tmpl w:val="19DA21DC"/>
@@ -9183,7 +9399,7 @@
       </w:pPr>
     </w:lvl>
   </w:abstractNum>
-  <w:abstractNum w:abstractNumId="1" w15:restartNumberingAfterBreak="0">
+  <w:abstractNum w:abstractNumId="1">
     <w:nsid w:val="036729D3"/>
     <w:multiLevelType w:val="multilevel"/>
     <w:tmpl w:val="19DA21DC"/>
@@ -9269,7 +9485,7 @@
       </w:pPr>
     </w:lvl>
   </w:abstractNum>
-  <w:abstractNum w:abstractNumId="2" w15:restartNumberingAfterBreak="0">
+  <w:abstractNum w:abstractNumId="2">
     <w:nsid w:val="03A75A0B"/>
     <w:multiLevelType w:val="multilevel"/>
     <w:tmpl w:val="19DA21DC"/>
@@ -9355,7 +9571,7 @@
       </w:pPr>
     </w:lvl>
   </w:abstractNum>
-  <w:abstractNum w:abstractNumId="3" w15:restartNumberingAfterBreak="0">
+  <w:abstractNum w:abstractNumId="3">
     <w:nsid w:val="05146E04"/>
     <w:multiLevelType w:val="multilevel"/>
     <w:tmpl w:val="19DA21DC"/>
@@ -9441,7 +9657,7 @@
       </w:pPr>
     </w:lvl>
   </w:abstractNum>
-  <w:abstractNum w:abstractNumId="4" w15:restartNumberingAfterBreak="0">
+  <w:abstractNum w:abstractNumId="4">
     <w:nsid w:val="0C16686F"/>
     <w:multiLevelType w:val="multilevel"/>
     <w:tmpl w:val="19DA21DC"/>
@@ -9527,7 +9743,7 @@
       </w:pPr>
     </w:lvl>
   </w:abstractNum>
-  <w:abstractNum w:abstractNumId="5" w15:restartNumberingAfterBreak="0">
+  <w:abstractNum w:abstractNumId="5">
     <w:nsid w:val="14386768"/>
     <w:multiLevelType w:val="multilevel"/>
     <w:tmpl w:val="19DA21DC"/>
@@ -9613,7 +9829,7 @@
       </w:pPr>
     </w:lvl>
   </w:abstractNum>
-  <w:abstractNum w:abstractNumId="6" w15:restartNumberingAfterBreak="0">
+  <w:abstractNum w:abstractNumId="6">
     <w:nsid w:val="14890C41"/>
     <w:multiLevelType w:val="hybridMultilevel"/>
     <w:tmpl w:val="489E6154"/>
@@ -9702,7 +9918,7 @@
       </w:pPr>
     </w:lvl>
   </w:abstractNum>
-  <w:abstractNum w:abstractNumId="7" w15:restartNumberingAfterBreak="0">
+  <w:abstractNum w:abstractNumId="7">
     <w:nsid w:val="1F8D2787"/>
     <w:multiLevelType w:val="multilevel"/>
     <w:tmpl w:val="19DA21DC"/>
@@ -9788,7 +10004,7 @@
       </w:pPr>
     </w:lvl>
   </w:abstractNum>
-  <w:abstractNum w:abstractNumId="8" w15:restartNumberingAfterBreak="0">
+  <w:abstractNum w:abstractNumId="8">
     <w:nsid w:val="26C16CC5"/>
     <w:multiLevelType w:val="multilevel"/>
     <w:tmpl w:val="19DA21DC"/>
@@ -9874,7 +10090,7 @@
       </w:pPr>
     </w:lvl>
   </w:abstractNum>
-  <w:abstractNum w:abstractNumId="9" w15:restartNumberingAfterBreak="0">
+  <w:abstractNum w:abstractNumId="9">
     <w:nsid w:val="308B122F"/>
     <w:multiLevelType w:val="multilevel"/>
     <w:tmpl w:val="19DA21DC"/>
@@ -9960,7 +10176,7 @@
       </w:pPr>
     </w:lvl>
   </w:abstractNum>
-  <w:abstractNum w:abstractNumId="10" w15:restartNumberingAfterBreak="0">
+  <w:abstractNum w:abstractNumId="10">
     <w:nsid w:val="38612E0D"/>
     <w:multiLevelType w:val="multilevel"/>
     <w:tmpl w:val="19DA21DC"/>
@@ -10046,7 +10262,7 @@
       </w:pPr>
     </w:lvl>
   </w:abstractNum>
-  <w:abstractNum w:abstractNumId="11" w15:restartNumberingAfterBreak="0">
+  <w:abstractNum w:abstractNumId="11">
     <w:nsid w:val="38845C32"/>
     <w:multiLevelType w:val="hybridMultilevel"/>
     <w:tmpl w:val="F9E0BFA2"/>
@@ -10132,7 +10348,7 @@
       </w:pPr>
     </w:lvl>
   </w:abstractNum>
-  <w:abstractNum w:abstractNumId="12" w15:restartNumberingAfterBreak="0">
+  <w:abstractNum w:abstractNumId="12">
     <w:nsid w:val="3CA95EAE"/>
     <w:multiLevelType w:val="multilevel"/>
     <w:tmpl w:val="19DA21DC"/>
@@ -10218,7 +10434,7 @@
       </w:pPr>
     </w:lvl>
   </w:abstractNum>
-  <w:abstractNum w:abstractNumId="13" w15:restartNumberingAfterBreak="0">
+  <w:abstractNum w:abstractNumId="13">
     <w:nsid w:val="3CC16F21"/>
     <w:multiLevelType w:val="multilevel"/>
     <w:tmpl w:val="19DA21DC"/>
@@ -10304,7 +10520,7 @@
       </w:pPr>
     </w:lvl>
   </w:abstractNum>
-  <w:abstractNum w:abstractNumId="14" w15:restartNumberingAfterBreak="0">
+  <w:abstractNum w:abstractNumId="14">
     <w:nsid w:val="42A74589"/>
     <w:multiLevelType w:val="multilevel"/>
     <w:tmpl w:val="19DA21DC"/>
@@ -10390,7 +10606,7 @@
       </w:pPr>
     </w:lvl>
   </w:abstractNum>
-  <w:abstractNum w:abstractNumId="15" w15:restartNumberingAfterBreak="0">
+  <w:abstractNum w:abstractNumId="15">
     <w:nsid w:val="44A368CE"/>
     <w:multiLevelType w:val="hybridMultilevel"/>
     <w:tmpl w:val="C8B8C842"/>
@@ -10503,7 +10719,7 @@
       </w:rPr>
     </w:lvl>
   </w:abstractNum>
-  <w:abstractNum w:abstractNumId="16" w15:restartNumberingAfterBreak="0">
+  <w:abstractNum w:abstractNumId="16">
     <w:nsid w:val="47FD675F"/>
     <w:multiLevelType w:val="multilevel"/>
     <w:tmpl w:val="19DA21DC"/>
@@ -10589,7 +10805,7 @@
       </w:pPr>
     </w:lvl>
   </w:abstractNum>
-  <w:abstractNum w:abstractNumId="17" w15:restartNumberingAfterBreak="0">
+  <w:abstractNum w:abstractNumId="17">
     <w:nsid w:val="4C867825"/>
     <w:multiLevelType w:val="multilevel"/>
     <w:tmpl w:val="19DA21DC"/>
@@ -10675,7 +10891,7 @@
       </w:pPr>
     </w:lvl>
   </w:abstractNum>
-  <w:abstractNum w:abstractNumId="18" w15:restartNumberingAfterBreak="0">
+  <w:abstractNum w:abstractNumId="18">
     <w:nsid w:val="4CDE36C9"/>
     <w:multiLevelType w:val="multilevel"/>
     <w:tmpl w:val="19DA21DC"/>
@@ -10761,7 +10977,7 @@
       </w:pPr>
     </w:lvl>
   </w:abstractNum>
-  <w:abstractNum w:abstractNumId="19" w15:restartNumberingAfterBreak="0">
+  <w:abstractNum w:abstractNumId="19">
     <w:nsid w:val="4DF14C53"/>
     <w:multiLevelType w:val="multilevel"/>
     <w:tmpl w:val="19DA21DC"/>
@@ -10847,7 +11063,7 @@
       </w:pPr>
     </w:lvl>
   </w:abstractNum>
-  <w:abstractNum w:abstractNumId="20" w15:restartNumberingAfterBreak="0">
+  <w:abstractNum w:abstractNumId="20">
     <w:nsid w:val="54D24839"/>
     <w:multiLevelType w:val="multilevel"/>
     <w:tmpl w:val="19DA21DC"/>
@@ -10933,7 +11149,7 @@
       </w:pPr>
     </w:lvl>
   </w:abstractNum>
-  <w:abstractNum w:abstractNumId="21" w15:restartNumberingAfterBreak="0">
+  <w:abstractNum w:abstractNumId="21">
     <w:nsid w:val="567C1B57"/>
     <w:multiLevelType w:val="multilevel"/>
     <w:tmpl w:val="19DA21DC"/>
@@ -11019,7 +11235,7 @@
       </w:pPr>
     </w:lvl>
   </w:abstractNum>
-  <w:abstractNum w:abstractNumId="22" w15:restartNumberingAfterBreak="0">
+  <w:abstractNum w:abstractNumId="22">
     <w:nsid w:val="637B21DE"/>
     <w:multiLevelType w:val="multilevel"/>
     <w:tmpl w:val="19DA21DC"/>
@@ -11105,7 +11321,7 @@
       </w:pPr>
     </w:lvl>
   </w:abstractNum>
-  <w:abstractNum w:abstractNumId="23" w15:restartNumberingAfterBreak="0">
+  <w:abstractNum w:abstractNumId="23">
     <w:nsid w:val="67CE0DEE"/>
     <w:multiLevelType w:val="multilevel"/>
     <w:tmpl w:val="19DA21DC"/>
@@ -11191,7 +11407,7 @@
       </w:pPr>
     </w:lvl>
   </w:abstractNum>
-  <w:abstractNum w:abstractNumId="24" w15:restartNumberingAfterBreak="0">
+  <w:abstractNum w:abstractNumId="24">
     <w:nsid w:val="695D507D"/>
     <w:multiLevelType w:val="multilevel"/>
     <w:tmpl w:val="19DA21DC"/>
@@ -11277,7 +11493,7 @@
       </w:pPr>
     </w:lvl>
   </w:abstractNum>
-  <w:abstractNum w:abstractNumId="25" w15:restartNumberingAfterBreak="0">
+  <w:abstractNum w:abstractNumId="25">
     <w:nsid w:val="6A840B70"/>
     <w:multiLevelType w:val="multilevel"/>
     <w:tmpl w:val="19DA21DC"/>
@@ -11363,7 +11579,7 @@
       </w:pPr>
     </w:lvl>
   </w:abstractNum>
-  <w:abstractNum w:abstractNumId="26" w15:restartNumberingAfterBreak="0">
+  <w:abstractNum w:abstractNumId="26">
     <w:nsid w:val="7402416F"/>
     <w:multiLevelType w:val="multilevel"/>
     <w:tmpl w:val="19DA21DC"/>
@@ -11449,7 +11665,7 @@
       </w:pPr>
     </w:lvl>
   </w:abstractNum>
-  <w:abstractNum w:abstractNumId="27" w15:restartNumberingAfterBreak="0">
+  <w:abstractNum w:abstractNumId="27">
     <w:nsid w:val="75A4534F"/>
     <w:multiLevelType w:val="multilevel"/>
     <w:tmpl w:val="19DA21DC"/>
@@ -11535,7 +11751,7 @@
       </w:pPr>
     </w:lvl>
   </w:abstractNum>
-  <w:abstractNum w:abstractNumId="28" w15:restartNumberingAfterBreak="0">
+  <w:abstractNum w:abstractNumId="28">
     <w:nsid w:val="784307B0"/>
     <w:multiLevelType w:val="multilevel"/>
     <w:tmpl w:val="19DA21DC"/>
@@ -11712,7 +11928,7 @@
 </file>
 
 <file path=word/styles.xml><?xml version="1.0" encoding="utf-8"?>
-<w:styles xmlns:mc="http://schemas.openxmlformats.org/markup-compatibility/2006" xmlns:r="http://schemas.openxmlformats.org/officeDocument/2006/relationships" xmlns:w="http://schemas.openxmlformats.org/wordprocessingml/2006/main" xmlns:w14="http://schemas.microsoft.com/office/word/2010/wordml" xmlns:w15="http://schemas.microsoft.com/office/word/2012/wordml" xmlns:w16cex="http://schemas.microsoft.com/office/word/2018/wordml/cex" xmlns:w16cid="http://schemas.microsoft.com/office/word/2016/wordml/cid" xmlns:w16="http://schemas.microsoft.com/office/word/2018/wordml" xmlns:w16sdtdh="http://schemas.microsoft.com/office/word/2020/wordml/sdtdatahash" xmlns:w16se="http://schemas.microsoft.com/office/word/2015/wordml/symex" mc:Ignorable="w14 w15 w16se w16cid w16 w16cex w16sdtdh">
+<w:styles xmlns:mc="http://schemas.openxmlformats.org/markup-compatibility/2006" xmlns:r="http://schemas.openxmlformats.org/officeDocument/2006/relationships" xmlns:w="http://schemas.openxmlformats.org/wordprocessingml/2006/main" xmlns:w14="http://schemas.microsoft.com/office/word/2010/wordml" xmlns:w15="http://schemas.microsoft.com/office/word/2012/wordml" mc:Ignorable="w14 w15">
   <w:docDefaults>
     <w:rPrDefault>
       <w:rPr>
@@ -11728,7 +11944,7 @@
       </w:pPr>
     </w:pPrDefault>
   </w:docDefaults>
-  <w:latentStyles w:defLockedState="0" w:defUIPriority="99" w:defSemiHidden="0" w:defUnhideWhenUsed="0" w:defQFormat="0" w:count="376">
+  <w:latentStyles w:defLockedState="0" w:defUIPriority="99" w:defSemiHidden="0" w:defUnhideWhenUsed="0" w:defQFormat="0" w:count="371">
     <w:lsdException w:name="Normal" w:uiPriority="0" w:qFormat="1"/>
     <w:lsdException w:name="heading 1" w:uiPriority="9" w:qFormat="1"/>
     <w:lsdException w:name="heading 2" w:semiHidden="1" w:uiPriority="9" w:unhideWhenUsed="1" w:qFormat="1"/>
@@ -12100,11 +12316,6 @@
     <w:lsdException w:name="List Table 5 Dark Accent 6" w:uiPriority="50"/>
     <w:lsdException w:name="List Table 6 Colorful Accent 6" w:uiPriority="51"/>
     <w:lsdException w:name="List Table 7 Colorful Accent 6" w:uiPriority="52"/>
-    <w:lsdException w:name="Mention" w:semiHidden="1" w:unhideWhenUsed="1"/>
-    <w:lsdException w:name="Smart Hyperlink" w:semiHidden="1" w:unhideWhenUsed="1"/>
-    <w:lsdException w:name="Hashtag" w:semiHidden="1" w:unhideWhenUsed="1"/>
-    <w:lsdException w:name="Unresolved Mention" w:semiHidden="1" w:unhideWhenUsed="1"/>
-    <w:lsdException w:name="Smart Link" w:semiHidden="1" w:unhideWhenUsed="1"/>
   </w:latentStyles>
   <w:style w:type="paragraph" w:default="1" w:styleId="Normal">
     <w:name w:val="Normal"/>
@@ -12247,7 +12458,7 @@
       <w:lang w:eastAsia="es-EC"/>
     </w:rPr>
   </w:style>
-  <w:style w:type="table" w:styleId="Tablaconcuadrcula3-nfasis5">
+  <w:style w:type="table" w:styleId="Tabladecuadrcula3-nfasis5">
     <w:name w:val="Grid Table 3 Accent 5"/>
     <w:basedOn w:val="Tablanormal"/>
     <w:uiPriority w:val="48"/>
@@ -12262,6 +12473,7 @@
     <w:tblPr>
       <w:tblStyleRowBandSize w:val="1"/>
       <w:tblStyleColBandSize w:val="1"/>
+      <w:tblInd w:w="0" w:type="dxa"/>
       <w:tblBorders>
         <w:top w:val="single" w:sz="4" w:space="0" w:color="9CC2E5" w:themeColor="accent5" w:themeTint="99"/>
         <w:left w:val="single" w:sz="4" w:space="0" w:color="9CC2E5" w:themeColor="accent5" w:themeTint="99"/>
@@ -12270,6 +12482,12 @@
         <w:insideH w:val="single" w:sz="4" w:space="0" w:color="9CC2E5" w:themeColor="accent5" w:themeTint="99"/>
         <w:insideV w:val="single" w:sz="4" w:space="0" w:color="9CC2E5" w:themeColor="accent5" w:themeTint="99"/>
       </w:tblBorders>
+      <w:tblCellMar>
+        <w:top w:w="0" w:type="dxa"/>
+        <w:left w:w="108" w:type="dxa"/>
+        <w:bottom w:w="0" w:type="dxa"/>
+        <w:right w:w="108" w:type="dxa"/>
+      </w:tblCellMar>
     </w:tblPr>
     <w:tblStylePr w:type="firstRow">
       <w:rPr>
@@ -12387,7 +12605,7 @@
       </w:tcPr>
     </w:tblStylePr>
   </w:style>
-  <w:style w:type="table" w:styleId="Tablaconcuadrcula5oscura">
+  <w:style w:type="table" w:styleId="Tabladecuadrcula5oscura">
     <w:name w:val="Grid Table 5 Dark"/>
     <w:basedOn w:val="Tablanormal"/>
     <w:uiPriority w:val="50"/>
@@ -12398,6 +12616,7 @@
     <w:tblPr>
       <w:tblStyleRowBandSize w:val="1"/>
       <w:tblStyleColBandSize w:val="1"/>
+      <w:tblInd w:w="0" w:type="dxa"/>
       <w:tblBorders>
         <w:top w:val="single" w:sz="4" w:space="0" w:color="FFFFFF" w:themeColor="background1"/>
         <w:left w:val="single" w:sz="4" w:space="0" w:color="FFFFFF" w:themeColor="background1"/>
@@ -12406,6 +12625,12 @@
         <w:insideH w:val="single" w:sz="4" w:space="0" w:color="FFFFFF" w:themeColor="background1"/>
         <w:insideV w:val="single" w:sz="4" w:space="0" w:color="FFFFFF" w:themeColor="background1"/>
       </w:tblBorders>
+      <w:tblCellMar>
+        <w:top w:w="0" w:type="dxa"/>
+        <w:left w:w="108" w:type="dxa"/>
+        <w:bottom w:w="0" w:type="dxa"/>
+        <w:right w:w="108" w:type="dxa"/>
+      </w:tblCellMar>
     </w:tblPr>
     <w:tcPr>
       <w:shd w:val="clear" w:color="auto" w:fill="CCCCCC" w:themeFill="text1" w:themeFillTint="33"/>
@@ -12493,7 +12718,7 @@
       </w:tcPr>
     </w:tblStylePr>
   </w:style>
-  <w:style w:type="table" w:styleId="Tablaconcuadrcula5oscura-nfasis3">
+  <w:style w:type="table" w:styleId="Tabladecuadrcula5oscura-nfasis3">
     <w:name w:val="Grid Table 5 Dark Accent 3"/>
     <w:basedOn w:val="Tablanormal"/>
     <w:uiPriority w:val="50"/>
@@ -12504,6 +12729,7 @@
     <w:tblPr>
       <w:tblStyleRowBandSize w:val="1"/>
       <w:tblStyleColBandSize w:val="1"/>
+      <w:tblInd w:w="0" w:type="dxa"/>
       <w:tblBorders>
         <w:top w:val="single" w:sz="4" w:space="0" w:color="FFFFFF" w:themeColor="background1"/>
         <w:left w:val="single" w:sz="4" w:space="0" w:color="FFFFFF" w:themeColor="background1"/>
@@ -12512,6 +12738,12 @@
         <w:insideH w:val="single" w:sz="4" w:space="0" w:color="FFFFFF" w:themeColor="background1"/>
         <w:insideV w:val="single" w:sz="4" w:space="0" w:color="FFFFFF" w:themeColor="background1"/>
       </w:tblBorders>
+      <w:tblCellMar>
+        <w:top w:w="0" w:type="dxa"/>
+        <w:left w:w="108" w:type="dxa"/>
+        <w:bottom w:w="0" w:type="dxa"/>
+        <w:right w:w="108" w:type="dxa"/>
+      </w:tblCellMar>
     </w:tblPr>
     <w:tcPr>
       <w:shd w:val="clear" w:color="auto" w:fill="EDEDED" w:themeFill="accent3" w:themeFillTint="33"/>
@@ -12689,11 +12921,11 @@
       <w:lang w:val="es-ES"/>
     </w:rPr>
   </w:style>
-  <w:style w:type="paragraph" w:styleId="Ttulo">
+  <w:style w:type="paragraph" w:styleId="Puesto">
     <w:name w:val="Title"/>
     <w:basedOn w:val="Normal"/>
     <w:next w:val="Normal"/>
-    <w:link w:val="TtuloCar"/>
+    <w:link w:val="PuestoCar"/>
     <w:uiPriority w:val="10"/>
     <w:qFormat/>
     <w:rsid w:val="00245A67"/>
@@ -12710,10 +12942,10 @@
       <w:szCs w:val="56"/>
     </w:rPr>
   </w:style>
-  <w:style w:type="character" w:customStyle="1" w:styleId="TtuloCar">
-    <w:name w:val="Título Car"/>
+  <w:style w:type="character" w:customStyle="1" w:styleId="PuestoCar">
+    <w:name w:val="Puesto Car"/>
     <w:basedOn w:val="Fuentedeprrafopredeter"/>
-    <w:link w:val="Ttulo"/>
+    <w:link w:val="Puesto"/>
     <w:uiPriority w:val="10"/>
     <w:rsid w:val="00245A67"/>
     <w:rPr>
@@ -13225,7 +13457,7 @@
 </file>
 
 <file path=customXml/itemProps1.xml><?xml version="1.0" encoding="utf-8"?>
-<ds:datastoreItem xmlns:ds="http://schemas.openxmlformats.org/officeDocument/2006/customXml" ds:itemID="{AB25F21E-C5E0-409E-B46D-F1CADFFFA75D}">
+<ds:datastoreItem xmlns:ds="http://schemas.openxmlformats.org/officeDocument/2006/customXml" ds:itemID="{F82E3326-5786-4EE7-BD89-DE1C96B311D8}">
   <ds:schemaRefs>
     <ds:schemaRef ds:uri="http://schemas.openxmlformats.org/officeDocument/2006/bibliography"/>
   </ds:schemaRefs>
